--- a/backend/src/main/resources/documents/Apelacao_Piso.docx
+++ b/backend/src/main/resources/documents/Apelacao_Piso.docx
@@ -1,6 +1,6 @@
 
 <file path=word/document.xml><?xml version="1.0" encoding="utf-8"?>
-<w:document xmlns:wpc="http://schemas.microsoft.com/office/word/2010/wordprocessingCanvas" xmlns:cx="http://schemas.microsoft.com/office/drawing/2014/chartex" xmlns:cx1="http://schemas.microsoft.com/office/drawing/2015/9/8/chartex" xmlns:cx2="http://schemas.microsoft.com/office/drawing/2015/10/21/chartex" xmlns:cx3="http://schemas.microsoft.com/office/drawing/2016/5/9/chartex" xmlns:cx4="http://schemas.microsoft.com/office/drawing/2016/5/10/chartex" xmlns:cx5="http://schemas.microsoft.com/office/drawing/2016/5/11/chartex" xmlns:cx6="http://schemas.microsoft.com/office/drawing/2016/5/12/chartex" xmlns:cx7="http://schemas.microsoft.com/office/drawing/2016/5/13/chartex" xmlns:cx8="http://schemas.microsoft.com/office/drawing/2016/5/14/chartex" xmlns:mc="http://schemas.openxmlformats.org/markup-compatibility/2006" xmlns:aink="http://schemas.microsoft.com/office/drawing/2016/ink" xmlns:am3d="http://schemas.microsoft.com/office/drawing/2017/model3d" xmlns:o="urn:schemas-microsoft-com:office:office" xmlns:oel="http://schemas.microsoft.com/office/2019/extlst" xmlns:r="http://schemas.openxmlformats.org/officeDocument/2006/relationships" xmlns:m="http://schemas.openxmlformats.org/officeDocument/2006/math" xmlns:v="urn:schemas-microsoft-com:vml" xmlns:wp14="http://schemas.microsoft.com/office/word/2010/wordprocessingDrawing" xmlns:wp="http://schemas.openxmlformats.org/drawingml/2006/wordprocessingDrawing" xmlns:w10="urn:schemas-microsoft-com:office:word" xmlns:w="http://schemas.openxmlformats.org/wordprocessingml/2006/main" xmlns:w14="http://schemas.microsoft.com/office/word/2010/wordml" xmlns:w15="http://schemas.microsoft.com/office/word/2012/wordml" xmlns:w16cex="http://schemas.microsoft.com/office/word/2018/wordml/cex" xmlns:w16cid="http://schemas.microsoft.com/office/word/2016/wordml/cid" xmlns:w16="http://schemas.microsoft.com/office/word/2018/wordml" xmlns:w16du="http://schemas.microsoft.com/office/word/2023/wordml/word16du" xmlns:w16sdtdh="http://schemas.microsoft.com/office/word/2020/wordml/sdtdatahash" xmlns:w16se="http://schemas.microsoft.com/office/word/2015/wordml/symex" xmlns:wpg="http://schemas.microsoft.com/office/word/2010/wordprocessingGroup" xmlns:wpi="http://schemas.microsoft.com/office/word/2010/wordprocessingInk" xmlns:wne="http://schemas.microsoft.com/office/word/2006/wordml" xmlns:wps="http://schemas.microsoft.com/office/word/2010/wordprocessingShape" mc:Ignorable="w14 w15 w16se w16cid w16 w16cex w16sdtdh w16du wp14">
+<w:document xmlns:wpc="http://schemas.microsoft.com/office/word/2010/wordprocessingCanvas" xmlns:cx="http://schemas.microsoft.com/office/drawing/2014/chartex" xmlns:cx1="http://schemas.microsoft.com/office/drawing/2015/9/8/chartex" xmlns:cx2="http://schemas.microsoft.com/office/drawing/2015/10/21/chartex" xmlns:cx3="http://schemas.microsoft.com/office/drawing/2016/5/9/chartex" xmlns:cx4="http://schemas.microsoft.com/office/drawing/2016/5/10/chartex" xmlns:cx5="http://schemas.microsoft.com/office/drawing/2016/5/11/chartex" xmlns:cx6="http://schemas.microsoft.com/office/drawing/2016/5/12/chartex" xmlns:cx7="http://schemas.microsoft.com/office/drawing/2016/5/13/chartex" xmlns:cx8="http://schemas.microsoft.com/office/drawing/2016/5/14/chartex" xmlns:mc="http://schemas.openxmlformats.org/markup-compatibility/2006" xmlns:aink="http://schemas.microsoft.com/office/drawing/2016/ink" xmlns:am3d="http://schemas.microsoft.com/office/drawing/2017/model3d" xmlns:o="urn:schemas-microsoft-com:office:office" xmlns:oel="http://schemas.microsoft.com/office/2019/extlst" xmlns:r="http://schemas.openxmlformats.org/officeDocument/2006/relationships" xmlns:m="http://schemas.openxmlformats.org/officeDocument/2006/math" xmlns:v="urn:schemas-microsoft-com:vml" xmlns:wp14="http://schemas.microsoft.com/office/word/2010/wordprocessingDrawing" xmlns:wp="http://schemas.openxmlformats.org/drawingml/2006/wordprocessingDrawing" xmlns:w10="urn:schemas-microsoft-com:office:word" xmlns:w="http://schemas.openxmlformats.org/wordprocessingml/2006/main" xmlns:w14="http://schemas.microsoft.com/office/word/2010/wordml" xmlns:w15="http://schemas.microsoft.com/office/word/2012/wordml" xmlns:w16cex="http://schemas.microsoft.com/office/word/2018/wordml/cex" xmlns:w16cid="http://schemas.microsoft.com/office/word/2016/wordml/cid" xmlns:w16="http://schemas.microsoft.com/office/word/2018/wordml" xmlns:w16du="http://schemas.microsoft.com/office/word/2023/wordml/word16du" xmlns:w16sdtdh="http://schemas.microsoft.com/office/word/2020/wordml/sdtdatahash" xmlns:w16sdtfl="http://schemas.microsoft.com/office/word/2024/wordml/sdtformatlock" xmlns:w16se="http://schemas.microsoft.com/office/word/2015/wordml/symex" xmlns:wpg="http://schemas.microsoft.com/office/word/2010/wordprocessingGroup" xmlns:wpi="http://schemas.microsoft.com/office/word/2010/wordprocessingInk" xmlns:wne="http://schemas.microsoft.com/office/word/2006/wordml" xmlns:wps="http://schemas.microsoft.com/office/word/2010/wordprocessingShape" mc:Ignorable="w14 w15 w16se w16cid w16 w16cex w16sdtdh w16sdtfl w16du wp14">
   <w:body>
     <w:p>
       <w:pPr>
@@ -308,7 +308,7 @@
           <w:rFonts w:eastAsia="Calibri"/>
           <w:noProof/>
         </w:rPr>
-        <w:t>12 de outubro de 2024</w:t>
+        <w:t>2 de maio de 2026</w:t>
       </w:r>
       <w:r>
         <w:rPr>
@@ -1063,7 +1063,7 @@
                 <v:stroke joinstyle="miter"/>
                 <v:path gradientshapeok="t" o:connecttype="rect"/>
               </v:shapetype>
-              <v:shape id="Text Box 2" o:spid="_x0000_s1026" type="#_x0000_t202" style="position:absolute;left:0;text-align:left;margin-left:87.9pt;margin-top:62.5pt;width:410.4pt;height:94.2pt;z-index:251660288;visibility:visible;mso-wrap-style:square;mso-width-percent:0;mso-height-percent:0;mso-wrap-distance-left:9pt;mso-wrap-distance-top:0;mso-wrap-distance-right:9pt;mso-wrap-distance-bottom:0;mso-position-horizontal:absolute;mso-position-horizontal-relative:text;mso-position-vertical:absolute;mso-position-vertical-relative:text;mso-width-percent:0;mso-height-percent:0;mso-width-relative:margin;mso-height-relative:margin;v-text-anchor:top" o:gfxdata="UEsDBBQABgAIAAAAIQC2gziS/gAAAOEBAAATAAAAW0NvbnRlbnRfVHlwZXNdLnhtbJSRQU7DMBBF 90jcwfIWJU67QAgl6YK0S0CoHGBkTxKLZGx5TGhvj5O2G0SRWNoz/78nu9wcxkFMGNg6quQqL6RA 0s5Y6ir5vt9lD1JwBDIwOMJKHpHlpr69KfdHjyxSmriSfYz+USnWPY7AufNIadK6MEJMx9ApD/oD OlTrorhX2lFEilmcO2RdNtjC5xDF9pCuTyYBB5bi6bQ4syoJ3g9WQ0ymaiLzg5KdCXlKLjvcW893 SUOqXwnz5DrgnHtJTxOsQfEKIT7DmDSUCaxw7Rqn8787ZsmRM9e2VmPeBN4uqYvTtW7jvijg9N/y JsXecLq0q+WD6m8AAAD//wMAUEsDBBQABgAIAAAAIQA4/SH/1gAAAJQBAAALAAAAX3JlbHMvLnJl bHOkkMFqwzAMhu+DvYPRfXGawxijTi+j0GvpHsDYimMaW0Yy2fr2M4PBMnrbUb/Q94l/f/hMi1qR JVI2sOt6UJgd+ZiDgffL8ekFlFSbvV0oo4EbChzGx4f9GRdb25HMsYhqlCwG5lrLq9biZkxWOiqY 22YiTra2kYMu1l1tQD30/bPm3wwYN0x18gb45AdQl1tp5j/sFB2T0FQ7R0nTNEV3j6o9feQzro1i OWA14Fm+Q8a1a8+Bvu/d/dMb2JY5uiPbhG/ktn4cqGU/er3pcvwCAAD//wMAUEsDBBQABgAIAAAA IQBlsWBKXgIAAAcFAAAOAAAAZHJzL2Uyb0RvYy54bWysVN9v0zAQfkfif7D8TtOUdWzV0qlsGkKa tokO7dl17DXC8Rn72qT89ZydNC2jT4gX5+z7/d13ubpua8O2yocKbMHz0ZgzZSWUlX0t+Pfnuw8X nAUUthQGrCr4TgV+PX//7qpxMzWBNZhSeUZBbJg1ruBrRDfLsiDXqhZhBE5ZUmrwtUC6+tes9KKh 6LXJJuPxedaAL50HqUKg19tOyecpvtZK4qPWQSEzBafaMJ0+nat4ZvMrMXv1wq0r2Zch/qGKWlSW kg6hbgUKtvHVX6HqSnoIoHEkoc5A60qq1AN1k4/fdLNcC6dSLwROcANM4f+FlQ/bpXvyDNvP0NIA IyCNC7NAj7GfVvs6fqlSRnqCcDfAplpkkh6nk3wyviCVJF2eX55/PEvAZgd35wN+UVCzKBTc01wS XGJ7H5BSkuneJGYzNr4d6kgS7ozqlN+UZlVJmScpSCKLujGebQWNWUipLE5jJxTWWLKObroyZnDM TzkaTO2TU28b3VQi0eA4PuX4Z8bBI2UFi4NzXVnwpwKUP4bMnf2++67n2D62q7afzQrKHY3MQ8fm 4ORdRbDei4BPwhN9aRS0kvhIhzbQFBx6ibM1+F+n3qM9sYq0nDW0DgUPPzfCK87MV0t8u8zPaKgM 0+Vs+mlCF3+sWR1r7Ka+ARpFTsvvZBKjPZq9qD3UL7S5i5iVVMJKyl1w3Is32C0pbb5Ui0Uyoo1x Au/t0skYOsIbSfPcvgjvemYhkfIB9osjZm8I1tlGTwuLDYKuEvsiwB2qPfC0bYk9/Z8hrvPxPVkd /l/z3wAAAP//AwBQSwMEFAAGAAgAAAAhAD5pLaDhAAAACwEAAA8AAABkcnMvZG93bnJldi54bWxM j8FOwzAQRO9I/IO1SNyonZaGNsSpClI5IhHKgZsTL0lEvA6x24Z+PcsJbjva0cybfDO5XhxxDJ0n DclMgUCqve2o0bB/3d2sQIRoyJreE2r4xgCb4vIiN5n1J3rBYxkbwSEUMqOhjXHIpAx1i86EmR+Q +PfhR2ciy7GRdjQnDne9nCuVSmc64obWDPjYYv1ZHpyGJ58k7+dq2qvd89f57WHVqXFban19NW3v QUSc4p8ZfvEZHQpmqvyBbBA967slo0c+5ksexY71Ok1BVBoWyeIWZJHL/xuKHwAAAP//AwBQSwEC LQAUAAYACAAAACEAtoM4kv4AAADhAQAAEwAAAAAAAAAAAAAAAAAAAAAAW0NvbnRlbnRfVHlwZXNd LnhtbFBLAQItABQABgAIAAAAIQA4/SH/1gAAAJQBAAALAAAAAAAAAAAAAAAAAC8BAABfcmVscy8u cmVsc1BLAQItABQABgAIAAAAIQBlsWBKXgIAAAcFAAAOAAAAAAAAAAAAAAAAAC4CAABkcnMvZTJv RG9jLnhtbFBLAQItABQABgAIAAAAIQA+aS2g4QAAAAsBAAAPAAAAAAAAAAAAAAAAALgEAABkcnMv ZG93bnJldi54bWxQSwUGAAAAAAQABADzAAAAxgUAAAAA " fillcolor="white [3201]" strokecolor="#4472c4 [3208]" strokeweight="1pt">
+              <v:shape id="Text Box 2" o:spid="_x0000_s1026" type="#_x0000_t202" style="position:absolute;left:0;text-align:left;margin-left:87.9pt;margin-top:62.5pt;width:410.4pt;height:94.2pt;z-index:251660288;visibility:visible;mso-wrap-style:square;mso-width-percent:0;mso-height-percent:0;mso-wrap-distance-left:9pt;mso-wrap-distance-top:0;mso-wrap-distance-right:9pt;mso-wrap-distance-bottom:0;mso-position-horizontal:absolute;mso-position-horizontal-relative:text;mso-position-vertical:absolute;mso-position-vertical-relative:text;mso-width-percent:0;mso-height-percent:0;mso-width-relative:margin;mso-height-relative:margin;v-text-anchor:top" o:gfxdata="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" fillcolor="white [3201]" strokecolor="#4472c4 [3208]" strokeweight="1pt">
                 <v:textbox>
                   <w:txbxContent>
                     <w:p>
@@ -1416,7 +1416,7 @@
           </mc:Choice>
           <mc:Fallback>
             <w:pict>
-              <v:shape w14:anchorId="705E67A9" id="Text Box 3" o:spid="_x0000_s1027" type="#_x0000_t202" style="position:absolute;left:0;text-align:left;margin-left:-21.9pt;margin-top:17.25pt;width:82.2pt;height:38.4pt;z-index:251661312;visibility:visible;mso-wrap-style:square;mso-width-percent:0;mso-height-percent:0;mso-wrap-distance-left:9pt;mso-wrap-distance-top:0;mso-wrap-distance-right:9pt;mso-wrap-distance-bottom:0;mso-position-horizontal:absolute;mso-position-horizontal-relative:text;mso-position-vertical:absolute;mso-position-vertical-relative:text;mso-width-percent:0;mso-height-percent:0;mso-width-relative:margin;mso-height-relative:margin;v-text-anchor:top" o:gfxdata="UEsDBBQABgAIAAAAIQC2gziS/gAAAOEBAAATAAAAW0NvbnRlbnRfVHlwZXNdLnhtbJSRQU7DMBBF 90jcwfIWJU67QAgl6YK0S0CoHGBkTxKLZGx5TGhvj5O2G0SRWNoz/78nu9wcxkFMGNg6quQqL6RA 0s5Y6ir5vt9lD1JwBDIwOMJKHpHlpr69KfdHjyxSmriSfYz+USnWPY7AufNIadK6MEJMx9ApD/oD OlTrorhX2lFEilmcO2RdNtjC5xDF9pCuTyYBB5bi6bQ4syoJ3g9WQ0ymaiLzg5KdCXlKLjvcW893 SUOqXwnz5DrgnHtJTxOsQfEKIT7DmDSUCaxw7Rqn8787ZsmRM9e2VmPeBN4uqYvTtW7jvijg9N/y JsXecLq0q+WD6m8AAAD//wMAUEsDBBQABgAIAAAAIQA4/SH/1gAAAJQBAAALAAAAX3JlbHMvLnJl bHOkkMFqwzAMhu+DvYPRfXGawxijTi+j0GvpHsDYimMaW0Yy2fr2M4PBMnrbUb/Q94l/f/hMi1qR JVI2sOt6UJgd+ZiDgffL8ekFlFSbvV0oo4EbChzGx4f9GRdb25HMsYhqlCwG5lrLq9biZkxWOiqY 22YiTra2kYMu1l1tQD30/bPm3wwYN0x18gb45AdQl1tp5j/sFB2T0FQ7R0nTNEV3j6o9feQzro1i OWA14Fm+Q8a1a8+Bvu/d/dMb2JY5uiPbhG/ktn4cqGU/er3pcvwCAAD//wMAUEsDBBQABgAIAAAA IQAjSbeKGAIAADMEAAAOAAAAZHJzL2Uyb0RvYy54bWysU11v2yAUfZ+0/4B4X+ykaZpacaqsVaZJ UVspnfpMMMSWgMuAxM5+/S44X+r2NO0FX3zu5zmX2UOnFdkL5xswJR0OckqE4VA1ZlvSH2/LL1NK fGCmYgqMKOlBePow//xp1tpCjKAGVQlHMInxRWtLWodgiyzzvBaa+QFYYRCU4DQLeHXbrHKsxexa ZaM8n2QtuMo64MJ7/PvUg3Se8kspeHiR0otAVEmxt5BOl85NPLP5jBVbx2zd8GMb7B+60KwxWPSc 6okFRnau+SOVbrgDDzIMOOgMpGy4SDPgNMP8wzTrmlmRZkFyvD3T5P9fWv68X9tXR0L3FToUMBLS Wl94/Bnn6aTT8YudEsSRwsOZNtEFwmNQPr65HyPEERtP7ybTxGt2ibbOh28CNIlGSR3Kkthi+5UP WBFdTy6xmIFlo1SSRhnSlnRyc5ungDOCEcpg4KXXaIVu05GmuppjA9UBx3PQK+8tXzbYw4r58Moc So1t4/qGFzykAqwFR4uSGtyvv/2P/qgAopS0uDol9T93zAlK1HeD2twPx5GNkC7j27sRXtw1srlG zE4/Am7nEB+K5cmM/kGdTOlAv+OWL2JVhJjhWLuk4WQ+hn6h8ZVwsVgkJ9wuy8LKrC2PqSOrkeG3 7p05e5QhoIDPcFoyVnxQo/ft9VjsAsgmSRV57lk90o+bmRQ8vqK4+tf35HV56/PfAAAA//8DAFBL AwQUAAYACAAAACEAQRmRpuIAAAAKAQAADwAAAGRycy9kb3ducmV2LnhtbEyPzU7DMBCE70i8g7VI 3Frnp62qEKeqIlVICA4tvXDbxNskIl6H2G0DT497gtuOdjTzTb6ZTC8uNLrOsoJ4HoEgrq3uuFFw fN/N1iCcR9bYWyYF3+RgU9zf5Zhpe+U9XQ6+ESGEXYYKWu+HTEpXt2TQze1AHH4nOxr0QY6N1CNe Q7jpZRJFK2mw49DQ4kBlS/Xn4WwUvJS7N9xXiVn/9OXz62k7fB0/lko9PkzbJxCeJv9nhht+QIci MFX2zNqJXsFskQZ0ryBdLEHcDEm0AlGFI45TkEUu/08ofgEAAP//AwBQSwECLQAUAAYACAAAACEA toM4kv4AAADhAQAAEwAAAAAAAAAAAAAAAAAAAAAAW0NvbnRlbnRfVHlwZXNdLnhtbFBLAQItABQA BgAIAAAAIQA4/SH/1gAAAJQBAAALAAAAAAAAAAAAAAAAAC8BAABfcmVscy8ucmVsc1BLAQItABQA BgAIAAAAIQAjSbeKGAIAADMEAAAOAAAAAAAAAAAAAAAAAC4CAABkcnMvZTJvRG9jLnhtbFBLAQIt ABQABgAIAAAAIQBBGZGm4gAAAAoBAAAPAAAAAAAAAAAAAAAAAHIEAABkcnMvZG93bnJldi54bWxQ SwUGAAAAAAQABADzAAAAgQUAAAAA " filled="f" stroked="f" strokeweight=".5pt">
+              <v:shape w14:anchorId="705E67A9" id="Text Box 3" o:spid="_x0000_s1027" type="#_x0000_t202" style="position:absolute;left:0;text-align:left;margin-left:-21.9pt;margin-top:17.25pt;width:82.2pt;height:38.4pt;z-index:251661312;visibility:visible;mso-wrap-style:square;mso-width-percent:0;mso-height-percent:0;mso-wrap-distance-left:9pt;mso-wrap-distance-top:0;mso-wrap-distance-right:9pt;mso-wrap-distance-bottom:0;mso-position-horizontal:absolute;mso-position-horizontal-relative:text;mso-position-vertical:absolute;mso-position-vertical-relative:text;mso-width-percent:0;mso-height-percent:0;mso-width-relative:margin;mso-height-relative:margin;v-text-anchor:top" o:gfxdata="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" filled="f" stroked="f" strokeweight=".5pt">
                 <v:textbox>
                   <w:txbxContent>
                     <w:p>
@@ -1577,7 +1577,7 @@
           </mc:Choice>
           <mc:Fallback>
             <w:pict>
-              <v:shape w14:anchorId="5DBEB3FE" id="_x0000_s1028" type="#_x0000_t202" style="position:absolute;left:0;text-align:left;margin-left:-19.5pt;margin-top:24.15pt;width:82.2pt;height:57.6pt;z-index:251667456;visibility:visible;mso-wrap-style:square;mso-width-percent:0;mso-height-percent:0;mso-wrap-distance-left:9pt;mso-wrap-distance-top:0;mso-wrap-distance-right:9pt;mso-wrap-distance-bottom:0;mso-position-horizontal:absolute;mso-position-horizontal-relative:text;mso-position-vertical:absolute;mso-position-vertical-relative:text;mso-width-percent:0;mso-height-percent:0;mso-width-relative:margin;mso-height-relative:margin;v-text-anchor:top" o:gfxdata="UEsDBBQABgAIAAAAIQC2gziS/gAAAOEBAAATAAAAW0NvbnRlbnRfVHlwZXNdLnhtbJSRQU7DMBBF 90jcwfIWJU67QAgl6YK0S0CoHGBkTxKLZGx5TGhvj5O2G0SRWNoz/78nu9wcxkFMGNg6quQqL6RA 0s5Y6ir5vt9lD1JwBDIwOMJKHpHlpr69KfdHjyxSmriSfYz+USnWPY7AufNIadK6MEJMx9ApD/oD OlTrorhX2lFEilmcO2RdNtjC5xDF9pCuTyYBB5bi6bQ4syoJ3g9WQ0ymaiLzg5KdCXlKLjvcW893 SUOqXwnz5DrgnHtJTxOsQfEKIT7DmDSUCaxw7Rqn8787ZsmRM9e2VmPeBN4uqYvTtW7jvijg9N/y JsXecLq0q+WD6m8AAAD//wMAUEsDBBQABgAIAAAAIQA4/SH/1gAAAJQBAAALAAAAX3JlbHMvLnJl bHOkkMFqwzAMhu+DvYPRfXGawxijTi+j0GvpHsDYimMaW0Yy2fr2M4PBMnrbUb/Q94l/f/hMi1qR JVI2sOt6UJgd+ZiDgffL8ekFlFSbvV0oo4EbChzGx4f9GRdb25HMsYhqlCwG5lrLq9biZkxWOiqY 22YiTra2kYMu1l1tQD30/bPm3wwYN0x18gb45AdQl1tp5j/sFB2T0FQ7R0nTNEV3j6o9feQzro1i OWA14Fm+Q8a1a8+Bvu/d/dMb2JY5uiPbhG/ktn4cqGU/er3pcvwCAAD//wMAUEsDBBQABgAIAAAA IQCI3DWdGQIAADMEAAAOAAAAZHJzL2Uyb0RvYy54bWysU8lu2zAQvRfoPxC815K3LILlwE3gooCR BHCKnGmKtASQHJakLblf3yHlDWlPRS/UUG/W94azh04rshfON2BKOhzklAjDoWrMtqQ/3pZf7ijx gZmKKTCipAfh6cP886dZawsxghpUJRzBJMYXrS1pHYItsszzWmjmB2CFQVCC0yzg1W2zyrEWs2uV jfL8JmvBVdYBF97j36cepPOUX0rBw4uUXgSiSoq9hXS6dG7imc1nrNg6ZuuGH9tg/9CFZo3BoudU TywwsnPNH6l0wx14kGHAQWcgZcNFmgGnGeYfplnXzIo0C5Lj7Zkm///S8uf92r46Erqv0KGAkZDW +sLjzzhPJ52OX+yUII4UHs60iS4QHoPyyfh+ghBH7HY8nI4Sr9kl2jofvgnQJBoldShLYovtVz5g RXQ9ucRiBpaNUkkaZUhb0pvxNE8BZwQjlMHAS6/RCt2mI01V0tFpjg1UBxzPQa+8t3zZYA8r5sMr cyg1to3rG17wkAqwFhwtSmpwv/72P/qjAohS0uLqlNT/3DEnKFHfDWpzP5xENkK6TKa3SAdx18jm GjE7/Qi4nUN8KJYnM/oHdTKlA/2OW76IVRFihmPtkoaT+Rj6hcZXwsVikZxwuywLK7O2PKaOrEaG 37p35uxRhoACPsNpyVjxQY3et9djsQsgmyRV5Lln9Ug/bmZS8PiK4upf35PX5a3PfwMAAP//AwBQ SwMEFAAGAAgAAAAhAKtufqviAAAACgEAAA8AAABkcnMvZG93bnJldi54bWxMj8FOwzAQRO9I/IO1 SNxah6Sp0jROVUWqkBAcWnrhtondJMJeh9htA1+Pe4LbrGY0+6bYTEazixpdb0nA0zwCpqixsqdW wPF9N8uAOY8kUVtSAr6Vg015f1dgLu2V9upy8C0LJeRyFNB5P+Scu6ZTBt3cDoqCd7KjQR/OseVy xGsoN5rHUbTkBnsKHzocVNWp5vNwNgJeqt0b7uvYZD+6en49bYev40cqxOPDtF0D82ryf2G44Qd0 KANTbc8kHdMCZskqbPECFlkC7BaI0wWwOohlkgIvC/5/QvkLAAD//wMAUEsBAi0AFAAGAAgAAAAh ALaDOJL+AAAA4QEAABMAAAAAAAAAAAAAAAAAAAAAAFtDb250ZW50X1R5cGVzXS54bWxQSwECLQAU AAYACAAAACEAOP0h/9YAAACUAQAACwAAAAAAAAAAAAAAAAAvAQAAX3JlbHMvLnJlbHNQSwECLQAU AAYACAAAACEAiNw1nRkCAAAzBAAADgAAAAAAAAAAAAAAAAAuAgAAZHJzL2Uyb0RvYy54bWxQSwEC LQAUAAYACAAAACEAq25+q+IAAAAKAQAADwAAAAAAAAAAAAAAAABzBAAAZHJzL2Rvd25yZXYueG1s UEsFBgAAAAAEAAQA8wAAAIIFAAAAAA== " filled="f" stroked="f" strokeweight=".5pt">
+              <v:shape w14:anchorId="5DBEB3FE" id="_x0000_s1028" type="#_x0000_t202" style="position:absolute;left:0;text-align:left;margin-left:-19.5pt;margin-top:24.15pt;width:82.2pt;height:57.6pt;z-index:251667456;visibility:visible;mso-wrap-style:square;mso-width-percent:0;mso-height-percent:0;mso-wrap-distance-left:9pt;mso-wrap-distance-top:0;mso-wrap-distance-right:9pt;mso-wrap-distance-bottom:0;mso-position-horizontal:absolute;mso-position-horizontal-relative:text;mso-position-vertical:absolute;mso-position-vertical-relative:text;mso-width-percent:0;mso-height-percent:0;mso-width-relative:margin;mso-height-relative:margin;v-text-anchor:top" o:gfxdata="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" filled="f" stroked="f" strokeweight=".5pt">
                 <v:textbox>
                   <w:txbxContent>
                     <w:p>
@@ -1691,21 +1691,12 @@
                               </w:rPr>
                               <w:t xml:space="preserve">Os níveis variam entre 01 </w:t>
                             </w:r>
-                            <w:proofErr w:type="gramStart"/>
                             <w:r>
                               <w:rPr>
                                 <w:sz w:val="20"/>
                                 <w:szCs w:val="20"/>
                               </w:rPr>
-                              <w:t>a</w:t>
-                            </w:r>
-                            <w:proofErr w:type="gramEnd"/>
-                            <w:r>
-                              <w:rPr>
-                                <w:sz w:val="20"/>
-                                <w:szCs w:val="20"/>
-                              </w:rPr>
-                              <w:t xml:space="preserve"> 09 a depender da referência do profissional;</w:t>
+                              <w:t>a 09 a depender da referência do profissional;</w:t>
                             </w:r>
                           </w:p>
                           <w:p>
@@ -1762,7 +1753,7 @@
           </mc:Choice>
           <mc:Fallback>
             <w:pict>
-              <v:shape w14:anchorId="05C58856" id="_x0000_s1029" type="#_x0000_t202" style="position:absolute;left:0;text-align:left;margin-left:88.5pt;margin-top:7.35pt;width:410.4pt;height:94.2pt;z-index:251665408;visibility:visible;mso-wrap-style:square;mso-width-percent:0;mso-height-percent:0;mso-wrap-distance-left:9pt;mso-wrap-distance-top:0;mso-wrap-distance-right:9pt;mso-wrap-distance-bottom:0;mso-position-horizontal:absolute;mso-position-horizontal-relative:text;mso-position-vertical:absolute;mso-position-vertical-relative:text;mso-width-percent:0;mso-height-percent:0;mso-width-relative:margin;mso-height-relative:margin;v-text-anchor:top" o:gfxdata="UEsDBBQABgAIAAAAIQC2gziS/gAAAOEBAAATAAAAW0NvbnRlbnRfVHlwZXNdLnhtbJSRQU7DMBBF 90jcwfIWJU67QAgl6YK0S0CoHGBkTxKLZGx5TGhvj5O2G0SRWNoz/78nu9wcxkFMGNg6quQqL6RA 0s5Y6ir5vt9lD1JwBDIwOMJKHpHlpr69KfdHjyxSmriSfYz+USnWPY7AufNIadK6MEJMx9ApD/oD OlTrorhX2lFEilmcO2RdNtjC5xDF9pCuTyYBB5bi6bQ4syoJ3g9WQ0ymaiLzg5KdCXlKLjvcW893 SUOqXwnz5DrgnHtJTxOsQfEKIT7DmDSUCaxw7Rqn8787ZsmRM9e2VmPeBN4uqYvTtW7jvijg9N/y JsXecLq0q+WD6m8AAAD//wMAUEsDBBQABgAIAAAAIQA4/SH/1gAAAJQBAAALAAAAX3JlbHMvLnJl bHOkkMFqwzAMhu+DvYPRfXGawxijTi+j0GvpHsDYimMaW0Yy2fr2M4PBMnrbUb/Q94l/f/hMi1qR JVI2sOt6UJgd+ZiDgffL8ekFlFSbvV0oo4EbChzGx4f9GRdb25HMsYhqlCwG5lrLq9biZkxWOiqY 22YiTra2kYMu1l1tQD30/bPm3wwYN0x18gb45AdQl1tp5j/sFB2T0FQ7R0nTNEV3j6o9feQzro1i OWA14Fm+Q8a1a8+Bvu/d/dMb2JY5uiPbhG/ktn4cqGU/er3pcvwCAAD//wMAUEsDBBQABgAIAAAA IQDHUt2iZAIAAA4FAAAOAAAAZHJzL2Uyb0RvYy54bWysVE1vGyEQvVfqf0Dc6/U6TppYXkduolSV rCRqUuWMWbBXZRkKY++6vz4Da6/T1KeqFxiYL+bNG6bXbW3YVvlQgS14PhhypqyEsrKrgv94vvt0 yVlAYUthwKqC71Tg17OPH6aNm6gRrMGUyjMKYsOkcQVfI7pJlgW5VrUIA3DKklKDrwXS0a+y0ouG otcmGw2HF1kDvnQepAqBbm87JZ+l+ForiQ9aB4XMFJzehmn1aV3GNZtNxWTlhVtXcv8M8Q+vqEVl KWkf6lagYBtf/RWqrqSHABoHEuoMtK6kSjVQNfnwXTVPa+FUqoXACa6HKfy/sPJ+++QePcP2C7TU wAhI48Ik0GWsp9W+jju9lJGeINz1sKkWmaTL81E+Gl6SSpIuz68uzsYJ2Ozo7nzArwpqFoWCe+pL gktsFwEpJZkeTGI2Y+Pd8R1Jwp1RnfK70qwqKfMoBUlkUTfGs62gNgsplcXzWAmFNZaso5uujOkd 81OOBlP55LS3jW4qkah3HJ5y/DNj75GygsXeua4s+FMByp995s7+UH1Xcywf22VLRRf87NCiJZQ7 6pyHjtTBybuK0F2IgI/CE4upIzSZ+ECLNtAUHPYSZ2vwv0/dR3siF2k5a2gqCh5+bYRXnJlvlmh3 lY+ptwzTYXz+eUQH/1azfKuxm/oGqCM5/QFOJjHaozmI2kP9QgM8j1lJJayk3AXHg3iD3azSByDV fJ6MaHCcwIV9cjKGjihH7jy3L8K7PcGQuHkPh/kRk3c862yjp4X5BkFXiYQR5w7VPf40dIlE+w8i TvXbc7I6fmOzVwAAAP//AwBQSwMEFAAGAAgAAAAhADF2yq7gAAAACgEAAA8AAABkcnMvZG93bnJl di54bWxMj8FOwzAQRO9I/IO1SNyonYJIm8apClI5IhHKgZsTb5OIeB1itw39epZTue1oRzPz8vXk enHEMXSeNCQzBQKp9rajRsPufXu3ABGiIWt6T6jhBwOsi+ur3GTWn+gNj2VsBIdQyIyGNsYhkzLU LToTZn5A4t/ej85ElmMj7WhOHO56OVfqUTrTETe0ZsDnFuuv8uA0vPgk+TxX005tX7/PH0+LTo2b Uuvbm2mzAhFxihcz/M3n6VDwpsofyAbRs05TZol8PKQg2LBcpsxSaZir+wRkkcv/CMUvAAAA//8D AFBLAQItABQABgAIAAAAIQC2gziS/gAAAOEBAAATAAAAAAAAAAAAAAAAAAAAAABbQ29udGVudF9U eXBlc10ueG1sUEsBAi0AFAAGAAgAAAAhADj9If/WAAAAlAEAAAsAAAAAAAAAAAAAAAAALwEAAF9y ZWxzLy5yZWxzUEsBAi0AFAAGAAgAAAAhAMdS3aJkAgAADgUAAA4AAAAAAAAAAAAAAAAALgIAAGRy cy9lMm9Eb2MueG1sUEsBAi0AFAAGAAgAAAAhADF2yq7gAAAACgEAAA8AAAAAAAAAAAAAAAAAvgQA AGRycy9kb3ducmV2LnhtbFBLBQYAAAAABAAEAPMAAADLBQAAAAA= " fillcolor="white [3201]" strokecolor="#4472c4 [3208]" strokeweight="1pt">
+              <v:shape w14:anchorId="05C58856" id="_x0000_s1029" type="#_x0000_t202" style="position:absolute;left:0;text-align:left;margin-left:88.5pt;margin-top:7.35pt;width:410.4pt;height:94.2pt;z-index:251665408;visibility:visible;mso-wrap-style:square;mso-width-percent:0;mso-height-percent:0;mso-wrap-distance-left:9pt;mso-wrap-distance-top:0;mso-wrap-distance-right:9pt;mso-wrap-distance-bottom:0;mso-position-horizontal:absolute;mso-position-horizontal-relative:text;mso-position-vertical:absolute;mso-position-vertical-relative:text;mso-width-percent:0;mso-height-percent:0;mso-width-relative:margin;mso-height-relative:margin;v-text-anchor:top" o:gfxdata="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" fillcolor="white [3201]" strokecolor="#4472c4 [3208]" strokeweight="1pt">
                 <v:textbox>
                   <w:txbxContent>
                     <w:p>
@@ -1805,21 +1796,12 @@
                         </w:rPr>
                         <w:t xml:space="preserve">Os níveis variam entre 01 </w:t>
                       </w:r>
-                      <w:proofErr w:type="gramStart"/>
                       <w:r>
                         <w:rPr>
                           <w:sz w:val="20"/>
                           <w:szCs w:val="20"/>
                         </w:rPr>
-                        <w:t>a</w:t>
-                      </w:r>
-                      <w:proofErr w:type="gramEnd"/>
-                      <w:r>
-                        <w:rPr>
-                          <w:sz w:val="20"/>
-                          <w:szCs w:val="20"/>
-                        </w:rPr>
-                        <w:t xml:space="preserve"> 09 a depender da referência do profissional;</w:t>
+                        <w:t>a 09 a depender da referência do profissional;</w:t>
                       </w:r>
                     </w:p>
                     <w:p>
@@ -2276,11 +2258,7 @@
           </mc:Choice>
           <mc:Fallback>
             <w:pict>
-              <v:shapetype w14:anchorId="0072F03D" id="_x0000_t202" coordsize="21600,21600" o:spt="202" path="m,l,21600r21600,l21600,xe">
-                <v:stroke joinstyle="miter"/>
-                <v:path gradientshapeok="t" o:connecttype="rect"/>
-              </v:shapetype>
-              <v:shape id="_x0000_s1030" type="#_x0000_t202" style="position:absolute;left:0;text-align:left;margin-left:87.3pt;margin-top:20.1pt;width:410.4pt;height:94.2pt;z-index:251671552;visibility:visible;mso-wrap-style:square;mso-width-percent:0;mso-height-percent:0;mso-wrap-distance-left:9pt;mso-wrap-distance-top:0;mso-wrap-distance-right:9pt;mso-wrap-distance-bottom:0;mso-position-horizontal:absolute;mso-position-horizontal-relative:text;mso-position-vertical:absolute;mso-position-vertical-relative:text;mso-width-percent:0;mso-height-percent:0;mso-width-relative:margin;mso-height-relative:margin;v-text-anchor:top" o:gfxdata="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" fillcolor="white [3201]" strokecolor="#4472c4 [3208]" strokeweight="1pt">
+              <v:shape w14:anchorId="0072F03D" id="_x0000_s1030" type="#_x0000_t202" style="position:absolute;left:0;text-align:left;margin-left:87.3pt;margin-top:20.1pt;width:410.4pt;height:94.2pt;z-index:251671552;visibility:visible;mso-wrap-style:square;mso-width-percent:0;mso-height-percent:0;mso-wrap-distance-left:9pt;mso-wrap-distance-top:0;mso-wrap-distance-right:9pt;mso-wrap-distance-bottom:0;mso-position-horizontal:absolute;mso-position-horizontal-relative:text;mso-position-vertical:absolute;mso-position-vertical-relative:text;mso-width-percent:0;mso-height-percent:0;mso-width-relative:margin;mso-height-relative:margin;v-text-anchor:top" o:gfxdata="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" fillcolor="white [3201]" strokecolor="#4472c4 [3208]" strokeweight="1pt">
                 <v:textbox>
                   <w:txbxContent>
                     <w:p>
@@ -2500,7 +2478,7 @@
           </mc:Choice>
           <mc:Fallback>
             <w:pict>
-              <v:shape w14:anchorId="2234A277" id="_x0000_s1031" type="#_x0000_t202" style="position:absolute;left:0;text-align:left;margin-left:-21.3pt;margin-top:7.3pt;width:82.2pt;height:24pt;z-index:251673600;visibility:visible;mso-wrap-style:square;mso-width-percent:0;mso-height-percent:0;mso-wrap-distance-left:9pt;mso-wrap-distance-top:0;mso-wrap-distance-right:9pt;mso-wrap-distance-bottom:0;mso-position-horizontal:absolute;mso-position-horizontal-relative:text;mso-position-vertical:absolute;mso-position-vertical-relative:text;mso-width-percent:0;mso-height-percent:0;mso-width-relative:margin;mso-height-relative:margin;v-text-anchor:top" o:gfxdata="UEsDBBQABgAIAAAAIQC2gziS/gAAAOEBAAATAAAAW0NvbnRlbnRfVHlwZXNdLnhtbJSRQU7DMBBF 90jcwfIWJU67QAgl6YK0S0CoHGBkTxKLZGx5TGhvj5O2G0SRWNoz/78nu9wcxkFMGNg6quQqL6RA 0s5Y6ir5vt9lD1JwBDIwOMJKHpHlpr69KfdHjyxSmriSfYz+USnWPY7AufNIadK6MEJMx9ApD/oD OlTrorhX2lFEilmcO2RdNtjC5xDF9pCuTyYBB5bi6bQ4syoJ3g9WQ0ymaiLzg5KdCXlKLjvcW893 SUOqXwnz5DrgnHtJTxOsQfEKIT7DmDSUCaxw7Rqn8787ZsmRM9e2VmPeBN4uqYvTtW7jvijg9N/y JsXecLq0q+WD6m8AAAD//wMAUEsDBBQABgAIAAAAIQA4/SH/1gAAAJQBAAALAAAAX3JlbHMvLnJl bHOkkMFqwzAMhu+DvYPRfXGawxijTi+j0GvpHsDYimMaW0Yy2fr2M4PBMnrbUb/Q94l/f/hMi1qR JVI2sOt6UJgd+ZiDgffL8ekFlFSbvV0oo4EbChzGx4f9GRdb25HMsYhqlCwG5lrLq9biZkxWOiqY 22YiTra2kYMu1l1tQD30/bPm3wwYN0x18gb45AdQl1tp5j/sFB2T0FQ7R0nTNEV3j6o9feQzro1i OWA14Fm+Q8a1a8+Bvu/d/dMb2JY5uiPbhG/ktn4cqGU/er3pcvwCAAD//wMAUEsDBBQABgAIAAAA IQAoMKBuGQIAADMEAAAOAAAAZHJzL2Uyb0RvYy54bWysU8lu2zAQvRfoPxC815K3NBEsB24CFwWM JIAT5ExTpEWA4rAkbcn9+g4pb0h7Knqhhnqzvjec3XeNJnvhvAJT0uEgp0QYDpUy25K+vS6/3FLi AzMV02BESQ/C0/v550+z1hZiBDXoSjiCSYwvWlvSOgRbZJnntWiYH4AVBkEJrmEBr26bVY61mL3R 2SjPb7IWXGUdcOE9/n3sQTpP+aUUPDxL6UUguqTYW0inS+cmntl8xoqtY7ZW/NgG+4cuGqYMFj2n emSBkZ1Tf6RqFHfgQYYBhyYDKRUXaQacZph/mGZdMyvSLEiOt2ea/P9Ly5/2a/viSOi+QYcCRkJa 6wuPP+M8nXRN/GKnBHGk8HCmTXSB8BiUT8Z3E4Q4YuN8cpsnXrNLtHU+fBfQkGiU1KEsiS22X/mA FdH15BKLGVgqrZM02pC2pDfjaZ4CzghGaIOBl16jFbpNR1RV0ulpjg1UBxzPQa+8t3ypsIcV8+GF OZQa28b1Dc94SA1YC44WJTW4X3/7H/1RAUQpaXF1Sup/7pgTlOgfBrW5G04iGyFdJtOvI7y4a2Rz jZhd8wC4nUN8KJYnM/oHfTKlg+Ydt3wRqyLEDMfaJQ0n8yH0C42vhIvFIjnhdlkWVmZteUwdWY0M v3bvzNmjDAEFfILTkrHigxq9b6/HYhdAqiRV5Lln9Ug/bmZS8PiK4upf35PX5a3PfwMAAP//AwBQ SwMEFAAGAAgAAAAhALPCta3fAAAACQEAAA8AAABkcnMvZG93bnJldi54bWxMj8FqwzAQRO+F/oPY Qm+JHJOa4FoOwRAKpT0kzaW3taXYptLKtZTE7dd3c2pOyzDD7JtiPTkrzmYMvScFi3kCwlDjdU+t gsPHdrYCESKSRuvJKPgxAdbl/V2BufYX2pnzPraCSyjkqKCLccilDE1nHIa5Hwyxd/Sjw8hybKUe 8cLlzso0STLpsCf+0OFgqs40X/uTU/Babd9xV6du9Wurl7fjZvg+fD4p9fgwbZ5BRDPF/zBc8Rkd Smaq/Yl0EFbBbJlmHGVjyfcaSBe8pVaQsSHLQt4uKP8AAAD//wMAUEsBAi0AFAAGAAgAAAAhALaD OJL+AAAA4QEAABMAAAAAAAAAAAAAAAAAAAAAAFtDb250ZW50X1R5cGVzXS54bWxQSwECLQAUAAYA CAAAACEAOP0h/9YAAACUAQAACwAAAAAAAAAAAAAAAAAvAQAAX3JlbHMvLnJlbHNQSwECLQAUAAYA CAAAACEAKDCgbhkCAAAzBAAADgAAAAAAAAAAAAAAAAAuAgAAZHJzL2Uyb0RvYy54bWxQSwECLQAU AAYACAAAACEAs8K1rd8AAAAJAQAADwAAAAAAAAAAAAAAAABzBAAAZHJzL2Rvd25yZXYueG1sUEsF BgAAAAAEAAQA8wAAAH8FAAAAAA== " filled="f" stroked="f" strokeweight=".5pt">
+              <v:shape w14:anchorId="2234A277" id="_x0000_s1031" type="#_x0000_t202" style="position:absolute;left:0;text-align:left;margin-left:-21.3pt;margin-top:7.3pt;width:82.2pt;height:24pt;z-index:251673600;visibility:visible;mso-wrap-style:square;mso-width-percent:0;mso-height-percent:0;mso-wrap-distance-left:9pt;mso-wrap-distance-top:0;mso-wrap-distance-right:9pt;mso-wrap-distance-bottom:0;mso-position-horizontal:absolute;mso-position-horizontal-relative:text;mso-position-vertical:absolute;mso-position-vertical-relative:text;mso-width-percent:0;mso-height-percent:0;mso-width-relative:margin;mso-height-relative:margin;v-text-anchor:top" o:gfxdata="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" filled="f" stroked="f" strokeweight=".5pt">
                 <v:textbox>
                   <w:txbxContent>
                     <w:p>
@@ -3542,7 +3520,6 @@
               <w:bottom w:val="single" w:sz="4" w:space="0" w:color="000000"/>
               <w:right w:val="single" w:sz="4" w:space="0" w:color="000000"/>
             </w:tcBorders>
-            <w:shd w:val="clear" w:color="auto" w:fill="auto"/>
             <w:vAlign w:val="center"/>
           </w:tcPr>
           <w:p>
@@ -3575,7 +3552,6 @@
               <w:bottom w:val="single" w:sz="4" w:space="0" w:color="000000"/>
               <w:right w:val="single" w:sz="4" w:space="0" w:color="000000"/>
             </w:tcBorders>
-            <w:shd w:val="clear" w:color="auto" w:fill="auto"/>
           </w:tcPr>
           <w:p>
             <w:pPr>
@@ -3676,7 +3652,6 @@
               <w:bottom w:val="single" w:sz="4" w:space="0" w:color="000000"/>
               <w:right w:val="single" w:sz="4" w:space="0" w:color="000000"/>
             </w:tcBorders>
-            <w:shd w:val="clear" w:color="auto" w:fill="auto"/>
             <w:vAlign w:val="center"/>
           </w:tcPr>
           <w:p>
@@ -3709,7 +3684,6 @@
               <w:bottom w:val="single" w:sz="4" w:space="0" w:color="000000"/>
               <w:right w:val="single" w:sz="4" w:space="0" w:color="000000"/>
             </w:tcBorders>
-            <w:shd w:val="clear" w:color="auto" w:fill="auto"/>
           </w:tcPr>
           <w:p>
             <w:pPr>
@@ -3810,7 +3784,6 @@
               <w:bottom w:val="single" w:sz="4" w:space="0" w:color="000000"/>
               <w:right w:val="single" w:sz="4" w:space="0" w:color="000000"/>
             </w:tcBorders>
-            <w:shd w:val="clear" w:color="auto" w:fill="auto"/>
             <w:vAlign w:val="center"/>
           </w:tcPr>
           <w:p>
@@ -3843,7 +3816,6 @@
               <w:bottom w:val="single" w:sz="4" w:space="0" w:color="000000"/>
               <w:right w:val="single" w:sz="4" w:space="0" w:color="000000"/>
             </w:tcBorders>
-            <w:shd w:val="clear" w:color="auto" w:fill="auto"/>
           </w:tcPr>
           <w:p>
             <w:pPr>
@@ -3944,7 +3916,6 @@
               <w:bottom w:val="single" w:sz="4" w:space="0" w:color="000000"/>
               <w:right w:val="single" w:sz="4" w:space="0" w:color="000000"/>
             </w:tcBorders>
-            <w:shd w:val="clear" w:color="auto" w:fill="auto"/>
             <w:vAlign w:val="center"/>
           </w:tcPr>
           <w:p>
@@ -3977,7 +3948,6 @@
               <w:bottom w:val="single" w:sz="4" w:space="0" w:color="000000"/>
               <w:right w:val="single" w:sz="4" w:space="0" w:color="000000"/>
             </w:tcBorders>
-            <w:shd w:val="clear" w:color="auto" w:fill="auto"/>
           </w:tcPr>
           <w:p>
             <w:pPr>
@@ -4078,7 +4048,6 @@
               <w:bottom w:val="single" w:sz="4" w:space="0" w:color="000000"/>
               <w:right w:val="single" w:sz="4" w:space="0" w:color="000000"/>
             </w:tcBorders>
-            <w:shd w:val="clear" w:color="auto" w:fill="auto"/>
             <w:vAlign w:val="center"/>
           </w:tcPr>
           <w:p>
@@ -4111,7 +4080,6 @@
               <w:bottom w:val="single" w:sz="4" w:space="0" w:color="000000"/>
               <w:right w:val="single" w:sz="4" w:space="0" w:color="000000"/>
             </w:tcBorders>
-            <w:shd w:val="clear" w:color="auto" w:fill="auto"/>
           </w:tcPr>
           <w:p>
             <w:pPr>
@@ -4212,7 +4180,6 @@
               <w:bottom w:val="single" w:sz="4" w:space="0" w:color="000000"/>
               <w:right w:val="single" w:sz="4" w:space="0" w:color="000000"/>
             </w:tcBorders>
-            <w:shd w:val="clear" w:color="auto" w:fill="auto"/>
             <w:vAlign w:val="center"/>
           </w:tcPr>
           <w:p>
@@ -4245,7 +4212,6 @@
               <w:bottom w:val="single" w:sz="4" w:space="0" w:color="000000"/>
               <w:right w:val="single" w:sz="4" w:space="0" w:color="000000"/>
             </w:tcBorders>
-            <w:shd w:val="clear" w:color="auto" w:fill="auto"/>
           </w:tcPr>
           <w:p>
             <w:pPr>
@@ -4346,7 +4312,6 @@
               <w:bottom w:val="single" w:sz="4" w:space="0" w:color="000000"/>
               <w:right w:val="single" w:sz="4" w:space="0" w:color="000000"/>
             </w:tcBorders>
-            <w:shd w:val="clear" w:color="auto" w:fill="auto"/>
             <w:vAlign w:val="center"/>
           </w:tcPr>
           <w:p>
@@ -4379,7 +4344,6 @@
               <w:bottom w:val="single" w:sz="4" w:space="0" w:color="000000"/>
               <w:right w:val="single" w:sz="4" w:space="0" w:color="000000"/>
             </w:tcBorders>
-            <w:shd w:val="clear" w:color="auto" w:fill="auto"/>
           </w:tcPr>
           <w:p>
             <w:pPr>
@@ -4480,7 +4444,6 @@
               <w:bottom w:val="single" w:sz="4" w:space="0" w:color="000000"/>
               <w:right w:val="single" w:sz="4" w:space="0" w:color="000000"/>
             </w:tcBorders>
-            <w:shd w:val="clear" w:color="auto" w:fill="auto"/>
             <w:vAlign w:val="center"/>
           </w:tcPr>
           <w:p>
@@ -4513,7 +4476,6 @@
               <w:bottom w:val="single" w:sz="4" w:space="0" w:color="000000"/>
               <w:right w:val="single" w:sz="4" w:space="0" w:color="000000"/>
             </w:tcBorders>
-            <w:shd w:val="clear" w:color="auto" w:fill="auto"/>
           </w:tcPr>
           <w:p>
             <w:pPr>
@@ -4614,7 +4576,6 @@
               <w:bottom w:val="single" w:sz="4" w:space="0" w:color="000000"/>
               <w:right w:val="single" w:sz="4" w:space="0" w:color="000000"/>
             </w:tcBorders>
-            <w:shd w:val="clear" w:color="auto" w:fill="auto"/>
             <w:vAlign w:val="center"/>
           </w:tcPr>
           <w:p>
@@ -4647,7 +4608,6 @@
               <w:bottom w:val="single" w:sz="4" w:space="0" w:color="000000"/>
               <w:right w:val="single" w:sz="4" w:space="0" w:color="000000"/>
             </w:tcBorders>
-            <w:shd w:val="clear" w:color="auto" w:fill="auto"/>
           </w:tcPr>
           <w:p>
             <w:pPr>
@@ -4925,7 +4885,6 @@
               <w:bottom w:val="single" w:sz="4" w:space="0" w:color="000000"/>
               <w:right w:val="single" w:sz="4" w:space="0" w:color="000000"/>
             </w:tcBorders>
-            <w:shd w:val="clear" w:color="auto" w:fill="auto"/>
             <w:vAlign w:val="center"/>
           </w:tcPr>
           <w:p>
@@ -4958,7 +4917,6 @@
               <w:bottom w:val="single" w:sz="4" w:space="0" w:color="000000"/>
               <w:right w:val="single" w:sz="4" w:space="0" w:color="000000"/>
             </w:tcBorders>
-            <w:shd w:val="clear" w:color="auto" w:fill="auto"/>
             <w:vAlign w:val="center"/>
           </w:tcPr>
           <w:p>
@@ -5060,7 +5018,6 @@
               <w:bottom w:val="single" w:sz="4" w:space="0" w:color="000000"/>
               <w:right w:val="single" w:sz="4" w:space="0" w:color="000000"/>
             </w:tcBorders>
-            <w:shd w:val="clear" w:color="auto" w:fill="auto"/>
             <w:vAlign w:val="center"/>
           </w:tcPr>
           <w:p>
@@ -5093,7 +5050,6 @@
               <w:bottom w:val="single" w:sz="4" w:space="0" w:color="000000"/>
               <w:right w:val="single" w:sz="4" w:space="0" w:color="000000"/>
             </w:tcBorders>
-            <w:shd w:val="clear" w:color="auto" w:fill="auto"/>
             <w:vAlign w:val="center"/>
           </w:tcPr>
           <w:p>
@@ -5195,7 +5151,6 @@
               <w:bottom w:val="single" w:sz="4" w:space="0" w:color="000000"/>
               <w:right w:val="single" w:sz="4" w:space="0" w:color="000000"/>
             </w:tcBorders>
-            <w:shd w:val="clear" w:color="auto" w:fill="auto"/>
             <w:vAlign w:val="center"/>
           </w:tcPr>
           <w:p>
@@ -5228,7 +5183,6 @@
               <w:bottom w:val="single" w:sz="4" w:space="0" w:color="000000"/>
               <w:right w:val="single" w:sz="4" w:space="0" w:color="000000"/>
             </w:tcBorders>
-            <w:shd w:val="clear" w:color="auto" w:fill="auto"/>
             <w:vAlign w:val="center"/>
           </w:tcPr>
           <w:p>
@@ -5330,7 +5284,6 @@
               <w:bottom w:val="single" w:sz="4" w:space="0" w:color="000000"/>
               <w:right w:val="single" w:sz="4" w:space="0" w:color="000000"/>
             </w:tcBorders>
-            <w:shd w:val="clear" w:color="auto" w:fill="auto"/>
             <w:vAlign w:val="center"/>
           </w:tcPr>
           <w:p>
@@ -5363,7 +5316,6 @@
               <w:bottom w:val="single" w:sz="4" w:space="0" w:color="000000"/>
               <w:right w:val="single" w:sz="4" w:space="0" w:color="000000"/>
             </w:tcBorders>
-            <w:shd w:val="clear" w:color="auto" w:fill="auto"/>
             <w:vAlign w:val="center"/>
           </w:tcPr>
           <w:p>
@@ -5465,7 +5417,6 @@
               <w:bottom w:val="single" w:sz="4" w:space="0" w:color="000000"/>
               <w:right w:val="single" w:sz="4" w:space="0" w:color="000000"/>
             </w:tcBorders>
-            <w:shd w:val="clear" w:color="auto" w:fill="auto"/>
             <w:vAlign w:val="center"/>
           </w:tcPr>
           <w:p>
@@ -5498,7 +5449,6 @@
               <w:bottom w:val="single" w:sz="4" w:space="0" w:color="000000"/>
               <w:right w:val="single" w:sz="4" w:space="0" w:color="000000"/>
             </w:tcBorders>
-            <w:shd w:val="clear" w:color="auto" w:fill="auto"/>
             <w:vAlign w:val="center"/>
           </w:tcPr>
           <w:p>
@@ -5600,7 +5550,6 @@
               <w:bottom w:val="single" w:sz="4" w:space="0" w:color="000000"/>
               <w:right w:val="single" w:sz="4" w:space="0" w:color="000000"/>
             </w:tcBorders>
-            <w:shd w:val="clear" w:color="auto" w:fill="auto"/>
             <w:vAlign w:val="center"/>
           </w:tcPr>
           <w:p>
@@ -5633,7 +5582,6 @@
               <w:bottom w:val="single" w:sz="4" w:space="0" w:color="000000"/>
               <w:right w:val="single" w:sz="4" w:space="0" w:color="000000"/>
             </w:tcBorders>
-            <w:shd w:val="clear" w:color="auto" w:fill="auto"/>
             <w:vAlign w:val="center"/>
           </w:tcPr>
           <w:p>
@@ -5735,7 +5683,6 @@
               <w:bottom w:val="single" w:sz="4" w:space="0" w:color="000000"/>
               <w:right w:val="single" w:sz="4" w:space="0" w:color="000000"/>
             </w:tcBorders>
-            <w:shd w:val="clear" w:color="auto" w:fill="auto"/>
             <w:vAlign w:val="center"/>
           </w:tcPr>
           <w:p>
@@ -5769,7 +5716,6 @@
               <w:bottom w:val="single" w:sz="4" w:space="0" w:color="000000"/>
               <w:right w:val="single" w:sz="4" w:space="0" w:color="000000"/>
             </w:tcBorders>
-            <w:shd w:val="clear" w:color="auto" w:fill="auto"/>
             <w:vAlign w:val="center"/>
           </w:tcPr>
           <w:p>
@@ -5871,7 +5817,6 @@
               <w:bottom w:val="single" w:sz="4" w:space="0" w:color="000000"/>
               <w:right w:val="single" w:sz="4" w:space="0" w:color="000000"/>
             </w:tcBorders>
-            <w:shd w:val="clear" w:color="auto" w:fill="auto"/>
             <w:vAlign w:val="center"/>
           </w:tcPr>
           <w:p>
@@ -5904,7 +5849,6 @@
               <w:bottom w:val="single" w:sz="4" w:space="0" w:color="000000"/>
               <w:right w:val="single" w:sz="4" w:space="0" w:color="000000"/>
             </w:tcBorders>
-            <w:shd w:val="clear" w:color="auto" w:fill="auto"/>
             <w:vAlign w:val="center"/>
           </w:tcPr>
           <w:p>
@@ -6006,7 +5950,6 @@
               <w:bottom w:val="single" w:sz="4" w:space="0" w:color="000000"/>
               <w:right w:val="single" w:sz="4" w:space="0" w:color="000000"/>
             </w:tcBorders>
-            <w:shd w:val="clear" w:color="auto" w:fill="auto"/>
             <w:vAlign w:val="center"/>
           </w:tcPr>
           <w:p>
@@ -6039,7 +5982,6 @@
               <w:bottom w:val="single" w:sz="4" w:space="0" w:color="000000"/>
               <w:right w:val="single" w:sz="4" w:space="0" w:color="000000"/>
             </w:tcBorders>
-            <w:shd w:val="clear" w:color="auto" w:fill="auto"/>
             <w:vAlign w:val="center"/>
           </w:tcPr>
           <w:p>
@@ -6318,7 +6260,6 @@
               <w:bottom w:val="single" w:sz="4" w:space="0" w:color="000000"/>
               <w:right w:val="single" w:sz="4" w:space="0" w:color="000000"/>
             </w:tcBorders>
-            <w:shd w:val="clear" w:color="auto" w:fill="auto"/>
             <w:vAlign w:val="center"/>
           </w:tcPr>
           <w:p>
@@ -6351,7 +6292,6 @@
               <w:bottom w:val="single" w:sz="4" w:space="0" w:color="000000"/>
               <w:right w:val="single" w:sz="4" w:space="0" w:color="000000"/>
             </w:tcBorders>
-            <w:shd w:val="clear" w:color="auto" w:fill="auto"/>
             <w:vAlign w:val="center"/>
           </w:tcPr>
           <w:p>
@@ -6453,7 +6393,6 @@
               <w:bottom w:val="single" w:sz="4" w:space="0" w:color="000000"/>
               <w:right w:val="single" w:sz="4" w:space="0" w:color="000000"/>
             </w:tcBorders>
-            <w:shd w:val="clear" w:color="auto" w:fill="auto"/>
             <w:vAlign w:val="center"/>
           </w:tcPr>
           <w:p>
@@ -6486,7 +6425,6 @@
               <w:bottom w:val="single" w:sz="4" w:space="0" w:color="000000"/>
               <w:right w:val="single" w:sz="4" w:space="0" w:color="000000"/>
             </w:tcBorders>
-            <w:shd w:val="clear" w:color="auto" w:fill="auto"/>
             <w:vAlign w:val="center"/>
           </w:tcPr>
           <w:p>
@@ -6588,7 +6526,6 @@
               <w:bottom w:val="single" w:sz="4" w:space="0" w:color="000000"/>
               <w:right w:val="single" w:sz="4" w:space="0" w:color="000000"/>
             </w:tcBorders>
-            <w:shd w:val="clear" w:color="auto" w:fill="auto"/>
             <w:vAlign w:val="center"/>
           </w:tcPr>
           <w:p>
@@ -6621,7 +6558,6 @@
               <w:bottom w:val="single" w:sz="4" w:space="0" w:color="000000"/>
               <w:right w:val="single" w:sz="4" w:space="0" w:color="000000"/>
             </w:tcBorders>
-            <w:shd w:val="clear" w:color="auto" w:fill="auto"/>
             <w:vAlign w:val="center"/>
           </w:tcPr>
           <w:p>
@@ -6723,7 +6659,6 @@
               <w:bottom w:val="single" w:sz="4" w:space="0" w:color="000000"/>
               <w:right w:val="single" w:sz="4" w:space="0" w:color="000000"/>
             </w:tcBorders>
-            <w:shd w:val="clear" w:color="auto" w:fill="auto"/>
             <w:vAlign w:val="center"/>
           </w:tcPr>
           <w:p>
@@ -6756,7 +6691,6 @@
               <w:bottom w:val="single" w:sz="4" w:space="0" w:color="000000"/>
               <w:right w:val="single" w:sz="4" w:space="0" w:color="000000"/>
             </w:tcBorders>
-            <w:shd w:val="clear" w:color="auto" w:fill="auto"/>
             <w:vAlign w:val="center"/>
           </w:tcPr>
           <w:p>
@@ -6858,7 +6792,6 @@
               <w:bottom w:val="single" w:sz="4" w:space="0" w:color="000000"/>
               <w:right w:val="single" w:sz="4" w:space="0" w:color="000000"/>
             </w:tcBorders>
-            <w:shd w:val="clear" w:color="auto" w:fill="auto"/>
             <w:vAlign w:val="center"/>
           </w:tcPr>
           <w:p>
@@ -6891,7 +6824,6 @@
               <w:bottom w:val="single" w:sz="4" w:space="0" w:color="000000"/>
               <w:right w:val="single" w:sz="4" w:space="0" w:color="000000"/>
             </w:tcBorders>
-            <w:shd w:val="clear" w:color="auto" w:fill="auto"/>
             <w:vAlign w:val="center"/>
           </w:tcPr>
           <w:p>
@@ -6993,7 +6925,6 @@
               <w:bottom w:val="single" w:sz="4" w:space="0" w:color="000000"/>
               <w:right w:val="single" w:sz="4" w:space="0" w:color="000000"/>
             </w:tcBorders>
-            <w:shd w:val="clear" w:color="auto" w:fill="auto"/>
             <w:vAlign w:val="center"/>
           </w:tcPr>
           <w:p>
@@ -7026,7 +6957,6 @@
               <w:bottom w:val="single" w:sz="4" w:space="0" w:color="000000"/>
               <w:right w:val="single" w:sz="4" w:space="0" w:color="000000"/>
             </w:tcBorders>
-            <w:shd w:val="clear" w:color="auto" w:fill="auto"/>
             <w:vAlign w:val="center"/>
           </w:tcPr>
           <w:p>
@@ -7128,7 +7058,6 @@
               <w:bottom w:val="single" w:sz="4" w:space="0" w:color="000000"/>
               <w:right w:val="single" w:sz="4" w:space="0" w:color="000000"/>
             </w:tcBorders>
-            <w:shd w:val="clear" w:color="auto" w:fill="auto"/>
             <w:vAlign w:val="center"/>
           </w:tcPr>
           <w:p>
@@ -7161,7 +7090,6 @@
               <w:bottom w:val="single" w:sz="4" w:space="0" w:color="000000"/>
               <w:right w:val="single" w:sz="4" w:space="0" w:color="000000"/>
             </w:tcBorders>
-            <w:shd w:val="clear" w:color="auto" w:fill="auto"/>
             <w:vAlign w:val="center"/>
           </w:tcPr>
           <w:p>
@@ -7263,7 +7191,6 @@
               <w:bottom w:val="single" w:sz="4" w:space="0" w:color="000000"/>
               <w:right w:val="single" w:sz="4" w:space="0" w:color="000000"/>
             </w:tcBorders>
-            <w:shd w:val="clear" w:color="auto" w:fill="auto"/>
             <w:vAlign w:val="center"/>
           </w:tcPr>
           <w:p>
@@ -7296,7 +7223,6 @@
               <w:bottom w:val="single" w:sz="4" w:space="0" w:color="000000"/>
               <w:right w:val="single" w:sz="4" w:space="0" w:color="000000"/>
             </w:tcBorders>
-            <w:shd w:val="clear" w:color="auto" w:fill="auto"/>
             <w:vAlign w:val="center"/>
           </w:tcPr>
           <w:p>
@@ -7398,7 +7324,6 @@
               <w:bottom w:val="single" w:sz="4" w:space="0" w:color="000000"/>
               <w:right w:val="single" w:sz="4" w:space="0" w:color="000000"/>
             </w:tcBorders>
-            <w:shd w:val="clear" w:color="auto" w:fill="auto"/>
             <w:vAlign w:val="center"/>
           </w:tcPr>
           <w:p>
@@ -7431,7 +7356,6 @@
               <w:bottom w:val="single" w:sz="4" w:space="0" w:color="000000"/>
               <w:right w:val="single" w:sz="4" w:space="0" w:color="000000"/>
             </w:tcBorders>
-            <w:shd w:val="clear" w:color="auto" w:fill="auto"/>
             <w:vAlign w:val="center"/>
           </w:tcPr>
           <w:p>
@@ -8212,7 +8136,7 @@
           </mc:Choice>
           <mc:Fallback>
             <w:pict>
-              <v:shape w14:anchorId="6D063AE7" id="_x0000_s1032" type="#_x0000_t202" style="position:absolute;left:0;text-align:left;margin-left:269.05pt;margin-top:13.65pt;width:185.9pt;height:276pt;z-index:-251656704;visibility:visible;mso-wrap-style:square;mso-width-percent:400;mso-height-percent:0;mso-wrap-distance-left:9pt;mso-wrap-distance-top:3.6pt;mso-wrap-distance-right:9pt;mso-wrap-distance-bottom:3.6pt;mso-position-horizontal:absolute;mso-position-horizontal-relative:text;mso-position-vertical:absolute;mso-position-vertical-relative:text;mso-width-percent:400;mso-height-percent:0;mso-width-relative:margin;mso-height-relative:margin;v-text-anchor:top" o:gfxdata="UEsDBBQABgAIAAAAIQC2gziS/gAAAOEBAAATAAAAW0NvbnRlbnRfVHlwZXNdLnhtbJSRQU7DMBBF 90jcwfIWJU67QAgl6YK0S0CoHGBkTxKLZGx5TGhvj5O2G0SRWNoz/78nu9wcxkFMGNg6quQqL6RA 0s5Y6ir5vt9lD1JwBDIwOMJKHpHlpr69KfdHjyxSmriSfYz+USnWPY7AufNIadK6MEJMx9ApD/oD OlTrorhX2lFEilmcO2RdNtjC5xDF9pCuTyYBB5bi6bQ4syoJ3g9WQ0ymaiLzg5KdCXlKLjvcW893 SUOqXwnz5DrgnHtJTxOsQfEKIT7DmDSUCaxw7Rqn8787ZsmRM9e2VmPeBN4uqYvTtW7jvijg9N/y JsXecLq0q+WD6m8AAAD//wMAUEsDBBQABgAIAAAAIQA4/SH/1gAAAJQBAAALAAAAX3JlbHMvLnJl bHOkkMFqwzAMhu+DvYPRfXGawxijTi+j0GvpHsDYimMaW0Yy2fr2M4PBMnrbUb/Q94l/f/hMi1qR JVI2sOt6UJgd+ZiDgffL8ekFlFSbvV0oo4EbChzGx4f9GRdb25HMsYhqlCwG5lrLq9biZkxWOiqY 22YiTra2kYMu1l1tQD30/bPm3wwYN0x18gb45AdQl1tp5j/sFB2T0FQ7R0nTNEV3j6o9feQzro1i OWA14Fm+Q8a1a8+Bvu/d/dMb2JY5uiPbhG/ktn4cqGU/er3pcvwCAAD//wMAUEsDBBQABgAIAAAA IQAVgaqgFAIAACcEAAAOAAAAZHJzL2Uyb0RvYy54bWysU9tu2zAMfR+wfxD0vti5rjGiFF26DAO6 C9DtA2RZjoXJoiYpsbuvLyW7aXZ7GaYHgRSpQ/KQ3Fz3rSYn6bwCw+h0klMijYBKmQOjX7/sX11R 4gM3FddgJKMP0tPr7csXm84WcgYN6Eo6giDGF51ltAnBFlnmRSNb7idgpUFjDa7lAVV3yCrHO0Rv dTbL81XWgausAyG9x9fbwUi3Cb+upQif6trLQDSjmFtIt0t3Ge9su+HFwXHbKDGmwf8hi5Yrg0HP ULc8cHJ06jeoVgkHHuowEdBmUNdKyFQDVjPNf6nmvuFWplqQHG/PNPn/Bys+nu7tZ0dC/wZ6bGAq wts7EN88MbBruDnIG+egaySvMPA0UpZ11hfj10i1L3wEKbsPUGGT+TFAAupr10ZWsE6C6NiAhzPp sg9E4ONsvsrXczQJtM2X+XKRL1IMXjx9t86HdxJaEgVGHXY1wfPTnQ8xHV48ucRoHrSq9krrpLhD udOOnDhOwD6dEf0nN21Ix+h6OVsODPwVIk/nTxCtCjjKWrWMXp2deBF5e2uqNGiBKz3ImLI2I5GR u4HF0Jc9URWjqxgg8lpC9YDMOhgmFzcNhQbcD0o6nFpG/fcjd5IS/d5gd9bTxSKOeVIWy9czVNyl pby0cCMQitFAySDuQlqNyJuBG+xirRK/z5mMKeM0JtrHzYnjfqknr+f93j4CAAD//wMAUEsDBBQA BgAIAAAAIQB4ijm+3wAAAAoBAAAPAAAAZHJzL2Rvd25yZXYueG1sTI/BbsIwEETvlfoP1lbqrTgh opAQB1VIXLg1RS1HEy+xIV5HsYHw93VP5biap5m35Wq0Hbvi4I0jAekkAYbUOGWoFbD72rwtgPkg ScnOEQq4o4dV9fxUykK5G33itQ4tiyXkCylAh9AXnPtGo5V+4nqkmB3dYGWI59ByNchbLLcdnybJ O7fSUFzQsse1xuZcX6wAf043sx932un99q7r0958m+1aiNeX8WMJLOAY/mH404/qUEWng7uQ8qwT MMsWaUQFTOcZsAjkSZ4DO8RknmfAq5I/vlD9AgAA//8DAFBLAQItABQABgAIAAAAIQC2gziS/gAA AOEBAAATAAAAAAAAAAAAAAAAAAAAAABbQ29udGVudF9UeXBlc10ueG1sUEsBAi0AFAAGAAgAAAAh ADj9If/WAAAAlAEAAAsAAAAAAAAAAAAAAAAALwEAAF9yZWxzLy5yZWxzUEsBAi0AFAAGAAgAAAAh ABWBqqAUAgAAJwQAAA4AAAAAAAAAAAAAAAAALgIAAGRycy9lMm9Eb2MueG1sUEsBAi0AFAAGAAgA AAAhAHiKOb7fAAAACgEAAA8AAAAAAAAAAAAAAAAAbgQAAGRycy9kb3ducmV2LnhtbFBLBQYAAAAA BAAEAPMAAAB6BQAAAAA= ">
+              <v:shape w14:anchorId="6D063AE7" id="_x0000_s1032" type="#_x0000_t202" style="position:absolute;left:0;text-align:left;margin-left:269.05pt;margin-top:13.65pt;width:185.9pt;height:276pt;z-index:-251656704;visibility:visible;mso-wrap-style:square;mso-width-percent:400;mso-height-percent:0;mso-wrap-distance-left:9pt;mso-wrap-distance-top:3.6pt;mso-wrap-distance-right:9pt;mso-wrap-distance-bottom:3.6pt;mso-position-horizontal:absolute;mso-position-horizontal-relative:text;mso-position-vertical:absolute;mso-position-vertical-relative:text;mso-width-percent:400;mso-height-percent:0;mso-width-relative:margin;mso-height-relative:margin;v-text-anchor:top" o:gfxdata="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">
                 <v:textbox>
                   <w:txbxContent>
                     <w:p>
@@ -9253,7 +9177,6 @@
               <w:bottom w:val="single" w:sz="4" w:space="0" w:color="000000"/>
               <w:right w:val="single" w:sz="4" w:space="0" w:color="000000"/>
             </w:tcBorders>
-            <w:shd w:val="clear" w:color="auto" w:fill="auto"/>
             <w:vAlign w:val="center"/>
           </w:tcPr>
           <w:p>
@@ -9286,7 +9209,6 @@
               <w:bottom w:val="single" w:sz="4" w:space="0" w:color="000000"/>
               <w:right w:val="single" w:sz="4" w:space="0" w:color="000000"/>
             </w:tcBorders>
-            <w:shd w:val="clear" w:color="auto" w:fill="auto"/>
             <w:vAlign w:val="center"/>
           </w:tcPr>
           <w:p>
@@ -9319,7 +9241,6 @@
               <w:bottom w:val="single" w:sz="4" w:space="0" w:color="000000"/>
               <w:right w:val="single" w:sz="4" w:space="0" w:color="000000"/>
             </w:tcBorders>
-            <w:shd w:val="clear" w:color="auto" w:fill="auto"/>
             <w:vAlign w:val="center"/>
           </w:tcPr>
           <w:p>
@@ -9352,7 +9273,6 @@
               <w:bottom w:val="single" w:sz="4" w:space="0" w:color="000000"/>
               <w:right w:val="single" w:sz="4" w:space="0" w:color="000000"/>
             </w:tcBorders>
-            <w:shd w:val="clear" w:color="auto" w:fill="auto"/>
             <w:vAlign w:val="bottom"/>
           </w:tcPr>
           <w:p>
@@ -9391,7 +9311,6 @@
               <w:bottom w:val="single" w:sz="4" w:space="0" w:color="000000"/>
               <w:right w:val="single" w:sz="4" w:space="0" w:color="000000"/>
             </w:tcBorders>
-            <w:shd w:val="clear" w:color="auto" w:fill="auto"/>
             <w:vAlign w:val="center"/>
           </w:tcPr>
           <w:p>
@@ -9424,7 +9343,6 @@
               <w:bottom w:val="single" w:sz="4" w:space="0" w:color="000000"/>
               <w:right w:val="single" w:sz="4" w:space="0" w:color="000000"/>
             </w:tcBorders>
-            <w:shd w:val="clear" w:color="auto" w:fill="auto"/>
             <w:vAlign w:val="center"/>
           </w:tcPr>
           <w:p>
@@ -9457,7 +9375,6 @@
               <w:bottom w:val="single" w:sz="4" w:space="0" w:color="000000"/>
               <w:right w:val="single" w:sz="4" w:space="0" w:color="000000"/>
             </w:tcBorders>
-            <w:shd w:val="clear" w:color="auto" w:fill="auto"/>
             <w:vAlign w:val="center"/>
           </w:tcPr>
           <w:p>
@@ -9490,7 +9407,6 @@
               <w:bottom w:val="single" w:sz="4" w:space="0" w:color="000000"/>
               <w:right w:val="single" w:sz="4" w:space="0" w:color="000000"/>
             </w:tcBorders>
-            <w:shd w:val="clear" w:color="auto" w:fill="auto"/>
             <w:vAlign w:val="bottom"/>
           </w:tcPr>
           <w:p>
@@ -9529,7 +9445,6 @@
               <w:bottom w:val="single" w:sz="4" w:space="0" w:color="000000"/>
               <w:right w:val="single" w:sz="4" w:space="0" w:color="000000"/>
             </w:tcBorders>
-            <w:shd w:val="clear" w:color="auto" w:fill="auto"/>
             <w:vAlign w:val="center"/>
           </w:tcPr>
           <w:p>
@@ -9562,7 +9477,6 @@
               <w:bottom w:val="single" w:sz="4" w:space="0" w:color="000000"/>
               <w:right w:val="single" w:sz="4" w:space="0" w:color="000000"/>
             </w:tcBorders>
-            <w:shd w:val="clear" w:color="auto" w:fill="auto"/>
             <w:vAlign w:val="center"/>
           </w:tcPr>
           <w:p>
@@ -9595,7 +9509,6 @@
               <w:bottom w:val="single" w:sz="4" w:space="0" w:color="000000"/>
               <w:right w:val="single" w:sz="4" w:space="0" w:color="000000"/>
             </w:tcBorders>
-            <w:shd w:val="clear" w:color="auto" w:fill="auto"/>
             <w:vAlign w:val="center"/>
           </w:tcPr>
           <w:p>
@@ -9628,7 +9541,6 @@
               <w:bottom w:val="single" w:sz="4" w:space="0" w:color="000000"/>
               <w:right w:val="single" w:sz="4" w:space="0" w:color="000000"/>
             </w:tcBorders>
-            <w:shd w:val="clear" w:color="auto" w:fill="auto"/>
             <w:vAlign w:val="bottom"/>
           </w:tcPr>
           <w:p>
@@ -9667,7 +9579,6 @@
               <w:bottom w:val="single" w:sz="4" w:space="0" w:color="000000"/>
               <w:right w:val="single" w:sz="4" w:space="0" w:color="000000"/>
             </w:tcBorders>
-            <w:shd w:val="clear" w:color="auto" w:fill="auto"/>
             <w:vAlign w:val="center"/>
           </w:tcPr>
           <w:p>
@@ -9700,7 +9611,6 @@
               <w:bottom w:val="single" w:sz="4" w:space="0" w:color="000000"/>
               <w:right w:val="single" w:sz="4" w:space="0" w:color="000000"/>
             </w:tcBorders>
-            <w:shd w:val="clear" w:color="auto" w:fill="auto"/>
             <w:vAlign w:val="center"/>
           </w:tcPr>
           <w:p>
@@ -9733,7 +9643,6 @@
               <w:bottom w:val="single" w:sz="4" w:space="0" w:color="000000"/>
               <w:right w:val="single" w:sz="4" w:space="0" w:color="000000"/>
             </w:tcBorders>
-            <w:shd w:val="clear" w:color="auto" w:fill="auto"/>
             <w:vAlign w:val="center"/>
           </w:tcPr>
           <w:p>
@@ -9766,7 +9675,6 @@
               <w:bottom w:val="single" w:sz="4" w:space="0" w:color="000000"/>
               <w:right w:val="single" w:sz="4" w:space="0" w:color="000000"/>
             </w:tcBorders>
-            <w:shd w:val="clear" w:color="auto" w:fill="auto"/>
             <w:vAlign w:val="bottom"/>
           </w:tcPr>
           <w:p>
@@ -9805,7 +9713,6 @@
               <w:bottom w:val="single" w:sz="4" w:space="0" w:color="000000"/>
               <w:right w:val="single" w:sz="4" w:space="0" w:color="000000"/>
             </w:tcBorders>
-            <w:shd w:val="clear" w:color="auto" w:fill="auto"/>
             <w:vAlign w:val="center"/>
           </w:tcPr>
           <w:p>
@@ -9838,7 +9745,6 @@
               <w:bottom w:val="single" w:sz="4" w:space="0" w:color="000000"/>
               <w:right w:val="single" w:sz="4" w:space="0" w:color="000000"/>
             </w:tcBorders>
-            <w:shd w:val="clear" w:color="auto" w:fill="auto"/>
             <w:vAlign w:val="center"/>
           </w:tcPr>
           <w:p>
@@ -9871,7 +9777,6 @@
               <w:bottom w:val="single" w:sz="4" w:space="0" w:color="000000"/>
               <w:right w:val="single" w:sz="4" w:space="0" w:color="000000"/>
             </w:tcBorders>
-            <w:shd w:val="clear" w:color="auto" w:fill="auto"/>
             <w:vAlign w:val="center"/>
           </w:tcPr>
           <w:p>
@@ -9904,7 +9809,6 @@
               <w:bottom w:val="single" w:sz="4" w:space="0" w:color="000000"/>
               <w:right w:val="single" w:sz="4" w:space="0" w:color="000000"/>
             </w:tcBorders>
-            <w:shd w:val="clear" w:color="auto" w:fill="auto"/>
             <w:vAlign w:val="bottom"/>
           </w:tcPr>
           <w:p>
@@ -9943,7 +9847,6 @@
               <w:bottom w:val="single" w:sz="4" w:space="0" w:color="000000"/>
               <w:right w:val="single" w:sz="4" w:space="0" w:color="000000"/>
             </w:tcBorders>
-            <w:shd w:val="clear" w:color="auto" w:fill="auto"/>
             <w:vAlign w:val="center"/>
           </w:tcPr>
           <w:p>
@@ -9976,7 +9879,6 @@
               <w:bottom w:val="single" w:sz="4" w:space="0" w:color="000000"/>
               <w:right w:val="single" w:sz="4" w:space="0" w:color="000000"/>
             </w:tcBorders>
-            <w:shd w:val="clear" w:color="auto" w:fill="auto"/>
             <w:vAlign w:val="center"/>
           </w:tcPr>
           <w:p>
@@ -10009,7 +9911,6 @@
               <w:bottom w:val="single" w:sz="4" w:space="0" w:color="000000"/>
               <w:right w:val="single" w:sz="4" w:space="0" w:color="000000"/>
             </w:tcBorders>
-            <w:shd w:val="clear" w:color="auto" w:fill="auto"/>
             <w:vAlign w:val="center"/>
           </w:tcPr>
           <w:p>
@@ -10042,7 +9943,6 @@
               <w:bottom w:val="single" w:sz="4" w:space="0" w:color="000000"/>
               <w:right w:val="single" w:sz="4" w:space="0" w:color="000000"/>
             </w:tcBorders>
-            <w:shd w:val="clear" w:color="auto" w:fill="auto"/>
             <w:vAlign w:val="bottom"/>
           </w:tcPr>
           <w:p>
@@ -10081,7 +9981,6 @@
               <w:bottom w:val="single" w:sz="4" w:space="0" w:color="000000"/>
               <w:right w:val="single" w:sz="4" w:space="0" w:color="000000"/>
             </w:tcBorders>
-            <w:shd w:val="clear" w:color="auto" w:fill="auto"/>
             <w:vAlign w:val="center"/>
           </w:tcPr>
           <w:p>
@@ -10114,7 +10013,6 @@
               <w:bottom w:val="single" w:sz="4" w:space="0" w:color="000000"/>
               <w:right w:val="single" w:sz="4" w:space="0" w:color="000000"/>
             </w:tcBorders>
-            <w:shd w:val="clear" w:color="auto" w:fill="auto"/>
             <w:vAlign w:val="center"/>
           </w:tcPr>
           <w:p>
@@ -10147,7 +10045,6 @@
               <w:bottom w:val="single" w:sz="4" w:space="0" w:color="000000"/>
               <w:right w:val="single" w:sz="4" w:space="0" w:color="000000"/>
             </w:tcBorders>
-            <w:shd w:val="clear" w:color="auto" w:fill="auto"/>
             <w:vAlign w:val="center"/>
           </w:tcPr>
           <w:p>
@@ -10180,7 +10077,6 @@
               <w:bottom w:val="single" w:sz="4" w:space="0" w:color="000000"/>
               <w:right w:val="single" w:sz="4" w:space="0" w:color="000000"/>
             </w:tcBorders>
-            <w:shd w:val="clear" w:color="auto" w:fill="auto"/>
             <w:vAlign w:val="bottom"/>
           </w:tcPr>
           <w:p>
@@ -10219,7 +10115,6 @@
               <w:bottom w:val="single" w:sz="4" w:space="0" w:color="000000"/>
               <w:right w:val="single" w:sz="4" w:space="0" w:color="000000"/>
             </w:tcBorders>
-            <w:shd w:val="clear" w:color="auto" w:fill="auto"/>
             <w:vAlign w:val="center"/>
           </w:tcPr>
           <w:p>
@@ -10252,7 +10147,6 @@
               <w:bottom w:val="single" w:sz="4" w:space="0" w:color="000000"/>
               <w:right w:val="single" w:sz="4" w:space="0" w:color="000000"/>
             </w:tcBorders>
-            <w:shd w:val="clear" w:color="auto" w:fill="auto"/>
             <w:vAlign w:val="center"/>
           </w:tcPr>
           <w:p>
@@ -10285,7 +10179,6 @@
               <w:bottom w:val="single" w:sz="4" w:space="0" w:color="000000"/>
               <w:right w:val="single" w:sz="4" w:space="0" w:color="000000"/>
             </w:tcBorders>
-            <w:shd w:val="clear" w:color="auto" w:fill="auto"/>
             <w:vAlign w:val="center"/>
           </w:tcPr>
           <w:p>
@@ -10318,7 +10211,6 @@
               <w:bottom w:val="single" w:sz="4" w:space="0" w:color="000000"/>
               <w:right w:val="single" w:sz="4" w:space="0" w:color="000000"/>
             </w:tcBorders>
-            <w:shd w:val="clear" w:color="auto" w:fill="auto"/>
             <w:vAlign w:val="bottom"/>
           </w:tcPr>
           <w:p>
@@ -10357,7 +10249,6 @@
               <w:bottom w:val="single" w:sz="4" w:space="0" w:color="000000"/>
               <w:right w:val="single" w:sz="4" w:space="0" w:color="000000"/>
             </w:tcBorders>
-            <w:shd w:val="clear" w:color="auto" w:fill="auto"/>
             <w:vAlign w:val="center"/>
           </w:tcPr>
           <w:p>
@@ -10390,7 +10281,6 @@
               <w:bottom w:val="single" w:sz="4" w:space="0" w:color="000000"/>
               <w:right w:val="single" w:sz="4" w:space="0" w:color="000000"/>
             </w:tcBorders>
-            <w:shd w:val="clear" w:color="auto" w:fill="auto"/>
             <w:vAlign w:val="center"/>
           </w:tcPr>
           <w:p>
@@ -10423,7 +10313,6 @@
               <w:bottom w:val="single" w:sz="4" w:space="0" w:color="000000"/>
               <w:right w:val="single" w:sz="4" w:space="0" w:color="000000"/>
             </w:tcBorders>
-            <w:shd w:val="clear" w:color="auto" w:fill="auto"/>
             <w:vAlign w:val="center"/>
           </w:tcPr>
           <w:p>
@@ -10456,7 +10345,6 @@
               <w:bottom w:val="single" w:sz="4" w:space="0" w:color="000000"/>
               <w:right w:val="single" w:sz="4" w:space="0" w:color="000000"/>
             </w:tcBorders>
-            <w:shd w:val="clear" w:color="auto" w:fill="auto"/>
             <w:vAlign w:val="bottom"/>
           </w:tcPr>
           <w:p>
@@ -10633,7 +10521,6 @@
               <w:bottom w:val="single" w:sz="4" w:space="0" w:color="000000"/>
               <w:right w:val="single" w:sz="4" w:space="0" w:color="000000"/>
             </w:tcBorders>
-            <w:shd w:val="clear" w:color="auto" w:fill="auto"/>
             <w:vAlign w:val="center"/>
           </w:tcPr>
           <w:p>
@@ -10666,7 +10553,6 @@
               <w:bottom w:val="single" w:sz="4" w:space="0" w:color="000000"/>
               <w:right w:val="single" w:sz="4" w:space="0" w:color="000000"/>
             </w:tcBorders>
-            <w:shd w:val="clear" w:color="auto" w:fill="auto"/>
             <w:vAlign w:val="center"/>
           </w:tcPr>
           <w:p>
@@ -10699,7 +10585,6 @@
               <w:bottom w:val="single" w:sz="4" w:space="0" w:color="000000"/>
               <w:right w:val="single" w:sz="4" w:space="0" w:color="000000"/>
             </w:tcBorders>
-            <w:shd w:val="clear" w:color="auto" w:fill="auto"/>
             <w:vAlign w:val="center"/>
           </w:tcPr>
           <w:p>
@@ -10723,7 +10608,6 @@
               <w:bottom w:val="single" w:sz="4" w:space="0" w:color="000000"/>
               <w:right w:val="single" w:sz="4" w:space="0" w:color="000000"/>
             </w:tcBorders>
-            <w:shd w:val="clear" w:color="auto" w:fill="auto"/>
             <w:vAlign w:val="center"/>
           </w:tcPr>
           <w:p>
@@ -10753,7 +10637,6 @@
               <w:bottom w:val="single" w:sz="4" w:space="0" w:color="000000"/>
               <w:right w:val="single" w:sz="4" w:space="0" w:color="000000"/>
             </w:tcBorders>
-            <w:shd w:val="clear" w:color="auto" w:fill="auto"/>
             <w:vAlign w:val="center"/>
           </w:tcPr>
           <w:p>
@@ -10786,7 +10669,6 @@
               <w:bottom w:val="single" w:sz="4" w:space="0" w:color="000000"/>
               <w:right w:val="single" w:sz="4" w:space="0" w:color="000000"/>
             </w:tcBorders>
-            <w:shd w:val="clear" w:color="auto" w:fill="auto"/>
             <w:vAlign w:val="center"/>
           </w:tcPr>
           <w:p>
@@ -10819,7 +10701,6 @@
               <w:bottom w:val="single" w:sz="4" w:space="0" w:color="000000"/>
               <w:right w:val="single" w:sz="4" w:space="0" w:color="000000"/>
             </w:tcBorders>
-            <w:shd w:val="clear" w:color="auto" w:fill="auto"/>
             <w:vAlign w:val="center"/>
           </w:tcPr>
           <w:p>
@@ -10843,7 +10724,6 @@
               <w:bottom w:val="single" w:sz="4" w:space="0" w:color="000000"/>
               <w:right w:val="single" w:sz="4" w:space="0" w:color="000000"/>
             </w:tcBorders>
-            <w:shd w:val="clear" w:color="auto" w:fill="auto"/>
             <w:vAlign w:val="center"/>
           </w:tcPr>
           <w:p>
@@ -10873,7 +10753,6 @@
               <w:bottom w:val="single" w:sz="4" w:space="0" w:color="000000"/>
               <w:right w:val="single" w:sz="4" w:space="0" w:color="000000"/>
             </w:tcBorders>
-            <w:shd w:val="clear" w:color="auto" w:fill="auto"/>
             <w:vAlign w:val="center"/>
           </w:tcPr>
           <w:p>
@@ -10906,7 +10785,6 @@
               <w:bottom w:val="single" w:sz="4" w:space="0" w:color="000000"/>
               <w:right w:val="single" w:sz="4" w:space="0" w:color="000000"/>
             </w:tcBorders>
-            <w:shd w:val="clear" w:color="auto" w:fill="auto"/>
             <w:vAlign w:val="center"/>
           </w:tcPr>
           <w:p>
@@ -10939,7 +10817,6 @@
               <w:bottom w:val="single" w:sz="4" w:space="0" w:color="000000"/>
               <w:right w:val="single" w:sz="4" w:space="0" w:color="000000"/>
             </w:tcBorders>
-            <w:shd w:val="clear" w:color="auto" w:fill="auto"/>
             <w:vAlign w:val="center"/>
           </w:tcPr>
           <w:p>
@@ -10972,7 +10849,6 @@
               <w:bottom w:val="single" w:sz="4" w:space="0" w:color="000000"/>
               <w:right w:val="single" w:sz="4" w:space="0" w:color="000000"/>
             </w:tcBorders>
-            <w:shd w:val="clear" w:color="auto" w:fill="auto"/>
             <w:vAlign w:val="bottom"/>
           </w:tcPr>
           <w:p>
@@ -11011,7 +10887,6 @@
               <w:bottom w:val="single" w:sz="4" w:space="0" w:color="000000"/>
               <w:right w:val="single" w:sz="4" w:space="0" w:color="000000"/>
             </w:tcBorders>
-            <w:shd w:val="clear" w:color="auto" w:fill="auto"/>
             <w:vAlign w:val="center"/>
           </w:tcPr>
           <w:p>
@@ -11044,7 +10919,6 @@
               <w:bottom w:val="single" w:sz="4" w:space="0" w:color="000000"/>
               <w:right w:val="single" w:sz="4" w:space="0" w:color="000000"/>
             </w:tcBorders>
-            <w:shd w:val="clear" w:color="auto" w:fill="auto"/>
             <w:vAlign w:val="center"/>
           </w:tcPr>
           <w:p>
@@ -11077,7 +10951,6 @@
               <w:bottom w:val="single" w:sz="4" w:space="0" w:color="000000"/>
               <w:right w:val="single" w:sz="4" w:space="0" w:color="000000"/>
             </w:tcBorders>
-            <w:shd w:val="clear" w:color="auto" w:fill="auto"/>
             <w:vAlign w:val="center"/>
           </w:tcPr>
           <w:p>
@@ -11110,7 +10983,6 @@
               <w:bottom w:val="single" w:sz="4" w:space="0" w:color="000000"/>
               <w:right w:val="single" w:sz="4" w:space="0" w:color="000000"/>
             </w:tcBorders>
-            <w:shd w:val="clear" w:color="auto" w:fill="auto"/>
             <w:vAlign w:val="bottom"/>
           </w:tcPr>
           <w:p>
@@ -11149,7 +11021,6 @@
               <w:bottom w:val="single" w:sz="4" w:space="0" w:color="000000"/>
               <w:right w:val="single" w:sz="4" w:space="0" w:color="000000"/>
             </w:tcBorders>
-            <w:shd w:val="clear" w:color="auto" w:fill="auto"/>
             <w:vAlign w:val="center"/>
           </w:tcPr>
           <w:p>
@@ -11182,7 +11053,6 @@
               <w:bottom w:val="single" w:sz="4" w:space="0" w:color="000000"/>
               <w:right w:val="single" w:sz="4" w:space="0" w:color="000000"/>
             </w:tcBorders>
-            <w:shd w:val="clear" w:color="auto" w:fill="auto"/>
             <w:vAlign w:val="center"/>
           </w:tcPr>
           <w:p>
@@ -11215,7 +11085,6 @@
               <w:bottom w:val="single" w:sz="4" w:space="0" w:color="000000"/>
               <w:right w:val="single" w:sz="4" w:space="0" w:color="000000"/>
             </w:tcBorders>
-            <w:shd w:val="clear" w:color="auto" w:fill="auto"/>
             <w:vAlign w:val="center"/>
           </w:tcPr>
           <w:p>
@@ -11248,7 +11117,6 @@
               <w:bottom w:val="single" w:sz="4" w:space="0" w:color="000000"/>
               <w:right w:val="single" w:sz="4" w:space="0" w:color="000000"/>
             </w:tcBorders>
-            <w:shd w:val="clear" w:color="auto" w:fill="auto"/>
             <w:vAlign w:val="bottom"/>
           </w:tcPr>
           <w:p>
@@ -11287,7 +11155,6 @@
               <w:bottom w:val="single" w:sz="4" w:space="0" w:color="000000"/>
               <w:right w:val="single" w:sz="4" w:space="0" w:color="000000"/>
             </w:tcBorders>
-            <w:shd w:val="clear" w:color="auto" w:fill="auto"/>
             <w:vAlign w:val="center"/>
           </w:tcPr>
           <w:p>
@@ -11320,7 +11187,6 @@
               <w:bottom w:val="single" w:sz="4" w:space="0" w:color="000000"/>
               <w:right w:val="single" w:sz="4" w:space="0" w:color="000000"/>
             </w:tcBorders>
-            <w:shd w:val="clear" w:color="auto" w:fill="auto"/>
             <w:vAlign w:val="center"/>
           </w:tcPr>
           <w:p>
@@ -11353,7 +11219,6 @@
               <w:bottom w:val="single" w:sz="4" w:space="0" w:color="000000"/>
               <w:right w:val="single" w:sz="4" w:space="0" w:color="000000"/>
             </w:tcBorders>
-            <w:shd w:val="clear" w:color="auto" w:fill="auto"/>
             <w:vAlign w:val="center"/>
           </w:tcPr>
           <w:p>
@@ -11386,7 +11251,6 @@
               <w:bottom w:val="single" w:sz="4" w:space="0" w:color="000000"/>
               <w:right w:val="single" w:sz="4" w:space="0" w:color="000000"/>
             </w:tcBorders>
-            <w:shd w:val="clear" w:color="auto" w:fill="auto"/>
             <w:vAlign w:val="bottom"/>
           </w:tcPr>
           <w:p>
@@ -11425,7 +11289,6 @@
               <w:bottom w:val="single" w:sz="4" w:space="0" w:color="000000"/>
               <w:right w:val="single" w:sz="4" w:space="0" w:color="000000"/>
             </w:tcBorders>
-            <w:shd w:val="clear" w:color="auto" w:fill="auto"/>
             <w:vAlign w:val="center"/>
           </w:tcPr>
           <w:p>
@@ -11458,7 +11321,6 @@
               <w:bottom w:val="single" w:sz="4" w:space="0" w:color="000000"/>
               <w:right w:val="single" w:sz="4" w:space="0" w:color="000000"/>
             </w:tcBorders>
-            <w:shd w:val="clear" w:color="auto" w:fill="auto"/>
             <w:vAlign w:val="center"/>
           </w:tcPr>
           <w:p>
@@ -11491,7 +11353,6 @@
               <w:bottom w:val="single" w:sz="4" w:space="0" w:color="000000"/>
               <w:right w:val="single" w:sz="4" w:space="0" w:color="000000"/>
             </w:tcBorders>
-            <w:shd w:val="clear" w:color="auto" w:fill="auto"/>
             <w:vAlign w:val="center"/>
           </w:tcPr>
           <w:p>
@@ -11524,7 +11385,6 @@
               <w:bottom w:val="single" w:sz="4" w:space="0" w:color="000000"/>
               <w:right w:val="single" w:sz="4" w:space="0" w:color="000000"/>
             </w:tcBorders>
-            <w:shd w:val="clear" w:color="auto" w:fill="auto"/>
             <w:vAlign w:val="bottom"/>
           </w:tcPr>
           <w:p>
@@ -11563,7 +11423,6 @@
               <w:bottom w:val="single" w:sz="4" w:space="0" w:color="000000"/>
               <w:right w:val="single" w:sz="4" w:space="0" w:color="000000"/>
             </w:tcBorders>
-            <w:shd w:val="clear" w:color="auto" w:fill="auto"/>
             <w:vAlign w:val="center"/>
           </w:tcPr>
           <w:p>
@@ -11596,7 +11455,6 @@
               <w:bottom w:val="single" w:sz="4" w:space="0" w:color="000000"/>
               <w:right w:val="single" w:sz="4" w:space="0" w:color="000000"/>
             </w:tcBorders>
-            <w:shd w:val="clear" w:color="auto" w:fill="auto"/>
             <w:vAlign w:val="center"/>
           </w:tcPr>
           <w:p>
@@ -11629,7 +11487,6 @@
               <w:bottom w:val="single" w:sz="4" w:space="0" w:color="000000"/>
               <w:right w:val="single" w:sz="4" w:space="0" w:color="000000"/>
             </w:tcBorders>
-            <w:shd w:val="clear" w:color="auto" w:fill="auto"/>
             <w:vAlign w:val="center"/>
           </w:tcPr>
           <w:p>
@@ -11662,7 +11519,6 @@
               <w:bottom w:val="single" w:sz="4" w:space="0" w:color="000000"/>
               <w:right w:val="single" w:sz="4" w:space="0" w:color="000000"/>
             </w:tcBorders>
-            <w:shd w:val="clear" w:color="auto" w:fill="auto"/>
             <w:vAlign w:val="bottom"/>
           </w:tcPr>
           <w:p>
@@ -11701,7 +11557,6 @@
               <w:bottom w:val="single" w:sz="4" w:space="0" w:color="000000"/>
               <w:right w:val="single" w:sz="4" w:space="0" w:color="000000"/>
             </w:tcBorders>
-            <w:shd w:val="clear" w:color="auto" w:fill="auto"/>
             <w:vAlign w:val="center"/>
           </w:tcPr>
           <w:p>
@@ -11734,7 +11589,6 @@
               <w:bottom w:val="single" w:sz="4" w:space="0" w:color="000000"/>
               <w:right w:val="single" w:sz="4" w:space="0" w:color="000000"/>
             </w:tcBorders>
-            <w:shd w:val="clear" w:color="auto" w:fill="auto"/>
             <w:vAlign w:val="center"/>
           </w:tcPr>
           <w:p>
@@ -11767,7 +11621,6 @@
               <w:bottom w:val="single" w:sz="4" w:space="0" w:color="000000"/>
               <w:right w:val="single" w:sz="4" w:space="0" w:color="000000"/>
             </w:tcBorders>
-            <w:shd w:val="clear" w:color="auto" w:fill="auto"/>
             <w:vAlign w:val="center"/>
           </w:tcPr>
           <w:p>
@@ -11800,7 +11653,6 @@
               <w:bottom w:val="single" w:sz="4" w:space="0" w:color="000000"/>
               <w:right w:val="single" w:sz="4" w:space="0" w:color="000000"/>
             </w:tcBorders>
-            <w:shd w:val="clear" w:color="auto" w:fill="auto"/>
             <w:vAlign w:val="bottom"/>
           </w:tcPr>
           <w:p>
@@ -11977,7 +11829,6 @@
               <w:bottom w:val="single" w:sz="4" w:space="0" w:color="000000"/>
               <w:right w:val="single" w:sz="4" w:space="0" w:color="000000"/>
             </w:tcBorders>
-            <w:shd w:val="clear" w:color="auto" w:fill="auto"/>
             <w:vAlign w:val="center"/>
           </w:tcPr>
           <w:p>
@@ -12010,7 +11861,6 @@
               <w:bottom w:val="single" w:sz="4" w:space="0" w:color="000000"/>
               <w:right w:val="single" w:sz="4" w:space="0" w:color="000000"/>
             </w:tcBorders>
-            <w:shd w:val="clear" w:color="auto" w:fill="auto"/>
             <w:vAlign w:val="center"/>
           </w:tcPr>
           <w:p>
@@ -12043,7 +11893,6 @@
               <w:bottom w:val="single" w:sz="4" w:space="0" w:color="000000"/>
               <w:right w:val="single" w:sz="4" w:space="0" w:color="000000"/>
             </w:tcBorders>
-            <w:shd w:val="clear" w:color="auto" w:fill="auto"/>
             <w:vAlign w:val="center"/>
           </w:tcPr>
           <w:p>
@@ -12076,7 +11925,6 @@
               <w:bottom w:val="single" w:sz="4" w:space="0" w:color="000000"/>
               <w:right w:val="single" w:sz="4" w:space="0" w:color="000000"/>
             </w:tcBorders>
-            <w:shd w:val="clear" w:color="auto" w:fill="auto"/>
             <w:vAlign w:val="bottom"/>
           </w:tcPr>
           <w:p>
@@ -12115,7 +11963,6 @@
               <w:bottom w:val="single" w:sz="4" w:space="0" w:color="000000"/>
               <w:right w:val="single" w:sz="4" w:space="0" w:color="000000"/>
             </w:tcBorders>
-            <w:shd w:val="clear" w:color="auto" w:fill="auto"/>
             <w:vAlign w:val="center"/>
           </w:tcPr>
           <w:p>
@@ -12148,7 +11995,6 @@
               <w:bottom w:val="single" w:sz="4" w:space="0" w:color="000000"/>
               <w:right w:val="single" w:sz="4" w:space="0" w:color="000000"/>
             </w:tcBorders>
-            <w:shd w:val="clear" w:color="auto" w:fill="auto"/>
             <w:vAlign w:val="center"/>
           </w:tcPr>
           <w:p>
@@ -12181,7 +12027,6 @@
               <w:bottom w:val="single" w:sz="4" w:space="0" w:color="000000"/>
               <w:right w:val="single" w:sz="4" w:space="0" w:color="000000"/>
             </w:tcBorders>
-            <w:shd w:val="clear" w:color="auto" w:fill="auto"/>
             <w:vAlign w:val="center"/>
           </w:tcPr>
           <w:p>
@@ -12214,7 +12059,6 @@
               <w:bottom w:val="single" w:sz="4" w:space="0" w:color="000000"/>
               <w:right w:val="single" w:sz="4" w:space="0" w:color="000000"/>
             </w:tcBorders>
-            <w:shd w:val="clear" w:color="auto" w:fill="auto"/>
             <w:vAlign w:val="bottom"/>
           </w:tcPr>
           <w:p>
@@ -12253,7 +12097,6 @@
               <w:bottom w:val="single" w:sz="4" w:space="0" w:color="000000"/>
               <w:right w:val="single" w:sz="4" w:space="0" w:color="000000"/>
             </w:tcBorders>
-            <w:shd w:val="clear" w:color="auto" w:fill="auto"/>
             <w:vAlign w:val="center"/>
           </w:tcPr>
           <w:p>
@@ -12286,7 +12129,6 @@
               <w:bottom w:val="single" w:sz="4" w:space="0" w:color="000000"/>
               <w:right w:val="single" w:sz="4" w:space="0" w:color="000000"/>
             </w:tcBorders>
-            <w:shd w:val="clear" w:color="auto" w:fill="auto"/>
             <w:vAlign w:val="center"/>
           </w:tcPr>
           <w:p>
@@ -12319,7 +12161,6 @@
               <w:bottom w:val="single" w:sz="4" w:space="0" w:color="000000"/>
               <w:right w:val="single" w:sz="4" w:space="0" w:color="000000"/>
             </w:tcBorders>
-            <w:shd w:val="clear" w:color="auto" w:fill="auto"/>
             <w:vAlign w:val="center"/>
           </w:tcPr>
           <w:p>
@@ -12352,7 +12193,6 @@
               <w:bottom w:val="single" w:sz="4" w:space="0" w:color="000000"/>
               <w:right w:val="single" w:sz="4" w:space="0" w:color="000000"/>
             </w:tcBorders>
-            <w:shd w:val="clear" w:color="auto" w:fill="auto"/>
             <w:vAlign w:val="bottom"/>
           </w:tcPr>
           <w:p>
@@ -12391,7 +12231,6 @@
               <w:bottom w:val="single" w:sz="4" w:space="0" w:color="000000"/>
               <w:right w:val="single" w:sz="4" w:space="0" w:color="000000"/>
             </w:tcBorders>
-            <w:shd w:val="clear" w:color="auto" w:fill="auto"/>
             <w:vAlign w:val="center"/>
           </w:tcPr>
           <w:p>
@@ -12424,7 +12263,6 @@
               <w:bottom w:val="single" w:sz="4" w:space="0" w:color="000000"/>
               <w:right w:val="single" w:sz="4" w:space="0" w:color="000000"/>
             </w:tcBorders>
-            <w:shd w:val="clear" w:color="auto" w:fill="auto"/>
             <w:vAlign w:val="center"/>
           </w:tcPr>
           <w:p>
@@ -12457,7 +12295,6 @@
               <w:bottom w:val="single" w:sz="4" w:space="0" w:color="000000"/>
               <w:right w:val="single" w:sz="4" w:space="0" w:color="000000"/>
             </w:tcBorders>
-            <w:shd w:val="clear" w:color="auto" w:fill="auto"/>
             <w:vAlign w:val="center"/>
           </w:tcPr>
           <w:p>
@@ -12490,7 +12327,6 @@
               <w:bottom w:val="single" w:sz="4" w:space="0" w:color="000000"/>
               <w:right w:val="single" w:sz="4" w:space="0" w:color="000000"/>
             </w:tcBorders>
-            <w:shd w:val="clear" w:color="auto" w:fill="auto"/>
             <w:vAlign w:val="bottom"/>
           </w:tcPr>
           <w:p>
@@ -12529,7 +12365,6 @@
               <w:bottom w:val="single" w:sz="4" w:space="0" w:color="000000"/>
               <w:right w:val="single" w:sz="4" w:space="0" w:color="000000"/>
             </w:tcBorders>
-            <w:shd w:val="clear" w:color="auto" w:fill="auto"/>
             <w:vAlign w:val="center"/>
           </w:tcPr>
           <w:p>
@@ -12562,7 +12397,6 @@
               <w:bottom w:val="single" w:sz="4" w:space="0" w:color="000000"/>
               <w:right w:val="single" w:sz="4" w:space="0" w:color="000000"/>
             </w:tcBorders>
-            <w:shd w:val="clear" w:color="auto" w:fill="auto"/>
             <w:vAlign w:val="center"/>
           </w:tcPr>
           <w:p>
@@ -12595,7 +12429,6 @@
               <w:bottom w:val="single" w:sz="4" w:space="0" w:color="000000"/>
               <w:right w:val="single" w:sz="4" w:space="0" w:color="000000"/>
             </w:tcBorders>
-            <w:shd w:val="clear" w:color="auto" w:fill="auto"/>
             <w:vAlign w:val="center"/>
           </w:tcPr>
           <w:p>
@@ -12628,7 +12461,6 @@
               <w:bottom w:val="single" w:sz="4" w:space="0" w:color="000000"/>
               <w:right w:val="single" w:sz="4" w:space="0" w:color="000000"/>
             </w:tcBorders>
-            <w:shd w:val="clear" w:color="auto" w:fill="auto"/>
             <w:vAlign w:val="bottom"/>
           </w:tcPr>
           <w:p>
@@ -12667,7 +12499,6 @@
               <w:bottom w:val="single" w:sz="4" w:space="0" w:color="000000"/>
               <w:right w:val="single" w:sz="4" w:space="0" w:color="000000"/>
             </w:tcBorders>
-            <w:shd w:val="clear" w:color="auto" w:fill="auto"/>
             <w:vAlign w:val="center"/>
           </w:tcPr>
           <w:p>
@@ -12700,7 +12531,6 @@
               <w:bottom w:val="single" w:sz="4" w:space="0" w:color="000000"/>
               <w:right w:val="single" w:sz="4" w:space="0" w:color="000000"/>
             </w:tcBorders>
-            <w:shd w:val="clear" w:color="auto" w:fill="auto"/>
             <w:vAlign w:val="center"/>
           </w:tcPr>
           <w:p>
@@ -12733,7 +12563,6 @@
               <w:bottom w:val="single" w:sz="4" w:space="0" w:color="000000"/>
               <w:right w:val="single" w:sz="4" w:space="0" w:color="000000"/>
             </w:tcBorders>
-            <w:shd w:val="clear" w:color="auto" w:fill="auto"/>
             <w:vAlign w:val="center"/>
           </w:tcPr>
           <w:p>
@@ -12766,7 +12595,6 @@
               <w:bottom w:val="single" w:sz="4" w:space="0" w:color="000000"/>
               <w:right w:val="single" w:sz="4" w:space="0" w:color="000000"/>
             </w:tcBorders>
-            <w:shd w:val="clear" w:color="auto" w:fill="auto"/>
             <w:vAlign w:val="bottom"/>
           </w:tcPr>
           <w:p>
@@ -12805,7 +12633,6 @@
               <w:bottom w:val="single" w:sz="4" w:space="0" w:color="000000"/>
               <w:right w:val="single" w:sz="4" w:space="0" w:color="000000"/>
             </w:tcBorders>
-            <w:shd w:val="clear" w:color="auto" w:fill="auto"/>
             <w:vAlign w:val="center"/>
           </w:tcPr>
           <w:p>
@@ -12838,7 +12665,6 @@
               <w:bottom w:val="single" w:sz="4" w:space="0" w:color="000000"/>
               <w:right w:val="single" w:sz="4" w:space="0" w:color="000000"/>
             </w:tcBorders>
-            <w:shd w:val="clear" w:color="auto" w:fill="auto"/>
             <w:vAlign w:val="center"/>
           </w:tcPr>
           <w:p>
@@ -12871,7 +12697,6 @@
               <w:bottom w:val="single" w:sz="4" w:space="0" w:color="000000"/>
               <w:right w:val="single" w:sz="4" w:space="0" w:color="000000"/>
             </w:tcBorders>
-            <w:shd w:val="clear" w:color="auto" w:fill="auto"/>
             <w:vAlign w:val="center"/>
           </w:tcPr>
           <w:p>
@@ -12904,7 +12729,6 @@
               <w:bottom w:val="single" w:sz="4" w:space="0" w:color="000000"/>
               <w:right w:val="single" w:sz="4" w:space="0" w:color="000000"/>
             </w:tcBorders>
-            <w:shd w:val="clear" w:color="auto" w:fill="auto"/>
             <w:vAlign w:val="bottom"/>
           </w:tcPr>
           <w:p>
@@ -12943,7 +12767,6 @@
               <w:bottom w:val="single" w:sz="4" w:space="0" w:color="000000"/>
               <w:right w:val="single" w:sz="4" w:space="0" w:color="000000"/>
             </w:tcBorders>
-            <w:shd w:val="clear" w:color="auto" w:fill="auto"/>
             <w:vAlign w:val="center"/>
           </w:tcPr>
           <w:p>
@@ -12976,7 +12799,6 @@
               <w:bottom w:val="single" w:sz="4" w:space="0" w:color="000000"/>
               <w:right w:val="single" w:sz="4" w:space="0" w:color="000000"/>
             </w:tcBorders>
-            <w:shd w:val="clear" w:color="auto" w:fill="auto"/>
             <w:vAlign w:val="center"/>
           </w:tcPr>
           <w:p>
@@ -13009,7 +12831,6 @@
               <w:bottom w:val="single" w:sz="4" w:space="0" w:color="000000"/>
               <w:right w:val="single" w:sz="4" w:space="0" w:color="000000"/>
             </w:tcBorders>
-            <w:shd w:val="clear" w:color="auto" w:fill="auto"/>
             <w:vAlign w:val="center"/>
           </w:tcPr>
           <w:p>
@@ -13042,7 +12863,6 @@
               <w:bottom w:val="single" w:sz="4" w:space="0" w:color="000000"/>
               <w:right w:val="single" w:sz="4" w:space="0" w:color="000000"/>
             </w:tcBorders>
-            <w:shd w:val="clear" w:color="auto" w:fill="auto"/>
             <w:vAlign w:val="bottom"/>
           </w:tcPr>
           <w:p>
@@ -13081,7 +12901,6 @@
               <w:bottom w:val="single" w:sz="4" w:space="0" w:color="000000"/>
               <w:right w:val="single" w:sz="4" w:space="0" w:color="000000"/>
             </w:tcBorders>
-            <w:shd w:val="clear" w:color="auto" w:fill="auto"/>
             <w:vAlign w:val="center"/>
           </w:tcPr>
           <w:p>
@@ -13114,7 +12933,6 @@
               <w:bottom w:val="single" w:sz="4" w:space="0" w:color="000000"/>
               <w:right w:val="single" w:sz="4" w:space="0" w:color="000000"/>
             </w:tcBorders>
-            <w:shd w:val="clear" w:color="auto" w:fill="auto"/>
             <w:vAlign w:val="center"/>
           </w:tcPr>
           <w:p>
@@ -13147,7 +12965,6 @@
               <w:bottom w:val="single" w:sz="4" w:space="0" w:color="000000"/>
               <w:right w:val="single" w:sz="4" w:space="0" w:color="000000"/>
             </w:tcBorders>
-            <w:shd w:val="clear" w:color="auto" w:fill="auto"/>
             <w:vAlign w:val="center"/>
           </w:tcPr>
           <w:p>
@@ -13180,7 +12997,6 @@
               <w:bottom w:val="single" w:sz="4" w:space="0" w:color="000000"/>
               <w:right w:val="single" w:sz="4" w:space="0" w:color="000000"/>
             </w:tcBorders>
-            <w:shd w:val="clear" w:color="auto" w:fill="auto"/>
             <w:vAlign w:val="bottom"/>
           </w:tcPr>
           <w:p>
@@ -13357,7 +13173,6 @@
               <w:bottom w:val="single" w:sz="4" w:space="0" w:color="000000"/>
               <w:right w:val="single" w:sz="4" w:space="0" w:color="000000"/>
             </w:tcBorders>
-            <w:shd w:val="clear" w:color="auto" w:fill="auto"/>
             <w:vAlign w:val="center"/>
           </w:tcPr>
           <w:p>
@@ -13390,7 +13205,6 @@
               <w:bottom w:val="single" w:sz="4" w:space="0" w:color="000000"/>
               <w:right w:val="single" w:sz="4" w:space="0" w:color="000000"/>
             </w:tcBorders>
-            <w:shd w:val="clear" w:color="auto" w:fill="auto"/>
             <w:vAlign w:val="center"/>
           </w:tcPr>
           <w:p>
@@ -13423,7 +13237,6 @@
               <w:bottom w:val="single" w:sz="4" w:space="0" w:color="000000"/>
               <w:right w:val="single" w:sz="4" w:space="0" w:color="000000"/>
             </w:tcBorders>
-            <w:shd w:val="clear" w:color="auto" w:fill="auto"/>
             <w:vAlign w:val="center"/>
           </w:tcPr>
           <w:p>
@@ -13456,7 +13269,6 @@
               <w:bottom w:val="single" w:sz="4" w:space="0" w:color="000000"/>
               <w:right w:val="single" w:sz="4" w:space="0" w:color="000000"/>
             </w:tcBorders>
-            <w:shd w:val="clear" w:color="auto" w:fill="auto"/>
             <w:vAlign w:val="center"/>
           </w:tcPr>
           <w:p>
@@ -13495,7 +13307,6 @@
               <w:bottom w:val="single" w:sz="4" w:space="0" w:color="000000"/>
               <w:right w:val="single" w:sz="4" w:space="0" w:color="000000"/>
             </w:tcBorders>
-            <w:shd w:val="clear" w:color="auto" w:fill="auto"/>
             <w:vAlign w:val="center"/>
           </w:tcPr>
           <w:p>
@@ -13528,7 +13339,6 @@
               <w:bottom w:val="single" w:sz="4" w:space="0" w:color="000000"/>
               <w:right w:val="single" w:sz="4" w:space="0" w:color="000000"/>
             </w:tcBorders>
-            <w:shd w:val="clear" w:color="auto" w:fill="auto"/>
             <w:vAlign w:val="center"/>
           </w:tcPr>
           <w:p>
@@ -13561,7 +13371,6 @@
               <w:bottom w:val="single" w:sz="4" w:space="0" w:color="000000"/>
               <w:right w:val="single" w:sz="4" w:space="0" w:color="000000"/>
             </w:tcBorders>
-            <w:shd w:val="clear" w:color="auto" w:fill="auto"/>
             <w:vAlign w:val="center"/>
           </w:tcPr>
           <w:p>
@@ -13594,7 +13403,6 @@
               <w:bottom w:val="single" w:sz="4" w:space="0" w:color="000000"/>
               <w:right w:val="single" w:sz="4" w:space="0" w:color="000000"/>
             </w:tcBorders>
-            <w:shd w:val="clear" w:color="auto" w:fill="auto"/>
             <w:vAlign w:val="center"/>
           </w:tcPr>
           <w:p>
@@ -13633,7 +13441,6 @@
               <w:bottom w:val="single" w:sz="4" w:space="0" w:color="000000"/>
               <w:right w:val="single" w:sz="4" w:space="0" w:color="000000"/>
             </w:tcBorders>
-            <w:shd w:val="clear" w:color="auto" w:fill="auto"/>
             <w:vAlign w:val="center"/>
           </w:tcPr>
           <w:p>
@@ -13666,7 +13473,6 @@
               <w:bottom w:val="single" w:sz="4" w:space="0" w:color="000000"/>
               <w:right w:val="single" w:sz="4" w:space="0" w:color="000000"/>
             </w:tcBorders>
-            <w:shd w:val="clear" w:color="auto" w:fill="auto"/>
             <w:vAlign w:val="center"/>
           </w:tcPr>
           <w:p>
@@ -13699,7 +13505,6 @@
               <w:bottom w:val="single" w:sz="4" w:space="0" w:color="000000"/>
               <w:right w:val="single" w:sz="4" w:space="0" w:color="000000"/>
             </w:tcBorders>
-            <w:shd w:val="clear" w:color="auto" w:fill="auto"/>
             <w:vAlign w:val="center"/>
           </w:tcPr>
           <w:p>
@@ -13732,7 +13537,6 @@
               <w:bottom w:val="single" w:sz="4" w:space="0" w:color="000000"/>
               <w:right w:val="single" w:sz="4" w:space="0" w:color="000000"/>
             </w:tcBorders>
-            <w:shd w:val="clear" w:color="auto" w:fill="auto"/>
             <w:vAlign w:val="bottom"/>
           </w:tcPr>
           <w:p>
@@ -13771,7 +13575,6 @@
               <w:bottom w:val="single" w:sz="4" w:space="0" w:color="000000"/>
               <w:right w:val="single" w:sz="4" w:space="0" w:color="000000"/>
             </w:tcBorders>
-            <w:shd w:val="clear" w:color="auto" w:fill="auto"/>
             <w:vAlign w:val="center"/>
           </w:tcPr>
           <w:p>
@@ -13804,7 +13607,6 @@
               <w:bottom w:val="single" w:sz="4" w:space="0" w:color="000000"/>
               <w:right w:val="single" w:sz="4" w:space="0" w:color="000000"/>
             </w:tcBorders>
-            <w:shd w:val="clear" w:color="auto" w:fill="auto"/>
             <w:vAlign w:val="center"/>
           </w:tcPr>
           <w:p>
@@ -13837,7 +13639,6 @@
               <w:bottom w:val="single" w:sz="4" w:space="0" w:color="000000"/>
               <w:right w:val="single" w:sz="4" w:space="0" w:color="000000"/>
             </w:tcBorders>
-            <w:shd w:val="clear" w:color="auto" w:fill="auto"/>
             <w:vAlign w:val="center"/>
           </w:tcPr>
           <w:p>
@@ -13870,7 +13671,6 @@
               <w:bottom w:val="single" w:sz="4" w:space="0" w:color="000000"/>
               <w:right w:val="single" w:sz="4" w:space="0" w:color="000000"/>
             </w:tcBorders>
-            <w:shd w:val="clear" w:color="auto" w:fill="auto"/>
             <w:vAlign w:val="bottom"/>
           </w:tcPr>
           <w:p>
@@ -13909,7 +13709,6 @@
               <w:bottom w:val="single" w:sz="4" w:space="0" w:color="000000"/>
               <w:right w:val="single" w:sz="4" w:space="0" w:color="000000"/>
             </w:tcBorders>
-            <w:shd w:val="clear" w:color="auto" w:fill="auto"/>
             <w:vAlign w:val="center"/>
           </w:tcPr>
           <w:p>
@@ -13942,7 +13741,6 @@
               <w:bottom w:val="single" w:sz="4" w:space="0" w:color="000000"/>
               <w:right w:val="single" w:sz="4" w:space="0" w:color="000000"/>
             </w:tcBorders>
-            <w:shd w:val="clear" w:color="auto" w:fill="auto"/>
             <w:vAlign w:val="center"/>
           </w:tcPr>
           <w:p>
@@ -13975,7 +13773,6 @@
               <w:bottom w:val="single" w:sz="4" w:space="0" w:color="000000"/>
               <w:right w:val="single" w:sz="4" w:space="0" w:color="000000"/>
             </w:tcBorders>
-            <w:shd w:val="clear" w:color="auto" w:fill="auto"/>
             <w:vAlign w:val="center"/>
           </w:tcPr>
           <w:p>
@@ -14008,7 +13805,6 @@
               <w:bottom w:val="single" w:sz="4" w:space="0" w:color="000000"/>
               <w:right w:val="single" w:sz="4" w:space="0" w:color="000000"/>
             </w:tcBorders>
-            <w:shd w:val="clear" w:color="auto" w:fill="auto"/>
             <w:vAlign w:val="bottom"/>
           </w:tcPr>
           <w:p>
@@ -14047,7 +13843,6 @@
               <w:bottom w:val="single" w:sz="4" w:space="0" w:color="000000"/>
               <w:right w:val="single" w:sz="4" w:space="0" w:color="000000"/>
             </w:tcBorders>
-            <w:shd w:val="clear" w:color="auto" w:fill="auto"/>
             <w:vAlign w:val="center"/>
           </w:tcPr>
           <w:p>
@@ -14080,7 +13875,6 @@
               <w:bottom w:val="single" w:sz="4" w:space="0" w:color="000000"/>
               <w:right w:val="single" w:sz="4" w:space="0" w:color="000000"/>
             </w:tcBorders>
-            <w:shd w:val="clear" w:color="auto" w:fill="auto"/>
             <w:vAlign w:val="center"/>
           </w:tcPr>
           <w:p>
@@ -14113,7 +13907,6 @@
               <w:bottom w:val="single" w:sz="4" w:space="0" w:color="000000"/>
               <w:right w:val="single" w:sz="4" w:space="0" w:color="000000"/>
             </w:tcBorders>
-            <w:shd w:val="clear" w:color="auto" w:fill="auto"/>
             <w:vAlign w:val="center"/>
           </w:tcPr>
           <w:p>
@@ -14146,7 +13939,6 @@
               <w:bottom w:val="single" w:sz="4" w:space="0" w:color="000000"/>
               <w:right w:val="single" w:sz="4" w:space="0" w:color="000000"/>
             </w:tcBorders>
-            <w:shd w:val="clear" w:color="auto" w:fill="auto"/>
             <w:vAlign w:val="bottom"/>
           </w:tcPr>
           <w:p>
@@ -14185,7 +13977,6 @@
               <w:bottom w:val="single" w:sz="4" w:space="0" w:color="000000"/>
               <w:right w:val="single" w:sz="4" w:space="0" w:color="000000"/>
             </w:tcBorders>
-            <w:shd w:val="clear" w:color="auto" w:fill="auto"/>
             <w:vAlign w:val="center"/>
           </w:tcPr>
           <w:p>
@@ -14218,7 +14009,6 @@
               <w:bottom w:val="single" w:sz="4" w:space="0" w:color="000000"/>
               <w:right w:val="single" w:sz="4" w:space="0" w:color="000000"/>
             </w:tcBorders>
-            <w:shd w:val="clear" w:color="auto" w:fill="auto"/>
             <w:vAlign w:val="center"/>
           </w:tcPr>
           <w:p>
@@ -14251,7 +14041,6 @@
               <w:bottom w:val="single" w:sz="4" w:space="0" w:color="000000"/>
               <w:right w:val="single" w:sz="4" w:space="0" w:color="000000"/>
             </w:tcBorders>
-            <w:shd w:val="clear" w:color="auto" w:fill="auto"/>
             <w:vAlign w:val="center"/>
           </w:tcPr>
           <w:p>
@@ -14284,7 +14073,6 @@
               <w:bottom w:val="single" w:sz="4" w:space="0" w:color="000000"/>
               <w:right w:val="single" w:sz="4" w:space="0" w:color="000000"/>
             </w:tcBorders>
-            <w:shd w:val="clear" w:color="auto" w:fill="auto"/>
             <w:vAlign w:val="bottom"/>
           </w:tcPr>
           <w:p>
@@ -14323,7 +14111,6 @@
               <w:bottom w:val="single" w:sz="4" w:space="0" w:color="000000"/>
               <w:right w:val="single" w:sz="4" w:space="0" w:color="000000"/>
             </w:tcBorders>
-            <w:shd w:val="clear" w:color="auto" w:fill="auto"/>
             <w:vAlign w:val="center"/>
           </w:tcPr>
           <w:p>
@@ -14356,7 +14143,6 @@
               <w:bottom w:val="single" w:sz="4" w:space="0" w:color="000000"/>
               <w:right w:val="single" w:sz="4" w:space="0" w:color="000000"/>
             </w:tcBorders>
-            <w:shd w:val="clear" w:color="auto" w:fill="auto"/>
             <w:vAlign w:val="center"/>
           </w:tcPr>
           <w:p>
@@ -14389,7 +14175,6 @@
               <w:bottom w:val="single" w:sz="4" w:space="0" w:color="000000"/>
               <w:right w:val="single" w:sz="4" w:space="0" w:color="000000"/>
             </w:tcBorders>
-            <w:shd w:val="clear" w:color="auto" w:fill="auto"/>
             <w:vAlign w:val="center"/>
           </w:tcPr>
           <w:p>
@@ -14422,7 +14207,6 @@
               <w:bottom w:val="single" w:sz="4" w:space="0" w:color="000000"/>
               <w:right w:val="single" w:sz="4" w:space="0" w:color="000000"/>
             </w:tcBorders>
-            <w:shd w:val="clear" w:color="auto" w:fill="auto"/>
             <w:vAlign w:val="bottom"/>
           </w:tcPr>
           <w:p>
@@ -14461,7 +14245,6 @@
               <w:bottom w:val="single" w:sz="4" w:space="0" w:color="000000"/>
               <w:right w:val="single" w:sz="4" w:space="0" w:color="000000"/>
             </w:tcBorders>
-            <w:shd w:val="clear" w:color="auto" w:fill="auto"/>
             <w:vAlign w:val="center"/>
           </w:tcPr>
           <w:p>
@@ -14494,7 +14277,6 @@
               <w:bottom w:val="single" w:sz="4" w:space="0" w:color="000000"/>
               <w:right w:val="single" w:sz="4" w:space="0" w:color="000000"/>
             </w:tcBorders>
-            <w:shd w:val="clear" w:color="auto" w:fill="auto"/>
             <w:vAlign w:val="center"/>
           </w:tcPr>
           <w:p>
@@ -14527,7 +14309,6 @@
               <w:bottom w:val="single" w:sz="4" w:space="0" w:color="000000"/>
               <w:right w:val="single" w:sz="4" w:space="0" w:color="000000"/>
             </w:tcBorders>
-            <w:shd w:val="clear" w:color="auto" w:fill="auto"/>
             <w:vAlign w:val="center"/>
           </w:tcPr>
           <w:p>
@@ -14560,7 +14341,6 @@
               <w:bottom w:val="single" w:sz="4" w:space="0" w:color="000000"/>
               <w:right w:val="single" w:sz="4" w:space="0" w:color="000000"/>
             </w:tcBorders>
-            <w:shd w:val="clear" w:color="auto" w:fill="auto"/>
             <w:vAlign w:val="bottom"/>
           </w:tcPr>
           <w:p>
@@ -14764,7 +14544,6 @@
               <w:bottom w:val="single" w:sz="4" w:space="0" w:color="000000"/>
               <w:right w:val="single" w:sz="4" w:space="0" w:color="000000"/>
             </w:tcBorders>
-            <w:shd w:val="clear" w:color="auto" w:fill="auto"/>
             <w:vAlign w:val="center"/>
           </w:tcPr>
           <w:p>
@@ -14797,7 +14576,6 @@
               <w:bottom w:val="single" w:sz="4" w:space="0" w:color="000000"/>
               <w:right w:val="single" w:sz="4" w:space="0" w:color="000000"/>
             </w:tcBorders>
-            <w:shd w:val="clear" w:color="auto" w:fill="auto"/>
             <w:vAlign w:val="center"/>
           </w:tcPr>
           <w:p>
@@ -14830,7 +14608,6 @@
               <w:bottom w:val="single" w:sz="4" w:space="0" w:color="000000"/>
               <w:right w:val="single" w:sz="4" w:space="0" w:color="000000"/>
             </w:tcBorders>
-            <w:shd w:val="clear" w:color="auto" w:fill="auto"/>
             <w:vAlign w:val="center"/>
           </w:tcPr>
           <w:p>
@@ -14863,7 +14640,6 @@
               <w:bottom w:val="single" w:sz="4" w:space="0" w:color="000000"/>
               <w:right w:val="single" w:sz="4" w:space="0" w:color="000000"/>
             </w:tcBorders>
-            <w:shd w:val="clear" w:color="auto" w:fill="auto"/>
             <w:vAlign w:val="center"/>
           </w:tcPr>
           <w:p>
@@ -14902,7 +14678,6 @@
               <w:bottom w:val="single" w:sz="4" w:space="0" w:color="000000"/>
               <w:right w:val="single" w:sz="4" w:space="0" w:color="000000"/>
             </w:tcBorders>
-            <w:shd w:val="clear" w:color="auto" w:fill="auto"/>
             <w:vAlign w:val="center"/>
           </w:tcPr>
           <w:p>
@@ -14935,7 +14710,6 @@
               <w:bottom w:val="single" w:sz="4" w:space="0" w:color="000000"/>
               <w:right w:val="single" w:sz="4" w:space="0" w:color="000000"/>
             </w:tcBorders>
-            <w:shd w:val="clear" w:color="auto" w:fill="auto"/>
             <w:vAlign w:val="center"/>
           </w:tcPr>
           <w:p>
@@ -14968,7 +14742,6 @@
               <w:bottom w:val="single" w:sz="4" w:space="0" w:color="000000"/>
               <w:right w:val="single" w:sz="4" w:space="0" w:color="000000"/>
             </w:tcBorders>
-            <w:shd w:val="clear" w:color="auto" w:fill="auto"/>
             <w:vAlign w:val="center"/>
           </w:tcPr>
           <w:p>
@@ -15001,7 +14774,6 @@
               <w:bottom w:val="single" w:sz="4" w:space="0" w:color="000000"/>
               <w:right w:val="single" w:sz="4" w:space="0" w:color="000000"/>
             </w:tcBorders>
-            <w:shd w:val="clear" w:color="auto" w:fill="auto"/>
             <w:vAlign w:val="center"/>
           </w:tcPr>
           <w:p>
@@ -15040,7 +14812,6 @@
               <w:bottom w:val="single" w:sz="4" w:space="0" w:color="000000"/>
               <w:right w:val="single" w:sz="4" w:space="0" w:color="000000"/>
             </w:tcBorders>
-            <w:shd w:val="clear" w:color="auto" w:fill="auto"/>
             <w:vAlign w:val="center"/>
           </w:tcPr>
           <w:p>
@@ -15074,7 +14845,6 @@
               <w:bottom w:val="single" w:sz="4" w:space="0" w:color="000000"/>
               <w:right w:val="single" w:sz="4" w:space="0" w:color="000000"/>
             </w:tcBorders>
-            <w:shd w:val="clear" w:color="auto" w:fill="auto"/>
             <w:vAlign w:val="center"/>
           </w:tcPr>
           <w:p>
@@ -15107,7 +14877,6 @@
               <w:bottom w:val="single" w:sz="4" w:space="0" w:color="000000"/>
               <w:right w:val="single" w:sz="4" w:space="0" w:color="000000"/>
             </w:tcBorders>
-            <w:shd w:val="clear" w:color="auto" w:fill="auto"/>
             <w:vAlign w:val="center"/>
           </w:tcPr>
           <w:p>
@@ -15140,7 +14909,6 @@
               <w:bottom w:val="single" w:sz="4" w:space="0" w:color="000000"/>
               <w:right w:val="single" w:sz="4" w:space="0" w:color="000000"/>
             </w:tcBorders>
-            <w:shd w:val="clear" w:color="auto" w:fill="auto"/>
             <w:vAlign w:val="bottom"/>
           </w:tcPr>
           <w:p>
@@ -15179,7 +14947,6 @@
               <w:bottom w:val="single" w:sz="4" w:space="0" w:color="000000"/>
               <w:right w:val="single" w:sz="4" w:space="0" w:color="000000"/>
             </w:tcBorders>
-            <w:shd w:val="clear" w:color="auto" w:fill="auto"/>
             <w:vAlign w:val="center"/>
           </w:tcPr>
           <w:p>
@@ -15212,7 +14979,6 @@
               <w:bottom w:val="single" w:sz="4" w:space="0" w:color="000000"/>
               <w:right w:val="single" w:sz="4" w:space="0" w:color="000000"/>
             </w:tcBorders>
-            <w:shd w:val="clear" w:color="auto" w:fill="auto"/>
             <w:vAlign w:val="center"/>
           </w:tcPr>
           <w:p>
@@ -15245,7 +15011,6 @@
               <w:bottom w:val="single" w:sz="4" w:space="0" w:color="000000"/>
               <w:right w:val="single" w:sz="4" w:space="0" w:color="000000"/>
             </w:tcBorders>
-            <w:shd w:val="clear" w:color="auto" w:fill="auto"/>
             <w:vAlign w:val="center"/>
           </w:tcPr>
           <w:p>
@@ -15278,7 +15043,6 @@
               <w:bottom w:val="single" w:sz="4" w:space="0" w:color="000000"/>
               <w:right w:val="single" w:sz="4" w:space="0" w:color="000000"/>
             </w:tcBorders>
-            <w:shd w:val="clear" w:color="auto" w:fill="auto"/>
             <w:vAlign w:val="bottom"/>
           </w:tcPr>
           <w:p>
@@ -15317,7 +15081,6 @@
               <w:bottom w:val="single" w:sz="4" w:space="0" w:color="000000"/>
               <w:right w:val="single" w:sz="4" w:space="0" w:color="000000"/>
             </w:tcBorders>
-            <w:shd w:val="clear" w:color="auto" w:fill="auto"/>
             <w:vAlign w:val="center"/>
           </w:tcPr>
           <w:p>
@@ -15350,7 +15113,6 @@
               <w:bottom w:val="single" w:sz="4" w:space="0" w:color="000000"/>
               <w:right w:val="single" w:sz="4" w:space="0" w:color="000000"/>
             </w:tcBorders>
-            <w:shd w:val="clear" w:color="auto" w:fill="auto"/>
             <w:vAlign w:val="center"/>
           </w:tcPr>
           <w:p>
@@ -15383,7 +15145,6 @@
               <w:bottom w:val="single" w:sz="4" w:space="0" w:color="000000"/>
               <w:right w:val="single" w:sz="4" w:space="0" w:color="000000"/>
             </w:tcBorders>
-            <w:shd w:val="clear" w:color="auto" w:fill="auto"/>
             <w:vAlign w:val="center"/>
           </w:tcPr>
           <w:p>
@@ -15416,7 +15177,6 @@
               <w:bottom w:val="single" w:sz="4" w:space="0" w:color="000000"/>
               <w:right w:val="single" w:sz="4" w:space="0" w:color="000000"/>
             </w:tcBorders>
-            <w:shd w:val="clear" w:color="auto" w:fill="auto"/>
             <w:vAlign w:val="bottom"/>
           </w:tcPr>
           <w:p>
@@ -15455,7 +15215,6 @@
               <w:bottom w:val="single" w:sz="4" w:space="0" w:color="000000"/>
               <w:right w:val="single" w:sz="4" w:space="0" w:color="000000"/>
             </w:tcBorders>
-            <w:shd w:val="clear" w:color="auto" w:fill="auto"/>
             <w:vAlign w:val="center"/>
           </w:tcPr>
           <w:p>
@@ -15488,7 +15247,6 @@
               <w:bottom w:val="single" w:sz="4" w:space="0" w:color="000000"/>
               <w:right w:val="single" w:sz="4" w:space="0" w:color="000000"/>
             </w:tcBorders>
-            <w:shd w:val="clear" w:color="auto" w:fill="auto"/>
             <w:vAlign w:val="center"/>
           </w:tcPr>
           <w:p>
@@ -15521,7 +15279,6 @@
               <w:bottom w:val="single" w:sz="4" w:space="0" w:color="000000"/>
               <w:right w:val="single" w:sz="4" w:space="0" w:color="000000"/>
             </w:tcBorders>
-            <w:shd w:val="clear" w:color="auto" w:fill="auto"/>
             <w:vAlign w:val="center"/>
           </w:tcPr>
           <w:p>
@@ -15554,7 +15311,6 @@
               <w:bottom w:val="single" w:sz="4" w:space="0" w:color="000000"/>
               <w:right w:val="single" w:sz="4" w:space="0" w:color="000000"/>
             </w:tcBorders>
-            <w:shd w:val="clear" w:color="auto" w:fill="auto"/>
             <w:vAlign w:val="bottom"/>
           </w:tcPr>
           <w:p>
@@ -15593,7 +15349,6 @@
               <w:bottom w:val="single" w:sz="4" w:space="0" w:color="000000"/>
               <w:right w:val="single" w:sz="4" w:space="0" w:color="000000"/>
             </w:tcBorders>
-            <w:shd w:val="clear" w:color="auto" w:fill="auto"/>
             <w:vAlign w:val="center"/>
           </w:tcPr>
           <w:p>
@@ -15626,7 +15381,6 @@
               <w:bottom w:val="single" w:sz="4" w:space="0" w:color="000000"/>
               <w:right w:val="single" w:sz="4" w:space="0" w:color="000000"/>
             </w:tcBorders>
-            <w:shd w:val="clear" w:color="auto" w:fill="auto"/>
             <w:vAlign w:val="center"/>
           </w:tcPr>
           <w:p>
@@ -15659,7 +15413,6 @@
               <w:bottom w:val="single" w:sz="4" w:space="0" w:color="000000"/>
               <w:right w:val="single" w:sz="4" w:space="0" w:color="000000"/>
             </w:tcBorders>
-            <w:shd w:val="clear" w:color="auto" w:fill="auto"/>
             <w:vAlign w:val="center"/>
           </w:tcPr>
           <w:p>
@@ -15692,7 +15445,6 @@
               <w:bottom w:val="single" w:sz="4" w:space="0" w:color="000000"/>
               <w:right w:val="single" w:sz="4" w:space="0" w:color="000000"/>
             </w:tcBorders>
-            <w:shd w:val="clear" w:color="auto" w:fill="auto"/>
             <w:vAlign w:val="bottom"/>
           </w:tcPr>
           <w:p>
@@ -15731,7 +15483,6 @@
               <w:bottom w:val="single" w:sz="4" w:space="0" w:color="000000"/>
               <w:right w:val="single" w:sz="4" w:space="0" w:color="000000"/>
             </w:tcBorders>
-            <w:shd w:val="clear" w:color="auto" w:fill="auto"/>
             <w:vAlign w:val="center"/>
           </w:tcPr>
           <w:p>
@@ -15764,7 +15515,6 @@
               <w:bottom w:val="single" w:sz="4" w:space="0" w:color="000000"/>
               <w:right w:val="single" w:sz="4" w:space="0" w:color="000000"/>
             </w:tcBorders>
-            <w:shd w:val="clear" w:color="auto" w:fill="auto"/>
             <w:vAlign w:val="center"/>
           </w:tcPr>
           <w:p>
@@ -15797,7 +15547,6 @@
               <w:bottom w:val="single" w:sz="4" w:space="0" w:color="000000"/>
               <w:right w:val="single" w:sz="4" w:space="0" w:color="000000"/>
             </w:tcBorders>
-            <w:shd w:val="clear" w:color="auto" w:fill="auto"/>
             <w:vAlign w:val="center"/>
           </w:tcPr>
           <w:p>
@@ -15830,7 +15579,6 @@
               <w:bottom w:val="single" w:sz="4" w:space="0" w:color="000000"/>
               <w:right w:val="single" w:sz="4" w:space="0" w:color="000000"/>
             </w:tcBorders>
-            <w:shd w:val="clear" w:color="auto" w:fill="auto"/>
             <w:vAlign w:val="bottom"/>
           </w:tcPr>
           <w:p>
@@ -15869,7 +15617,6 @@
               <w:bottom w:val="single" w:sz="4" w:space="0" w:color="000000"/>
               <w:right w:val="single" w:sz="4" w:space="0" w:color="000000"/>
             </w:tcBorders>
-            <w:shd w:val="clear" w:color="auto" w:fill="auto"/>
             <w:vAlign w:val="center"/>
           </w:tcPr>
           <w:p>
@@ -15902,7 +15649,6 @@
               <w:bottom w:val="single" w:sz="4" w:space="0" w:color="000000"/>
               <w:right w:val="single" w:sz="4" w:space="0" w:color="000000"/>
             </w:tcBorders>
-            <w:shd w:val="clear" w:color="auto" w:fill="auto"/>
             <w:vAlign w:val="center"/>
           </w:tcPr>
           <w:p>
@@ -15935,7 +15681,6 @@
               <w:bottom w:val="single" w:sz="4" w:space="0" w:color="000000"/>
               <w:right w:val="single" w:sz="4" w:space="0" w:color="000000"/>
             </w:tcBorders>
-            <w:shd w:val="clear" w:color="auto" w:fill="auto"/>
             <w:vAlign w:val="center"/>
           </w:tcPr>
           <w:p>
@@ -15968,7 +15713,6 @@
               <w:bottom w:val="single" w:sz="4" w:space="0" w:color="000000"/>
               <w:right w:val="single" w:sz="4" w:space="0" w:color="000000"/>
             </w:tcBorders>
-            <w:shd w:val="clear" w:color="auto" w:fill="auto"/>
             <w:vAlign w:val="bottom"/>
           </w:tcPr>
           <w:p>
@@ -16539,27 +16283,7 @@
           <w:sz w:val="22"/>
           <w:szCs w:val="22"/>
         </w:rPr>
-        <w:t xml:space="preserve"> (dar a cada um o que é seu). Entende-se, portanto, por que a lei especial deva prevalecer sobre a geral: ela representa um momento </w:t>
-      </w:r>
-      <w:proofErr w:type="spellStart"/>
-      <w:r>
-        <w:rPr>
-          <w:i/>
-          <w:iCs/>
-          <w:sz w:val="22"/>
-          <w:szCs w:val="22"/>
-        </w:rPr>
-        <w:t>ineliminável</w:t>
-      </w:r>
-      <w:proofErr w:type="spellEnd"/>
-      <w:r>
-        <w:rPr>
-          <w:i/>
-          <w:iCs/>
-          <w:sz w:val="22"/>
-          <w:szCs w:val="22"/>
-        </w:rPr>
-        <w:t xml:space="preserve"> do desenvolvimento de um ordenamento. Bloquear a lei especial frente à geral significaria paralisar esse desenvolvimento</w:t>
+        <w:t xml:space="preserve"> (dar a cada um o que é seu). Entende-se, portanto, por que a lei especial deva prevalecer sobre a geral: ela representa um momento ineliminável do desenvolvimento de um ordenamento. Bloquear a lei especial frente à geral significaria paralisar esse desenvolvimento</w:t>
       </w:r>
     </w:p>
     <w:p>
@@ -21898,13 +21622,7 @@
         <w:rPr>
           <w:rFonts w:eastAsia="Calibri"/>
         </w:rPr>
-        <w:t xml:space="preserve">Estadual </w:t>
-      </w:r>
-      <w:r>
-        <w:rPr>
-          <w:rFonts w:eastAsia="Calibri"/>
-        </w:rPr>
-        <w:t>48.521</w:t>
+        <w:t>Estadual 48.521</w:t>
       </w:r>
       <w:r>
         <w:rPr>
@@ -22685,16 +22403,6 @@
         </w:rPr>
         <w:t>(0800625-25.2022.8.19.0034 - APELAÇÃO. Des(a). JOSÉ ACIR LESSA GIORDANI - Julgamento: 25/04/2024 - PRIMEIRA CAMARA DE DIREITO PUBLICO)</w:t>
       </w:r>
-    </w:p>
-    <w:p>
-      <w:pPr>
-        <w:ind w:firstLine="1134"/>
-        <w:jc w:val="both"/>
-        <w:rPr>
-          <w:rFonts w:eastAsia="Calibri"/>
-          <w:sz w:val="14"/>
-        </w:rPr>
-      </w:pPr>
     </w:p>
     <w:p>
       <w:pPr>
@@ -22725,6 +22433,3816 @@
           <w:color w:val="5B9BD5"/>
         </w:rPr>
         <w:lastRenderedPageBreak/>
+        <w:t>Do Tema 1.218 e do sobrestamento</w:t>
+      </w:r>
+    </w:p>
+    <w:p>
+      <w:pPr>
+        <w:spacing w:before="280" w:line="360" w:lineRule="auto"/>
+        <w:jc w:val="center"/>
+        <w:rPr>
+          <w:rFonts w:eastAsia="Arial"/>
+          <w:b/>
+          <w:bCs/>
+          <w:color w:val="0F4761"/>
+          <w:lang w:eastAsia="en-GB"/>
+        </w:rPr>
+      </w:pPr>
+      <w:r>
+        <w:rPr>
+          <w:rFonts w:eastAsia="Arial"/>
+          <w:b/>
+          <w:bCs/>
+          <w:color w:val="0F4761"/>
+          <w:lang w:eastAsia="en-GB"/>
+        </w:rPr>
+        <w:t>A)</w:t>
+      </w:r>
+      <w:r>
+        <w:rPr>
+          <w:rFonts w:eastAsia="Arial"/>
+          <w:b/>
+          <w:bCs/>
+          <w:color w:val="0F4761"/>
+          <w:lang w:eastAsia="en-GB"/>
+        </w:rPr>
+        <w:tab/>
+        <w:t>DA IMPOSSIBILIDADE DO SOBRESTAMENTO - INTRODUÇÃO</w:t>
+      </w:r>
+    </w:p>
+    <w:p>
+      <w:pPr>
+        <w:spacing w:line="360" w:lineRule="auto"/>
+        <w:ind w:firstLine="1134"/>
+        <w:jc w:val="both"/>
+      </w:pPr>
+    </w:p>
+    <w:p>
+      <w:pPr>
+        <w:spacing w:line="360" w:lineRule="auto"/>
+        <w:ind w:firstLine="1134"/>
+        <w:jc w:val="both"/>
+      </w:pPr>
+      <w:r>
+        <w:t>O sobrestamento pressupõe que os processos "versem sobre a questão" objeto do leading case. Quando a identidade de questão é apenas aparente — porque a situação fática e normativa do caso concreto é estruturalmente distinta — o sobrestamento é indevido e deve ser afastado mediante o instrumento ora manejado.</w:t>
+      </w:r>
+    </w:p>
+    <w:p>
+      <w:pPr>
+        <w:spacing w:before="280" w:line="360" w:lineRule="auto"/>
+        <w:jc w:val="center"/>
+        <w:rPr>
+          <w:rFonts w:eastAsia="Arial"/>
+          <w:b/>
+          <w:bCs/>
+          <w:color w:val="0F4761"/>
+          <w:lang w:val="en-GB" w:eastAsia="en-GB"/>
+        </w:rPr>
+      </w:pPr>
+      <w:r>
+        <w:rPr>
+          <w:rFonts w:eastAsia="Arial"/>
+          <w:b/>
+          <w:bCs/>
+          <w:color w:val="0F4761"/>
+          <w:lang w:val="en-GB" w:eastAsia="en-GB"/>
+        </w:rPr>
+        <w:t>B) O LEADING CASE DO TEMA 1.218</w:t>
+      </w:r>
+    </w:p>
+    <w:p>
+      <w:pPr>
+        <w:spacing w:line="360" w:lineRule="auto"/>
+        <w:ind w:firstLine="709"/>
+        <w:jc w:val="both"/>
+        <w:rPr>
+          <w:rFonts w:eastAsia="Arial"/>
+          <w:lang w:val="en-GB" w:eastAsia="en-GB"/>
+        </w:rPr>
+      </w:pPr>
+    </w:p>
+    <w:p>
+      <w:pPr>
+        <w:spacing w:line="360" w:lineRule="auto"/>
+        <w:ind w:firstLine="709"/>
+        <w:jc w:val="both"/>
+        <w:rPr>
+          <w:rFonts w:eastAsia="Arial"/>
+          <w:lang w:eastAsia="en-GB"/>
+        </w:rPr>
+      </w:pPr>
+      <w:r>
+        <w:rPr>
+          <w:rFonts w:eastAsia="Arial"/>
+          <w:lang w:eastAsia="en-GB"/>
+        </w:rPr>
+        <w:t xml:space="preserve">O RE 1.326.541/SP, </w:t>
+      </w:r>
+      <w:r>
+        <w:rPr>
+          <w:rFonts w:eastAsia="Arial"/>
+          <w:i/>
+          <w:iCs/>
+          <w:lang w:eastAsia="en-GB"/>
+        </w:rPr>
+        <w:t>leading case</w:t>
+      </w:r>
+      <w:r>
+        <w:rPr>
+          <w:rFonts w:eastAsia="Arial"/>
+          <w:lang w:eastAsia="en-GB"/>
+        </w:rPr>
+        <w:t xml:space="preserve"> do Tema 1.218 da Repercussão Geral, de relatoria do Ministro Cristiano Zanin, tem como objeto específico uma decisão proferida pela Turma Recursal do Juizado Especial de Votuporanga/SP, que havia determinado o reajuste escalonado de toda a tabela de vencimentos do magistério paulista a partir do piso nacional, aplicando um percentual fixo de correção entre os "degraus" da carreira com base na </w:t>
+      </w:r>
+      <w:r>
+        <w:rPr>
+          <w:rFonts w:eastAsia="Arial"/>
+          <w:b/>
+          <w:bCs/>
+          <w:lang w:eastAsia="en-GB"/>
+        </w:rPr>
+        <w:t>Lei Complementar Estadual paulista nº 836/1997</w:t>
+      </w:r>
+      <w:r>
+        <w:rPr>
+          <w:rFonts w:eastAsia="Arial"/>
+          <w:lang w:eastAsia="en-GB"/>
+        </w:rPr>
+        <w:t>, lei essa anterior à própria Lei Federal do Piso, editada em dezembro de 1997, portanto onze anos antes da Lei nº 11.738/2008.</w:t>
+      </w:r>
+    </w:p>
+    <w:p>
+      <w:pPr>
+        <w:spacing w:line="360" w:lineRule="auto"/>
+        <w:ind w:firstLine="709"/>
+        <w:jc w:val="both"/>
+        <w:rPr>
+          <w:rFonts w:eastAsia="Times New Roman"/>
+          <w:sz w:val="20"/>
+          <w:szCs w:val="20"/>
+          <w:lang w:eastAsia="en-GB"/>
+        </w:rPr>
+      </w:pPr>
+    </w:p>
+    <w:p>
+      <w:pPr>
+        <w:spacing w:line="360" w:lineRule="auto"/>
+        <w:ind w:firstLine="709"/>
+        <w:jc w:val="both"/>
+        <w:rPr>
+          <w:rFonts w:eastAsia="Arial"/>
+          <w:lang w:eastAsia="en-GB"/>
+        </w:rPr>
+      </w:pPr>
+      <w:r>
+        <w:rPr>
+          <w:rFonts w:eastAsia="Arial"/>
+          <w:lang w:eastAsia="en-GB"/>
+        </w:rPr>
+        <w:t xml:space="preserve">O voto do Relator, ao dar parcial provimento ao recurso, veda que o Poder Judiciário invente e aplique percentuais de escalonamento sem amparo em lei preexistente, por violação à Súmula Vinculante 37 e ao art. 37, X, da Constituição Federal. O objeto da vedação é, portanto, a </w:t>
+      </w:r>
+      <w:r>
+        <w:rPr>
+          <w:rFonts w:eastAsia="Arial"/>
+          <w:b/>
+          <w:bCs/>
+          <w:highlight w:val="yellow"/>
+          <w:lang w:eastAsia="en-GB"/>
+        </w:rPr>
+        <w:t>criação judicial de fórmula remuneratória</w:t>
+      </w:r>
+      <w:r>
+        <w:rPr>
+          <w:rFonts w:eastAsia="Arial"/>
+          <w:lang w:eastAsia="en-GB"/>
+        </w:rPr>
+        <w:t xml:space="preserve"> — </w:t>
+      </w:r>
+      <w:r>
+        <w:rPr>
+          <w:rFonts w:eastAsia="Arial"/>
+          <w:b/>
+          <w:bCs/>
+          <w:u w:val="single"/>
+          <w:lang w:eastAsia="en-GB"/>
+        </w:rPr>
+        <w:t>não a aplicação de fórmula já estabelecida em lei estadual vigente</w:t>
+      </w:r>
+      <w:r>
+        <w:rPr>
+          <w:rFonts w:eastAsia="Arial"/>
+          <w:lang w:eastAsia="en-GB"/>
+        </w:rPr>
+        <w:t>.</w:t>
+      </w:r>
+    </w:p>
+    <w:p>
+      <w:pPr>
+        <w:spacing w:line="360" w:lineRule="auto"/>
+        <w:ind w:firstLine="709"/>
+        <w:jc w:val="both"/>
+        <w:rPr>
+          <w:rFonts w:eastAsia="Times New Roman"/>
+          <w:sz w:val="20"/>
+          <w:szCs w:val="20"/>
+          <w:lang w:eastAsia="en-GB"/>
+        </w:rPr>
+      </w:pPr>
+    </w:p>
+    <w:p>
+      <w:pPr>
+        <w:spacing w:line="360" w:lineRule="auto"/>
+        <w:ind w:firstLine="709"/>
+        <w:jc w:val="both"/>
+        <w:rPr>
+          <w:rFonts w:eastAsia="Times New Roman"/>
+          <w:sz w:val="20"/>
+          <w:szCs w:val="20"/>
+          <w:lang w:eastAsia="en-GB"/>
+        </w:rPr>
+      </w:pPr>
+      <w:r>
+        <w:rPr>
+          <w:rFonts w:eastAsia="Arial"/>
+          <w:lang w:eastAsia="en-GB"/>
+        </w:rPr>
+        <w:t xml:space="preserve">O voto, em seu item 2, visa reconhecer o dever dos entes estatais de elaborar e/ou adequar seus Planos de Carreira e Remuneração do Magistério ao piso nacional, modulando os efeitos </w:t>
+      </w:r>
+      <w:r>
+        <w:rPr>
+          <w:rFonts w:eastAsia="Arial"/>
+          <w:b/>
+          <w:bCs/>
+          <w:lang w:eastAsia="en-GB"/>
+        </w:rPr>
+        <w:t xml:space="preserve">para os entes que </w:t>
+      </w:r>
+      <w:r>
+        <w:rPr>
+          <w:rFonts w:eastAsia="Arial"/>
+          <w:b/>
+          <w:bCs/>
+          <w:sz w:val="28"/>
+          <w:szCs w:val="28"/>
+          <w:u w:val="single"/>
+          <w:lang w:eastAsia="en-GB"/>
+        </w:rPr>
+        <w:t>ainda</w:t>
+      </w:r>
+      <w:r>
+        <w:rPr>
+          <w:rFonts w:eastAsia="Arial"/>
+          <w:b/>
+          <w:bCs/>
+          <w:sz w:val="28"/>
+          <w:szCs w:val="28"/>
+          <w:lang w:eastAsia="en-GB"/>
+        </w:rPr>
+        <w:t xml:space="preserve"> </w:t>
+      </w:r>
+      <w:r>
+        <w:rPr>
+          <w:rFonts w:eastAsia="Arial"/>
+          <w:b/>
+          <w:bCs/>
+          <w:lang w:eastAsia="en-GB"/>
+        </w:rPr>
+        <w:t>não possuem plano adequado</w:t>
+      </w:r>
+      <w:r>
+        <w:rPr>
+          <w:rFonts w:eastAsia="Arial"/>
+          <w:lang w:eastAsia="en-GB"/>
+        </w:rPr>
+        <w:t>. O caso dos professores do Estado do Rio de Janeiro não se enquadra em nenhuma dessas premissas. Demonstra-se a seguir.</w:t>
+      </w:r>
+    </w:p>
+    <w:p>
+      <w:pPr>
+        <w:spacing w:line="360" w:lineRule="auto"/>
+        <w:jc w:val="center"/>
+        <w:rPr>
+          <w:rFonts w:eastAsia="Times New Roman"/>
+          <w:sz w:val="20"/>
+          <w:szCs w:val="20"/>
+          <w:lang w:eastAsia="en-GB"/>
+        </w:rPr>
+      </w:pPr>
+    </w:p>
+    <w:p>
+      <w:pPr>
+        <w:spacing w:before="280" w:line="360" w:lineRule="auto"/>
+        <w:jc w:val="center"/>
+        <w:rPr>
+          <w:rFonts w:eastAsia="Times New Roman"/>
+          <w:color w:val="0F4761"/>
+          <w:sz w:val="20"/>
+          <w:szCs w:val="20"/>
+          <w:lang w:eastAsia="en-GB"/>
+        </w:rPr>
+      </w:pPr>
+      <w:r>
+        <w:rPr>
+          <w:rFonts w:eastAsia="Arial"/>
+          <w:b/>
+          <w:bCs/>
+          <w:color w:val="0F4761"/>
+          <w:lang w:eastAsia="en-GB"/>
+        </w:rPr>
+        <w:lastRenderedPageBreak/>
+        <w:t>C) A DISTINÇÃO FÁTICA E NORMATIVA: CINCO DIFERENÇAS IRRECONCILIÁVEIS</w:t>
+      </w:r>
+    </w:p>
+    <w:p>
+      <w:pPr>
+        <w:spacing w:before="240" w:line="360" w:lineRule="auto"/>
+        <w:jc w:val="both"/>
+        <w:rPr>
+          <w:rFonts w:eastAsia="Arial"/>
+          <w:b/>
+          <w:bCs/>
+          <w:color w:val="215E99"/>
+          <w:u w:val="single"/>
+          <w:lang w:eastAsia="en-GB"/>
+        </w:rPr>
+      </w:pPr>
+      <w:r>
+        <w:rPr>
+          <w:rFonts w:eastAsia="Arial"/>
+          <w:b/>
+          <w:bCs/>
+          <w:color w:val="215E99"/>
+          <w:u w:val="single"/>
+          <w:lang w:eastAsia="en-GB"/>
+        </w:rPr>
+        <w:t>C.1) No caso paulista, o percentual de escalonamento não existe em lei. No caso fluminense, está positivado em lei estadual vigente desde 2009.</w:t>
+      </w:r>
+    </w:p>
+    <w:p>
+      <w:pPr>
+        <w:spacing w:line="360" w:lineRule="auto"/>
+        <w:ind w:firstLine="709"/>
+        <w:jc w:val="both"/>
+        <w:rPr>
+          <w:rFonts w:eastAsia="Arial"/>
+          <w:sz w:val="16"/>
+          <w:szCs w:val="16"/>
+          <w:lang w:eastAsia="en-GB"/>
+        </w:rPr>
+      </w:pPr>
+    </w:p>
+    <w:p>
+      <w:pPr>
+        <w:spacing w:line="360" w:lineRule="auto"/>
+        <w:ind w:firstLine="709"/>
+        <w:jc w:val="both"/>
+        <w:rPr>
+          <w:rFonts w:eastAsia="Arial"/>
+          <w:lang w:eastAsia="en-GB"/>
+        </w:rPr>
+      </w:pPr>
+      <w:r>
+        <w:rPr>
+          <w:rFonts w:eastAsia="Arial"/>
+          <w:lang w:eastAsia="en-GB"/>
+        </w:rPr>
+        <w:t xml:space="preserve">A Lei Complementar Estadual paulista nº 836/1997 estrutura a carreira do magistério em 5 (cinco) níveis e 5 (cinco) faixas de vencimentos, mas </w:t>
+      </w:r>
+      <w:r>
+        <w:rPr>
+          <w:rFonts w:eastAsia="Arial"/>
+          <w:b/>
+          <w:bCs/>
+          <w:lang w:eastAsia="en-GB"/>
+        </w:rPr>
+        <w:t>não fixa nenhum percentual de escalonamento entre esses níveis</w:t>
+      </w:r>
+      <w:r>
+        <w:rPr>
+          <w:rFonts w:eastAsia="Arial"/>
+          <w:lang w:eastAsia="en-GB"/>
+        </w:rPr>
+        <w:t>. Conforme seu art. 32 e parágrafo único, os demais níveis e faixas decorrem de Evolução Funcional e de Promoção, e os valores absolutos constam dos Anexos V e VI como tabelas numéricas fechadas, sem fórmula cogente de progressão. O Colégio Recursal de Votuporanga extraiu da tabela uma proporção matemática implícita e a transformou em regra jurídica — criando percentual sem base legal. Isso é exatamente o que o STF em seu tema 1218 coloca em pauta.</w:t>
+      </w:r>
+    </w:p>
+    <w:p>
+      <w:pPr>
+        <w:spacing w:line="360" w:lineRule="auto"/>
+        <w:ind w:firstLine="709"/>
+        <w:jc w:val="both"/>
+        <w:rPr>
+          <w:rFonts w:eastAsia="Times New Roman"/>
+          <w:sz w:val="14"/>
+          <w:szCs w:val="14"/>
+          <w:lang w:eastAsia="en-GB"/>
+        </w:rPr>
+      </w:pPr>
+    </w:p>
+    <w:p>
+      <w:pPr>
+        <w:spacing w:line="360" w:lineRule="auto"/>
+        <w:ind w:firstLine="709"/>
+        <w:jc w:val="both"/>
+        <w:rPr>
+          <w:rFonts w:eastAsia="Arial"/>
+          <w:lang w:eastAsia="en-GB"/>
+        </w:rPr>
+      </w:pPr>
+      <w:r>
+        <w:rPr>
+          <w:rFonts w:eastAsia="Arial"/>
+          <w:lang w:eastAsia="en-GB"/>
+        </w:rPr>
+        <w:t xml:space="preserve">O Estado do Rio de Janeiro, por sua vez, possui o percentual de escalonamento </w:t>
+      </w:r>
+      <w:r>
+        <w:rPr>
+          <w:rFonts w:eastAsia="Arial"/>
+          <w:b/>
+          <w:bCs/>
+          <w:lang w:eastAsia="en-GB"/>
+        </w:rPr>
+        <w:t>expressamente positivado em lei estadual cogente e vigente</w:t>
+      </w:r>
+      <w:r>
+        <w:rPr>
+          <w:rFonts w:eastAsia="Arial"/>
+          <w:lang w:eastAsia="en-GB"/>
+        </w:rPr>
+        <w:t>:</w:t>
+      </w:r>
+    </w:p>
+    <w:p>
+      <w:pPr>
+        <w:spacing w:line="360" w:lineRule="auto"/>
+        <w:ind w:firstLine="709"/>
+        <w:jc w:val="both"/>
+        <w:rPr>
+          <w:rFonts w:eastAsia="Times New Roman"/>
+          <w:sz w:val="12"/>
+          <w:szCs w:val="12"/>
+          <w:lang w:eastAsia="en-GB"/>
+        </w:rPr>
+      </w:pPr>
+    </w:p>
+    <w:p>
+      <w:pPr>
+        <w:numPr>
+          <w:ilvl w:val="0"/>
+          <w:numId w:val="9"/>
+        </w:numPr>
+        <w:spacing w:before="60" w:line="360" w:lineRule="auto"/>
+        <w:rPr>
+          <w:rFonts w:eastAsia="Times New Roman"/>
+          <w:sz w:val="20"/>
+          <w:szCs w:val="20"/>
+          <w:lang w:eastAsia="en-GB"/>
+        </w:rPr>
+      </w:pPr>
+      <w:r>
+        <w:rPr>
+          <w:rFonts w:eastAsia="Arial"/>
+          <w:b/>
+          <w:bCs/>
+          <w:lang w:eastAsia="en-GB"/>
+        </w:rPr>
+        <w:t>Art. 3º da Lei Estadual nº 5.539, de 10 de setembro de 2009</w:t>
+      </w:r>
+      <w:r>
+        <w:rPr>
+          <w:rFonts w:eastAsia="Arial"/>
+          <w:lang w:eastAsia="en-GB"/>
+        </w:rPr>
+        <w:t xml:space="preserve">: "O vencimento-base dos cargos a que se refere a Lei nº 1.614, de 24 de janeiro de 1990, </w:t>
+      </w:r>
+      <w:r>
+        <w:rPr>
+          <w:rFonts w:eastAsia="Arial"/>
+          <w:b/>
+          <w:bCs/>
+          <w:lang w:eastAsia="en-GB"/>
+        </w:rPr>
+        <w:t>guardará o interstício de 12% (doze por cento) entre referências</w:t>
+      </w:r>
+      <w:r>
+        <w:rPr>
+          <w:rFonts w:eastAsia="Arial"/>
+          <w:lang w:eastAsia="en-GB"/>
+        </w:rPr>
+        <w:t>.";</w:t>
+      </w:r>
+    </w:p>
+    <w:p>
+      <w:pPr>
+        <w:spacing w:before="60" w:line="360" w:lineRule="auto"/>
+        <w:ind w:left="720"/>
+        <w:rPr>
+          <w:rFonts w:eastAsia="Times New Roman"/>
+          <w:sz w:val="20"/>
+          <w:szCs w:val="20"/>
+          <w:lang w:eastAsia="en-GB"/>
+        </w:rPr>
+      </w:pPr>
+    </w:p>
+    <w:p>
+      <w:pPr>
+        <w:numPr>
+          <w:ilvl w:val="0"/>
+          <w:numId w:val="9"/>
+        </w:numPr>
+        <w:spacing w:before="60" w:line="360" w:lineRule="auto"/>
+        <w:rPr>
+          <w:rFonts w:eastAsia="Times New Roman"/>
+          <w:sz w:val="20"/>
+          <w:szCs w:val="20"/>
+          <w:lang w:eastAsia="en-GB"/>
+        </w:rPr>
+      </w:pPr>
+      <w:r>
+        <w:rPr>
+          <w:rFonts w:eastAsia="Arial"/>
+          <w:b/>
+          <w:bCs/>
+          <w:lang w:eastAsia="en-GB"/>
+        </w:rPr>
+        <w:t>Art. 3º, parágrafo único, da Lei Estadual nº 5.584, de 2 de dezembro de 2009</w:t>
+      </w:r>
+      <w:r>
+        <w:rPr>
+          <w:rFonts w:eastAsia="Arial"/>
+          <w:lang w:eastAsia="en-GB"/>
+        </w:rPr>
+        <w:t>: replica a mesma regra para os cargos de Professor Docente I e Docente II.</w:t>
+      </w:r>
+    </w:p>
+    <w:p>
+      <w:pPr>
+        <w:spacing w:before="60" w:line="360" w:lineRule="auto"/>
+        <w:ind w:left="720"/>
+        <w:rPr>
+          <w:rFonts w:eastAsia="Times New Roman"/>
+          <w:sz w:val="12"/>
+          <w:szCs w:val="12"/>
+          <w:lang w:eastAsia="en-GB"/>
+        </w:rPr>
+      </w:pPr>
+    </w:p>
+    <w:p>
+      <w:pPr>
+        <w:spacing w:line="360" w:lineRule="auto"/>
+        <w:ind w:firstLine="709"/>
+        <w:jc w:val="both"/>
+        <w:rPr>
+          <w:rFonts w:eastAsia="Arial"/>
+          <w:lang w:eastAsia="en-GB"/>
+        </w:rPr>
+      </w:pPr>
+      <w:r>
+        <w:rPr>
+          <w:rFonts w:eastAsia="Arial"/>
+          <w:lang w:eastAsia="en-GB"/>
+        </w:rPr>
+        <w:t>Esses dispositivos, criado justamente em conformidade com a Lei Nacional do Piso, nunca foram revogados. Permanecem em pleno vigor, conforme se verifica no sítio eletrônico da ALERJ, onde ambas as leis constam com situação "Em Vigor". Nenhuma lei posterior — incluída a Lei Estadual nº 6.834/2014 — revogou expressa ou tacitamente o art. 3º da Lei 5.539/2009 nem o parágrafo único do art. 3º da Lei 5.584/2009, pois não há incompatibilidade nem regulação integral da mesma matéria (art. 2º, §1º, da LINDB).</w:t>
+      </w:r>
+    </w:p>
+    <w:p>
+      <w:pPr>
+        <w:spacing w:line="360" w:lineRule="auto"/>
+        <w:ind w:firstLine="709"/>
+        <w:jc w:val="both"/>
+        <w:rPr>
+          <w:rFonts w:eastAsia="Times New Roman"/>
+          <w:sz w:val="20"/>
+          <w:szCs w:val="20"/>
+          <w:lang w:eastAsia="en-GB"/>
+        </w:rPr>
+      </w:pPr>
+    </w:p>
+    <w:p>
+      <w:pPr>
+        <w:spacing w:line="360" w:lineRule="auto"/>
+        <w:ind w:firstLine="709"/>
+        <w:jc w:val="both"/>
+        <w:rPr>
+          <w:rFonts w:eastAsia="Arial"/>
+          <w:lang w:eastAsia="en-GB"/>
+        </w:rPr>
+      </w:pPr>
+      <w:r>
+        <w:rPr>
+          <w:rFonts w:eastAsia="Arial"/>
+          <w:lang w:eastAsia="en-GB"/>
+        </w:rPr>
+        <w:t xml:space="preserve">Quando o TJRJ determina que o piso nacional proporcional seja aplicado à Referência 1 da carreira e que as demais referências sejam calculadas com 12% de interstício, </w:t>
+      </w:r>
+      <w:r>
+        <w:rPr>
+          <w:rFonts w:eastAsia="Arial"/>
+          <w:b/>
+          <w:bCs/>
+          <w:lang w:eastAsia="en-GB"/>
+        </w:rPr>
+        <w:t xml:space="preserve">não está criando </w:t>
+      </w:r>
+      <w:r>
+        <w:rPr>
+          <w:rFonts w:eastAsia="Arial"/>
+          <w:b/>
+          <w:bCs/>
+          <w:lang w:eastAsia="en-GB"/>
+        </w:rPr>
+        <w:lastRenderedPageBreak/>
+        <w:t>nenhum percentual</w:t>
+      </w:r>
+      <w:r>
+        <w:rPr>
+          <w:rFonts w:eastAsia="Arial"/>
+          <w:lang w:eastAsia="en-GB"/>
+        </w:rPr>
+        <w:t>. Está determinando o cumprimento simultâneo de duas normas vigentes: a federal, que fixa o piso mínimo (Lei 11.738/2008), e a estadual, que fixa o escalonamento (art. 3º das Leis 5.539/2009 e 5.584/2009). Isso é jurisdição ordinária — não é ativismo judicial, não é violação à separação dos poderes, não é o que o Tema 1.218 versa.</w:t>
+      </w:r>
+    </w:p>
+    <w:p>
+      <w:pPr>
+        <w:spacing w:line="360" w:lineRule="auto"/>
+        <w:ind w:firstLine="709"/>
+        <w:jc w:val="both"/>
+        <w:rPr>
+          <w:rFonts w:eastAsia="Times New Roman"/>
+          <w:sz w:val="20"/>
+          <w:szCs w:val="20"/>
+          <w:lang w:eastAsia="en-GB"/>
+        </w:rPr>
+      </w:pPr>
+    </w:p>
+    <w:tbl>
+      <w:tblPr>
+        <w:tblW w:w="9360" w:type="dxa"/>
+        <w:shd w:val="clear" w:color="auto" w:fill="FFFFFF"/>
+        <w:tblCellMar>
+          <w:left w:w="10" w:type="dxa"/>
+          <w:right w:w="10" w:type="dxa"/>
+        </w:tblCellMar>
+        <w:tblLook w:val="04A0" w:firstRow="1" w:lastRow="0" w:firstColumn="1" w:lastColumn="0" w:noHBand="0" w:noVBand="1"/>
+      </w:tblPr>
+      <w:tblGrid>
+        <w:gridCol w:w="2000"/>
+        <w:gridCol w:w="3680"/>
+        <w:gridCol w:w="3680"/>
+      </w:tblGrid>
+      <w:tr>
+        <w:tc>
+          <w:tcPr>
+            <w:tcW w:w="2000" w:type="dxa"/>
+            <w:shd w:val="clear" w:color="auto" w:fill="FFFFFF"/>
+            <w:tcMar>
+              <w:top w:w="60" w:type="dxa"/>
+              <w:left w:w="100" w:type="dxa"/>
+              <w:bottom w:w="60" w:type="dxa"/>
+              <w:right w:w="100" w:type="dxa"/>
+            </w:tcMar>
+          </w:tcPr>
+          <w:p>
+            <w:pPr>
+              <w:spacing w:line="360" w:lineRule="auto"/>
+              <w:jc w:val="both"/>
+              <w:rPr>
+                <w:rFonts w:eastAsia="Times New Roman"/>
+                <w:strike/>
+                <w:color w:val="FFFFFF"/>
+                <w:sz w:val="20"/>
+                <w:szCs w:val="20"/>
+                <w:lang w:eastAsia="en-GB"/>
+              </w:rPr>
+            </w:pPr>
+          </w:p>
+        </w:tc>
+        <w:tc>
+          <w:tcPr>
+            <w:tcW w:w="3680" w:type="dxa"/>
+            <w:shd w:val="clear" w:color="auto" w:fill="FFFFFF"/>
+            <w:tcMar>
+              <w:top w:w="60" w:type="dxa"/>
+              <w:left w:w="100" w:type="dxa"/>
+              <w:bottom w:w="60" w:type="dxa"/>
+              <w:right w:w="100" w:type="dxa"/>
+            </w:tcMar>
+          </w:tcPr>
+          <w:p>
+            <w:pPr>
+              <w:spacing w:line="360" w:lineRule="auto"/>
+              <w:jc w:val="both"/>
+              <w:rPr>
+                <w:rFonts w:eastAsia="Times New Roman"/>
+                <w:strike/>
+                <w:color w:val="FFFFFF"/>
+                <w:sz w:val="20"/>
+                <w:szCs w:val="20"/>
+                <w:lang w:val="en-GB" w:eastAsia="en-GB"/>
+              </w:rPr>
+            </w:pPr>
+            <w:r>
+              <w:rPr>
+                <w:rFonts w:eastAsia="Arial"/>
+                <w:b/>
+                <w:bCs/>
+                <w:strike/>
+                <w:color w:val="FFFFFF"/>
+                <w:sz w:val="20"/>
+                <w:szCs w:val="20"/>
+                <w:lang w:val="en-GB" w:eastAsia="en-GB"/>
+              </w:rPr>
+              <w:t>LC nº 836/1997 — São Paulo</w:t>
+            </w:r>
+          </w:p>
+        </w:tc>
+        <w:tc>
+          <w:tcPr>
+            <w:tcW w:w="3680" w:type="dxa"/>
+            <w:shd w:val="clear" w:color="auto" w:fill="FFFFFF"/>
+            <w:tcMar>
+              <w:top w:w="60" w:type="dxa"/>
+              <w:left w:w="100" w:type="dxa"/>
+              <w:bottom w:w="60" w:type="dxa"/>
+              <w:right w:w="100" w:type="dxa"/>
+            </w:tcMar>
+          </w:tcPr>
+          <w:p>
+            <w:pPr>
+              <w:spacing w:line="360" w:lineRule="auto"/>
+              <w:jc w:val="both"/>
+              <w:rPr>
+                <w:rFonts w:eastAsia="Times New Roman"/>
+                <w:strike/>
+                <w:color w:val="FFFFFF"/>
+                <w:sz w:val="20"/>
+                <w:szCs w:val="20"/>
+                <w:lang w:eastAsia="en-GB"/>
+              </w:rPr>
+            </w:pPr>
+            <w:r>
+              <w:rPr>
+                <w:rFonts w:eastAsia="Arial"/>
+                <w:b/>
+                <w:bCs/>
+                <w:strike/>
+                <w:color w:val="FFFFFF"/>
+                <w:sz w:val="20"/>
+                <w:szCs w:val="20"/>
+                <w:lang w:eastAsia="en-GB"/>
+              </w:rPr>
+              <w:t>Leis nº 5.539/2009 e 5.584/2009 — Rio de Janeiro</w:t>
+            </w:r>
+          </w:p>
+        </w:tc>
+      </w:tr>
+      <w:tr>
+        <w:tc>
+          <w:tcPr>
+            <w:tcW w:w="2000" w:type="dxa"/>
+            <w:shd w:val="clear" w:color="auto" w:fill="FFFFFF"/>
+            <w:tcMar>
+              <w:top w:w="60" w:type="dxa"/>
+              <w:left w:w="100" w:type="dxa"/>
+              <w:bottom w:w="60" w:type="dxa"/>
+              <w:right w:w="100" w:type="dxa"/>
+            </w:tcMar>
+          </w:tcPr>
+          <w:p>
+            <w:pPr>
+              <w:spacing w:line="360" w:lineRule="auto"/>
+              <w:jc w:val="both"/>
+              <w:rPr>
+                <w:rFonts w:eastAsia="Times New Roman"/>
+                <w:strike/>
+                <w:color w:val="FFFFFF"/>
+                <w:sz w:val="20"/>
+                <w:szCs w:val="20"/>
+                <w:lang w:eastAsia="en-GB"/>
+              </w:rPr>
+            </w:pPr>
+            <w:r>
+              <w:rPr>
+                <w:rFonts w:eastAsia="Arial"/>
+                <w:strike/>
+                <w:color w:val="FFFFFF"/>
+                <w:sz w:val="20"/>
+                <w:szCs w:val="20"/>
+                <w:lang w:eastAsia="en-GB"/>
+              </w:rPr>
+              <w:t>Percentual entre níveis</w:t>
+            </w:r>
+          </w:p>
+        </w:tc>
+        <w:tc>
+          <w:tcPr>
+            <w:tcW w:w="3680" w:type="dxa"/>
+            <w:shd w:val="clear" w:color="auto" w:fill="FFFFFF"/>
+            <w:tcMar>
+              <w:top w:w="60" w:type="dxa"/>
+              <w:left w:w="100" w:type="dxa"/>
+              <w:bottom w:w="60" w:type="dxa"/>
+              <w:right w:w="100" w:type="dxa"/>
+            </w:tcMar>
+          </w:tcPr>
+          <w:p>
+            <w:pPr>
+              <w:spacing w:line="360" w:lineRule="auto"/>
+              <w:jc w:val="both"/>
+              <w:rPr>
+                <w:rFonts w:eastAsia="Times New Roman"/>
+                <w:strike/>
+                <w:color w:val="FFFFFF"/>
+                <w:sz w:val="20"/>
+                <w:szCs w:val="20"/>
+                <w:lang w:eastAsia="en-GB"/>
+              </w:rPr>
+            </w:pPr>
+            <w:r>
+              <w:rPr>
+                <w:rFonts w:eastAsia="Arial"/>
+                <w:strike/>
+                <w:color w:val="FFFFFF"/>
+                <w:sz w:val="20"/>
+                <w:szCs w:val="20"/>
+                <w:lang w:eastAsia="en-GB"/>
+              </w:rPr>
+              <w:t>Não previsto em lei. Decorre matematicamente dos valores absolutos tabelados nos Anexos V e VI.</w:t>
+            </w:r>
+          </w:p>
+        </w:tc>
+        <w:tc>
+          <w:tcPr>
+            <w:tcW w:w="3680" w:type="dxa"/>
+            <w:shd w:val="clear" w:color="auto" w:fill="FFFFFF"/>
+            <w:tcMar>
+              <w:top w:w="60" w:type="dxa"/>
+              <w:left w:w="100" w:type="dxa"/>
+              <w:bottom w:w="60" w:type="dxa"/>
+              <w:right w:w="100" w:type="dxa"/>
+            </w:tcMar>
+          </w:tcPr>
+          <w:p>
+            <w:pPr>
+              <w:spacing w:line="360" w:lineRule="auto"/>
+              <w:jc w:val="both"/>
+              <w:rPr>
+                <w:rFonts w:eastAsia="Times New Roman"/>
+                <w:b/>
+                <w:bCs/>
+                <w:strike/>
+                <w:color w:val="FFFFFF"/>
+                <w:sz w:val="20"/>
+                <w:szCs w:val="20"/>
+                <w:lang w:eastAsia="en-GB"/>
+              </w:rPr>
+            </w:pPr>
+            <w:r>
+              <w:rPr>
+                <w:rFonts w:eastAsia="Arial"/>
+                <w:b/>
+                <w:bCs/>
+                <w:strike/>
+                <w:color w:val="FFFFFF"/>
+                <w:sz w:val="20"/>
+                <w:szCs w:val="20"/>
+                <w:lang w:eastAsia="en-GB"/>
+              </w:rPr>
+              <w:t>Expresso em lei: 12% entre referências (art. 3º de ambas as leis).</w:t>
+            </w:r>
+          </w:p>
+        </w:tc>
+      </w:tr>
+      <w:tr>
+        <w:tc>
+          <w:tcPr>
+            <w:tcW w:w="2000" w:type="dxa"/>
+            <w:shd w:val="clear" w:color="auto" w:fill="FFFFFF"/>
+            <w:tcMar>
+              <w:top w:w="60" w:type="dxa"/>
+              <w:left w:w="100" w:type="dxa"/>
+              <w:bottom w:w="60" w:type="dxa"/>
+              <w:right w:w="100" w:type="dxa"/>
+            </w:tcMar>
+          </w:tcPr>
+          <w:p>
+            <w:pPr>
+              <w:spacing w:line="360" w:lineRule="auto"/>
+              <w:jc w:val="both"/>
+              <w:rPr>
+                <w:rFonts w:eastAsia="Times New Roman"/>
+                <w:strike/>
+                <w:color w:val="FFFFFF"/>
+                <w:sz w:val="20"/>
+                <w:szCs w:val="20"/>
+                <w:lang w:eastAsia="en-GB"/>
+              </w:rPr>
+            </w:pPr>
+            <w:r>
+              <w:rPr>
+                <w:rFonts w:eastAsia="Arial"/>
+                <w:strike/>
+                <w:color w:val="FFFFFF"/>
+                <w:sz w:val="20"/>
+                <w:szCs w:val="20"/>
+                <w:lang w:eastAsia="en-GB"/>
+              </w:rPr>
+              <w:t>Origem do escalonamento</w:t>
+            </w:r>
+          </w:p>
+        </w:tc>
+        <w:tc>
+          <w:tcPr>
+            <w:tcW w:w="3680" w:type="dxa"/>
+            <w:shd w:val="clear" w:color="auto" w:fill="FFFFFF"/>
+            <w:tcMar>
+              <w:top w:w="60" w:type="dxa"/>
+              <w:left w:w="100" w:type="dxa"/>
+              <w:bottom w:w="60" w:type="dxa"/>
+              <w:right w:w="100" w:type="dxa"/>
+            </w:tcMar>
+          </w:tcPr>
+          <w:p>
+            <w:pPr>
+              <w:spacing w:line="360" w:lineRule="auto"/>
+              <w:jc w:val="both"/>
+              <w:rPr>
+                <w:rFonts w:eastAsia="Times New Roman"/>
+                <w:strike/>
+                <w:color w:val="FFFFFF"/>
+                <w:sz w:val="20"/>
+                <w:szCs w:val="20"/>
+                <w:lang w:eastAsia="en-GB"/>
+              </w:rPr>
+            </w:pPr>
+            <w:r>
+              <w:rPr>
+                <w:rFonts w:eastAsia="Arial"/>
+                <w:strike/>
+                <w:color w:val="FFFFFF"/>
+                <w:sz w:val="20"/>
+                <w:szCs w:val="20"/>
+                <w:lang w:eastAsia="en-GB"/>
+              </w:rPr>
+              <w:t>Implícita — inferida da tabela pelo julgador.</w:t>
+            </w:r>
+          </w:p>
+        </w:tc>
+        <w:tc>
+          <w:tcPr>
+            <w:tcW w:w="3680" w:type="dxa"/>
+            <w:shd w:val="clear" w:color="auto" w:fill="FFFFFF"/>
+            <w:tcMar>
+              <w:top w:w="60" w:type="dxa"/>
+              <w:left w:w="100" w:type="dxa"/>
+              <w:bottom w:w="60" w:type="dxa"/>
+              <w:right w:w="100" w:type="dxa"/>
+            </w:tcMar>
+          </w:tcPr>
+          <w:p>
+            <w:pPr>
+              <w:spacing w:line="360" w:lineRule="auto"/>
+              <w:jc w:val="both"/>
+              <w:rPr>
+                <w:rFonts w:eastAsia="Times New Roman"/>
+                <w:b/>
+                <w:bCs/>
+                <w:strike/>
+                <w:color w:val="FFFFFF"/>
+                <w:sz w:val="20"/>
+                <w:szCs w:val="20"/>
+                <w:lang w:eastAsia="en-GB"/>
+              </w:rPr>
+            </w:pPr>
+            <w:r>
+              <w:rPr>
+                <w:rFonts w:eastAsia="Arial"/>
+                <w:b/>
+                <w:bCs/>
+                <w:strike/>
+                <w:color w:val="FFFFFF"/>
+                <w:sz w:val="20"/>
+                <w:szCs w:val="20"/>
+                <w:lang w:eastAsia="en-GB"/>
+              </w:rPr>
+              <w:t>Explícita — norma cogente positivada.</w:t>
+            </w:r>
+          </w:p>
+        </w:tc>
+      </w:tr>
+      <w:tr>
+        <w:tc>
+          <w:tcPr>
+            <w:tcW w:w="2000" w:type="dxa"/>
+            <w:shd w:val="clear" w:color="auto" w:fill="FFFFFF"/>
+            <w:tcMar>
+              <w:top w:w="60" w:type="dxa"/>
+              <w:left w:w="100" w:type="dxa"/>
+              <w:bottom w:w="60" w:type="dxa"/>
+              <w:right w:w="100" w:type="dxa"/>
+            </w:tcMar>
+          </w:tcPr>
+          <w:p>
+            <w:pPr>
+              <w:spacing w:line="360" w:lineRule="auto"/>
+              <w:jc w:val="both"/>
+              <w:rPr>
+                <w:rFonts w:eastAsia="Times New Roman"/>
+                <w:strike/>
+                <w:color w:val="FFFFFF"/>
+                <w:sz w:val="20"/>
+                <w:szCs w:val="20"/>
+                <w:lang w:eastAsia="en-GB"/>
+              </w:rPr>
+            </w:pPr>
+            <w:r>
+              <w:rPr>
+                <w:rFonts w:eastAsia="Arial"/>
+                <w:strike/>
+                <w:color w:val="FFFFFF"/>
+                <w:sz w:val="20"/>
+                <w:szCs w:val="20"/>
+                <w:lang w:eastAsia="en-GB"/>
+              </w:rPr>
+              <w:t>O que o Judiciário faz ao aplicar</w:t>
+            </w:r>
+          </w:p>
+        </w:tc>
+        <w:tc>
+          <w:tcPr>
+            <w:tcW w:w="3680" w:type="dxa"/>
+            <w:shd w:val="clear" w:color="auto" w:fill="FFFFFF"/>
+            <w:tcMar>
+              <w:top w:w="60" w:type="dxa"/>
+              <w:left w:w="100" w:type="dxa"/>
+              <w:bottom w:w="60" w:type="dxa"/>
+              <w:right w:w="100" w:type="dxa"/>
+            </w:tcMar>
+          </w:tcPr>
+          <w:p>
+            <w:pPr>
+              <w:spacing w:line="360" w:lineRule="auto"/>
+              <w:jc w:val="both"/>
+              <w:rPr>
+                <w:rFonts w:eastAsia="Times New Roman"/>
+                <w:strike/>
+                <w:color w:val="FFFFFF"/>
+                <w:sz w:val="20"/>
+                <w:szCs w:val="20"/>
+                <w:lang w:eastAsia="en-GB"/>
+              </w:rPr>
+            </w:pPr>
+            <w:r>
+              <w:rPr>
+                <w:rFonts w:eastAsia="Arial"/>
+                <w:b/>
+                <w:bCs/>
+                <w:noProof/>
+                <w:u w:val="single"/>
+                <w:lang w:eastAsia="en-GB"/>
+              </w:rPr>
+              <w:drawing>
+                <wp:anchor distT="0" distB="0" distL="114300" distR="114300" simplePos="0" relativeHeight="251676672" behindDoc="0" locked="0" layoutInCell="1" allowOverlap="1" wp14:anchorId="0F2C5A05" wp14:editId="33863973">
+                  <wp:simplePos x="0" y="0"/>
+                  <wp:positionH relativeFrom="column">
+                    <wp:posOffset>-919480</wp:posOffset>
+                  </wp:positionH>
+                  <wp:positionV relativeFrom="paragraph">
+                    <wp:posOffset>-1822450</wp:posOffset>
+                  </wp:positionV>
+                  <wp:extent cx="5076825" cy="3384550"/>
+                  <wp:effectExtent l="0" t="0" r="9525" b="6350"/>
+                  <wp:wrapNone/>
+                  <wp:docPr id="1383092898" name="Picture 5"/>
+                  <wp:cNvGraphicFramePr>
+                    <a:graphicFrameLocks xmlns:a="http://schemas.openxmlformats.org/drawingml/2006/main" noChangeAspect="1"/>
+                  </wp:cNvGraphicFramePr>
+                  <a:graphic xmlns:a="http://schemas.openxmlformats.org/drawingml/2006/main">
+                    <a:graphicData uri="http://schemas.openxmlformats.org/drawingml/2006/picture">
+                      <pic:pic xmlns:pic="http://schemas.openxmlformats.org/drawingml/2006/picture">
+                        <pic:nvPicPr>
+                          <pic:cNvPr id="0" name="Picture 3"/>
+                          <pic:cNvPicPr>
+                            <a:picLocks noChangeAspect="1" noChangeArrowheads="1"/>
+                          </pic:cNvPicPr>
+                        </pic:nvPicPr>
+                        <pic:blipFill>
+                          <a:blip r:embed="rId17" cstate="print">
+                            <a:extLst>
+                              <a:ext uri="{28A0092B-C50C-407E-A947-70E740481C1C}">
+                                <a14:useLocalDpi xmlns:a14="http://schemas.microsoft.com/office/drawing/2010/main" val="0"/>
+                              </a:ext>
+                            </a:extLst>
+                          </a:blip>
+                          <a:srcRect/>
+                          <a:stretch>
+                            <a:fillRect/>
+                          </a:stretch>
+                        </pic:blipFill>
+                        <pic:spPr bwMode="auto">
+                          <a:xfrm>
+                            <a:off x="0" y="0"/>
+                            <a:ext cx="5076825" cy="3384550"/>
+                          </a:xfrm>
+                          <a:prstGeom prst="rect">
+                            <a:avLst/>
+                          </a:prstGeom>
+                          <a:noFill/>
+                        </pic:spPr>
+                      </pic:pic>
+                    </a:graphicData>
+                  </a:graphic>
+                  <wp14:sizeRelH relativeFrom="page">
+                    <wp14:pctWidth>0</wp14:pctWidth>
+                  </wp14:sizeRelH>
+                  <wp14:sizeRelV relativeFrom="page">
+                    <wp14:pctHeight>0</wp14:pctHeight>
+                  </wp14:sizeRelV>
+                </wp:anchor>
+              </w:drawing>
+            </w:r>
+            <w:r>
+              <w:rPr>
+                <w:rFonts w:eastAsia="Arial"/>
+                <w:strike/>
+                <w:color w:val="FFFFFF"/>
+                <w:sz w:val="20"/>
+                <w:szCs w:val="20"/>
+                <w:lang w:eastAsia="en-GB"/>
+              </w:rPr>
+              <w:t>Cria fórmula sem base legal → vedado pelo Tema 1.218.</w:t>
+            </w:r>
+          </w:p>
+        </w:tc>
+        <w:tc>
+          <w:tcPr>
+            <w:tcW w:w="3680" w:type="dxa"/>
+            <w:shd w:val="clear" w:color="auto" w:fill="FFFFFF"/>
+            <w:tcMar>
+              <w:top w:w="60" w:type="dxa"/>
+              <w:left w:w="100" w:type="dxa"/>
+              <w:bottom w:w="60" w:type="dxa"/>
+              <w:right w:w="100" w:type="dxa"/>
+            </w:tcMar>
+          </w:tcPr>
+          <w:p>
+            <w:pPr>
+              <w:spacing w:line="360" w:lineRule="auto"/>
+              <w:jc w:val="both"/>
+              <w:rPr>
+                <w:rFonts w:eastAsia="Times New Roman"/>
+                <w:b/>
+                <w:bCs/>
+                <w:strike/>
+                <w:color w:val="FFFFFF"/>
+                <w:sz w:val="20"/>
+                <w:szCs w:val="20"/>
+                <w:lang w:eastAsia="en-GB"/>
+              </w:rPr>
+            </w:pPr>
+            <w:r>
+              <w:rPr>
+                <w:rFonts w:eastAsia="Arial"/>
+                <w:b/>
+                <w:bCs/>
+                <w:strike/>
+                <w:color w:val="FFFFFF"/>
+                <w:sz w:val="20"/>
+                <w:szCs w:val="20"/>
+                <w:lang w:eastAsia="en-GB"/>
+              </w:rPr>
+              <w:t>Aplica norma já existente → obrigação jurisdicional.</w:t>
+            </w:r>
+          </w:p>
+        </w:tc>
+      </w:tr>
+      <w:tr>
+        <w:tc>
+          <w:tcPr>
+            <w:tcW w:w="2000" w:type="dxa"/>
+            <w:shd w:val="clear" w:color="auto" w:fill="FFFFFF"/>
+            <w:tcMar>
+              <w:top w:w="60" w:type="dxa"/>
+              <w:left w:w="100" w:type="dxa"/>
+              <w:bottom w:w="60" w:type="dxa"/>
+              <w:right w:w="100" w:type="dxa"/>
+            </w:tcMar>
+          </w:tcPr>
+          <w:p>
+            <w:pPr>
+              <w:spacing w:line="360" w:lineRule="auto"/>
+              <w:jc w:val="both"/>
+              <w:rPr>
+                <w:rFonts w:eastAsia="Times New Roman"/>
+                <w:strike/>
+                <w:color w:val="FFFFFF"/>
+                <w:sz w:val="20"/>
+                <w:szCs w:val="20"/>
+                <w:lang w:eastAsia="en-GB"/>
+              </w:rPr>
+            </w:pPr>
+            <w:r>
+              <w:rPr>
+                <w:rFonts w:eastAsia="Arial"/>
+                <w:strike/>
+                <w:color w:val="FFFFFF"/>
+                <w:sz w:val="20"/>
+                <w:szCs w:val="20"/>
+                <w:lang w:eastAsia="en-GB"/>
+              </w:rPr>
+              <w:t>Natureza da intervenção judicial</w:t>
+            </w:r>
+          </w:p>
+        </w:tc>
+        <w:tc>
+          <w:tcPr>
+            <w:tcW w:w="3680" w:type="dxa"/>
+            <w:shd w:val="clear" w:color="auto" w:fill="FFFFFF"/>
+            <w:tcMar>
+              <w:top w:w="60" w:type="dxa"/>
+              <w:left w:w="100" w:type="dxa"/>
+              <w:bottom w:w="60" w:type="dxa"/>
+              <w:right w:w="100" w:type="dxa"/>
+            </w:tcMar>
+          </w:tcPr>
+          <w:p>
+            <w:pPr>
+              <w:spacing w:line="360" w:lineRule="auto"/>
+              <w:jc w:val="both"/>
+              <w:rPr>
+                <w:rFonts w:eastAsia="Times New Roman"/>
+                <w:strike/>
+                <w:color w:val="FFFFFF"/>
+                <w:sz w:val="20"/>
+                <w:szCs w:val="20"/>
+                <w:lang w:eastAsia="en-GB"/>
+              </w:rPr>
+            </w:pPr>
+            <w:r>
+              <w:rPr>
+                <w:rFonts w:eastAsia="Arial"/>
+                <w:strike/>
+                <w:color w:val="FFFFFF"/>
+                <w:sz w:val="20"/>
+                <w:szCs w:val="20"/>
+                <w:lang w:eastAsia="en-GB"/>
+              </w:rPr>
+              <w:t>Legislativa (proibida).</w:t>
+            </w:r>
+          </w:p>
+        </w:tc>
+        <w:tc>
+          <w:tcPr>
+            <w:tcW w:w="3680" w:type="dxa"/>
+            <w:shd w:val="clear" w:color="auto" w:fill="FFFFFF"/>
+            <w:tcMar>
+              <w:top w:w="60" w:type="dxa"/>
+              <w:left w:w="100" w:type="dxa"/>
+              <w:bottom w:w="60" w:type="dxa"/>
+              <w:right w:w="100" w:type="dxa"/>
+            </w:tcMar>
+          </w:tcPr>
+          <w:p>
+            <w:pPr>
+              <w:spacing w:line="360" w:lineRule="auto"/>
+              <w:jc w:val="both"/>
+              <w:rPr>
+                <w:rFonts w:eastAsia="Times New Roman"/>
+                <w:b/>
+                <w:bCs/>
+                <w:strike/>
+                <w:color w:val="FFFFFF"/>
+                <w:sz w:val="20"/>
+                <w:szCs w:val="20"/>
+                <w:lang w:eastAsia="en-GB"/>
+              </w:rPr>
+            </w:pPr>
+            <w:r>
+              <w:rPr>
+                <w:rFonts w:eastAsia="Arial"/>
+                <w:b/>
+                <w:bCs/>
+                <w:strike/>
+                <w:color w:val="FFFFFF"/>
+                <w:sz w:val="20"/>
+                <w:szCs w:val="20"/>
+                <w:lang w:eastAsia="en-GB"/>
+              </w:rPr>
+              <w:t>Jurisdicional (devida).</w:t>
+            </w:r>
+          </w:p>
+        </w:tc>
+      </w:tr>
+    </w:tbl>
+    <w:p>
+      <w:pPr>
+        <w:spacing w:line="360" w:lineRule="auto"/>
+        <w:jc w:val="center"/>
+        <w:rPr>
+          <w:rFonts w:eastAsia="Times New Roman"/>
+          <w:sz w:val="20"/>
+          <w:szCs w:val="20"/>
+          <w:lang w:val="en-GB" w:eastAsia="en-GB"/>
+        </w:rPr>
+      </w:pPr>
+    </w:p>
+    <w:p>
+      <w:pPr>
+        <w:spacing w:before="240" w:line="360" w:lineRule="auto"/>
+        <w:jc w:val="both"/>
+        <w:rPr>
+          <w:rFonts w:eastAsia="Arial"/>
+          <w:b/>
+          <w:bCs/>
+          <w:u w:val="single"/>
+          <w:lang w:eastAsia="en-GB"/>
+        </w:rPr>
+      </w:pPr>
+    </w:p>
+    <w:p>
+      <w:pPr>
+        <w:spacing w:before="240" w:line="360" w:lineRule="auto"/>
+        <w:jc w:val="both"/>
+        <w:rPr>
+          <w:rFonts w:eastAsia="Arial"/>
+          <w:b/>
+          <w:bCs/>
+          <w:color w:val="215E99"/>
+          <w:u w:val="single"/>
+          <w:lang w:eastAsia="en-GB"/>
+        </w:rPr>
+      </w:pPr>
+      <w:r>
+        <w:rPr>
+          <w:rFonts w:eastAsia="Arial"/>
+          <w:b/>
+          <w:bCs/>
+          <w:color w:val="215E99"/>
+          <w:u w:val="single"/>
+          <w:lang w:eastAsia="en-GB"/>
+        </w:rPr>
+        <w:t>C.2) A lei paulista é anterior à Lei do Piso. A legislação fluminense é posterior e editada exatamente para adequar-se a ela.</w:t>
+      </w:r>
+    </w:p>
+    <w:p>
+      <w:pPr>
+        <w:spacing w:line="360" w:lineRule="auto"/>
+        <w:ind w:firstLine="709"/>
+        <w:jc w:val="both"/>
+        <w:rPr>
+          <w:rFonts w:eastAsia="Arial"/>
+          <w:lang w:eastAsia="en-GB"/>
+        </w:rPr>
+      </w:pPr>
+      <w:r>
+        <w:rPr>
+          <w:rFonts w:eastAsia="Arial"/>
+          <w:lang w:eastAsia="en-GB"/>
+        </w:rPr>
+        <w:t xml:space="preserve">A Lei Complementar Estadual paulista nº 836/1997 foi editada </w:t>
+      </w:r>
+      <w:r>
+        <w:rPr>
+          <w:rFonts w:eastAsia="Arial"/>
+          <w:b/>
+          <w:bCs/>
+          <w:lang w:eastAsia="en-GB"/>
+        </w:rPr>
+        <w:t>onze anos antes</w:t>
+      </w:r>
+      <w:r>
+        <w:rPr>
+          <w:rFonts w:eastAsia="Arial"/>
+          <w:lang w:eastAsia="en-GB"/>
+        </w:rPr>
+        <w:t xml:space="preserve"> da Lei Federal nº 11.738/2008. São Paulo nunca adequou legislativamente sua estrutura de carreira ao piso nacional após 2008 — o que gerou a omissão que o Colégio Recursal tentou suprir judicialmente.</w:t>
+      </w:r>
+    </w:p>
+    <w:p>
+      <w:pPr>
+        <w:spacing w:line="360" w:lineRule="auto"/>
+        <w:ind w:firstLine="709"/>
+        <w:jc w:val="both"/>
+        <w:rPr>
+          <w:rFonts w:eastAsia="Times New Roman"/>
+          <w:sz w:val="20"/>
+          <w:szCs w:val="20"/>
+          <w:lang w:eastAsia="en-GB"/>
+        </w:rPr>
+      </w:pPr>
+    </w:p>
+    <w:p>
+      <w:pPr>
+        <w:spacing w:line="360" w:lineRule="auto"/>
+        <w:ind w:firstLine="709"/>
+        <w:jc w:val="both"/>
+        <w:rPr>
+          <w:rFonts w:eastAsia="Arial"/>
+          <w:lang w:eastAsia="en-GB"/>
+        </w:rPr>
+      </w:pPr>
+      <w:r>
+        <w:rPr>
+          <w:rFonts w:eastAsia="Arial"/>
+          <w:lang w:eastAsia="en-GB"/>
+        </w:rPr>
+        <w:t xml:space="preserve">O Estado do Rio de Janeiro, em sentido diametralmente oposto, em 2009 — imediatamente após a edição da Lei do Piso — editou duas leis estaduais específicas para adequar sua estrutura remuneratória ao novo paradigma federal: (i) a </w:t>
+      </w:r>
+      <w:r>
+        <w:rPr>
+          <w:rFonts w:eastAsia="Arial"/>
+          <w:b/>
+          <w:bCs/>
+          <w:lang w:eastAsia="en-GB"/>
+        </w:rPr>
+        <w:t>Lei Estadual nº 5.539/2009</w:t>
+      </w:r>
+      <w:r>
+        <w:rPr>
+          <w:rFonts w:eastAsia="Arial"/>
+          <w:lang w:eastAsia="en-GB"/>
+        </w:rPr>
+        <w:t>, que majorou os vencimentos básicos de toda a carreira, absorveu gratificações ao vencimento-base e positivou o interstício de 12%; e (</w:t>
+      </w:r>
+      <w:proofErr w:type="spellStart"/>
+      <w:r>
+        <w:rPr>
+          <w:rFonts w:eastAsia="Arial"/>
+          <w:lang w:eastAsia="en-GB"/>
+        </w:rPr>
+        <w:t>ii</w:t>
+      </w:r>
+      <w:proofErr w:type="spellEnd"/>
+      <w:r>
+        <w:rPr>
+          <w:rFonts w:eastAsia="Arial"/>
+          <w:lang w:eastAsia="en-GB"/>
+        </w:rPr>
+        <w:t xml:space="preserve">) a </w:t>
+      </w:r>
+      <w:r>
+        <w:rPr>
+          <w:rFonts w:eastAsia="Arial"/>
+          <w:b/>
+          <w:bCs/>
+          <w:lang w:eastAsia="en-GB"/>
+        </w:rPr>
+        <w:t>Lei Estadual nº 5.584/2009</w:t>
+      </w:r>
+      <w:r>
+        <w:rPr>
+          <w:rFonts w:eastAsia="Arial"/>
+          <w:lang w:eastAsia="en-GB"/>
+        </w:rPr>
+        <w:t xml:space="preserve">, que instituiu plano de cargos e vencimentos </w:t>
+      </w:r>
+      <w:r>
+        <w:rPr>
+          <w:rFonts w:eastAsia="Arial"/>
+          <w:lang w:eastAsia="en-GB"/>
+        </w:rPr>
+        <w:lastRenderedPageBreak/>
+        <w:t xml:space="preserve">específico para os Professores Docentes I e II, com tabela progressiva até outubro de 2015. A legislação fluminense de 2009 é, portanto, </w:t>
+      </w:r>
+      <w:r>
+        <w:rPr>
+          <w:rFonts w:eastAsia="Arial"/>
+          <w:b/>
+          <w:bCs/>
+          <w:lang w:eastAsia="en-GB"/>
+        </w:rPr>
+        <w:t>resposta ao piso nacional</w:t>
+      </w:r>
+      <w:r>
+        <w:rPr>
+          <w:rFonts w:eastAsia="Arial"/>
+          <w:lang w:eastAsia="en-GB"/>
+        </w:rPr>
+        <w:t>, não legislação anterior a ele.</w:t>
+      </w:r>
+    </w:p>
+    <w:p>
+      <w:pPr>
+        <w:spacing w:before="240" w:line="360" w:lineRule="auto"/>
+        <w:jc w:val="both"/>
+        <w:rPr>
+          <w:rFonts w:eastAsia="Arial"/>
+          <w:b/>
+          <w:bCs/>
+          <w:color w:val="215E99"/>
+          <w:u w:val="single"/>
+          <w:lang w:eastAsia="en-GB"/>
+        </w:rPr>
+      </w:pPr>
+      <w:r>
+        <w:rPr>
+          <w:rFonts w:eastAsia="Arial"/>
+          <w:b/>
+          <w:bCs/>
+          <w:color w:val="215E99"/>
+          <w:u w:val="single"/>
+          <w:lang w:eastAsia="en-GB"/>
+        </w:rPr>
+        <w:t>C.3) O Estado do Rio de Janeiro chegou a cumprir o piso nacional — e depois o congelou deliberadamente.</w:t>
+      </w:r>
+    </w:p>
+    <w:p>
+      <w:pPr>
+        <w:spacing w:line="360" w:lineRule="auto"/>
+        <w:ind w:firstLine="709"/>
+        <w:jc w:val="both"/>
+        <w:rPr>
+          <w:rFonts w:eastAsia="Arial"/>
+          <w:lang w:eastAsia="en-GB"/>
+        </w:rPr>
+      </w:pPr>
+      <w:r>
+        <w:rPr>
+          <w:rFonts w:eastAsia="Arial"/>
+          <w:lang w:eastAsia="en-GB"/>
+        </w:rPr>
+        <w:t>A análise dos valores históricos demonstra que, entre 2010 e 2014, os valores pagos em todas as categorias e referências superavam os mínimos federais proporcionais. Em 2010, o Professor Docente II de 22h na Referência 3 recebia R$ 34,80 por hora, quando o piso proporcional era de apenas R$ 31,76 por hora. Em 2014, recebia R$ 53,61 por hora, frente a um piso proporcional de R$ 52,62 por hora. O modelo era viável. O Estado sabia como cumprir a lei — e a cumpria.</w:t>
+      </w:r>
+    </w:p>
+    <w:p>
+      <w:pPr>
+        <w:spacing w:line="360" w:lineRule="auto"/>
+        <w:ind w:firstLine="709"/>
+        <w:jc w:val="both"/>
+        <w:rPr>
+          <w:rFonts w:eastAsia="Arial"/>
+          <w:lang w:eastAsia="en-GB"/>
+        </w:rPr>
+      </w:pPr>
+    </w:p>
+    <w:p>
+      <w:pPr>
+        <w:spacing w:line="360" w:lineRule="auto"/>
+        <w:jc w:val="both"/>
+        <w:rPr>
+          <w:rFonts w:eastAsia="Arial"/>
+          <w:lang w:eastAsia="en-GB"/>
+        </w:rPr>
+      </w:pPr>
+      <w:r>
+        <w:rPr>
+          <w:rFonts w:eastAsia="Times New Roman"/>
+          <w:noProof/>
+          <w:sz w:val="20"/>
+          <w:szCs w:val="20"/>
+          <w:lang w:val="en-GB" w:eastAsia="en-GB"/>
+        </w:rPr>
+        <w:drawing>
+          <wp:inline distT="0" distB="0" distL="0" distR="0" wp14:anchorId="3F56BD21" wp14:editId="7DA27858">
+            <wp:extent cx="5759450" cy="576776"/>
+            <wp:effectExtent l="0" t="0" r="0" b="0"/>
+            <wp:docPr id="388721045" name="Picture 3"/>
+            <wp:cNvGraphicFramePr>
+              <a:graphicFrameLocks xmlns:a="http://schemas.openxmlformats.org/drawingml/2006/main" noChangeAspect="1"/>
+            </wp:cNvGraphicFramePr>
+            <a:graphic xmlns:a="http://schemas.openxmlformats.org/drawingml/2006/main">
+              <a:graphicData uri="http://schemas.openxmlformats.org/drawingml/2006/picture">
+                <pic:pic xmlns:pic="http://schemas.openxmlformats.org/drawingml/2006/picture">
+                  <pic:nvPicPr>
+                    <pic:cNvPr id="0" name="Picture 2"/>
+                    <pic:cNvPicPr>
+                      <a:picLocks noChangeAspect="1" noChangeArrowheads="1"/>
+                    </pic:cNvPicPr>
+                  </pic:nvPicPr>
+                  <pic:blipFill>
+                    <a:blip r:embed="rId18">
+                      <a:extLst>
+                        <a:ext uri="{28A0092B-C50C-407E-A947-70E740481C1C}">
+                          <a14:useLocalDpi xmlns:a14="http://schemas.microsoft.com/office/drawing/2010/main" val="0"/>
+                        </a:ext>
+                      </a:extLst>
+                    </a:blip>
+                    <a:srcRect/>
+                    <a:stretch>
+                      <a:fillRect/>
+                    </a:stretch>
+                  </pic:blipFill>
+                  <pic:spPr bwMode="auto">
+                    <a:xfrm>
+                      <a:off x="0" y="0"/>
+                      <a:ext cx="5759450" cy="576776"/>
+                    </a:xfrm>
+                    <a:prstGeom prst="rect">
+                      <a:avLst/>
+                    </a:prstGeom>
+                    <a:noFill/>
+                    <a:ln>
+                      <a:noFill/>
+                    </a:ln>
+                  </pic:spPr>
+                </pic:pic>
+              </a:graphicData>
+            </a:graphic>
+          </wp:inline>
+        </w:drawing>
+      </w:r>
+    </w:p>
+    <w:p>
+      <w:pPr>
+        <w:spacing w:line="360" w:lineRule="auto"/>
+        <w:ind w:firstLine="709"/>
+        <w:jc w:val="both"/>
+        <w:rPr>
+          <w:rFonts w:eastAsia="Times New Roman"/>
+          <w:sz w:val="20"/>
+          <w:szCs w:val="20"/>
+          <w:lang w:eastAsia="en-GB"/>
+        </w:rPr>
+      </w:pPr>
+    </w:p>
+    <w:p>
+      <w:pPr>
+        <w:spacing w:line="360" w:lineRule="auto"/>
+        <w:ind w:firstLine="709"/>
+        <w:jc w:val="both"/>
+        <w:rPr>
+          <w:rFonts w:eastAsia="Arial"/>
+          <w:lang w:eastAsia="en-GB"/>
+        </w:rPr>
+      </w:pPr>
+      <w:r>
+        <w:rPr>
+          <w:rFonts w:eastAsia="Arial"/>
+          <w:lang w:eastAsia="en-GB"/>
+        </w:rPr>
+        <w:t>O descumprimento não decorreu de impossibilidade estrutural. Decorreu de congelamento deliberado: a Lei Estadual nº 6.834/2014, última lei salarial do magistério fluminense, fixou os valores de tabela em patamares que ainda cumpriam o piso naquele ano, mas que não foram reajustados nos anos seguintes. O resultado foi que o piso federal progressivamente ultrapassou os valores estaduais congelados — a partir de 2015 para o Docente II de 22h, e a partir de 2018 para o Docente I de 16h.</w:t>
+      </w:r>
+    </w:p>
+    <w:p>
+      <w:pPr>
+        <w:spacing w:line="360" w:lineRule="auto"/>
+        <w:jc w:val="both"/>
+        <w:rPr>
+          <w:rFonts w:eastAsia="Arial"/>
+          <w:lang w:eastAsia="en-GB"/>
+        </w:rPr>
+      </w:pPr>
+      <w:r>
+        <w:rPr>
+          <w:rFonts w:eastAsia="Times New Roman"/>
+          <w:noProof/>
+          <w:color w:val="000000"/>
+          <w:sz w:val="20"/>
+          <w:szCs w:val="20"/>
+          <w:lang w:val="en-GB" w:eastAsia="en-GB"/>
+        </w:rPr>
+        <w:drawing>
+          <wp:inline distT="0" distB="0" distL="0" distR="0" wp14:anchorId="5CEFD49C" wp14:editId="77BC3C43">
+            <wp:extent cx="5759450" cy="2323914"/>
+            <wp:effectExtent l="0" t="0" r="0" b="635"/>
+            <wp:docPr id="1211105164" name="Picture 1"/>
+            <wp:cNvGraphicFramePr>
+              <a:graphicFrameLocks xmlns:a="http://schemas.openxmlformats.org/drawingml/2006/main" noChangeAspect="1"/>
+            </wp:cNvGraphicFramePr>
+            <a:graphic xmlns:a="http://schemas.openxmlformats.org/drawingml/2006/main">
+              <a:graphicData uri="http://schemas.openxmlformats.org/drawingml/2006/picture">
+                <pic:pic xmlns:pic="http://schemas.openxmlformats.org/drawingml/2006/picture">
+                  <pic:nvPicPr>
+                    <pic:cNvPr id="1211105164" name=""/>
+                    <pic:cNvPicPr/>
+                  </pic:nvPicPr>
+                  <pic:blipFill>
+                    <a:blip r:embed="rId19"/>
+                    <a:stretch>
+                      <a:fillRect/>
+                    </a:stretch>
+                  </pic:blipFill>
+                  <pic:spPr>
+                    <a:xfrm>
+                      <a:off x="0" y="0"/>
+                      <a:ext cx="5759450" cy="2323914"/>
+                    </a:xfrm>
+                    <a:prstGeom prst="rect">
+                      <a:avLst/>
+                    </a:prstGeom>
+                  </pic:spPr>
+                </pic:pic>
+              </a:graphicData>
+            </a:graphic>
+          </wp:inline>
+        </w:drawing>
+      </w:r>
+    </w:p>
+    <w:p>
+      <w:pPr>
+        <w:spacing w:line="360" w:lineRule="auto"/>
+        <w:ind w:firstLine="709"/>
+        <w:jc w:val="both"/>
+        <w:rPr>
+          <w:rFonts w:eastAsia="Times New Roman"/>
+          <w:sz w:val="20"/>
+          <w:szCs w:val="20"/>
+          <w:lang w:eastAsia="en-GB"/>
+        </w:rPr>
+      </w:pPr>
+    </w:p>
+    <w:p>
+      <w:pPr>
+        <w:spacing w:line="360" w:lineRule="auto"/>
+        <w:ind w:firstLine="709"/>
+        <w:jc w:val="both"/>
+        <w:rPr>
+          <w:rFonts w:eastAsia="Arial"/>
+          <w:lang w:eastAsia="en-GB"/>
+        </w:rPr>
+      </w:pPr>
+      <w:r>
+        <w:rPr>
+          <w:rFonts w:eastAsia="Arial"/>
+          <w:lang w:eastAsia="en-GB"/>
+        </w:rPr>
+        <w:lastRenderedPageBreak/>
+        <w:t>Não se está, portanto, diante de um ente que nunca elaborou plano de carreira adequado e que precisa de tempo para fazê-lo — hipótese para a qual foi concebida a modulação do Tema 1.218. Está-se diante de um ente que já tinha plano, comprovou que o modelo era viável, e escolheu congelar os salários. A distinção é radical.</w:t>
+      </w:r>
+    </w:p>
+    <w:p>
+      <w:pPr>
+        <w:tabs>
+          <w:tab w:val="left" w:pos="0"/>
+        </w:tabs>
+        <w:spacing w:line="360" w:lineRule="auto"/>
+        <w:jc w:val="both"/>
+        <w:rPr>
+          <w:rFonts w:eastAsia="Times New Roman"/>
+          <w:color w:val="000000"/>
+        </w:rPr>
+      </w:pPr>
+    </w:p>
+    <w:p>
+      <w:pPr>
+        <w:tabs>
+          <w:tab w:val="left" w:pos="0"/>
+        </w:tabs>
+        <w:spacing w:line="360" w:lineRule="auto"/>
+        <w:jc w:val="both"/>
+        <w:rPr>
+          <w:rFonts w:eastAsia="Times New Roman"/>
+          <w:color w:val="000000"/>
+        </w:rPr>
+      </w:pPr>
+      <w:r>
+        <w:rPr>
+          <w:rFonts w:eastAsia="Times New Roman"/>
+          <w:noProof/>
+          <w:color w:val="000000"/>
+        </w:rPr>
+        <mc:AlternateContent>
+          <mc:Choice Requires="wps">
+            <w:drawing>
+              <wp:anchor distT="0" distB="0" distL="114300" distR="114300" simplePos="0" relativeHeight="251675648" behindDoc="0" locked="0" layoutInCell="1" allowOverlap="1" wp14:anchorId="0B60BD25" wp14:editId="1944F003">
+                <wp:simplePos x="0" y="0"/>
+                <wp:positionH relativeFrom="column">
+                  <wp:posOffset>2580640</wp:posOffset>
+                </wp:positionH>
+                <wp:positionV relativeFrom="paragraph">
+                  <wp:posOffset>497840</wp:posOffset>
+                </wp:positionV>
+                <wp:extent cx="0" cy="2031365"/>
+                <wp:effectExtent l="19050" t="0" r="19050" b="26035"/>
+                <wp:wrapNone/>
+                <wp:docPr id="3" name="Straight Connector 2">
+                  <a:extLst xmlns:a="http://schemas.openxmlformats.org/drawingml/2006/main">
+                    <a:ext uri="{FF2B5EF4-FFF2-40B4-BE49-F238E27FC236}">
+                      <a16:creationId xmlns:a16="http://schemas.microsoft.com/office/drawing/2014/main" id="{0D8EAD68-A9F1-C3B1-846E-91149DC12C46}"/>
+                    </a:ext>
+                  </a:extLst>
+                </wp:docPr>
+                <wp:cNvGraphicFramePr/>
+                <a:graphic xmlns:a="http://schemas.openxmlformats.org/drawingml/2006/main">
+                  <a:graphicData uri="http://schemas.microsoft.com/office/word/2010/wordprocessingShape">
+                    <wps:wsp>
+                      <wps:cNvCnPr/>
+                      <wps:spPr>
+                        <a:xfrm>
+                          <a:off x="0" y="0"/>
+                          <a:ext cx="0" cy="2031365"/>
+                        </a:xfrm>
+                        <a:prstGeom prst="line">
+                          <a:avLst/>
+                        </a:prstGeom>
+                        <a:noFill/>
+                        <a:ln w="28575" cap="flat" cmpd="sng" algn="ctr">
+                          <a:solidFill>
+                            <a:srgbClr val="FF0000"/>
+                          </a:solidFill>
+                          <a:prstDash val="dash"/>
+                        </a:ln>
+                        <a:effectLst/>
+                      </wps:spPr>
+                      <wps:bodyPr/>
+                    </wps:wsp>
+                  </a:graphicData>
+                </a:graphic>
+                <wp14:sizeRelH relativeFrom="margin">
+                  <wp14:pctWidth>0</wp14:pctWidth>
+                </wp14:sizeRelH>
+                <wp14:sizeRelV relativeFrom="margin">
+                  <wp14:pctHeight>0</wp14:pctHeight>
+                </wp14:sizeRelV>
+              </wp:anchor>
+            </w:drawing>
+          </mc:Choice>
+          <mc:Fallback>
+            <w:pict>
+              <v:line w14:anchorId="6A30E757" id="Straight Connector 2" o:spid="_x0000_s1026" style="position:absolute;z-index:251675648;visibility:visible;mso-wrap-style:square;mso-width-percent:0;mso-height-percent:0;mso-wrap-distance-left:9pt;mso-wrap-distance-top:0;mso-wrap-distance-right:9pt;mso-wrap-distance-bottom:0;mso-position-horizontal:absolute;mso-position-horizontal-relative:text;mso-position-vertical:absolute;mso-position-vertical-relative:text;mso-width-percent:0;mso-height-percent:0;mso-width-relative:margin;mso-height-relative:margin" from="203.2pt,39.2pt" to="203.2pt,199.15pt" o:gfxdata="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" strokecolor="red" strokeweight="2.25pt">
+                <v:stroke dashstyle="dash"/>
+              </v:line>
+            </w:pict>
+          </mc:Fallback>
+        </mc:AlternateContent>
+      </w:r>
+      <w:r>
+        <w:rPr>
+          <w:rFonts w:eastAsia="Times New Roman"/>
+          <w:noProof/>
+          <w:color w:val="000000"/>
+        </w:rPr>
+        <w:drawing>
+          <wp:inline distT="0" distB="0" distL="0" distR="0" wp14:anchorId="04B86614" wp14:editId="3130CF94">
+            <wp:extent cx="6030595" cy="3041650"/>
+            <wp:effectExtent l="0" t="0" r="8255" b="6350"/>
+            <wp:docPr id="551385740" name="Chart 1">
+              <a:extLst xmlns:a="http://schemas.openxmlformats.org/drawingml/2006/main">
+                <a:ext uri="{FF2B5EF4-FFF2-40B4-BE49-F238E27FC236}">
+                  <a16:creationId xmlns:a16="http://schemas.microsoft.com/office/drawing/2014/main" id="{ACE7406E-4778-F0C6-5F44-D00D8B56F0F5}"/>
+                </a:ext>
+              </a:extLst>
+            </wp:docPr>
+            <wp:cNvGraphicFramePr/>
+            <a:graphic xmlns:a="http://schemas.openxmlformats.org/drawingml/2006/main">
+              <a:graphicData uri="http://schemas.openxmlformats.org/drawingml/2006/chart">
+                <c:chart xmlns:c="http://schemas.openxmlformats.org/drawingml/2006/chart" xmlns:r="http://schemas.openxmlformats.org/officeDocument/2006/relationships" r:id="rId20"/>
+              </a:graphicData>
+            </a:graphic>
+          </wp:inline>
+        </w:drawing>
+      </w:r>
+      <w:r>
+        <w:rPr>
+          <w:rFonts w:eastAsia="Times New Roman"/>
+          <w:noProof/>
+          <w:lang w:eastAsia="en-US"/>
+        </w:rPr>
+        <w:t xml:space="preserve"> </w:t>
+      </w:r>
+    </w:p>
+    <w:p>
+      <w:pPr>
+        <w:spacing w:line="360" w:lineRule="auto"/>
+        <w:ind w:firstLine="709"/>
+        <w:jc w:val="both"/>
+        <w:rPr>
+          <w:rFonts w:eastAsia="Times New Roman"/>
+          <w:sz w:val="20"/>
+          <w:szCs w:val="20"/>
+          <w:lang w:eastAsia="en-GB"/>
+        </w:rPr>
+      </w:pPr>
+    </w:p>
+    <w:p>
+      <w:pPr>
+        <w:spacing w:before="240" w:line="360" w:lineRule="auto"/>
+        <w:jc w:val="both"/>
+        <w:rPr>
+          <w:rFonts w:eastAsia="Arial"/>
+          <w:b/>
+          <w:bCs/>
+          <w:color w:val="215E99"/>
+          <w:u w:val="single"/>
+          <w:lang w:eastAsia="en-GB"/>
+        </w:rPr>
+      </w:pPr>
+      <w:r>
+        <w:rPr>
+          <w:rFonts w:eastAsia="Arial"/>
+          <w:b/>
+          <w:bCs/>
+          <w:color w:val="215E99"/>
+          <w:u w:val="single"/>
+          <w:lang w:eastAsia="en-GB"/>
+        </w:rPr>
+        <w:t>C.4) O Estado do Rio de Janeiro descumpre também sua própria legislação estadual vigente.</w:t>
+      </w:r>
+    </w:p>
+    <w:p>
+      <w:pPr>
+        <w:spacing w:before="240" w:line="360" w:lineRule="auto"/>
+        <w:jc w:val="both"/>
+        <w:rPr>
+          <w:rFonts w:eastAsia="Times New Roman"/>
+          <w:sz w:val="20"/>
+          <w:szCs w:val="20"/>
+          <w:lang w:eastAsia="en-GB"/>
+        </w:rPr>
+      </w:pPr>
+    </w:p>
+    <w:p>
+      <w:pPr>
+        <w:spacing w:line="360" w:lineRule="auto"/>
+        <w:ind w:firstLine="709"/>
+        <w:jc w:val="both"/>
+        <w:rPr>
+          <w:rFonts w:eastAsia="Arial"/>
+          <w:lang w:eastAsia="en-GB"/>
+        </w:rPr>
+      </w:pPr>
+      <w:r>
+        <w:rPr>
+          <w:rFonts w:eastAsia="Arial"/>
+          <w:lang w:eastAsia="en-GB"/>
+        </w:rPr>
+        <w:t>A Lei Estadual nº 5.584/2009 previa, em seu Anexo II, uma tabela progressiva de vencimentos com reajustes programados até outubro de 2015. Em 2024, o valor pago ao Docente II de 22h na Referência 1 era de R$ 1.125,56 — quando a lei estadual de 2009 já havia fixado R$ 1.455,73 para aquela categoria em 2015. O Estado paga, em 2024, valor inferior ao que sua própria lei garantia há quase dez anos.</w:t>
+      </w:r>
+    </w:p>
+    <w:p>
+      <w:pPr>
+        <w:spacing w:line="360" w:lineRule="auto"/>
+        <w:ind w:firstLine="709"/>
+        <w:jc w:val="both"/>
+        <w:rPr>
+          <w:rFonts w:eastAsia="Times New Roman"/>
+          <w:sz w:val="20"/>
+          <w:szCs w:val="20"/>
+          <w:lang w:eastAsia="en-GB"/>
+        </w:rPr>
+      </w:pPr>
+    </w:p>
+    <w:p>
+      <w:pPr>
+        <w:spacing w:line="360" w:lineRule="auto"/>
+        <w:ind w:firstLine="709"/>
+        <w:jc w:val="both"/>
+        <w:rPr>
+          <w:rFonts w:eastAsia="Arial"/>
+          <w:lang w:eastAsia="en-GB"/>
+        </w:rPr>
+      </w:pPr>
+      <w:r>
+        <w:rPr>
+          <w:rFonts w:eastAsia="Arial"/>
+          <w:lang w:eastAsia="en-GB"/>
+        </w:rPr>
+        <w:t xml:space="preserve">Esse argumento é </w:t>
+      </w:r>
+      <w:r>
+        <w:rPr>
+          <w:rFonts w:eastAsia="Arial"/>
+          <w:b/>
+          <w:bCs/>
+          <w:lang w:eastAsia="en-GB"/>
+        </w:rPr>
+        <w:t>inteiramente autônomo</w:t>
+      </w:r>
+      <w:r>
+        <w:rPr>
+          <w:rFonts w:eastAsia="Arial"/>
+          <w:lang w:eastAsia="en-GB"/>
+        </w:rPr>
+        <w:t xml:space="preserve"> em relação ao debate sobre o piso federal: um ente federativo que remunera seus servidores abaixo do que sua própria lei determina viola o princípio da legalidade estrita, previsto no </w:t>
+      </w:r>
+      <w:r>
+        <w:rPr>
+          <w:rFonts w:eastAsia="Arial"/>
+          <w:b/>
+          <w:bCs/>
+          <w:lang w:eastAsia="en-GB"/>
+        </w:rPr>
+        <w:t>art. 37, caput, da Constituição Federal</w:t>
+      </w:r>
+      <w:r>
+        <w:rPr>
+          <w:rFonts w:eastAsia="Arial"/>
+          <w:lang w:eastAsia="en-GB"/>
+        </w:rPr>
+        <w:t xml:space="preserve">, </w:t>
+      </w:r>
+      <w:r>
+        <w:rPr>
+          <w:rFonts w:eastAsia="Arial"/>
+          <w:lang w:eastAsia="en-GB"/>
+        </w:rPr>
+        <w:lastRenderedPageBreak/>
+        <w:t>independentemente de qualquer tese de repercussão geral. O Tema 1.218 não tem nada a dizer sobre esse ponto.</w:t>
+      </w:r>
+    </w:p>
+    <w:p>
+      <w:pPr>
+        <w:spacing w:line="360" w:lineRule="auto"/>
+        <w:ind w:firstLine="709"/>
+        <w:jc w:val="both"/>
+        <w:rPr>
+          <w:rFonts w:eastAsia="Arial"/>
+          <w:lang w:eastAsia="en-GB"/>
+        </w:rPr>
+      </w:pPr>
+    </w:p>
+    <w:p>
+      <w:pPr>
+        <w:spacing w:before="240" w:line="360" w:lineRule="auto"/>
+        <w:jc w:val="both"/>
+        <w:rPr>
+          <w:rFonts w:eastAsia="Arial"/>
+          <w:b/>
+          <w:bCs/>
+          <w:color w:val="215E99"/>
+          <w:u w:val="single"/>
+          <w:lang w:eastAsia="en-GB"/>
+        </w:rPr>
+      </w:pPr>
+      <w:r>
+        <w:rPr>
+          <w:rFonts w:eastAsia="Arial"/>
+          <w:b/>
+          <w:bCs/>
+          <w:color w:val="215E99"/>
+          <w:u w:val="single"/>
+          <w:lang w:eastAsia="en-GB"/>
+        </w:rPr>
+        <w:t>C.5) O que o TJRJ faz é aplicar lei estadual vigente, não criar reajuste por isonomia.</w:t>
+      </w:r>
+    </w:p>
+    <w:p>
+      <w:pPr>
+        <w:spacing w:before="240" w:line="360" w:lineRule="auto"/>
+        <w:jc w:val="both"/>
+        <w:rPr>
+          <w:rFonts w:eastAsia="Times New Roman"/>
+          <w:sz w:val="20"/>
+          <w:szCs w:val="20"/>
+          <w:lang w:eastAsia="en-GB"/>
+        </w:rPr>
+      </w:pPr>
+    </w:p>
+    <w:p>
+      <w:pPr>
+        <w:spacing w:line="360" w:lineRule="auto"/>
+        <w:ind w:firstLine="709"/>
+        <w:jc w:val="both"/>
+        <w:rPr>
+          <w:rFonts w:eastAsia="Arial"/>
+          <w:lang w:eastAsia="en-GB"/>
+        </w:rPr>
+      </w:pPr>
+      <w:r>
+        <w:rPr>
+          <w:rFonts w:eastAsia="Arial"/>
+          <w:lang w:eastAsia="en-GB"/>
+        </w:rPr>
+        <w:t>A Súmula Vinculante 37 proíbe o reajuste por isonomia. O art. 37, X, da Constituição Federal proíbe que o Poder Judiciário substitua o Legislativo na fixação de vencimentos. Essas vedações são reais, relevantes e merecem ser levadas a sério. Mas, precisamente por isso, exigem que se identifique com rigor quem, no caso concreto, estaria invadindo a competência legislativa — e a resposta é a oposta à que o Estado sustenta.</w:t>
+      </w:r>
+    </w:p>
+    <w:p>
+      <w:pPr>
+        <w:spacing w:line="360" w:lineRule="auto"/>
+        <w:ind w:firstLine="709"/>
+        <w:jc w:val="both"/>
+        <w:rPr>
+          <w:rFonts w:eastAsia="Arial"/>
+          <w:lang w:eastAsia="en-GB"/>
+        </w:rPr>
+      </w:pPr>
+    </w:p>
+    <w:p>
+      <w:pPr>
+        <w:spacing w:line="360" w:lineRule="auto"/>
+        <w:ind w:firstLine="709"/>
+        <w:jc w:val="both"/>
+        <w:rPr>
+          <w:rFonts w:eastAsia="Arial"/>
+          <w:lang w:eastAsia="en-GB"/>
+        </w:rPr>
+      </w:pPr>
+      <w:r>
+        <w:rPr>
+          <w:rFonts w:eastAsia="Arial"/>
+          <w:lang w:eastAsia="en-GB"/>
+        </w:rPr>
+        <w:t xml:space="preserve">O TJRJ, ao determinar o cumprimento do art. 3º da Lei Estadual nº 5.539/2009 e do art. 3º, parágrafo único, da Lei Estadual nº 5.584/2009, não cria nenhuma norma. Não extrai percentual implícito de tabela alguma. Não constrói fórmula remuneratória que o legislador estadual teria se omitido em prever. O interstício de 12% entre referências está expresso, textual e cogentemente positivado nessas leis, editadas em 2009, em pleno vigor, jamais revogadas. O julgador não inventou nada: leu a lei, verificou que ela determina o escalonamento de 12%, verificou que o Estado não a cumpre, e determinou seu cumprimento. </w:t>
+      </w:r>
+      <w:r>
+        <w:rPr>
+          <w:rFonts w:eastAsia="Arial"/>
+          <w:color w:val="000000"/>
+          <w:szCs w:val="20"/>
+          <w:lang w:eastAsia="en-GB"/>
+        </w:rPr>
+        <w:t>Essas são as funções desempenhadas pelos juízes, conforme estipulado pela Constituição.</w:t>
+      </w:r>
+    </w:p>
+    <w:p>
+      <w:pPr>
+        <w:spacing w:line="360" w:lineRule="auto"/>
+        <w:ind w:firstLine="709"/>
+        <w:jc w:val="both"/>
+        <w:rPr>
+          <w:rFonts w:eastAsia="Arial"/>
+          <w:lang w:eastAsia="en-GB"/>
+        </w:rPr>
+      </w:pPr>
+    </w:p>
+    <w:p>
+      <w:pPr>
+        <w:spacing w:line="360" w:lineRule="auto"/>
+        <w:ind w:firstLine="709"/>
+        <w:jc w:val="both"/>
+        <w:rPr>
+          <w:rFonts w:eastAsia="Arial"/>
+          <w:lang w:eastAsia="en-GB"/>
+        </w:rPr>
+      </w:pPr>
+      <w:r>
+        <w:rPr>
+          <w:rFonts w:eastAsia="Arial"/>
+          <w:lang w:eastAsia="en-GB"/>
+        </w:rPr>
+        <w:t>Agora consideremos o cenário inverso — aquele que o Estado pretende que prevaleça: o sobrestamento é mantido, o Tema 1.218 é aplicado ao caso fluminense sem análise aprofundada, a modulação é aceita pelos outros ministros, e o Estado recebe prazo de 24 meses para "elaborar ou adequar" seu plano de carreira. Esse cenário exige que alguém produza um efeito jurídico que nenhum dos três poderes fluminenses produziu: a revogação ou suspensão das Leis 5.539/2009 e 5.584/2009. A Assembleia Legislativa do Estado do Rio de Janeiro não as revogou. O Governador não as vetou. O TJRJ não as declarou inconstitucionais. Essas leis estão em vigor.</w:t>
+      </w:r>
+    </w:p>
+    <w:p>
+      <w:pPr>
+        <w:spacing w:line="360" w:lineRule="auto"/>
+        <w:ind w:firstLine="709"/>
+        <w:jc w:val="both"/>
+        <w:rPr>
+          <w:rFonts w:eastAsia="Arial"/>
+          <w:lang w:eastAsia="en-GB"/>
+        </w:rPr>
+      </w:pPr>
+    </w:p>
+    <w:p>
+      <w:pPr>
+        <w:spacing w:line="360" w:lineRule="auto"/>
+        <w:ind w:firstLine="709"/>
+        <w:jc w:val="both"/>
+        <w:rPr>
+          <w:rFonts w:eastAsia="Arial"/>
+          <w:lang w:eastAsia="en-GB"/>
+        </w:rPr>
+      </w:pPr>
+      <w:r>
+        <w:rPr>
+          <w:rFonts w:eastAsia="Arial"/>
+          <w:lang w:eastAsia="en-GB"/>
+        </w:rPr>
+        <w:lastRenderedPageBreak/>
+        <w:t>Para que o Estado receba o prazo da modulação proposta pelo Relator — para que se trate o ERJ como se nunca tivesse adequado seu plano de carreira —, seria necessário ignorar duas leis estaduais vigentes. E quem as ignoraria? O STF. Pela via do sobrestamento fundado no Tema 1.218, o Supremo estaria, na prática, produzindo sobre as Leis 5.539/2009 e 5.584/2009 um efeito que ele não tem competência para produzir — nem pela via do recurso extraordinário, nem pela via da repercussão geral. A Súmula 280 do próprio STF é clara: "Por ofensa a direito local não cabe recurso extraordinário." A interpretação de lei estadual é matéria reservada à jurisdição ordinária do tribunal de origem. O STF não pode, em recurso extraordinário, reinterpretar, afastar ou neutralizar os efeitos de lei estadual vigente — e é exatamente isso que ocorre enquanto o sobrestamento baseado no Tema 1.218 é mantido no caso fluminense.</w:t>
+      </w:r>
+    </w:p>
+    <w:p>
+      <w:pPr>
+        <w:spacing w:line="360" w:lineRule="auto"/>
+        <w:ind w:firstLine="709"/>
+        <w:jc w:val="both"/>
+        <w:rPr>
+          <w:rFonts w:eastAsia="Arial"/>
+          <w:lang w:eastAsia="en-GB"/>
+        </w:rPr>
+      </w:pPr>
+    </w:p>
+    <w:p>
+      <w:pPr>
+        <w:spacing w:line="360" w:lineRule="auto"/>
+        <w:ind w:firstLine="709"/>
+        <w:jc w:val="both"/>
+        <w:rPr>
+          <w:rFonts w:eastAsia="Arial"/>
+          <w:lang w:eastAsia="en-GB"/>
+        </w:rPr>
+      </w:pPr>
+      <w:r>
+        <w:rPr>
+          <w:rFonts w:eastAsia="Arial"/>
+          <w:lang w:eastAsia="en-GB"/>
+        </w:rPr>
+        <w:t>Há, portanto, uma inversão completa no argumento do Estado: a violação à separação dos poderes e à Súmula Vinculante 37 não está, na realidade, na Decisão do TJRJ que determina o cumprimento das leis estaduais. Está na pretensão de que o STF, pela via reflexa do sobrestamento, produza sobre legislação estadual vigente o efeito de uma revogação que o legislador estadual jamais promulgou. Quem estaria legislando no lugar do legislativo não seria o TJRJ — seria o próprio STF, ao apagar, com um instrumento processual de repercussão geral, duas leis estaduais para cuja análise não possui competência e cujo conteúdo nunca examinou.</w:t>
+      </w:r>
+    </w:p>
+    <w:p>
+      <w:pPr>
+        <w:spacing w:line="360" w:lineRule="auto"/>
+        <w:ind w:firstLine="709"/>
+        <w:jc w:val="both"/>
+        <w:rPr>
+          <w:rFonts w:eastAsia="Arial"/>
+          <w:lang w:eastAsia="en-GB"/>
+        </w:rPr>
+      </w:pPr>
+    </w:p>
+    <w:p>
+      <w:pPr>
+        <w:spacing w:line="360" w:lineRule="auto"/>
+        <w:ind w:firstLine="709"/>
+        <w:jc w:val="both"/>
+        <w:rPr>
+          <w:rFonts w:eastAsia="Arial"/>
+          <w:lang w:eastAsia="en-GB"/>
+        </w:rPr>
+      </w:pPr>
+      <w:r>
+        <w:rPr>
+          <w:rFonts w:eastAsia="Arial"/>
+          <w:lang w:eastAsia="en-GB"/>
+        </w:rPr>
+        <w:t>O TJRJ aplicou a lei. O Estado não a cumpriu. O que se pede nesta ação é que a lei seja cumprida. Não há nada aqui que o art. 37, X, da CF ou a Súmula Vinculante 37 proíbam — porque não há fixação judicial de vencimentos, há determinação judicial de cumprimento de lei que os fixou.</w:t>
+      </w:r>
+    </w:p>
+    <w:p>
+      <w:pPr>
+        <w:spacing w:line="360" w:lineRule="auto"/>
+        <w:ind w:firstLine="709"/>
+        <w:jc w:val="both"/>
+        <w:rPr>
+          <w:rFonts w:eastAsia="Arial"/>
+          <w:lang w:eastAsia="en-GB"/>
+        </w:rPr>
+      </w:pPr>
+    </w:p>
+    <w:p>
+      <w:pPr>
+        <w:spacing w:before="240" w:line="360" w:lineRule="auto"/>
+        <w:jc w:val="both"/>
+        <w:rPr>
+          <w:rFonts w:eastAsia="Arial"/>
+          <w:b/>
+          <w:bCs/>
+          <w:color w:val="215E99"/>
+          <w:u w:val="single"/>
+          <w:lang w:eastAsia="en-GB"/>
+        </w:rPr>
+      </w:pPr>
+      <w:r>
+        <w:rPr>
+          <w:rFonts w:eastAsia="Arial"/>
+          <w:b/>
+          <w:bCs/>
+          <w:color w:val="215E99"/>
+          <w:u w:val="single"/>
+          <w:lang w:eastAsia="en-GB"/>
+        </w:rPr>
+        <w:t>C.6) O TJRJ é o único juízo competente para interpretar e aplicar as Leis Estaduais 5.539/2009 e 5.584/2009 — e o faz corretamente ao determiná-las cumpridas</w:t>
+      </w:r>
+    </w:p>
+    <w:p>
+      <w:pPr>
+        <w:spacing w:before="240" w:line="360" w:lineRule="auto"/>
+        <w:jc w:val="both"/>
+        <w:rPr>
+          <w:rFonts w:eastAsia="Times New Roman"/>
+          <w:sz w:val="20"/>
+          <w:szCs w:val="20"/>
+          <w:lang w:eastAsia="en-GB"/>
+        </w:rPr>
+      </w:pPr>
+    </w:p>
+    <w:p>
+      <w:pPr>
+        <w:spacing w:line="360" w:lineRule="auto"/>
+        <w:ind w:firstLine="709"/>
+        <w:jc w:val="both"/>
+        <w:rPr>
+          <w:rFonts w:eastAsia="Arial"/>
+          <w:lang w:eastAsia="en-GB"/>
+        </w:rPr>
+      </w:pPr>
+      <w:r>
+        <w:rPr>
+          <w:rFonts w:eastAsia="Arial"/>
+          <w:lang w:eastAsia="en-GB"/>
+        </w:rPr>
+        <w:t xml:space="preserve">A distribuição constitucional de competências impõe uma limitação que o Estado não pode superar por via do sobrestamento: a interpretação e a aplicação das Leis Estaduais nº 5.539/2009 e nº 5.584/2009 — que positivam o interstício de 12% entre referências e estruturam os vencimentos </w:t>
+      </w:r>
+      <w:r>
+        <w:rPr>
+          <w:rFonts w:eastAsia="Arial"/>
+          <w:lang w:eastAsia="en-GB"/>
+        </w:rPr>
+        <w:lastRenderedPageBreak/>
+        <w:t>do magistério fluminense — são matéria de direito local, insuscetível de reexame em sede de recurso extraordinário.</w:t>
+      </w:r>
+    </w:p>
+    <w:p>
+      <w:pPr>
+        <w:spacing w:line="360" w:lineRule="auto"/>
+        <w:ind w:firstLine="709"/>
+        <w:jc w:val="both"/>
+        <w:rPr>
+          <w:rFonts w:eastAsia="Arial"/>
+          <w:lang w:eastAsia="en-GB"/>
+        </w:rPr>
+      </w:pPr>
+    </w:p>
+    <w:p>
+      <w:pPr>
+        <w:spacing w:line="360" w:lineRule="auto"/>
+        <w:ind w:firstLine="709"/>
+        <w:jc w:val="both"/>
+        <w:rPr>
+          <w:rFonts w:eastAsia="Arial"/>
+          <w:lang w:eastAsia="en-GB"/>
+        </w:rPr>
+      </w:pPr>
+      <w:r>
+        <w:rPr>
+          <w:rFonts w:eastAsia="Arial"/>
+          <w:lang w:eastAsia="en-GB"/>
+        </w:rPr>
+        <w:t>A Súmula 280 do STF é expressa: "</w:t>
+      </w:r>
+      <w:r>
+        <w:rPr>
+          <w:rFonts w:eastAsia="Arial"/>
+          <w:i/>
+          <w:iCs/>
+          <w:lang w:eastAsia="en-GB"/>
+        </w:rPr>
+        <w:t>Por ofensa a direito local não cabe recurso extraordinário</w:t>
+      </w:r>
+      <w:r>
+        <w:rPr>
+          <w:rFonts w:eastAsia="Arial"/>
+          <w:lang w:eastAsia="en-GB"/>
+        </w:rPr>
+        <w:t>." A jurisprudência do Supremo é reiterada no sentido de que é infraconstitucional a controvérsia fundada na interpretação de lei local relativa a servidor público estadual, sendo inviável o reexame da legislação local pertinente na via extraordinária.</w:t>
+      </w:r>
+    </w:p>
+    <w:p>
+      <w:pPr>
+        <w:spacing w:line="360" w:lineRule="auto"/>
+        <w:ind w:firstLine="709"/>
+        <w:jc w:val="both"/>
+        <w:rPr>
+          <w:rFonts w:eastAsia="Arial"/>
+          <w:lang w:eastAsia="en-GB"/>
+        </w:rPr>
+      </w:pPr>
+    </w:p>
+    <w:p>
+      <w:pPr>
+        <w:spacing w:line="360" w:lineRule="auto"/>
+        <w:ind w:firstLine="709"/>
+        <w:jc w:val="both"/>
+        <w:rPr>
+          <w:rFonts w:eastAsia="Arial"/>
+          <w:lang w:eastAsia="en-GB"/>
+        </w:rPr>
+      </w:pPr>
+      <w:r>
+        <w:rPr>
+          <w:rFonts w:eastAsia="Arial"/>
+          <w:lang w:eastAsia="en-GB"/>
+        </w:rPr>
+        <w:t>Isso produz uma consequência processual de primeira ordem: o STF, ao julgar o Tema 1.218, não tem competência para interpretar as leis estaduais fluminenses de 2009, tampouco para determinar que o TJRJ deixe de aplicá-las. O leading case do Tema 1.218 tratou da Lei Complementar Estadual paulista nº 836/1997 — lei de outro estado, outro plano normativo, outro contexto histórico. O que o STF decide sobre a legislação paulista não vincula, por via de repercussão geral, a interpretação que o TJRJ faz das leis estaduais fluminenses — porque essas leis são de competência exclusiva da jurisdição estadual.</w:t>
+      </w:r>
+    </w:p>
+    <w:p>
+      <w:pPr>
+        <w:spacing w:line="360" w:lineRule="auto"/>
+        <w:ind w:firstLine="709"/>
+        <w:jc w:val="both"/>
+        <w:rPr>
+          <w:rFonts w:eastAsia="Arial"/>
+          <w:lang w:eastAsia="en-GB"/>
+        </w:rPr>
+      </w:pPr>
+    </w:p>
+    <w:p>
+      <w:pPr>
+        <w:spacing w:line="360" w:lineRule="auto"/>
+        <w:ind w:firstLine="709"/>
+        <w:jc w:val="both"/>
+        <w:rPr>
+          <w:rFonts w:eastAsia="Arial"/>
+          <w:lang w:eastAsia="en-GB"/>
+        </w:rPr>
+      </w:pPr>
+      <w:r>
+        <w:rPr>
+          <w:rFonts w:eastAsia="Arial"/>
+          <w:lang w:eastAsia="en-GB"/>
+        </w:rPr>
+        <w:t>Quando o TJRJ determina que o art. 3º da Lei 5.539/2009 e o art. 3º, parágrafo único, da Lei 5.584/2009 sejam cumpridos — aplicando o interstício de 12% entre referências a partir do piso federal proporcional —, não está criando nenhuma tese constitucional passível de controle pelo STF via repercussão geral. Está exercendo sua função jurisdicional típica: aplicar lei estadual vigente, em vigor, nunca revogada, ao caso concreto. Esse ato é jurisdicional, não legislativo. É local, não federal. É ordinário, não extraordinário.</w:t>
+      </w:r>
+    </w:p>
+    <w:p>
+      <w:pPr>
+        <w:spacing w:line="360" w:lineRule="auto"/>
+        <w:ind w:firstLine="709"/>
+        <w:jc w:val="both"/>
+        <w:rPr>
+          <w:rFonts w:eastAsia="Arial"/>
+          <w:lang w:eastAsia="en-GB"/>
+        </w:rPr>
+      </w:pPr>
+    </w:p>
+    <w:p>
+      <w:pPr>
+        <w:spacing w:line="360" w:lineRule="auto"/>
+        <w:ind w:firstLine="709"/>
+        <w:jc w:val="both"/>
+        <w:rPr>
+          <w:rFonts w:eastAsia="Times New Roman"/>
+          <w:sz w:val="20"/>
+          <w:szCs w:val="20"/>
+          <w:lang w:eastAsia="en-GB"/>
+        </w:rPr>
+      </w:pPr>
+      <w:r>
+        <w:rPr>
+          <w:rFonts w:eastAsia="Arial"/>
+          <w:lang w:eastAsia="en-GB"/>
+        </w:rPr>
+        <w:t>O sobrestamento fundado no Tema 1.218 pressupõe que o TJRJ estaria fazendo o que o Colégio Recursal de Votuporanga fez: criando judicialmente um percentual sem base legal. Mas como demonstrado nas distinções anteriores — e agora reforçado sob o ângulo da competência —, o TJRJ não cria percentual algum. Aplica percentual já positivado em lei estadual cuja interpretação lhe é constitucionalmente reservada. Sobrestar essa aplicação equivale a impedir que o TJRJ exerça a competência que a Constituição Federal lhe atribuiu com exclusividade, o que inverte a lógica do sistema e compromete a autonomia jurisdicional dos Tribunais de Justiça estaduais</w:t>
+      </w:r>
+    </w:p>
+    <w:p>
+      <w:pPr>
+        <w:spacing w:line="360" w:lineRule="auto"/>
+        <w:jc w:val="center"/>
+        <w:rPr>
+          <w:rFonts w:eastAsia="Times New Roman"/>
+          <w:sz w:val="10"/>
+          <w:szCs w:val="10"/>
+          <w:lang w:eastAsia="en-GB"/>
+        </w:rPr>
+      </w:pPr>
+    </w:p>
+    <w:p>
+      <w:pPr>
+        <w:spacing w:before="280" w:line="360" w:lineRule="auto"/>
+        <w:jc w:val="center"/>
+        <w:rPr>
+          <w:rFonts w:eastAsia="Arial"/>
+          <w:b/>
+          <w:bCs/>
+          <w:color w:val="0F4761"/>
+          <w:lang w:eastAsia="en-GB"/>
+        </w:rPr>
+      </w:pPr>
+      <w:r>
+        <w:rPr>
+          <w:rFonts w:eastAsia="Arial"/>
+          <w:b/>
+          <w:bCs/>
+          <w:color w:val="0F4761"/>
+          <w:lang w:eastAsia="en-GB"/>
+        </w:rPr>
+        <w:lastRenderedPageBreak/>
+        <w:t>D) DA INAPLICABILIDADE DA MODULAÇÃO DE 24 MESES</w:t>
+      </w:r>
+    </w:p>
+    <w:p>
+      <w:pPr>
+        <w:spacing w:before="280" w:line="360" w:lineRule="auto"/>
+        <w:rPr>
+          <w:rFonts w:eastAsia="Times New Roman"/>
+          <w:sz w:val="2"/>
+          <w:szCs w:val="2"/>
+          <w:lang w:eastAsia="en-GB"/>
+        </w:rPr>
+      </w:pPr>
+    </w:p>
+    <w:p>
+      <w:pPr>
+        <w:spacing w:line="360" w:lineRule="auto"/>
+        <w:ind w:firstLine="709"/>
+        <w:jc w:val="both"/>
+        <w:rPr>
+          <w:rFonts w:eastAsia="Arial"/>
+          <w:lang w:eastAsia="en-GB"/>
+        </w:rPr>
+      </w:pPr>
+      <w:r>
+        <w:rPr>
+          <w:rFonts w:eastAsia="Arial"/>
+          <w:lang w:eastAsia="en-GB"/>
+        </w:rPr>
+        <w:t xml:space="preserve">Quanto à eventual modulação de 24 meses para conceder aos entes federativos prazo para elaboração ou adequação de seus Planos de Carreira, impõe-se reconhecer que esse instrumento foi concebido para </w:t>
+      </w:r>
+      <w:r>
+        <w:rPr>
+          <w:rFonts w:eastAsia="Arial"/>
+          <w:b/>
+          <w:bCs/>
+          <w:u w:val="single"/>
+          <w:lang w:eastAsia="en-GB"/>
+        </w:rPr>
+        <w:t>entes que ainda não possuem plano adequado e precisam de tempo para criá-lo</w:t>
+      </w:r>
+      <w:r>
+        <w:rPr>
+          <w:rFonts w:eastAsia="Arial"/>
+          <w:lang w:eastAsia="en-GB"/>
+        </w:rPr>
+        <w:t>.</w:t>
+      </w:r>
+    </w:p>
+    <w:p>
+      <w:pPr>
+        <w:spacing w:line="360" w:lineRule="auto"/>
+        <w:ind w:firstLine="709"/>
+        <w:jc w:val="both"/>
+        <w:rPr>
+          <w:rFonts w:eastAsia="Times New Roman"/>
+          <w:sz w:val="20"/>
+          <w:szCs w:val="20"/>
+          <w:lang w:eastAsia="en-GB"/>
+        </w:rPr>
+      </w:pPr>
+    </w:p>
+    <w:p>
+      <w:pPr>
+        <w:spacing w:line="360" w:lineRule="auto"/>
+        <w:ind w:firstLine="709"/>
+        <w:jc w:val="both"/>
+        <w:rPr>
+          <w:rFonts w:eastAsia="Times New Roman"/>
+          <w:sz w:val="20"/>
+          <w:szCs w:val="20"/>
+          <w:lang w:eastAsia="en-GB"/>
+        </w:rPr>
+      </w:pPr>
+      <w:r>
+        <w:rPr>
+          <w:rFonts w:eastAsia="Arial"/>
+          <w:lang w:eastAsia="en-GB"/>
+        </w:rPr>
+        <w:t>O Estado do Rio de Janeiro possui plano de carreira desde a Lei 1.614/1990, o adequou ao piso nacional em 2009, e congelou os salários a partir de 2014. Não há plano a elaborar: há congelamento a desfazer. Conceder ao Estado o benefício da modulação seria tratar desigualmente situações desiguais — vedação elementar do princípio isonômico em sua dimensão material, pois a isonomia substancial exige que se trate desigualmente os desiguais na medida de sua desigualdade.</w:t>
+      </w:r>
+    </w:p>
+    <w:p>
+      <w:pPr>
+        <w:spacing w:line="360" w:lineRule="auto"/>
+        <w:jc w:val="center"/>
+        <w:rPr>
+          <w:rFonts w:eastAsia="Times New Roman"/>
+          <w:sz w:val="2"/>
+          <w:szCs w:val="2"/>
+          <w:lang w:eastAsia="en-GB"/>
+        </w:rPr>
+      </w:pPr>
+    </w:p>
+    <w:p>
+      <w:pPr>
+        <w:spacing w:before="280" w:line="360" w:lineRule="auto"/>
+        <w:jc w:val="center"/>
+        <w:rPr>
+          <w:rFonts w:eastAsia="Arial"/>
+          <w:b/>
+          <w:bCs/>
+          <w:color w:val="0F4761"/>
+          <w:lang w:eastAsia="en-GB"/>
+        </w:rPr>
+      </w:pPr>
+      <w:r>
+        <w:rPr>
+          <w:rFonts w:eastAsia="Arial"/>
+          <w:b/>
+          <w:bCs/>
+          <w:color w:val="0F4761"/>
+          <w:lang w:eastAsia="en-GB"/>
+        </w:rPr>
+        <w:t>E) DAS VIOLAÇÕES DECORRENTES DA MANUTENÇÃO DO SOBRESTAMENTO</w:t>
+      </w:r>
+    </w:p>
+    <w:p>
+      <w:pPr>
+        <w:spacing w:before="280" w:line="360" w:lineRule="auto"/>
+        <w:jc w:val="center"/>
+        <w:rPr>
+          <w:rFonts w:eastAsia="Times New Roman"/>
+          <w:color w:val="0F4761"/>
+          <w:sz w:val="4"/>
+          <w:szCs w:val="4"/>
+          <w:lang w:eastAsia="en-GB"/>
+        </w:rPr>
+      </w:pPr>
+    </w:p>
+    <w:p>
+      <w:pPr>
+        <w:spacing w:line="360" w:lineRule="auto"/>
+        <w:ind w:firstLine="709"/>
+        <w:jc w:val="both"/>
+        <w:rPr>
+          <w:rFonts w:eastAsia="Arial"/>
+          <w:lang w:eastAsia="en-GB"/>
+        </w:rPr>
+      </w:pPr>
+      <w:r>
+        <w:rPr>
+          <w:rFonts w:eastAsia="Arial"/>
+          <w:lang w:eastAsia="en-GB"/>
+        </w:rPr>
+        <w:t>A manutenção do sobrestamento no caso concreto — aplicado a processo que não guarda identidade de questão com o Tema 1.218 — não é apenas processualmente incorreta. É materialmente lesiva, pois perpetua, ao longo de toda a duração do sobrestamento, um descumprimento legal já consolidado e de consequências patrimoniais crescentes. Identificam-se as seguintes violações:</w:t>
+      </w:r>
+    </w:p>
+    <w:p>
+      <w:pPr>
+        <w:spacing w:line="360" w:lineRule="auto"/>
+        <w:ind w:firstLine="709"/>
+        <w:jc w:val="both"/>
+        <w:rPr>
+          <w:rFonts w:eastAsia="Times New Roman"/>
+          <w:sz w:val="8"/>
+          <w:szCs w:val="8"/>
+          <w:lang w:eastAsia="en-GB"/>
+        </w:rPr>
+      </w:pPr>
+    </w:p>
+    <w:p>
+      <w:pPr>
+        <w:spacing w:before="240" w:line="360" w:lineRule="auto"/>
+        <w:jc w:val="both"/>
+        <w:rPr>
+          <w:rFonts w:eastAsia="Times New Roman"/>
+          <w:color w:val="215E99"/>
+          <w:sz w:val="20"/>
+          <w:szCs w:val="20"/>
+          <w:lang w:eastAsia="en-GB"/>
+        </w:rPr>
+      </w:pPr>
+      <w:r>
+        <w:rPr>
+          <w:rFonts w:eastAsia="Arial"/>
+          <w:b/>
+          <w:bCs/>
+          <w:color w:val="215E99"/>
+          <w:u w:val="single"/>
+          <w:lang w:eastAsia="en-GB"/>
+        </w:rPr>
+        <w:t>E.1) Vedação ao benefício da própria torpeza (</w:t>
+      </w:r>
+      <w:proofErr w:type="spellStart"/>
+      <w:r>
+        <w:rPr>
+          <w:rFonts w:eastAsia="Arial"/>
+          <w:b/>
+          <w:bCs/>
+          <w:color w:val="215E99"/>
+          <w:u w:val="single"/>
+          <w:lang w:eastAsia="en-GB"/>
+        </w:rPr>
+        <w:t>nemo</w:t>
+      </w:r>
+      <w:proofErr w:type="spellEnd"/>
+      <w:r>
+        <w:rPr>
+          <w:rFonts w:eastAsia="Arial"/>
+          <w:b/>
+          <w:bCs/>
+          <w:color w:val="215E99"/>
+          <w:u w:val="single"/>
+          <w:lang w:eastAsia="en-GB"/>
+        </w:rPr>
+        <w:t xml:space="preserve"> </w:t>
+      </w:r>
+      <w:proofErr w:type="spellStart"/>
+      <w:r>
+        <w:rPr>
+          <w:rFonts w:eastAsia="Arial"/>
+          <w:b/>
+          <w:bCs/>
+          <w:color w:val="215E99"/>
+          <w:u w:val="single"/>
+          <w:lang w:eastAsia="en-GB"/>
+        </w:rPr>
+        <w:t>potest</w:t>
+      </w:r>
+      <w:proofErr w:type="spellEnd"/>
+      <w:r>
+        <w:rPr>
+          <w:rFonts w:eastAsia="Arial"/>
+          <w:b/>
+          <w:bCs/>
+          <w:color w:val="215E99"/>
+          <w:u w:val="single"/>
+          <w:lang w:eastAsia="en-GB"/>
+        </w:rPr>
+        <w:t xml:space="preserve"> </w:t>
+      </w:r>
+      <w:proofErr w:type="spellStart"/>
+      <w:r>
+        <w:rPr>
+          <w:rFonts w:eastAsia="Arial"/>
+          <w:b/>
+          <w:bCs/>
+          <w:color w:val="215E99"/>
+          <w:u w:val="single"/>
+          <w:lang w:eastAsia="en-GB"/>
+        </w:rPr>
+        <w:t>venire</w:t>
+      </w:r>
+      <w:proofErr w:type="spellEnd"/>
+      <w:r>
+        <w:rPr>
+          <w:rFonts w:eastAsia="Arial"/>
+          <w:b/>
+          <w:bCs/>
+          <w:color w:val="215E99"/>
+          <w:u w:val="single"/>
+          <w:lang w:eastAsia="en-GB"/>
+        </w:rPr>
+        <w:t xml:space="preserve"> contra </w:t>
+      </w:r>
+      <w:proofErr w:type="spellStart"/>
+      <w:r>
+        <w:rPr>
+          <w:rFonts w:eastAsia="Arial"/>
+          <w:b/>
+          <w:bCs/>
+          <w:color w:val="215E99"/>
+          <w:u w:val="single"/>
+          <w:lang w:eastAsia="en-GB"/>
+        </w:rPr>
+        <w:t>factum</w:t>
+      </w:r>
+      <w:proofErr w:type="spellEnd"/>
+      <w:r>
+        <w:rPr>
+          <w:rFonts w:eastAsia="Arial"/>
+          <w:b/>
+          <w:bCs/>
+          <w:color w:val="215E99"/>
+          <w:u w:val="single"/>
+          <w:lang w:eastAsia="en-GB"/>
+        </w:rPr>
+        <w:t xml:space="preserve"> </w:t>
+      </w:r>
+      <w:proofErr w:type="spellStart"/>
+      <w:r>
+        <w:rPr>
+          <w:rFonts w:eastAsia="Arial"/>
+          <w:b/>
+          <w:bCs/>
+          <w:color w:val="215E99"/>
+          <w:u w:val="single"/>
+          <w:lang w:eastAsia="en-GB"/>
+        </w:rPr>
+        <w:t>proprium</w:t>
+      </w:r>
+      <w:proofErr w:type="spellEnd"/>
+      <w:r>
+        <w:rPr>
+          <w:rFonts w:eastAsia="Arial"/>
+          <w:b/>
+          <w:bCs/>
+          <w:color w:val="215E99"/>
+          <w:u w:val="single"/>
+          <w:lang w:eastAsia="en-GB"/>
+        </w:rPr>
+        <w:t>)</w:t>
+      </w:r>
+    </w:p>
+    <w:p>
+      <w:pPr>
+        <w:spacing w:line="360" w:lineRule="auto"/>
+        <w:ind w:firstLine="709"/>
+        <w:jc w:val="both"/>
+        <w:rPr>
+          <w:rFonts w:eastAsia="Arial"/>
+          <w:sz w:val="12"/>
+          <w:szCs w:val="12"/>
+          <w:lang w:eastAsia="en-GB"/>
+        </w:rPr>
+      </w:pPr>
+    </w:p>
+    <w:p>
+      <w:pPr>
+        <w:spacing w:line="360" w:lineRule="auto"/>
+        <w:ind w:firstLine="709"/>
+        <w:jc w:val="both"/>
+        <w:rPr>
+          <w:rFonts w:eastAsia="Arial"/>
+          <w:lang w:eastAsia="en-GB"/>
+        </w:rPr>
+      </w:pPr>
+      <w:r>
+        <w:rPr>
+          <w:rFonts w:eastAsia="Arial"/>
+          <w:lang w:eastAsia="en-GB"/>
+        </w:rPr>
+        <w:t xml:space="preserve">O princípio geral de direito que proíbe que alguém se beneficie da própria torpeza — </w:t>
+      </w:r>
+      <w:proofErr w:type="spellStart"/>
+      <w:r>
+        <w:rPr>
+          <w:rFonts w:eastAsia="Arial"/>
+          <w:i/>
+          <w:iCs/>
+          <w:lang w:eastAsia="en-GB"/>
+        </w:rPr>
+        <w:t>nemo</w:t>
+      </w:r>
+      <w:proofErr w:type="spellEnd"/>
+      <w:r>
+        <w:rPr>
+          <w:rFonts w:eastAsia="Arial"/>
+          <w:i/>
+          <w:iCs/>
+          <w:lang w:eastAsia="en-GB"/>
+        </w:rPr>
+        <w:t xml:space="preserve"> </w:t>
+      </w:r>
+      <w:proofErr w:type="spellStart"/>
+      <w:r>
+        <w:rPr>
+          <w:rFonts w:eastAsia="Arial"/>
+          <w:i/>
+          <w:iCs/>
+          <w:lang w:eastAsia="en-GB"/>
+        </w:rPr>
+        <w:t>potest</w:t>
+      </w:r>
+      <w:proofErr w:type="spellEnd"/>
+      <w:r>
+        <w:rPr>
+          <w:rFonts w:eastAsia="Arial"/>
+          <w:i/>
+          <w:iCs/>
+          <w:lang w:eastAsia="en-GB"/>
+        </w:rPr>
+        <w:t xml:space="preserve"> </w:t>
+      </w:r>
+      <w:proofErr w:type="spellStart"/>
+      <w:r>
+        <w:rPr>
+          <w:rFonts w:eastAsia="Arial"/>
+          <w:i/>
+          <w:iCs/>
+          <w:lang w:eastAsia="en-GB"/>
+        </w:rPr>
+        <w:t>venire</w:t>
+      </w:r>
+      <w:proofErr w:type="spellEnd"/>
+      <w:r>
+        <w:rPr>
+          <w:rFonts w:eastAsia="Arial"/>
+          <w:i/>
+          <w:iCs/>
+          <w:lang w:eastAsia="en-GB"/>
+        </w:rPr>
+        <w:t xml:space="preserve"> contra </w:t>
+      </w:r>
+      <w:proofErr w:type="spellStart"/>
+      <w:r>
+        <w:rPr>
+          <w:rFonts w:eastAsia="Arial"/>
+          <w:i/>
+          <w:iCs/>
+          <w:lang w:eastAsia="en-GB"/>
+        </w:rPr>
+        <w:t>factum</w:t>
+      </w:r>
+      <w:proofErr w:type="spellEnd"/>
+      <w:r>
+        <w:rPr>
+          <w:rFonts w:eastAsia="Arial"/>
+          <w:i/>
+          <w:iCs/>
+          <w:lang w:eastAsia="en-GB"/>
+        </w:rPr>
+        <w:t xml:space="preserve"> </w:t>
+      </w:r>
+      <w:proofErr w:type="spellStart"/>
+      <w:r>
+        <w:rPr>
+          <w:rFonts w:eastAsia="Arial"/>
+          <w:i/>
+          <w:iCs/>
+          <w:lang w:eastAsia="en-GB"/>
+        </w:rPr>
+        <w:t>proprium</w:t>
+      </w:r>
+      <w:proofErr w:type="spellEnd"/>
+      <w:r>
+        <w:rPr>
+          <w:rFonts w:eastAsia="Arial"/>
+          <w:i/>
+          <w:iCs/>
+          <w:lang w:eastAsia="en-GB"/>
+        </w:rPr>
+        <w:t xml:space="preserve"> </w:t>
+      </w:r>
+      <w:r>
+        <w:rPr>
+          <w:rFonts w:eastAsia="Arial"/>
+          <w:lang w:eastAsia="en-GB"/>
+        </w:rPr>
+        <w:t>— encontra expressa positivação no direito brasileiro por meio dos arts. 187 e 422 do Código Civil, que consagram a boa-fé objetiva e a proibição do abuso de direito, aplicáveis subsidiariamente às relações jurídicas de direito público.</w:t>
+      </w:r>
+    </w:p>
+    <w:p>
+      <w:pPr>
+        <w:spacing w:line="360" w:lineRule="auto"/>
+        <w:ind w:firstLine="709"/>
+        <w:jc w:val="both"/>
+        <w:rPr>
+          <w:rFonts w:eastAsia="Arial"/>
+          <w:lang w:eastAsia="en-GB"/>
+        </w:rPr>
+      </w:pPr>
+    </w:p>
+    <w:p>
+      <w:pPr>
+        <w:spacing w:line="360" w:lineRule="auto"/>
+        <w:ind w:firstLine="709"/>
+        <w:jc w:val="both"/>
+        <w:rPr>
+          <w:rFonts w:eastAsia="Arial"/>
+          <w:lang w:eastAsia="en-GB"/>
+        </w:rPr>
+      </w:pPr>
+      <w:r>
+        <w:rPr>
+          <w:rFonts w:eastAsia="Arial"/>
+          <w:lang w:eastAsia="en-GB"/>
+        </w:rPr>
+        <w:t xml:space="preserve">No caso concreto, a cronologia dos fatos é inequívoca e documentada: (a) a Lei Federal nº 11.738/2008 fixou o prazo de 31 de dezembro de 2009 para que os entes federativos adequassem seus planos de carreira ao piso nacional (art. 6º); (b) o Estado do Rio de Janeiro cumpriu esse prazo dentro do tempo legal, editando as Leis Estaduais nº 5.539/2009 e nº 5.584/2009, que adequaram </w:t>
+      </w:r>
+      <w:r>
+        <w:rPr>
+          <w:rFonts w:eastAsia="Arial"/>
+          <w:lang w:eastAsia="en-GB"/>
+        </w:rPr>
+        <w:lastRenderedPageBreak/>
+        <w:t>a estrutura remuneratória do magistério ao novo parâmetro federal, positivaram o interstício de 12% entre referências e previram reajustes programados até outubro de 2015; (c) o Estado efetivamente pagou o piso nacional em todas as categorias e referências entre 2010 e 2014, comprovando que o modelo era juridicamente viável e orçamentariamente exequível; (d) a partir de 2014, o Estado congelou deliberadamente os vencimentos do magistério por até sete anos consecutivos, sem qualquer reajuste, enquanto o piso federal era atualizado anualmente pelo Ministério da Educação.</w:t>
+      </w:r>
+    </w:p>
+    <w:p>
+      <w:pPr>
+        <w:spacing w:line="360" w:lineRule="auto"/>
+        <w:ind w:firstLine="709"/>
+        <w:jc w:val="both"/>
+        <w:rPr>
+          <w:rFonts w:eastAsia="Arial"/>
+          <w:lang w:eastAsia="en-GB"/>
+        </w:rPr>
+      </w:pPr>
+    </w:p>
+    <w:p>
+      <w:pPr>
+        <w:spacing w:line="360" w:lineRule="auto"/>
+        <w:ind w:firstLine="709"/>
+        <w:jc w:val="both"/>
+        <w:rPr>
+          <w:rFonts w:eastAsia="Arial"/>
+          <w:lang w:eastAsia="en-GB"/>
+        </w:rPr>
+      </w:pPr>
+      <w:r>
+        <w:rPr>
+          <w:rFonts w:eastAsia="Arial"/>
+          <w:lang w:eastAsia="en-GB"/>
+        </w:rPr>
+        <w:t>O Estado do Rio de Janeiro, mesmo que a decisão sobre a modulação de 24 meses do Tema 1.218 seja efetivada, não pode ser beneficiado por ela como se nunca tivesse se adequado à Lei do Piso — apagando, com um argumento processual, toda a história normativa que ele próprio construiu e depois abandonou.</w:t>
+      </w:r>
+    </w:p>
+    <w:p>
+      <w:pPr>
+        <w:spacing w:line="360" w:lineRule="auto"/>
+        <w:ind w:firstLine="709"/>
+        <w:jc w:val="both"/>
+        <w:rPr>
+          <w:rFonts w:eastAsia="Arial"/>
+          <w:lang w:eastAsia="en-GB"/>
+        </w:rPr>
+      </w:pPr>
+    </w:p>
+    <w:p>
+      <w:pPr>
+        <w:spacing w:line="360" w:lineRule="auto"/>
+        <w:ind w:firstLine="709"/>
+        <w:jc w:val="both"/>
+        <w:rPr>
+          <w:rFonts w:eastAsia="Arial"/>
+          <w:lang w:eastAsia="en-GB"/>
+        </w:rPr>
+      </w:pPr>
+      <w:r>
+        <w:rPr>
+          <w:rFonts w:eastAsia="Arial"/>
+          <w:lang w:eastAsia="en-GB"/>
+        </w:rPr>
+        <w:t>Não existe, no ordenamento jurídico brasileiro, precedente que autorize tamanha inversão. A simples possibilidade de conceder ao Estado do Rio de Janeiro o prazo de 24 meses como modulação sugerida pelo relator Ministro Cristiano Zanin no Tema 1.218 significaria, na prática, legislar retroativamente em favor do inadimplente: significaria apagar as Leis 5.539/2009 e 5.584/2009 — editadas dentro do prazo legal, em cumprimento à Lei Federal —, apagar os anos em que o piso foi efetivamente pago, e apagar sete anos de congelamento deliberado, para tratar o Estado como se estivesse, hoje, na posição de um ente que nunca adequou seu plano de carreira e precisa de tempo para começar. Esse ente não existe. Esse ente nunca foi o Estado do Rio de Janeiro.</w:t>
+      </w:r>
+    </w:p>
+    <w:p>
+      <w:pPr>
+        <w:spacing w:line="360" w:lineRule="auto"/>
+        <w:ind w:firstLine="709"/>
+        <w:jc w:val="both"/>
+        <w:rPr>
+          <w:rFonts w:eastAsia="Arial"/>
+          <w:lang w:eastAsia="en-GB"/>
+        </w:rPr>
+      </w:pPr>
+    </w:p>
+    <w:p>
+      <w:pPr>
+        <w:spacing w:line="360" w:lineRule="auto"/>
+        <w:ind w:firstLine="709"/>
+        <w:jc w:val="both"/>
+        <w:rPr>
+          <w:rFonts w:eastAsia="Arial"/>
+          <w:lang w:eastAsia="en-GB"/>
+        </w:rPr>
+      </w:pPr>
+      <w:r>
+        <w:rPr>
+          <w:rFonts w:eastAsia="Arial"/>
+          <w:lang w:eastAsia="en-GB"/>
+        </w:rPr>
+        <w:t xml:space="preserve">A torpeza que se busca vedar é precisamente essa: que o Estado se beneficie de anos de descumprimento, de congelamento reiterado de salários, de violações perpetradas contra professores e aposentados ao longo de mais de uma década, recebendo como recompensa um prazo adicional para refazer legislação que já foi feita, já foi cumprida, e foi depois deliberadamente abandonada. Permitir, por via de decisão judicial, que o Estado obtenha esse prazo para refazer o que já fez — e o que deixou de cumprir por escolha política, não por incapacidade estrutural — isso sim configuraria violação à Súmula Vinculante 37 e ao art. 37, X, da Constituição Federal: seria o Judiciário interferindo na estrutura remuneratória do funcionalismo não para fazer cumprir a lei, </w:t>
+      </w:r>
+      <w:r>
+        <w:rPr>
+          <w:rFonts w:eastAsia="Arial"/>
+          <w:lang w:eastAsia="en-GB"/>
+        </w:rPr>
+        <w:lastRenderedPageBreak/>
+        <w:t>mas para conceder ao Executivo inadimplente o benefício de recomeçar do zero, às custas dos servidores que aguardam há anos a correção de um direito que nunca deveria ter sido violado.</w:t>
+      </w:r>
+    </w:p>
+    <w:p>
+      <w:pPr>
+        <w:spacing w:line="360" w:lineRule="auto"/>
+        <w:ind w:firstLine="709"/>
+        <w:jc w:val="both"/>
+        <w:rPr>
+          <w:rFonts w:eastAsia="Arial"/>
+          <w:lang w:eastAsia="en-GB"/>
+        </w:rPr>
+      </w:pPr>
+    </w:p>
+    <w:p>
+      <w:pPr>
+        <w:spacing w:line="360" w:lineRule="auto"/>
+        <w:ind w:firstLine="709"/>
+        <w:jc w:val="both"/>
+        <w:rPr>
+          <w:rFonts w:eastAsia="Arial"/>
+          <w:lang w:eastAsia="en-GB"/>
+        </w:rPr>
+      </w:pPr>
+      <w:r>
+        <w:rPr>
+          <w:rFonts w:eastAsia="Arial"/>
+          <w:lang w:eastAsia="en-GB"/>
+        </w:rPr>
+        <w:t xml:space="preserve">O </w:t>
+      </w:r>
+      <w:proofErr w:type="spellStart"/>
+      <w:r>
+        <w:rPr>
+          <w:rFonts w:eastAsia="Arial"/>
+          <w:i/>
+          <w:iCs/>
+          <w:lang w:eastAsia="en-GB"/>
+        </w:rPr>
+        <w:t>nemo</w:t>
+      </w:r>
+      <w:proofErr w:type="spellEnd"/>
+      <w:r>
+        <w:rPr>
+          <w:rFonts w:eastAsia="Arial"/>
+          <w:i/>
+          <w:iCs/>
+          <w:lang w:eastAsia="en-GB"/>
+        </w:rPr>
+        <w:t xml:space="preserve"> </w:t>
+      </w:r>
+      <w:proofErr w:type="spellStart"/>
+      <w:r>
+        <w:rPr>
+          <w:rFonts w:eastAsia="Arial"/>
+          <w:i/>
+          <w:iCs/>
+          <w:lang w:eastAsia="en-GB"/>
+        </w:rPr>
+        <w:t>venire</w:t>
+      </w:r>
+      <w:proofErr w:type="spellEnd"/>
+      <w:r>
+        <w:rPr>
+          <w:rFonts w:eastAsia="Arial"/>
+          <w:i/>
+          <w:iCs/>
+          <w:lang w:eastAsia="en-GB"/>
+        </w:rPr>
+        <w:t xml:space="preserve"> contra </w:t>
+      </w:r>
+      <w:proofErr w:type="spellStart"/>
+      <w:r>
+        <w:rPr>
+          <w:rFonts w:eastAsia="Arial"/>
+          <w:i/>
+          <w:iCs/>
+          <w:lang w:eastAsia="en-GB"/>
+        </w:rPr>
+        <w:t>factum</w:t>
+      </w:r>
+      <w:proofErr w:type="spellEnd"/>
+      <w:r>
+        <w:rPr>
+          <w:rFonts w:eastAsia="Arial"/>
+          <w:i/>
+          <w:iCs/>
+          <w:lang w:eastAsia="en-GB"/>
+        </w:rPr>
+        <w:t xml:space="preserve"> </w:t>
+      </w:r>
+      <w:proofErr w:type="spellStart"/>
+      <w:r>
+        <w:rPr>
+          <w:rFonts w:eastAsia="Arial"/>
+          <w:i/>
+          <w:iCs/>
+          <w:lang w:eastAsia="en-GB"/>
+        </w:rPr>
+        <w:t>proprium</w:t>
+      </w:r>
+      <w:proofErr w:type="spellEnd"/>
+      <w:r>
+        <w:rPr>
+          <w:rFonts w:eastAsia="Arial"/>
+          <w:lang w:eastAsia="en-GB"/>
+        </w:rPr>
+        <w:t xml:space="preserve"> não é princípio de proteção ao infrator. É garantia de coerência e previsibilidade nas relações jurídicas — e sua aplicação ao caso concreto impõe que o Estado seja tratado pelo que é: um ente que sabia cumprir, cumpriu, e escolheu parar.</w:t>
+      </w:r>
+    </w:p>
+    <w:p>
+      <w:pPr>
+        <w:spacing w:line="360" w:lineRule="auto"/>
+        <w:ind w:firstLine="709"/>
+        <w:jc w:val="both"/>
+        <w:rPr>
+          <w:rFonts w:eastAsia="Times New Roman"/>
+          <w:sz w:val="20"/>
+          <w:szCs w:val="20"/>
+          <w:lang w:eastAsia="en-GB"/>
+        </w:rPr>
+      </w:pPr>
+    </w:p>
+    <w:p>
+      <w:pPr>
+        <w:spacing w:before="240" w:line="360" w:lineRule="auto"/>
+        <w:jc w:val="both"/>
+        <w:rPr>
+          <w:rFonts w:eastAsia="Arial"/>
+          <w:b/>
+          <w:bCs/>
+          <w:color w:val="215E99"/>
+          <w:u w:val="single"/>
+          <w:lang w:eastAsia="en-GB"/>
+        </w:rPr>
+      </w:pPr>
+      <w:r>
+        <w:rPr>
+          <w:rFonts w:eastAsia="Arial"/>
+          <w:b/>
+          <w:bCs/>
+          <w:color w:val="215E99"/>
+          <w:u w:val="single"/>
+          <w:lang w:eastAsia="en-GB"/>
+        </w:rPr>
+        <w:t>E.2) Violação ao princípio da boa-fé objetiva nas relações entre o poder público e os administrados</w:t>
+      </w:r>
+    </w:p>
+    <w:p>
+      <w:pPr>
+        <w:spacing w:before="240" w:line="360" w:lineRule="auto"/>
+        <w:jc w:val="both"/>
+        <w:rPr>
+          <w:rFonts w:eastAsia="Times New Roman"/>
+          <w:sz w:val="6"/>
+          <w:szCs w:val="6"/>
+          <w:lang w:eastAsia="en-GB"/>
+        </w:rPr>
+      </w:pPr>
+    </w:p>
+    <w:p>
+      <w:pPr>
+        <w:spacing w:line="360" w:lineRule="auto"/>
+        <w:ind w:firstLine="709"/>
+        <w:jc w:val="both"/>
+        <w:rPr>
+          <w:rFonts w:eastAsia="Arial"/>
+          <w:lang w:eastAsia="en-GB"/>
+        </w:rPr>
+      </w:pPr>
+      <w:r>
+        <w:rPr>
+          <w:rFonts w:eastAsia="Arial"/>
+          <w:lang w:eastAsia="en-GB"/>
+        </w:rPr>
+        <w:t>O princípio da boa-fé objetiva impõe ao Estado o dever de coerência com seus próprios atos. Ao editar as Leis 5.539/2009 e 5.584/2009, o Estado do Rio de Janeiro assumiu perante os servidores do magistério o compromisso normativo de remunerar conforme tabela progressiva e com interstício de 12% entre referências. Ao editar a Lei 6.834/2014, ainda cumpria — por margem estreita — o piso federal, mantendo e cumprindo o interstício de 12% entre referências. Esses atos anteriores criaram legítima expectativa nos servidores de que o parâmetro mínimo seria mantido.</w:t>
+      </w:r>
+    </w:p>
+    <w:p>
+      <w:pPr>
+        <w:spacing w:line="360" w:lineRule="auto"/>
+        <w:ind w:firstLine="709"/>
+        <w:jc w:val="both"/>
+        <w:rPr>
+          <w:rFonts w:eastAsia="Times New Roman"/>
+          <w:sz w:val="20"/>
+          <w:szCs w:val="20"/>
+          <w:lang w:eastAsia="en-GB"/>
+        </w:rPr>
+      </w:pPr>
+      <w:r>
+        <w:rPr>
+          <w:rFonts w:eastAsia="Times New Roman"/>
+          <w:sz w:val="20"/>
+          <w:szCs w:val="20"/>
+          <w:lang w:eastAsia="en-GB"/>
+        </w:rPr>
+        <w:t xml:space="preserve"> </w:t>
+      </w:r>
+    </w:p>
+    <w:p>
+      <w:pPr>
+        <w:spacing w:line="360" w:lineRule="auto"/>
+        <w:ind w:firstLine="709"/>
+        <w:jc w:val="both"/>
+        <w:rPr>
+          <w:rFonts w:eastAsia="Arial"/>
+          <w:lang w:eastAsia="en-GB"/>
+        </w:rPr>
+      </w:pPr>
+      <w:r>
+        <w:rPr>
+          <w:rFonts w:eastAsia="Arial"/>
+          <w:lang w:eastAsia="en-GB"/>
+        </w:rPr>
+        <w:t xml:space="preserve">O congelamento unilateral que se seguiu violou essa expectativa legitimamente constituída. O </w:t>
+      </w:r>
+      <w:proofErr w:type="spellStart"/>
+      <w:r>
+        <w:rPr>
+          <w:rFonts w:eastAsia="Arial"/>
+          <w:i/>
+          <w:iCs/>
+          <w:lang w:eastAsia="en-GB"/>
+        </w:rPr>
+        <w:t>venire</w:t>
+      </w:r>
+      <w:proofErr w:type="spellEnd"/>
+      <w:r>
+        <w:rPr>
+          <w:rFonts w:eastAsia="Arial"/>
+          <w:i/>
+          <w:iCs/>
+          <w:lang w:eastAsia="en-GB"/>
+        </w:rPr>
+        <w:t xml:space="preserve"> contra </w:t>
+      </w:r>
+      <w:proofErr w:type="spellStart"/>
+      <w:r>
+        <w:rPr>
+          <w:rFonts w:eastAsia="Arial"/>
+          <w:i/>
+          <w:iCs/>
+          <w:lang w:eastAsia="en-GB"/>
+        </w:rPr>
+        <w:t>factum</w:t>
+      </w:r>
+      <w:proofErr w:type="spellEnd"/>
+      <w:r>
+        <w:rPr>
+          <w:rFonts w:eastAsia="Arial"/>
+          <w:i/>
+          <w:iCs/>
+          <w:lang w:eastAsia="en-GB"/>
+        </w:rPr>
+        <w:t xml:space="preserve"> </w:t>
+      </w:r>
+      <w:proofErr w:type="spellStart"/>
+      <w:r>
+        <w:rPr>
+          <w:rFonts w:eastAsia="Arial"/>
+          <w:i/>
+          <w:iCs/>
+          <w:lang w:eastAsia="en-GB"/>
+        </w:rPr>
+        <w:t>proprium</w:t>
+      </w:r>
+      <w:proofErr w:type="spellEnd"/>
+      <w:r>
+        <w:rPr>
+          <w:rFonts w:eastAsia="Arial"/>
+          <w:lang w:eastAsia="en-GB"/>
+        </w:rPr>
+        <w:t xml:space="preserve"> é tanto mais grave quanto mais vulnerável é a parte que confiou na conduta anterior: professores do magistério público, muitos deles aposentados com proventos abaixo do piso, não podem ser sacrificados pela incoerência deliberada do ente que os remunera. A manutenção do sobrestamento prolonga indefinidamente essa violação, impedindo a correção judicial que a ordem jurídica prevê.</w:t>
+      </w:r>
+    </w:p>
+    <w:p>
+      <w:pPr>
+        <w:spacing w:line="360" w:lineRule="auto"/>
+        <w:ind w:firstLine="709"/>
+        <w:jc w:val="both"/>
+        <w:rPr>
+          <w:rFonts w:eastAsia="Times New Roman"/>
+          <w:sz w:val="4"/>
+          <w:szCs w:val="4"/>
+          <w:lang w:eastAsia="en-GB"/>
+        </w:rPr>
+      </w:pPr>
+    </w:p>
+    <w:p>
+      <w:pPr>
+        <w:spacing w:before="240" w:line="360" w:lineRule="auto"/>
+        <w:jc w:val="both"/>
+        <w:rPr>
+          <w:rFonts w:eastAsia="Times New Roman"/>
+          <w:color w:val="215E99"/>
+          <w:sz w:val="20"/>
+          <w:szCs w:val="20"/>
+          <w:lang w:eastAsia="en-GB"/>
+        </w:rPr>
+      </w:pPr>
+      <w:r>
+        <w:rPr>
+          <w:rFonts w:eastAsia="Arial"/>
+          <w:b/>
+          <w:bCs/>
+          <w:color w:val="215E99"/>
+          <w:u w:val="single"/>
+          <w:lang w:eastAsia="en-GB"/>
+        </w:rPr>
+        <w:t>E.3) Violação ao princípio da isonomia material (art. 5º, caput, da Constituição Federal)</w:t>
+      </w:r>
+    </w:p>
+    <w:p>
+      <w:pPr>
+        <w:spacing w:line="360" w:lineRule="auto"/>
+        <w:ind w:firstLine="709"/>
+        <w:jc w:val="both"/>
+        <w:rPr>
+          <w:rFonts w:eastAsia="Arial"/>
+          <w:sz w:val="12"/>
+          <w:szCs w:val="12"/>
+          <w:lang w:eastAsia="en-GB"/>
+        </w:rPr>
+      </w:pPr>
+    </w:p>
+    <w:p>
+      <w:pPr>
+        <w:spacing w:line="360" w:lineRule="auto"/>
+        <w:ind w:firstLine="709"/>
+        <w:jc w:val="both"/>
+        <w:rPr>
+          <w:rFonts w:eastAsia="Arial"/>
+          <w:lang w:eastAsia="en-GB"/>
+        </w:rPr>
+      </w:pPr>
+      <w:r>
+        <w:rPr>
+          <w:rFonts w:eastAsia="Arial"/>
+          <w:lang w:eastAsia="en-GB"/>
+        </w:rPr>
+        <w:t>A isonomia não se satisfaz com o tratamento formalmente igual de situações materialmente distintas. O Estado do Rio de Janeiro não está na mesma posição dos entes que nunca elaboraram plano de carreira adequado ao piso nacional: tem plano desde 1990, o adaptou ao piso em 2009, demonstrou que o modelo era viável cumprindo-o por anos, e abandonou-o por escolha política documentada.</w:t>
+      </w:r>
+    </w:p>
+    <w:p>
+      <w:pPr>
+        <w:spacing w:line="360" w:lineRule="auto"/>
+        <w:ind w:firstLine="709"/>
+        <w:jc w:val="both"/>
+        <w:rPr>
+          <w:rFonts w:eastAsia="Times New Roman"/>
+          <w:sz w:val="20"/>
+          <w:szCs w:val="20"/>
+          <w:lang w:eastAsia="en-GB"/>
+        </w:rPr>
+      </w:pPr>
+    </w:p>
+    <w:p>
+      <w:pPr>
+        <w:spacing w:line="360" w:lineRule="auto"/>
+        <w:ind w:firstLine="709"/>
+        <w:jc w:val="both"/>
+        <w:rPr>
+          <w:rFonts w:eastAsia="Arial"/>
+          <w:lang w:eastAsia="en-GB"/>
+        </w:rPr>
+      </w:pPr>
+      <w:r>
+        <w:rPr>
+          <w:rFonts w:eastAsia="Arial"/>
+          <w:lang w:eastAsia="en-GB"/>
+        </w:rPr>
+        <w:lastRenderedPageBreak/>
+        <w:t>Tratar o inadimplente reiterado e deliberado da mesma forma que o ente que nunca se adequou é isonomia apenas formal. A Constituição Federal, em seu art. 5º, caput, e no art. 7º, inciso VII, que assegura o piso salarial proporcional à extensão e à complexidade do trabalho, exige isonomia substancial. A manutenção do sobrestamento, ao impedir o julgamento da ação individual que postula o cumprimento de direito já reconhecido, configura tratamento desigual em prejuízo da parte mais vulnerável da relação jurídica.</w:t>
+      </w:r>
+    </w:p>
+    <w:p>
+      <w:pPr>
+        <w:spacing w:line="360" w:lineRule="auto"/>
+        <w:ind w:firstLine="709"/>
+        <w:jc w:val="both"/>
+        <w:rPr>
+          <w:rFonts w:eastAsia="Times New Roman"/>
+          <w:sz w:val="20"/>
+          <w:szCs w:val="20"/>
+          <w:lang w:eastAsia="en-GB"/>
+        </w:rPr>
+      </w:pPr>
+    </w:p>
+    <w:p>
+      <w:pPr>
+        <w:spacing w:before="240" w:line="360" w:lineRule="auto"/>
+        <w:jc w:val="both"/>
+        <w:rPr>
+          <w:rFonts w:eastAsia="Arial"/>
+          <w:b/>
+          <w:bCs/>
+          <w:color w:val="215E99"/>
+          <w:u w:val="single"/>
+          <w:lang w:eastAsia="en-GB"/>
+        </w:rPr>
+      </w:pPr>
+      <w:r>
+        <w:rPr>
+          <w:rFonts w:eastAsia="Arial"/>
+          <w:b/>
+          <w:bCs/>
+          <w:color w:val="215E99"/>
+          <w:u w:val="single"/>
+          <w:lang w:eastAsia="en-GB"/>
+        </w:rPr>
+        <w:t>E.4) Violação à vedação ao enriquecimento ilícito sem causa (arts. 884 e 886 do Código Civil)</w:t>
+      </w:r>
+    </w:p>
+    <w:p>
+      <w:pPr>
+        <w:spacing w:line="360" w:lineRule="auto"/>
+        <w:ind w:firstLine="709"/>
+        <w:jc w:val="both"/>
+        <w:rPr>
+          <w:rFonts w:eastAsia="Arial"/>
+          <w:sz w:val="10"/>
+          <w:szCs w:val="10"/>
+          <w:lang w:eastAsia="en-GB"/>
+        </w:rPr>
+      </w:pPr>
+    </w:p>
+    <w:p>
+      <w:pPr>
+        <w:spacing w:line="360" w:lineRule="auto"/>
+        <w:ind w:firstLine="709"/>
+        <w:jc w:val="both"/>
+        <w:rPr>
+          <w:rFonts w:eastAsia="Arial"/>
+          <w:lang w:eastAsia="en-GB"/>
+        </w:rPr>
+      </w:pPr>
+      <w:r>
+        <w:rPr>
+          <w:rFonts w:eastAsia="Arial"/>
+          <w:lang w:eastAsia="en-GB"/>
+        </w:rPr>
+        <w:t>A vedação ao enriquecimento ilícito sem causa, positivada nos arts. 884 e 886 do Código Civil e aplicável subsidiariamente ao direito público, impede que um ente se locuplete de situação antijurídica que ele próprio criou. Cada mês de sobrestamento em que o Estado não paga o piso é um mês em que ele retém para si recursos que pertencem ao professor por força de lei federal, de lei estadual e de decisão judicial favorável à parte autora.</w:t>
+      </w:r>
+    </w:p>
+    <w:p>
+      <w:pPr>
+        <w:spacing w:line="360" w:lineRule="auto"/>
+        <w:ind w:firstLine="709"/>
+        <w:jc w:val="both"/>
+        <w:rPr>
+          <w:rFonts w:eastAsia="Times New Roman"/>
+          <w:sz w:val="8"/>
+          <w:szCs w:val="8"/>
+          <w:lang w:eastAsia="en-GB"/>
+        </w:rPr>
+      </w:pPr>
+    </w:p>
+    <w:p>
+      <w:pPr>
+        <w:spacing w:line="360" w:lineRule="auto"/>
+        <w:ind w:firstLine="709"/>
+        <w:jc w:val="both"/>
+        <w:rPr>
+          <w:rFonts w:eastAsia="Arial"/>
+          <w:lang w:eastAsia="en-GB"/>
+        </w:rPr>
+      </w:pPr>
+      <w:r>
+        <w:rPr>
+          <w:rFonts w:eastAsia="Arial"/>
+          <w:lang w:eastAsia="en-GB"/>
+        </w:rPr>
+        <w:t>A modulação foi concebida para dar tempo de organização institucional — não para diferir o pagamento de dívida já vencida, constituída, e cujos marcos temporais são precisamente conhecidos: o Docente II de 22h está em mora desde janeiro de 2015; o Docente I de 16h desde janeiro de 2018. Manter o sobrestamento equivale a conceder ao Estado o benefício de não pagar o que já devia, sem qualquer fundamento que justifique esse diferimento adicional.</w:t>
+      </w:r>
+    </w:p>
+    <w:p>
+      <w:pPr>
+        <w:spacing w:line="360" w:lineRule="auto"/>
+        <w:ind w:firstLine="709"/>
+        <w:jc w:val="both"/>
+        <w:rPr>
+          <w:rFonts w:eastAsia="Times New Roman"/>
+          <w:sz w:val="4"/>
+          <w:szCs w:val="4"/>
+          <w:lang w:eastAsia="en-GB"/>
+        </w:rPr>
+      </w:pPr>
+    </w:p>
+    <w:p>
+      <w:pPr>
+        <w:spacing w:before="240" w:line="360" w:lineRule="auto"/>
+        <w:jc w:val="both"/>
+        <w:rPr>
+          <w:rFonts w:eastAsia="Arial"/>
+          <w:b/>
+          <w:bCs/>
+          <w:color w:val="215E99"/>
+          <w:u w:val="single"/>
+          <w:lang w:eastAsia="en-GB"/>
+        </w:rPr>
+      </w:pPr>
+      <w:r>
+        <w:rPr>
+          <w:rFonts w:eastAsia="Arial"/>
+          <w:b/>
+          <w:bCs/>
+          <w:color w:val="215E99"/>
+          <w:u w:val="single"/>
+          <w:lang w:eastAsia="en-GB"/>
+        </w:rPr>
+        <w:t>E.5) Violação ao princípio da dignidade da pessoa humana (art. 1º, III, da Constituição Federal) e à garantia do piso salarial proporcional (art. 7º, V, da CF, c/c art. 206, VIII)</w:t>
+      </w:r>
+    </w:p>
+    <w:p>
+      <w:pPr>
+        <w:spacing w:before="240" w:line="360" w:lineRule="auto"/>
+        <w:jc w:val="both"/>
+        <w:rPr>
+          <w:rFonts w:eastAsia="Times New Roman"/>
+          <w:sz w:val="6"/>
+          <w:szCs w:val="6"/>
+          <w:lang w:eastAsia="en-GB"/>
+        </w:rPr>
+      </w:pPr>
+    </w:p>
+    <w:p>
+      <w:pPr>
+        <w:spacing w:line="360" w:lineRule="auto"/>
+        <w:ind w:firstLine="709"/>
+        <w:jc w:val="both"/>
+        <w:rPr>
+          <w:rFonts w:eastAsia="Arial"/>
+          <w:lang w:eastAsia="en-GB"/>
+        </w:rPr>
+      </w:pPr>
+      <w:r>
+        <w:rPr>
+          <w:rFonts w:eastAsia="Arial"/>
+          <w:lang w:eastAsia="en-GB"/>
+        </w:rPr>
+        <w:t xml:space="preserve">O congelamento salarial imposto pelo Estado do Rio de Janeiro ao longo de mais de uma década criou uma defasagem de proporções que afrontam diretamente o princípio da dignidade da pessoa humana, inscrito no </w:t>
+      </w:r>
+      <w:r>
+        <w:rPr>
+          <w:rFonts w:eastAsia="Arial"/>
+          <w:b/>
+          <w:bCs/>
+          <w:lang w:eastAsia="en-GB"/>
+        </w:rPr>
+        <w:t>art. 1º, III, da Constituição Federal</w:t>
+      </w:r>
+      <w:r>
+        <w:rPr>
+          <w:rFonts w:eastAsia="Arial"/>
+          <w:lang w:eastAsia="en-GB"/>
+        </w:rPr>
+        <w:t xml:space="preserve">, e a garantia do piso salarial proporcional prevista no </w:t>
+      </w:r>
+      <w:r>
+        <w:rPr>
+          <w:rFonts w:eastAsia="Arial"/>
+          <w:b/>
+          <w:bCs/>
+          <w:lang w:eastAsia="en-GB"/>
+        </w:rPr>
+        <w:t>art. 7º, V, da CF</w:t>
+      </w:r>
+      <w:r>
+        <w:rPr>
+          <w:rFonts w:eastAsia="Arial"/>
+          <w:lang w:eastAsia="en-GB"/>
+        </w:rPr>
+        <w:t>, aplicável aos servidores públicos por força do art. 39, §3º, da mesma Carta.</w:t>
+      </w:r>
+    </w:p>
+    <w:p>
+      <w:pPr>
+        <w:spacing w:line="360" w:lineRule="auto"/>
+        <w:ind w:firstLine="709"/>
+        <w:jc w:val="both"/>
+        <w:rPr>
+          <w:rFonts w:eastAsia="Times New Roman"/>
+          <w:sz w:val="8"/>
+          <w:szCs w:val="8"/>
+          <w:lang w:eastAsia="en-GB"/>
+        </w:rPr>
+      </w:pPr>
+    </w:p>
+    <w:p>
+      <w:pPr>
+        <w:spacing w:line="360" w:lineRule="auto"/>
+        <w:ind w:firstLine="709"/>
+        <w:jc w:val="both"/>
+        <w:rPr>
+          <w:rFonts w:eastAsia="Arial"/>
+          <w:lang w:eastAsia="en-GB"/>
+        </w:rPr>
+      </w:pPr>
+      <w:r>
+        <w:rPr>
+          <w:rFonts w:eastAsia="Arial"/>
+          <w:lang w:eastAsia="en-GB"/>
+        </w:rPr>
+        <w:t>A dimensão concreta dessa violação à dignidade torna-se ainda mais evidente quando se examina o poder de compra real do salário congelado ao longo do período de 2014 a 2022.</w:t>
+      </w:r>
+    </w:p>
+    <w:p>
+      <w:pPr>
+        <w:spacing w:line="360" w:lineRule="auto"/>
+        <w:ind w:firstLine="709"/>
+        <w:jc w:val="both"/>
+        <w:rPr>
+          <w:rFonts w:eastAsia="Arial"/>
+          <w:sz w:val="10"/>
+          <w:szCs w:val="10"/>
+          <w:lang w:eastAsia="en-GB"/>
+        </w:rPr>
+      </w:pPr>
+    </w:p>
+    <w:p>
+      <w:pPr>
+        <w:spacing w:line="360" w:lineRule="auto"/>
+        <w:ind w:firstLine="709"/>
+        <w:jc w:val="both"/>
+        <w:rPr>
+          <w:rFonts w:eastAsia="Arial"/>
+          <w:lang w:eastAsia="en-GB"/>
+        </w:rPr>
+      </w:pPr>
+      <w:r>
+        <w:rPr>
+          <w:rFonts w:eastAsia="Arial"/>
+          <w:lang w:eastAsia="en-GB"/>
+        </w:rPr>
+        <w:lastRenderedPageBreak/>
+        <w:t xml:space="preserve">A dimensão humana dessa degradação patrimonial adquire contornos ainda mais graves quando se considera o perfil do servidor aposentado. Um professor que encerrou sua carreira no magistério público estadual após décadas de serviço — e que, na condição de idoso, necessita de plano de saúde privado para suprir as deficiências do sistema público — depara-se com uma realidade financeira insustentável. Planos de saúde individuais para beneficiários acima de 60 anos, conforme dados da Agência Nacional de Saúde Suplementar (ANS), não costumam ser contratados por valor inferior a R$ 1.000,00 mensais, podendo ultrapassar R$ 1.500,00 a depender da cobertura e da faixa etária. </w:t>
+      </w:r>
+    </w:p>
+    <w:p>
+      <w:pPr>
+        <w:spacing w:line="360" w:lineRule="auto"/>
+        <w:ind w:firstLine="709"/>
+        <w:jc w:val="both"/>
+        <w:rPr>
+          <w:rFonts w:eastAsia="Arial"/>
+          <w:sz w:val="8"/>
+          <w:szCs w:val="8"/>
+          <w:lang w:eastAsia="en-GB"/>
+        </w:rPr>
+      </w:pPr>
+    </w:p>
+    <w:p>
+      <w:pPr>
+        <w:spacing w:line="360" w:lineRule="auto"/>
+        <w:ind w:firstLine="709"/>
+        <w:jc w:val="both"/>
+        <w:rPr>
+          <w:rFonts w:eastAsia="Arial"/>
+          <w:lang w:eastAsia="en-GB"/>
+        </w:rPr>
+      </w:pPr>
+      <w:r>
+        <w:rPr>
+          <w:rFonts w:eastAsia="Arial"/>
+          <w:lang w:eastAsia="en-GB"/>
+        </w:rPr>
+        <w:t xml:space="preserve">Para a professora aposentada no Nível 8, jornada de 22 horas, que em 2024 recebia proventos de R$ 2.488,25, um único plano de saúde consome entre 40% e 60% de seus proventos mensais — antes de qualquer despesa com alimentação, moradia, medicamentos ou transporte. Com o que resta, ela consegue adquirir, na melhor das hipóteses, pouco mais de uma cesta básica de alimentos na cidade do Rio de Janeiro. Esse é o resultado concreto de sete anos de congelamento: uma aposentada que dedicou décadas ao ensino público vê sua dignidade material reduzida à escolha entre se alimentar e se tratar. </w:t>
+      </w:r>
+    </w:p>
+    <w:p>
+      <w:pPr>
+        <w:spacing w:line="360" w:lineRule="auto"/>
+        <w:ind w:firstLine="709"/>
+        <w:jc w:val="both"/>
+        <w:rPr>
+          <w:rFonts w:eastAsia="Arial"/>
+          <w:sz w:val="8"/>
+          <w:szCs w:val="8"/>
+          <w:lang w:eastAsia="en-GB"/>
+        </w:rPr>
+      </w:pPr>
+    </w:p>
+    <w:p>
+      <w:pPr>
+        <w:spacing w:line="360" w:lineRule="auto"/>
+        <w:ind w:firstLine="709"/>
+        <w:jc w:val="both"/>
+        <w:rPr>
+          <w:rFonts w:eastAsia="Arial"/>
+          <w:lang w:eastAsia="en-GB"/>
+        </w:rPr>
+      </w:pPr>
+      <w:r>
+        <w:rPr>
+          <w:rFonts w:eastAsia="Arial"/>
+          <w:lang w:eastAsia="en-GB"/>
+        </w:rPr>
+        <w:t>A manutenção do sobrestamento — que impede a correção judicial dessas diferenças — prolonga indefinidamente esse estado de privação, em afronta direta ao art. 1º, III, ao art. 7º, IV e V, e ao art. 230, caput, da Constituição Federal, que impõe ao Estado o dever de amparo ao idoso, assegurando sua participação na comunidade, defendendo sua dignidade e bem-estar.</w:t>
+      </w:r>
+    </w:p>
+    <w:p>
+      <w:pPr>
+        <w:spacing w:line="360" w:lineRule="auto"/>
+        <w:ind w:firstLine="709"/>
+        <w:jc w:val="both"/>
+        <w:rPr>
+          <w:rFonts w:eastAsia="Times New Roman"/>
+          <w:sz w:val="20"/>
+          <w:szCs w:val="20"/>
+          <w:lang w:eastAsia="en-GB"/>
+        </w:rPr>
+      </w:pPr>
+    </w:p>
+    <w:p>
+      <w:pPr>
+        <w:spacing w:line="360" w:lineRule="auto"/>
+        <w:ind w:firstLine="1134"/>
+        <w:jc w:val="both"/>
+        <w:rPr>
+          <w:rFonts w:eastAsia="Arial"/>
+          <w:lang w:eastAsia="en-GB"/>
+        </w:rPr>
+      </w:pPr>
+      <w:r>
+        <w:rPr>
+          <w:rFonts w:eastAsia="Arial"/>
+          <w:lang w:eastAsia="en-GB"/>
+        </w:rPr>
+        <w:t>Essa realidade configura violação direta ao art. 7º, IV, da Constituição Federal, que garante ao trabalhador salário mínimo capaz de atender às necessidades vitais básicas, incluindo alimentação — dispositivo aplicável aos servidores públicos por força do art. 39, §3º, da mesma Carta. A manutenção do sobrestamento prolonga indefinidamente esse estado de privação, impedindo que o Poder Judiciário cumpra a função constitucionalmente prevista de tutela de direitos fundamentais.</w:t>
+      </w:r>
+    </w:p>
+    <w:p>
+      <w:pPr>
+        <w:spacing w:line="360" w:lineRule="auto"/>
+        <w:ind w:firstLine="1134"/>
+        <w:jc w:val="both"/>
+        <w:rPr>
+          <w:rFonts w:eastAsia="Arial"/>
+          <w:lang w:eastAsia="en-GB"/>
+        </w:rPr>
+      </w:pPr>
+    </w:p>
+    <w:p>
+      <w:pPr>
+        <w:spacing w:line="360" w:lineRule="auto"/>
+        <w:ind w:firstLine="1134"/>
+        <w:jc w:val="both"/>
+      </w:pPr>
+    </w:p>
+    <w:p>
+      <w:pPr>
+        <w:numPr>
+          <w:ilvl w:val="0"/>
+          <w:numId w:val="3"/>
+        </w:numPr>
+        <w:pBdr>
+          <w:top w:val="single" w:sz="4" w:space="10" w:color="5B9BD5"/>
+          <w:left w:val="nil"/>
+          <w:bottom w:val="single" w:sz="4" w:space="10" w:color="5B9BD5"/>
+          <w:right w:val="nil"/>
+          <w:between w:val="nil"/>
+        </w:pBdr>
+        <w:spacing w:before="360" w:after="360"/>
+        <w:ind w:right="864"/>
+        <w:jc w:val="center"/>
+        <w:rPr>
+          <w:rFonts w:eastAsia="Calibri"/>
+          <w:i/>
+          <w:color w:val="5B9BD5"/>
+        </w:rPr>
+      </w:pPr>
+      <w:r>
+        <w:rPr>
+          <w:rFonts w:eastAsia="Calibri"/>
+          <w:i/>
+          <w:color w:val="5B9BD5"/>
+        </w:rPr>
+        <w:lastRenderedPageBreak/>
         <w:t>Da Conclusão</w:t>
       </w:r>
     </w:p>
@@ -22839,21 +26357,7 @@
           <w:rFonts w:eastAsia="Calibri"/>
           <w:bCs/>
         </w:rPr>
-        <w:t>julgamento do TEMA 810, no RE 870947/SE) e de juros de mora desde a citação, nos termos do art.</w:t>
-      </w:r>
-      <w:r>
-        <w:rPr>
-          <w:rFonts w:eastAsia="Calibri"/>
-          <w:bCs/>
-        </w:rPr>
-        <w:t xml:space="preserve"> </w:t>
-      </w:r>
-      <w:r>
-        <w:rPr>
-          <w:rFonts w:eastAsia="Calibri"/>
-          <w:bCs/>
-        </w:rPr>
-        <w:t>1ºF da Lei nº 9.494/97, com redação dada pela Lei 11.960/09</w:t>
+        <w:t>julgamento do TEMA 810, no RE 870947/SE) e de juros de mora desde a citação, nos termos do art. 1ºF da Lei nº 9.494/97, com redação dada pela Lei 11.960/09</w:t>
       </w:r>
       <w:r>
         <w:rPr>
@@ -22927,7 +26431,7 @@
           <w:rFonts w:eastAsia="Calibri"/>
           <w:noProof/>
         </w:rPr>
-        <w:t>12 de outubro de 2024</w:t>
+        <w:t>2 de maio de 2026</w:t>
       </w:r>
       <w:r>
         <w:rPr>
@@ -23129,8 +26633,8 @@
       </w:pPr>
     </w:p>
     <w:sectPr>
-      <w:headerReference w:type="default" r:id="rId17"/>
-      <w:footerReference w:type="default" r:id="rId18"/>
+      <w:headerReference w:type="default" r:id="rId21"/>
+      <w:footerReference w:type="default" r:id="rId22"/>
       <w:pgSz w:w="11906" w:h="16838"/>
       <w:pgMar w:top="2127" w:right="1134" w:bottom="567" w:left="1134" w:header="709" w:footer="269" w:gutter="0"/>
       <w:pgNumType w:start="1"/>
@@ -23141,7 +26645,7 @@
 </file>
 
 <file path=word/endnotes.xml><?xml version="1.0" encoding="utf-8"?>
-<w:endnotes xmlns:wpc="http://schemas.microsoft.com/office/word/2010/wordprocessingCanvas" xmlns:cx="http://schemas.microsoft.com/office/drawing/2014/chartex" xmlns:cx1="http://schemas.microsoft.com/office/drawing/2015/9/8/chartex" xmlns:cx2="http://schemas.microsoft.com/office/drawing/2015/10/21/chartex" xmlns:cx3="http://schemas.microsoft.com/office/drawing/2016/5/9/chartex" xmlns:cx4="http://schemas.microsoft.com/office/drawing/2016/5/10/chartex" xmlns:cx5="http://schemas.microsoft.com/office/drawing/2016/5/11/chartex" xmlns:cx6="http://schemas.microsoft.com/office/drawing/2016/5/12/chartex" xmlns:cx7="http://schemas.microsoft.com/office/drawing/2016/5/13/chartex" xmlns:cx8="http://schemas.microsoft.com/office/drawing/2016/5/14/chartex" xmlns:mc="http://schemas.openxmlformats.org/markup-compatibility/2006" xmlns:aink="http://schemas.microsoft.com/office/drawing/2016/ink" xmlns:am3d="http://schemas.microsoft.com/office/drawing/2017/model3d" xmlns:o="urn:schemas-microsoft-com:office:office" xmlns:oel="http://schemas.microsoft.com/office/2019/extlst" xmlns:r="http://schemas.openxmlformats.org/officeDocument/2006/relationships" xmlns:m="http://schemas.openxmlformats.org/officeDocument/2006/math" xmlns:v="urn:schemas-microsoft-com:vml" xmlns:wp14="http://schemas.microsoft.com/office/word/2010/wordprocessingDrawing" xmlns:wp="http://schemas.openxmlformats.org/drawingml/2006/wordprocessingDrawing" xmlns:w10="urn:schemas-microsoft-com:office:word" xmlns:w="http://schemas.openxmlformats.org/wordprocessingml/2006/main" xmlns:w14="http://schemas.microsoft.com/office/word/2010/wordml" xmlns:w15="http://schemas.microsoft.com/office/word/2012/wordml" xmlns:w16cex="http://schemas.microsoft.com/office/word/2018/wordml/cex" xmlns:w16cid="http://schemas.microsoft.com/office/word/2016/wordml/cid" xmlns:w16="http://schemas.microsoft.com/office/word/2018/wordml" xmlns:w16du="http://schemas.microsoft.com/office/word/2023/wordml/word16du" xmlns:w16sdtdh="http://schemas.microsoft.com/office/word/2020/wordml/sdtdatahash" xmlns:w16se="http://schemas.microsoft.com/office/word/2015/wordml/symex" xmlns:wpg="http://schemas.microsoft.com/office/word/2010/wordprocessingGroup" xmlns:wpi="http://schemas.microsoft.com/office/word/2010/wordprocessingInk" xmlns:wne="http://schemas.microsoft.com/office/word/2006/wordml" xmlns:wps="http://schemas.microsoft.com/office/word/2010/wordprocessingShape" mc:Ignorable="w14 w15 w16se w16cid w16 w16cex w16sdtdh w16du wp14">
+<w:endnotes xmlns:wpc="http://schemas.microsoft.com/office/word/2010/wordprocessingCanvas" xmlns:cx="http://schemas.microsoft.com/office/drawing/2014/chartex" xmlns:cx1="http://schemas.microsoft.com/office/drawing/2015/9/8/chartex" xmlns:cx2="http://schemas.microsoft.com/office/drawing/2015/10/21/chartex" xmlns:cx3="http://schemas.microsoft.com/office/drawing/2016/5/9/chartex" xmlns:cx4="http://schemas.microsoft.com/office/drawing/2016/5/10/chartex" xmlns:cx5="http://schemas.microsoft.com/office/drawing/2016/5/11/chartex" xmlns:cx6="http://schemas.microsoft.com/office/drawing/2016/5/12/chartex" xmlns:cx7="http://schemas.microsoft.com/office/drawing/2016/5/13/chartex" xmlns:cx8="http://schemas.microsoft.com/office/drawing/2016/5/14/chartex" xmlns:mc="http://schemas.openxmlformats.org/markup-compatibility/2006" xmlns:aink="http://schemas.microsoft.com/office/drawing/2016/ink" xmlns:am3d="http://schemas.microsoft.com/office/drawing/2017/model3d" xmlns:o="urn:schemas-microsoft-com:office:office" xmlns:oel="http://schemas.microsoft.com/office/2019/extlst" xmlns:r="http://schemas.openxmlformats.org/officeDocument/2006/relationships" xmlns:m="http://schemas.openxmlformats.org/officeDocument/2006/math" xmlns:v="urn:schemas-microsoft-com:vml" xmlns:wp14="http://schemas.microsoft.com/office/word/2010/wordprocessingDrawing" xmlns:wp="http://schemas.openxmlformats.org/drawingml/2006/wordprocessingDrawing" xmlns:w10="urn:schemas-microsoft-com:office:word" xmlns:w="http://schemas.openxmlformats.org/wordprocessingml/2006/main" xmlns:w14="http://schemas.microsoft.com/office/word/2010/wordml" xmlns:w15="http://schemas.microsoft.com/office/word/2012/wordml" xmlns:w16cex="http://schemas.microsoft.com/office/word/2018/wordml/cex" xmlns:w16cid="http://schemas.microsoft.com/office/word/2016/wordml/cid" xmlns:w16="http://schemas.microsoft.com/office/word/2018/wordml" xmlns:w16du="http://schemas.microsoft.com/office/word/2023/wordml/word16du" xmlns:w16sdtdh="http://schemas.microsoft.com/office/word/2020/wordml/sdtdatahash" xmlns:w16sdtfl="http://schemas.microsoft.com/office/word/2024/wordml/sdtformatlock" xmlns:w16se="http://schemas.microsoft.com/office/word/2015/wordml/symex" xmlns:wpg="http://schemas.microsoft.com/office/word/2010/wordprocessingGroup" xmlns:wpi="http://schemas.microsoft.com/office/word/2010/wordprocessingInk" xmlns:wne="http://schemas.microsoft.com/office/word/2006/wordml" xmlns:wps="http://schemas.microsoft.com/office/word/2010/wordprocessingShape" mc:Ignorable="w14 w15 w16se w16cid w16 w16cex w16sdtdh w16sdtfl w16du wp14">
   <w:endnote w:type="separator" w:id="-1">
     <w:p>
       <w:r>
@@ -23160,7 +26664,7 @@
 </file>
 
 <file path=word/footer1.xml><?xml version="1.0" encoding="utf-8"?>
-<w:ftr xmlns:wpc="http://schemas.microsoft.com/office/word/2010/wordprocessingCanvas" xmlns:cx="http://schemas.microsoft.com/office/drawing/2014/chartex" xmlns:cx1="http://schemas.microsoft.com/office/drawing/2015/9/8/chartex" xmlns:cx2="http://schemas.microsoft.com/office/drawing/2015/10/21/chartex" xmlns:cx3="http://schemas.microsoft.com/office/drawing/2016/5/9/chartex" xmlns:cx4="http://schemas.microsoft.com/office/drawing/2016/5/10/chartex" xmlns:cx5="http://schemas.microsoft.com/office/drawing/2016/5/11/chartex" xmlns:cx6="http://schemas.microsoft.com/office/drawing/2016/5/12/chartex" xmlns:cx7="http://schemas.microsoft.com/office/drawing/2016/5/13/chartex" xmlns:cx8="http://schemas.microsoft.com/office/drawing/2016/5/14/chartex" xmlns:mc="http://schemas.openxmlformats.org/markup-compatibility/2006" xmlns:aink="http://schemas.microsoft.com/office/drawing/2016/ink" xmlns:am3d="http://schemas.microsoft.com/office/drawing/2017/model3d" xmlns:o="urn:schemas-microsoft-com:office:office" xmlns:oel="http://schemas.microsoft.com/office/2019/extlst" xmlns:r="http://schemas.openxmlformats.org/officeDocument/2006/relationships" xmlns:m="http://schemas.openxmlformats.org/officeDocument/2006/math" xmlns:v="urn:schemas-microsoft-com:vml" xmlns:wp14="http://schemas.microsoft.com/office/word/2010/wordprocessingDrawing" xmlns:wp="http://schemas.openxmlformats.org/drawingml/2006/wordprocessingDrawing" xmlns:w10="urn:schemas-microsoft-com:office:word" xmlns:w="http://schemas.openxmlformats.org/wordprocessingml/2006/main" xmlns:w14="http://schemas.microsoft.com/office/word/2010/wordml" xmlns:w15="http://schemas.microsoft.com/office/word/2012/wordml" xmlns:w16cex="http://schemas.microsoft.com/office/word/2018/wordml/cex" xmlns:w16cid="http://schemas.microsoft.com/office/word/2016/wordml/cid" xmlns:w16="http://schemas.microsoft.com/office/word/2018/wordml" xmlns:w16du="http://schemas.microsoft.com/office/word/2023/wordml/word16du" xmlns:w16sdtdh="http://schemas.microsoft.com/office/word/2020/wordml/sdtdatahash" xmlns:w16se="http://schemas.microsoft.com/office/word/2015/wordml/symex" xmlns:wpg="http://schemas.microsoft.com/office/word/2010/wordprocessingGroup" xmlns:wpi="http://schemas.microsoft.com/office/word/2010/wordprocessingInk" xmlns:wne="http://schemas.microsoft.com/office/word/2006/wordml" xmlns:wps="http://schemas.microsoft.com/office/word/2010/wordprocessingShape" mc:Ignorable="w14 w15 w16se w16cid w16 w16cex w16sdtdh w16du wp14">
+<w:ftr xmlns:wpc="http://schemas.microsoft.com/office/word/2010/wordprocessingCanvas" xmlns:cx="http://schemas.microsoft.com/office/drawing/2014/chartex" xmlns:cx1="http://schemas.microsoft.com/office/drawing/2015/9/8/chartex" xmlns:cx2="http://schemas.microsoft.com/office/drawing/2015/10/21/chartex" xmlns:cx3="http://schemas.microsoft.com/office/drawing/2016/5/9/chartex" xmlns:cx4="http://schemas.microsoft.com/office/drawing/2016/5/10/chartex" xmlns:cx5="http://schemas.microsoft.com/office/drawing/2016/5/11/chartex" xmlns:cx6="http://schemas.microsoft.com/office/drawing/2016/5/12/chartex" xmlns:cx7="http://schemas.microsoft.com/office/drawing/2016/5/13/chartex" xmlns:cx8="http://schemas.microsoft.com/office/drawing/2016/5/14/chartex" xmlns:mc="http://schemas.openxmlformats.org/markup-compatibility/2006" xmlns:aink="http://schemas.microsoft.com/office/drawing/2016/ink" xmlns:am3d="http://schemas.microsoft.com/office/drawing/2017/model3d" xmlns:o="urn:schemas-microsoft-com:office:office" xmlns:oel="http://schemas.microsoft.com/office/2019/extlst" xmlns:r="http://schemas.openxmlformats.org/officeDocument/2006/relationships" xmlns:m="http://schemas.openxmlformats.org/officeDocument/2006/math" xmlns:v="urn:schemas-microsoft-com:vml" xmlns:wp14="http://schemas.microsoft.com/office/word/2010/wordprocessingDrawing" xmlns:wp="http://schemas.openxmlformats.org/drawingml/2006/wordprocessingDrawing" xmlns:w10="urn:schemas-microsoft-com:office:word" xmlns:w="http://schemas.openxmlformats.org/wordprocessingml/2006/main" xmlns:w14="http://schemas.microsoft.com/office/word/2010/wordml" xmlns:w15="http://schemas.microsoft.com/office/word/2012/wordml" xmlns:w16cex="http://schemas.microsoft.com/office/word/2018/wordml/cex" xmlns:w16cid="http://schemas.microsoft.com/office/word/2016/wordml/cid" xmlns:w16="http://schemas.microsoft.com/office/word/2018/wordml" xmlns:w16du="http://schemas.microsoft.com/office/word/2023/wordml/word16du" xmlns:w16sdtdh="http://schemas.microsoft.com/office/word/2020/wordml/sdtdatahash" xmlns:w16sdtfl="http://schemas.microsoft.com/office/word/2024/wordml/sdtformatlock" xmlns:w16se="http://schemas.microsoft.com/office/word/2015/wordml/symex" xmlns:wpg="http://schemas.microsoft.com/office/word/2010/wordprocessingGroup" xmlns:wpi="http://schemas.microsoft.com/office/word/2010/wordprocessingInk" xmlns:wne="http://schemas.microsoft.com/office/word/2006/wordml" xmlns:wps="http://schemas.microsoft.com/office/word/2010/wordprocessingShape" mc:Ignorable="w14 w15 w16se w16cid w16 w16cex w16sdtdh w16sdtfl w16du wp14">
   <w:p>
     <w:pPr>
       <w:pBdr>
@@ -23564,7 +27068,7 @@
 </file>
 
 <file path=word/footnotes.xml><?xml version="1.0" encoding="utf-8"?>
-<w:footnotes xmlns:wpc="http://schemas.microsoft.com/office/word/2010/wordprocessingCanvas" xmlns:cx="http://schemas.microsoft.com/office/drawing/2014/chartex" xmlns:cx1="http://schemas.microsoft.com/office/drawing/2015/9/8/chartex" xmlns:cx2="http://schemas.microsoft.com/office/drawing/2015/10/21/chartex" xmlns:cx3="http://schemas.microsoft.com/office/drawing/2016/5/9/chartex" xmlns:cx4="http://schemas.microsoft.com/office/drawing/2016/5/10/chartex" xmlns:cx5="http://schemas.microsoft.com/office/drawing/2016/5/11/chartex" xmlns:cx6="http://schemas.microsoft.com/office/drawing/2016/5/12/chartex" xmlns:cx7="http://schemas.microsoft.com/office/drawing/2016/5/13/chartex" xmlns:cx8="http://schemas.microsoft.com/office/drawing/2016/5/14/chartex" xmlns:mc="http://schemas.openxmlformats.org/markup-compatibility/2006" xmlns:aink="http://schemas.microsoft.com/office/drawing/2016/ink" xmlns:am3d="http://schemas.microsoft.com/office/drawing/2017/model3d" xmlns:o="urn:schemas-microsoft-com:office:office" xmlns:oel="http://schemas.microsoft.com/office/2019/extlst" xmlns:r="http://schemas.openxmlformats.org/officeDocument/2006/relationships" xmlns:m="http://schemas.openxmlformats.org/officeDocument/2006/math" xmlns:v="urn:schemas-microsoft-com:vml" xmlns:wp14="http://schemas.microsoft.com/office/word/2010/wordprocessingDrawing" xmlns:wp="http://schemas.openxmlformats.org/drawingml/2006/wordprocessingDrawing" xmlns:w10="urn:schemas-microsoft-com:office:word" xmlns:w="http://schemas.openxmlformats.org/wordprocessingml/2006/main" xmlns:w14="http://schemas.microsoft.com/office/word/2010/wordml" xmlns:w15="http://schemas.microsoft.com/office/word/2012/wordml" xmlns:w16cex="http://schemas.microsoft.com/office/word/2018/wordml/cex" xmlns:w16cid="http://schemas.microsoft.com/office/word/2016/wordml/cid" xmlns:w16="http://schemas.microsoft.com/office/word/2018/wordml" xmlns:w16du="http://schemas.microsoft.com/office/word/2023/wordml/word16du" xmlns:w16sdtdh="http://schemas.microsoft.com/office/word/2020/wordml/sdtdatahash" xmlns:w16se="http://schemas.microsoft.com/office/word/2015/wordml/symex" xmlns:wpg="http://schemas.microsoft.com/office/word/2010/wordprocessingGroup" xmlns:wpi="http://schemas.microsoft.com/office/word/2010/wordprocessingInk" xmlns:wne="http://schemas.microsoft.com/office/word/2006/wordml" xmlns:wps="http://schemas.microsoft.com/office/word/2010/wordprocessingShape" mc:Ignorable="w14 w15 w16se w16cid w16 w16cex w16sdtdh w16du wp14">
+<w:footnotes xmlns:wpc="http://schemas.microsoft.com/office/word/2010/wordprocessingCanvas" xmlns:cx="http://schemas.microsoft.com/office/drawing/2014/chartex" xmlns:cx1="http://schemas.microsoft.com/office/drawing/2015/9/8/chartex" xmlns:cx2="http://schemas.microsoft.com/office/drawing/2015/10/21/chartex" xmlns:cx3="http://schemas.microsoft.com/office/drawing/2016/5/9/chartex" xmlns:cx4="http://schemas.microsoft.com/office/drawing/2016/5/10/chartex" xmlns:cx5="http://schemas.microsoft.com/office/drawing/2016/5/11/chartex" xmlns:cx6="http://schemas.microsoft.com/office/drawing/2016/5/12/chartex" xmlns:cx7="http://schemas.microsoft.com/office/drawing/2016/5/13/chartex" xmlns:cx8="http://schemas.microsoft.com/office/drawing/2016/5/14/chartex" xmlns:mc="http://schemas.openxmlformats.org/markup-compatibility/2006" xmlns:aink="http://schemas.microsoft.com/office/drawing/2016/ink" xmlns:am3d="http://schemas.microsoft.com/office/drawing/2017/model3d" xmlns:o="urn:schemas-microsoft-com:office:office" xmlns:oel="http://schemas.microsoft.com/office/2019/extlst" xmlns:r="http://schemas.openxmlformats.org/officeDocument/2006/relationships" xmlns:m="http://schemas.openxmlformats.org/officeDocument/2006/math" xmlns:v="urn:schemas-microsoft-com:vml" xmlns:wp14="http://schemas.microsoft.com/office/word/2010/wordprocessingDrawing" xmlns:wp="http://schemas.openxmlformats.org/drawingml/2006/wordprocessingDrawing" xmlns:w10="urn:schemas-microsoft-com:office:word" xmlns:w="http://schemas.openxmlformats.org/wordprocessingml/2006/main" xmlns:w14="http://schemas.microsoft.com/office/word/2010/wordml" xmlns:w15="http://schemas.microsoft.com/office/word/2012/wordml" xmlns:w16cex="http://schemas.microsoft.com/office/word/2018/wordml/cex" xmlns:w16cid="http://schemas.microsoft.com/office/word/2016/wordml/cid" xmlns:w16="http://schemas.microsoft.com/office/word/2018/wordml" xmlns:w16du="http://schemas.microsoft.com/office/word/2023/wordml/word16du" xmlns:w16sdtdh="http://schemas.microsoft.com/office/word/2020/wordml/sdtdatahash" xmlns:w16sdtfl="http://schemas.microsoft.com/office/word/2024/wordml/sdtformatlock" xmlns:w16se="http://schemas.microsoft.com/office/word/2015/wordml/symex" xmlns:wpg="http://schemas.microsoft.com/office/word/2010/wordprocessingGroup" xmlns:wpi="http://schemas.microsoft.com/office/word/2010/wordprocessingInk" xmlns:wne="http://schemas.microsoft.com/office/word/2006/wordml" xmlns:wps="http://schemas.microsoft.com/office/word/2010/wordprocessingShape" mc:Ignorable="w14 w15 w16se w16cid w16 w16cex w16sdtdh w16sdtfl w16du wp14">
   <w:footnote w:type="separator" w:id="-1">
     <w:p>
       <w:r>
@@ -23583,7 +27087,7 @@
 </file>
 
 <file path=word/header1.xml><?xml version="1.0" encoding="utf-8"?>
-<w:hdr xmlns:wpc="http://schemas.microsoft.com/office/word/2010/wordprocessingCanvas" xmlns:cx="http://schemas.microsoft.com/office/drawing/2014/chartex" xmlns:cx1="http://schemas.microsoft.com/office/drawing/2015/9/8/chartex" xmlns:cx2="http://schemas.microsoft.com/office/drawing/2015/10/21/chartex" xmlns:cx3="http://schemas.microsoft.com/office/drawing/2016/5/9/chartex" xmlns:cx4="http://schemas.microsoft.com/office/drawing/2016/5/10/chartex" xmlns:cx5="http://schemas.microsoft.com/office/drawing/2016/5/11/chartex" xmlns:cx6="http://schemas.microsoft.com/office/drawing/2016/5/12/chartex" xmlns:cx7="http://schemas.microsoft.com/office/drawing/2016/5/13/chartex" xmlns:cx8="http://schemas.microsoft.com/office/drawing/2016/5/14/chartex" xmlns:mc="http://schemas.openxmlformats.org/markup-compatibility/2006" xmlns:aink="http://schemas.microsoft.com/office/drawing/2016/ink" xmlns:am3d="http://schemas.microsoft.com/office/drawing/2017/model3d" xmlns:o="urn:schemas-microsoft-com:office:office" xmlns:oel="http://schemas.microsoft.com/office/2019/extlst" xmlns:r="http://schemas.openxmlformats.org/officeDocument/2006/relationships" xmlns:m="http://schemas.openxmlformats.org/officeDocument/2006/math" xmlns:v="urn:schemas-microsoft-com:vml" xmlns:wp14="http://schemas.microsoft.com/office/word/2010/wordprocessingDrawing" xmlns:wp="http://schemas.openxmlformats.org/drawingml/2006/wordprocessingDrawing" xmlns:w10="urn:schemas-microsoft-com:office:word" xmlns:w="http://schemas.openxmlformats.org/wordprocessingml/2006/main" xmlns:w14="http://schemas.microsoft.com/office/word/2010/wordml" xmlns:w15="http://schemas.microsoft.com/office/word/2012/wordml" xmlns:w16cex="http://schemas.microsoft.com/office/word/2018/wordml/cex" xmlns:w16cid="http://schemas.microsoft.com/office/word/2016/wordml/cid" xmlns:w16="http://schemas.microsoft.com/office/word/2018/wordml" xmlns:w16du="http://schemas.microsoft.com/office/word/2023/wordml/word16du" xmlns:w16sdtdh="http://schemas.microsoft.com/office/word/2020/wordml/sdtdatahash" xmlns:w16se="http://schemas.microsoft.com/office/word/2015/wordml/symex" xmlns:wpg="http://schemas.microsoft.com/office/word/2010/wordprocessingGroup" xmlns:wpi="http://schemas.microsoft.com/office/word/2010/wordprocessingInk" xmlns:wne="http://schemas.microsoft.com/office/word/2006/wordml" xmlns:wps="http://schemas.microsoft.com/office/word/2010/wordprocessingShape" mc:Ignorable="w14 w15 w16se w16cid w16 w16cex w16sdtdh w16du wp14">
+<w:hdr xmlns:wpc="http://schemas.microsoft.com/office/word/2010/wordprocessingCanvas" xmlns:cx="http://schemas.microsoft.com/office/drawing/2014/chartex" xmlns:cx1="http://schemas.microsoft.com/office/drawing/2015/9/8/chartex" xmlns:cx2="http://schemas.microsoft.com/office/drawing/2015/10/21/chartex" xmlns:cx3="http://schemas.microsoft.com/office/drawing/2016/5/9/chartex" xmlns:cx4="http://schemas.microsoft.com/office/drawing/2016/5/10/chartex" xmlns:cx5="http://schemas.microsoft.com/office/drawing/2016/5/11/chartex" xmlns:cx6="http://schemas.microsoft.com/office/drawing/2016/5/12/chartex" xmlns:cx7="http://schemas.microsoft.com/office/drawing/2016/5/13/chartex" xmlns:cx8="http://schemas.microsoft.com/office/drawing/2016/5/14/chartex" xmlns:mc="http://schemas.openxmlformats.org/markup-compatibility/2006" xmlns:aink="http://schemas.microsoft.com/office/drawing/2016/ink" xmlns:am3d="http://schemas.microsoft.com/office/drawing/2017/model3d" xmlns:o="urn:schemas-microsoft-com:office:office" xmlns:oel="http://schemas.microsoft.com/office/2019/extlst" xmlns:r="http://schemas.openxmlformats.org/officeDocument/2006/relationships" xmlns:m="http://schemas.openxmlformats.org/officeDocument/2006/math" xmlns:v="urn:schemas-microsoft-com:vml" xmlns:wp14="http://schemas.microsoft.com/office/word/2010/wordprocessingDrawing" xmlns:wp="http://schemas.openxmlformats.org/drawingml/2006/wordprocessingDrawing" xmlns:w10="urn:schemas-microsoft-com:office:word" xmlns:w="http://schemas.openxmlformats.org/wordprocessingml/2006/main" xmlns:w14="http://schemas.microsoft.com/office/word/2010/wordml" xmlns:w15="http://schemas.microsoft.com/office/word/2012/wordml" xmlns:w16cex="http://schemas.microsoft.com/office/word/2018/wordml/cex" xmlns:w16cid="http://schemas.microsoft.com/office/word/2016/wordml/cid" xmlns:w16="http://schemas.microsoft.com/office/word/2018/wordml" xmlns:w16du="http://schemas.microsoft.com/office/word/2023/wordml/word16du" xmlns:w16sdtdh="http://schemas.microsoft.com/office/word/2020/wordml/sdtdatahash" xmlns:w16sdtfl="http://schemas.microsoft.com/office/word/2024/wordml/sdtformatlock" xmlns:w16se="http://schemas.microsoft.com/office/word/2015/wordml/symex" xmlns:wpg="http://schemas.microsoft.com/office/word/2010/wordprocessingGroup" xmlns:wpi="http://schemas.microsoft.com/office/word/2010/wordprocessingInk" xmlns:wne="http://schemas.microsoft.com/office/word/2006/wordml" xmlns:wps="http://schemas.microsoft.com/office/word/2010/wordprocessingShape" mc:Ignorable="w14 w15 w16se w16cid w16 w16cex w16sdtdh w16sdtfl w16du wp14">
   <w:p>
     <w:pPr>
       <w:pBdr>
@@ -23725,8 +27229,62 @@
 </file>
 
 <file path=word/numbering.xml><?xml version="1.0" encoding="utf-8"?>
-<w:numbering xmlns:wpc="http://schemas.microsoft.com/office/word/2010/wordprocessingCanvas" xmlns:cx="http://schemas.microsoft.com/office/drawing/2014/chartex" xmlns:cx1="http://schemas.microsoft.com/office/drawing/2015/9/8/chartex" xmlns:cx2="http://schemas.microsoft.com/office/drawing/2015/10/21/chartex" xmlns:cx3="http://schemas.microsoft.com/office/drawing/2016/5/9/chartex" xmlns:cx4="http://schemas.microsoft.com/office/drawing/2016/5/10/chartex" xmlns:cx5="http://schemas.microsoft.com/office/drawing/2016/5/11/chartex" xmlns:cx6="http://schemas.microsoft.com/office/drawing/2016/5/12/chartex" xmlns:cx7="http://schemas.microsoft.com/office/drawing/2016/5/13/chartex" xmlns:cx8="http://schemas.microsoft.com/office/drawing/2016/5/14/chartex" xmlns:mc="http://schemas.openxmlformats.org/markup-compatibility/2006" xmlns:aink="http://schemas.microsoft.com/office/drawing/2016/ink" xmlns:am3d="http://schemas.microsoft.com/office/drawing/2017/model3d" xmlns:o="urn:schemas-microsoft-com:office:office" xmlns:oel="http://schemas.microsoft.com/office/2019/extlst" xmlns:r="http://schemas.openxmlformats.org/officeDocument/2006/relationships" xmlns:m="http://schemas.openxmlformats.org/officeDocument/2006/math" xmlns:v="urn:schemas-microsoft-com:vml" xmlns:wp14="http://schemas.microsoft.com/office/word/2010/wordprocessingDrawing" xmlns:wp="http://schemas.openxmlformats.org/drawingml/2006/wordprocessingDrawing" xmlns:w10="urn:schemas-microsoft-com:office:word" xmlns:w="http://schemas.openxmlformats.org/wordprocessingml/2006/main" xmlns:w14="http://schemas.microsoft.com/office/word/2010/wordml" xmlns:w15="http://schemas.microsoft.com/office/word/2012/wordml" xmlns:w16cex="http://schemas.microsoft.com/office/word/2018/wordml/cex" xmlns:w16cid="http://schemas.microsoft.com/office/word/2016/wordml/cid" xmlns:w16="http://schemas.microsoft.com/office/word/2018/wordml" xmlns:w16du="http://schemas.microsoft.com/office/word/2023/wordml/word16du" xmlns:w16sdtdh="http://schemas.microsoft.com/office/word/2020/wordml/sdtdatahash" xmlns:w16se="http://schemas.microsoft.com/office/word/2015/wordml/symex" xmlns:wpg="http://schemas.microsoft.com/office/word/2010/wordprocessingGroup" xmlns:wpi="http://schemas.microsoft.com/office/word/2010/wordprocessingInk" xmlns:wne="http://schemas.microsoft.com/office/word/2006/wordml" xmlns:wps="http://schemas.microsoft.com/office/word/2010/wordprocessingShape" mc:Ignorable="w14 w15 w16se w16cid w16 w16cex w16sdtdh w16du wp14">
+<w:numbering xmlns:wpc="http://schemas.microsoft.com/office/word/2010/wordprocessingCanvas" xmlns:cx="http://schemas.microsoft.com/office/drawing/2014/chartex" xmlns:cx1="http://schemas.microsoft.com/office/drawing/2015/9/8/chartex" xmlns:cx2="http://schemas.microsoft.com/office/drawing/2015/10/21/chartex" xmlns:cx3="http://schemas.microsoft.com/office/drawing/2016/5/9/chartex" xmlns:cx4="http://schemas.microsoft.com/office/drawing/2016/5/10/chartex" xmlns:cx5="http://schemas.microsoft.com/office/drawing/2016/5/11/chartex" xmlns:cx6="http://schemas.microsoft.com/office/drawing/2016/5/12/chartex" xmlns:cx7="http://schemas.microsoft.com/office/drawing/2016/5/13/chartex" xmlns:cx8="http://schemas.microsoft.com/office/drawing/2016/5/14/chartex" xmlns:mc="http://schemas.openxmlformats.org/markup-compatibility/2006" xmlns:aink="http://schemas.microsoft.com/office/drawing/2016/ink" xmlns:am3d="http://schemas.microsoft.com/office/drawing/2017/model3d" xmlns:o="urn:schemas-microsoft-com:office:office" xmlns:oel="http://schemas.microsoft.com/office/2019/extlst" xmlns:r="http://schemas.openxmlformats.org/officeDocument/2006/relationships" xmlns:m="http://schemas.openxmlformats.org/officeDocument/2006/math" xmlns:v="urn:schemas-microsoft-com:vml" xmlns:wp14="http://schemas.microsoft.com/office/word/2010/wordprocessingDrawing" xmlns:wp="http://schemas.openxmlformats.org/drawingml/2006/wordprocessingDrawing" xmlns:w10="urn:schemas-microsoft-com:office:word" xmlns:w="http://schemas.openxmlformats.org/wordprocessingml/2006/main" xmlns:w14="http://schemas.microsoft.com/office/word/2010/wordml" xmlns:w15="http://schemas.microsoft.com/office/word/2012/wordml" xmlns:w16cex="http://schemas.microsoft.com/office/word/2018/wordml/cex" xmlns:w16cid="http://schemas.microsoft.com/office/word/2016/wordml/cid" xmlns:w16="http://schemas.microsoft.com/office/word/2018/wordml" xmlns:w16du="http://schemas.microsoft.com/office/word/2023/wordml/word16du" xmlns:w16sdtdh="http://schemas.microsoft.com/office/word/2020/wordml/sdtdatahash" xmlns:w16sdtfl="http://schemas.microsoft.com/office/word/2024/wordml/sdtformatlock" xmlns:w16se="http://schemas.microsoft.com/office/word/2015/wordml/symex" xmlns:wpg="http://schemas.microsoft.com/office/word/2010/wordprocessingGroup" xmlns:wpi="http://schemas.microsoft.com/office/word/2010/wordprocessingInk" xmlns:wne="http://schemas.microsoft.com/office/word/2006/wordml" xmlns:wps="http://schemas.microsoft.com/office/word/2010/wordprocessingShape" mc:Ignorable="w14 w15 w16se w16cid w16 w16cex w16sdtdh w16sdtfl w16du wp14">
   <w:abstractNum w:abstractNumId="0" w15:restartNumberingAfterBreak="0">
+    <w:nsid w:val="0ADD7054"/>
+    <w:multiLevelType w:val="hybridMultilevel"/>
+    <w:tmpl w:val="331050A4"/>
+    <w:lvl w:ilvl="0" w:tplc="1CCC0F40">
+      <w:start w:val="1"/>
+      <w:numFmt w:val="bullet"/>
+      <w:lvlText w:val="•"/>
+      <w:lvlJc w:val="left"/>
+      <w:pPr>
+        <w:ind w:left="720" w:hanging="360"/>
+      </w:pPr>
+    </w:lvl>
+    <w:lvl w:ilvl="1" w:tplc="4850A8F2">
+      <w:numFmt w:val="decimal"/>
+      <w:lvlText w:val=""/>
+      <w:lvlJc w:val="left"/>
+    </w:lvl>
+    <w:lvl w:ilvl="2" w:tplc="CACEC10A">
+      <w:numFmt w:val="decimal"/>
+      <w:lvlText w:val=""/>
+      <w:lvlJc w:val="left"/>
+    </w:lvl>
+    <w:lvl w:ilvl="3" w:tplc="43B273C6">
+      <w:numFmt w:val="decimal"/>
+      <w:lvlText w:val=""/>
+      <w:lvlJc w:val="left"/>
+    </w:lvl>
+    <w:lvl w:ilvl="4" w:tplc="D0A87606">
+      <w:numFmt w:val="decimal"/>
+      <w:lvlText w:val=""/>
+      <w:lvlJc w:val="left"/>
+    </w:lvl>
+    <w:lvl w:ilvl="5" w:tplc="241A5D4E">
+      <w:numFmt w:val="decimal"/>
+      <w:lvlText w:val=""/>
+      <w:lvlJc w:val="left"/>
+    </w:lvl>
+    <w:lvl w:ilvl="6" w:tplc="0BECAFD0">
+      <w:numFmt w:val="decimal"/>
+      <w:lvlText w:val=""/>
+      <w:lvlJc w:val="left"/>
+    </w:lvl>
+    <w:lvl w:ilvl="7" w:tplc="54D25774">
+      <w:numFmt w:val="decimal"/>
+      <w:lvlText w:val=""/>
+      <w:lvlJc w:val="left"/>
+    </w:lvl>
+    <w:lvl w:ilvl="8" w:tplc="618E0382">
+      <w:numFmt w:val="decimal"/>
+      <w:lvlText w:val=""/>
+      <w:lvlJc w:val="left"/>
+    </w:lvl>
+  </w:abstractNum>
+  <w:abstractNum w:abstractNumId="1" w15:restartNumberingAfterBreak="0">
     <w:nsid w:val="18AF3756"/>
     <w:multiLevelType w:val="multilevel"/>
     <w:tmpl w:val="5100D944"/>
@@ -23815,7 +27373,7 @@
       </w:pPr>
     </w:lvl>
   </w:abstractNum>
-  <w:abstractNum w:abstractNumId="1" w15:restartNumberingAfterBreak="0">
+  <w:abstractNum w:abstractNumId="2" w15:restartNumberingAfterBreak="0">
     <w:nsid w:val="2D7A58F4"/>
     <w:multiLevelType w:val="hybridMultilevel"/>
     <w:tmpl w:val="C076EE68"/>
@@ -23928,7 +27486,7 @@
       </w:rPr>
     </w:lvl>
   </w:abstractNum>
-  <w:abstractNum w:abstractNumId="2" w15:restartNumberingAfterBreak="0">
+  <w:abstractNum w:abstractNumId="3" w15:restartNumberingAfterBreak="0">
     <w:nsid w:val="36286D2F"/>
     <w:multiLevelType w:val="multilevel"/>
     <w:tmpl w:val="F57A01B0"/>
@@ -24041,7 +27599,7 @@
       </w:rPr>
     </w:lvl>
   </w:abstractNum>
-  <w:abstractNum w:abstractNumId="3" w15:restartNumberingAfterBreak="0">
+  <w:abstractNum w:abstractNumId="4" w15:restartNumberingAfterBreak="0">
     <w:nsid w:val="41F7653A"/>
     <w:multiLevelType w:val="hybridMultilevel"/>
     <w:tmpl w:val="600896B2"/>
@@ -24181,7 +27739,7 @@
       </w:rPr>
     </w:lvl>
   </w:abstractNum>
-  <w:abstractNum w:abstractNumId="4" w15:restartNumberingAfterBreak="0">
+  <w:abstractNum w:abstractNumId="5" w15:restartNumberingAfterBreak="0">
     <w:nsid w:val="49160EB2"/>
     <w:multiLevelType w:val="hybridMultilevel"/>
     <w:tmpl w:val="C6CC017A"/>
@@ -24270,7 +27828,7 @@
       </w:pPr>
     </w:lvl>
   </w:abstractNum>
-  <w:abstractNum w:abstractNumId="5" w15:restartNumberingAfterBreak="0">
+  <w:abstractNum w:abstractNumId="6" w15:restartNumberingAfterBreak="0">
     <w:nsid w:val="5BE241A3"/>
     <w:multiLevelType w:val="multilevel"/>
     <w:tmpl w:val="AD10CD12"/>
@@ -24383,7 +27941,7 @@
       </w:rPr>
     </w:lvl>
   </w:abstractNum>
-  <w:abstractNum w:abstractNumId="6" w15:restartNumberingAfterBreak="0">
+  <w:abstractNum w:abstractNumId="7" w15:restartNumberingAfterBreak="0">
     <w:nsid w:val="6A6C7804"/>
     <w:multiLevelType w:val="multilevel"/>
     <w:tmpl w:val="E536E8A8"/>
@@ -24470,22 +28028,22 @@
     </w:lvl>
   </w:abstractNum>
   <w:num w:numId="1" w16cid:durableId="1383558648">
-    <w:abstractNumId w:val="0"/>
+    <w:abstractNumId w:val="1"/>
   </w:num>
   <w:num w:numId="2" w16cid:durableId="1568488395">
+    <w:abstractNumId w:val="6"/>
+  </w:num>
+  <w:num w:numId="3" w16cid:durableId="90206961">
+    <w:abstractNumId w:val="7"/>
+  </w:num>
+  <w:num w:numId="4" w16cid:durableId="1427506640">
     <w:abstractNumId w:val="5"/>
   </w:num>
-  <w:num w:numId="3" w16cid:durableId="90206961">
-    <w:abstractNumId w:val="6"/>
-  </w:num>
-  <w:num w:numId="4" w16cid:durableId="1427506640">
+  <w:num w:numId="5" w16cid:durableId="1869178887">
     <w:abstractNumId w:val="4"/>
   </w:num>
-  <w:num w:numId="5" w16cid:durableId="1869178887">
-    <w:abstractNumId w:val="3"/>
-  </w:num>
   <w:num w:numId="6" w16cid:durableId="2058964352">
-    <w:abstractNumId w:val="4"/>
+    <w:abstractNumId w:val="5"/>
     <w:lvlOverride w:ilvl="0">
       <w:startOverride w:val="1"/>
     </w:lvlOverride>
@@ -24515,16 +28073,22 @@
     </w:lvlOverride>
   </w:num>
   <w:num w:numId="7" w16cid:durableId="1514415234">
+    <w:abstractNumId w:val="3"/>
+  </w:num>
+  <w:num w:numId="8" w16cid:durableId="57479679">
     <w:abstractNumId w:val="2"/>
   </w:num>
-  <w:num w:numId="8" w16cid:durableId="57479679">
-    <w:abstractNumId w:val="1"/>
+  <w:num w:numId="9" w16cid:durableId="501818276">
+    <w:abstractNumId w:val="0"/>
+    <w:lvlOverride w:ilvl="0">
+      <w:startOverride w:val="1"/>
+    </w:lvlOverride>
   </w:num>
 </w:numbering>
 </file>
 
 <file path=word/styles.xml><?xml version="1.0" encoding="utf-8"?>
-<w:styles xmlns:mc="http://schemas.openxmlformats.org/markup-compatibility/2006" xmlns:r="http://schemas.openxmlformats.org/officeDocument/2006/relationships" xmlns:w="http://schemas.openxmlformats.org/wordprocessingml/2006/main" xmlns:w14="http://schemas.microsoft.com/office/word/2010/wordml" xmlns:w15="http://schemas.microsoft.com/office/word/2012/wordml" xmlns:w16cex="http://schemas.microsoft.com/office/word/2018/wordml/cex" xmlns:w16cid="http://schemas.microsoft.com/office/word/2016/wordml/cid" xmlns:w16="http://schemas.microsoft.com/office/word/2018/wordml" xmlns:w16du="http://schemas.microsoft.com/office/word/2023/wordml/word16du" xmlns:w16sdtdh="http://schemas.microsoft.com/office/word/2020/wordml/sdtdatahash" xmlns:w16se="http://schemas.microsoft.com/office/word/2015/wordml/symex" mc:Ignorable="w14 w15 w16se w16cid w16 w16cex w16sdtdh w16du">
+<w:styles xmlns:mc="http://schemas.openxmlformats.org/markup-compatibility/2006" xmlns:r="http://schemas.openxmlformats.org/officeDocument/2006/relationships" xmlns:w="http://schemas.openxmlformats.org/wordprocessingml/2006/main" xmlns:w14="http://schemas.microsoft.com/office/word/2010/wordml" xmlns:w15="http://schemas.microsoft.com/office/word/2012/wordml" xmlns:w16cex="http://schemas.microsoft.com/office/word/2018/wordml/cex" xmlns:w16cid="http://schemas.microsoft.com/office/word/2016/wordml/cid" xmlns:w16="http://schemas.microsoft.com/office/word/2018/wordml" xmlns:w16du="http://schemas.microsoft.com/office/word/2023/wordml/word16du" xmlns:w16sdtdh="http://schemas.microsoft.com/office/word/2020/wordml/sdtdatahash" xmlns:w16sdtfl="http://schemas.microsoft.com/office/word/2024/wordml/sdtformatlock" xmlns:w16se="http://schemas.microsoft.com/office/word/2015/wordml/symex" mc:Ignorable="w14 w15 w16se w16cid w16 w16cex w16sdtdh w16sdtfl w16du">
   <w:docDefaults>
     <w:rPrDefault>
       <w:rPr>
@@ -25069,6 +28633,7 @@
   <w:style w:type="character" w:default="1" w:styleId="DefaultParagraphFont">
     <w:name w:val="Default Paragraph Font"/>
     <w:uiPriority w:val="1"/>
+    <w:semiHidden/>
     <w:unhideWhenUsed/>
   </w:style>
   <w:style w:type="table" w:default="1" w:styleId="TableNormal">
@@ -25552,6 +29117,1156 @@
 </w:styles>
 </file>
 
+<file path=word/charts/chart1.xml><?xml version="1.0" encoding="utf-8"?>
+<c:chartSpace xmlns:c="http://schemas.openxmlformats.org/drawingml/2006/chart" xmlns:a="http://schemas.openxmlformats.org/drawingml/2006/main" xmlns:r="http://schemas.openxmlformats.org/officeDocument/2006/relationships" xmlns:c16r2="http://schemas.microsoft.com/office/drawing/2015/06/chart">
+  <c:date1904 val="0"/>
+  <c:lang val="en-GB"/>
+  <c:roundedCorners val="0"/>
+  <mc:AlternateContent xmlns:mc="http://schemas.openxmlformats.org/markup-compatibility/2006">
+    <mc:Choice xmlns:c14="http://schemas.microsoft.com/office/drawing/2007/8/2/chart" Requires="c14">
+      <c14:style val="102"/>
+    </mc:Choice>
+    <mc:Fallback>
+      <c:style val="2"/>
+    </mc:Fallback>
+  </mc:AlternateContent>
+  <c:clrMapOvr bg1="lt1" tx1="dk1" bg2="lt2" tx2="dk2" accent1="accent1" accent2="accent2" accent3="accent3" accent4="accent4" accent5="accent5" accent6="accent6" hlink="hlink" folHlink="folHlink"/>
+  <c:chart>
+    <c:title>
+      <c:tx>
+        <c:rich>
+          <a:bodyPr rot="0" spcFirstLastPara="1" vertOverflow="ellipsis" vert="horz" wrap="square" anchor="ctr" anchorCtr="1"/>
+          <a:lstStyle/>
+          <a:p>
+            <a:pPr>
+              <a:defRPr sz="1400" b="0" i="0" u="none" strike="noStrike" kern="1200" spc="0" baseline="0">
+                <a:solidFill>
+                  <a:schemeClr val="tx1">
+                    <a:lumMod val="65000"/>
+                    <a:lumOff val="35000"/>
+                  </a:schemeClr>
+                </a:solidFill>
+                <a:latin typeface="+mn-lt"/>
+                <a:ea typeface="+mn-ea"/>
+                <a:cs typeface="+mn-cs"/>
+              </a:defRPr>
+            </a:pPr>
+            <a:r>
+              <a:rPr lang="en-GB" sz="1400" b="0" i="0" u="none" strike="noStrike" kern="1200" spc="0" baseline="0">
+                <a:solidFill>
+                  <a:sysClr val="windowText" lastClr="000000">
+                    <a:lumMod val="65000"/>
+                    <a:lumOff val="35000"/>
+                  </a:sysClr>
+                </a:solidFill>
+              </a:rPr>
+              <a:t>Evolução Comparativa - valor hora</a:t>
+            </a:r>
+          </a:p>
+        </c:rich>
+      </c:tx>
+      <c:overlay val="0"/>
+      <c:spPr>
+        <a:noFill/>
+        <a:ln>
+          <a:noFill/>
+        </a:ln>
+        <a:effectLst/>
+      </c:spPr>
+      <c:txPr>
+        <a:bodyPr rot="0" spcFirstLastPara="1" vertOverflow="ellipsis" vert="horz" wrap="square" anchor="ctr" anchorCtr="1"/>
+        <a:lstStyle/>
+        <a:p>
+          <a:pPr>
+            <a:defRPr sz="1400" b="0" i="0" u="none" strike="noStrike" kern="1200" spc="0" baseline="0">
+              <a:solidFill>
+                <a:schemeClr val="tx1">
+                  <a:lumMod val="65000"/>
+                  <a:lumOff val="35000"/>
+                </a:schemeClr>
+              </a:solidFill>
+              <a:latin typeface="+mn-lt"/>
+              <a:ea typeface="+mn-ea"/>
+              <a:cs typeface="+mn-cs"/>
+            </a:defRPr>
+          </a:pPr>
+          <a:endParaRPr lang="en-US"/>
+        </a:p>
+      </c:txPr>
+    </c:title>
+    <c:autoTitleDeleted val="0"/>
+    <c:plotArea>
+      <c:layout/>
+      <c:lineChart>
+        <c:grouping val="standard"/>
+        <c:varyColors val="0"/>
+        <c:ser>
+          <c:idx val="0"/>
+          <c:order val="0"/>
+          <c:tx>
+            <c:strRef>
+              <c:f>Sheet1!$C$28</c:f>
+              <c:strCache>
+                <c:ptCount val="1"/>
+                <c:pt idx="0">
+                  <c:v>Nacional</c:v>
+                </c:pt>
+              </c:strCache>
+            </c:strRef>
+          </c:tx>
+          <c:spPr>
+            <a:ln w="28575" cap="rnd">
+              <a:solidFill>
+                <a:schemeClr val="accent1"/>
+              </a:solidFill>
+              <a:round/>
+            </a:ln>
+            <a:effectLst/>
+          </c:spPr>
+          <c:marker>
+            <c:symbol val="none"/>
+          </c:marker>
+          <c:cat>
+            <c:numRef>
+              <c:f>Sheet1!$B$29:$B$46</c:f>
+              <c:numCache>
+                <c:formatCode>General</c:formatCode>
+                <c:ptCount val="18"/>
+                <c:pt idx="0">
+                  <c:v>2009</c:v>
+                </c:pt>
+                <c:pt idx="1">
+                  <c:v>2010</c:v>
+                </c:pt>
+                <c:pt idx="2">
+                  <c:v>2011</c:v>
+                </c:pt>
+                <c:pt idx="3">
+                  <c:v>2012</c:v>
+                </c:pt>
+                <c:pt idx="4">
+                  <c:v>2013</c:v>
+                </c:pt>
+                <c:pt idx="5">
+                  <c:v>2014</c:v>
+                </c:pt>
+                <c:pt idx="6">
+                  <c:v>2015</c:v>
+                </c:pt>
+                <c:pt idx="7">
+                  <c:v>2016</c:v>
+                </c:pt>
+                <c:pt idx="8">
+                  <c:v>2017</c:v>
+                </c:pt>
+                <c:pt idx="9">
+                  <c:v>2018</c:v>
+                </c:pt>
+                <c:pt idx="10">
+                  <c:v>2019</c:v>
+                </c:pt>
+                <c:pt idx="11">
+                  <c:v>2020</c:v>
+                </c:pt>
+                <c:pt idx="12">
+                  <c:v>2021</c:v>
+                </c:pt>
+                <c:pt idx="13">
+                  <c:v>2022</c:v>
+                </c:pt>
+                <c:pt idx="14">
+                  <c:v>2023</c:v>
+                </c:pt>
+                <c:pt idx="15">
+                  <c:v>2024</c:v>
+                </c:pt>
+                <c:pt idx="16">
+                  <c:v>2025</c:v>
+                </c:pt>
+                <c:pt idx="17">
+                  <c:v>2026</c:v>
+                </c:pt>
+              </c:numCache>
+            </c:numRef>
+          </c:cat>
+          <c:val>
+            <c:numRef>
+              <c:f>Sheet1!$C$29:$C$46</c:f>
+              <c:numCache>
+                <c:formatCode>"R$"\ #,##0.00</c:formatCode>
+                <c:ptCount val="18"/>
+                <c:pt idx="0">
+                  <c:v>29.450000000000003</c:v>
+                </c:pt>
+                <c:pt idx="1">
+                  <c:v>31.764770000000006</c:v>
+                </c:pt>
+                <c:pt idx="2">
+                  <c:v>36.799479999999996</c:v>
+                </c:pt>
+                <c:pt idx="3">
+                  <c:v>44.981000000000002</c:v>
+                </c:pt>
+                <c:pt idx="4">
+                  <c:v>48.576999999999998</c:v>
+                </c:pt>
+                <c:pt idx="5">
+                  <c:v>52.61909</c:v>
+                </c:pt>
+                <c:pt idx="6">
+                  <c:v>59.451180000000001</c:v>
+                </c:pt>
+                <c:pt idx="7">
+                  <c:v>66.204840000000004</c:v>
+                </c:pt>
+                <c:pt idx="8">
+                  <c:v>71.262800000000013</c:v>
+                </c:pt>
+                <c:pt idx="9">
+                  <c:v>76.115849999999995</c:v>
+                </c:pt>
+                <c:pt idx="10">
+                  <c:v>79.289939999999987</c:v>
+                </c:pt>
+                <c:pt idx="11">
+                  <c:v>89.473439999999997</c:v>
+                </c:pt>
+                <c:pt idx="12">
+                  <c:v>89.473439999999997</c:v>
+                </c:pt>
+                <c:pt idx="13">
+                  <c:v>119.21453</c:v>
+                </c:pt>
+                <c:pt idx="14">
+                  <c:v>137.03704999999999</c:v>
+                </c:pt>
+                <c:pt idx="15">
+                  <c:v>141.99766999999997</c:v>
+                </c:pt>
+                <c:pt idx="16">
+                  <c:v>150.90087</c:v>
+                </c:pt>
+                <c:pt idx="17">
+                  <c:v>159.04952999999998</c:v>
+                </c:pt>
+              </c:numCache>
+            </c:numRef>
+          </c:val>
+          <c:smooth val="0"/>
+          <c:extLst>
+            <c:ext xmlns:c16="http://schemas.microsoft.com/office/drawing/2014/chart" uri="{C3380CC4-5D6E-409C-BE32-E72D297353CC}">
+              <c16:uniqueId val="{00000000-3DDD-4C6D-B82B-9EFC825DE388}"/>
+            </c:ext>
+          </c:extLst>
+        </c:ser>
+        <c:ser>
+          <c:idx val="1"/>
+          <c:order val="1"/>
+          <c:tx>
+            <c:strRef>
+              <c:f>Sheet1!$D$28</c:f>
+              <c:strCache>
+                <c:ptCount val="1"/>
+                <c:pt idx="0">
+                  <c:v>22h</c:v>
+                </c:pt>
+              </c:strCache>
+            </c:strRef>
+          </c:tx>
+          <c:spPr>
+            <a:ln w="28575" cap="rnd">
+              <a:solidFill>
+                <a:schemeClr val="accent2"/>
+              </a:solidFill>
+              <a:round/>
+            </a:ln>
+            <a:effectLst/>
+          </c:spPr>
+          <c:marker>
+            <c:symbol val="none"/>
+          </c:marker>
+          <c:cat>
+            <c:numRef>
+              <c:f>Sheet1!$B$29:$B$46</c:f>
+              <c:numCache>
+                <c:formatCode>General</c:formatCode>
+                <c:ptCount val="18"/>
+                <c:pt idx="0">
+                  <c:v>2009</c:v>
+                </c:pt>
+                <c:pt idx="1">
+                  <c:v>2010</c:v>
+                </c:pt>
+                <c:pt idx="2">
+                  <c:v>2011</c:v>
+                </c:pt>
+                <c:pt idx="3">
+                  <c:v>2012</c:v>
+                </c:pt>
+                <c:pt idx="4">
+                  <c:v>2013</c:v>
+                </c:pt>
+                <c:pt idx="5">
+                  <c:v>2014</c:v>
+                </c:pt>
+                <c:pt idx="6">
+                  <c:v>2015</c:v>
+                </c:pt>
+                <c:pt idx="7">
+                  <c:v>2016</c:v>
+                </c:pt>
+                <c:pt idx="8">
+                  <c:v>2017</c:v>
+                </c:pt>
+                <c:pt idx="9">
+                  <c:v>2018</c:v>
+                </c:pt>
+                <c:pt idx="10">
+                  <c:v>2019</c:v>
+                </c:pt>
+                <c:pt idx="11">
+                  <c:v>2020</c:v>
+                </c:pt>
+                <c:pt idx="12">
+                  <c:v>2021</c:v>
+                </c:pt>
+                <c:pt idx="13">
+                  <c:v>2022</c:v>
+                </c:pt>
+                <c:pt idx="14">
+                  <c:v>2023</c:v>
+                </c:pt>
+                <c:pt idx="15">
+                  <c:v>2024</c:v>
+                </c:pt>
+                <c:pt idx="16">
+                  <c:v>2025</c:v>
+                </c:pt>
+                <c:pt idx="17">
+                  <c:v>2026</c:v>
+                </c:pt>
+              </c:numCache>
+            </c:numRef>
+          </c:cat>
+          <c:val>
+            <c:numRef>
+              <c:f>Sheet1!$D$29:$D$46</c:f>
+              <c:numCache>
+                <c:formatCode>"R$"\ #,##0.00</c:formatCode>
+                <c:ptCount val="18"/>
+                <c:pt idx="0">
+                  <c:v>33.30409090909091</c:v>
+                </c:pt>
+                <c:pt idx="1">
+                  <c:v>34.802727272727275</c:v>
+                </c:pt>
+                <c:pt idx="2">
+                  <c:v>36.368636363636362</c:v>
+                </c:pt>
+                <c:pt idx="3">
+                  <c:v>38.004545454545458</c:v>
+                </c:pt>
+                <c:pt idx="4">
+                  <c:v>49.180454545454545</c:v>
+                </c:pt>
+                <c:pt idx="5">
+                  <c:v>53.606818181818177</c:v>
+                </c:pt>
+                <c:pt idx="6">
+                  <c:v>53.606818181818177</c:v>
+                </c:pt>
+                <c:pt idx="7">
+                  <c:v>53.606818181818177</c:v>
+                </c:pt>
+                <c:pt idx="8">
+                  <c:v>53.606818181818177</c:v>
+                </c:pt>
+                <c:pt idx="9">
+                  <c:v>53.606818181818177</c:v>
+                </c:pt>
+                <c:pt idx="10">
+                  <c:v>53.606818181818177</c:v>
+                </c:pt>
+                <c:pt idx="11">
+                  <c:v>53.606818181818177</c:v>
+                </c:pt>
+                <c:pt idx="12">
+                  <c:v>53.606818181818177</c:v>
+                </c:pt>
+                <c:pt idx="13">
+                  <c:v>60.602510661689763</c:v>
+                </c:pt>
+                <c:pt idx="14">
+                  <c:v>60.602510661689763</c:v>
+                </c:pt>
+                <c:pt idx="15">
+                  <c:v>64.178058790729452</c:v>
+                </c:pt>
+                <c:pt idx="16">
+                  <c:v>121.6940909090909</c:v>
+                </c:pt>
+                <c:pt idx="17">
+                  <c:v>121.6940909090909</c:v>
+                </c:pt>
+              </c:numCache>
+            </c:numRef>
+          </c:val>
+          <c:smooth val="0"/>
+          <c:extLst>
+            <c:ext xmlns:c16="http://schemas.microsoft.com/office/drawing/2014/chart" uri="{C3380CC4-5D6E-409C-BE32-E72D297353CC}">
+              <c16:uniqueId val="{00000001-3DDD-4C6D-B82B-9EFC825DE388}"/>
+            </c:ext>
+          </c:extLst>
+        </c:ser>
+        <c:dLbls>
+          <c:showLegendKey val="0"/>
+          <c:showVal val="0"/>
+          <c:showCatName val="0"/>
+          <c:showSerName val="0"/>
+          <c:showPercent val="0"/>
+          <c:showBubbleSize val="0"/>
+        </c:dLbls>
+        <c:smooth val="0"/>
+        <c:axId val="1595717151"/>
+        <c:axId val="1595721471"/>
+      </c:lineChart>
+      <c:catAx>
+        <c:axId val="1595717151"/>
+        <c:scaling>
+          <c:orientation val="minMax"/>
+        </c:scaling>
+        <c:delete val="0"/>
+        <c:axPos val="b"/>
+        <c:numFmt formatCode="General" sourceLinked="1"/>
+        <c:majorTickMark val="none"/>
+        <c:minorTickMark val="none"/>
+        <c:tickLblPos val="nextTo"/>
+        <c:spPr>
+          <a:noFill/>
+          <a:ln w="9525" cap="flat" cmpd="sng" algn="ctr">
+            <a:solidFill>
+              <a:schemeClr val="tx1">
+                <a:lumMod val="15000"/>
+                <a:lumOff val="85000"/>
+              </a:schemeClr>
+            </a:solidFill>
+            <a:round/>
+          </a:ln>
+          <a:effectLst/>
+        </c:spPr>
+        <c:txPr>
+          <a:bodyPr rot="-60000000" spcFirstLastPara="1" vertOverflow="ellipsis" vert="horz" wrap="square" anchor="ctr" anchorCtr="1"/>
+          <a:lstStyle/>
+          <a:p>
+            <a:pPr>
+              <a:defRPr sz="900" b="0" i="0" u="none" strike="noStrike" kern="1200" baseline="0">
+                <a:solidFill>
+                  <a:schemeClr val="tx1">
+                    <a:lumMod val="65000"/>
+                    <a:lumOff val="35000"/>
+                  </a:schemeClr>
+                </a:solidFill>
+                <a:latin typeface="+mn-lt"/>
+                <a:ea typeface="+mn-ea"/>
+                <a:cs typeface="+mn-cs"/>
+              </a:defRPr>
+            </a:pPr>
+            <a:endParaRPr lang="en-US"/>
+          </a:p>
+        </c:txPr>
+        <c:crossAx val="1595721471"/>
+        <c:crosses val="autoZero"/>
+        <c:auto val="1"/>
+        <c:lblAlgn val="ctr"/>
+        <c:lblOffset val="100"/>
+        <c:noMultiLvlLbl val="0"/>
+      </c:catAx>
+      <c:valAx>
+        <c:axId val="1595721471"/>
+        <c:scaling>
+          <c:orientation val="minMax"/>
+        </c:scaling>
+        <c:delete val="0"/>
+        <c:axPos val="l"/>
+        <c:majorGridlines>
+          <c:spPr>
+            <a:ln w="9525" cap="flat" cmpd="sng" algn="ctr">
+              <a:solidFill>
+                <a:schemeClr val="tx1">
+                  <a:lumMod val="15000"/>
+                  <a:lumOff val="85000"/>
+                </a:schemeClr>
+              </a:solidFill>
+              <a:round/>
+            </a:ln>
+            <a:effectLst/>
+          </c:spPr>
+        </c:majorGridlines>
+        <c:numFmt formatCode="&quot;R$&quot;\ #,##0.00" sourceLinked="1"/>
+        <c:majorTickMark val="none"/>
+        <c:minorTickMark val="none"/>
+        <c:tickLblPos val="nextTo"/>
+        <c:spPr>
+          <a:noFill/>
+          <a:ln>
+            <a:noFill/>
+          </a:ln>
+          <a:effectLst/>
+        </c:spPr>
+        <c:txPr>
+          <a:bodyPr rot="-60000000" spcFirstLastPara="1" vertOverflow="ellipsis" vert="horz" wrap="square" anchor="ctr" anchorCtr="1"/>
+          <a:lstStyle/>
+          <a:p>
+            <a:pPr>
+              <a:defRPr sz="900" b="0" i="0" u="none" strike="noStrike" kern="1200" baseline="0">
+                <a:solidFill>
+                  <a:schemeClr val="tx1">
+                    <a:lumMod val="65000"/>
+                    <a:lumOff val="35000"/>
+                  </a:schemeClr>
+                </a:solidFill>
+                <a:latin typeface="+mn-lt"/>
+                <a:ea typeface="+mn-ea"/>
+                <a:cs typeface="+mn-cs"/>
+              </a:defRPr>
+            </a:pPr>
+            <a:endParaRPr lang="en-US"/>
+          </a:p>
+        </c:txPr>
+        <c:crossAx val="1595717151"/>
+        <c:crosses val="autoZero"/>
+        <c:crossBetween val="between"/>
+      </c:valAx>
+      <c:spPr>
+        <a:noFill/>
+        <a:ln>
+          <a:noFill/>
+        </a:ln>
+        <a:effectLst/>
+      </c:spPr>
+    </c:plotArea>
+    <c:legend>
+      <c:legendPos val="b"/>
+      <c:overlay val="0"/>
+      <c:spPr>
+        <a:noFill/>
+        <a:ln>
+          <a:noFill/>
+        </a:ln>
+        <a:effectLst/>
+      </c:spPr>
+      <c:txPr>
+        <a:bodyPr rot="0" spcFirstLastPara="1" vertOverflow="ellipsis" vert="horz" wrap="square" anchor="ctr" anchorCtr="1"/>
+        <a:lstStyle/>
+        <a:p>
+          <a:pPr>
+            <a:defRPr sz="900" b="0" i="0" u="none" strike="noStrike" kern="1200" baseline="0">
+              <a:solidFill>
+                <a:schemeClr val="tx1">
+                  <a:lumMod val="65000"/>
+                  <a:lumOff val="35000"/>
+                </a:schemeClr>
+              </a:solidFill>
+              <a:latin typeface="+mn-lt"/>
+              <a:ea typeface="+mn-ea"/>
+              <a:cs typeface="+mn-cs"/>
+            </a:defRPr>
+          </a:pPr>
+          <a:endParaRPr lang="en-US"/>
+        </a:p>
+      </c:txPr>
+    </c:legend>
+    <c:plotVisOnly val="1"/>
+    <c:dispBlanksAs val="gap"/>
+    <c:showDLblsOverMax val="0"/>
+  </c:chart>
+  <c:spPr>
+    <a:solidFill>
+      <a:schemeClr val="bg1"/>
+    </a:solidFill>
+    <a:ln w="9525" cap="flat" cmpd="sng" algn="ctr">
+      <a:solidFill>
+        <a:schemeClr val="tx1">
+          <a:lumMod val="15000"/>
+          <a:lumOff val="85000"/>
+        </a:schemeClr>
+      </a:solidFill>
+      <a:round/>
+    </a:ln>
+    <a:effectLst/>
+  </c:spPr>
+  <c:txPr>
+    <a:bodyPr/>
+    <a:lstStyle/>
+    <a:p>
+      <a:pPr>
+        <a:defRPr/>
+      </a:pPr>
+      <a:endParaRPr lang="en-US"/>
+    </a:p>
+  </c:txPr>
+  <c:externalData r:id="rId4">
+    <c:autoUpdate val="0"/>
+  </c:externalData>
+</c:chartSpace>
+</file>
+
+<file path=word/charts/colors1.xml><?xml version="1.0" encoding="utf-8"?>
+<cs:colorStyle xmlns:cs="http://schemas.microsoft.com/office/drawing/2012/chartStyle" xmlns:a="http://schemas.openxmlformats.org/drawingml/2006/main" meth="cycle" id="10">
+  <a:schemeClr val="accent1"/>
+  <a:schemeClr val="accent2"/>
+  <a:schemeClr val="accent3"/>
+  <a:schemeClr val="accent4"/>
+  <a:schemeClr val="accent5"/>
+  <a:schemeClr val="accent6"/>
+  <cs:variation/>
+  <cs:variation>
+    <a:lumMod val="60000"/>
+  </cs:variation>
+  <cs:variation>
+    <a:lumMod val="80000"/>
+    <a:lumOff val="20000"/>
+  </cs:variation>
+  <cs:variation>
+    <a:lumMod val="80000"/>
+  </cs:variation>
+  <cs:variation>
+    <a:lumMod val="60000"/>
+    <a:lumOff val="40000"/>
+  </cs:variation>
+  <cs:variation>
+    <a:lumMod val="50000"/>
+  </cs:variation>
+  <cs:variation>
+    <a:lumMod val="70000"/>
+    <a:lumOff val="30000"/>
+  </cs:variation>
+  <cs:variation>
+    <a:lumMod val="70000"/>
+  </cs:variation>
+  <cs:variation>
+    <a:lumMod val="50000"/>
+    <a:lumOff val="50000"/>
+  </cs:variation>
+</cs:colorStyle>
+</file>
+
+<file path=word/charts/style1.xml><?xml version="1.0" encoding="utf-8"?>
+<cs:chartStyle xmlns:cs="http://schemas.microsoft.com/office/drawing/2012/chartStyle" xmlns:a="http://schemas.openxmlformats.org/drawingml/2006/main" id="227">
+  <cs:axisTitle>
+    <cs:lnRef idx="0"/>
+    <cs:fillRef idx="0"/>
+    <cs:effectRef idx="0"/>
+    <cs:fontRef idx="minor">
+      <a:schemeClr val="tx1">
+        <a:lumMod val="65000"/>
+        <a:lumOff val="35000"/>
+      </a:schemeClr>
+    </cs:fontRef>
+    <cs:defRPr sz="1000" kern="1200"/>
+  </cs:axisTitle>
+  <cs:categoryAxis>
+    <cs:lnRef idx="0"/>
+    <cs:fillRef idx="0"/>
+    <cs:effectRef idx="0"/>
+    <cs:fontRef idx="minor">
+      <a:schemeClr val="tx1">
+        <a:lumMod val="65000"/>
+        <a:lumOff val="35000"/>
+      </a:schemeClr>
+    </cs:fontRef>
+    <cs:spPr>
+      <a:ln w="9525" cap="flat" cmpd="sng" algn="ctr">
+        <a:solidFill>
+          <a:schemeClr val="tx1">
+            <a:lumMod val="15000"/>
+            <a:lumOff val="85000"/>
+          </a:schemeClr>
+        </a:solidFill>
+        <a:round/>
+      </a:ln>
+    </cs:spPr>
+    <cs:defRPr sz="900" kern="1200"/>
+  </cs:categoryAxis>
+  <cs:chartArea mods="allowNoFillOverride allowNoLineOverride">
+    <cs:lnRef idx="0"/>
+    <cs:fillRef idx="0"/>
+    <cs:effectRef idx="0"/>
+    <cs:fontRef idx="minor">
+      <a:schemeClr val="tx1"/>
+    </cs:fontRef>
+    <cs:spPr>
+      <a:solidFill>
+        <a:schemeClr val="bg1"/>
+      </a:solidFill>
+      <a:ln w="9525" cap="flat" cmpd="sng" algn="ctr">
+        <a:solidFill>
+          <a:schemeClr val="tx1">
+            <a:lumMod val="15000"/>
+            <a:lumOff val="85000"/>
+          </a:schemeClr>
+        </a:solidFill>
+        <a:round/>
+      </a:ln>
+    </cs:spPr>
+    <cs:defRPr sz="1000" kern="1200"/>
+  </cs:chartArea>
+  <cs:dataLabel>
+    <cs:lnRef idx="0"/>
+    <cs:fillRef idx="0"/>
+    <cs:effectRef idx="0"/>
+    <cs:fontRef idx="minor">
+      <a:schemeClr val="tx1">
+        <a:lumMod val="75000"/>
+        <a:lumOff val="25000"/>
+      </a:schemeClr>
+    </cs:fontRef>
+    <cs:defRPr sz="900" kern="1200"/>
+  </cs:dataLabel>
+  <cs:dataLabelCallout>
+    <cs:lnRef idx="0"/>
+    <cs:fillRef idx="0"/>
+    <cs:effectRef idx="0"/>
+    <cs:fontRef idx="minor">
+      <a:schemeClr val="dk1">
+        <a:lumMod val="65000"/>
+        <a:lumOff val="35000"/>
+      </a:schemeClr>
+    </cs:fontRef>
+    <cs:spPr>
+      <a:solidFill>
+        <a:schemeClr val="lt1"/>
+      </a:solidFill>
+      <a:ln>
+        <a:solidFill>
+          <a:schemeClr val="dk1">
+            <a:lumMod val="25000"/>
+            <a:lumOff val="75000"/>
+          </a:schemeClr>
+        </a:solidFill>
+      </a:ln>
+    </cs:spPr>
+    <cs:defRPr sz="900" kern="1200"/>
+    <cs:bodyPr rot="0" spcFirstLastPara="1" vertOverflow="clip" horzOverflow="clip" vert="horz" wrap="square" lIns="36576" tIns="18288" rIns="36576" bIns="18288" anchor="ctr" anchorCtr="1">
+      <a:spAutoFit/>
+    </cs:bodyPr>
+  </cs:dataLabelCallout>
+  <cs:dataPoint>
+    <cs:lnRef idx="0"/>
+    <cs:fillRef idx="1">
+      <cs:styleClr val="auto"/>
+    </cs:fillRef>
+    <cs:effectRef idx="0"/>
+    <cs:fontRef idx="minor">
+      <a:schemeClr val="tx1"/>
+    </cs:fontRef>
+    <cs:spPr>
+      <a:solidFill>
+        <a:schemeClr val="phClr"/>
+      </a:solidFill>
+    </cs:spPr>
+  </cs:dataPoint>
+  <cs:dataPoint3D>
+    <cs:lnRef idx="0"/>
+    <cs:fillRef idx="1">
+      <cs:styleClr val="auto"/>
+    </cs:fillRef>
+    <cs:effectRef idx="0"/>
+    <cs:fontRef idx="minor">
+      <a:schemeClr val="tx1"/>
+    </cs:fontRef>
+    <cs:spPr>
+      <a:solidFill>
+        <a:schemeClr val="phClr"/>
+      </a:solidFill>
+    </cs:spPr>
+  </cs:dataPoint3D>
+  <cs:dataPointLine>
+    <cs:lnRef idx="0">
+      <cs:styleClr val="auto"/>
+    </cs:lnRef>
+    <cs:fillRef idx="1"/>
+    <cs:effectRef idx="0"/>
+    <cs:fontRef idx="minor">
+      <a:schemeClr val="tx1"/>
+    </cs:fontRef>
+    <cs:spPr>
+      <a:ln w="28575" cap="rnd">
+        <a:solidFill>
+          <a:schemeClr val="phClr"/>
+        </a:solidFill>
+        <a:round/>
+      </a:ln>
+    </cs:spPr>
+  </cs:dataPointLine>
+  <cs:dataPointMarker>
+    <cs:lnRef idx="0">
+      <cs:styleClr val="auto"/>
+    </cs:lnRef>
+    <cs:fillRef idx="1">
+      <cs:styleClr val="auto"/>
+    </cs:fillRef>
+    <cs:effectRef idx="0"/>
+    <cs:fontRef idx="minor">
+      <a:schemeClr val="tx1"/>
+    </cs:fontRef>
+    <cs:spPr>
+      <a:solidFill>
+        <a:schemeClr val="phClr"/>
+      </a:solidFill>
+      <a:ln w="9525">
+        <a:solidFill>
+          <a:schemeClr val="phClr"/>
+        </a:solidFill>
+      </a:ln>
+    </cs:spPr>
+  </cs:dataPointMarker>
+  <cs:dataPointMarkerLayout symbol="circle" size="5"/>
+  <cs:dataPointWireframe>
+    <cs:lnRef idx="0">
+      <cs:styleClr val="auto"/>
+    </cs:lnRef>
+    <cs:fillRef idx="1"/>
+    <cs:effectRef idx="0"/>
+    <cs:fontRef idx="minor">
+      <a:schemeClr val="tx1"/>
+    </cs:fontRef>
+    <cs:spPr>
+      <a:ln w="9525" cap="rnd">
+        <a:solidFill>
+          <a:schemeClr val="phClr"/>
+        </a:solidFill>
+        <a:round/>
+      </a:ln>
+    </cs:spPr>
+  </cs:dataPointWireframe>
+  <cs:dataTable>
+    <cs:lnRef idx="0"/>
+    <cs:fillRef idx="0"/>
+    <cs:effectRef idx="0"/>
+    <cs:fontRef idx="minor">
+      <a:schemeClr val="tx1">
+        <a:lumMod val="65000"/>
+        <a:lumOff val="35000"/>
+      </a:schemeClr>
+    </cs:fontRef>
+    <cs:spPr>
+      <a:noFill/>
+      <a:ln w="9525" cap="flat" cmpd="sng" algn="ctr">
+        <a:solidFill>
+          <a:schemeClr val="tx1">
+            <a:lumMod val="15000"/>
+            <a:lumOff val="85000"/>
+          </a:schemeClr>
+        </a:solidFill>
+        <a:round/>
+      </a:ln>
+    </cs:spPr>
+    <cs:defRPr sz="900" kern="1200"/>
+  </cs:dataTable>
+  <cs:downBar>
+    <cs:lnRef idx="0"/>
+    <cs:fillRef idx="0"/>
+    <cs:effectRef idx="0"/>
+    <cs:fontRef idx="minor">
+      <a:schemeClr val="dk1"/>
+    </cs:fontRef>
+    <cs:spPr>
+      <a:solidFill>
+        <a:schemeClr val="dk1">
+          <a:lumMod val="65000"/>
+          <a:lumOff val="35000"/>
+        </a:schemeClr>
+      </a:solidFill>
+      <a:ln w="9525">
+        <a:solidFill>
+          <a:schemeClr val="tx1">
+            <a:lumMod val="65000"/>
+            <a:lumOff val="35000"/>
+          </a:schemeClr>
+        </a:solidFill>
+      </a:ln>
+    </cs:spPr>
+  </cs:downBar>
+  <cs:dropLine>
+    <cs:lnRef idx="0"/>
+    <cs:fillRef idx="0"/>
+    <cs:effectRef idx="0"/>
+    <cs:fontRef idx="minor">
+      <a:schemeClr val="tx1"/>
+    </cs:fontRef>
+    <cs:spPr>
+      <a:ln w="9525" cap="flat" cmpd="sng" algn="ctr">
+        <a:solidFill>
+          <a:schemeClr val="tx1">
+            <a:lumMod val="35000"/>
+            <a:lumOff val="65000"/>
+          </a:schemeClr>
+        </a:solidFill>
+        <a:round/>
+      </a:ln>
+    </cs:spPr>
+  </cs:dropLine>
+  <cs:errorBar>
+    <cs:lnRef idx="0"/>
+    <cs:fillRef idx="0"/>
+    <cs:effectRef idx="0"/>
+    <cs:fontRef idx="minor">
+      <a:schemeClr val="tx1"/>
+    </cs:fontRef>
+    <cs:spPr>
+      <a:ln w="9525" cap="flat" cmpd="sng" algn="ctr">
+        <a:solidFill>
+          <a:schemeClr val="tx1">
+            <a:lumMod val="65000"/>
+            <a:lumOff val="35000"/>
+          </a:schemeClr>
+        </a:solidFill>
+        <a:round/>
+      </a:ln>
+    </cs:spPr>
+  </cs:errorBar>
+  <cs:floor>
+    <cs:lnRef idx="0"/>
+    <cs:fillRef idx="0"/>
+    <cs:effectRef idx="0"/>
+    <cs:fontRef idx="minor">
+      <a:schemeClr val="tx1"/>
+    </cs:fontRef>
+    <cs:spPr>
+      <a:noFill/>
+      <a:ln>
+        <a:noFill/>
+      </a:ln>
+    </cs:spPr>
+  </cs:floor>
+  <cs:gridlineMajor>
+    <cs:lnRef idx="0"/>
+    <cs:fillRef idx="0"/>
+    <cs:effectRef idx="0"/>
+    <cs:fontRef idx="minor">
+      <a:schemeClr val="tx1"/>
+    </cs:fontRef>
+    <cs:spPr>
+      <a:ln w="9525" cap="flat" cmpd="sng" algn="ctr">
+        <a:solidFill>
+          <a:schemeClr val="tx1">
+            <a:lumMod val="15000"/>
+            <a:lumOff val="85000"/>
+          </a:schemeClr>
+        </a:solidFill>
+        <a:round/>
+      </a:ln>
+    </cs:spPr>
+  </cs:gridlineMajor>
+  <cs:gridlineMinor>
+    <cs:lnRef idx="0"/>
+    <cs:fillRef idx="0"/>
+    <cs:effectRef idx="0"/>
+    <cs:fontRef idx="minor">
+      <a:schemeClr val="tx1"/>
+    </cs:fontRef>
+    <cs:spPr>
+      <a:ln w="9525" cap="flat" cmpd="sng" algn="ctr">
+        <a:solidFill>
+          <a:schemeClr val="tx1">
+            <a:lumMod val="5000"/>
+            <a:lumOff val="95000"/>
+          </a:schemeClr>
+        </a:solidFill>
+        <a:round/>
+      </a:ln>
+    </cs:spPr>
+  </cs:gridlineMinor>
+  <cs:hiLoLine>
+    <cs:lnRef idx="0"/>
+    <cs:fillRef idx="0"/>
+    <cs:effectRef idx="0"/>
+    <cs:fontRef idx="minor">
+      <a:schemeClr val="tx1"/>
+    </cs:fontRef>
+    <cs:spPr>
+      <a:ln w="9525" cap="flat" cmpd="sng" algn="ctr">
+        <a:solidFill>
+          <a:schemeClr val="tx1">
+            <a:lumMod val="75000"/>
+            <a:lumOff val="25000"/>
+          </a:schemeClr>
+        </a:solidFill>
+        <a:round/>
+      </a:ln>
+    </cs:spPr>
+  </cs:hiLoLine>
+  <cs:leaderLine>
+    <cs:lnRef idx="0"/>
+    <cs:fillRef idx="0"/>
+    <cs:effectRef idx="0"/>
+    <cs:fontRef idx="minor">
+      <a:schemeClr val="tx1"/>
+    </cs:fontRef>
+    <cs:spPr>
+      <a:ln w="9525" cap="flat" cmpd="sng" algn="ctr">
+        <a:solidFill>
+          <a:schemeClr val="tx1">
+            <a:lumMod val="35000"/>
+            <a:lumOff val="65000"/>
+          </a:schemeClr>
+        </a:solidFill>
+        <a:round/>
+      </a:ln>
+    </cs:spPr>
+  </cs:leaderLine>
+  <cs:legend>
+    <cs:lnRef idx="0"/>
+    <cs:fillRef idx="0"/>
+    <cs:effectRef idx="0"/>
+    <cs:fontRef idx="minor">
+      <a:schemeClr val="tx1">
+        <a:lumMod val="65000"/>
+        <a:lumOff val="35000"/>
+      </a:schemeClr>
+    </cs:fontRef>
+    <cs:defRPr sz="900" kern="1200"/>
+  </cs:legend>
+  <cs:plotArea mods="allowNoFillOverride allowNoLineOverride">
+    <cs:lnRef idx="0"/>
+    <cs:fillRef idx="0"/>
+    <cs:effectRef idx="0"/>
+    <cs:fontRef idx="minor">
+      <a:schemeClr val="tx1"/>
+    </cs:fontRef>
+  </cs:plotArea>
+  <cs:plotArea3D mods="allowNoFillOverride allowNoLineOverride">
+    <cs:lnRef idx="0"/>
+    <cs:fillRef idx="0"/>
+    <cs:effectRef idx="0"/>
+    <cs:fontRef idx="minor">
+      <a:schemeClr val="tx1"/>
+    </cs:fontRef>
+  </cs:plotArea3D>
+  <cs:seriesAxis>
+    <cs:lnRef idx="0"/>
+    <cs:fillRef idx="0"/>
+    <cs:effectRef idx="0"/>
+    <cs:fontRef idx="minor">
+      <a:schemeClr val="tx1">
+        <a:lumMod val="65000"/>
+        <a:lumOff val="35000"/>
+      </a:schemeClr>
+    </cs:fontRef>
+    <cs:defRPr sz="900" kern="1200"/>
+  </cs:seriesAxis>
+  <cs:seriesLine>
+    <cs:lnRef idx="0"/>
+    <cs:fillRef idx="0"/>
+    <cs:effectRef idx="0"/>
+    <cs:fontRef idx="minor">
+      <a:schemeClr val="tx1"/>
+    </cs:fontRef>
+    <cs:spPr>
+      <a:ln w="9525" cap="flat" cmpd="sng" algn="ctr">
+        <a:solidFill>
+          <a:schemeClr val="tx1">
+            <a:lumMod val="35000"/>
+            <a:lumOff val="65000"/>
+          </a:schemeClr>
+        </a:solidFill>
+        <a:round/>
+      </a:ln>
+    </cs:spPr>
+  </cs:seriesLine>
+  <cs:title>
+    <cs:lnRef idx="0"/>
+    <cs:fillRef idx="0"/>
+    <cs:effectRef idx="0"/>
+    <cs:fontRef idx="minor">
+      <a:schemeClr val="tx1">
+        <a:lumMod val="65000"/>
+        <a:lumOff val="35000"/>
+      </a:schemeClr>
+    </cs:fontRef>
+    <cs:defRPr sz="1400" b="0" kern="1200" spc="0" baseline="0"/>
+  </cs:title>
+  <cs:trendline>
+    <cs:lnRef idx="0">
+      <cs:styleClr val="auto"/>
+    </cs:lnRef>
+    <cs:fillRef idx="0"/>
+    <cs:effectRef idx="0"/>
+    <cs:fontRef idx="minor">
+      <a:schemeClr val="tx1"/>
+    </cs:fontRef>
+    <cs:spPr>
+      <a:ln w="19050" cap="rnd">
+        <a:solidFill>
+          <a:schemeClr val="phClr"/>
+        </a:solidFill>
+        <a:prstDash val="sysDot"/>
+      </a:ln>
+    </cs:spPr>
+  </cs:trendline>
+  <cs:trendlineLabel>
+    <cs:lnRef idx="0"/>
+    <cs:fillRef idx="0"/>
+    <cs:effectRef idx="0"/>
+    <cs:fontRef idx="minor">
+      <a:schemeClr val="tx1">
+        <a:lumMod val="65000"/>
+        <a:lumOff val="35000"/>
+      </a:schemeClr>
+    </cs:fontRef>
+    <cs:defRPr sz="900" kern="1200"/>
+  </cs:trendlineLabel>
+  <cs:upBar>
+    <cs:lnRef idx="0"/>
+    <cs:fillRef idx="0"/>
+    <cs:effectRef idx="0"/>
+    <cs:fontRef idx="minor">
+      <a:schemeClr val="dk1"/>
+    </cs:fontRef>
+    <cs:spPr>
+      <a:solidFill>
+        <a:schemeClr val="lt1"/>
+      </a:solidFill>
+      <a:ln w="9525">
+        <a:solidFill>
+          <a:schemeClr val="tx1">
+            <a:lumMod val="15000"/>
+            <a:lumOff val="85000"/>
+          </a:schemeClr>
+        </a:solidFill>
+      </a:ln>
+    </cs:spPr>
+  </cs:upBar>
+  <cs:valueAxis>
+    <cs:lnRef idx="0"/>
+    <cs:fillRef idx="0"/>
+    <cs:effectRef idx="0"/>
+    <cs:fontRef idx="minor">
+      <a:schemeClr val="tx1">
+        <a:lumMod val="65000"/>
+        <a:lumOff val="35000"/>
+      </a:schemeClr>
+    </cs:fontRef>
+    <cs:defRPr sz="900" kern="1200"/>
+  </cs:valueAxis>
+  <cs:wall>
+    <cs:lnRef idx="0"/>
+    <cs:fillRef idx="0"/>
+    <cs:effectRef idx="0"/>
+    <cs:fontRef idx="minor">
+      <a:schemeClr val="tx1"/>
+    </cs:fontRef>
+    <cs:spPr>
+      <a:noFill/>
+      <a:ln>
+        <a:noFill/>
+      </a:ln>
+    </cs:spPr>
+  </cs:wall>
+</cs:chartStyle>
+</file>
+
 <file path=word/theme/theme1.xml><?xml version="1.0" encoding="utf-8"?>
 <a:theme xmlns:a="http://schemas.openxmlformats.org/drawingml/2006/main" name="Tema do Office">
   <a:themeElements>
@@ -25813,29 +30528,306 @@
 </a:theme>
 </file>
 
+<file path=word/theme/themeOverride1.xml><?xml version="1.0" encoding="utf-8"?>
+<a:themeOverride xmlns:a="http://schemas.openxmlformats.org/drawingml/2006/main">
+  <a:clrScheme name="Office">
+    <a:dk1>
+      <a:sysClr val="windowText" lastClr="000000"/>
+    </a:dk1>
+    <a:lt1>
+      <a:sysClr val="window" lastClr="FFFFFF"/>
+    </a:lt1>
+    <a:dk2>
+      <a:srgbClr val="1F497D"/>
+    </a:dk2>
+    <a:lt2>
+      <a:srgbClr val="EEECE1"/>
+    </a:lt2>
+    <a:accent1>
+      <a:srgbClr val="4F81BD"/>
+    </a:accent1>
+    <a:accent2>
+      <a:srgbClr val="C0504D"/>
+    </a:accent2>
+    <a:accent3>
+      <a:srgbClr val="9BBB59"/>
+    </a:accent3>
+    <a:accent4>
+      <a:srgbClr val="8064A2"/>
+    </a:accent4>
+    <a:accent5>
+      <a:srgbClr val="4BACC6"/>
+    </a:accent5>
+    <a:accent6>
+      <a:srgbClr val="F79646"/>
+    </a:accent6>
+    <a:hlink>
+      <a:srgbClr val="0000FF"/>
+    </a:hlink>
+    <a:folHlink>
+      <a:srgbClr val="800080"/>
+    </a:folHlink>
+  </a:clrScheme>
+  <a:fontScheme name="Office">
+    <a:majorFont>
+      <a:latin typeface="Calibri"/>
+      <a:ea typeface=""/>
+      <a:cs typeface=""/>
+      <a:font script="Jpan" typeface="ＭＳ ゴシック"/>
+      <a:font script="Hang" typeface="맑은 고딕"/>
+      <a:font script="Hans" typeface="宋体"/>
+      <a:font script="Hant" typeface="新細明體"/>
+      <a:font script="Arab" typeface="Times New Roman"/>
+      <a:font script="Hebr" typeface="Times New Roman"/>
+      <a:font script="Thai" typeface="Angsana New"/>
+      <a:font script="Ethi" typeface="Nyala"/>
+      <a:font script="Beng" typeface="Vrinda"/>
+      <a:font script="Gujr" typeface="Shruti"/>
+      <a:font script="Khmr" typeface="MoolBoran"/>
+      <a:font script="Knda" typeface="Tunga"/>
+      <a:font script="Guru" typeface="Raavi"/>
+      <a:font script="Cans" typeface="Euphemia"/>
+      <a:font script="Cher" typeface="Plantagenet Cherokee"/>
+      <a:font script="Yiii" typeface="Microsoft Yi Baiti"/>
+      <a:font script="Tibt" typeface="Microsoft Himalaya"/>
+      <a:font script="Thaa" typeface="MV Boli"/>
+      <a:font script="Deva" typeface="Mangal"/>
+      <a:font script="Telu" typeface="Gautami"/>
+      <a:font script="Taml" typeface="Latha"/>
+      <a:font script="Syrc" typeface="Estrangelo Edessa"/>
+      <a:font script="Orya" typeface="Kalinga"/>
+      <a:font script="Mlym" typeface="Kartika"/>
+      <a:font script="Laoo" typeface="DokChampa"/>
+      <a:font script="Sinh" typeface="Iskoola Pota"/>
+      <a:font script="Mong" typeface="Mongolian Baiti"/>
+      <a:font script="Viet" typeface="Times New Roman"/>
+      <a:font script="Uigh" typeface="Microsoft Uighur"/>
+      <a:font script="Geor" typeface="Sylfaen"/>
+    </a:majorFont>
+    <a:minorFont>
+      <a:latin typeface="Cambria"/>
+      <a:ea typeface=""/>
+      <a:cs typeface=""/>
+      <a:font script="Jpan" typeface="ＭＳ 明朝"/>
+      <a:font script="Hang" typeface="맑은 고딕"/>
+      <a:font script="Hans" typeface="宋体"/>
+      <a:font script="Hant" typeface="新細明體"/>
+      <a:font script="Arab" typeface="Arial"/>
+      <a:font script="Hebr" typeface="Arial"/>
+      <a:font script="Thai" typeface="Cordia New"/>
+      <a:font script="Ethi" typeface="Nyala"/>
+      <a:font script="Beng" typeface="Vrinda"/>
+      <a:font script="Gujr" typeface="Shruti"/>
+      <a:font script="Khmr" typeface="DaunPenh"/>
+      <a:font script="Knda" typeface="Tunga"/>
+      <a:font script="Guru" typeface="Raavi"/>
+      <a:font script="Cans" typeface="Euphemia"/>
+      <a:font script="Cher" typeface="Plantagenet Cherokee"/>
+      <a:font script="Yiii" typeface="Microsoft Yi Baiti"/>
+      <a:font script="Tibt" typeface="Microsoft Himalaya"/>
+      <a:font script="Thaa" typeface="MV Boli"/>
+      <a:font script="Deva" typeface="Mangal"/>
+      <a:font script="Telu" typeface="Gautami"/>
+      <a:font script="Taml" typeface="Latha"/>
+      <a:font script="Syrc" typeface="Estrangelo Edessa"/>
+      <a:font script="Orya" typeface="Kalinga"/>
+      <a:font script="Mlym" typeface="Kartika"/>
+      <a:font script="Laoo" typeface="DokChampa"/>
+      <a:font script="Sinh" typeface="Iskoola Pota"/>
+      <a:font script="Mong" typeface="Mongolian Baiti"/>
+      <a:font script="Viet" typeface="Arial"/>
+      <a:font script="Uigh" typeface="Microsoft Uighur"/>
+      <a:font script="Geor" typeface="Sylfaen"/>
+    </a:minorFont>
+  </a:fontScheme>
+  <a:fmtScheme name="Office">
+    <a:fillStyleLst>
+      <a:solidFill>
+        <a:schemeClr val="phClr"/>
+      </a:solidFill>
+      <a:gradFill rotWithShape="1">
+        <a:gsLst>
+          <a:gs pos="0">
+            <a:schemeClr val="phClr">
+              <a:tint val="50000"/>
+              <a:satMod val="300000"/>
+            </a:schemeClr>
+          </a:gs>
+          <a:gs pos="35000">
+            <a:schemeClr val="phClr">
+              <a:tint val="37000"/>
+              <a:satMod val="300000"/>
+            </a:schemeClr>
+          </a:gs>
+          <a:gs pos="100000">
+            <a:schemeClr val="phClr">
+              <a:tint val="15000"/>
+              <a:satMod val="350000"/>
+            </a:schemeClr>
+          </a:gs>
+        </a:gsLst>
+        <a:lin ang="16200000" scaled="1"/>
+      </a:gradFill>
+      <a:gradFill rotWithShape="1">
+        <a:gsLst>
+          <a:gs pos="0">
+            <a:schemeClr val="phClr">
+              <a:tint val="100000"/>
+              <a:shade val="100000"/>
+              <a:satMod val="130000"/>
+            </a:schemeClr>
+          </a:gs>
+          <a:gs pos="100000">
+            <a:schemeClr val="phClr">
+              <a:tint val="50000"/>
+              <a:shade val="100000"/>
+              <a:satMod val="350000"/>
+            </a:schemeClr>
+          </a:gs>
+        </a:gsLst>
+        <a:lin ang="16200000" scaled="0"/>
+      </a:gradFill>
+    </a:fillStyleLst>
+    <a:lnStyleLst>
+      <a:ln w="9525" cap="flat" cmpd="sng" algn="ctr">
+        <a:solidFill>
+          <a:schemeClr val="phClr">
+            <a:shade val="95000"/>
+            <a:satMod val="105000"/>
+          </a:schemeClr>
+        </a:solidFill>
+        <a:prstDash val="solid"/>
+      </a:ln>
+      <a:ln w="25400" cap="flat" cmpd="sng" algn="ctr">
+        <a:solidFill>
+          <a:schemeClr val="phClr"/>
+        </a:solidFill>
+        <a:prstDash val="solid"/>
+      </a:ln>
+      <a:ln w="38100" cap="flat" cmpd="sng" algn="ctr">
+        <a:solidFill>
+          <a:schemeClr val="phClr"/>
+        </a:solidFill>
+        <a:prstDash val="solid"/>
+      </a:ln>
+    </a:lnStyleLst>
+    <a:effectStyleLst>
+      <a:effectStyle>
+        <a:effectLst>
+          <a:outerShdw blurRad="40000" dist="20000" dir="5400000" rotWithShape="0">
+            <a:srgbClr val="000000">
+              <a:alpha val="38000"/>
+            </a:srgbClr>
+          </a:outerShdw>
+        </a:effectLst>
+      </a:effectStyle>
+      <a:effectStyle>
+        <a:effectLst>
+          <a:outerShdw blurRad="40000" dist="23000" dir="5400000" rotWithShape="0">
+            <a:srgbClr val="000000">
+              <a:alpha val="35000"/>
+            </a:srgbClr>
+          </a:outerShdw>
+        </a:effectLst>
+      </a:effectStyle>
+      <a:effectStyle>
+        <a:effectLst>
+          <a:outerShdw blurRad="40000" dist="23000" dir="5400000" rotWithShape="0">
+            <a:srgbClr val="000000">
+              <a:alpha val="35000"/>
+            </a:srgbClr>
+          </a:outerShdw>
+        </a:effectLst>
+        <a:scene3d>
+          <a:camera prst="orthographicFront">
+            <a:rot lat="0" lon="0" rev="0"/>
+          </a:camera>
+          <a:lightRig rig="threePt" dir="t">
+            <a:rot lat="0" lon="0" rev="1200000"/>
+          </a:lightRig>
+        </a:scene3d>
+        <a:sp3d>
+          <a:bevelT w="63500" h="25400"/>
+        </a:sp3d>
+      </a:effectStyle>
+    </a:effectStyleLst>
+    <a:bgFillStyleLst>
+      <a:solidFill>
+        <a:schemeClr val="phClr"/>
+      </a:solidFill>
+      <a:gradFill rotWithShape="1">
+        <a:gsLst>
+          <a:gs pos="0">
+            <a:schemeClr val="phClr">
+              <a:tint val="40000"/>
+              <a:satMod val="350000"/>
+            </a:schemeClr>
+          </a:gs>
+          <a:gs pos="40000">
+            <a:schemeClr val="phClr">
+              <a:tint val="45000"/>
+              <a:shade val="99000"/>
+              <a:satMod val="350000"/>
+            </a:schemeClr>
+          </a:gs>
+          <a:gs pos="100000">
+            <a:schemeClr val="phClr">
+              <a:shade val="20000"/>
+              <a:satMod val="255000"/>
+            </a:schemeClr>
+          </a:gs>
+        </a:gsLst>
+        <a:path path="circle">
+          <a:fillToRect l="50000" t="-80000" r="50000" b="180000"/>
+        </a:path>
+      </a:gradFill>
+      <a:gradFill rotWithShape="1">
+        <a:gsLst>
+          <a:gs pos="0">
+            <a:schemeClr val="phClr">
+              <a:tint val="80000"/>
+              <a:satMod val="300000"/>
+            </a:schemeClr>
+          </a:gs>
+          <a:gs pos="100000">
+            <a:schemeClr val="phClr">
+              <a:shade val="30000"/>
+              <a:satMod val="200000"/>
+            </a:schemeClr>
+          </a:gs>
+        </a:gsLst>
+        <a:path path="circle">
+          <a:fillToRect l="50000" t="50000" r="50000" b="50000"/>
+        </a:path>
+      </a:gradFill>
+    </a:bgFillStyleLst>
+  </a:fmtScheme>
+</a:themeOverride>
+</file>
+
 <file path=customXml/item1.xml><?xml version="1.0" encoding="utf-8"?>
+<b:Sources xmlns:b="http://schemas.openxmlformats.org/officeDocument/2006/bibliography" xmlns="http://schemas.openxmlformats.org/officeDocument/2006/bibliography" SelectedStyle="\APASixthEditionOfficeOnline.xsl" StyleName="APA" Version="6"/>
+</file>
+
+<file path=customXml/item2.xml><?xml version="1.0" encoding="utf-8"?>
 <go:gDocsCustomXmlDataStorage xmlns:go="http://customooxmlschemas.google.com/" xmlns:r="http://schemas.openxmlformats.org/officeDocument/2006/relationships">
   <go:docsCustomData xmlns:go="http://customooxmlschemas.google.com/" roundtripDataSignature="AMtx7mgGdjkxQyCaC5SNSQMS/ZmdFqkD6w==">AMUW2mWDZMfEhzbcY00faKRH+Uwk9z5spjLRgqBLBdj/UDYYdiIhM0lEfeXOKS2yxbUJeEvdR9MeW21F51VoftBaeTMOchSw5Wvm8SKKBB5Op/inHjE396Lfg1Xa0ybJwcrr8MomXpv9</go:docsCustomData>
 </go:gDocsCustomXmlDataStorage>
 </file>
 
-<file path=customXml/item2.xml><?xml version="1.0" encoding="utf-8"?>
-<b:Sources xmlns:b="http://schemas.openxmlformats.org/officeDocument/2006/bibliography" xmlns="http://schemas.openxmlformats.org/officeDocument/2006/bibliography" SelectedStyle="\APASixthEditionOfficeOnline.xsl" StyleName="APA" Version="6"/>
+<file path=customXml/itemProps1.xml><?xml version="1.0" encoding="utf-8"?>
+<ds:datastoreItem xmlns:ds="http://schemas.openxmlformats.org/officeDocument/2006/customXml" ds:itemID="{658F043A-D4F8-4E3B-853D-824C649FB049}">
+  <ds:schemaRefs>
+    <ds:schemaRef ds:uri="http://schemas.openxmlformats.org/officeDocument/2006/bibliography"/>
+  </ds:schemaRefs>
+</ds:datastoreItem>
 </file>
 
-<file path=customXml/itemProps1.xml><?xml version="1.0" encoding="utf-8"?>
+<file path=customXml/itemProps2.xml><?xml version="1.0" encoding="utf-8"?>
 <ds:datastoreItem xmlns:ds="http://schemas.openxmlformats.org/officeDocument/2006/customXml" ds:itemID="{11111111-1234-1234-1234-123412341234}">
   <ds:schemaRefs>
     <ds:schemaRef ds:uri="http://customooxmlschemas.google.com/"/>
     <ds:schemaRef ds:uri="http://schemas.openxmlformats.org/officeDocument/2006/relationships"/>
   </ds:schemaRefs>
 </ds:datastoreItem>
-</file>
-
-<file path=customXml/itemProps2.xml><?xml version="1.0" encoding="utf-8"?>
-<ds:datastoreItem xmlns:ds="http://schemas.openxmlformats.org/officeDocument/2006/customXml" ds:itemID="{658F043A-D4F8-4E3B-853D-824C649FB049}">
-  <ds:schemaRefs>
-    <ds:schemaRef ds:uri="http://schemas.openxmlformats.org/officeDocument/2006/bibliography"/>
-  </ds:schemaRefs>
-</ds:datastoreItem>
 </file>
--- a/backend/src/main/resources/documents/Apelacao_Piso.docx
+++ b/backend/src/main/resources/documents/Apelacao_Piso.docx
@@ -1,6 +1,6 @@
 
 <file path=word/document.xml><?xml version="1.0" encoding="utf-8"?>
-<w:document xmlns:wpc="http://schemas.microsoft.com/office/word/2010/wordprocessingCanvas" xmlns:cx="http://schemas.microsoft.com/office/drawing/2014/chartex" xmlns:cx1="http://schemas.microsoft.com/office/drawing/2015/9/8/chartex" xmlns:cx2="http://schemas.microsoft.com/office/drawing/2015/10/21/chartex" xmlns:cx3="http://schemas.microsoft.com/office/drawing/2016/5/9/chartex" xmlns:cx4="http://schemas.microsoft.com/office/drawing/2016/5/10/chartex" xmlns:cx5="http://schemas.microsoft.com/office/drawing/2016/5/11/chartex" xmlns:cx6="http://schemas.microsoft.com/office/drawing/2016/5/12/chartex" xmlns:cx7="http://schemas.microsoft.com/office/drawing/2016/5/13/chartex" xmlns:cx8="http://schemas.microsoft.com/office/drawing/2016/5/14/chartex" xmlns:mc="http://schemas.openxmlformats.org/markup-compatibility/2006" xmlns:aink="http://schemas.microsoft.com/office/drawing/2016/ink" xmlns:am3d="http://schemas.microsoft.com/office/drawing/2017/model3d" xmlns:o="urn:schemas-microsoft-com:office:office" xmlns:oel="http://schemas.microsoft.com/office/2019/extlst" xmlns:r="http://schemas.openxmlformats.org/officeDocument/2006/relationships" xmlns:m="http://schemas.openxmlformats.org/officeDocument/2006/math" xmlns:v="urn:schemas-microsoft-com:vml" xmlns:wp14="http://schemas.microsoft.com/office/word/2010/wordprocessingDrawing" xmlns:wp="http://schemas.openxmlformats.org/drawingml/2006/wordprocessingDrawing" xmlns:w10="urn:schemas-microsoft-com:office:word" xmlns:w="http://schemas.openxmlformats.org/wordprocessingml/2006/main" xmlns:w14="http://schemas.microsoft.com/office/word/2010/wordml" xmlns:w15="http://schemas.microsoft.com/office/word/2012/wordml" xmlns:w16cex="http://schemas.microsoft.com/office/word/2018/wordml/cex" xmlns:w16cid="http://schemas.microsoft.com/office/word/2016/wordml/cid" xmlns:w16="http://schemas.microsoft.com/office/word/2018/wordml" xmlns:w16du="http://schemas.microsoft.com/office/word/2023/wordml/word16du" xmlns:w16sdtdh="http://schemas.microsoft.com/office/word/2020/wordml/sdtdatahash" xmlns:w16sdtfl="http://schemas.microsoft.com/office/word/2024/wordml/sdtformatlock" xmlns:w16se="http://schemas.microsoft.com/office/word/2015/wordml/symex" xmlns:wpg="http://schemas.microsoft.com/office/word/2010/wordprocessingGroup" xmlns:wpi="http://schemas.microsoft.com/office/word/2010/wordprocessingInk" xmlns:wne="http://schemas.microsoft.com/office/word/2006/wordml" xmlns:wps="http://schemas.microsoft.com/office/word/2010/wordprocessingShape" mc:Ignorable="w14 w15 w16se w16cid w16 w16cex w16sdtdh w16sdtfl w16du wp14">
+<w:document xmlns:wpc="http://schemas.microsoft.com/office/word/2010/wordprocessingCanvas" xmlns:cx="http://schemas.microsoft.com/office/drawing/2014/chartex" xmlns:cx1="http://schemas.microsoft.com/office/drawing/2015/9/8/chartex" xmlns:cx2="http://schemas.microsoft.com/office/drawing/2015/10/21/chartex" xmlns:cx3="http://schemas.microsoft.com/office/drawing/2016/5/9/chartex" xmlns:cx4="http://schemas.microsoft.com/office/drawing/2016/5/10/chartex" xmlns:cx5="http://schemas.microsoft.com/office/drawing/2016/5/11/chartex" xmlns:cx6="http://schemas.microsoft.com/office/drawing/2016/5/12/chartex" xmlns:cx7="http://schemas.microsoft.com/office/drawing/2016/5/13/chartex" xmlns:cx8="http://schemas.microsoft.com/office/drawing/2016/5/14/chartex" xmlns:mc="http://schemas.openxmlformats.org/markup-compatibility/2006" xmlns:aink="http://schemas.microsoft.com/office/drawing/2016/ink" xmlns:am3d="http://schemas.microsoft.com/office/drawing/2017/model3d" xmlns:o="urn:schemas-microsoft-com:office:office" xmlns:oel="http://schemas.microsoft.com/office/2019/extlst" xmlns:r="http://schemas.openxmlformats.org/officeDocument/2006/relationships" xmlns:m="http://schemas.openxmlformats.org/officeDocument/2006/math" xmlns:v="urn:schemas-microsoft-com:vml" xmlns:wp14="http://schemas.microsoft.com/office/word/2010/wordprocessingDrawing" xmlns:wp="http://schemas.openxmlformats.org/drawingml/2006/wordprocessingDrawing" xmlns:w10="urn:schemas-microsoft-com:office:word" xmlns:w="http://schemas.openxmlformats.org/wordprocessingml/2006/main" xmlns:w14="http://schemas.microsoft.com/office/word/2010/wordml" xmlns:w15="http://schemas.microsoft.com/office/word/2012/wordml" xmlns:w16cex="http://schemas.microsoft.com/office/word/2018/wordml/cex" xmlns:w16cid="http://schemas.microsoft.com/office/word/2016/wordml/cid" xmlns:w16="http://schemas.microsoft.com/office/word/2018/wordml" xmlns:w16du="http://schemas.microsoft.com/office/word/2023/wordml/word16du" xmlns:w16sdtdh="http://schemas.microsoft.com/office/word/2020/wordml/sdtdatahash" xmlns:w16se="http://schemas.microsoft.com/office/word/2015/wordml/symex" xmlns:wpg="http://schemas.microsoft.com/office/word/2010/wordprocessingGroup" xmlns:wpi="http://schemas.microsoft.com/office/word/2010/wordprocessingInk" xmlns:wne="http://schemas.microsoft.com/office/word/2006/wordml" xmlns:wps="http://schemas.microsoft.com/office/word/2010/wordprocessingShape" mc:Ignorable="w14 w15 w16se w16cid w16 w16cex w16sdtdh w16du wp14">
   <w:body>
     <w:p>
       <w:pPr>
@@ -308,7 +308,7 @@
           <w:rFonts w:eastAsia="Calibri"/>
           <w:noProof/>
         </w:rPr>
-        <w:t>2 de maio de 2026</w:t>
+        <w:t>12 de outubro de 2024</w:t>
       </w:r>
       <w:r>
         <w:rPr>
@@ -1063,7 +1063,7 @@
                 <v:stroke joinstyle="miter"/>
                 <v:path gradientshapeok="t" o:connecttype="rect"/>
               </v:shapetype>
-              <v:shape id="Text Box 2" o:spid="_x0000_s1026" type="#_x0000_t202" style="position:absolute;left:0;text-align:left;margin-left:87.9pt;margin-top:62.5pt;width:410.4pt;height:94.2pt;z-index:251660288;visibility:visible;mso-wrap-style:square;mso-width-percent:0;mso-height-percent:0;mso-wrap-distance-left:9pt;mso-wrap-distance-top:0;mso-wrap-distance-right:9pt;mso-wrap-distance-bottom:0;mso-position-horizontal:absolute;mso-position-horizontal-relative:text;mso-position-vertical:absolute;mso-position-vertical-relative:text;mso-width-percent:0;mso-height-percent:0;mso-width-relative:margin;mso-height-relative:margin;v-text-anchor:top" o:gfxdata="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" fillcolor="white [3201]" strokecolor="#4472c4 [3208]" strokeweight="1pt">
+              <v:shape id="Text Box 2" o:spid="_x0000_s1026" type="#_x0000_t202" style="position:absolute;left:0;text-align:left;margin-left:87.9pt;margin-top:62.5pt;width:410.4pt;height:94.2pt;z-index:251660288;visibility:visible;mso-wrap-style:square;mso-width-percent:0;mso-height-percent:0;mso-wrap-distance-left:9pt;mso-wrap-distance-top:0;mso-wrap-distance-right:9pt;mso-wrap-distance-bottom:0;mso-position-horizontal:absolute;mso-position-horizontal-relative:text;mso-position-vertical:absolute;mso-position-vertical-relative:text;mso-width-percent:0;mso-height-percent:0;mso-width-relative:margin;mso-height-relative:margin;v-text-anchor:top" o:gfxdata="UEsDBBQABgAIAAAAIQC2gziS/gAAAOEBAAATAAAAW0NvbnRlbnRfVHlwZXNdLnhtbJSRQU7DMBBF 90jcwfIWJU67QAgl6YK0S0CoHGBkTxKLZGx5TGhvj5O2G0SRWNoz/78nu9wcxkFMGNg6quQqL6RA 0s5Y6ir5vt9lD1JwBDIwOMJKHpHlpr69KfdHjyxSmriSfYz+USnWPY7AufNIadK6MEJMx9ApD/oD OlTrorhX2lFEilmcO2RdNtjC5xDF9pCuTyYBB5bi6bQ4syoJ3g9WQ0ymaiLzg5KdCXlKLjvcW893 SUOqXwnz5DrgnHtJTxOsQfEKIT7DmDSUCaxw7Rqn8787ZsmRM9e2VmPeBN4uqYvTtW7jvijg9N/y JsXecLq0q+WD6m8AAAD//wMAUEsDBBQABgAIAAAAIQA4/SH/1gAAAJQBAAALAAAAX3JlbHMvLnJl bHOkkMFqwzAMhu+DvYPRfXGawxijTi+j0GvpHsDYimMaW0Yy2fr2M4PBMnrbUb/Q94l/f/hMi1qR JVI2sOt6UJgd+ZiDgffL8ekFlFSbvV0oo4EbChzGx4f9GRdb25HMsYhqlCwG5lrLq9biZkxWOiqY 22YiTra2kYMu1l1tQD30/bPm3wwYN0x18gb45AdQl1tp5j/sFB2T0FQ7R0nTNEV3j6o9feQzro1i OWA14Fm+Q8a1a8+Bvu/d/dMb2JY5uiPbhG/ktn4cqGU/er3pcvwCAAD//wMAUEsDBBQABgAIAAAA IQBlsWBKXgIAAAcFAAAOAAAAZHJzL2Uyb0RvYy54bWysVN9v0zAQfkfif7D8TtOUdWzV0qlsGkKa tokO7dl17DXC8Rn72qT89ZydNC2jT4gX5+z7/d13ubpua8O2yocKbMHz0ZgzZSWUlX0t+Pfnuw8X nAUUthQGrCr4TgV+PX//7qpxMzWBNZhSeUZBbJg1ruBrRDfLsiDXqhZhBE5ZUmrwtUC6+tes9KKh 6LXJJuPxedaAL50HqUKg19tOyecpvtZK4qPWQSEzBafaMJ0+nat4ZvMrMXv1wq0r2Zch/qGKWlSW kg6hbgUKtvHVX6HqSnoIoHEkoc5A60qq1AN1k4/fdLNcC6dSLwROcANM4f+FlQ/bpXvyDNvP0NIA IyCNC7NAj7GfVvs6fqlSRnqCcDfAplpkkh6nk3wyviCVJF2eX55/PEvAZgd35wN+UVCzKBTc01wS XGJ7H5BSkuneJGYzNr4d6kgS7ozqlN+UZlVJmScpSCKLujGebQWNWUipLE5jJxTWWLKObroyZnDM TzkaTO2TU28b3VQi0eA4PuX4Z8bBI2UFi4NzXVnwpwKUP4bMnf2++67n2D62q7afzQrKHY3MQ8fm 4ORdRbDei4BPwhN9aRS0kvhIhzbQFBx6ibM1+F+n3qM9sYq0nDW0DgUPPzfCK87MV0t8u8zPaKgM 0+Vs+mlCF3+sWR1r7Ka+ARpFTsvvZBKjPZq9qD3UL7S5i5iVVMJKyl1w3Is32C0pbb5Ui0Uyoo1x Au/t0skYOsIbSfPcvgjvemYhkfIB9osjZm8I1tlGTwuLDYKuEvsiwB2qPfC0bYk9/Z8hrvPxPVkd /l/z3wAAAP//AwBQSwMEFAAGAAgAAAAhAD5pLaDhAAAACwEAAA8AAABkcnMvZG93bnJldi54bWxM j8FOwzAQRO9I/IO1SNyonZaGNsSpClI5IhHKgZsTL0lEvA6x24Z+PcsJbjva0cybfDO5XhxxDJ0n DclMgUCqve2o0bB/3d2sQIRoyJreE2r4xgCb4vIiN5n1J3rBYxkbwSEUMqOhjXHIpAx1i86EmR+Q +PfhR2ciy7GRdjQnDne9nCuVSmc64obWDPjYYv1ZHpyGJ58k7+dq2qvd89f57WHVqXFban19NW3v QUSc4p8ZfvEZHQpmqvyBbBA967slo0c+5ksexY71Ok1BVBoWyeIWZJHL/xuKHwAAAP//AwBQSwEC LQAUAAYACAAAACEAtoM4kv4AAADhAQAAEwAAAAAAAAAAAAAAAAAAAAAAW0NvbnRlbnRfVHlwZXNd LnhtbFBLAQItABQABgAIAAAAIQA4/SH/1gAAAJQBAAALAAAAAAAAAAAAAAAAAC8BAABfcmVscy8u cmVsc1BLAQItABQABgAIAAAAIQBlsWBKXgIAAAcFAAAOAAAAAAAAAAAAAAAAAC4CAABkcnMvZTJv RG9jLnhtbFBLAQItABQABgAIAAAAIQA+aS2g4QAAAAsBAAAPAAAAAAAAAAAAAAAAALgEAABkcnMv ZG93bnJldi54bWxQSwUGAAAAAAQABADzAAAAxgUAAAAA " fillcolor="white [3201]" strokecolor="#4472c4 [3208]" strokeweight="1pt">
                 <v:textbox>
                   <w:txbxContent>
                     <w:p>
@@ -1416,7 +1416,7 @@
           </mc:Choice>
           <mc:Fallback>
             <w:pict>
-              <v:shape w14:anchorId="705E67A9" id="Text Box 3" o:spid="_x0000_s1027" type="#_x0000_t202" style="position:absolute;left:0;text-align:left;margin-left:-21.9pt;margin-top:17.25pt;width:82.2pt;height:38.4pt;z-index:251661312;visibility:visible;mso-wrap-style:square;mso-width-percent:0;mso-height-percent:0;mso-wrap-distance-left:9pt;mso-wrap-distance-top:0;mso-wrap-distance-right:9pt;mso-wrap-distance-bottom:0;mso-position-horizontal:absolute;mso-position-horizontal-relative:text;mso-position-vertical:absolute;mso-position-vertical-relative:text;mso-width-percent:0;mso-height-percent:0;mso-width-relative:margin;mso-height-relative:margin;v-text-anchor:top" o:gfxdata="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" filled="f" stroked="f" strokeweight=".5pt">
+              <v:shape w14:anchorId="705E67A9" id="Text Box 3" o:spid="_x0000_s1027" type="#_x0000_t202" style="position:absolute;left:0;text-align:left;margin-left:-21.9pt;margin-top:17.25pt;width:82.2pt;height:38.4pt;z-index:251661312;visibility:visible;mso-wrap-style:square;mso-width-percent:0;mso-height-percent:0;mso-wrap-distance-left:9pt;mso-wrap-distance-top:0;mso-wrap-distance-right:9pt;mso-wrap-distance-bottom:0;mso-position-horizontal:absolute;mso-position-horizontal-relative:text;mso-position-vertical:absolute;mso-position-vertical-relative:text;mso-width-percent:0;mso-height-percent:0;mso-width-relative:margin;mso-height-relative:margin;v-text-anchor:top" o:gfxdata="UEsDBBQABgAIAAAAIQC2gziS/gAAAOEBAAATAAAAW0NvbnRlbnRfVHlwZXNdLnhtbJSRQU7DMBBF 90jcwfIWJU67QAgl6YK0S0CoHGBkTxKLZGx5TGhvj5O2G0SRWNoz/78nu9wcxkFMGNg6quQqL6RA 0s5Y6ir5vt9lD1JwBDIwOMJKHpHlpr69KfdHjyxSmriSfYz+USnWPY7AufNIadK6MEJMx9ApD/oD OlTrorhX2lFEilmcO2RdNtjC5xDF9pCuTyYBB5bi6bQ4syoJ3g9WQ0ymaiLzg5KdCXlKLjvcW893 SUOqXwnz5DrgnHtJTxOsQfEKIT7DmDSUCaxw7Rqn8787ZsmRM9e2VmPeBN4uqYvTtW7jvijg9N/y JsXecLq0q+WD6m8AAAD//wMAUEsDBBQABgAIAAAAIQA4/SH/1gAAAJQBAAALAAAAX3JlbHMvLnJl bHOkkMFqwzAMhu+DvYPRfXGawxijTi+j0GvpHsDYimMaW0Yy2fr2M4PBMnrbUb/Q94l/f/hMi1qR JVI2sOt6UJgd+ZiDgffL8ekFlFSbvV0oo4EbChzGx4f9GRdb25HMsYhqlCwG5lrLq9biZkxWOiqY 22YiTra2kYMu1l1tQD30/bPm3wwYN0x18gb45AdQl1tp5j/sFB2T0FQ7R0nTNEV3j6o9feQzro1i OWA14Fm+Q8a1a8+Bvu/d/dMb2JY5uiPbhG/ktn4cqGU/er3pcvwCAAD//wMAUEsDBBQABgAIAAAA IQAjSbeKGAIAADMEAAAOAAAAZHJzL2Uyb0RvYy54bWysU11v2yAUfZ+0/4B4X+ykaZpacaqsVaZJ UVspnfpMMMSWgMuAxM5+/S44X+r2NO0FX3zu5zmX2UOnFdkL5xswJR0OckqE4VA1ZlvSH2/LL1NK fGCmYgqMKOlBePow//xp1tpCjKAGVQlHMInxRWtLWodgiyzzvBaa+QFYYRCU4DQLeHXbrHKsxexa ZaM8n2QtuMo64MJ7/PvUg3Se8kspeHiR0otAVEmxt5BOl85NPLP5jBVbx2zd8GMb7B+60KwxWPSc 6okFRnau+SOVbrgDDzIMOOgMpGy4SDPgNMP8wzTrmlmRZkFyvD3T5P9fWv68X9tXR0L3FToUMBLS Wl94/Bnn6aTT8YudEsSRwsOZNtEFwmNQPr65HyPEERtP7ybTxGt2ibbOh28CNIlGSR3Kkthi+5UP WBFdTy6xmIFlo1SSRhnSlnRyc5ungDOCEcpg4KXXaIVu05GmuppjA9UBx3PQK+8tXzbYw4r58Moc So1t4/qGFzykAqwFR4uSGtyvv/2P/qgAopS0uDol9T93zAlK1HeD2twPx5GNkC7j27sRXtw1srlG zE4/Am7nEB+K5cmM/kGdTOlAv+OWL2JVhJjhWLuk4WQ+hn6h8ZVwsVgkJ9wuy8LKrC2PqSOrkeG3 7p05e5QhoIDPcFoyVnxQo/ft9VjsAsgmSRV57lk90o+bmRQ8vqK4+tf35HV56/PfAAAA//8DAFBL AwQUAAYACAAAACEAQRmRpuIAAAAKAQAADwAAAGRycy9kb3ducmV2LnhtbEyPzU7DMBCE70i8g7VI 3Frnp62qEKeqIlVICA4tvXDbxNskIl6H2G0DT497gtuOdjTzTb6ZTC8uNLrOsoJ4HoEgrq3uuFFw fN/N1iCcR9bYWyYF3+RgU9zf5Zhpe+U9XQ6+ESGEXYYKWu+HTEpXt2TQze1AHH4nOxr0QY6N1CNe Q7jpZRJFK2mw49DQ4kBlS/Xn4WwUvJS7N9xXiVn/9OXz62k7fB0/lko9PkzbJxCeJv9nhht+QIci MFX2zNqJXsFskQZ0ryBdLEHcDEm0AlGFI45TkEUu/08ofgEAAP//AwBQSwECLQAUAAYACAAAACEA toM4kv4AAADhAQAAEwAAAAAAAAAAAAAAAAAAAAAAW0NvbnRlbnRfVHlwZXNdLnhtbFBLAQItABQA BgAIAAAAIQA4/SH/1gAAAJQBAAALAAAAAAAAAAAAAAAAAC8BAABfcmVscy8ucmVsc1BLAQItABQA BgAIAAAAIQAjSbeKGAIAADMEAAAOAAAAAAAAAAAAAAAAAC4CAABkcnMvZTJvRG9jLnhtbFBLAQIt ABQABgAIAAAAIQBBGZGm4gAAAAoBAAAPAAAAAAAAAAAAAAAAAHIEAABkcnMvZG93bnJldi54bWxQ SwUGAAAAAAQABADzAAAAgQUAAAAA " filled="f" stroked="f" strokeweight=".5pt">
                 <v:textbox>
                   <w:txbxContent>
                     <w:p>
@@ -1577,7 +1577,7 @@
           </mc:Choice>
           <mc:Fallback>
             <w:pict>
-              <v:shape w14:anchorId="5DBEB3FE" id="_x0000_s1028" type="#_x0000_t202" style="position:absolute;left:0;text-align:left;margin-left:-19.5pt;margin-top:24.15pt;width:82.2pt;height:57.6pt;z-index:251667456;visibility:visible;mso-wrap-style:square;mso-width-percent:0;mso-height-percent:0;mso-wrap-distance-left:9pt;mso-wrap-distance-top:0;mso-wrap-distance-right:9pt;mso-wrap-distance-bottom:0;mso-position-horizontal:absolute;mso-position-horizontal-relative:text;mso-position-vertical:absolute;mso-position-vertical-relative:text;mso-width-percent:0;mso-height-percent:0;mso-width-relative:margin;mso-height-relative:margin;v-text-anchor:top" o:gfxdata="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" filled="f" stroked="f" strokeweight=".5pt">
+              <v:shape w14:anchorId="5DBEB3FE" id="_x0000_s1028" type="#_x0000_t202" style="position:absolute;left:0;text-align:left;margin-left:-19.5pt;margin-top:24.15pt;width:82.2pt;height:57.6pt;z-index:251667456;visibility:visible;mso-wrap-style:square;mso-width-percent:0;mso-height-percent:0;mso-wrap-distance-left:9pt;mso-wrap-distance-top:0;mso-wrap-distance-right:9pt;mso-wrap-distance-bottom:0;mso-position-horizontal:absolute;mso-position-horizontal-relative:text;mso-position-vertical:absolute;mso-position-vertical-relative:text;mso-width-percent:0;mso-height-percent:0;mso-width-relative:margin;mso-height-relative:margin;v-text-anchor:top" o:gfxdata="UEsDBBQABgAIAAAAIQC2gziS/gAAAOEBAAATAAAAW0NvbnRlbnRfVHlwZXNdLnhtbJSRQU7DMBBF 90jcwfIWJU67QAgl6YK0S0CoHGBkTxKLZGx5TGhvj5O2G0SRWNoz/78nu9wcxkFMGNg6quQqL6RA 0s5Y6ir5vt9lD1JwBDIwOMJKHpHlpr69KfdHjyxSmriSfYz+USnWPY7AufNIadK6MEJMx9ApD/oD OlTrorhX2lFEilmcO2RdNtjC5xDF9pCuTyYBB5bi6bQ4syoJ3g9WQ0ymaiLzg5KdCXlKLjvcW893 SUOqXwnz5DrgnHtJTxOsQfEKIT7DmDSUCaxw7Rqn8787ZsmRM9e2VmPeBN4uqYvTtW7jvijg9N/y JsXecLq0q+WD6m8AAAD//wMAUEsDBBQABgAIAAAAIQA4/SH/1gAAAJQBAAALAAAAX3JlbHMvLnJl bHOkkMFqwzAMhu+DvYPRfXGawxijTi+j0GvpHsDYimMaW0Yy2fr2M4PBMnrbUb/Q94l/f/hMi1qR JVI2sOt6UJgd+ZiDgffL8ekFlFSbvV0oo4EbChzGx4f9GRdb25HMsYhqlCwG5lrLq9biZkxWOiqY 22YiTra2kYMu1l1tQD30/bPm3wwYN0x18gb45AdQl1tp5j/sFB2T0FQ7R0nTNEV3j6o9feQzro1i OWA14Fm+Q8a1a8+Bvu/d/dMb2JY5uiPbhG/ktn4cqGU/er3pcvwCAAD//wMAUEsDBBQABgAIAAAA IQCI3DWdGQIAADMEAAAOAAAAZHJzL2Uyb0RvYy54bWysU8lu2zAQvRfoPxC815K3LILlwE3gooCR BHCKnGmKtASQHJakLblf3yHlDWlPRS/UUG/W94azh04rshfON2BKOhzklAjDoWrMtqQ/3pZf7ijx gZmKKTCipAfh6cP886dZawsxghpUJRzBJMYXrS1pHYItsszzWmjmB2CFQVCC0yzg1W2zyrEWs2uV jfL8JmvBVdYBF97j36cepPOUX0rBw4uUXgSiSoq9hXS6dG7imc1nrNg6ZuuGH9tg/9CFZo3BoudU TywwsnPNH6l0wx14kGHAQWcgZcNFmgGnGeYfplnXzIo0C5Lj7Zkm///S8uf92r46Erqv0KGAkZDW +sLjzzhPJ52OX+yUII4UHs60iS4QHoPyyfh+ghBH7HY8nI4Sr9kl2jofvgnQJBoldShLYovtVz5g RXQ9ucRiBpaNUkkaZUhb0pvxNE8BZwQjlMHAS6/RCt2mI01V0tFpjg1UBxzPQa+8t3zZYA8r5sMr cyg1to3rG17wkAqwFhwtSmpwv/72P/qjAohS0uLqlNT/3DEnKFHfDWpzP5xENkK6TKa3SAdx18jm GjE7/Qi4nUN8KJYnM/oHdTKlA/2OW76IVRFihmPtkoaT+Rj6hcZXwsVikZxwuywLK7O2PKaOrEaG 37p35uxRhoACPsNpyVjxQY3et9djsQsgmyRV5Lln9Ug/bmZS8PiK4upf35PX5a3PfwMAAP//AwBQ SwMEFAAGAAgAAAAhAKtufqviAAAACgEAAA8AAABkcnMvZG93bnJldi54bWxMj8FOwzAQRO9I/IO1 SNxah6Sp0jROVUWqkBAcWnrhtondJMJeh9htA1+Pe4LbrGY0+6bYTEazixpdb0nA0zwCpqixsqdW wPF9N8uAOY8kUVtSAr6Vg015f1dgLu2V9upy8C0LJeRyFNB5P+Scu6ZTBt3cDoqCd7KjQR/OseVy xGsoN5rHUbTkBnsKHzocVNWp5vNwNgJeqt0b7uvYZD+6en49bYev40cqxOPDtF0D82ryf2G44Qd0 KANTbc8kHdMCZskqbPECFlkC7BaI0wWwOohlkgIvC/5/QvkLAAD//wMAUEsBAi0AFAAGAAgAAAAh ALaDOJL+AAAA4QEAABMAAAAAAAAAAAAAAAAAAAAAAFtDb250ZW50X1R5cGVzXS54bWxQSwECLQAU AAYACAAAACEAOP0h/9YAAACUAQAACwAAAAAAAAAAAAAAAAAvAQAAX3JlbHMvLnJlbHNQSwECLQAU AAYACAAAACEAiNw1nRkCAAAzBAAADgAAAAAAAAAAAAAAAAAuAgAAZHJzL2Uyb0RvYy54bWxQSwEC LQAUAAYACAAAACEAq25+q+IAAAAKAQAADwAAAAAAAAAAAAAAAABzBAAAZHJzL2Rvd25yZXYueG1s UEsFBgAAAAAEAAQA8wAAAIIFAAAAAA== " filled="f" stroked="f" strokeweight=".5pt">
                 <v:textbox>
                   <w:txbxContent>
                     <w:p>
@@ -1691,12 +1691,21 @@
                               </w:rPr>
                               <w:t xml:space="preserve">Os níveis variam entre 01 </w:t>
                             </w:r>
+                            <w:proofErr w:type="gramStart"/>
                             <w:r>
                               <w:rPr>
                                 <w:sz w:val="20"/>
                                 <w:szCs w:val="20"/>
                               </w:rPr>
-                              <w:t>a 09 a depender da referência do profissional;</w:t>
+                              <w:t>a</w:t>
+                            </w:r>
+                            <w:proofErr w:type="gramEnd"/>
+                            <w:r>
+                              <w:rPr>
+                                <w:sz w:val="20"/>
+                                <w:szCs w:val="20"/>
+                              </w:rPr>
+                              <w:t xml:space="preserve"> 09 a depender da referência do profissional;</w:t>
                             </w:r>
                           </w:p>
                           <w:p>
@@ -1753,7 +1762,7 @@
           </mc:Choice>
           <mc:Fallback>
             <w:pict>
-              <v:shape w14:anchorId="05C58856" id="_x0000_s1029" type="#_x0000_t202" style="position:absolute;left:0;text-align:left;margin-left:88.5pt;margin-top:7.35pt;width:410.4pt;height:94.2pt;z-index:251665408;visibility:visible;mso-wrap-style:square;mso-width-percent:0;mso-height-percent:0;mso-wrap-distance-left:9pt;mso-wrap-distance-top:0;mso-wrap-distance-right:9pt;mso-wrap-distance-bottom:0;mso-position-horizontal:absolute;mso-position-horizontal-relative:text;mso-position-vertical:absolute;mso-position-vertical-relative:text;mso-width-percent:0;mso-height-percent:0;mso-width-relative:margin;mso-height-relative:margin;v-text-anchor:top" o:gfxdata="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" fillcolor="white [3201]" strokecolor="#4472c4 [3208]" strokeweight="1pt">
+              <v:shape w14:anchorId="05C58856" id="_x0000_s1029" type="#_x0000_t202" style="position:absolute;left:0;text-align:left;margin-left:88.5pt;margin-top:7.35pt;width:410.4pt;height:94.2pt;z-index:251665408;visibility:visible;mso-wrap-style:square;mso-width-percent:0;mso-height-percent:0;mso-wrap-distance-left:9pt;mso-wrap-distance-top:0;mso-wrap-distance-right:9pt;mso-wrap-distance-bottom:0;mso-position-horizontal:absolute;mso-position-horizontal-relative:text;mso-position-vertical:absolute;mso-position-vertical-relative:text;mso-width-percent:0;mso-height-percent:0;mso-width-relative:margin;mso-height-relative:margin;v-text-anchor:top" o:gfxdata="UEsDBBQABgAIAAAAIQC2gziS/gAAAOEBAAATAAAAW0NvbnRlbnRfVHlwZXNdLnhtbJSRQU7DMBBF 90jcwfIWJU67QAgl6YK0S0CoHGBkTxKLZGx5TGhvj5O2G0SRWNoz/78nu9wcxkFMGNg6quQqL6RA 0s5Y6ir5vt9lD1JwBDIwOMJKHpHlpr69KfdHjyxSmriSfYz+USnWPY7AufNIadK6MEJMx9ApD/oD OlTrorhX2lFEilmcO2RdNtjC5xDF9pCuTyYBB5bi6bQ4syoJ3g9WQ0ymaiLzg5KdCXlKLjvcW893 SUOqXwnz5DrgnHtJTxOsQfEKIT7DmDSUCaxw7Rqn8787ZsmRM9e2VmPeBN4uqYvTtW7jvijg9N/y JsXecLq0q+WD6m8AAAD//wMAUEsDBBQABgAIAAAAIQA4/SH/1gAAAJQBAAALAAAAX3JlbHMvLnJl bHOkkMFqwzAMhu+DvYPRfXGawxijTi+j0GvpHsDYimMaW0Yy2fr2M4PBMnrbUb/Q94l/f/hMi1qR JVI2sOt6UJgd+ZiDgffL8ekFlFSbvV0oo4EbChzGx4f9GRdb25HMsYhqlCwG5lrLq9biZkxWOiqY 22YiTra2kYMu1l1tQD30/bPm3wwYN0x18gb45AdQl1tp5j/sFB2T0FQ7R0nTNEV3j6o9feQzro1i OWA14Fm+Q8a1a8+Bvu/d/dMb2JY5uiPbhG/ktn4cqGU/er3pcvwCAAD//wMAUEsDBBQABgAIAAAA IQDHUt2iZAIAAA4FAAAOAAAAZHJzL2Uyb0RvYy54bWysVE1vGyEQvVfqf0Dc6/U6TppYXkduolSV rCRqUuWMWbBXZRkKY++6vz4Da6/T1KeqFxiYL+bNG6bXbW3YVvlQgS14PhhypqyEsrKrgv94vvt0 yVlAYUthwKqC71Tg17OPH6aNm6gRrMGUyjMKYsOkcQVfI7pJlgW5VrUIA3DKklKDrwXS0a+y0ouG otcmGw2HF1kDvnQepAqBbm87JZ+l+ForiQ9aB4XMFJzehmn1aV3GNZtNxWTlhVtXcv8M8Q+vqEVl KWkf6lagYBtf/RWqrqSHABoHEuoMtK6kSjVQNfnwXTVPa+FUqoXACa6HKfy/sPJ+++QePcP2C7TU wAhI48Ik0GWsp9W+jju9lJGeINz1sKkWmaTL81E+Gl6SSpIuz68uzsYJ2Ozo7nzArwpqFoWCe+pL gktsFwEpJZkeTGI2Y+Pd8R1Jwp1RnfK70qwqKfMoBUlkUTfGs62gNgsplcXzWAmFNZaso5uujOkd 81OOBlP55LS3jW4qkah3HJ5y/DNj75GygsXeua4s+FMByp995s7+UH1Xcywf22VLRRf87NCiJZQ7 6pyHjtTBybuK0F2IgI/CE4upIzSZ+ECLNtAUHPYSZ2vwv0/dR3siF2k5a2gqCh5+bYRXnJlvlmh3 lY+ptwzTYXz+eUQH/1azfKuxm/oGqCM5/QFOJjHaozmI2kP9QgM8j1lJJayk3AXHg3iD3azSByDV fJ6MaHCcwIV9cjKGjihH7jy3L8K7PcGQuHkPh/kRk3c862yjp4X5BkFXiYQR5w7VPf40dIlE+w8i TvXbc7I6fmOzVwAAAP//AwBQSwMEFAAGAAgAAAAhADF2yq7gAAAACgEAAA8AAABkcnMvZG93bnJl di54bWxMj8FOwzAQRO9I/IO1SNyonYJIm8apClI5IhHKgZsTb5OIeB1itw39epZTue1oRzPz8vXk enHEMXSeNCQzBQKp9rajRsPufXu3ABGiIWt6T6jhBwOsi+ur3GTWn+gNj2VsBIdQyIyGNsYhkzLU LToTZn5A4t/ej85ElmMj7WhOHO56OVfqUTrTETe0ZsDnFuuv8uA0vPgk+TxX005tX7/PH0+LTo2b Uuvbm2mzAhFxihcz/M3n6VDwpsofyAbRs05TZol8PKQg2LBcpsxSaZir+wRkkcv/CMUvAAAA//8D AFBLAQItABQABgAIAAAAIQC2gziS/gAAAOEBAAATAAAAAAAAAAAAAAAAAAAAAABbQ29udGVudF9U eXBlc10ueG1sUEsBAi0AFAAGAAgAAAAhADj9If/WAAAAlAEAAAsAAAAAAAAAAAAAAAAALwEAAF9y ZWxzLy5yZWxzUEsBAi0AFAAGAAgAAAAhAMdS3aJkAgAADgUAAA4AAAAAAAAAAAAAAAAALgIAAGRy cy9lMm9Eb2MueG1sUEsBAi0AFAAGAAgAAAAhADF2yq7gAAAACgEAAA8AAAAAAAAAAAAAAAAAvgQA AGRycy9kb3ducmV2LnhtbFBLBQYAAAAABAAEAPMAAADLBQAAAAA= " fillcolor="white [3201]" strokecolor="#4472c4 [3208]" strokeweight="1pt">
                 <v:textbox>
                   <w:txbxContent>
                     <w:p>
@@ -1796,12 +1805,21 @@
                         </w:rPr>
                         <w:t xml:space="preserve">Os níveis variam entre 01 </w:t>
                       </w:r>
+                      <w:proofErr w:type="gramStart"/>
                       <w:r>
                         <w:rPr>
                           <w:sz w:val="20"/>
                           <w:szCs w:val="20"/>
                         </w:rPr>
-                        <w:t>a 09 a depender da referência do profissional;</w:t>
+                        <w:t>a</w:t>
+                      </w:r>
+                      <w:proofErr w:type="gramEnd"/>
+                      <w:r>
+                        <w:rPr>
+                          <w:sz w:val="20"/>
+                          <w:szCs w:val="20"/>
+                        </w:rPr>
+                        <w:t xml:space="preserve"> 09 a depender da referência do profissional;</w:t>
                       </w:r>
                     </w:p>
                     <w:p>
@@ -2258,7 +2276,11 @@
           </mc:Choice>
           <mc:Fallback>
             <w:pict>
-              <v:shape w14:anchorId="0072F03D" id="_x0000_s1030" type="#_x0000_t202" style="position:absolute;left:0;text-align:left;margin-left:87.3pt;margin-top:20.1pt;width:410.4pt;height:94.2pt;z-index:251671552;visibility:visible;mso-wrap-style:square;mso-width-percent:0;mso-height-percent:0;mso-wrap-distance-left:9pt;mso-wrap-distance-top:0;mso-wrap-distance-right:9pt;mso-wrap-distance-bottom:0;mso-position-horizontal:absolute;mso-position-horizontal-relative:text;mso-position-vertical:absolute;mso-position-vertical-relative:text;mso-width-percent:0;mso-height-percent:0;mso-width-relative:margin;mso-height-relative:margin;v-text-anchor:top" o:gfxdata="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" fillcolor="white [3201]" strokecolor="#4472c4 [3208]" strokeweight="1pt">
+              <v:shapetype w14:anchorId="0072F03D" id="_x0000_t202" coordsize="21600,21600" o:spt="202" path="m,l,21600r21600,l21600,xe">
+                <v:stroke joinstyle="miter"/>
+                <v:path gradientshapeok="t" o:connecttype="rect"/>
+              </v:shapetype>
+              <v:shape id="_x0000_s1030" type="#_x0000_t202" style="position:absolute;left:0;text-align:left;margin-left:87.3pt;margin-top:20.1pt;width:410.4pt;height:94.2pt;z-index:251671552;visibility:visible;mso-wrap-style:square;mso-width-percent:0;mso-height-percent:0;mso-wrap-distance-left:9pt;mso-wrap-distance-top:0;mso-wrap-distance-right:9pt;mso-wrap-distance-bottom:0;mso-position-horizontal:absolute;mso-position-horizontal-relative:text;mso-position-vertical:absolute;mso-position-vertical-relative:text;mso-width-percent:0;mso-height-percent:0;mso-width-relative:margin;mso-height-relative:margin;v-text-anchor:top" o:gfxdata="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" fillcolor="white [3201]" strokecolor="#4472c4 [3208]" strokeweight="1pt">
                 <v:textbox>
                   <w:txbxContent>
                     <w:p>
@@ -2478,7 +2500,7 @@
           </mc:Choice>
           <mc:Fallback>
             <w:pict>
-              <v:shape w14:anchorId="2234A277" id="_x0000_s1031" type="#_x0000_t202" style="position:absolute;left:0;text-align:left;margin-left:-21.3pt;margin-top:7.3pt;width:82.2pt;height:24pt;z-index:251673600;visibility:visible;mso-wrap-style:square;mso-width-percent:0;mso-height-percent:0;mso-wrap-distance-left:9pt;mso-wrap-distance-top:0;mso-wrap-distance-right:9pt;mso-wrap-distance-bottom:0;mso-position-horizontal:absolute;mso-position-horizontal-relative:text;mso-position-vertical:absolute;mso-position-vertical-relative:text;mso-width-percent:0;mso-height-percent:0;mso-width-relative:margin;mso-height-relative:margin;v-text-anchor:top" o:gfxdata="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" filled="f" stroked="f" strokeweight=".5pt">
+              <v:shape w14:anchorId="2234A277" id="_x0000_s1031" type="#_x0000_t202" style="position:absolute;left:0;text-align:left;margin-left:-21.3pt;margin-top:7.3pt;width:82.2pt;height:24pt;z-index:251673600;visibility:visible;mso-wrap-style:square;mso-width-percent:0;mso-height-percent:0;mso-wrap-distance-left:9pt;mso-wrap-distance-top:0;mso-wrap-distance-right:9pt;mso-wrap-distance-bottom:0;mso-position-horizontal:absolute;mso-position-horizontal-relative:text;mso-position-vertical:absolute;mso-position-vertical-relative:text;mso-width-percent:0;mso-height-percent:0;mso-width-relative:margin;mso-height-relative:margin;v-text-anchor:top" o:gfxdata="UEsDBBQABgAIAAAAIQC2gziS/gAAAOEBAAATAAAAW0NvbnRlbnRfVHlwZXNdLnhtbJSRQU7DMBBF 90jcwfIWJU67QAgl6YK0S0CoHGBkTxKLZGx5TGhvj5O2G0SRWNoz/78nu9wcxkFMGNg6quQqL6RA 0s5Y6ir5vt9lD1JwBDIwOMJKHpHlpr69KfdHjyxSmriSfYz+USnWPY7AufNIadK6MEJMx9ApD/oD OlTrorhX2lFEilmcO2RdNtjC5xDF9pCuTyYBB5bi6bQ4syoJ3g9WQ0ymaiLzg5KdCXlKLjvcW893 SUOqXwnz5DrgnHtJTxOsQfEKIT7DmDSUCaxw7Rqn8787ZsmRM9e2VmPeBN4uqYvTtW7jvijg9N/y JsXecLq0q+WD6m8AAAD//wMAUEsDBBQABgAIAAAAIQA4/SH/1gAAAJQBAAALAAAAX3JlbHMvLnJl bHOkkMFqwzAMhu+DvYPRfXGawxijTi+j0GvpHsDYimMaW0Yy2fr2M4PBMnrbUb/Q94l/f/hMi1qR JVI2sOt6UJgd+ZiDgffL8ekFlFSbvV0oo4EbChzGx4f9GRdb25HMsYhqlCwG5lrLq9biZkxWOiqY 22YiTra2kYMu1l1tQD30/bPm3wwYN0x18gb45AdQl1tp5j/sFB2T0FQ7R0nTNEV3j6o9feQzro1i OWA14Fm+Q8a1a8+Bvu/d/dMb2JY5uiPbhG/ktn4cqGU/er3pcvwCAAD//wMAUEsDBBQABgAIAAAA IQAoMKBuGQIAADMEAAAOAAAAZHJzL2Uyb0RvYy54bWysU8lu2zAQvRfoPxC815K3NBEsB24CFwWM JIAT5ExTpEWA4rAkbcn9+g4pb0h7Knqhhnqzvjec3XeNJnvhvAJT0uEgp0QYDpUy25K+vS6/3FLi AzMV02BESQ/C0/v550+z1hZiBDXoSjiCSYwvWlvSOgRbZJnntWiYH4AVBkEJrmEBr26bVY61mL3R 2SjPb7IWXGUdcOE9/n3sQTpP+aUUPDxL6UUguqTYW0inS+cmntl8xoqtY7ZW/NgG+4cuGqYMFj2n emSBkZ1Tf6RqFHfgQYYBhyYDKRUXaQacZph/mGZdMyvSLEiOt2ea/P9Ly5/2a/viSOi+QYcCRkJa 6wuPP+M8nXRN/GKnBHGk8HCmTXSB8BiUT8Z3E4Q4YuN8cpsnXrNLtHU+fBfQkGiU1KEsiS22X/mA FdH15BKLGVgqrZM02pC2pDfjaZ4CzghGaIOBl16jFbpNR1RV0ulpjg1UBxzPQa+8t3ypsIcV8+GF OZQa28b1Dc94SA1YC44WJTW4X3/7H/1RAUQpaXF1Sup/7pgTlOgfBrW5G04iGyFdJtOvI7y4a2Rz jZhd8wC4nUN8KJYnM/oHfTKlg+Ydt3wRqyLEDMfaJQ0n8yH0C42vhIvFIjnhdlkWVmZteUwdWY0M v3bvzNmjDAEFfILTkrHigxq9b6/HYhdAqiRV5Lln9Ug/bmZS8PiK4upf35PX5a3PfwMAAP//AwBQ SwMEFAAGAAgAAAAhALPCta3fAAAACQEAAA8AAABkcnMvZG93bnJldi54bWxMj8FqwzAQRO+F/oPY Qm+JHJOa4FoOwRAKpT0kzaW3taXYptLKtZTE7dd3c2pOyzDD7JtiPTkrzmYMvScFi3kCwlDjdU+t gsPHdrYCESKSRuvJKPgxAdbl/V2BufYX2pnzPraCSyjkqKCLccilDE1nHIa5Hwyxd/Sjw8hybKUe 8cLlzso0STLpsCf+0OFgqs40X/uTU/Babd9xV6du9Wurl7fjZvg+fD4p9fgwbZ5BRDPF/zBc8Rkd Smaq/Yl0EFbBbJlmHGVjyfcaSBe8pVaQsSHLQt4uKP8AAAD//wMAUEsBAi0AFAAGAAgAAAAhALaD OJL+AAAA4QEAABMAAAAAAAAAAAAAAAAAAAAAAFtDb250ZW50X1R5cGVzXS54bWxQSwECLQAUAAYA CAAAACEAOP0h/9YAAACUAQAACwAAAAAAAAAAAAAAAAAvAQAAX3JlbHMvLnJlbHNQSwECLQAUAAYA CAAAACEAKDCgbhkCAAAzBAAADgAAAAAAAAAAAAAAAAAuAgAAZHJzL2Uyb0RvYy54bWxQSwECLQAU AAYACAAAACEAs8K1rd8AAAAJAQAADwAAAAAAAAAAAAAAAABzBAAAZHJzL2Rvd25yZXYueG1sUEsF BgAAAAAEAAQA8wAAAH8FAAAAAA== " filled="f" stroked="f" strokeweight=".5pt">
                 <v:textbox>
                   <w:txbxContent>
                     <w:p>
@@ -3520,6 +3542,7 @@
               <w:bottom w:val="single" w:sz="4" w:space="0" w:color="000000"/>
               <w:right w:val="single" w:sz="4" w:space="0" w:color="000000"/>
             </w:tcBorders>
+            <w:shd w:val="clear" w:color="auto" w:fill="auto"/>
             <w:vAlign w:val="center"/>
           </w:tcPr>
           <w:p>
@@ -3552,6 +3575,7 @@
               <w:bottom w:val="single" w:sz="4" w:space="0" w:color="000000"/>
               <w:right w:val="single" w:sz="4" w:space="0" w:color="000000"/>
             </w:tcBorders>
+            <w:shd w:val="clear" w:color="auto" w:fill="auto"/>
           </w:tcPr>
           <w:p>
             <w:pPr>
@@ -3652,6 +3676,7 @@
               <w:bottom w:val="single" w:sz="4" w:space="0" w:color="000000"/>
               <w:right w:val="single" w:sz="4" w:space="0" w:color="000000"/>
             </w:tcBorders>
+            <w:shd w:val="clear" w:color="auto" w:fill="auto"/>
             <w:vAlign w:val="center"/>
           </w:tcPr>
           <w:p>
@@ -3684,6 +3709,7 @@
               <w:bottom w:val="single" w:sz="4" w:space="0" w:color="000000"/>
               <w:right w:val="single" w:sz="4" w:space="0" w:color="000000"/>
             </w:tcBorders>
+            <w:shd w:val="clear" w:color="auto" w:fill="auto"/>
           </w:tcPr>
           <w:p>
             <w:pPr>
@@ -3784,6 +3810,7 @@
               <w:bottom w:val="single" w:sz="4" w:space="0" w:color="000000"/>
               <w:right w:val="single" w:sz="4" w:space="0" w:color="000000"/>
             </w:tcBorders>
+            <w:shd w:val="clear" w:color="auto" w:fill="auto"/>
             <w:vAlign w:val="center"/>
           </w:tcPr>
           <w:p>
@@ -3816,6 +3843,7 @@
               <w:bottom w:val="single" w:sz="4" w:space="0" w:color="000000"/>
               <w:right w:val="single" w:sz="4" w:space="0" w:color="000000"/>
             </w:tcBorders>
+            <w:shd w:val="clear" w:color="auto" w:fill="auto"/>
           </w:tcPr>
           <w:p>
             <w:pPr>
@@ -3916,6 +3944,7 @@
               <w:bottom w:val="single" w:sz="4" w:space="0" w:color="000000"/>
               <w:right w:val="single" w:sz="4" w:space="0" w:color="000000"/>
             </w:tcBorders>
+            <w:shd w:val="clear" w:color="auto" w:fill="auto"/>
             <w:vAlign w:val="center"/>
           </w:tcPr>
           <w:p>
@@ -3948,6 +3977,7 @@
               <w:bottom w:val="single" w:sz="4" w:space="0" w:color="000000"/>
               <w:right w:val="single" w:sz="4" w:space="0" w:color="000000"/>
             </w:tcBorders>
+            <w:shd w:val="clear" w:color="auto" w:fill="auto"/>
           </w:tcPr>
           <w:p>
             <w:pPr>
@@ -4048,6 +4078,7 @@
               <w:bottom w:val="single" w:sz="4" w:space="0" w:color="000000"/>
               <w:right w:val="single" w:sz="4" w:space="0" w:color="000000"/>
             </w:tcBorders>
+            <w:shd w:val="clear" w:color="auto" w:fill="auto"/>
             <w:vAlign w:val="center"/>
           </w:tcPr>
           <w:p>
@@ -4080,6 +4111,7 @@
               <w:bottom w:val="single" w:sz="4" w:space="0" w:color="000000"/>
               <w:right w:val="single" w:sz="4" w:space="0" w:color="000000"/>
             </w:tcBorders>
+            <w:shd w:val="clear" w:color="auto" w:fill="auto"/>
           </w:tcPr>
           <w:p>
             <w:pPr>
@@ -4180,6 +4212,7 @@
               <w:bottom w:val="single" w:sz="4" w:space="0" w:color="000000"/>
               <w:right w:val="single" w:sz="4" w:space="0" w:color="000000"/>
             </w:tcBorders>
+            <w:shd w:val="clear" w:color="auto" w:fill="auto"/>
             <w:vAlign w:val="center"/>
           </w:tcPr>
           <w:p>
@@ -4212,6 +4245,7 @@
               <w:bottom w:val="single" w:sz="4" w:space="0" w:color="000000"/>
               <w:right w:val="single" w:sz="4" w:space="0" w:color="000000"/>
             </w:tcBorders>
+            <w:shd w:val="clear" w:color="auto" w:fill="auto"/>
           </w:tcPr>
           <w:p>
             <w:pPr>
@@ -4312,6 +4346,7 @@
               <w:bottom w:val="single" w:sz="4" w:space="0" w:color="000000"/>
               <w:right w:val="single" w:sz="4" w:space="0" w:color="000000"/>
             </w:tcBorders>
+            <w:shd w:val="clear" w:color="auto" w:fill="auto"/>
             <w:vAlign w:val="center"/>
           </w:tcPr>
           <w:p>
@@ -4344,6 +4379,7 @@
               <w:bottom w:val="single" w:sz="4" w:space="0" w:color="000000"/>
               <w:right w:val="single" w:sz="4" w:space="0" w:color="000000"/>
             </w:tcBorders>
+            <w:shd w:val="clear" w:color="auto" w:fill="auto"/>
           </w:tcPr>
           <w:p>
             <w:pPr>
@@ -4444,6 +4480,7 @@
               <w:bottom w:val="single" w:sz="4" w:space="0" w:color="000000"/>
               <w:right w:val="single" w:sz="4" w:space="0" w:color="000000"/>
             </w:tcBorders>
+            <w:shd w:val="clear" w:color="auto" w:fill="auto"/>
             <w:vAlign w:val="center"/>
           </w:tcPr>
           <w:p>
@@ -4476,6 +4513,7 @@
               <w:bottom w:val="single" w:sz="4" w:space="0" w:color="000000"/>
               <w:right w:val="single" w:sz="4" w:space="0" w:color="000000"/>
             </w:tcBorders>
+            <w:shd w:val="clear" w:color="auto" w:fill="auto"/>
           </w:tcPr>
           <w:p>
             <w:pPr>
@@ -4576,6 +4614,7 @@
               <w:bottom w:val="single" w:sz="4" w:space="0" w:color="000000"/>
               <w:right w:val="single" w:sz="4" w:space="0" w:color="000000"/>
             </w:tcBorders>
+            <w:shd w:val="clear" w:color="auto" w:fill="auto"/>
             <w:vAlign w:val="center"/>
           </w:tcPr>
           <w:p>
@@ -4608,6 +4647,7 @@
               <w:bottom w:val="single" w:sz="4" w:space="0" w:color="000000"/>
               <w:right w:val="single" w:sz="4" w:space="0" w:color="000000"/>
             </w:tcBorders>
+            <w:shd w:val="clear" w:color="auto" w:fill="auto"/>
           </w:tcPr>
           <w:p>
             <w:pPr>
@@ -4885,6 +4925,7 @@
               <w:bottom w:val="single" w:sz="4" w:space="0" w:color="000000"/>
               <w:right w:val="single" w:sz="4" w:space="0" w:color="000000"/>
             </w:tcBorders>
+            <w:shd w:val="clear" w:color="auto" w:fill="auto"/>
             <w:vAlign w:val="center"/>
           </w:tcPr>
           <w:p>
@@ -4917,6 +4958,7 @@
               <w:bottom w:val="single" w:sz="4" w:space="0" w:color="000000"/>
               <w:right w:val="single" w:sz="4" w:space="0" w:color="000000"/>
             </w:tcBorders>
+            <w:shd w:val="clear" w:color="auto" w:fill="auto"/>
             <w:vAlign w:val="center"/>
           </w:tcPr>
           <w:p>
@@ -5018,6 +5060,7 @@
               <w:bottom w:val="single" w:sz="4" w:space="0" w:color="000000"/>
               <w:right w:val="single" w:sz="4" w:space="0" w:color="000000"/>
             </w:tcBorders>
+            <w:shd w:val="clear" w:color="auto" w:fill="auto"/>
             <w:vAlign w:val="center"/>
           </w:tcPr>
           <w:p>
@@ -5050,6 +5093,7 @@
               <w:bottom w:val="single" w:sz="4" w:space="0" w:color="000000"/>
               <w:right w:val="single" w:sz="4" w:space="0" w:color="000000"/>
             </w:tcBorders>
+            <w:shd w:val="clear" w:color="auto" w:fill="auto"/>
             <w:vAlign w:val="center"/>
           </w:tcPr>
           <w:p>
@@ -5151,6 +5195,7 @@
               <w:bottom w:val="single" w:sz="4" w:space="0" w:color="000000"/>
               <w:right w:val="single" w:sz="4" w:space="0" w:color="000000"/>
             </w:tcBorders>
+            <w:shd w:val="clear" w:color="auto" w:fill="auto"/>
             <w:vAlign w:val="center"/>
           </w:tcPr>
           <w:p>
@@ -5183,6 +5228,7 @@
               <w:bottom w:val="single" w:sz="4" w:space="0" w:color="000000"/>
               <w:right w:val="single" w:sz="4" w:space="0" w:color="000000"/>
             </w:tcBorders>
+            <w:shd w:val="clear" w:color="auto" w:fill="auto"/>
             <w:vAlign w:val="center"/>
           </w:tcPr>
           <w:p>
@@ -5284,6 +5330,7 @@
               <w:bottom w:val="single" w:sz="4" w:space="0" w:color="000000"/>
               <w:right w:val="single" w:sz="4" w:space="0" w:color="000000"/>
             </w:tcBorders>
+            <w:shd w:val="clear" w:color="auto" w:fill="auto"/>
             <w:vAlign w:val="center"/>
           </w:tcPr>
           <w:p>
@@ -5316,6 +5363,7 @@
               <w:bottom w:val="single" w:sz="4" w:space="0" w:color="000000"/>
               <w:right w:val="single" w:sz="4" w:space="0" w:color="000000"/>
             </w:tcBorders>
+            <w:shd w:val="clear" w:color="auto" w:fill="auto"/>
             <w:vAlign w:val="center"/>
           </w:tcPr>
           <w:p>
@@ -5417,6 +5465,7 @@
               <w:bottom w:val="single" w:sz="4" w:space="0" w:color="000000"/>
               <w:right w:val="single" w:sz="4" w:space="0" w:color="000000"/>
             </w:tcBorders>
+            <w:shd w:val="clear" w:color="auto" w:fill="auto"/>
             <w:vAlign w:val="center"/>
           </w:tcPr>
           <w:p>
@@ -5449,6 +5498,7 @@
               <w:bottom w:val="single" w:sz="4" w:space="0" w:color="000000"/>
               <w:right w:val="single" w:sz="4" w:space="0" w:color="000000"/>
             </w:tcBorders>
+            <w:shd w:val="clear" w:color="auto" w:fill="auto"/>
             <w:vAlign w:val="center"/>
           </w:tcPr>
           <w:p>
@@ -5550,6 +5600,7 @@
               <w:bottom w:val="single" w:sz="4" w:space="0" w:color="000000"/>
               <w:right w:val="single" w:sz="4" w:space="0" w:color="000000"/>
             </w:tcBorders>
+            <w:shd w:val="clear" w:color="auto" w:fill="auto"/>
             <w:vAlign w:val="center"/>
           </w:tcPr>
           <w:p>
@@ -5582,6 +5633,7 @@
               <w:bottom w:val="single" w:sz="4" w:space="0" w:color="000000"/>
               <w:right w:val="single" w:sz="4" w:space="0" w:color="000000"/>
             </w:tcBorders>
+            <w:shd w:val="clear" w:color="auto" w:fill="auto"/>
             <w:vAlign w:val="center"/>
           </w:tcPr>
           <w:p>
@@ -5683,6 +5735,7 @@
               <w:bottom w:val="single" w:sz="4" w:space="0" w:color="000000"/>
               <w:right w:val="single" w:sz="4" w:space="0" w:color="000000"/>
             </w:tcBorders>
+            <w:shd w:val="clear" w:color="auto" w:fill="auto"/>
             <w:vAlign w:val="center"/>
           </w:tcPr>
           <w:p>
@@ -5716,6 +5769,7 @@
               <w:bottom w:val="single" w:sz="4" w:space="0" w:color="000000"/>
               <w:right w:val="single" w:sz="4" w:space="0" w:color="000000"/>
             </w:tcBorders>
+            <w:shd w:val="clear" w:color="auto" w:fill="auto"/>
             <w:vAlign w:val="center"/>
           </w:tcPr>
           <w:p>
@@ -5817,6 +5871,7 @@
               <w:bottom w:val="single" w:sz="4" w:space="0" w:color="000000"/>
               <w:right w:val="single" w:sz="4" w:space="0" w:color="000000"/>
             </w:tcBorders>
+            <w:shd w:val="clear" w:color="auto" w:fill="auto"/>
             <w:vAlign w:val="center"/>
           </w:tcPr>
           <w:p>
@@ -5849,6 +5904,7 @@
               <w:bottom w:val="single" w:sz="4" w:space="0" w:color="000000"/>
               <w:right w:val="single" w:sz="4" w:space="0" w:color="000000"/>
             </w:tcBorders>
+            <w:shd w:val="clear" w:color="auto" w:fill="auto"/>
             <w:vAlign w:val="center"/>
           </w:tcPr>
           <w:p>
@@ -5950,6 +6006,7 @@
               <w:bottom w:val="single" w:sz="4" w:space="0" w:color="000000"/>
               <w:right w:val="single" w:sz="4" w:space="0" w:color="000000"/>
             </w:tcBorders>
+            <w:shd w:val="clear" w:color="auto" w:fill="auto"/>
             <w:vAlign w:val="center"/>
           </w:tcPr>
           <w:p>
@@ -5982,6 +6039,7 @@
               <w:bottom w:val="single" w:sz="4" w:space="0" w:color="000000"/>
               <w:right w:val="single" w:sz="4" w:space="0" w:color="000000"/>
             </w:tcBorders>
+            <w:shd w:val="clear" w:color="auto" w:fill="auto"/>
             <w:vAlign w:val="center"/>
           </w:tcPr>
           <w:p>
@@ -6260,6 +6318,7 @@
               <w:bottom w:val="single" w:sz="4" w:space="0" w:color="000000"/>
               <w:right w:val="single" w:sz="4" w:space="0" w:color="000000"/>
             </w:tcBorders>
+            <w:shd w:val="clear" w:color="auto" w:fill="auto"/>
             <w:vAlign w:val="center"/>
           </w:tcPr>
           <w:p>
@@ -6292,6 +6351,7 @@
               <w:bottom w:val="single" w:sz="4" w:space="0" w:color="000000"/>
               <w:right w:val="single" w:sz="4" w:space="0" w:color="000000"/>
             </w:tcBorders>
+            <w:shd w:val="clear" w:color="auto" w:fill="auto"/>
             <w:vAlign w:val="center"/>
           </w:tcPr>
           <w:p>
@@ -6393,6 +6453,7 @@
               <w:bottom w:val="single" w:sz="4" w:space="0" w:color="000000"/>
               <w:right w:val="single" w:sz="4" w:space="0" w:color="000000"/>
             </w:tcBorders>
+            <w:shd w:val="clear" w:color="auto" w:fill="auto"/>
             <w:vAlign w:val="center"/>
           </w:tcPr>
           <w:p>
@@ -6425,6 +6486,7 @@
               <w:bottom w:val="single" w:sz="4" w:space="0" w:color="000000"/>
               <w:right w:val="single" w:sz="4" w:space="0" w:color="000000"/>
             </w:tcBorders>
+            <w:shd w:val="clear" w:color="auto" w:fill="auto"/>
             <w:vAlign w:val="center"/>
           </w:tcPr>
           <w:p>
@@ -6526,6 +6588,7 @@
               <w:bottom w:val="single" w:sz="4" w:space="0" w:color="000000"/>
               <w:right w:val="single" w:sz="4" w:space="0" w:color="000000"/>
             </w:tcBorders>
+            <w:shd w:val="clear" w:color="auto" w:fill="auto"/>
             <w:vAlign w:val="center"/>
           </w:tcPr>
           <w:p>
@@ -6558,6 +6621,7 @@
               <w:bottom w:val="single" w:sz="4" w:space="0" w:color="000000"/>
               <w:right w:val="single" w:sz="4" w:space="0" w:color="000000"/>
             </w:tcBorders>
+            <w:shd w:val="clear" w:color="auto" w:fill="auto"/>
             <w:vAlign w:val="center"/>
           </w:tcPr>
           <w:p>
@@ -6659,6 +6723,7 @@
               <w:bottom w:val="single" w:sz="4" w:space="0" w:color="000000"/>
               <w:right w:val="single" w:sz="4" w:space="0" w:color="000000"/>
             </w:tcBorders>
+            <w:shd w:val="clear" w:color="auto" w:fill="auto"/>
             <w:vAlign w:val="center"/>
           </w:tcPr>
           <w:p>
@@ -6691,6 +6756,7 @@
               <w:bottom w:val="single" w:sz="4" w:space="0" w:color="000000"/>
               <w:right w:val="single" w:sz="4" w:space="0" w:color="000000"/>
             </w:tcBorders>
+            <w:shd w:val="clear" w:color="auto" w:fill="auto"/>
             <w:vAlign w:val="center"/>
           </w:tcPr>
           <w:p>
@@ -6792,6 +6858,7 @@
               <w:bottom w:val="single" w:sz="4" w:space="0" w:color="000000"/>
               <w:right w:val="single" w:sz="4" w:space="0" w:color="000000"/>
             </w:tcBorders>
+            <w:shd w:val="clear" w:color="auto" w:fill="auto"/>
             <w:vAlign w:val="center"/>
           </w:tcPr>
           <w:p>
@@ -6824,6 +6891,7 @@
               <w:bottom w:val="single" w:sz="4" w:space="0" w:color="000000"/>
               <w:right w:val="single" w:sz="4" w:space="0" w:color="000000"/>
             </w:tcBorders>
+            <w:shd w:val="clear" w:color="auto" w:fill="auto"/>
             <w:vAlign w:val="center"/>
           </w:tcPr>
           <w:p>
@@ -6925,6 +6993,7 @@
               <w:bottom w:val="single" w:sz="4" w:space="0" w:color="000000"/>
               <w:right w:val="single" w:sz="4" w:space="0" w:color="000000"/>
             </w:tcBorders>
+            <w:shd w:val="clear" w:color="auto" w:fill="auto"/>
             <w:vAlign w:val="center"/>
           </w:tcPr>
           <w:p>
@@ -6957,6 +7026,7 @@
               <w:bottom w:val="single" w:sz="4" w:space="0" w:color="000000"/>
               <w:right w:val="single" w:sz="4" w:space="0" w:color="000000"/>
             </w:tcBorders>
+            <w:shd w:val="clear" w:color="auto" w:fill="auto"/>
             <w:vAlign w:val="center"/>
           </w:tcPr>
           <w:p>
@@ -7058,6 +7128,7 @@
               <w:bottom w:val="single" w:sz="4" w:space="0" w:color="000000"/>
               <w:right w:val="single" w:sz="4" w:space="0" w:color="000000"/>
             </w:tcBorders>
+            <w:shd w:val="clear" w:color="auto" w:fill="auto"/>
             <w:vAlign w:val="center"/>
           </w:tcPr>
           <w:p>
@@ -7090,6 +7161,7 @@
               <w:bottom w:val="single" w:sz="4" w:space="0" w:color="000000"/>
               <w:right w:val="single" w:sz="4" w:space="0" w:color="000000"/>
             </w:tcBorders>
+            <w:shd w:val="clear" w:color="auto" w:fill="auto"/>
             <w:vAlign w:val="center"/>
           </w:tcPr>
           <w:p>
@@ -7191,6 +7263,7 @@
               <w:bottom w:val="single" w:sz="4" w:space="0" w:color="000000"/>
               <w:right w:val="single" w:sz="4" w:space="0" w:color="000000"/>
             </w:tcBorders>
+            <w:shd w:val="clear" w:color="auto" w:fill="auto"/>
             <w:vAlign w:val="center"/>
           </w:tcPr>
           <w:p>
@@ -7223,6 +7296,7 @@
               <w:bottom w:val="single" w:sz="4" w:space="0" w:color="000000"/>
               <w:right w:val="single" w:sz="4" w:space="0" w:color="000000"/>
             </w:tcBorders>
+            <w:shd w:val="clear" w:color="auto" w:fill="auto"/>
             <w:vAlign w:val="center"/>
           </w:tcPr>
           <w:p>
@@ -7324,6 +7398,7 @@
               <w:bottom w:val="single" w:sz="4" w:space="0" w:color="000000"/>
               <w:right w:val="single" w:sz="4" w:space="0" w:color="000000"/>
             </w:tcBorders>
+            <w:shd w:val="clear" w:color="auto" w:fill="auto"/>
             <w:vAlign w:val="center"/>
           </w:tcPr>
           <w:p>
@@ -7356,6 +7431,7 @@
               <w:bottom w:val="single" w:sz="4" w:space="0" w:color="000000"/>
               <w:right w:val="single" w:sz="4" w:space="0" w:color="000000"/>
             </w:tcBorders>
+            <w:shd w:val="clear" w:color="auto" w:fill="auto"/>
             <w:vAlign w:val="center"/>
           </w:tcPr>
           <w:p>
@@ -8136,7 +8212,7 @@
           </mc:Choice>
           <mc:Fallback>
             <w:pict>
-              <v:shape w14:anchorId="6D063AE7" id="_x0000_s1032" type="#_x0000_t202" style="position:absolute;left:0;text-align:left;margin-left:269.05pt;margin-top:13.65pt;width:185.9pt;height:276pt;z-index:-251656704;visibility:visible;mso-wrap-style:square;mso-width-percent:400;mso-height-percent:0;mso-wrap-distance-left:9pt;mso-wrap-distance-top:3.6pt;mso-wrap-distance-right:9pt;mso-wrap-distance-bottom:3.6pt;mso-position-horizontal:absolute;mso-position-horizontal-relative:text;mso-position-vertical:absolute;mso-position-vertical-relative:text;mso-width-percent:400;mso-height-percent:0;mso-width-relative:margin;mso-height-relative:margin;v-text-anchor:top" o:gfxdata="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">
+              <v:shape w14:anchorId="6D063AE7" id="_x0000_s1032" type="#_x0000_t202" style="position:absolute;left:0;text-align:left;margin-left:269.05pt;margin-top:13.65pt;width:185.9pt;height:276pt;z-index:-251656704;visibility:visible;mso-wrap-style:square;mso-width-percent:400;mso-height-percent:0;mso-wrap-distance-left:9pt;mso-wrap-distance-top:3.6pt;mso-wrap-distance-right:9pt;mso-wrap-distance-bottom:3.6pt;mso-position-horizontal:absolute;mso-position-horizontal-relative:text;mso-position-vertical:absolute;mso-position-vertical-relative:text;mso-width-percent:400;mso-height-percent:0;mso-width-relative:margin;mso-height-relative:margin;v-text-anchor:top" o:gfxdata="UEsDBBQABgAIAAAAIQC2gziS/gAAAOEBAAATAAAAW0NvbnRlbnRfVHlwZXNdLnhtbJSRQU7DMBBF 90jcwfIWJU67QAgl6YK0S0CoHGBkTxKLZGx5TGhvj5O2G0SRWNoz/78nu9wcxkFMGNg6quQqL6RA 0s5Y6ir5vt9lD1JwBDIwOMJKHpHlpr69KfdHjyxSmriSfYz+USnWPY7AufNIadK6MEJMx9ApD/oD OlTrorhX2lFEilmcO2RdNtjC5xDF9pCuTyYBB5bi6bQ4syoJ3g9WQ0ymaiLzg5KdCXlKLjvcW893 SUOqXwnz5DrgnHtJTxOsQfEKIT7DmDSUCaxw7Rqn8787ZsmRM9e2VmPeBN4uqYvTtW7jvijg9N/y JsXecLq0q+WD6m8AAAD//wMAUEsDBBQABgAIAAAAIQA4/SH/1gAAAJQBAAALAAAAX3JlbHMvLnJl bHOkkMFqwzAMhu+DvYPRfXGawxijTi+j0GvpHsDYimMaW0Yy2fr2M4PBMnrbUb/Q94l/f/hMi1qR JVI2sOt6UJgd+ZiDgffL8ekFlFSbvV0oo4EbChzGx4f9GRdb25HMsYhqlCwG5lrLq9biZkxWOiqY 22YiTra2kYMu1l1tQD30/bPm3wwYN0x18gb45AdQl1tp5j/sFB2T0FQ7R0nTNEV3j6o9feQzro1i OWA14Fm+Q8a1a8+Bvu/d/dMb2JY5uiPbhG/ktn4cqGU/er3pcvwCAAD//wMAUEsDBBQABgAIAAAA IQAVgaqgFAIAACcEAAAOAAAAZHJzL2Uyb0RvYy54bWysU9tu2zAMfR+wfxD0vti5rjGiFF26DAO6 C9DtA2RZjoXJoiYpsbuvLyW7aXZ7GaYHgRSpQ/KQ3Fz3rSYn6bwCw+h0klMijYBKmQOjX7/sX11R 4gM3FddgJKMP0tPr7csXm84WcgYN6Eo6giDGF51ltAnBFlnmRSNb7idgpUFjDa7lAVV3yCrHO0Rv dTbL81XWgausAyG9x9fbwUi3Cb+upQif6trLQDSjmFtIt0t3Ge9su+HFwXHbKDGmwf8hi5Yrg0HP ULc8cHJ06jeoVgkHHuowEdBmUNdKyFQDVjPNf6nmvuFWplqQHG/PNPn/Bys+nu7tZ0dC/wZ6bGAq wts7EN88MbBruDnIG+egaySvMPA0UpZ11hfj10i1L3wEKbsPUGGT+TFAAupr10ZWsE6C6NiAhzPp sg9E4ONsvsrXczQJtM2X+XKRL1IMXjx9t86HdxJaEgVGHXY1wfPTnQ8xHV48ucRoHrSq9krrpLhD udOOnDhOwD6dEf0nN21Ix+h6OVsODPwVIk/nTxCtCjjKWrWMXp2deBF5e2uqNGiBKz3ImLI2I5GR u4HF0Jc9URWjqxgg8lpC9YDMOhgmFzcNhQbcD0o6nFpG/fcjd5IS/d5gd9bTxSKOeVIWy9czVNyl pby0cCMQitFAySDuQlqNyJuBG+xirRK/z5mMKeM0JtrHzYnjfqknr+f93j4CAAD//wMAUEsDBBQA BgAIAAAAIQB4ijm+3wAAAAoBAAAPAAAAZHJzL2Rvd25yZXYueG1sTI/BbsIwEETvlfoP1lbqrTgh opAQB1VIXLg1RS1HEy+xIV5HsYHw93VP5biap5m35Wq0Hbvi4I0jAekkAYbUOGWoFbD72rwtgPkg ScnOEQq4o4dV9fxUykK5G33itQ4tiyXkCylAh9AXnPtGo5V+4nqkmB3dYGWI59ByNchbLLcdnybJ O7fSUFzQsse1xuZcX6wAf043sx932un99q7r0958m+1aiNeX8WMJLOAY/mH404/qUEWng7uQ8qwT MMsWaUQFTOcZsAjkSZ4DO8RknmfAq5I/vlD9AgAA//8DAFBLAQItABQABgAIAAAAIQC2gziS/gAA AOEBAAATAAAAAAAAAAAAAAAAAAAAAABbQ29udGVudF9UeXBlc10ueG1sUEsBAi0AFAAGAAgAAAAh ADj9If/WAAAAlAEAAAsAAAAAAAAAAAAAAAAALwEAAF9yZWxzLy5yZWxzUEsBAi0AFAAGAAgAAAAh ABWBqqAUAgAAJwQAAA4AAAAAAAAAAAAAAAAALgIAAGRycy9lMm9Eb2MueG1sUEsBAi0AFAAGAAgA AAAhAHiKOb7fAAAACgEAAA8AAAAAAAAAAAAAAAAAbgQAAGRycy9kb3ducmV2LnhtbFBLBQYAAAAA BAAEAPMAAAB6BQAAAAA= ">
                 <v:textbox>
                   <w:txbxContent>
                     <w:p>
@@ -9177,6 +9253,7 @@
               <w:bottom w:val="single" w:sz="4" w:space="0" w:color="000000"/>
               <w:right w:val="single" w:sz="4" w:space="0" w:color="000000"/>
             </w:tcBorders>
+            <w:shd w:val="clear" w:color="auto" w:fill="auto"/>
             <w:vAlign w:val="center"/>
           </w:tcPr>
           <w:p>
@@ -9209,6 +9286,7 @@
               <w:bottom w:val="single" w:sz="4" w:space="0" w:color="000000"/>
               <w:right w:val="single" w:sz="4" w:space="0" w:color="000000"/>
             </w:tcBorders>
+            <w:shd w:val="clear" w:color="auto" w:fill="auto"/>
             <w:vAlign w:val="center"/>
           </w:tcPr>
           <w:p>
@@ -9241,6 +9319,7 @@
               <w:bottom w:val="single" w:sz="4" w:space="0" w:color="000000"/>
               <w:right w:val="single" w:sz="4" w:space="0" w:color="000000"/>
             </w:tcBorders>
+            <w:shd w:val="clear" w:color="auto" w:fill="auto"/>
             <w:vAlign w:val="center"/>
           </w:tcPr>
           <w:p>
@@ -9273,6 +9352,7 @@
               <w:bottom w:val="single" w:sz="4" w:space="0" w:color="000000"/>
               <w:right w:val="single" w:sz="4" w:space="0" w:color="000000"/>
             </w:tcBorders>
+            <w:shd w:val="clear" w:color="auto" w:fill="auto"/>
             <w:vAlign w:val="bottom"/>
           </w:tcPr>
           <w:p>
@@ -9311,6 +9391,7 @@
               <w:bottom w:val="single" w:sz="4" w:space="0" w:color="000000"/>
               <w:right w:val="single" w:sz="4" w:space="0" w:color="000000"/>
             </w:tcBorders>
+            <w:shd w:val="clear" w:color="auto" w:fill="auto"/>
             <w:vAlign w:val="center"/>
           </w:tcPr>
           <w:p>
@@ -9343,6 +9424,7 @@
               <w:bottom w:val="single" w:sz="4" w:space="0" w:color="000000"/>
               <w:right w:val="single" w:sz="4" w:space="0" w:color="000000"/>
             </w:tcBorders>
+            <w:shd w:val="clear" w:color="auto" w:fill="auto"/>
             <w:vAlign w:val="center"/>
           </w:tcPr>
           <w:p>
@@ -9375,6 +9457,7 @@
               <w:bottom w:val="single" w:sz="4" w:space="0" w:color="000000"/>
               <w:right w:val="single" w:sz="4" w:space="0" w:color="000000"/>
             </w:tcBorders>
+            <w:shd w:val="clear" w:color="auto" w:fill="auto"/>
             <w:vAlign w:val="center"/>
           </w:tcPr>
           <w:p>
@@ -9407,6 +9490,7 @@
               <w:bottom w:val="single" w:sz="4" w:space="0" w:color="000000"/>
               <w:right w:val="single" w:sz="4" w:space="0" w:color="000000"/>
             </w:tcBorders>
+            <w:shd w:val="clear" w:color="auto" w:fill="auto"/>
             <w:vAlign w:val="bottom"/>
           </w:tcPr>
           <w:p>
@@ -9445,6 +9529,7 @@
               <w:bottom w:val="single" w:sz="4" w:space="0" w:color="000000"/>
               <w:right w:val="single" w:sz="4" w:space="0" w:color="000000"/>
             </w:tcBorders>
+            <w:shd w:val="clear" w:color="auto" w:fill="auto"/>
             <w:vAlign w:val="center"/>
           </w:tcPr>
           <w:p>
@@ -9477,6 +9562,7 @@
               <w:bottom w:val="single" w:sz="4" w:space="0" w:color="000000"/>
               <w:right w:val="single" w:sz="4" w:space="0" w:color="000000"/>
             </w:tcBorders>
+            <w:shd w:val="clear" w:color="auto" w:fill="auto"/>
             <w:vAlign w:val="center"/>
           </w:tcPr>
           <w:p>
@@ -9509,6 +9595,7 @@
               <w:bottom w:val="single" w:sz="4" w:space="0" w:color="000000"/>
               <w:right w:val="single" w:sz="4" w:space="0" w:color="000000"/>
             </w:tcBorders>
+            <w:shd w:val="clear" w:color="auto" w:fill="auto"/>
             <w:vAlign w:val="center"/>
           </w:tcPr>
           <w:p>
@@ -9541,6 +9628,7 @@
               <w:bottom w:val="single" w:sz="4" w:space="0" w:color="000000"/>
               <w:right w:val="single" w:sz="4" w:space="0" w:color="000000"/>
             </w:tcBorders>
+            <w:shd w:val="clear" w:color="auto" w:fill="auto"/>
             <w:vAlign w:val="bottom"/>
           </w:tcPr>
           <w:p>
@@ -9579,6 +9667,7 @@
               <w:bottom w:val="single" w:sz="4" w:space="0" w:color="000000"/>
               <w:right w:val="single" w:sz="4" w:space="0" w:color="000000"/>
             </w:tcBorders>
+            <w:shd w:val="clear" w:color="auto" w:fill="auto"/>
             <w:vAlign w:val="center"/>
           </w:tcPr>
           <w:p>
@@ -9611,6 +9700,7 @@
               <w:bottom w:val="single" w:sz="4" w:space="0" w:color="000000"/>
               <w:right w:val="single" w:sz="4" w:space="0" w:color="000000"/>
             </w:tcBorders>
+            <w:shd w:val="clear" w:color="auto" w:fill="auto"/>
             <w:vAlign w:val="center"/>
           </w:tcPr>
           <w:p>
@@ -9643,6 +9733,7 @@
               <w:bottom w:val="single" w:sz="4" w:space="0" w:color="000000"/>
               <w:right w:val="single" w:sz="4" w:space="0" w:color="000000"/>
             </w:tcBorders>
+            <w:shd w:val="clear" w:color="auto" w:fill="auto"/>
             <w:vAlign w:val="center"/>
           </w:tcPr>
           <w:p>
@@ -9675,6 +9766,7 @@
               <w:bottom w:val="single" w:sz="4" w:space="0" w:color="000000"/>
               <w:right w:val="single" w:sz="4" w:space="0" w:color="000000"/>
             </w:tcBorders>
+            <w:shd w:val="clear" w:color="auto" w:fill="auto"/>
             <w:vAlign w:val="bottom"/>
           </w:tcPr>
           <w:p>
@@ -9713,6 +9805,7 @@
               <w:bottom w:val="single" w:sz="4" w:space="0" w:color="000000"/>
               <w:right w:val="single" w:sz="4" w:space="0" w:color="000000"/>
             </w:tcBorders>
+            <w:shd w:val="clear" w:color="auto" w:fill="auto"/>
             <w:vAlign w:val="center"/>
           </w:tcPr>
           <w:p>
@@ -9745,6 +9838,7 @@
               <w:bottom w:val="single" w:sz="4" w:space="0" w:color="000000"/>
               <w:right w:val="single" w:sz="4" w:space="0" w:color="000000"/>
             </w:tcBorders>
+            <w:shd w:val="clear" w:color="auto" w:fill="auto"/>
             <w:vAlign w:val="center"/>
           </w:tcPr>
           <w:p>
@@ -9777,6 +9871,7 @@
               <w:bottom w:val="single" w:sz="4" w:space="0" w:color="000000"/>
               <w:right w:val="single" w:sz="4" w:space="0" w:color="000000"/>
             </w:tcBorders>
+            <w:shd w:val="clear" w:color="auto" w:fill="auto"/>
             <w:vAlign w:val="center"/>
           </w:tcPr>
           <w:p>
@@ -9809,6 +9904,7 @@
               <w:bottom w:val="single" w:sz="4" w:space="0" w:color="000000"/>
               <w:right w:val="single" w:sz="4" w:space="0" w:color="000000"/>
             </w:tcBorders>
+            <w:shd w:val="clear" w:color="auto" w:fill="auto"/>
             <w:vAlign w:val="bottom"/>
           </w:tcPr>
           <w:p>
@@ -9847,6 +9943,7 @@
               <w:bottom w:val="single" w:sz="4" w:space="0" w:color="000000"/>
               <w:right w:val="single" w:sz="4" w:space="0" w:color="000000"/>
             </w:tcBorders>
+            <w:shd w:val="clear" w:color="auto" w:fill="auto"/>
             <w:vAlign w:val="center"/>
           </w:tcPr>
           <w:p>
@@ -9879,6 +9976,7 @@
               <w:bottom w:val="single" w:sz="4" w:space="0" w:color="000000"/>
               <w:right w:val="single" w:sz="4" w:space="0" w:color="000000"/>
             </w:tcBorders>
+            <w:shd w:val="clear" w:color="auto" w:fill="auto"/>
             <w:vAlign w:val="center"/>
           </w:tcPr>
           <w:p>
@@ -9911,6 +10009,7 @@
               <w:bottom w:val="single" w:sz="4" w:space="0" w:color="000000"/>
               <w:right w:val="single" w:sz="4" w:space="0" w:color="000000"/>
             </w:tcBorders>
+            <w:shd w:val="clear" w:color="auto" w:fill="auto"/>
             <w:vAlign w:val="center"/>
           </w:tcPr>
           <w:p>
@@ -9943,6 +10042,7 @@
               <w:bottom w:val="single" w:sz="4" w:space="0" w:color="000000"/>
               <w:right w:val="single" w:sz="4" w:space="0" w:color="000000"/>
             </w:tcBorders>
+            <w:shd w:val="clear" w:color="auto" w:fill="auto"/>
             <w:vAlign w:val="bottom"/>
           </w:tcPr>
           <w:p>
@@ -9981,6 +10081,7 @@
               <w:bottom w:val="single" w:sz="4" w:space="0" w:color="000000"/>
               <w:right w:val="single" w:sz="4" w:space="0" w:color="000000"/>
             </w:tcBorders>
+            <w:shd w:val="clear" w:color="auto" w:fill="auto"/>
             <w:vAlign w:val="center"/>
           </w:tcPr>
           <w:p>
@@ -10013,6 +10114,7 @@
               <w:bottom w:val="single" w:sz="4" w:space="0" w:color="000000"/>
               <w:right w:val="single" w:sz="4" w:space="0" w:color="000000"/>
             </w:tcBorders>
+            <w:shd w:val="clear" w:color="auto" w:fill="auto"/>
             <w:vAlign w:val="center"/>
           </w:tcPr>
           <w:p>
@@ -10045,6 +10147,7 @@
               <w:bottom w:val="single" w:sz="4" w:space="0" w:color="000000"/>
               <w:right w:val="single" w:sz="4" w:space="0" w:color="000000"/>
             </w:tcBorders>
+            <w:shd w:val="clear" w:color="auto" w:fill="auto"/>
             <w:vAlign w:val="center"/>
           </w:tcPr>
           <w:p>
@@ -10077,6 +10180,7 @@
               <w:bottom w:val="single" w:sz="4" w:space="0" w:color="000000"/>
               <w:right w:val="single" w:sz="4" w:space="0" w:color="000000"/>
             </w:tcBorders>
+            <w:shd w:val="clear" w:color="auto" w:fill="auto"/>
             <w:vAlign w:val="bottom"/>
           </w:tcPr>
           <w:p>
@@ -10115,6 +10219,7 @@
               <w:bottom w:val="single" w:sz="4" w:space="0" w:color="000000"/>
               <w:right w:val="single" w:sz="4" w:space="0" w:color="000000"/>
             </w:tcBorders>
+            <w:shd w:val="clear" w:color="auto" w:fill="auto"/>
             <w:vAlign w:val="center"/>
           </w:tcPr>
           <w:p>
@@ -10147,6 +10252,7 @@
               <w:bottom w:val="single" w:sz="4" w:space="0" w:color="000000"/>
               <w:right w:val="single" w:sz="4" w:space="0" w:color="000000"/>
             </w:tcBorders>
+            <w:shd w:val="clear" w:color="auto" w:fill="auto"/>
             <w:vAlign w:val="center"/>
           </w:tcPr>
           <w:p>
@@ -10179,6 +10285,7 @@
               <w:bottom w:val="single" w:sz="4" w:space="0" w:color="000000"/>
               <w:right w:val="single" w:sz="4" w:space="0" w:color="000000"/>
             </w:tcBorders>
+            <w:shd w:val="clear" w:color="auto" w:fill="auto"/>
             <w:vAlign w:val="center"/>
           </w:tcPr>
           <w:p>
@@ -10211,6 +10318,7 @@
               <w:bottom w:val="single" w:sz="4" w:space="0" w:color="000000"/>
               <w:right w:val="single" w:sz="4" w:space="0" w:color="000000"/>
             </w:tcBorders>
+            <w:shd w:val="clear" w:color="auto" w:fill="auto"/>
             <w:vAlign w:val="bottom"/>
           </w:tcPr>
           <w:p>
@@ -10249,6 +10357,7 @@
               <w:bottom w:val="single" w:sz="4" w:space="0" w:color="000000"/>
               <w:right w:val="single" w:sz="4" w:space="0" w:color="000000"/>
             </w:tcBorders>
+            <w:shd w:val="clear" w:color="auto" w:fill="auto"/>
             <w:vAlign w:val="center"/>
           </w:tcPr>
           <w:p>
@@ -10281,6 +10390,7 @@
               <w:bottom w:val="single" w:sz="4" w:space="0" w:color="000000"/>
               <w:right w:val="single" w:sz="4" w:space="0" w:color="000000"/>
             </w:tcBorders>
+            <w:shd w:val="clear" w:color="auto" w:fill="auto"/>
             <w:vAlign w:val="center"/>
           </w:tcPr>
           <w:p>
@@ -10313,6 +10423,7 @@
               <w:bottom w:val="single" w:sz="4" w:space="0" w:color="000000"/>
               <w:right w:val="single" w:sz="4" w:space="0" w:color="000000"/>
             </w:tcBorders>
+            <w:shd w:val="clear" w:color="auto" w:fill="auto"/>
             <w:vAlign w:val="center"/>
           </w:tcPr>
           <w:p>
@@ -10345,6 +10456,7 @@
               <w:bottom w:val="single" w:sz="4" w:space="0" w:color="000000"/>
               <w:right w:val="single" w:sz="4" w:space="0" w:color="000000"/>
             </w:tcBorders>
+            <w:shd w:val="clear" w:color="auto" w:fill="auto"/>
             <w:vAlign w:val="bottom"/>
           </w:tcPr>
           <w:p>
@@ -10521,6 +10633,7 @@
               <w:bottom w:val="single" w:sz="4" w:space="0" w:color="000000"/>
               <w:right w:val="single" w:sz="4" w:space="0" w:color="000000"/>
             </w:tcBorders>
+            <w:shd w:val="clear" w:color="auto" w:fill="auto"/>
             <w:vAlign w:val="center"/>
           </w:tcPr>
           <w:p>
@@ -10553,6 +10666,7 @@
               <w:bottom w:val="single" w:sz="4" w:space="0" w:color="000000"/>
               <w:right w:val="single" w:sz="4" w:space="0" w:color="000000"/>
             </w:tcBorders>
+            <w:shd w:val="clear" w:color="auto" w:fill="auto"/>
             <w:vAlign w:val="center"/>
           </w:tcPr>
           <w:p>
@@ -10585,6 +10699,7 @@
               <w:bottom w:val="single" w:sz="4" w:space="0" w:color="000000"/>
               <w:right w:val="single" w:sz="4" w:space="0" w:color="000000"/>
             </w:tcBorders>
+            <w:shd w:val="clear" w:color="auto" w:fill="auto"/>
             <w:vAlign w:val="center"/>
           </w:tcPr>
           <w:p>
@@ -10608,6 +10723,7 @@
               <w:bottom w:val="single" w:sz="4" w:space="0" w:color="000000"/>
               <w:right w:val="single" w:sz="4" w:space="0" w:color="000000"/>
             </w:tcBorders>
+            <w:shd w:val="clear" w:color="auto" w:fill="auto"/>
             <w:vAlign w:val="center"/>
           </w:tcPr>
           <w:p>
@@ -10637,6 +10753,7 @@
               <w:bottom w:val="single" w:sz="4" w:space="0" w:color="000000"/>
               <w:right w:val="single" w:sz="4" w:space="0" w:color="000000"/>
             </w:tcBorders>
+            <w:shd w:val="clear" w:color="auto" w:fill="auto"/>
             <w:vAlign w:val="center"/>
           </w:tcPr>
           <w:p>
@@ -10669,6 +10786,7 @@
               <w:bottom w:val="single" w:sz="4" w:space="0" w:color="000000"/>
               <w:right w:val="single" w:sz="4" w:space="0" w:color="000000"/>
             </w:tcBorders>
+            <w:shd w:val="clear" w:color="auto" w:fill="auto"/>
             <w:vAlign w:val="center"/>
           </w:tcPr>
           <w:p>
@@ -10701,6 +10819,7 @@
               <w:bottom w:val="single" w:sz="4" w:space="0" w:color="000000"/>
               <w:right w:val="single" w:sz="4" w:space="0" w:color="000000"/>
             </w:tcBorders>
+            <w:shd w:val="clear" w:color="auto" w:fill="auto"/>
             <w:vAlign w:val="center"/>
           </w:tcPr>
           <w:p>
@@ -10724,6 +10843,7 @@
               <w:bottom w:val="single" w:sz="4" w:space="0" w:color="000000"/>
               <w:right w:val="single" w:sz="4" w:space="0" w:color="000000"/>
             </w:tcBorders>
+            <w:shd w:val="clear" w:color="auto" w:fill="auto"/>
             <w:vAlign w:val="center"/>
           </w:tcPr>
           <w:p>
@@ -10753,6 +10873,7 @@
               <w:bottom w:val="single" w:sz="4" w:space="0" w:color="000000"/>
               <w:right w:val="single" w:sz="4" w:space="0" w:color="000000"/>
             </w:tcBorders>
+            <w:shd w:val="clear" w:color="auto" w:fill="auto"/>
             <w:vAlign w:val="center"/>
           </w:tcPr>
           <w:p>
@@ -10785,6 +10906,7 @@
               <w:bottom w:val="single" w:sz="4" w:space="0" w:color="000000"/>
               <w:right w:val="single" w:sz="4" w:space="0" w:color="000000"/>
             </w:tcBorders>
+            <w:shd w:val="clear" w:color="auto" w:fill="auto"/>
             <w:vAlign w:val="center"/>
           </w:tcPr>
           <w:p>
@@ -10817,6 +10939,7 @@
               <w:bottom w:val="single" w:sz="4" w:space="0" w:color="000000"/>
               <w:right w:val="single" w:sz="4" w:space="0" w:color="000000"/>
             </w:tcBorders>
+            <w:shd w:val="clear" w:color="auto" w:fill="auto"/>
             <w:vAlign w:val="center"/>
           </w:tcPr>
           <w:p>
@@ -10849,6 +10972,7 @@
               <w:bottom w:val="single" w:sz="4" w:space="0" w:color="000000"/>
               <w:right w:val="single" w:sz="4" w:space="0" w:color="000000"/>
             </w:tcBorders>
+            <w:shd w:val="clear" w:color="auto" w:fill="auto"/>
             <w:vAlign w:val="bottom"/>
           </w:tcPr>
           <w:p>
@@ -10887,6 +11011,7 @@
               <w:bottom w:val="single" w:sz="4" w:space="0" w:color="000000"/>
               <w:right w:val="single" w:sz="4" w:space="0" w:color="000000"/>
             </w:tcBorders>
+            <w:shd w:val="clear" w:color="auto" w:fill="auto"/>
             <w:vAlign w:val="center"/>
           </w:tcPr>
           <w:p>
@@ -10919,6 +11044,7 @@
               <w:bottom w:val="single" w:sz="4" w:space="0" w:color="000000"/>
               <w:right w:val="single" w:sz="4" w:space="0" w:color="000000"/>
             </w:tcBorders>
+            <w:shd w:val="clear" w:color="auto" w:fill="auto"/>
             <w:vAlign w:val="center"/>
           </w:tcPr>
           <w:p>
@@ -10951,6 +11077,7 @@
               <w:bottom w:val="single" w:sz="4" w:space="0" w:color="000000"/>
               <w:right w:val="single" w:sz="4" w:space="0" w:color="000000"/>
             </w:tcBorders>
+            <w:shd w:val="clear" w:color="auto" w:fill="auto"/>
             <w:vAlign w:val="center"/>
           </w:tcPr>
           <w:p>
@@ -10983,6 +11110,7 @@
               <w:bottom w:val="single" w:sz="4" w:space="0" w:color="000000"/>
               <w:right w:val="single" w:sz="4" w:space="0" w:color="000000"/>
             </w:tcBorders>
+            <w:shd w:val="clear" w:color="auto" w:fill="auto"/>
             <w:vAlign w:val="bottom"/>
           </w:tcPr>
           <w:p>
@@ -11021,6 +11149,7 @@
               <w:bottom w:val="single" w:sz="4" w:space="0" w:color="000000"/>
               <w:right w:val="single" w:sz="4" w:space="0" w:color="000000"/>
             </w:tcBorders>
+            <w:shd w:val="clear" w:color="auto" w:fill="auto"/>
             <w:vAlign w:val="center"/>
           </w:tcPr>
           <w:p>
@@ -11053,6 +11182,7 @@
               <w:bottom w:val="single" w:sz="4" w:space="0" w:color="000000"/>
               <w:right w:val="single" w:sz="4" w:space="0" w:color="000000"/>
             </w:tcBorders>
+            <w:shd w:val="clear" w:color="auto" w:fill="auto"/>
             <w:vAlign w:val="center"/>
           </w:tcPr>
           <w:p>
@@ -11085,6 +11215,7 @@
               <w:bottom w:val="single" w:sz="4" w:space="0" w:color="000000"/>
               <w:right w:val="single" w:sz="4" w:space="0" w:color="000000"/>
             </w:tcBorders>
+            <w:shd w:val="clear" w:color="auto" w:fill="auto"/>
             <w:vAlign w:val="center"/>
           </w:tcPr>
           <w:p>
@@ -11117,6 +11248,7 @@
               <w:bottom w:val="single" w:sz="4" w:space="0" w:color="000000"/>
               <w:right w:val="single" w:sz="4" w:space="0" w:color="000000"/>
             </w:tcBorders>
+            <w:shd w:val="clear" w:color="auto" w:fill="auto"/>
             <w:vAlign w:val="bottom"/>
           </w:tcPr>
           <w:p>
@@ -11155,6 +11287,7 @@
               <w:bottom w:val="single" w:sz="4" w:space="0" w:color="000000"/>
               <w:right w:val="single" w:sz="4" w:space="0" w:color="000000"/>
             </w:tcBorders>
+            <w:shd w:val="clear" w:color="auto" w:fill="auto"/>
             <w:vAlign w:val="center"/>
           </w:tcPr>
           <w:p>
@@ -11187,6 +11320,7 @@
               <w:bottom w:val="single" w:sz="4" w:space="0" w:color="000000"/>
               <w:right w:val="single" w:sz="4" w:space="0" w:color="000000"/>
             </w:tcBorders>
+            <w:shd w:val="clear" w:color="auto" w:fill="auto"/>
             <w:vAlign w:val="center"/>
           </w:tcPr>
           <w:p>
@@ -11219,6 +11353,7 @@
               <w:bottom w:val="single" w:sz="4" w:space="0" w:color="000000"/>
               <w:right w:val="single" w:sz="4" w:space="0" w:color="000000"/>
             </w:tcBorders>
+            <w:shd w:val="clear" w:color="auto" w:fill="auto"/>
             <w:vAlign w:val="center"/>
           </w:tcPr>
           <w:p>
@@ -11251,6 +11386,7 @@
               <w:bottom w:val="single" w:sz="4" w:space="0" w:color="000000"/>
               <w:right w:val="single" w:sz="4" w:space="0" w:color="000000"/>
             </w:tcBorders>
+            <w:shd w:val="clear" w:color="auto" w:fill="auto"/>
             <w:vAlign w:val="bottom"/>
           </w:tcPr>
           <w:p>
@@ -11289,6 +11425,7 @@
               <w:bottom w:val="single" w:sz="4" w:space="0" w:color="000000"/>
               <w:right w:val="single" w:sz="4" w:space="0" w:color="000000"/>
             </w:tcBorders>
+            <w:shd w:val="clear" w:color="auto" w:fill="auto"/>
             <w:vAlign w:val="center"/>
           </w:tcPr>
           <w:p>
@@ -11321,6 +11458,7 @@
               <w:bottom w:val="single" w:sz="4" w:space="0" w:color="000000"/>
               <w:right w:val="single" w:sz="4" w:space="0" w:color="000000"/>
             </w:tcBorders>
+            <w:shd w:val="clear" w:color="auto" w:fill="auto"/>
             <w:vAlign w:val="center"/>
           </w:tcPr>
           <w:p>
@@ -11353,6 +11491,7 @@
               <w:bottom w:val="single" w:sz="4" w:space="0" w:color="000000"/>
               <w:right w:val="single" w:sz="4" w:space="0" w:color="000000"/>
             </w:tcBorders>
+            <w:shd w:val="clear" w:color="auto" w:fill="auto"/>
             <w:vAlign w:val="center"/>
           </w:tcPr>
           <w:p>
@@ -11385,6 +11524,7 @@
               <w:bottom w:val="single" w:sz="4" w:space="0" w:color="000000"/>
               <w:right w:val="single" w:sz="4" w:space="0" w:color="000000"/>
             </w:tcBorders>
+            <w:shd w:val="clear" w:color="auto" w:fill="auto"/>
             <w:vAlign w:val="bottom"/>
           </w:tcPr>
           <w:p>
@@ -11423,6 +11563,7 @@
               <w:bottom w:val="single" w:sz="4" w:space="0" w:color="000000"/>
               <w:right w:val="single" w:sz="4" w:space="0" w:color="000000"/>
             </w:tcBorders>
+            <w:shd w:val="clear" w:color="auto" w:fill="auto"/>
             <w:vAlign w:val="center"/>
           </w:tcPr>
           <w:p>
@@ -11455,6 +11596,7 @@
               <w:bottom w:val="single" w:sz="4" w:space="0" w:color="000000"/>
               <w:right w:val="single" w:sz="4" w:space="0" w:color="000000"/>
             </w:tcBorders>
+            <w:shd w:val="clear" w:color="auto" w:fill="auto"/>
             <w:vAlign w:val="center"/>
           </w:tcPr>
           <w:p>
@@ -11487,6 +11629,7 @@
               <w:bottom w:val="single" w:sz="4" w:space="0" w:color="000000"/>
               <w:right w:val="single" w:sz="4" w:space="0" w:color="000000"/>
             </w:tcBorders>
+            <w:shd w:val="clear" w:color="auto" w:fill="auto"/>
             <w:vAlign w:val="center"/>
           </w:tcPr>
           <w:p>
@@ -11519,6 +11662,7 @@
               <w:bottom w:val="single" w:sz="4" w:space="0" w:color="000000"/>
               <w:right w:val="single" w:sz="4" w:space="0" w:color="000000"/>
             </w:tcBorders>
+            <w:shd w:val="clear" w:color="auto" w:fill="auto"/>
             <w:vAlign w:val="bottom"/>
           </w:tcPr>
           <w:p>
@@ -11557,6 +11701,7 @@
               <w:bottom w:val="single" w:sz="4" w:space="0" w:color="000000"/>
               <w:right w:val="single" w:sz="4" w:space="0" w:color="000000"/>
             </w:tcBorders>
+            <w:shd w:val="clear" w:color="auto" w:fill="auto"/>
             <w:vAlign w:val="center"/>
           </w:tcPr>
           <w:p>
@@ -11589,6 +11734,7 @@
               <w:bottom w:val="single" w:sz="4" w:space="0" w:color="000000"/>
               <w:right w:val="single" w:sz="4" w:space="0" w:color="000000"/>
             </w:tcBorders>
+            <w:shd w:val="clear" w:color="auto" w:fill="auto"/>
             <w:vAlign w:val="center"/>
           </w:tcPr>
           <w:p>
@@ -11621,6 +11767,7 @@
               <w:bottom w:val="single" w:sz="4" w:space="0" w:color="000000"/>
               <w:right w:val="single" w:sz="4" w:space="0" w:color="000000"/>
             </w:tcBorders>
+            <w:shd w:val="clear" w:color="auto" w:fill="auto"/>
             <w:vAlign w:val="center"/>
           </w:tcPr>
           <w:p>
@@ -11653,6 +11800,7 @@
               <w:bottom w:val="single" w:sz="4" w:space="0" w:color="000000"/>
               <w:right w:val="single" w:sz="4" w:space="0" w:color="000000"/>
             </w:tcBorders>
+            <w:shd w:val="clear" w:color="auto" w:fill="auto"/>
             <w:vAlign w:val="bottom"/>
           </w:tcPr>
           <w:p>
@@ -11829,6 +11977,7 @@
               <w:bottom w:val="single" w:sz="4" w:space="0" w:color="000000"/>
               <w:right w:val="single" w:sz="4" w:space="0" w:color="000000"/>
             </w:tcBorders>
+            <w:shd w:val="clear" w:color="auto" w:fill="auto"/>
             <w:vAlign w:val="center"/>
           </w:tcPr>
           <w:p>
@@ -11861,6 +12010,7 @@
               <w:bottom w:val="single" w:sz="4" w:space="0" w:color="000000"/>
               <w:right w:val="single" w:sz="4" w:space="0" w:color="000000"/>
             </w:tcBorders>
+            <w:shd w:val="clear" w:color="auto" w:fill="auto"/>
             <w:vAlign w:val="center"/>
           </w:tcPr>
           <w:p>
@@ -11893,6 +12043,7 @@
               <w:bottom w:val="single" w:sz="4" w:space="0" w:color="000000"/>
               <w:right w:val="single" w:sz="4" w:space="0" w:color="000000"/>
             </w:tcBorders>
+            <w:shd w:val="clear" w:color="auto" w:fill="auto"/>
             <w:vAlign w:val="center"/>
           </w:tcPr>
           <w:p>
@@ -11925,6 +12076,7 @@
               <w:bottom w:val="single" w:sz="4" w:space="0" w:color="000000"/>
               <w:right w:val="single" w:sz="4" w:space="0" w:color="000000"/>
             </w:tcBorders>
+            <w:shd w:val="clear" w:color="auto" w:fill="auto"/>
             <w:vAlign w:val="bottom"/>
           </w:tcPr>
           <w:p>
@@ -11963,6 +12115,7 @@
               <w:bottom w:val="single" w:sz="4" w:space="0" w:color="000000"/>
               <w:right w:val="single" w:sz="4" w:space="0" w:color="000000"/>
             </w:tcBorders>
+            <w:shd w:val="clear" w:color="auto" w:fill="auto"/>
             <w:vAlign w:val="center"/>
           </w:tcPr>
           <w:p>
@@ -11995,6 +12148,7 @@
               <w:bottom w:val="single" w:sz="4" w:space="0" w:color="000000"/>
               <w:right w:val="single" w:sz="4" w:space="0" w:color="000000"/>
             </w:tcBorders>
+            <w:shd w:val="clear" w:color="auto" w:fill="auto"/>
             <w:vAlign w:val="center"/>
           </w:tcPr>
           <w:p>
@@ -12027,6 +12181,7 @@
               <w:bottom w:val="single" w:sz="4" w:space="0" w:color="000000"/>
               <w:right w:val="single" w:sz="4" w:space="0" w:color="000000"/>
             </w:tcBorders>
+            <w:shd w:val="clear" w:color="auto" w:fill="auto"/>
             <w:vAlign w:val="center"/>
           </w:tcPr>
           <w:p>
@@ -12059,6 +12214,7 @@
               <w:bottom w:val="single" w:sz="4" w:space="0" w:color="000000"/>
               <w:right w:val="single" w:sz="4" w:space="0" w:color="000000"/>
             </w:tcBorders>
+            <w:shd w:val="clear" w:color="auto" w:fill="auto"/>
             <w:vAlign w:val="bottom"/>
           </w:tcPr>
           <w:p>
@@ -12097,6 +12253,7 @@
               <w:bottom w:val="single" w:sz="4" w:space="0" w:color="000000"/>
               <w:right w:val="single" w:sz="4" w:space="0" w:color="000000"/>
             </w:tcBorders>
+            <w:shd w:val="clear" w:color="auto" w:fill="auto"/>
             <w:vAlign w:val="center"/>
           </w:tcPr>
           <w:p>
@@ -12129,6 +12286,7 @@
               <w:bottom w:val="single" w:sz="4" w:space="0" w:color="000000"/>
               <w:right w:val="single" w:sz="4" w:space="0" w:color="000000"/>
             </w:tcBorders>
+            <w:shd w:val="clear" w:color="auto" w:fill="auto"/>
             <w:vAlign w:val="center"/>
           </w:tcPr>
           <w:p>
@@ -12161,6 +12319,7 @@
               <w:bottom w:val="single" w:sz="4" w:space="0" w:color="000000"/>
               <w:right w:val="single" w:sz="4" w:space="0" w:color="000000"/>
             </w:tcBorders>
+            <w:shd w:val="clear" w:color="auto" w:fill="auto"/>
             <w:vAlign w:val="center"/>
           </w:tcPr>
           <w:p>
@@ -12193,6 +12352,7 @@
               <w:bottom w:val="single" w:sz="4" w:space="0" w:color="000000"/>
               <w:right w:val="single" w:sz="4" w:space="0" w:color="000000"/>
             </w:tcBorders>
+            <w:shd w:val="clear" w:color="auto" w:fill="auto"/>
             <w:vAlign w:val="bottom"/>
           </w:tcPr>
           <w:p>
@@ -12231,6 +12391,7 @@
               <w:bottom w:val="single" w:sz="4" w:space="0" w:color="000000"/>
               <w:right w:val="single" w:sz="4" w:space="0" w:color="000000"/>
             </w:tcBorders>
+            <w:shd w:val="clear" w:color="auto" w:fill="auto"/>
             <w:vAlign w:val="center"/>
           </w:tcPr>
           <w:p>
@@ -12263,6 +12424,7 @@
               <w:bottom w:val="single" w:sz="4" w:space="0" w:color="000000"/>
               <w:right w:val="single" w:sz="4" w:space="0" w:color="000000"/>
             </w:tcBorders>
+            <w:shd w:val="clear" w:color="auto" w:fill="auto"/>
             <w:vAlign w:val="center"/>
           </w:tcPr>
           <w:p>
@@ -12295,6 +12457,7 @@
               <w:bottom w:val="single" w:sz="4" w:space="0" w:color="000000"/>
               <w:right w:val="single" w:sz="4" w:space="0" w:color="000000"/>
             </w:tcBorders>
+            <w:shd w:val="clear" w:color="auto" w:fill="auto"/>
             <w:vAlign w:val="center"/>
           </w:tcPr>
           <w:p>
@@ -12327,6 +12490,7 @@
               <w:bottom w:val="single" w:sz="4" w:space="0" w:color="000000"/>
               <w:right w:val="single" w:sz="4" w:space="0" w:color="000000"/>
             </w:tcBorders>
+            <w:shd w:val="clear" w:color="auto" w:fill="auto"/>
             <w:vAlign w:val="bottom"/>
           </w:tcPr>
           <w:p>
@@ -12365,6 +12529,7 @@
               <w:bottom w:val="single" w:sz="4" w:space="0" w:color="000000"/>
               <w:right w:val="single" w:sz="4" w:space="0" w:color="000000"/>
             </w:tcBorders>
+            <w:shd w:val="clear" w:color="auto" w:fill="auto"/>
             <w:vAlign w:val="center"/>
           </w:tcPr>
           <w:p>
@@ -12397,6 +12562,7 @@
               <w:bottom w:val="single" w:sz="4" w:space="0" w:color="000000"/>
               <w:right w:val="single" w:sz="4" w:space="0" w:color="000000"/>
             </w:tcBorders>
+            <w:shd w:val="clear" w:color="auto" w:fill="auto"/>
             <w:vAlign w:val="center"/>
           </w:tcPr>
           <w:p>
@@ -12429,6 +12595,7 @@
               <w:bottom w:val="single" w:sz="4" w:space="0" w:color="000000"/>
               <w:right w:val="single" w:sz="4" w:space="0" w:color="000000"/>
             </w:tcBorders>
+            <w:shd w:val="clear" w:color="auto" w:fill="auto"/>
             <w:vAlign w:val="center"/>
           </w:tcPr>
           <w:p>
@@ -12461,6 +12628,7 @@
               <w:bottom w:val="single" w:sz="4" w:space="0" w:color="000000"/>
               <w:right w:val="single" w:sz="4" w:space="0" w:color="000000"/>
             </w:tcBorders>
+            <w:shd w:val="clear" w:color="auto" w:fill="auto"/>
             <w:vAlign w:val="bottom"/>
           </w:tcPr>
           <w:p>
@@ -12499,6 +12667,7 @@
               <w:bottom w:val="single" w:sz="4" w:space="0" w:color="000000"/>
               <w:right w:val="single" w:sz="4" w:space="0" w:color="000000"/>
             </w:tcBorders>
+            <w:shd w:val="clear" w:color="auto" w:fill="auto"/>
             <w:vAlign w:val="center"/>
           </w:tcPr>
           <w:p>
@@ -12531,6 +12700,7 @@
               <w:bottom w:val="single" w:sz="4" w:space="0" w:color="000000"/>
               <w:right w:val="single" w:sz="4" w:space="0" w:color="000000"/>
             </w:tcBorders>
+            <w:shd w:val="clear" w:color="auto" w:fill="auto"/>
             <w:vAlign w:val="center"/>
           </w:tcPr>
           <w:p>
@@ -12563,6 +12733,7 @@
               <w:bottom w:val="single" w:sz="4" w:space="0" w:color="000000"/>
               <w:right w:val="single" w:sz="4" w:space="0" w:color="000000"/>
             </w:tcBorders>
+            <w:shd w:val="clear" w:color="auto" w:fill="auto"/>
             <w:vAlign w:val="center"/>
           </w:tcPr>
           <w:p>
@@ -12595,6 +12766,7 @@
               <w:bottom w:val="single" w:sz="4" w:space="0" w:color="000000"/>
               <w:right w:val="single" w:sz="4" w:space="0" w:color="000000"/>
             </w:tcBorders>
+            <w:shd w:val="clear" w:color="auto" w:fill="auto"/>
             <w:vAlign w:val="bottom"/>
           </w:tcPr>
           <w:p>
@@ -12633,6 +12805,7 @@
               <w:bottom w:val="single" w:sz="4" w:space="0" w:color="000000"/>
               <w:right w:val="single" w:sz="4" w:space="0" w:color="000000"/>
             </w:tcBorders>
+            <w:shd w:val="clear" w:color="auto" w:fill="auto"/>
             <w:vAlign w:val="center"/>
           </w:tcPr>
           <w:p>
@@ -12665,6 +12838,7 @@
               <w:bottom w:val="single" w:sz="4" w:space="0" w:color="000000"/>
               <w:right w:val="single" w:sz="4" w:space="0" w:color="000000"/>
             </w:tcBorders>
+            <w:shd w:val="clear" w:color="auto" w:fill="auto"/>
             <w:vAlign w:val="center"/>
           </w:tcPr>
           <w:p>
@@ -12697,6 +12871,7 @@
               <w:bottom w:val="single" w:sz="4" w:space="0" w:color="000000"/>
               <w:right w:val="single" w:sz="4" w:space="0" w:color="000000"/>
             </w:tcBorders>
+            <w:shd w:val="clear" w:color="auto" w:fill="auto"/>
             <w:vAlign w:val="center"/>
           </w:tcPr>
           <w:p>
@@ -12729,6 +12904,7 @@
               <w:bottom w:val="single" w:sz="4" w:space="0" w:color="000000"/>
               <w:right w:val="single" w:sz="4" w:space="0" w:color="000000"/>
             </w:tcBorders>
+            <w:shd w:val="clear" w:color="auto" w:fill="auto"/>
             <w:vAlign w:val="bottom"/>
           </w:tcPr>
           <w:p>
@@ -12767,6 +12943,7 @@
               <w:bottom w:val="single" w:sz="4" w:space="0" w:color="000000"/>
               <w:right w:val="single" w:sz="4" w:space="0" w:color="000000"/>
             </w:tcBorders>
+            <w:shd w:val="clear" w:color="auto" w:fill="auto"/>
             <w:vAlign w:val="center"/>
           </w:tcPr>
           <w:p>
@@ -12799,6 +12976,7 @@
               <w:bottom w:val="single" w:sz="4" w:space="0" w:color="000000"/>
               <w:right w:val="single" w:sz="4" w:space="0" w:color="000000"/>
             </w:tcBorders>
+            <w:shd w:val="clear" w:color="auto" w:fill="auto"/>
             <w:vAlign w:val="center"/>
           </w:tcPr>
           <w:p>
@@ -12831,6 +13009,7 @@
               <w:bottom w:val="single" w:sz="4" w:space="0" w:color="000000"/>
               <w:right w:val="single" w:sz="4" w:space="0" w:color="000000"/>
             </w:tcBorders>
+            <w:shd w:val="clear" w:color="auto" w:fill="auto"/>
             <w:vAlign w:val="center"/>
           </w:tcPr>
           <w:p>
@@ -12863,6 +13042,7 @@
               <w:bottom w:val="single" w:sz="4" w:space="0" w:color="000000"/>
               <w:right w:val="single" w:sz="4" w:space="0" w:color="000000"/>
             </w:tcBorders>
+            <w:shd w:val="clear" w:color="auto" w:fill="auto"/>
             <w:vAlign w:val="bottom"/>
           </w:tcPr>
           <w:p>
@@ -12901,6 +13081,7 @@
               <w:bottom w:val="single" w:sz="4" w:space="0" w:color="000000"/>
               <w:right w:val="single" w:sz="4" w:space="0" w:color="000000"/>
             </w:tcBorders>
+            <w:shd w:val="clear" w:color="auto" w:fill="auto"/>
             <w:vAlign w:val="center"/>
           </w:tcPr>
           <w:p>
@@ -12933,6 +13114,7 @@
               <w:bottom w:val="single" w:sz="4" w:space="0" w:color="000000"/>
               <w:right w:val="single" w:sz="4" w:space="0" w:color="000000"/>
             </w:tcBorders>
+            <w:shd w:val="clear" w:color="auto" w:fill="auto"/>
             <w:vAlign w:val="center"/>
           </w:tcPr>
           <w:p>
@@ -12965,6 +13147,7 @@
               <w:bottom w:val="single" w:sz="4" w:space="0" w:color="000000"/>
               <w:right w:val="single" w:sz="4" w:space="0" w:color="000000"/>
             </w:tcBorders>
+            <w:shd w:val="clear" w:color="auto" w:fill="auto"/>
             <w:vAlign w:val="center"/>
           </w:tcPr>
           <w:p>
@@ -12997,6 +13180,7 @@
               <w:bottom w:val="single" w:sz="4" w:space="0" w:color="000000"/>
               <w:right w:val="single" w:sz="4" w:space="0" w:color="000000"/>
             </w:tcBorders>
+            <w:shd w:val="clear" w:color="auto" w:fill="auto"/>
             <w:vAlign w:val="bottom"/>
           </w:tcPr>
           <w:p>
@@ -13173,6 +13357,7 @@
               <w:bottom w:val="single" w:sz="4" w:space="0" w:color="000000"/>
               <w:right w:val="single" w:sz="4" w:space="0" w:color="000000"/>
             </w:tcBorders>
+            <w:shd w:val="clear" w:color="auto" w:fill="auto"/>
             <w:vAlign w:val="center"/>
           </w:tcPr>
           <w:p>
@@ -13205,6 +13390,7 @@
               <w:bottom w:val="single" w:sz="4" w:space="0" w:color="000000"/>
               <w:right w:val="single" w:sz="4" w:space="0" w:color="000000"/>
             </w:tcBorders>
+            <w:shd w:val="clear" w:color="auto" w:fill="auto"/>
             <w:vAlign w:val="center"/>
           </w:tcPr>
           <w:p>
@@ -13237,6 +13423,7 @@
               <w:bottom w:val="single" w:sz="4" w:space="0" w:color="000000"/>
               <w:right w:val="single" w:sz="4" w:space="0" w:color="000000"/>
             </w:tcBorders>
+            <w:shd w:val="clear" w:color="auto" w:fill="auto"/>
             <w:vAlign w:val="center"/>
           </w:tcPr>
           <w:p>
@@ -13269,6 +13456,7 @@
               <w:bottom w:val="single" w:sz="4" w:space="0" w:color="000000"/>
               <w:right w:val="single" w:sz="4" w:space="0" w:color="000000"/>
             </w:tcBorders>
+            <w:shd w:val="clear" w:color="auto" w:fill="auto"/>
             <w:vAlign w:val="center"/>
           </w:tcPr>
           <w:p>
@@ -13307,6 +13495,7 @@
               <w:bottom w:val="single" w:sz="4" w:space="0" w:color="000000"/>
               <w:right w:val="single" w:sz="4" w:space="0" w:color="000000"/>
             </w:tcBorders>
+            <w:shd w:val="clear" w:color="auto" w:fill="auto"/>
             <w:vAlign w:val="center"/>
           </w:tcPr>
           <w:p>
@@ -13339,6 +13528,7 @@
               <w:bottom w:val="single" w:sz="4" w:space="0" w:color="000000"/>
               <w:right w:val="single" w:sz="4" w:space="0" w:color="000000"/>
             </w:tcBorders>
+            <w:shd w:val="clear" w:color="auto" w:fill="auto"/>
             <w:vAlign w:val="center"/>
           </w:tcPr>
           <w:p>
@@ -13371,6 +13561,7 @@
               <w:bottom w:val="single" w:sz="4" w:space="0" w:color="000000"/>
               <w:right w:val="single" w:sz="4" w:space="0" w:color="000000"/>
             </w:tcBorders>
+            <w:shd w:val="clear" w:color="auto" w:fill="auto"/>
             <w:vAlign w:val="center"/>
           </w:tcPr>
           <w:p>
@@ -13403,6 +13594,7 @@
               <w:bottom w:val="single" w:sz="4" w:space="0" w:color="000000"/>
               <w:right w:val="single" w:sz="4" w:space="0" w:color="000000"/>
             </w:tcBorders>
+            <w:shd w:val="clear" w:color="auto" w:fill="auto"/>
             <w:vAlign w:val="center"/>
           </w:tcPr>
           <w:p>
@@ -13441,6 +13633,7 @@
               <w:bottom w:val="single" w:sz="4" w:space="0" w:color="000000"/>
               <w:right w:val="single" w:sz="4" w:space="0" w:color="000000"/>
             </w:tcBorders>
+            <w:shd w:val="clear" w:color="auto" w:fill="auto"/>
             <w:vAlign w:val="center"/>
           </w:tcPr>
           <w:p>
@@ -13473,6 +13666,7 @@
               <w:bottom w:val="single" w:sz="4" w:space="0" w:color="000000"/>
               <w:right w:val="single" w:sz="4" w:space="0" w:color="000000"/>
             </w:tcBorders>
+            <w:shd w:val="clear" w:color="auto" w:fill="auto"/>
             <w:vAlign w:val="center"/>
           </w:tcPr>
           <w:p>
@@ -13505,6 +13699,7 @@
               <w:bottom w:val="single" w:sz="4" w:space="0" w:color="000000"/>
               <w:right w:val="single" w:sz="4" w:space="0" w:color="000000"/>
             </w:tcBorders>
+            <w:shd w:val="clear" w:color="auto" w:fill="auto"/>
             <w:vAlign w:val="center"/>
           </w:tcPr>
           <w:p>
@@ -13537,6 +13732,7 @@
               <w:bottom w:val="single" w:sz="4" w:space="0" w:color="000000"/>
               <w:right w:val="single" w:sz="4" w:space="0" w:color="000000"/>
             </w:tcBorders>
+            <w:shd w:val="clear" w:color="auto" w:fill="auto"/>
             <w:vAlign w:val="bottom"/>
           </w:tcPr>
           <w:p>
@@ -13575,6 +13771,7 @@
               <w:bottom w:val="single" w:sz="4" w:space="0" w:color="000000"/>
               <w:right w:val="single" w:sz="4" w:space="0" w:color="000000"/>
             </w:tcBorders>
+            <w:shd w:val="clear" w:color="auto" w:fill="auto"/>
             <w:vAlign w:val="center"/>
           </w:tcPr>
           <w:p>
@@ -13607,6 +13804,7 @@
               <w:bottom w:val="single" w:sz="4" w:space="0" w:color="000000"/>
               <w:right w:val="single" w:sz="4" w:space="0" w:color="000000"/>
             </w:tcBorders>
+            <w:shd w:val="clear" w:color="auto" w:fill="auto"/>
             <w:vAlign w:val="center"/>
           </w:tcPr>
           <w:p>
@@ -13639,6 +13837,7 @@
               <w:bottom w:val="single" w:sz="4" w:space="0" w:color="000000"/>
               <w:right w:val="single" w:sz="4" w:space="0" w:color="000000"/>
             </w:tcBorders>
+            <w:shd w:val="clear" w:color="auto" w:fill="auto"/>
             <w:vAlign w:val="center"/>
           </w:tcPr>
           <w:p>
@@ -13671,6 +13870,7 @@
               <w:bottom w:val="single" w:sz="4" w:space="0" w:color="000000"/>
               <w:right w:val="single" w:sz="4" w:space="0" w:color="000000"/>
             </w:tcBorders>
+            <w:shd w:val="clear" w:color="auto" w:fill="auto"/>
             <w:vAlign w:val="bottom"/>
           </w:tcPr>
           <w:p>
@@ -13709,6 +13909,7 @@
               <w:bottom w:val="single" w:sz="4" w:space="0" w:color="000000"/>
               <w:right w:val="single" w:sz="4" w:space="0" w:color="000000"/>
             </w:tcBorders>
+            <w:shd w:val="clear" w:color="auto" w:fill="auto"/>
             <w:vAlign w:val="center"/>
           </w:tcPr>
           <w:p>
@@ -13741,6 +13942,7 @@
               <w:bottom w:val="single" w:sz="4" w:space="0" w:color="000000"/>
               <w:right w:val="single" w:sz="4" w:space="0" w:color="000000"/>
             </w:tcBorders>
+            <w:shd w:val="clear" w:color="auto" w:fill="auto"/>
             <w:vAlign w:val="center"/>
           </w:tcPr>
           <w:p>
@@ -13773,6 +13975,7 @@
               <w:bottom w:val="single" w:sz="4" w:space="0" w:color="000000"/>
               <w:right w:val="single" w:sz="4" w:space="0" w:color="000000"/>
             </w:tcBorders>
+            <w:shd w:val="clear" w:color="auto" w:fill="auto"/>
             <w:vAlign w:val="center"/>
           </w:tcPr>
           <w:p>
@@ -13805,6 +14008,7 @@
               <w:bottom w:val="single" w:sz="4" w:space="0" w:color="000000"/>
               <w:right w:val="single" w:sz="4" w:space="0" w:color="000000"/>
             </w:tcBorders>
+            <w:shd w:val="clear" w:color="auto" w:fill="auto"/>
             <w:vAlign w:val="bottom"/>
           </w:tcPr>
           <w:p>
@@ -13843,6 +14047,7 @@
               <w:bottom w:val="single" w:sz="4" w:space="0" w:color="000000"/>
               <w:right w:val="single" w:sz="4" w:space="0" w:color="000000"/>
             </w:tcBorders>
+            <w:shd w:val="clear" w:color="auto" w:fill="auto"/>
             <w:vAlign w:val="center"/>
           </w:tcPr>
           <w:p>
@@ -13875,6 +14080,7 @@
               <w:bottom w:val="single" w:sz="4" w:space="0" w:color="000000"/>
               <w:right w:val="single" w:sz="4" w:space="0" w:color="000000"/>
             </w:tcBorders>
+            <w:shd w:val="clear" w:color="auto" w:fill="auto"/>
             <w:vAlign w:val="center"/>
           </w:tcPr>
           <w:p>
@@ -13907,6 +14113,7 @@
               <w:bottom w:val="single" w:sz="4" w:space="0" w:color="000000"/>
               <w:right w:val="single" w:sz="4" w:space="0" w:color="000000"/>
             </w:tcBorders>
+            <w:shd w:val="clear" w:color="auto" w:fill="auto"/>
             <w:vAlign w:val="center"/>
           </w:tcPr>
           <w:p>
@@ -13939,6 +14146,7 @@
               <w:bottom w:val="single" w:sz="4" w:space="0" w:color="000000"/>
               <w:right w:val="single" w:sz="4" w:space="0" w:color="000000"/>
             </w:tcBorders>
+            <w:shd w:val="clear" w:color="auto" w:fill="auto"/>
             <w:vAlign w:val="bottom"/>
           </w:tcPr>
           <w:p>
@@ -13977,6 +14185,7 @@
               <w:bottom w:val="single" w:sz="4" w:space="0" w:color="000000"/>
               <w:right w:val="single" w:sz="4" w:space="0" w:color="000000"/>
             </w:tcBorders>
+            <w:shd w:val="clear" w:color="auto" w:fill="auto"/>
             <w:vAlign w:val="center"/>
           </w:tcPr>
           <w:p>
@@ -14009,6 +14218,7 @@
               <w:bottom w:val="single" w:sz="4" w:space="0" w:color="000000"/>
               <w:right w:val="single" w:sz="4" w:space="0" w:color="000000"/>
             </w:tcBorders>
+            <w:shd w:val="clear" w:color="auto" w:fill="auto"/>
             <w:vAlign w:val="center"/>
           </w:tcPr>
           <w:p>
@@ -14041,6 +14251,7 @@
               <w:bottom w:val="single" w:sz="4" w:space="0" w:color="000000"/>
               <w:right w:val="single" w:sz="4" w:space="0" w:color="000000"/>
             </w:tcBorders>
+            <w:shd w:val="clear" w:color="auto" w:fill="auto"/>
             <w:vAlign w:val="center"/>
           </w:tcPr>
           <w:p>
@@ -14073,6 +14284,7 @@
               <w:bottom w:val="single" w:sz="4" w:space="0" w:color="000000"/>
               <w:right w:val="single" w:sz="4" w:space="0" w:color="000000"/>
             </w:tcBorders>
+            <w:shd w:val="clear" w:color="auto" w:fill="auto"/>
             <w:vAlign w:val="bottom"/>
           </w:tcPr>
           <w:p>
@@ -14111,6 +14323,7 @@
               <w:bottom w:val="single" w:sz="4" w:space="0" w:color="000000"/>
               <w:right w:val="single" w:sz="4" w:space="0" w:color="000000"/>
             </w:tcBorders>
+            <w:shd w:val="clear" w:color="auto" w:fill="auto"/>
             <w:vAlign w:val="center"/>
           </w:tcPr>
           <w:p>
@@ -14143,6 +14356,7 @@
               <w:bottom w:val="single" w:sz="4" w:space="0" w:color="000000"/>
               <w:right w:val="single" w:sz="4" w:space="0" w:color="000000"/>
             </w:tcBorders>
+            <w:shd w:val="clear" w:color="auto" w:fill="auto"/>
             <w:vAlign w:val="center"/>
           </w:tcPr>
           <w:p>
@@ -14175,6 +14389,7 @@
               <w:bottom w:val="single" w:sz="4" w:space="0" w:color="000000"/>
               <w:right w:val="single" w:sz="4" w:space="0" w:color="000000"/>
             </w:tcBorders>
+            <w:shd w:val="clear" w:color="auto" w:fill="auto"/>
             <w:vAlign w:val="center"/>
           </w:tcPr>
           <w:p>
@@ -14207,6 +14422,7 @@
               <w:bottom w:val="single" w:sz="4" w:space="0" w:color="000000"/>
               <w:right w:val="single" w:sz="4" w:space="0" w:color="000000"/>
             </w:tcBorders>
+            <w:shd w:val="clear" w:color="auto" w:fill="auto"/>
             <w:vAlign w:val="bottom"/>
           </w:tcPr>
           <w:p>
@@ -14245,6 +14461,7 @@
               <w:bottom w:val="single" w:sz="4" w:space="0" w:color="000000"/>
               <w:right w:val="single" w:sz="4" w:space="0" w:color="000000"/>
             </w:tcBorders>
+            <w:shd w:val="clear" w:color="auto" w:fill="auto"/>
             <w:vAlign w:val="center"/>
           </w:tcPr>
           <w:p>
@@ -14277,6 +14494,7 @@
               <w:bottom w:val="single" w:sz="4" w:space="0" w:color="000000"/>
               <w:right w:val="single" w:sz="4" w:space="0" w:color="000000"/>
             </w:tcBorders>
+            <w:shd w:val="clear" w:color="auto" w:fill="auto"/>
             <w:vAlign w:val="center"/>
           </w:tcPr>
           <w:p>
@@ -14309,6 +14527,7 @@
               <w:bottom w:val="single" w:sz="4" w:space="0" w:color="000000"/>
               <w:right w:val="single" w:sz="4" w:space="0" w:color="000000"/>
             </w:tcBorders>
+            <w:shd w:val="clear" w:color="auto" w:fill="auto"/>
             <w:vAlign w:val="center"/>
           </w:tcPr>
           <w:p>
@@ -14341,6 +14560,7 @@
               <w:bottom w:val="single" w:sz="4" w:space="0" w:color="000000"/>
               <w:right w:val="single" w:sz="4" w:space="0" w:color="000000"/>
             </w:tcBorders>
+            <w:shd w:val="clear" w:color="auto" w:fill="auto"/>
             <w:vAlign w:val="bottom"/>
           </w:tcPr>
           <w:p>
@@ -14544,6 +14764,7 @@
               <w:bottom w:val="single" w:sz="4" w:space="0" w:color="000000"/>
               <w:right w:val="single" w:sz="4" w:space="0" w:color="000000"/>
             </w:tcBorders>
+            <w:shd w:val="clear" w:color="auto" w:fill="auto"/>
             <w:vAlign w:val="center"/>
           </w:tcPr>
           <w:p>
@@ -14576,6 +14797,7 @@
               <w:bottom w:val="single" w:sz="4" w:space="0" w:color="000000"/>
               <w:right w:val="single" w:sz="4" w:space="0" w:color="000000"/>
             </w:tcBorders>
+            <w:shd w:val="clear" w:color="auto" w:fill="auto"/>
             <w:vAlign w:val="center"/>
           </w:tcPr>
           <w:p>
@@ -14608,6 +14830,7 @@
               <w:bottom w:val="single" w:sz="4" w:space="0" w:color="000000"/>
               <w:right w:val="single" w:sz="4" w:space="0" w:color="000000"/>
             </w:tcBorders>
+            <w:shd w:val="clear" w:color="auto" w:fill="auto"/>
             <w:vAlign w:val="center"/>
           </w:tcPr>
           <w:p>
@@ -14640,6 +14863,7 @@
               <w:bottom w:val="single" w:sz="4" w:space="0" w:color="000000"/>
               <w:right w:val="single" w:sz="4" w:space="0" w:color="000000"/>
             </w:tcBorders>
+            <w:shd w:val="clear" w:color="auto" w:fill="auto"/>
             <w:vAlign w:val="center"/>
           </w:tcPr>
           <w:p>
@@ -14678,6 +14902,7 @@
               <w:bottom w:val="single" w:sz="4" w:space="0" w:color="000000"/>
               <w:right w:val="single" w:sz="4" w:space="0" w:color="000000"/>
             </w:tcBorders>
+            <w:shd w:val="clear" w:color="auto" w:fill="auto"/>
             <w:vAlign w:val="center"/>
           </w:tcPr>
           <w:p>
@@ -14710,6 +14935,7 @@
               <w:bottom w:val="single" w:sz="4" w:space="0" w:color="000000"/>
               <w:right w:val="single" w:sz="4" w:space="0" w:color="000000"/>
             </w:tcBorders>
+            <w:shd w:val="clear" w:color="auto" w:fill="auto"/>
             <w:vAlign w:val="center"/>
           </w:tcPr>
           <w:p>
@@ -14742,6 +14968,7 @@
               <w:bottom w:val="single" w:sz="4" w:space="0" w:color="000000"/>
               <w:right w:val="single" w:sz="4" w:space="0" w:color="000000"/>
             </w:tcBorders>
+            <w:shd w:val="clear" w:color="auto" w:fill="auto"/>
             <w:vAlign w:val="center"/>
           </w:tcPr>
           <w:p>
@@ -14774,6 +15001,7 @@
               <w:bottom w:val="single" w:sz="4" w:space="0" w:color="000000"/>
               <w:right w:val="single" w:sz="4" w:space="0" w:color="000000"/>
             </w:tcBorders>
+            <w:shd w:val="clear" w:color="auto" w:fill="auto"/>
             <w:vAlign w:val="center"/>
           </w:tcPr>
           <w:p>
@@ -14812,6 +15040,7 @@
               <w:bottom w:val="single" w:sz="4" w:space="0" w:color="000000"/>
               <w:right w:val="single" w:sz="4" w:space="0" w:color="000000"/>
             </w:tcBorders>
+            <w:shd w:val="clear" w:color="auto" w:fill="auto"/>
             <w:vAlign w:val="center"/>
           </w:tcPr>
           <w:p>
@@ -14845,6 +15074,7 @@
               <w:bottom w:val="single" w:sz="4" w:space="0" w:color="000000"/>
               <w:right w:val="single" w:sz="4" w:space="0" w:color="000000"/>
             </w:tcBorders>
+            <w:shd w:val="clear" w:color="auto" w:fill="auto"/>
             <w:vAlign w:val="center"/>
           </w:tcPr>
           <w:p>
@@ -14877,6 +15107,7 @@
               <w:bottom w:val="single" w:sz="4" w:space="0" w:color="000000"/>
               <w:right w:val="single" w:sz="4" w:space="0" w:color="000000"/>
             </w:tcBorders>
+            <w:shd w:val="clear" w:color="auto" w:fill="auto"/>
             <w:vAlign w:val="center"/>
           </w:tcPr>
           <w:p>
@@ -14909,6 +15140,7 @@
               <w:bottom w:val="single" w:sz="4" w:space="0" w:color="000000"/>
               <w:right w:val="single" w:sz="4" w:space="0" w:color="000000"/>
             </w:tcBorders>
+            <w:shd w:val="clear" w:color="auto" w:fill="auto"/>
             <w:vAlign w:val="bottom"/>
           </w:tcPr>
           <w:p>
@@ -14947,6 +15179,7 @@
               <w:bottom w:val="single" w:sz="4" w:space="0" w:color="000000"/>
               <w:right w:val="single" w:sz="4" w:space="0" w:color="000000"/>
             </w:tcBorders>
+            <w:shd w:val="clear" w:color="auto" w:fill="auto"/>
             <w:vAlign w:val="center"/>
           </w:tcPr>
           <w:p>
@@ -14979,6 +15212,7 @@
               <w:bottom w:val="single" w:sz="4" w:space="0" w:color="000000"/>
               <w:right w:val="single" w:sz="4" w:space="0" w:color="000000"/>
             </w:tcBorders>
+            <w:shd w:val="clear" w:color="auto" w:fill="auto"/>
             <w:vAlign w:val="center"/>
           </w:tcPr>
           <w:p>
@@ -15011,6 +15245,7 @@
               <w:bottom w:val="single" w:sz="4" w:space="0" w:color="000000"/>
               <w:right w:val="single" w:sz="4" w:space="0" w:color="000000"/>
             </w:tcBorders>
+            <w:shd w:val="clear" w:color="auto" w:fill="auto"/>
             <w:vAlign w:val="center"/>
           </w:tcPr>
           <w:p>
@@ -15043,6 +15278,7 @@
               <w:bottom w:val="single" w:sz="4" w:space="0" w:color="000000"/>
               <w:right w:val="single" w:sz="4" w:space="0" w:color="000000"/>
             </w:tcBorders>
+            <w:shd w:val="clear" w:color="auto" w:fill="auto"/>
             <w:vAlign w:val="bottom"/>
           </w:tcPr>
           <w:p>
@@ -15081,6 +15317,7 @@
               <w:bottom w:val="single" w:sz="4" w:space="0" w:color="000000"/>
               <w:right w:val="single" w:sz="4" w:space="0" w:color="000000"/>
             </w:tcBorders>
+            <w:shd w:val="clear" w:color="auto" w:fill="auto"/>
             <w:vAlign w:val="center"/>
           </w:tcPr>
           <w:p>
@@ -15113,6 +15350,7 @@
               <w:bottom w:val="single" w:sz="4" w:space="0" w:color="000000"/>
               <w:right w:val="single" w:sz="4" w:space="0" w:color="000000"/>
             </w:tcBorders>
+            <w:shd w:val="clear" w:color="auto" w:fill="auto"/>
             <w:vAlign w:val="center"/>
           </w:tcPr>
           <w:p>
@@ -15145,6 +15383,7 @@
               <w:bottom w:val="single" w:sz="4" w:space="0" w:color="000000"/>
               <w:right w:val="single" w:sz="4" w:space="0" w:color="000000"/>
             </w:tcBorders>
+            <w:shd w:val="clear" w:color="auto" w:fill="auto"/>
             <w:vAlign w:val="center"/>
           </w:tcPr>
           <w:p>
@@ -15177,6 +15416,7 @@
               <w:bottom w:val="single" w:sz="4" w:space="0" w:color="000000"/>
               <w:right w:val="single" w:sz="4" w:space="0" w:color="000000"/>
             </w:tcBorders>
+            <w:shd w:val="clear" w:color="auto" w:fill="auto"/>
             <w:vAlign w:val="bottom"/>
           </w:tcPr>
           <w:p>
@@ -15215,6 +15455,7 @@
               <w:bottom w:val="single" w:sz="4" w:space="0" w:color="000000"/>
               <w:right w:val="single" w:sz="4" w:space="0" w:color="000000"/>
             </w:tcBorders>
+            <w:shd w:val="clear" w:color="auto" w:fill="auto"/>
             <w:vAlign w:val="center"/>
           </w:tcPr>
           <w:p>
@@ -15247,6 +15488,7 @@
               <w:bottom w:val="single" w:sz="4" w:space="0" w:color="000000"/>
               <w:right w:val="single" w:sz="4" w:space="0" w:color="000000"/>
             </w:tcBorders>
+            <w:shd w:val="clear" w:color="auto" w:fill="auto"/>
             <w:vAlign w:val="center"/>
           </w:tcPr>
           <w:p>
@@ -15279,6 +15521,7 @@
               <w:bottom w:val="single" w:sz="4" w:space="0" w:color="000000"/>
               <w:right w:val="single" w:sz="4" w:space="0" w:color="000000"/>
             </w:tcBorders>
+            <w:shd w:val="clear" w:color="auto" w:fill="auto"/>
             <w:vAlign w:val="center"/>
           </w:tcPr>
           <w:p>
@@ -15311,6 +15554,7 @@
               <w:bottom w:val="single" w:sz="4" w:space="0" w:color="000000"/>
               <w:right w:val="single" w:sz="4" w:space="0" w:color="000000"/>
             </w:tcBorders>
+            <w:shd w:val="clear" w:color="auto" w:fill="auto"/>
             <w:vAlign w:val="bottom"/>
           </w:tcPr>
           <w:p>
@@ -15349,6 +15593,7 @@
               <w:bottom w:val="single" w:sz="4" w:space="0" w:color="000000"/>
               <w:right w:val="single" w:sz="4" w:space="0" w:color="000000"/>
             </w:tcBorders>
+            <w:shd w:val="clear" w:color="auto" w:fill="auto"/>
             <w:vAlign w:val="center"/>
           </w:tcPr>
           <w:p>
@@ -15381,6 +15626,7 @@
               <w:bottom w:val="single" w:sz="4" w:space="0" w:color="000000"/>
               <w:right w:val="single" w:sz="4" w:space="0" w:color="000000"/>
             </w:tcBorders>
+            <w:shd w:val="clear" w:color="auto" w:fill="auto"/>
             <w:vAlign w:val="center"/>
           </w:tcPr>
           <w:p>
@@ -15413,6 +15659,7 @@
               <w:bottom w:val="single" w:sz="4" w:space="0" w:color="000000"/>
               <w:right w:val="single" w:sz="4" w:space="0" w:color="000000"/>
             </w:tcBorders>
+            <w:shd w:val="clear" w:color="auto" w:fill="auto"/>
             <w:vAlign w:val="center"/>
           </w:tcPr>
           <w:p>
@@ -15445,6 +15692,7 @@
               <w:bottom w:val="single" w:sz="4" w:space="0" w:color="000000"/>
               <w:right w:val="single" w:sz="4" w:space="0" w:color="000000"/>
             </w:tcBorders>
+            <w:shd w:val="clear" w:color="auto" w:fill="auto"/>
             <w:vAlign w:val="bottom"/>
           </w:tcPr>
           <w:p>
@@ -15483,6 +15731,7 @@
               <w:bottom w:val="single" w:sz="4" w:space="0" w:color="000000"/>
               <w:right w:val="single" w:sz="4" w:space="0" w:color="000000"/>
             </w:tcBorders>
+            <w:shd w:val="clear" w:color="auto" w:fill="auto"/>
             <w:vAlign w:val="center"/>
           </w:tcPr>
           <w:p>
@@ -15515,6 +15764,7 @@
               <w:bottom w:val="single" w:sz="4" w:space="0" w:color="000000"/>
               <w:right w:val="single" w:sz="4" w:space="0" w:color="000000"/>
             </w:tcBorders>
+            <w:shd w:val="clear" w:color="auto" w:fill="auto"/>
             <w:vAlign w:val="center"/>
           </w:tcPr>
           <w:p>
@@ -15547,6 +15797,7 @@
               <w:bottom w:val="single" w:sz="4" w:space="0" w:color="000000"/>
               <w:right w:val="single" w:sz="4" w:space="0" w:color="000000"/>
             </w:tcBorders>
+            <w:shd w:val="clear" w:color="auto" w:fill="auto"/>
             <w:vAlign w:val="center"/>
           </w:tcPr>
           <w:p>
@@ -15579,6 +15830,7 @@
               <w:bottom w:val="single" w:sz="4" w:space="0" w:color="000000"/>
               <w:right w:val="single" w:sz="4" w:space="0" w:color="000000"/>
             </w:tcBorders>
+            <w:shd w:val="clear" w:color="auto" w:fill="auto"/>
             <w:vAlign w:val="bottom"/>
           </w:tcPr>
           <w:p>
@@ -15617,6 +15869,7 @@
               <w:bottom w:val="single" w:sz="4" w:space="0" w:color="000000"/>
               <w:right w:val="single" w:sz="4" w:space="0" w:color="000000"/>
             </w:tcBorders>
+            <w:shd w:val="clear" w:color="auto" w:fill="auto"/>
             <w:vAlign w:val="center"/>
           </w:tcPr>
           <w:p>
@@ -15649,6 +15902,7 @@
               <w:bottom w:val="single" w:sz="4" w:space="0" w:color="000000"/>
               <w:right w:val="single" w:sz="4" w:space="0" w:color="000000"/>
             </w:tcBorders>
+            <w:shd w:val="clear" w:color="auto" w:fill="auto"/>
             <w:vAlign w:val="center"/>
           </w:tcPr>
           <w:p>
@@ -15681,6 +15935,7 @@
               <w:bottom w:val="single" w:sz="4" w:space="0" w:color="000000"/>
               <w:right w:val="single" w:sz="4" w:space="0" w:color="000000"/>
             </w:tcBorders>
+            <w:shd w:val="clear" w:color="auto" w:fill="auto"/>
             <w:vAlign w:val="center"/>
           </w:tcPr>
           <w:p>
@@ -15713,6 +15968,7 @@
               <w:bottom w:val="single" w:sz="4" w:space="0" w:color="000000"/>
               <w:right w:val="single" w:sz="4" w:space="0" w:color="000000"/>
             </w:tcBorders>
+            <w:shd w:val="clear" w:color="auto" w:fill="auto"/>
             <w:vAlign w:val="bottom"/>
           </w:tcPr>
           <w:p>
@@ -16283,7 +16539,27 @@
           <w:sz w:val="22"/>
           <w:szCs w:val="22"/>
         </w:rPr>
-        <w:t xml:space="preserve"> (dar a cada um o que é seu). Entende-se, portanto, por que a lei especial deva prevalecer sobre a geral: ela representa um momento ineliminável do desenvolvimento de um ordenamento. Bloquear a lei especial frente à geral significaria paralisar esse desenvolvimento</w:t>
+        <w:t xml:space="preserve"> (dar a cada um o que é seu). Entende-se, portanto, por que a lei especial deva prevalecer sobre a geral: ela representa um momento </w:t>
+      </w:r>
+      <w:proofErr w:type="spellStart"/>
+      <w:r>
+        <w:rPr>
+          <w:i/>
+          <w:iCs/>
+          <w:sz w:val="22"/>
+          <w:szCs w:val="22"/>
+        </w:rPr>
+        <w:t>ineliminável</w:t>
+      </w:r>
+      <w:proofErr w:type="spellEnd"/>
+      <w:r>
+        <w:rPr>
+          <w:i/>
+          <w:iCs/>
+          <w:sz w:val="22"/>
+          <w:szCs w:val="22"/>
+        </w:rPr>
+        <w:t xml:space="preserve"> do desenvolvimento de um ordenamento. Bloquear a lei especial frente à geral significaria paralisar esse desenvolvimento</w:t>
       </w:r>
     </w:p>
     <w:p>
@@ -21622,7 +21898,13 @@
         <w:rPr>
           <w:rFonts w:eastAsia="Calibri"/>
         </w:rPr>
-        <w:t>Estadual 48.521</w:t>
+        <w:t xml:space="preserve">Estadual </w:t>
+      </w:r>
+      <w:r>
+        <w:rPr>
+          <w:rFonts w:eastAsia="Calibri"/>
+        </w:rPr>
+        <w:t>48.521</w:t>
       </w:r>
       <w:r>
         <w:rPr>
@@ -22403,6 +22685,16 @@
         </w:rPr>
         <w:t>(0800625-25.2022.8.19.0034 - APELAÇÃO. Des(a). JOSÉ ACIR LESSA GIORDANI - Julgamento: 25/04/2024 - PRIMEIRA CAMARA DE DIREITO PUBLICO)</w:t>
       </w:r>
+    </w:p>
+    <w:p>
+      <w:pPr>
+        <w:ind w:firstLine="1134"/>
+        <w:jc w:val="both"/>
+        <w:rPr>
+          <w:rFonts w:eastAsia="Calibri"/>
+          <w:sz w:val="14"/>
+        </w:rPr>
+      </w:pPr>
     </w:p>
     <w:p>
       <w:pPr>
@@ -22433,3816 +22725,6 @@
           <w:color w:val="5B9BD5"/>
         </w:rPr>
         <w:lastRenderedPageBreak/>
-        <w:t>Do Tema 1.218 e do sobrestamento</w:t>
-      </w:r>
-    </w:p>
-    <w:p>
-      <w:pPr>
-        <w:spacing w:before="280" w:line="360" w:lineRule="auto"/>
-        <w:jc w:val="center"/>
-        <w:rPr>
-          <w:rFonts w:eastAsia="Arial"/>
-          <w:b/>
-          <w:bCs/>
-          <w:color w:val="0F4761"/>
-          <w:lang w:eastAsia="en-GB"/>
-        </w:rPr>
-      </w:pPr>
-      <w:r>
-        <w:rPr>
-          <w:rFonts w:eastAsia="Arial"/>
-          <w:b/>
-          <w:bCs/>
-          <w:color w:val="0F4761"/>
-          <w:lang w:eastAsia="en-GB"/>
-        </w:rPr>
-        <w:t>A)</w:t>
-      </w:r>
-      <w:r>
-        <w:rPr>
-          <w:rFonts w:eastAsia="Arial"/>
-          <w:b/>
-          <w:bCs/>
-          <w:color w:val="0F4761"/>
-          <w:lang w:eastAsia="en-GB"/>
-        </w:rPr>
-        <w:tab/>
-        <w:t>DA IMPOSSIBILIDADE DO SOBRESTAMENTO - INTRODUÇÃO</w:t>
-      </w:r>
-    </w:p>
-    <w:p>
-      <w:pPr>
-        <w:spacing w:line="360" w:lineRule="auto"/>
-        <w:ind w:firstLine="1134"/>
-        <w:jc w:val="both"/>
-      </w:pPr>
-    </w:p>
-    <w:p>
-      <w:pPr>
-        <w:spacing w:line="360" w:lineRule="auto"/>
-        <w:ind w:firstLine="1134"/>
-        <w:jc w:val="both"/>
-      </w:pPr>
-      <w:r>
-        <w:t>O sobrestamento pressupõe que os processos "versem sobre a questão" objeto do leading case. Quando a identidade de questão é apenas aparente — porque a situação fática e normativa do caso concreto é estruturalmente distinta — o sobrestamento é indevido e deve ser afastado mediante o instrumento ora manejado.</w:t>
-      </w:r>
-    </w:p>
-    <w:p>
-      <w:pPr>
-        <w:spacing w:before="280" w:line="360" w:lineRule="auto"/>
-        <w:jc w:val="center"/>
-        <w:rPr>
-          <w:rFonts w:eastAsia="Arial"/>
-          <w:b/>
-          <w:bCs/>
-          <w:color w:val="0F4761"/>
-          <w:lang w:val="en-GB" w:eastAsia="en-GB"/>
-        </w:rPr>
-      </w:pPr>
-      <w:r>
-        <w:rPr>
-          <w:rFonts w:eastAsia="Arial"/>
-          <w:b/>
-          <w:bCs/>
-          <w:color w:val="0F4761"/>
-          <w:lang w:val="en-GB" w:eastAsia="en-GB"/>
-        </w:rPr>
-        <w:t>B) O LEADING CASE DO TEMA 1.218</w:t>
-      </w:r>
-    </w:p>
-    <w:p>
-      <w:pPr>
-        <w:spacing w:line="360" w:lineRule="auto"/>
-        <w:ind w:firstLine="709"/>
-        <w:jc w:val="both"/>
-        <w:rPr>
-          <w:rFonts w:eastAsia="Arial"/>
-          <w:lang w:val="en-GB" w:eastAsia="en-GB"/>
-        </w:rPr>
-      </w:pPr>
-    </w:p>
-    <w:p>
-      <w:pPr>
-        <w:spacing w:line="360" w:lineRule="auto"/>
-        <w:ind w:firstLine="709"/>
-        <w:jc w:val="both"/>
-        <w:rPr>
-          <w:rFonts w:eastAsia="Arial"/>
-          <w:lang w:eastAsia="en-GB"/>
-        </w:rPr>
-      </w:pPr>
-      <w:r>
-        <w:rPr>
-          <w:rFonts w:eastAsia="Arial"/>
-          <w:lang w:eastAsia="en-GB"/>
-        </w:rPr>
-        <w:t xml:space="preserve">O RE 1.326.541/SP, </w:t>
-      </w:r>
-      <w:r>
-        <w:rPr>
-          <w:rFonts w:eastAsia="Arial"/>
-          <w:i/>
-          <w:iCs/>
-          <w:lang w:eastAsia="en-GB"/>
-        </w:rPr>
-        <w:t>leading case</w:t>
-      </w:r>
-      <w:r>
-        <w:rPr>
-          <w:rFonts w:eastAsia="Arial"/>
-          <w:lang w:eastAsia="en-GB"/>
-        </w:rPr>
-        <w:t xml:space="preserve"> do Tema 1.218 da Repercussão Geral, de relatoria do Ministro Cristiano Zanin, tem como objeto específico uma decisão proferida pela Turma Recursal do Juizado Especial de Votuporanga/SP, que havia determinado o reajuste escalonado de toda a tabela de vencimentos do magistério paulista a partir do piso nacional, aplicando um percentual fixo de correção entre os "degraus" da carreira com base na </w:t>
-      </w:r>
-      <w:r>
-        <w:rPr>
-          <w:rFonts w:eastAsia="Arial"/>
-          <w:b/>
-          <w:bCs/>
-          <w:lang w:eastAsia="en-GB"/>
-        </w:rPr>
-        <w:t>Lei Complementar Estadual paulista nº 836/1997</w:t>
-      </w:r>
-      <w:r>
-        <w:rPr>
-          <w:rFonts w:eastAsia="Arial"/>
-          <w:lang w:eastAsia="en-GB"/>
-        </w:rPr>
-        <w:t>, lei essa anterior à própria Lei Federal do Piso, editada em dezembro de 1997, portanto onze anos antes da Lei nº 11.738/2008.</w:t>
-      </w:r>
-    </w:p>
-    <w:p>
-      <w:pPr>
-        <w:spacing w:line="360" w:lineRule="auto"/>
-        <w:ind w:firstLine="709"/>
-        <w:jc w:val="both"/>
-        <w:rPr>
-          <w:rFonts w:eastAsia="Times New Roman"/>
-          <w:sz w:val="20"/>
-          <w:szCs w:val="20"/>
-          <w:lang w:eastAsia="en-GB"/>
-        </w:rPr>
-      </w:pPr>
-    </w:p>
-    <w:p>
-      <w:pPr>
-        <w:spacing w:line="360" w:lineRule="auto"/>
-        <w:ind w:firstLine="709"/>
-        <w:jc w:val="both"/>
-        <w:rPr>
-          <w:rFonts w:eastAsia="Arial"/>
-          <w:lang w:eastAsia="en-GB"/>
-        </w:rPr>
-      </w:pPr>
-      <w:r>
-        <w:rPr>
-          <w:rFonts w:eastAsia="Arial"/>
-          <w:lang w:eastAsia="en-GB"/>
-        </w:rPr>
-        <w:t xml:space="preserve">O voto do Relator, ao dar parcial provimento ao recurso, veda que o Poder Judiciário invente e aplique percentuais de escalonamento sem amparo em lei preexistente, por violação à Súmula Vinculante 37 e ao art. 37, X, da Constituição Federal. O objeto da vedação é, portanto, a </w:t>
-      </w:r>
-      <w:r>
-        <w:rPr>
-          <w:rFonts w:eastAsia="Arial"/>
-          <w:b/>
-          <w:bCs/>
-          <w:highlight w:val="yellow"/>
-          <w:lang w:eastAsia="en-GB"/>
-        </w:rPr>
-        <w:t>criação judicial de fórmula remuneratória</w:t>
-      </w:r>
-      <w:r>
-        <w:rPr>
-          <w:rFonts w:eastAsia="Arial"/>
-          <w:lang w:eastAsia="en-GB"/>
-        </w:rPr>
-        <w:t xml:space="preserve"> — </w:t>
-      </w:r>
-      <w:r>
-        <w:rPr>
-          <w:rFonts w:eastAsia="Arial"/>
-          <w:b/>
-          <w:bCs/>
-          <w:u w:val="single"/>
-          <w:lang w:eastAsia="en-GB"/>
-        </w:rPr>
-        <w:t>não a aplicação de fórmula já estabelecida em lei estadual vigente</w:t>
-      </w:r>
-      <w:r>
-        <w:rPr>
-          <w:rFonts w:eastAsia="Arial"/>
-          <w:lang w:eastAsia="en-GB"/>
-        </w:rPr>
-        <w:t>.</w:t>
-      </w:r>
-    </w:p>
-    <w:p>
-      <w:pPr>
-        <w:spacing w:line="360" w:lineRule="auto"/>
-        <w:ind w:firstLine="709"/>
-        <w:jc w:val="both"/>
-        <w:rPr>
-          <w:rFonts w:eastAsia="Times New Roman"/>
-          <w:sz w:val="20"/>
-          <w:szCs w:val="20"/>
-          <w:lang w:eastAsia="en-GB"/>
-        </w:rPr>
-      </w:pPr>
-    </w:p>
-    <w:p>
-      <w:pPr>
-        <w:spacing w:line="360" w:lineRule="auto"/>
-        <w:ind w:firstLine="709"/>
-        <w:jc w:val="both"/>
-        <w:rPr>
-          <w:rFonts w:eastAsia="Times New Roman"/>
-          <w:sz w:val="20"/>
-          <w:szCs w:val="20"/>
-          <w:lang w:eastAsia="en-GB"/>
-        </w:rPr>
-      </w:pPr>
-      <w:r>
-        <w:rPr>
-          <w:rFonts w:eastAsia="Arial"/>
-          <w:lang w:eastAsia="en-GB"/>
-        </w:rPr>
-        <w:t xml:space="preserve">O voto, em seu item 2, visa reconhecer o dever dos entes estatais de elaborar e/ou adequar seus Planos de Carreira e Remuneração do Magistério ao piso nacional, modulando os efeitos </w:t>
-      </w:r>
-      <w:r>
-        <w:rPr>
-          <w:rFonts w:eastAsia="Arial"/>
-          <w:b/>
-          <w:bCs/>
-          <w:lang w:eastAsia="en-GB"/>
-        </w:rPr>
-        <w:t xml:space="preserve">para os entes que </w:t>
-      </w:r>
-      <w:r>
-        <w:rPr>
-          <w:rFonts w:eastAsia="Arial"/>
-          <w:b/>
-          <w:bCs/>
-          <w:sz w:val="28"/>
-          <w:szCs w:val="28"/>
-          <w:u w:val="single"/>
-          <w:lang w:eastAsia="en-GB"/>
-        </w:rPr>
-        <w:t>ainda</w:t>
-      </w:r>
-      <w:r>
-        <w:rPr>
-          <w:rFonts w:eastAsia="Arial"/>
-          <w:b/>
-          <w:bCs/>
-          <w:sz w:val="28"/>
-          <w:szCs w:val="28"/>
-          <w:lang w:eastAsia="en-GB"/>
-        </w:rPr>
-        <w:t xml:space="preserve"> </w:t>
-      </w:r>
-      <w:r>
-        <w:rPr>
-          <w:rFonts w:eastAsia="Arial"/>
-          <w:b/>
-          <w:bCs/>
-          <w:lang w:eastAsia="en-GB"/>
-        </w:rPr>
-        <w:t>não possuem plano adequado</w:t>
-      </w:r>
-      <w:r>
-        <w:rPr>
-          <w:rFonts w:eastAsia="Arial"/>
-          <w:lang w:eastAsia="en-GB"/>
-        </w:rPr>
-        <w:t>. O caso dos professores do Estado do Rio de Janeiro não se enquadra em nenhuma dessas premissas. Demonstra-se a seguir.</w:t>
-      </w:r>
-    </w:p>
-    <w:p>
-      <w:pPr>
-        <w:spacing w:line="360" w:lineRule="auto"/>
-        <w:jc w:val="center"/>
-        <w:rPr>
-          <w:rFonts w:eastAsia="Times New Roman"/>
-          <w:sz w:val="20"/>
-          <w:szCs w:val="20"/>
-          <w:lang w:eastAsia="en-GB"/>
-        </w:rPr>
-      </w:pPr>
-    </w:p>
-    <w:p>
-      <w:pPr>
-        <w:spacing w:before="280" w:line="360" w:lineRule="auto"/>
-        <w:jc w:val="center"/>
-        <w:rPr>
-          <w:rFonts w:eastAsia="Times New Roman"/>
-          <w:color w:val="0F4761"/>
-          <w:sz w:val="20"/>
-          <w:szCs w:val="20"/>
-          <w:lang w:eastAsia="en-GB"/>
-        </w:rPr>
-      </w:pPr>
-      <w:r>
-        <w:rPr>
-          <w:rFonts w:eastAsia="Arial"/>
-          <w:b/>
-          <w:bCs/>
-          <w:color w:val="0F4761"/>
-          <w:lang w:eastAsia="en-GB"/>
-        </w:rPr>
-        <w:lastRenderedPageBreak/>
-        <w:t>C) A DISTINÇÃO FÁTICA E NORMATIVA: CINCO DIFERENÇAS IRRECONCILIÁVEIS</w:t>
-      </w:r>
-    </w:p>
-    <w:p>
-      <w:pPr>
-        <w:spacing w:before="240" w:line="360" w:lineRule="auto"/>
-        <w:jc w:val="both"/>
-        <w:rPr>
-          <w:rFonts w:eastAsia="Arial"/>
-          <w:b/>
-          <w:bCs/>
-          <w:color w:val="215E99"/>
-          <w:u w:val="single"/>
-          <w:lang w:eastAsia="en-GB"/>
-        </w:rPr>
-      </w:pPr>
-      <w:r>
-        <w:rPr>
-          <w:rFonts w:eastAsia="Arial"/>
-          <w:b/>
-          <w:bCs/>
-          <w:color w:val="215E99"/>
-          <w:u w:val="single"/>
-          <w:lang w:eastAsia="en-GB"/>
-        </w:rPr>
-        <w:t>C.1) No caso paulista, o percentual de escalonamento não existe em lei. No caso fluminense, está positivado em lei estadual vigente desde 2009.</w:t>
-      </w:r>
-    </w:p>
-    <w:p>
-      <w:pPr>
-        <w:spacing w:line="360" w:lineRule="auto"/>
-        <w:ind w:firstLine="709"/>
-        <w:jc w:val="both"/>
-        <w:rPr>
-          <w:rFonts w:eastAsia="Arial"/>
-          <w:sz w:val="16"/>
-          <w:szCs w:val="16"/>
-          <w:lang w:eastAsia="en-GB"/>
-        </w:rPr>
-      </w:pPr>
-    </w:p>
-    <w:p>
-      <w:pPr>
-        <w:spacing w:line="360" w:lineRule="auto"/>
-        <w:ind w:firstLine="709"/>
-        <w:jc w:val="both"/>
-        <w:rPr>
-          <w:rFonts w:eastAsia="Arial"/>
-          <w:lang w:eastAsia="en-GB"/>
-        </w:rPr>
-      </w:pPr>
-      <w:r>
-        <w:rPr>
-          <w:rFonts w:eastAsia="Arial"/>
-          <w:lang w:eastAsia="en-GB"/>
-        </w:rPr>
-        <w:t xml:space="preserve">A Lei Complementar Estadual paulista nº 836/1997 estrutura a carreira do magistério em 5 (cinco) níveis e 5 (cinco) faixas de vencimentos, mas </w:t>
-      </w:r>
-      <w:r>
-        <w:rPr>
-          <w:rFonts w:eastAsia="Arial"/>
-          <w:b/>
-          <w:bCs/>
-          <w:lang w:eastAsia="en-GB"/>
-        </w:rPr>
-        <w:t>não fixa nenhum percentual de escalonamento entre esses níveis</w:t>
-      </w:r>
-      <w:r>
-        <w:rPr>
-          <w:rFonts w:eastAsia="Arial"/>
-          <w:lang w:eastAsia="en-GB"/>
-        </w:rPr>
-        <w:t>. Conforme seu art. 32 e parágrafo único, os demais níveis e faixas decorrem de Evolução Funcional e de Promoção, e os valores absolutos constam dos Anexos V e VI como tabelas numéricas fechadas, sem fórmula cogente de progressão. O Colégio Recursal de Votuporanga extraiu da tabela uma proporção matemática implícita e a transformou em regra jurídica — criando percentual sem base legal. Isso é exatamente o que o STF em seu tema 1218 coloca em pauta.</w:t>
-      </w:r>
-    </w:p>
-    <w:p>
-      <w:pPr>
-        <w:spacing w:line="360" w:lineRule="auto"/>
-        <w:ind w:firstLine="709"/>
-        <w:jc w:val="both"/>
-        <w:rPr>
-          <w:rFonts w:eastAsia="Times New Roman"/>
-          <w:sz w:val="14"/>
-          <w:szCs w:val="14"/>
-          <w:lang w:eastAsia="en-GB"/>
-        </w:rPr>
-      </w:pPr>
-    </w:p>
-    <w:p>
-      <w:pPr>
-        <w:spacing w:line="360" w:lineRule="auto"/>
-        <w:ind w:firstLine="709"/>
-        <w:jc w:val="both"/>
-        <w:rPr>
-          <w:rFonts w:eastAsia="Arial"/>
-          <w:lang w:eastAsia="en-GB"/>
-        </w:rPr>
-      </w:pPr>
-      <w:r>
-        <w:rPr>
-          <w:rFonts w:eastAsia="Arial"/>
-          <w:lang w:eastAsia="en-GB"/>
-        </w:rPr>
-        <w:t xml:space="preserve">O Estado do Rio de Janeiro, por sua vez, possui o percentual de escalonamento </w:t>
-      </w:r>
-      <w:r>
-        <w:rPr>
-          <w:rFonts w:eastAsia="Arial"/>
-          <w:b/>
-          <w:bCs/>
-          <w:lang w:eastAsia="en-GB"/>
-        </w:rPr>
-        <w:t>expressamente positivado em lei estadual cogente e vigente</w:t>
-      </w:r>
-      <w:r>
-        <w:rPr>
-          <w:rFonts w:eastAsia="Arial"/>
-          <w:lang w:eastAsia="en-GB"/>
-        </w:rPr>
-        <w:t>:</w:t>
-      </w:r>
-    </w:p>
-    <w:p>
-      <w:pPr>
-        <w:spacing w:line="360" w:lineRule="auto"/>
-        <w:ind w:firstLine="709"/>
-        <w:jc w:val="both"/>
-        <w:rPr>
-          <w:rFonts w:eastAsia="Times New Roman"/>
-          <w:sz w:val="12"/>
-          <w:szCs w:val="12"/>
-          <w:lang w:eastAsia="en-GB"/>
-        </w:rPr>
-      </w:pPr>
-    </w:p>
-    <w:p>
-      <w:pPr>
-        <w:numPr>
-          <w:ilvl w:val="0"/>
-          <w:numId w:val="9"/>
-        </w:numPr>
-        <w:spacing w:before="60" w:line="360" w:lineRule="auto"/>
-        <w:rPr>
-          <w:rFonts w:eastAsia="Times New Roman"/>
-          <w:sz w:val="20"/>
-          <w:szCs w:val="20"/>
-          <w:lang w:eastAsia="en-GB"/>
-        </w:rPr>
-      </w:pPr>
-      <w:r>
-        <w:rPr>
-          <w:rFonts w:eastAsia="Arial"/>
-          <w:b/>
-          <w:bCs/>
-          <w:lang w:eastAsia="en-GB"/>
-        </w:rPr>
-        <w:t>Art. 3º da Lei Estadual nº 5.539, de 10 de setembro de 2009</w:t>
-      </w:r>
-      <w:r>
-        <w:rPr>
-          <w:rFonts w:eastAsia="Arial"/>
-          <w:lang w:eastAsia="en-GB"/>
-        </w:rPr>
-        <w:t xml:space="preserve">: "O vencimento-base dos cargos a que se refere a Lei nº 1.614, de 24 de janeiro de 1990, </w:t>
-      </w:r>
-      <w:r>
-        <w:rPr>
-          <w:rFonts w:eastAsia="Arial"/>
-          <w:b/>
-          <w:bCs/>
-          <w:lang w:eastAsia="en-GB"/>
-        </w:rPr>
-        <w:t>guardará o interstício de 12% (doze por cento) entre referências</w:t>
-      </w:r>
-      <w:r>
-        <w:rPr>
-          <w:rFonts w:eastAsia="Arial"/>
-          <w:lang w:eastAsia="en-GB"/>
-        </w:rPr>
-        <w:t>.";</w:t>
-      </w:r>
-    </w:p>
-    <w:p>
-      <w:pPr>
-        <w:spacing w:before="60" w:line="360" w:lineRule="auto"/>
-        <w:ind w:left="720"/>
-        <w:rPr>
-          <w:rFonts w:eastAsia="Times New Roman"/>
-          <w:sz w:val="20"/>
-          <w:szCs w:val="20"/>
-          <w:lang w:eastAsia="en-GB"/>
-        </w:rPr>
-      </w:pPr>
-    </w:p>
-    <w:p>
-      <w:pPr>
-        <w:numPr>
-          <w:ilvl w:val="0"/>
-          <w:numId w:val="9"/>
-        </w:numPr>
-        <w:spacing w:before="60" w:line="360" w:lineRule="auto"/>
-        <w:rPr>
-          <w:rFonts w:eastAsia="Times New Roman"/>
-          <w:sz w:val="20"/>
-          <w:szCs w:val="20"/>
-          <w:lang w:eastAsia="en-GB"/>
-        </w:rPr>
-      </w:pPr>
-      <w:r>
-        <w:rPr>
-          <w:rFonts w:eastAsia="Arial"/>
-          <w:b/>
-          <w:bCs/>
-          <w:lang w:eastAsia="en-GB"/>
-        </w:rPr>
-        <w:t>Art. 3º, parágrafo único, da Lei Estadual nº 5.584, de 2 de dezembro de 2009</w:t>
-      </w:r>
-      <w:r>
-        <w:rPr>
-          <w:rFonts w:eastAsia="Arial"/>
-          <w:lang w:eastAsia="en-GB"/>
-        </w:rPr>
-        <w:t>: replica a mesma regra para os cargos de Professor Docente I e Docente II.</w:t>
-      </w:r>
-    </w:p>
-    <w:p>
-      <w:pPr>
-        <w:spacing w:before="60" w:line="360" w:lineRule="auto"/>
-        <w:ind w:left="720"/>
-        <w:rPr>
-          <w:rFonts w:eastAsia="Times New Roman"/>
-          <w:sz w:val="12"/>
-          <w:szCs w:val="12"/>
-          <w:lang w:eastAsia="en-GB"/>
-        </w:rPr>
-      </w:pPr>
-    </w:p>
-    <w:p>
-      <w:pPr>
-        <w:spacing w:line="360" w:lineRule="auto"/>
-        <w:ind w:firstLine="709"/>
-        <w:jc w:val="both"/>
-        <w:rPr>
-          <w:rFonts w:eastAsia="Arial"/>
-          <w:lang w:eastAsia="en-GB"/>
-        </w:rPr>
-      </w:pPr>
-      <w:r>
-        <w:rPr>
-          <w:rFonts w:eastAsia="Arial"/>
-          <w:lang w:eastAsia="en-GB"/>
-        </w:rPr>
-        <w:t>Esses dispositivos, criado justamente em conformidade com a Lei Nacional do Piso, nunca foram revogados. Permanecem em pleno vigor, conforme se verifica no sítio eletrônico da ALERJ, onde ambas as leis constam com situação "Em Vigor". Nenhuma lei posterior — incluída a Lei Estadual nº 6.834/2014 — revogou expressa ou tacitamente o art. 3º da Lei 5.539/2009 nem o parágrafo único do art. 3º da Lei 5.584/2009, pois não há incompatibilidade nem regulação integral da mesma matéria (art. 2º, §1º, da LINDB).</w:t>
-      </w:r>
-    </w:p>
-    <w:p>
-      <w:pPr>
-        <w:spacing w:line="360" w:lineRule="auto"/>
-        <w:ind w:firstLine="709"/>
-        <w:jc w:val="both"/>
-        <w:rPr>
-          <w:rFonts w:eastAsia="Times New Roman"/>
-          <w:sz w:val="20"/>
-          <w:szCs w:val="20"/>
-          <w:lang w:eastAsia="en-GB"/>
-        </w:rPr>
-      </w:pPr>
-    </w:p>
-    <w:p>
-      <w:pPr>
-        <w:spacing w:line="360" w:lineRule="auto"/>
-        <w:ind w:firstLine="709"/>
-        <w:jc w:val="both"/>
-        <w:rPr>
-          <w:rFonts w:eastAsia="Arial"/>
-          <w:lang w:eastAsia="en-GB"/>
-        </w:rPr>
-      </w:pPr>
-      <w:r>
-        <w:rPr>
-          <w:rFonts w:eastAsia="Arial"/>
-          <w:lang w:eastAsia="en-GB"/>
-        </w:rPr>
-        <w:t xml:space="preserve">Quando o TJRJ determina que o piso nacional proporcional seja aplicado à Referência 1 da carreira e que as demais referências sejam calculadas com 12% de interstício, </w:t>
-      </w:r>
-      <w:r>
-        <w:rPr>
-          <w:rFonts w:eastAsia="Arial"/>
-          <w:b/>
-          <w:bCs/>
-          <w:lang w:eastAsia="en-GB"/>
-        </w:rPr>
-        <w:t xml:space="preserve">não está criando </w:t>
-      </w:r>
-      <w:r>
-        <w:rPr>
-          <w:rFonts w:eastAsia="Arial"/>
-          <w:b/>
-          <w:bCs/>
-          <w:lang w:eastAsia="en-GB"/>
-        </w:rPr>
-        <w:lastRenderedPageBreak/>
-        <w:t>nenhum percentual</w:t>
-      </w:r>
-      <w:r>
-        <w:rPr>
-          <w:rFonts w:eastAsia="Arial"/>
-          <w:lang w:eastAsia="en-GB"/>
-        </w:rPr>
-        <w:t>. Está determinando o cumprimento simultâneo de duas normas vigentes: a federal, que fixa o piso mínimo (Lei 11.738/2008), e a estadual, que fixa o escalonamento (art. 3º das Leis 5.539/2009 e 5.584/2009). Isso é jurisdição ordinária — não é ativismo judicial, não é violação à separação dos poderes, não é o que o Tema 1.218 versa.</w:t>
-      </w:r>
-    </w:p>
-    <w:p>
-      <w:pPr>
-        <w:spacing w:line="360" w:lineRule="auto"/>
-        <w:ind w:firstLine="709"/>
-        <w:jc w:val="both"/>
-        <w:rPr>
-          <w:rFonts w:eastAsia="Times New Roman"/>
-          <w:sz w:val="20"/>
-          <w:szCs w:val="20"/>
-          <w:lang w:eastAsia="en-GB"/>
-        </w:rPr>
-      </w:pPr>
-    </w:p>
-    <w:tbl>
-      <w:tblPr>
-        <w:tblW w:w="9360" w:type="dxa"/>
-        <w:shd w:val="clear" w:color="auto" w:fill="FFFFFF"/>
-        <w:tblCellMar>
-          <w:left w:w="10" w:type="dxa"/>
-          <w:right w:w="10" w:type="dxa"/>
-        </w:tblCellMar>
-        <w:tblLook w:val="04A0" w:firstRow="1" w:lastRow="0" w:firstColumn="1" w:lastColumn="0" w:noHBand="0" w:noVBand="1"/>
-      </w:tblPr>
-      <w:tblGrid>
-        <w:gridCol w:w="2000"/>
-        <w:gridCol w:w="3680"/>
-        <w:gridCol w:w="3680"/>
-      </w:tblGrid>
-      <w:tr>
-        <w:tc>
-          <w:tcPr>
-            <w:tcW w:w="2000" w:type="dxa"/>
-            <w:shd w:val="clear" w:color="auto" w:fill="FFFFFF"/>
-            <w:tcMar>
-              <w:top w:w="60" w:type="dxa"/>
-              <w:left w:w="100" w:type="dxa"/>
-              <w:bottom w:w="60" w:type="dxa"/>
-              <w:right w:w="100" w:type="dxa"/>
-            </w:tcMar>
-          </w:tcPr>
-          <w:p>
-            <w:pPr>
-              <w:spacing w:line="360" w:lineRule="auto"/>
-              <w:jc w:val="both"/>
-              <w:rPr>
-                <w:rFonts w:eastAsia="Times New Roman"/>
-                <w:strike/>
-                <w:color w:val="FFFFFF"/>
-                <w:sz w:val="20"/>
-                <w:szCs w:val="20"/>
-                <w:lang w:eastAsia="en-GB"/>
-              </w:rPr>
-            </w:pPr>
-          </w:p>
-        </w:tc>
-        <w:tc>
-          <w:tcPr>
-            <w:tcW w:w="3680" w:type="dxa"/>
-            <w:shd w:val="clear" w:color="auto" w:fill="FFFFFF"/>
-            <w:tcMar>
-              <w:top w:w="60" w:type="dxa"/>
-              <w:left w:w="100" w:type="dxa"/>
-              <w:bottom w:w="60" w:type="dxa"/>
-              <w:right w:w="100" w:type="dxa"/>
-            </w:tcMar>
-          </w:tcPr>
-          <w:p>
-            <w:pPr>
-              <w:spacing w:line="360" w:lineRule="auto"/>
-              <w:jc w:val="both"/>
-              <w:rPr>
-                <w:rFonts w:eastAsia="Times New Roman"/>
-                <w:strike/>
-                <w:color w:val="FFFFFF"/>
-                <w:sz w:val="20"/>
-                <w:szCs w:val="20"/>
-                <w:lang w:val="en-GB" w:eastAsia="en-GB"/>
-              </w:rPr>
-            </w:pPr>
-            <w:r>
-              <w:rPr>
-                <w:rFonts w:eastAsia="Arial"/>
-                <w:b/>
-                <w:bCs/>
-                <w:strike/>
-                <w:color w:val="FFFFFF"/>
-                <w:sz w:val="20"/>
-                <w:szCs w:val="20"/>
-                <w:lang w:val="en-GB" w:eastAsia="en-GB"/>
-              </w:rPr>
-              <w:t>LC nº 836/1997 — São Paulo</w:t>
-            </w:r>
-          </w:p>
-        </w:tc>
-        <w:tc>
-          <w:tcPr>
-            <w:tcW w:w="3680" w:type="dxa"/>
-            <w:shd w:val="clear" w:color="auto" w:fill="FFFFFF"/>
-            <w:tcMar>
-              <w:top w:w="60" w:type="dxa"/>
-              <w:left w:w="100" w:type="dxa"/>
-              <w:bottom w:w="60" w:type="dxa"/>
-              <w:right w:w="100" w:type="dxa"/>
-            </w:tcMar>
-          </w:tcPr>
-          <w:p>
-            <w:pPr>
-              <w:spacing w:line="360" w:lineRule="auto"/>
-              <w:jc w:val="both"/>
-              <w:rPr>
-                <w:rFonts w:eastAsia="Times New Roman"/>
-                <w:strike/>
-                <w:color w:val="FFFFFF"/>
-                <w:sz w:val="20"/>
-                <w:szCs w:val="20"/>
-                <w:lang w:eastAsia="en-GB"/>
-              </w:rPr>
-            </w:pPr>
-            <w:r>
-              <w:rPr>
-                <w:rFonts w:eastAsia="Arial"/>
-                <w:b/>
-                <w:bCs/>
-                <w:strike/>
-                <w:color w:val="FFFFFF"/>
-                <w:sz w:val="20"/>
-                <w:szCs w:val="20"/>
-                <w:lang w:eastAsia="en-GB"/>
-              </w:rPr>
-              <w:t>Leis nº 5.539/2009 e 5.584/2009 — Rio de Janeiro</w:t>
-            </w:r>
-          </w:p>
-        </w:tc>
-      </w:tr>
-      <w:tr>
-        <w:tc>
-          <w:tcPr>
-            <w:tcW w:w="2000" w:type="dxa"/>
-            <w:shd w:val="clear" w:color="auto" w:fill="FFFFFF"/>
-            <w:tcMar>
-              <w:top w:w="60" w:type="dxa"/>
-              <w:left w:w="100" w:type="dxa"/>
-              <w:bottom w:w="60" w:type="dxa"/>
-              <w:right w:w="100" w:type="dxa"/>
-            </w:tcMar>
-          </w:tcPr>
-          <w:p>
-            <w:pPr>
-              <w:spacing w:line="360" w:lineRule="auto"/>
-              <w:jc w:val="both"/>
-              <w:rPr>
-                <w:rFonts w:eastAsia="Times New Roman"/>
-                <w:strike/>
-                <w:color w:val="FFFFFF"/>
-                <w:sz w:val="20"/>
-                <w:szCs w:val="20"/>
-                <w:lang w:eastAsia="en-GB"/>
-              </w:rPr>
-            </w:pPr>
-            <w:r>
-              <w:rPr>
-                <w:rFonts w:eastAsia="Arial"/>
-                <w:strike/>
-                <w:color w:val="FFFFFF"/>
-                <w:sz w:val="20"/>
-                <w:szCs w:val="20"/>
-                <w:lang w:eastAsia="en-GB"/>
-              </w:rPr>
-              <w:t>Percentual entre níveis</w:t>
-            </w:r>
-          </w:p>
-        </w:tc>
-        <w:tc>
-          <w:tcPr>
-            <w:tcW w:w="3680" w:type="dxa"/>
-            <w:shd w:val="clear" w:color="auto" w:fill="FFFFFF"/>
-            <w:tcMar>
-              <w:top w:w="60" w:type="dxa"/>
-              <w:left w:w="100" w:type="dxa"/>
-              <w:bottom w:w="60" w:type="dxa"/>
-              <w:right w:w="100" w:type="dxa"/>
-            </w:tcMar>
-          </w:tcPr>
-          <w:p>
-            <w:pPr>
-              <w:spacing w:line="360" w:lineRule="auto"/>
-              <w:jc w:val="both"/>
-              <w:rPr>
-                <w:rFonts w:eastAsia="Times New Roman"/>
-                <w:strike/>
-                <w:color w:val="FFFFFF"/>
-                <w:sz w:val="20"/>
-                <w:szCs w:val="20"/>
-                <w:lang w:eastAsia="en-GB"/>
-              </w:rPr>
-            </w:pPr>
-            <w:r>
-              <w:rPr>
-                <w:rFonts w:eastAsia="Arial"/>
-                <w:strike/>
-                <w:color w:val="FFFFFF"/>
-                <w:sz w:val="20"/>
-                <w:szCs w:val="20"/>
-                <w:lang w:eastAsia="en-GB"/>
-              </w:rPr>
-              <w:t>Não previsto em lei. Decorre matematicamente dos valores absolutos tabelados nos Anexos V e VI.</w:t>
-            </w:r>
-          </w:p>
-        </w:tc>
-        <w:tc>
-          <w:tcPr>
-            <w:tcW w:w="3680" w:type="dxa"/>
-            <w:shd w:val="clear" w:color="auto" w:fill="FFFFFF"/>
-            <w:tcMar>
-              <w:top w:w="60" w:type="dxa"/>
-              <w:left w:w="100" w:type="dxa"/>
-              <w:bottom w:w="60" w:type="dxa"/>
-              <w:right w:w="100" w:type="dxa"/>
-            </w:tcMar>
-          </w:tcPr>
-          <w:p>
-            <w:pPr>
-              <w:spacing w:line="360" w:lineRule="auto"/>
-              <w:jc w:val="both"/>
-              <w:rPr>
-                <w:rFonts w:eastAsia="Times New Roman"/>
-                <w:b/>
-                <w:bCs/>
-                <w:strike/>
-                <w:color w:val="FFFFFF"/>
-                <w:sz w:val="20"/>
-                <w:szCs w:val="20"/>
-                <w:lang w:eastAsia="en-GB"/>
-              </w:rPr>
-            </w:pPr>
-            <w:r>
-              <w:rPr>
-                <w:rFonts w:eastAsia="Arial"/>
-                <w:b/>
-                <w:bCs/>
-                <w:strike/>
-                <w:color w:val="FFFFFF"/>
-                <w:sz w:val="20"/>
-                <w:szCs w:val="20"/>
-                <w:lang w:eastAsia="en-GB"/>
-              </w:rPr>
-              <w:t>Expresso em lei: 12% entre referências (art. 3º de ambas as leis).</w:t>
-            </w:r>
-          </w:p>
-        </w:tc>
-      </w:tr>
-      <w:tr>
-        <w:tc>
-          <w:tcPr>
-            <w:tcW w:w="2000" w:type="dxa"/>
-            <w:shd w:val="clear" w:color="auto" w:fill="FFFFFF"/>
-            <w:tcMar>
-              <w:top w:w="60" w:type="dxa"/>
-              <w:left w:w="100" w:type="dxa"/>
-              <w:bottom w:w="60" w:type="dxa"/>
-              <w:right w:w="100" w:type="dxa"/>
-            </w:tcMar>
-          </w:tcPr>
-          <w:p>
-            <w:pPr>
-              <w:spacing w:line="360" w:lineRule="auto"/>
-              <w:jc w:val="both"/>
-              <w:rPr>
-                <w:rFonts w:eastAsia="Times New Roman"/>
-                <w:strike/>
-                <w:color w:val="FFFFFF"/>
-                <w:sz w:val="20"/>
-                <w:szCs w:val="20"/>
-                <w:lang w:eastAsia="en-GB"/>
-              </w:rPr>
-            </w:pPr>
-            <w:r>
-              <w:rPr>
-                <w:rFonts w:eastAsia="Arial"/>
-                <w:strike/>
-                <w:color w:val="FFFFFF"/>
-                <w:sz w:val="20"/>
-                <w:szCs w:val="20"/>
-                <w:lang w:eastAsia="en-GB"/>
-              </w:rPr>
-              <w:t>Origem do escalonamento</w:t>
-            </w:r>
-          </w:p>
-        </w:tc>
-        <w:tc>
-          <w:tcPr>
-            <w:tcW w:w="3680" w:type="dxa"/>
-            <w:shd w:val="clear" w:color="auto" w:fill="FFFFFF"/>
-            <w:tcMar>
-              <w:top w:w="60" w:type="dxa"/>
-              <w:left w:w="100" w:type="dxa"/>
-              <w:bottom w:w="60" w:type="dxa"/>
-              <w:right w:w="100" w:type="dxa"/>
-            </w:tcMar>
-          </w:tcPr>
-          <w:p>
-            <w:pPr>
-              <w:spacing w:line="360" w:lineRule="auto"/>
-              <w:jc w:val="both"/>
-              <w:rPr>
-                <w:rFonts w:eastAsia="Times New Roman"/>
-                <w:strike/>
-                <w:color w:val="FFFFFF"/>
-                <w:sz w:val="20"/>
-                <w:szCs w:val="20"/>
-                <w:lang w:eastAsia="en-GB"/>
-              </w:rPr>
-            </w:pPr>
-            <w:r>
-              <w:rPr>
-                <w:rFonts w:eastAsia="Arial"/>
-                <w:strike/>
-                <w:color w:val="FFFFFF"/>
-                <w:sz w:val="20"/>
-                <w:szCs w:val="20"/>
-                <w:lang w:eastAsia="en-GB"/>
-              </w:rPr>
-              <w:t>Implícita — inferida da tabela pelo julgador.</w:t>
-            </w:r>
-          </w:p>
-        </w:tc>
-        <w:tc>
-          <w:tcPr>
-            <w:tcW w:w="3680" w:type="dxa"/>
-            <w:shd w:val="clear" w:color="auto" w:fill="FFFFFF"/>
-            <w:tcMar>
-              <w:top w:w="60" w:type="dxa"/>
-              <w:left w:w="100" w:type="dxa"/>
-              <w:bottom w:w="60" w:type="dxa"/>
-              <w:right w:w="100" w:type="dxa"/>
-            </w:tcMar>
-          </w:tcPr>
-          <w:p>
-            <w:pPr>
-              <w:spacing w:line="360" w:lineRule="auto"/>
-              <w:jc w:val="both"/>
-              <w:rPr>
-                <w:rFonts w:eastAsia="Times New Roman"/>
-                <w:b/>
-                <w:bCs/>
-                <w:strike/>
-                <w:color w:val="FFFFFF"/>
-                <w:sz w:val="20"/>
-                <w:szCs w:val="20"/>
-                <w:lang w:eastAsia="en-GB"/>
-              </w:rPr>
-            </w:pPr>
-            <w:r>
-              <w:rPr>
-                <w:rFonts w:eastAsia="Arial"/>
-                <w:b/>
-                <w:bCs/>
-                <w:strike/>
-                <w:color w:val="FFFFFF"/>
-                <w:sz w:val="20"/>
-                <w:szCs w:val="20"/>
-                <w:lang w:eastAsia="en-GB"/>
-              </w:rPr>
-              <w:t>Explícita — norma cogente positivada.</w:t>
-            </w:r>
-          </w:p>
-        </w:tc>
-      </w:tr>
-      <w:tr>
-        <w:tc>
-          <w:tcPr>
-            <w:tcW w:w="2000" w:type="dxa"/>
-            <w:shd w:val="clear" w:color="auto" w:fill="FFFFFF"/>
-            <w:tcMar>
-              <w:top w:w="60" w:type="dxa"/>
-              <w:left w:w="100" w:type="dxa"/>
-              <w:bottom w:w="60" w:type="dxa"/>
-              <w:right w:w="100" w:type="dxa"/>
-            </w:tcMar>
-          </w:tcPr>
-          <w:p>
-            <w:pPr>
-              <w:spacing w:line="360" w:lineRule="auto"/>
-              <w:jc w:val="both"/>
-              <w:rPr>
-                <w:rFonts w:eastAsia="Times New Roman"/>
-                <w:strike/>
-                <w:color w:val="FFFFFF"/>
-                <w:sz w:val="20"/>
-                <w:szCs w:val="20"/>
-                <w:lang w:eastAsia="en-GB"/>
-              </w:rPr>
-            </w:pPr>
-            <w:r>
-              <w:rPr>
-                <w:rFonts w:eastAsia="Arial"/>
-                <w:strike/>
-                <w:color w:val="FFFFFF"/>
-                <w:sz w:val="20"/>
-                <w:szCs w:val="20"/>
-                <w:lang w:eastAsia="en-GB"/>
-              </w:rPr>
-              <w:t>O que o Judiciário faz ao aplicar</w:t>
-            </w:r>
-          </w:p>
-        </w:tc>
-        <w:tc>
-          <w:tcPr>
-            <w:tcW w:w="3680" w:type="dxa"/>
-            <w:shd w:val="clear" w:color="auto" w:fill="FFFFFF"/>
-            <w:tcMar>
-              <w:top w:w="60" w:type="dxa"/>
-              <w:left w:w="100" w:type="dxa"/>
-              <w:bottom w:w="60" w:type="dxa"/>
-              <w:right w:w="100" w:type="dxa"/>
-            </w:tcMar>
-          </w:tcPr>
-          <w:p>
-            <w:pPr>
-              <w:spacing w:line="360" w:lineRule="auto"/>
-              <w:jc w:val="both"/>
-              <w:rPr>
-                <w:rFonts w:eastAsia="Times New Roman"/>
-                <w:strike/>
-                <w:color w:val="FFFFFF"/>
-                <w:sz w:val="20"/>
-                <w:szCs w:val="20"/>
-                <w:lang w:eastAsia="en-GB"/>
-              </w:rPr>
-            </w:pPr>
-            <w:r>
-              <w:rPr>
-                <w:rFonts w:eastAsia="Arial"/>
-                <w:b/>
-                <w:bCs/>
-                <w:noProof/>
-                <w:u w:val="single"/>
-                <w:lang w:eastAsia="en-GB"/>
-              </w:rPr>
-              <w:drawing>
-                <wp:anchor distT="0" distB="0" distL="114300" distR="114300" simplePos="0" relativeHeight="251676672" behindDoc="0" locked="0" layoutInCell="1" allowOverlap="1" wp14:anchorId="0F2C5A05" wp14:editId="33863973">
-                  <wp:simplePos x="0" y="0"/>
-                  <wp:positionH relativeFrom="column">
-                    <wp:posOffset>-919480</wp:posOffset>
-                  </wp:positionH>
-                  <wp:positionV relativeFrom="paragraph">
-                    <wp:posOffset>-1822450</wp:posOffset>
-                  </wp:positionV>
-                  <wp:extent cx="5076825" cy="3384550"/>
-                  <wp:effectExtent l="0" t="0" r="9525" b="6350"/>
-                  <wp:wrapNone/>
-                  <wp:docPr id="1383092898" name="Picture 5"/>
-                  <wp:cNvGraphicFramePr>
-                    <a:graphicFrameLocks xmlns:a="http://schemas.openxmlformats.org/drawingml/2006/main" noChangeAspect="1"/>
-                  </wp:cNvGraphicFramePr>
-                  <a:graphic xmlns:a="http://schemas.openxmlformats.org/drawingml/2006/main">
-                    <a:graphicData uri="http://schemas.openxmlformats.org/drawingml/2006/picture">
-                      <pic:pic xmlns:pic="http://schemas.openxmlformats.org/drawingml/2006/picture">
-                        <pic:nvPicPr>
-                          <pic:cNvPr id="0" name="Picture 3"/>
-                          <pic:cNvPicPr>
-                            <a:picLocks noChangeAspect="1" noChangeArrowheads="1"/>
-                          </pic:cNvPicPr>
-                        </pic:nvPicPr>
-                        <pic:blipFill>
-                          <a:blip r:embed="rId17" cstate="print">
-                            <a:extLst>
-                              <a:ext uri="{28A0092B-C50C-407E-A947-70E740481C1C}">
-                                <a14:useLocalDpi xmlns:a14="http://schemas.microsoft.com/office/drawing/2010/main" val="0"/>
-                              </a:ext>
-                            </a:extLst>
-                          </a:blip>
-                          <a:srcRect/>
-                          <a:stretch>
-                            <a:fillRect/>
-                          </a:stretch>
-                        </pic:blipFill>
-                        <pic:spPr bwMode="auto">
-                          <a:xfrm>
-                            <a:off x="0" y="0"/>
-                            <a:ext cx="5076825" cy="3384550"/>
-                          </a:xfrm>
-                          <a:prstGeom prst="rect">
-                            <a:avLst/>
-                          </a:prstGeom>
-                          <a:noFill/>
-                        </pic:spPr>
-                      </pic:pic>
-                    </a:graphicData>
-                  </a:graphic>
-                  <wp14:sizeRelH relativeFrom="page">
-                    <wp14:pctWidth>0</wp14:pctWidth>
-                  </wp14:sizeRelH>
-                  <wp14:sizeRelV relativeFrom="page">
-                    <wp14:pctHeight>0</wp14:pctHeight>
-                  </wp14:sizeRelV>
-                </wp:anchor>
-              </w:drawing>
-            </w:r>
-            <w:r>
-              <w:rPr>
-                <w:rFonts w:eastAsia="Arial"/>
-                <w:strike/>
-                <w:color w:val="FFFFFF"/>
-                <w:sz w:val="20"/>
-                <w:szCs w:val="20"/>
-                <w:lang w:eastAsia="en-GB"/>
-              </w:rPr>
-              <w:t>Cria fórmula sem base legal → vedado pelo Tema 1.218.</w:t>
-            </w:r>
-          </w:p>
-        </w:tc>
-        <w:tc>
-          <w:tcPr>
-            <w:tcW w:w="3680" w:type="dxa"/>
-            <w:shd w:val="clear" w:color="auto" w:fill="FFFFFF"/>
-            <w:tcMar>
-              <w:top w:w="60" w:type="dxa"/>
-              <w:left w:w="100" w:type="dxa"/>
-              <w:bottom w:w="60" w:type="dxa"/>
-              <w:right w:w="100" w:type="dxa"/>
-            </w:tcMar>
-          </w:tcPr>
-          <w:p>
-            <w:pPr>
-              <w:spacing w:line="360" w:lineRule="auto"/>
-              <w:jc w:val="both"/>
-              <w:rPr>
-                <w:rFonts w:eastAsia="Times New Roman"/>
-                <w:b/>
-                <w:bCs/>
-                <w:strike/>
-                <w:color w:val="FFFFFF"/>
-                <w:sz w:val="20"/>
-                <w:szCs w:val="20"/>
-                <w:lang w:eastAsia="en-GB"/>
-              </w:rPr>
-            </w:pPr>
-            <w:r>
-              <w:rPr>
-                <w:rFonts w:eastAsia="Arial"/>
-                <w:b/>
-                <w:bCs/>
-                <w:strike/>
-                <w:color w:val="FFFFFF"/>
-                <w:sz w:val="20"/>
-                <w:szCs w:val="20"/>
-                <w:lang w:eastAsia="en-GB"/>
-              </w:rPr>
-              <w:t>Aplica norma já existente → obrigação jurisdicional.</w:t>
-            </w:r>
-          </w:p>
-        </w:tc>
-      </w:tr>
-      <w:tr>
-        <w:tc>
-          <w:tcPr>
-            <w:tcW w:w="2000" w:type="dxa"/>
-            <w:shd w:val="clear" w:color="auto" w:fill="FFFFFF"/>
-            <w:tcMar>
-              <w:top w:w="60" w:type="dxa"/>
-              <w:left w:w="100" w:type="dxa"/>
-              <w:bottom w:w="60" w:type="dxa"/>
-              <w:right w:w="100" w:type="dxa"/>
-            </w:tcMar>
-          </w:tcPr>
-          <w:p>
-            <w:pPr>
-              <w:spacing w:line="360" w:lineRule="auto"/>
-              <w:jc w:val="both"/>
-              <w:rPr>
-                <w:rFonts w:eastAsia="Times New Roman"/>
-                <w:strike/>
-                <w:color w:val="FFFFFF"/>
-                <w:sz w:val="20"/>
-                <w:szCs w:val="20"/>
-                <w:lang w:eastAsia="en-GB"/>
-              </w:rPr>
-            </w:pPr>
-            <w:r>
-              <w:rPr>
-                <w:rFonts w:eastAsia="Arial"/>
-                <w:strike/>
-                <w:color w:val="FFFFFF"/>
-                <w:sz w:val="20"/>
-                <w:szCs w:val="20"/>
-                <w:lang w:eastAsia="en-GB"/>
-              </w:rPr>
-              <w:t>Natureza da intervenção judicial</w:t>
-            </w:r>
-          </w:p>
-        </w:tc>
-        <w:tc>
-          <w:tcPr>
-            <w:tcW w:w="3680" w:type="dxa"/>
-            <w:shd w:val="clear" w:color="auto" w:fill="FFFFFF"/>
-            <w:tcMar>
-              <w:top w:w="60" w:type="dxa"/>
-              <w:left w:w="100" w:type="dxa"/>
-              <w:bottom w:w="60" w:type="dxa"/>
-              <w:right w:w="100" w:type="dxa"/>
-            </w:tcMar>
-          </w:tcPr>
-          <w:p>
-            <w:pPr>
-              <w:spacing w:line="360" w:lineRule="auto"/>
-              <w:jc w:val="both"/>
-              <w:rPr>
-                <w:rFonts w:eastAsia="Times New Roman"/>
-                <w:strike/>
-                <w:color w:val="FFFFFF"/>
-                <w:sz w:val="20"/>
-                <w:szCs w:val="20"/>
-                <w:lang w:eastAsia="en-GB"/>
-              </w:rPr>
-            </w:pPr>
-            <w:r>
-              <w:rPr>
-                <w:rFonts w:eastAsia="Arial"/>
-                <w:strike/>
-                <w:color w:val="FFFFFF"/>
-                <w:sz w:val="20"/>
-                <w:szCs w:val="20"/>
-                <w:lang w:eastAsia="en-GB"/>
-              </w:rPr>
-              <w:t>Legislativa (proibida).</w:t>
-            </w:r>
-          </w:p>
-        </w:tc>
-        <w:tc>
-          <w:tcPr>
-            <w:tcW w:w="3680" w:type="dxa"/>
-            <w:shd w:val="clear" w:color="auto" w:fill="FFFFFF"/>
-            <w:tcMar>
-              <w:top w:w="60" w:type="dxa"/>
-              <w:left w:w="100" w:type="dxa"/>
-              <w:bottom w:w="60" w:type="dxa"/>
-              <w:right w:w="100" w:type="dxa"/>
-            </w:tcMar>
-          </w:tcPr>
-          <w:p>
-            <w:pPr>
-              <w:spacing w:line="360" w:lineRule="auto"/>
-              <w:jc w:val="both"/>
-              <w:rPr>
-                <w:rFonts w:eastAsia="Times New Roman"/>
-                <w:b/>
-                <w:bCs/>
-                <w:strike/>
-                <w:color w:val="FFFFFF"/>
-                <w:sz w:val="20"/>
-                <w:szCs w:val="20"/>
-                <w:lang w:eastAsia="en-GB"/>
-              </w:rPr>
-            </w:pPr>
-            <w:r>
-              <w:rPr>
-                <w:rFonts w:eastAsia="Arial"/>
-                <w:b/>
-                <w:bCs/>
-                <w:strike/>
-                <w:color w:val="FFFFFF"/>
-                <w:sz w:val="20"/>
-                <w:szCs w:val="20"/>
-                <w:lang w:eastAsia="en-GB"/>
-              </w:rPr>
-              <w:t>Jurisdicional (devida).</w:t>
-            </w:r>
-          </w:p>
-        </w:tc>
-      </w:tr>
-    </w:tbl>
-    <w:p>
-      <w:pPr>
-        <w:spacing w:line="360" w:lineRule="auto"/>
-        <w:jc w:val="center"/>
-        <w:rPr>
-          <w:rFonts w:eastAsia="Times New Roman"/>
-          <w:sz w:val="20"/>
-          <w:szCs w:val="20"/>
-          <w:lang w:val="en-GB" w:eastAsia="en-GB"/>
-        </w:rPr>
-      </w:pPr>
-    </w:p>
-    <w:p>
-      <w:pPr>
-        <w:spacing w:before="240" w:line="360" w:lineRule="auto"/>
-        <w:jc w:val="both"/>
-        <w:rPr>
-          <w:rFonts w:eastAsia="Arial"/>
-          <w:b/>
-          <w:bCs/>
-          <w:u w:val="single"/>
-          <w:lang w:eastAsia="en-GB"/>
-        </w:rPr>
-      </w:pPr>
-    </w:p>
-    <w:p>
-      <w:pPr>
-        <w:spacing w:before="240" w:line="360" w:lineRule="auto"/>
-        <w:jc w:val="both"/>
-        <w:rPr>
-          <w:rFonts w:eastAsia="Arial"/>
-          <w:b/>
-          <w:bCs/>
-          <w:color w:val="215E99"/>
-          <w:u w:val="single"/>
-          <w:lang w:eastAsia="en-GB"/>
-        </w:rPr>
-      </w:pPr>
-      <w:r>
-        <w:rPr>
-          <w:rFonts w:eastAsia="Arial"/>
-          <w:b/>
-          <w:bCs/>
-          <w:color w:val="215E99"/>
-          <w:u w:val="single"/>
-          <w:lang w:eastAsia="en-GB"/>
-        </w:rPr>
-        <w:t>C.2) A lei paulista é anterior à Lei do Piso. A legislação fluminense é posterior e editada exatamente para adequar-se a ela.</w:t>
-      </w:r>
-    </w:p>
-    <w:p>
-      <w:pPr>
-        <w:spacing w:line="360" w:lineRule="auto"/>
-        <w:ind w:firstLine="709"/>
-        <w:jc w:val="both"/>
-        <w:rPr>
-          <w:rFonts w:eastAsia="Arial"/>
-          <w:lang w:eastAsia="en-GB"/>
-        </w:rPr>
-      </w:pPr>
-      <w:r>
-        <w:rPr>
-          <w:rFonts w:eastAsia="Arial"/>
-          <w:lang w:eastAsia="en-GB"/>
-        </w:rPr>
-        <w:t xml:space="preserve">A Lei Complementar Estadual paulista nº 836/1997 foi editada </w:t>
-      </w:r>
-      <w:r>
-        <w:rPr>
-          <w:rFonts w:eastAsia="Arial"/>
-          <w:b/>
-          <w:bCs/>
-          <w:lang w:eastAsia="en-GB"/>
-        </w:rPr>
-        <w:t>onze anos antes</w:t>
-      </w:r>
-      <w:r>
-        <w:rPr>
-          <w:rFonts w:eastAsia="Arial"/>
-          <w:lang w:eastAsia="en-GB"/>
-        </w:rPr>
-        <w:t xml:space="preserve"> da Lei Federal nº 11.738/2008. São Paulo nunca adequou legislativamente sua estrutura de carreira ao piso nacional após 2008 — o que gerou a omissão que o Colégio Recursal tentou suprir judicialmente.</w:t>
-      </w:r>
-    </w:p>
-    <w:p>
-      <w:pPr>
-        <w:spacing w:line="360" w:lineRule="auto"/>
-        <w:ind w:firstLine="709"/>
-        <w:jc w:val="both"/>
-        <w:rPr>
-          <w:rFonts w:eastAsia="Times New Roman"/>
-          <w:sz w:val="20"/>
-          <w:szCs w:val="20"/>
-          <w:lang w:eastAsia="en-GB"/>
-        </w:rPr>
-      </w:pPr>
-    </w:p>
-    <w:p>
-      <w:pPr>
-        <w:spacing w:line="360" w:lineRule="auto"/>
-        <w:ind w:firstLine="709"/>
-        <w:jc w:val="both"/>
-        <w:rPr>
-          <w:rFonts w:eastAsia="Arial"/>
-          <w:lang w:eastAsia="en-GB"/>
-        </w:rPr>
-      </w:pPr>
-      <w:r>
-        <w:rPr>
-          <w:rFonts w:eastAsia="Arial"/>
-          <w:lang w:eastAsia="en-GB"/>
-        </w:rPr>
-        <w:t xml:space="preserve">O Estado do Rio de Janeiro, em sentido diametralmente oposto, em 2009 — imediatamente após a edição da Lei do Piso — editou duas leis estaduais específicas para adequar sua estrutura remuneratória ao novo paradigma federal: (i) a </w:t>
-      </w:r>
-      <w:r>
-        <w:rPr>
-          <w:rFonts w:eastAsia="Arial"/>
-          <w:b/>
-          <w:bCs/>
-          <w:lang w:eastAsia="en-GB"/>
-        </w:rPr>
-        <w:t>Lei Estadual nº 5.539/2009</w:t>
-      </w:r>
-      <w:r>
-        <w:rPr>
-          <w:rFonts w:eastAsia="Arial"/>
-          <w:lang w:eastAsia="en-GB"/>
-        </w:rPr>
-        <w:t>, que majorou os vencimentos básicos de toda a carreira, absorveu gratificações ao vencimento-base e positivou o interstício de 12%; e (</w:t>
-      </w:r>
-      <w:proofErr w:type="spellStart"/>
-      <w:r>
-        <w:rPr>
-          <w:rFonts w:eastAsia="Arial"/>
-          <w:lang w:eastAsia="en-GB"/>
-        </w:rPr>
-        <w:t>ii</w:t>
-      </w:r>
-      <w:proofErr w:type="spellEnd"/>
-      <w:r>
-        <w:rPr>
-          <w:rFonts w:eastAsia="Arial"/>
-          <w:lang w:eastAsia="en-GB"/>
-        </w:rPr>
-        <w:t xml:space="preserve">) a </w:t>
-      </w:r>
-      <w:r>
-        <w:rPr>
-          <w:rFonts w:eastAsia="Arial"/>
-          <w:b/>
-          <w:bCs/>
-          <w:lang w:eastAsia="en-GB"/>
-        </w:rPr>
-        <w:t>Lei Estadual nº 5.584/2009</w:t>
-      </w:r>
-      <w:r>
-        <w:rPr>
-          <w:rFonts w:eastAsia="Arial"/>
-          <w:lang w:eastAsia="en-GB"/>
-        </w:rPr>
-        <w:t xml:space="preserve">, que instituiu plano de cargos e vencimentos </w:t>
-      </w:r>
-      <w:r>
-        <w:rPr>
-          <w:rFonts w:eastAsia="Arial"/>
-          <w:lang w:eastAsia="en-GB"/>
-        </w:rPr>
-        <w:lastRenderedPageBreak/>
-        <w:t xml:space="preserve">específico para os Professores Docentes I e II, com tabela progressiva até outubro de 2015. A legislação fluminense de 2009 é, portanto, </w:t>
-      </w:r>
-      <w:r>
-        <w:rPr>
-          <w:rFonts w:eastAsia="Arial"/>
-          <w:b/>
-          <w:bCs/>
-          <w:lang w:eastAsia="en-GB"/>
-        </w:rPr>
-        <w:t>resposta ao piso nacional</w:t>
-      </w:r>
-      <w:r>
-        <w:rPr>
-          <w:rFonts w:eastAsia="Arial"/>
-          <w:lang w:eastAsia="en-GB"/>
-        </w:rPr>
-        <w:t>, não legislação anterior a ele.</w:t>
-      </w:r>
-    </w:p>
-    <w:p>
-      <w:pPr>
-        <w:spacing w:before="240" w:line="360" w:lineRule="auto"/>
-        <w:jc w:val="both"/>
-        <w:rPr>
-          <w:rFonts w:eastAsia="Arial"/>
-          <w:b/>
-          <w:bCs/>
-          <w:color w:val="215E99"/>
-          <w:u w:val="single"/>
-          <w:lang w:eastAsia="en-GB"/>
-        </w:rPr>
-      </w:pPr>
-      <w:r>
-        <w:rPr>
-          <w:rFonts w:eastAsia="Arial"/>
-          <w:b/>
-          <w:bCs/>
-          <w:color w:val="215E99"/>
-          <w:u w:val="single"/>
-          <w:lang w:eastAsia="en-GB"/>
-        </w:rPr>
-        <w:t>C.3) O Estado do Rio de Janeiro chegou a cumprir o piso nacional — e depois o congelou deliberadamente.</w:t>
-      </w:r>
-    </w:p>
-    <w:p>
-      <w:pPr>
-        <w:spacing w:line="360" w:lineRule="auto"/>
-        <w:ind w:firstLine="709"/>
-        <w:jc w:val="both"/>
-        <w:rPr>
-          <w:rFonts w:eastAsia="Arial"/>
-          <w:lang w:eastAsia="en-GB"/>
-        </w:rPr>
-      </w:pPr>
-      <w:r>
-        <w:rPr>
-          <w:rFonts w:eastAsia="Arial"/>
-          <w:lang w:eastAsia="en-GB"/>
-        </w:rPr>
-        <w:t>A análise dos valores históricos demonstra que, entre 2010 e 2014, os valores pagos em todas as categorias e referências superavam os mínimos federais proporcionais. Em 2010, o Professor Docente II de 22h na Referência 3 recebia R$ 34,80 por hora, quando o piso proporcional era de apenas R$ 31,76 por hora. Em 2014, recebia R$ 53,61 por hora, frente a um piso proporcional de R$ 52,62 por hora. O modelo era viável. O Estado sabia como cumprir a lei — e a cumpria.</w:t>
-      </w:r>
-    </w:p>
-    <w:p>
-      <w:pPr>
-        <w:spacing w:line="360" w:lineRule="auto"/>
-        <w:ind w:firstLine="709"/>
-        <w:jc w:val="both"/>
-        <w:rPr>
-          <w:rFonts w:eastAsia="Arial"/>
-          <w:lang w:eastAsia="en-GB"/>
-        </w:rPr>
-      </w:pPr>
-    </w:p>
-    <w:p>
-      <w:pPr>
-        <w:spacing w:line="360" w:lineRule="auto"/>
-        <w:jc w:val="both"/>
-        <w:rPr>
-          <w:rFonts w:eastAsia="Arial"/>
-          <w:lang w:eastAsia="en-GB"/>
-        </w:rPr>
-      </w:pPr>
-      <w:r>
-        <w:rPr>
-          <w:rFonts w:eastAsia="Times New Roman"/>
-          <w:noProof/>
-          <w:sz w:val="20"/>
-          <w:szCs w:val="20"/>
-          <w:lang w:val="en-GB" w:eastAsia="en-GB"/>
-        </w:rPr>
-        <w:drawing>
-          <wp:inline distT="0" distB="0" distL="0" distR="0" wp14:anchorId="3F56BD21" wp14:editId="7DA27858">
-            <wp:extent cx="5759450" cy="576776"/>
-            <wp:effectExtent l="0" t="0" r="0" b="0"/>
-            <wp:docPr id="388721045" name="Picture 3"/>
-            <wp:cNvGraphicFramePr>
-              <a:graphicFrameLocks xmlns:a="http://schemas.openxmlformats.org/drawingml/2006/main" noChangeAspect="1"/>
-            </wp:cNvGraphicFramePr>
-            <a:graphic xmlns:a="http://schemas.openxmlformats.org/drawingml/2006/main">
-              <a:graphicData uri="http://schemas.openxmlformats.org/drawingml/2006/picture">
-                <pic:pic xmlns:pic="http://schemas.openxmlformats.org/drawingml/2006/picture">
-                  <pic:nvPicPr>
-                    <pic:cNvPr id="0" name="Picture 2"/>
-                    <pic:cNvPicPr>
-                      <a:picLocks noChangeAspect="1" noChangeArrowheads="1"/>
-                    </pic:cNvPicPr>
-                  </pic:nvPicPr>
-                  <pic:blipFill>
-                    <a:blip r:embed="rId18">
-                      <a:extLst>
-                        <a:ext uri="{28A0092B-C50C-407E-A947-70E740481C1C}">
-                          <a14:useLocalDpi xmlns:a14="http://schemas.microsoft.com/office/drawing/2010/main" val="0"/>
-                        </a:ext>
-                      </a:extLst>
-                    </a:blip>
-                    <a:srcRect/>
-                    <a:stretch>
-                      <a:fillRect/>
-                    </a:stretch>
-                  </pic:blipFill>
-                  <pic:spPr bwMode="auto">
-                    <a:xfrm>
-                      <a:off x="0" y="0"/>
-                      <a:ext cx="5759450" cy="576776"/>
-                    </a:xfrm>
-                    <a:prstGeom prst="rect">
-                      <a:avLst/>
-                    </a:prstGeom>
-                    <a:noFill/>
-                    <a:ln>
-                      <a:noFill/>
-                    </a:ln>
-                  </pic:spPr>
-                </pic:pic>
-              </a:graphicData>
-            </a:graphic>
-          </wp:inline>
-        </w:drawing>
-      </w:r>
-    </w:p>
-    <w:p>
-      <w:pPr>
-        <w:spacing w:line="360" w:lineRule="auto"/>
-        <w:ind w:firstLine="709"/>
-        <w:jc w:val="both"/>
-        <w:rPr>
-          <w:rFonts w:eastAsia="Times New Roman"/>
-          <w:sz w:val="20"/>
-          <w:szCs w:val="20"/>
-          <w:lang w:eastAsia="en-GB"/>
-        </w:rPr>
-      </w:pPr>
-    </w:p>
-    <w:p>
-      <w:pPr>
-        <w:spacing w:line="360" w:lineRule="auto"/>
-        <w:ind w:firstLine="709"/>
-        <w:jc w:val="both"/>
-        <w:rPr>
-          <w:rFonts w:eastAsia="Arial"/>
-          <w:lang w:eastAsia="en-GB"/>
-        </w:rPr>
-      </w:pPr>
-      <w:r>
-        <w:rPr>
-          <w:rFonts w:eastAsia="Arial"/>
-          <w:lang w:eastAsia="en-GB"/>
-        </w:rPr>
-        <w:t>O descumprimento não decorreu de impossibilidade estrutural. Decorreu de congelamento deliberado: a Lei Estadual nº 6.834/2014, última lei salarial do magistério fluminense, fixou os valores de tabela em patamares que ainda cumpriam o piso naquele ano, mas que não foram reajustados nos anos seguintes. O resultado foi que o piso federal progressivamente ultrapassou os valores estaduais congelados — a partir de 2015 para o Docente II de 22h, e a partir de 2018 para o Docente I de 16h.</w:t>
-      </w:r>
-    </w:p>
-    <w:p>
-      <w:pPr>
-        <w:spacing w:line="360" w:lineRule="auto"/>
-        <w:jc w:val="both"/>
-        <w:rPr>
-          <w:rFonts w:eastAsia="Arial"/>
-          <w:lang w:eastAsia="en-GB"/>
-        </w:rPr>
-      </w:pPr>
-      <w:r>
-        <w:rPr>
-          <w:rFonts w:eastAsia="Times New Roman"/>
-          <w:noProof/>
-          <w:color w:val="000000"/>
-          <w:sz w:val="20"/>
-          <w:szCs w:val="20"/>
-          <w:lang w:val="en-GB" w:eastAsia="en-GB"/>
-        </w:rPr>
-        <w:drawing>
-          <wp:inline distT="0" distB="0" distL="0" distR="0" wp14:anchorId="5CEFD49C" wp14:editId="77BC3C43">
-            <wp:extent cx="5759450" cy="2323914"/>
-            <wp:effectExtent l="0" t="0" r="0" b="635"/>
-            <wp:docPr id="1211105164" name="Picture 1"/>
-            <wp:cNvGraphicFramePr>
-              <a:graphicFrameLocks xmlns:a="http://schemas.openxmlformats.org/drawingml/2006/main" noChangeAspect="1"/>
-            </wp:cNvGraphicFramePr>
-            <a:graphic xmlns:a="http://schemas.openxmlformats.org/drawingml/2006/main">
-              <a:graphicData uri="http://schemas.openxmlformats.org/drawingml/2006/picture">
-                <pic:pic xmlns:pic="http://schemas.openxmlformats.org/drawingml/2006/picture">
-                  <pic:nvPicPr>
-                    <pic:cNvPr id="1211105164" name=""/>
-                    <pic:cNvPicPr/>
-                  </pic:nvPicPr>
-                  <pic:blipFill>
-                    <a:blip r:embed="rId19"/>
-                    <a:stretch>
-                      <a:fillRect/>
-                    </a:stretch>
-                  </pic:blipFill>
-                  <pic:spPr>
-                    <a:xfrm>
-                      <a:off x="0" y="0"/>
-                      <a:ext cx="5759450" cy="2323914"/>
-                    </a:xfrm>
-                    <a:prstGeom prst="rect">
-                      <a:avLst/>
-                    </a:prstGeom>
-                  </pic:spPr>
-                </pic:pic>
-              </a:graphicData>
-            </a:graphic>
-          </wp:inline>
-        </w:drawing>
-      </w:r>
-    </w:p>
-    <w:p>
-      <w:pPr>
-        <w:spacing w:line="360" w:lineRule="auto"/>
-        <w:ind w:firstLine="709"/>
-        <w:jc w:val="both"/>
-        <w:rPr>
-          <w:rFonts w:eastAsia="Times New Roman"/>
-          <w:sz w:val="20"/>
-          <w:szCs w:val="20"/>
-          <w:lang w:eastAsia="en-GB"/>
-        </w:rPr>
-      </w:pPr>
-    </w:p>
-    <w:p>
-      <w:pPr>
-        <w:spacing w:line="360" w:lineRule="auto"/>
-        <w:ind w:firstLine="709"/>
-        <w:jc w:val="both"/>
-        <w:rPr>
-          <w:rFonts w:eastAsia="Arial"/>
-          <w:lang w:eastAsia="en-GB"/>
-        </w:rPr>
-      </w:pPr>
-      <w:r>
-        <w:rPr>
-          <w:rFonts w:eastAsia="Arial"/>
-          <w:lang w:eastAsia="en-GB"/>
-        </w:rPr>
-        <w:lastRenderedPageBreak/>
-        <w:t>Não se está, portanto, diante de um ente que nunca elaborou plano de carreira adequado e que precisa de tempo para fazê-lo — hipótese para a qual foi concebida a modulação do Tema 1.218. Está-se diante de um ente que já tinha plano, comprovou que o modelo era viável, e escolheu congelar os salários. A distinção é radical.</w:t>
-      </w:r>
-    </w:p>
-    <w:p>
-      <w:pPr>
-        <w:tabs>
-          <w:tab w:val="left" w:pos="0"/>
-        </w:tabs>
-        <w:spacing w:line="360" w:lineRule="auto"/>
-        <w:jc w:val="both"/>
-        <w:rPr>
-          <w:rFonts w:eastAsia="Times New Roman"/>
-          <w:color w:val="000000"/>
-        </w:rPr>
-      </w:pPr>
-    </w:p>
-    <w:p>
-      <w:pPr>
-        <w:tabs>
-          <w:tab w:val="left" w:pos="0"/>
-        </w:tabs>
-        <w:spacing w:line="360" w:lineRule="auto"/>
-        <w:jc w:val="both"/>
-        <w:rPr>
-          <w:rFonts w:eastAsia="Times New Roman"/>
-          <w:color w:val="000000"/>
-        </w:rPr>
-      </w:pPr>
-      <w:r>
-        <w:rPr>
-          <w:rFonts w:eastAsia="Times New Roman"/>
-          <w:noProof/>
-          <w:color w:val="000000"/>
-        </w:rPr>
-        <mc:AlternateContent>
-          <mc:Choice Requires="wps">
-            <w:drawing>
-              <wp:anchor distT="0" distB="0" distL="114300" distR="114300" simplePos="0" relativeHeight="251675648" behindDoc="0" locked="0" layoutInCell="1" allowOverlap="1" wp14:anchorId="0B60BD25" wp14:editId="1944F003">
-                <wp:simplePos x="0" y="0"/>
-                <wp:positionH relativeFrom="column">
-                  <wp:posOffset>2580640</wp:posOffset>
-                </wp:positionH>
-                <wp:positionV relativeFrom="paragraph">
-                  <wp:posOffset>497840</wp:posOffset>
-                </wp:positionV>
-                <wp:extent cx="0" cy="2031365"/>
-                <wp:effectExtent l="19050" t="0" r="19050" b="26035"/>
-                <wp:wrapNone/>
-                <wp:docPr id="3" name="Straight Connector 2">
-                  <a:extLst xmlns:a="http://schemas.openxmlformats.org/drawingml/2006/main">
-                    <a:ext uri="{FF2B5EF4-FFF2-40B4-BE49-F238E27FC236}">
-                      <a16:creationId xmlns:a16="http://schemas.microsoft.com/office/drawing/2014/main" id="{0D8EAD68-A9F1-C3B1-846E-91149DC12C46}"/>
-                    </a:ext>
-                  </a:extLst>
-                </wp:docPr>
-                <wp:cNvGraphicFramePr/>
-                <a:graphic xmlns:a="http://schemas.openxmlformats.org/drawingml/2006/main">
-                  <a:graphicData uri="http://schemas.microsoft.com/office/word/2010/wordprocessingShape">
-                    <wps:wsp>
-                      <wps:cNvCnPr/>
-                      <wps:spPr>
-                        <a:xfrm>
-                          <a:off x="0" y="0"/>
-                          <a:ext cx="0" cy="2031365"/>
-                        </a:xfrm>
-                        <a:prstGeom prst="line">
-                          <a:avLst/>
-                        </a:prstGeom>
-                        <a:noFill/>
-                        <a:ln w="28575" cap="flat" cmpd="sng" algn="ctr">
-                          <a:solidFill>
-                            <a:srgbClr val="FF0000"/>
-                          </a:solidFill>
-                          <a:prstDash val="dash"/>
-                        </a:ln>
-                        <a:effectLst/>
-                      </wps:spPr>
-                      <wps:bodyPr/>
-                    </wps:wsp>
-                  </a:graphicData>
-                </a:graphic>
-                <wp14:sizeRelH relativeFrom="margin">
-                  <wp14:pctWidth>0</wp14:pctWidth>
-                </wp14:sizeRelH>
-                <wp14:sizeRelV relativeFrom="margin">
-                  <wp14:pctHeight>0</wp14:pctHeight>
-                </wp14:sizeRelV>
-              </wp:anchor>
-            </w:drawing>
-          </mc:Choice>
-          <mc:Fallback>
-            <w:pict>
-              <v:line w14:anchorId="6A30E757" id="Straight Connector 2" o:spid="_x0000_s1026" style="position:absolute;z-index:251675648;visibility:visible;mso-wrap-style:square;mso-width-percent:0;mso-height-percent:0;mso-wrap-distance-left:9pt;mso-wrap-distance-top:0;mso-wrap-distance-right:9pt;mso-wrap-distance-bottom:0;mso-position-horizontal:absolute;mso-position-horizontal-relative:text;mso-position-vertical:absolute;mso-position-vertical-relative:text;mso-width-percent:0;mso-height-percent:0;mso-width-relative:margin;mso-height-relative:margin" from="203.2pt,39.2pt" to="203.2pt,199.15pt" o:gfxdata="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" strokecolor="red" strokeweight="2.25pt">
-                <v:stroke dashstyle="dash"/>
-              </v:line>
-            </w:pict>
-          </mc:Fallback>
-        </mc:AlternateContent>
-      </w:r>
-      <w:r>
-        <w:rPr>
-          <w:rFonts w:eastAsia="Times New Roman"/>
-          <w:noProof/>
-          <w:color w:val="000000"/>
-        </w:rPr>
-        <w:drawing>
-          <wp:inline distT="0" distB="0" distL="0" distR="0" wp14:anchorId="04B86614" wp14:editId="3130CF94">
-            <wp:extent cx="6030595" cy="3041650"/>
-            <wp:effectExtent l="0" t="0" r="8255" b="6350"/>
-            <wp:docPr id="551385740" name="Chart 1">
-              <a:extLst xmlns:a="http://schemas.openxmlformats.org/drawingml/2006/main">
-                <a:ext uri="{FF2B5EF4-FFF2-40B4-BE49-F238E27FC236}">
-                  <a16:creationId xmlns:a16="http://schemas.microsoft.com/office/drawing/2014/main" id="{ACE7406E-4778-F0C6-5F44-D00D8B56F0F5}"/>
-                </a:ext>
-              </a:extLst>
-            </wp:docPr>
-            <wp:cNvGraphicFramePr/>
-            <a:graphic xmlns:a="http://schemas.openxmlformats.org/drawingml/2006/main">
-              <a:graphicData uri="http://schemas.openxmlformats.org/drawingml/2006/chart">
-                <c:chart xmlns:c="http://schemas.openxmlformats.org/drawingml/2006/chart" xmlns:r="http://schemas.openxmlformats.org/officeDocument/2006/relationships" r:id="rId20"/>
-              </a:graphicData>
-            </a:graphic>
-          </wp:inline>
-        </w:drawing>
-      </w:r>
-      <w:r>
-        <w:rPr>
-          <w:rFonts w:eastAsia="Times New Roman"/>
-          <w:noProof/>
-          <w:lang w:eastAsia="en-US"/>
-        </w:rPr>
-        <w:t xml:space="preserve"> </w:t>
-      </w:r>
-    </w:p>
-    <w:p>
-      <w:pPr>
-        <w:spacing w:line="360" w:lineRule="auto"/>
-        <w:ind w:firstLine="709"/>
-        <w:jc w:val="both"/>
-        <w:rPr>
-          <w:rFonts w:eastAsia="Times New Roman"/>
-          <w:sz w:val="20"/>
-          <w:szCs w:val="20"/>
-          <w:lang w:eastAsia="en-GB"/>
-        </w:rPr>
-      </w:pPr>
-    </w:p>
-    <w:p>
-      <w:pPr>
-        <w:spacing w:before="240" w:line="360" w:lineRule="auto"/>
-        <w:jc w:val="both"/>
-        <w:rPr>
-          <w:rFonts w:eastAsia="Arial"/>
-          <w:b/>
-          <w:bCs/>
-          <w:color w:val="215E99"/>
-          <w:u w:val="single"/>
-          <w:lang w:eastAsia="en-GB"/>
-        </w:rPr>
-      </w:pPr>
-      <w:r>
-        <w:rPr>
-          <w:rFonts w:eastAsia="Arial"/>
-          <w:b/>
-          <w:bCs/>
-          <w:color w:val="215E99"/>
-          <w:u w:val="single"/>
-          <w:lang w:eastAsia="en-GB"/>
-        </w:rPr>
-        <w:t>C.4) O Estado do Rio de Janeiro descumpre também sua própria legislação estadual vigente.</w:t>
-      </w:r>
-    </w:p>
-    <w:p>
-      <w:pPr>
-        <w:spacing w:before="240" w:line="360" w:lineRule="auto"/>
-        <w:jc w:val="both"/>
-        <w:rPr>
-          <w:rFonts w:eastAsia="Times New Roman"/>
-          <w:sz w:val="20"/>
-          <w:szCs w:val="20"/>
-          <w:lang w:eastAsia="en-GB"/>
-        </w:rPr>
-      </w:pPr>
-    </w:p>
-    <w:p>
-      <w:pPr>
-        <w:spacing w:line="360" w:lineRule="auto"/>
-        <w:ind w:firstLine="709"/>
-        <w:jc w:val="both"/>
-        <w:rPr>
-          <w:rFonts w:eastAsia="Arial"/>
-          <w:lang w:eastAsia="en-GB"/>
-        </w:rPr>
-      </w:pPr>
-      <w:r>
-        <w:rPr>
-          <w:rFonts w:eastAsia="Arial"/>
-          <w:lang w:eastAsia="en-GB"/>
-        </w:rPr>
-        <w:t>A Lei Estadual nº 5.584/2009 previa, em seu Anexo II, uma tabela progressiva de vencimentos com reajustes programados até outubro de 2015. Em 2024, o valor pago ao Docente II de 22h na Referência 1 era de R$ 1.125,56 — quando a lei estadual de 2009 já havia fixado R$ 1.455,73 para aquela categoria em 2015. O Estado paga, em 2024, valor inferior ao que sua própria lei garantia há quase dez anos.</w:t>
-      </w:r>
-    </w:p>
-    <w:p>
-      <w:pPr>
-        <w:spacing w:line="360" w:lineRule="auto"/>
-        <w:ind w:firstLine="709"/>
-        <w:jc w:val="both"/>
-        <w:rPr>
-          <w:rFonts w:eastAsia="Times New Roman"/>
-          <w:sz w:val="20"/>
-          <w:szCs w:val="20"/>
-          <w:lang w:eastAsia="en-GB"/>
-        </w:rPr>
-      </w:pPr>
-    </w:p>
-    <w:p>
-      <w:pPr>
-        <w:spacing w:line="360" w:lineRule="auto"/>
-        <w:ind w:firstLine="709"/>
-        <w:jc w:val="both"/>
-        <w:rPr>
-          <w:rFonts w:eastAsia="Arial"/>
-          <w:lang w:eastAsia="en-GB"/>
-        </w:rPr>
-      </w:pPr>
-      <w:r>
-        <w:rPr>
-          <w:rFonts w:eastAsia="Arial"/>
-          <w:lang w:eastAsia="en-GB"/>
-        </w:rPr>
-        <w:t xml:space="preserve">Esse argumento é </w:t>
-      </w:r>
-      <w:r>
-        <w:rPr>
-          <w:rFonts w:eastAsia="Arial"/>
-          <w:b/>
-          <w:bCs/>
-          <w:lang w:eastAsia="en-GB"/>
-        </w:rPr>
-        <w:t>inteiramente autônomo</w:t>
-      </w:r>
-      <w:r>
-        <w:rPr>
-          <w:rFonts w:eastAsia="Arial"/>
-          <w:lang w:eastAsia="en-GB"/>
-        </w:rPr>
-        <w:t xml:space="preserve"> em relação ao debate sobre o piso federal: um ente federativo que remunera seus servidores abaixo do que sua própria lei determina viola o princípio da legalidade estrita, previsto no </w:t>
-      </w:r>
-      <w:r>
-        <w:rPr>
-          <w:rFonts w:eastAsia="Arial"/>
-          <w:b/>
-          <w:bCs/>
-          <w:lang w:eastAsia="en-GB"/>
-        </w:rPr>
-        <w:t>art. 37, caput, da Constituição Federal</w:t>
-      </w:r>
-      <w:r>
-        <w:rPr>
-          <w:rFonts w:eastAsia="Arial"/>
-          <w:lang w:eastAsia="en-GB"/>
-        </w:rPr>
-        <w:t xml:space="preserve">, </w:t>
-      </w:r>
-      <w:r>
-        <w:rPr>
-          <w:rFonts w:eastAsia="Arial"/>
-          <w:lang w:eastAsia="en-GB"/>
-        </w:rPr>
-        <w:lastRenderedPageBreak/>
-        <w:t>independentemente de qualquer tese de repercussão geral. O Tema 1.218 não tem nada a dizer sobre esse ponto.</w:t>
-      </w:r>
-    </w:p>
-    <w:p>
-      <w:pPr>
-        <w:spacing w:line="360" w:lineRule="auto"/>
-        <w:ind w:firstLine="709"/>
-        <w:jc w:val="both"/>
-        <w:rPr>
-          <w:rFonts w:eastAsia="Arial"/>
-          <w:lang w:eastAsia="en-GB"/>
-        </w:rPr>
-      </w:pPr>
-    </w:p>
-    <w:p>
-      <w:pPr>
-        <w:spacing w:before="240" w:line="360" w:lineRule="auto"/>
-        <w:jc w:val="both"/>
-        <w:rPr>
-          <w:rFonts w:eastAsia="Arial"/>
-          <w:b/>
-          <w:bCs/>
-          <w:color w:val="215E99"/>
-          <w:u w:val="single"/>
-          <w:lang w:eastAsia="en-GB"/>
-        </w:rPr>
-      </w:pPr>
-      <w:r>
-        <w:rPr>
-          <w:rFonts w:eastAsia="Arial"/>
-          <w:b/>
-          <w:bCs/>
-          <w:color w:val="215E99"/>
-          <w:u w:val="single"/>
-          <w:lang w:eastAsia="en-GB"/>
-        </w:rPr>
-        <w:t>C.5) O que o TJRJ faz é aplicar lei estadual vigente, não criar reajuste por isonomia.</w:t>
-      </w:r>
-    </w:p>
-    <w:p>
-      <w:pPr>
-        <w:spacing w:before="240" w:line="360" w:lineRule="auto"/>
-        <w:jc w:val="both"/>
-        <w:rPr>
-          <w:rFonts w:eastAsia="Times New Roman"/>
-          <w:sz w:val="20"/>
-          <w:szCs w:val="20"/>
-          <w:lang w:eastAsia="en-GB"/>
-        </w:rPr>
-      </w:pPr>
-    </w:p>
-    <w:p>
-      <w:pPr>
-        <w:spacing w:line="360" w:lineRule="auto"/>
-        <w:ind w:firstLine="709"/>
-        <w:jc w:val="both"/>
-        <w:rPr>
-          <w:rFonts w:eastAsia="Arial"/>
-          <w:lang w:eastAsia="en-GB"/>
-        </w:rPr>
-      </w:pPr>
-      <w:r>
-        <w:rPr>
-          <w:rFonts w:eastAsia="Arial"/>
-          <w:lang w:eastAsia="en-GB"/>
-        </w:rPr>
-        <w:t>A Súmula Vinculante 37 proíbe o reajuste por isonomia. O art. 37, X, da Constituição Federal proíbe que o Poder Judiciário substitua o Legislativo na fixação de vencimentos. Essas vedações são reais, relevantes e merecem ser levadas a sério. Mas, precisamente por isso, exigem que se identifique com rigor quem, no caso concreto, estaria invadindo a competência legislativa — e a resposta é a oposta à que o Estado sustenta.</w:t>
-      </w:r>
-    </w:p>
-    <w:p>
-      <w:pPr>
-        <w:spacing w:line="360" w:lineRule="auto"/>
-        <w:ind w:firstLine="709"/>
-        <w:jc w:val="both"/>
-        <w:rPr>
-          <w:rFonts w:eastAsia="Arial"/>
-          <w:lang w:eastAsia="en-GB"/>
-        </w:rPr>
-      </w:pPr>
-    </w:p>
-    <w:p>
-      <w:pPr>
-        <w:spacing w:line="360" w:lineRule="auto"/>
-        <w:ind w:firstLine="709"/>
-        <w:jc w:val="both"/>
-        <w:rPr>
-          <w:rFonts w:eastAsia="Arial"/>
-          <w:lang w:eastAsia="en-GB"/>
-        </w:rPr>
-      </w:pPr>
-      <w:r>
-        <w:rPr>
-          <w:rFonts w:eastAsia="Arial"/>
-          <w:lang w:eastAsia="en-GB"/>
-        </w:rPr>
-        <w:t xml:space="preserve">O TJRJ, ao determinar o cumprimento do art. 3º da Lei Estadual nº 5.539/2009 e do art. 3º, parágrafo único, da Lei Estadual nº 5.584/2009, não cria nenhuma norma. Não extrai percentual implícito de tabela alguma. Não constrói fórmula remuneratória que o legislador estadual teria se omitido em prever. O interstício de 12% entre referências está expresso, textual e cogentemente positivado nessas leis, editadas em 2009, em pleno vigor, jamais revogadas. O julgador não inventou nada: leu a lei, verificou que ela determina o escalonamento de 12%, verificou que o Estado não a cumpre, e determinou seu cumprimento. </w:t>
-      </w:r>
-      <w:r>
-        <w:rPr>
-          <w:rFonts w:eastAsia="Arial"/>
-          <w:color w:val="000000"/>
-          <w:szCs w:val="20"/>
-          <w:lang w:eastAsia="en-GB"/>
-        </w:rPr>
-        <w:t>Essas são as funções desempenhadas pelos juízes, conforme estipulado pela Constituição.</w:t>
-      </w:r>
-    </w:p>
-    <w:p>
-      <w:pPr>
-        <w:spacing w:line="360" w:lineRule="auto"/>
-        <w:ind w:firstLine="709"/>
-        <w:jc w:val="both"/>
-        <w:rPr>
-          <w:rFonts w:eastAsia="Arial"/>
-          <w:lang w:eastAsia="en-GB"/>
-        </w:rPr>
-      </w:pPr>
-    </w:p>
-    <w:p>
-      <w:pPr>
-        <w:spacing w:line="360" w:lineRule="auto"/>
-        <w:ind w:firstLine="709"/>
-        <w:jc w:val="both"/>
-        <w:rPr>
-          <w:rFonts w:eastAsia="Arial"/>
-          <w:lang w:eastAsia="en-GB"/>
-        </w:rPr>
-      </w:pPr>
-      <w:r>
-        <w:rPr>
-          <w:rFonts w:eastAsia="Arial"/>
-          <w:lang w:eastAsia="en-GB"/>
-        </w:rPr>
-        <w:t>Agora consideremos o cenário inverso — aquele que o Estado pretende que prevaleça: o sobrestamento é mantido, o Tema 1.218 é aplicado ao caso fluminense sem análise aprofundada, a modulação é aceita pelos outros ministros, e o Estado recebe prazo de 24 meses para "elaborar ou adequar" seu plano de carreira. Esse cenário exige que alguém produza um efeito jurídico que nenhum dos três poderes fluminenses produziu: a revogação ou suspensão das Leis 5.539/2009 e 5.584/2009. A Assembleia Legislativa do Estado do Rio de Janeiro não as revogou. O Governador não as vetou. O TJRJ não as declarou inconstitucionais. Essas leis estão em vigor.</w:t>
-      </w:r>
-    </w:p>
-    <w:p>
-      <w:pPr>
-        <w:spacing w:line="360" w:lineRule="auto"/>
-        <w:ind w:firstLine="709"/>
-        <w:jc w:val="both"/>
-        <w:rPr>
-          <w:rFonts w:eastAsia="Arial"/>
-          <w:lang w:eastAsia="en-GB"/>
-        </w:rPr>
-      </w:pPr>
-    </w:p>
-    <w:p>
-      <w:pPr>
-        <w:spacing w:line="360" w:lineRule="auto"/>
-        <w:ind w:firstLine="709"/>
-        <w:jc w:val="both"/>
-        <w:rPr>
-          <w:rFonts w:eastAsia="Arial"/>
-          <w:lang w:eastAsia="en-GB"/>
-        </w:rPr>
-      </w:pPr>
-      <w:r>
-        <w:rPr>
-          <w:rFonts w:eastAsia="Arial"/>
-          <w:lang w:eastAsia="en-GB"/>
-        </w:rPr>
-        <w:lastRenderedPageBreak/>
-        <w:t>Para que o Estado receba o prazo da modulação proposta pelo Relator — para que se trate o ERJ como se nunca tivesse adequado seu plano de carreira —, seria necessário ignorar duas leis estaduais vigentes. E quem as ignoraria? O STF. Pela via do sobrestamento fundado no Tema 1.218, o Supremo estaria, na prática, produzindo sobre as Leis 5.539/2009 e 5.584/2009 um efeito que ele não tem competência para produzir — nem pela via do recurso extraordinário, nem pela via da repercussão geral. A Súmula 280 do próprio STF é clara: "Por ofensa a direito local não cabe recurso extraordinário." A interpretação de lei estadual é matéria reservada à jurisdição ordinária do tribunal de origem. O STF não pode, em recurso extraordinário, reinterpretar, afastar ou neutralizar os efeitos de lei estadual vigente — e é exatamente isso que ocorre enquanto o sobrestamento baseado no Tema 1.218 é mantido no caso fluminense.</w:t>
-      </w:r>
-    </w:p>
-    <w:p>
-      <w:pPr>
-        <w:spacing w:line="360" w:lineRule="auto"/>
-        <w:ind w:firstLine="709"/>
-        <w:jc w:val="both"/>
-        <w:rPr>
-          <w:rFonts w:eastAsia="Arial"/>
-          <w:lang w:eastAsia="en-GB"/>
-        </w:rPr>
-      </w:pPr>
-    </w:p>
-    <w:p>
-      <w:pPr>
-        <w:spacing w:line="360" w:lineRule="auto"/>
-        <w:ind w:firstLine="709"/>
-        <w:jc w:val="both"/>
-        <w:rPr>
-          <w:rFonts w:eastAsia="Arial"/>
-          <w:lang w:eastAsia="en-GB"/>
-        </w:rPr>
-      </w:pPr>
-      <w:r>
-        <w:rPr>
-          <w:rFonts w:eastAsia="Arial"/>
-          <w:lang w:eastAsia="en-GB"/>
-        </w:rPr>
-        <w:t>Há, portanto, uma inversão completa no argumento do Estado: a violação à separação dos poderes e à Súmula Vinculante 37 não está, na realidade, na Decisão do TJRJ que determina o cumprimento das leis estaduais. Está na pretensão de que o STF, pela via reflexa do sobrestamento, produza sobre legislação estadual vigente o efeito de uma revogação que o legislador estadual jamais promulgou. Quem estaria legislando no lugar do legislativo não seria o TJRJ — seria o próprio STF, ao apagar, com um instrumento processual de repercussão geral, duas leis estaduais para cuja análise não possui competência e cujo conteúdo nunca examinou.</w:t>
-      </w:r>
-    </w:p>
-    <w:p>
-      <w:pPr>
-        <w:spacing w:line="360" w:lineRule="auto"/>
-        <w:ind w:firstLine="709"/>
-        <w:jc w:val="both"/>
-        <w:rPr>
-          <w:rFonts w:eastAsia="Arial"/>
-          <w:lang w:eastAsia="en-GB"/>
-        </w:rPr>
-      </w:pPr>
-    </w:p>
-    <w:p>
-      <w:pPr>
-        <w:spacing w:line="360" w:lineRule="auto"/>
-        <w:ind w:firstLine="709"/>
-        <w:jc w:val="both"/>
-        <w:rPr>
-          <w:rFonts w:eastAsia="Arial"/>
-          <w:lang w:eastAsia="en-GB"/>
-        </w:rPr>
-      </w:pPr>
-      <w:r>
-        <w:rPr>
-          <w:rFonts w:eastAsia="Arial"/>
-          <w:lang w:eastAsia="en-GB"/>
-        </w:rPr>
-        <w:t>O TJRJ aplicou a lei. O Estado não a cumpriu. O que se pede nesta ação é que a lei seja cumprida. Não há nada aqui que o art. 37, X, da CF ou a Súmula Vinculante 37 proíbam — porque não há fixação judicial de vencimentos, há determinação judicial de cumprimento de lei que os fixou.</w:t>
-      </w:r>
-    </w:p>
-    <w:p>
-      <w:pPr>
-        <w:spacing w:line="360" w:lineRule="auto"/>
-        <w:ind w:firstLine="709"/>
-        <w:jc w:val="both"/>
-        <w:rPr>
-          <w:rFonts w:eastAsia="Arial"/>
-          <w:lang w:eastAsia="en-GB"/>
-        </w:rPr>
-      </w:pPr>
-    </w:p>
-    <w:p>
-      <w:pPr>
-        <w:spacing w:before="240" w:line="360" w:lineRule="auto"/>
-        <w:jc w:val="both"/>
-        <w:rPr>
-          <w:rFonts w:eastAsia="Arial"/>
-          <w:b/>
-          <w:bCs/>
-          <w:color w:val="215E99"/>
-          <w:u w:val="single"/>
-          <w:lang w:eastAsia="en-GB"/>
-        </w:rPr>
-      </w:pPr>
-      <w:r>
-        <w:rPr>
-          <w:rFonts w:eastAsia="Arial"/>
-          <w:b/>
-          <w:bCs/>
-          <w:color w:val="215E99"/>
-          <w:u w:val="single"/>
-          <w:lang w:eastAsia="en-GB"/>
-        </w:rPr>
-        <w:t>C.6) O TJRJ é o único juízo competente para interpretar e aplicar as Leis Estaduais 5.539/2009 e 5.584/2009 — e o faz corretamente ao determiná-las cumpridas</w:t>
-      </w:r>
-    </w:p>
-    <w:p>
-      <w:pPr>
-        <w:spacing w:before="240" w:line="360" w:lineRule="auto"/>
-        <w:jc w:val="both"/>
-        <w:rPr>
-          <w:rFonts w:eastAsia="Times New Roman"/>
-          <w:sz w:val="20"/>
-          <w:szCs w:val="20"/>
-          <w:lang w:eastAsia="en-GB"/>
-        </w:rPr>
-      </w:pPr>
-    </w:p>
-    <w:p>
-      <w:pPr>
-        <w:spacing w:line="360" w:lineRule="auto"/>
-        <w:ind w:firstLine="709"/>
-        <w:jc w:val="both"/>
-        <w:rPr>
-          <w:rFonts w:eastAsia="Arial"/>
-          <w:lang w:eastAsia="en-GB"/>
-        </w:rPr>
-      </w:pPr>
-      <w:r>
-        <w:rPr>
-          <w:rFonts w:eastAsia="Arial"/>
-          <w:lang w:eastAsia="en-GB"/>
-        </w:rPr>
-        <w:t xml:space="preserve">A distribuição constitucional de competências impõe uma limitação que o Estado não pode superar por via do sobrestamento: a interpretação e a aplicação das Leis Estaduais nº 5.539/2009 e nº 5.584/2009 — que positivam o interstício de 12% entre referências e estruturam os vencimentos </w:t>
-      </w:r>
-      <w:r>
-        <w:rPr>
-          <w:rFonts w:eastAsia="Arial"/>
-          <w:lang w:eastAsia="en-GB"/>
-        </w:rPr>
-        <w:lastRenderedPageBreak/>
-        <w:t>do magistério fluminense — são matéria de direito local, insuscetível de reexame em sede de recurso extraordinário.</w:t>
-      </w:r>
-    </w:p>
-    <w:p>
-      <w:pPr>
-        <w:spacing w:line="360" w:lineRule="auto"/>
-        <w:ind w:firstLine="709"/>
-        <w:jc w:val="both"/>
-        <w:rPr>
-          <w:rFonts w:eastAsia="Arial"/>
-          <w:lang w:eastAsia="en-GB"/>
-        </w:rPr>
-      </w:pPr>
-    </w:p>
-    <w:p>
-      <w:pPr>
-        <w:spacing w:line="360" w:lineRule="auto"/>
-        <w:ind w:firstLine="709"/>
-        <w:jc w:val="both"/>
-        <w:rPr>
-          <w:rFonts w:eastAsia="Arial"/>
-          <w:lang w:eastAsia="en-GB"/>
-        </w:rPr>
-      </w:pPr>
-      <w:r>
-        <w:rPr>
-          <w:rFonts w:eastAsia="Arial"/>
-          <w:lang w:eastAsia="en-GB"/>
-        </w:rPr>
-        <w:t>A Súmula 280 do STF é expressa: "</w:t>
-      </w:r>
-      <w:r>
-        <w:rPr>
-          <w:rFonts w:eastAsia="Arial"/>
-          <w:i/>
-          <w:iCs/>
-          <w:lang w:eastAsia="en-GB"/>
-        </w:rPr>
-        <w:t>Por ofensa a direito local não cabe recurso extraordinário</w:t>
-      </w:r>
-      <w:r>
-        <w:rPr>
-          <w:rFonts w:eastAsia="Arial"/>
-          <w:lang w:eastAsia="en-GB"/>
-        </w:rPr>
-        <w:t>." A jurisprudência do Supremo é reiterada no sentido de que é infraconstitucional a controvérsia fundada na interpretação de lei local relativa a servidor público estadual, sendo inviável o reexame da legislação local pertinente na via extraordinária.</w:t>
-      </w:r>
-    </w:p>
-    <w:p>
-      <w:pPr>
-        <w:spacing w:line="360" w:lineRule="auto"/>
-        <w:ind w:firstLine="709"/>
-        <w:jc w:val="both"/>
-        <w:rPr>
-          <w:rFonts w:eastAsia="Arial"/>
-          <w:lang w:eastAsia="en-GB"/>
-        </w:rPr>
-      </w:pPr>
-    </w:p>
-    <w:p>
-      <w:pPr>
-        <w:spacing w:line="360" w:lineRule="auto"/>
-        <w:ind w:firstLine="709"/>
-        <w:jc w:val="both"/>
-        <w:rPr>
-          <w:rFonts w:eastAsia="Arial"/>
-          <w:lang w:eastAsia="en-GB"/>
-        </w:rPr>
-      </w:pPr>
-      <w:r>
-        <w:rPr>
-          <w:rFonts w:eastAsia="Arial"/>
-          <w:lang w:eastAsia="en-GB"/>
-        </w:rPr>
-        <w:t>Isso produz uma consequência processual de primeira ordem: o STF, ao julgar o Tema 1.218, não tem competência para interpretar as leis estaduais fluminenses de 2009, tampouco para determinar que o TJRJ deixe de aplicá-las. O leading case do Tema 1.218 tratou da Lei Complementar Estadual paulista nº 836/1997 — lei de outro estado, outro plano normativo, outro contexto histórico. O que o STF decide sobre a legislação paulista não vincula, por via de repercussão geral, a interpretação que o TJRJ faz das leis estaduais fluminenses — porque essas leis são de competência exclusiva da jurisdição estadual.</w:t>
-      </w:r>
-    </w:p>
-    <w:p>
-      <w:pPr>
-        <w:spacing w:line="360" w:lineRule="auto"/>
-        <w:ind w:firstLine="709"/>
-        <w:jc w:val="both"/>
-        <w:rPr>
-          <w:rFonts w:eastAsia="Arial"/>
-          <w:lang w:eastAsia="en-GB"/>
-        </w:rPr>
-      </w:pPr>
-    </w:p>
-    <w:p>
-      <w:pPr>
-        <w:spacing w:line="360" w:lineRule="auto"/>
-        <w:ind w:firstLine="709"/>
-        <w:jc w:val="both"/>
-        <w:rPr>
-          <w:rFonts w:eastAsia="Arial"/>
-          <w:lang w:eastAsia="en-GB"/>
-        </w:rPr>
-      </w:pPr>
-      <w:r>
-        <w:rPr>
-          <w:rFonts w:eastAsia="Arial"/>
-          <w:lang w:eastAsia="en-GB"/>
-        </w:rPr>
-        <w:t>Quando o TJRJ determina que o art. 3º da Lei 5.539/2009 e o art. 3º, parágrafo único, da Lei 5.584/2009 sejam cumpridos — aplicando o interstício de 12% entre referências a partir do piso federal proporcional —, não está criando nenhuma tese constitucional passível de controle pelo STF via repercussão geral. Está exercendo sua função jurisdicional típica: aplicar lei estadual vigente, em vigor, nunca revogada, ao caso concreto. Esse ato é jurisdicional, não legislativo. É local, não federal. É ordinário, não extraordinário.</w:t>
-      </w:r>
-    </w:p>
-    <w:p>
-      <w:pPr>
-        <w:spacing w:line="360" w:lineRule="auto"/>
-        <w:ind w:firstLine="709"/>
-        <w:jc w:val="both"/>
-        <w:rPr>
-          <w:rFonts w:eastAsia="Arial"/>
-          <w:lang w:eastAsia="en-GB"/>
-        </w:rPr>
-      </w:pPr>
-    </w:p>
-    <w:p>
-      <w:pPr>
-        <w:spacing w:line="360" w:lineRule="auto"/>
-        <w:ind w:firstLine="709"/>
-        <w:jc w:val="both"/>
-        <w:rPr>
-          <w:rFonts w:eastAsia="Times New Roman"/>
-          <w:sz w:val="20"/>
-          <w:szCs w:val="20"/>
-          <w:lang w:eastAsia="en-GB"/>
-        </w:rPr>
-      </w:pPr>
-      <w:r>
-        <w:rPr>
-          <w:rFonts w:eastAsia="Arial"/>
-          <w:lang w:eastAsia="en-GB"/>
-        </w:rPr>
-        <w:t>O sobrestamento fundado no Tema 1.218 pressupõe que o TJRJ estaria fazendo o que o Colégio Recursal de Votuporanga fez: criando judicialmente um percentual sem base legal. Mas como demonstrado nas distinções anteriores — e agora reforçado sob o ângulo da competência —, o TJRJ não cria percentual algum. Aplica percentual já positivado em lei estadual cuja interpretação lhe é constitucionalmente reservada. Sobrestar essa aplicação equivale a impedir que o TJRJ exerça a competência que a Constituição Federal lhe atribuiu com exclusividade, o que inverte a lógica do sistema e compromete a autonomia jurisdicional dos Tribunais de Justiça estaduais</w:t>
-      </w:r>
-    </w:p>
-    <w:p>
-      <w:pPr>
-        <w:spacing w:line="360" w:lineRule="auto"/>
-        <w:jc w:val="center"/>
-        <w:rPr>
-          <w:rFonts w:eastAsia="Times New Roman"/>
-          <w:sz w:val="10"/>
-          <w:szCs w:val="10"/>
-          <w:lang w:eastAsia="en-GB"/>
-        </w:rPr>
-      </w:pPr>
-    </w:p>
-    <w:p>
-      <w:pPr>
-        <w:spacing w:before="280" w:line="360" w:lineRule="auto"/>
-        <w:jc w:val="center"/>
-        <w:rPr>
-          <w:rFonts w:eastAsia="Arial"/>
-          <w:b/>
-          <w:bCs/>
-          <w:color w:val="0F4761"/>
-          <w:lang w:eastAsia="en-GB"/>
-        </w:rPr>
-      </w:pPr>
-      <w:r>
-        <w:rPr>
-          <w:rFonts w:eastAsia="Arial"/>
-          <w:b/>
-          <w:bCs/>
-          <w:color w:val="0F4761"/>
-          <w:lang w:eastAsia="en-GB"/>
-        </w:rPr>
-        <w:lastRenderedPageBreak/>
-        <w:t>D) DA INAPLICABILIDADE DA MODULAÇÃO DE 24 MESES</w:t>
-      </w:r>
-    </w:p>
-    <w:p>
-      <w:pPr>
-        <w:spacing w:before="280" w:line="360" w:lineRule="auto"/>
-        <w:rPr>
-          <w:rFonts w:eastAsia="Times New Roman"/>
-          <w:sz w:val="2"/>
-          <w:szCs w:val="2"/>
-          <w:lang w:eastAsia="en-GB"/>
-        </w:rPr>
-      </w:pPr>
-    </w:p>
-    <w:p>
-      <w:pPr>
-        <w:spacing w:line="360" w:lineRule="auto"/>
-        <w:ind w:firstLine="709"/>
-        <w:jc w:val="both"/>
-        <w:rPr>
-          <w:rFonts w:eastAsia="Arial"/>
-          <w:lang w:eastAsia="en-GB"/>
-        </w:rPr>
-      </w:pPr>
-      <w:r>
-        <w:rPr>
-          <w:rFonts w:eastAsia="Arial"/>
-          <w:lang w:eastAsia="en-GB"/>
-        </w:rPr>
-        <w:t xml:space="preserve">Quanto à eventual modulação de 24 meses para conceder aos entes federativos prazo para elaboração ou adequação de seus Planos de Carreira, impõe-se reconhecer que esse instrumento foi concebido para </w:t>
-      </w:r>
-      <w:r>
-        <w:rPr>
-          <w:rFonts w:eastAsia="Arial"/>
-          <w:b/>
-          <w:bCs/>
-          <w:u w:val="single"/>
-          <w:lang w:eastAsia="en-GB"/>
-        </w:rPr>
-        <w:t>entes que ainda não possuem plano adequado e precisam de tempo para criá-lo</w:t>
-      </w:r>
-      <w:r>
-        <w:rPr>
-          <w:rFonts w:eastAsia="Arial"/>
-          <w:lang w:eastAsia="en-GB"/>
-        </w:rPr>
-        <w:t>.</w:t>
-      </w:r>
-    </w:p>
-    <w:p>
-      <w:pPr>
-        <w:spacing w:line="360" w:lineRule="auto"/>
-        <w:ind w:firstLine="709"/>
-        <w:jc w:val="both"/>
-        <w:rPr>
-          <w:rFonts w:eastAsia="Times New Roman"/>
-          <w:sz w:val="20"/>
-          <w:szCs w:val="20"/>
-          <w:lang w:eastAsia="en-GB"/>
-        </w:rPr>
-      </w:pPr>
-    </w:p>
-    <w:p>
-      <w:pPr>
-        <w:spacing w:line="360" w:lineRule="auto"/>
-        <w:ind w:firstLine="709"/>
-        <w:jc w:val="both"/>
-        <w:rPr>
-          <w:rFonts w:eastAsia="Times New Roman"/>
-          <w:sz w:val="20"/>
-          <w:szCs w:val="20"/>
-          <w:lang w:eastAsia="en-GB"/>
-        </w:rPr>
-      </w:pPr>
-      <w:r>
-        <w:rPr>
-          <w:rFonts w:eastAsia="Arial"/>
-          <w:lang w:eastAsia="en-GB"/>
-        </w:rPr>
-        <w:t>O Estado do Rio de Janeiro possui plano de carreira desde a Lei 1.614/1990, o adequou ao piso nacional em 2009, e congelou os salários a partir de 2014. Não há plano a elaborar: há congelamento a desfazer. Conceder ao Estado o benefício da modulação seria tratar desigualmente situações desiguais — vedação elementar do princípio isonômico em sua dimensão material, pois a isonomia substancial exige que se trate desigualmente os desiguais na medida de sua desigualdade.</w:t>
-      </w:r>
-    </w:p>
-    <w:p>
-      <w:pPr>
-        <w:spacing w:line="360" w:lineRule="auto"/>
-        <w:jc w:val="center"/>
-        <w:rPr>
-          <w:rFonts w:eastAsia="Times New Roman"/>
-          <w:sz w:val="2"/>
-          <w:szCs w:val="2"/>
-          <w:lang w:eastAsia="en-GB"/>
-        </w:rPr>
-      </w:pPr>
-    </w:p>
-    <w:p>
-      <w:pPr>
-        <w:spacing w:before="280" w:line="360" w:lineRule="auto"/>
-        <w:jc w:val="center"/>
-        <w:rPr>
-          <w:rFonts w:eastAsia="Arial"/>
-          <w:b/>
-          <w:bCs/>
-          <w:color w:val="0F4761"/>
-          <w:lang w:eastAsia="en-GB"/>
-        </w:rPr>
-      </w:pPr>
-      <w:r>
-        <w:rPr>
-          <w:rFonts w:eastAsia="Arial"/>
-          <w:b/>
-          <w:bCs/>
-          <w:color w:val="0F4761"/>
-          <w:lang w:eastAsia="en-GB"/>
-        </w:rPr>
-        <w:t>E) DAS VIOLAÇÕES DECORRENTES DA MANUTENÇÃO DO SOBRESTAMENTO</w:t>
-      </w:r>
-    </w:p>
-    <w:p>
-      <w:pPr>
-        <w:spacing w:before="280" w:line="360" w:lineRule="auto"/>
-        <w:jc w:val="center"/>
-        <w:rPr>
-          <w:rFonts w:eastAsia="Times New Roman"/>
-          <w:color w:val="0F4761"/>
-          <w:sz w:val="4"/>
-          <w:szCs w:val="4"/>
-          <w:lang w:eastAsia="en-GB"/>
-        </w:rPr>
-      </w:pPr>
-    </w:p>
-    <w:p>
-      <w:pPr>
-        <w:spacing w:line="360" w:lineRule="auto"/>
-        <w:ind w:firstLine="709"/>
-        <w:jc w:val="both"/>
-        <w:rPr>
-          <w:rFonts w:eastAsia="Arial"/>
-          <w:lang w:eastAsia="en-GB"/>
-        </w:rPr>
-      </w:pPr>
-      <w:r>
-        <w:rPr>
-          <w:rFonts w:eastAsia="Arial"/>
-          <w:lang w:eastAsia="en-GB"/>
-        </w:rPr>
-        <w:t>A manutenção do sobrestamento no caso concreto — aplicado a processo que não guarda identidade de questão com o Tema 1.218 — não é apenas processualmente incorreta. É materialmente lesiva, pois perpetua, ao longo de toda a duração do sobrestamento, um descumprimento legal já consolidado e de consequências patrimoniais crescentes. Identificam-se as seguintes violações:</w:t>
-      </w:r>
-    </w:p>
-    <w:p>
-      <w:pPr>
-        <w:spacing w:line="360" w:lineRule="auto"/>
-        <w:ind w:firstLine="709"/>
-        <w:jc w:val="both"/>
-        <w:rPr>
-          <w:rFonts w:eastAsia="Times New Roman"/>
-          <w:sz w:val="8"/>
-          <w:szCs w:val="8"/>
-          <w:lang w:eastAsia="en-GB"/>
-        </w:rPr>
-      </w:pPr>
-    </w:p>
-    <w:p>
-      <w:pPr>
-        <w:spacing w:before="240" w:line="360" w:lineRule="auto"/>
-        <w:jc w:val="both"/>
-        <w:rPr>
-          <w:rFonts w:eastAsia="Times New Roman"/>
-          <w:color w:val="215E99"/>
-          <w:sz w:val="20"/>
-          <w:szCs w:val="20"/>
-          <w:lang w:eastAsia="en-GB"/>
-        </w:rPr>
-      </w:pPr>
-      <w:r>
-        <w:rPr>
-          <w:rFonts w:eastAsia="Arial"/>
-          <w:b/>
-          <w:bCs/>
-          <w:color w:val="215E99"/>
-          <w:u w:val="single"/>
-          <w:lang w:eastAsia="en-GB"/>
-        </w:rPr>
-        <w:t>E.1) Vedação ao benefício da própria torpeza (</w:t>
-      </w:r>
-      <w:proofErr w:type="spellStart"/>
-      <w:r>
-        <w:rPr>
-          <w:rFonts w:eastAsia="Arial"/>
-          <w:b/>
-          <w:bCs/>
-          <w:color w:val="215E99"/>
-          <w:u w:val="single"/>
-          <w:lang w:eastAsia="en-GB"/>
-        </w:rPr>
-        <w:t>nemo</w:t>
-      </w:r>
-      <w:proofErr w:type="spellEnd"/>
-      <w:r>
-        <w:rPr>
-          <w:rFonts w:eastAsia="Arial"/>
-          <w:b/>
-          <w:bCs/>
-          <w:color w:val="215E99"/>
-          <w:u w:val="single"/>
-          <w:lang w:eastAsia="en-GB"/>
-        </w:rPr>
-        <w:t xml:space="preserve"> </w:t>
-      </w:r>
-      <w:proofErr w:type="spellStart"/>
-      <w:r>
-        <w:rPr>
-          <w:rFonts w:eastAsia="Arial"/>
-          <w:b/>
-          <w:bCs/>
-          <w:color w:val="215E99"/>
-          <w:u w:val="single"/>
-          <w:lang w:eastAsia="en-GB"/>
-        </w:rPr>
-        <w:t>potest</w:t>
-      </w:r>
-      <w:proofErr w:type="spellEnd"/>
-      <w:r>
-        <w:rPr>
-          <w:rFonts w:eastAsia="Arial"/>
-          <w:b/>
-          <w:bCs/>
-          <w:color w:val="215E99"/>
-          <w:u w:val="single"/>
-          <w:lang w:eastAsia="en-GB"/>
-        </w:rPr>
-        <w:t xml:space="preserve"> </w:t>
-      </w:r>
-      <w:proofErr w:type="spellStart"/>
-      <w:r>
-        <w:rPr>
-          <w:rFonts w:eastAsia="Arial"/>
-          <w:b/>
-          <w:bCs/>
-          <w:color w:val="215E99"/>
-          <w:u w:val="single"/>
-          <w:lang w:eastAsia="en-GB"/>
-        </w:rPr>
-        <w:t>venire</w:t>
-      </w:r>
-      <w:proofErr w:type="spellEnd"/>
-      <w:r>
-        <w:rPr>
-          <w:rFonts w:eastAsia="Arial"/>
-          <w:b/>
-          <w:bCs/>
-          <w:color w:val="215E99"/>
-          <w:u w:val="single"/>
-          <w:lang w:eastAsia="en-GB"/>
-        </w:rPr>
-        <w:t xml:space="preserve"> contra </w:t>
-      </w:r>
-      <w:proofErr w:type="spellStart"/>
-      <w:r>
-        <w:rPr>
-          <w:rFonts w:eastAsia="Arial"/>
-          <w:b/>
-          <w:bCs/>
-          <w:color w:val="215E99"/>
-          <w:u w:val="single"/>
-          <w:lang w:eastAsia="en-GB"/>
-        </w:rPr>
-        <w:t>factum</w:t>
-      </w:r>
-      <w:proofErr w:type="spellEnd"/>
-      <w:r>
-        <w:rPr>
-          <w:rFonts w:eastAsia="Arial"/>
-          <w:b/>
-          <w:bCs/>
-          <w:color w:val="215E99"/>
-          <w:u w:val="single"/>
-          <w:lang w:eastAsia="en-GB"/>
-        </w:rPr>
-        <w:t xml:space="preserve"> </w:t>
-      </w:r>
-      <w:proofErr w:type="spellStart"/>
-      <w:r>
-        <w:rPr>
-          <w:rFonts w:eastAsia="Arial"/>
-          <w:b/>
-          <w:bCs/>
-          <w:color w:val="215E99"/>
-          <w:u w:val="single"/>
-          <w:lang w:eastAsia="en-GB"/>
-        </w:rPr>
-        <w:t>proprium</w:t>
-      </w:r>
-      <w:proofErr w:type="spellEnd"/>
-      <w:r>
-        <w:rPr>
-          <w:rFonts w:eastAsia="Arial"/>
-          <w:b/>
-          <w:bCs/>
-          <w:color w:val="215E99"/>
-          <w:u w:val="single"/>
-          <w:lang w:eastAsia="en-GB"/>
-        </w:rPr>
-        <w:t>)</w:t>
-      </w:r>
-    </w:p>
-    <w:p>
-      <w:pPr>
-        <w:spacing w:line="360" w:lineRule="auto"/>
-        <w:ind w:firstLine="709"/>
-        <w:jc w:val="both"/>
-        <w:rPr>
-          <w:rFonts w:eastAsia="Arial"/>
-          <w:sz w:val="12"/>
-          <w:szCs w:val="12"/>
-          <w:lang w:eastAsia="en-GB"/>
-        </w:rPr>
-      </w:pPr>
-    </w:p>
-    <w:p>
-      <w:pPr>
-        <w:spacing w:line="360" w:lineRule="auto"/>
-        <w:ind w:firstLine="709"/>
-        <w:jc w:val="both"/>
-        <w:rPr>
-          <w:rFonts w:eastAsia="Arial"/>
-          <w:lang w:eastAsia="en-GB"/>
-        </w:rPr>
-      </w:pPr>
-      <w:r>
-        <w:rPr>
-          <w:rFonts w:eastAsia="Arial"/>
-          <w:lang w:eastAsia="en-GB"/>
-        </w:rPr>
-        <w:t xml:space="preserve">O princípio geral de direito que proíbe que alguém se beneficie da própria torpeza — </w:t>
-      </w:r>
-      <w:proofErr w:type="spellStart"/>
-      <w:r>
-        <w:rPr>
-          <w:rFonts w:eastAsia="Arial"/>
-          <w:i/>
-          <w:iCs/>
-          <w:lang w:eastAsia="en-GB"/>
-        </w:rPr>
-        <w:t>nemo</w:t>
-      </w:r>
-      <w:proofErr w:type="spellEnd"/>
-      <w:r>
-        <w:rPr>
-          <w:rFonts w:eastAsia="Arial"/>
-          <w:i/>
-          <w:iCs/>
-          <w:lang w:eastAsia="en-GB"/>
-        </w:rPr>
-        <w:t xml:space="preserve"> </w:t>
-      </w:r>
-      <w:proofErr w:type="spellStart"/>
-      <w:r>
-        <w:rPr>
-          <w:rFonts w:eastAsia="Arial"/>
-          <w:i/>
-          <w:iCs/>
-          <w:lang w:eastAsia="en-GB"/>
-        </w:rPr>
-        <w:t>potest</w:t>
-      </w:r>
-      <w:proofErr w:type="spellEnd"/>
-      <w:r>
-        <w:rPr>
-          <w:rFonts w:eastAsia="Arial"/>
-          <w:i/>
-          <w:iCs/>
-          <w:lang w:eastAsia="en-GB"/>
-        </w:rPr>
-        <w:t xml:space="preserve"> </w:t>
-      </w:r>
-      <w:proofErr w:type="spellStart"/>
-      <w:r>
-        <w:rPr>
-          <w:rFonts w:eastAsia="Arial"/>
-          <w:i/>
-          <w:iCs/>
-          <w:lang w:eastAsia="en-GB"/>
-        </w:rPr>
-        <w:t>venire</w:t>
-      </w:r>
-      <w:proofErr w:type="spellEnd"/>
-      <w:r>
-        <w:rPr>
-          <w:rFonts w:eastAsia="Arial"/>
-          <w:i/>
-          <w:iCs/>
-          <w:lang w:eastAsia="en-GB"/>
-        </w:rPr>
-        <w:t xml:space="preserve"> contra </w:t>
-      </w:r>
-      <w:proofErr w:type="spellStart"/>
-      <w:r>
-        <w:rPr>
-          <w:rFonts w:eastAsia="Arial"/>
-          <w:i/>
-          <w:iCs/>
-          <w:lang w:eastAsia="en-GB"/>
-        </w:rPr>
-        <w:t>factum</w:t>
-      </w:r>
-      <w:proofErr w:type="spellEnd"/>
-      <w:r>
-        <w:rPr>
-          <w:rFonts w:eastAsia="Arial"/>
-          <w:i/>
-          <w:iCs/>
-          <w:lang w:eastAsia="en-GB"/>
-        </w:rPr>
-        <w:t xml:space="preserve"> </w:t>
-      </w:r>
-      <w:proofErr w:type="spellStart"/>
-      <w:r>
-        <w:rPr>
-          <w:rFonts w:eastAsia="Arial"/>
-          <w:i/>
-          <w:iCs/>
-          <w:lang w:eastAsia="en-GB"/>
-        </w:rPr>
-        <w:t>proprium</w:t>
-      </w:r>
-      <w:proofErr w:type="spellEnd"/>
-      <w:r>
-        <w:rPr>
-          <w:rFonts w:eastAsia="Arial"/>
-          <w:i/>
-          <w:iCs/>
-          <w:lang w:eastAsia="en-GB"/>
-        </w:rPr>
-        <w:t xml:space="preserve"> </w:t>
-      </w:r>
-      <w:r>
-        <w:rPr>
-          <w:rFonts w:eastAsia="Arial"/>
-          <w:lang w:eastAsia="en-GB"/>
-        </w:rPr>
-        <w:t>— encontra expressa positivação no direito brasileiro por meio dos arts. 187 e 422 do Código Civil, que consagram a boa-fé objetiva e a proibição do abuso de direito, aplicáveis subsidiariamente às relações jurídicas de direito público.</w:t>
-      </w:r>
-    </w:p>
-    <w:p>
-      <w:pPr>
-        <w:spacing w:line="360" w:lineRule="auto"/>
-        <w:ind w:firstLine="709"/>
-        <w:jc w:val="both"/>
-        <w:rPr>
-          <w:rFonts w:eastAsia="Arial"/>
-          <w:lang w:eastAsia="en-GB"/>
-        </w:rPr>
-      </w:pPr>
-    </w:p>
-    <w:p>
-      <w:pPr>
-        <w:spacing w:line="360" w:lineRule="auto"/>
-        <w:ind w:firstLine="709"/>
-        <w:jc w:val="both"/>
-        <w:rPr>
-          <w:rFonts w:eastAsia="Arial"/>
-          <w:lang w:eastAsia="en-GB"/>
-        </w:rPr>
-      </w:pPr>
-      <w:r>
-        <w:rPr>
-          <w:rFonts w:eastAsia="Arial"/>
-          <w:lang w:eastAsia="en-GB"/>
-        </w:rPr>
-        <w:t xml:space="preserve">No caso concreto, a cronologia dos fatos é inequívoca e documentada: (a) a Lei Federal nº 11.738/2008 fixou o prazo de 31 de dezembro de 2009 para que os entes federativos adequassem seus planos de carreira ao piso nacional (art. 6º); (b) o Estado do Rio de Janeiro cumpriu esse prazo dentro do tempo legal, editando as Leis Estaduais nº 5.539/2009 e nº 5.584/2009, que adequaram </w:t>
-      </w:r>
-      <w:r>
-        <w:rPr>
-          <w:rFonts w:eastAsia="Arial"/>
-          <w:lang w:eastAsia="en-GB"/>
-        </w:rPr>
-        <w:lastRenderedPageBreak/>
-        <w:t>a estrutura remuneratória do magistério ao novo parâmetro federal, positivaram o interstício de 12% entre referências e previram reajustes programados até outubro de 2015; (c) o Estado efetivamente pagou o piso nacional em todas as categorias e referências entre 2010 e 2014, comprovando que o modelo era juridicamente viável e orçamentariamente exequível; (d) a partir de 2014, o Estado congelou deliberadamente os vencimentos do magistério por até sete anos consecutivos, sem qualquer reajuste, enquanto o piso federal era atualizado anualmente pelo Ministério da Educação.</w:t>
-      </w:r>
-    </w:p>
-    <w:p>
-      <w:pPr>
-        <w:spacing w:line="360" w:lineRule="auto"/>
-        <w:ind w:firstLine="709"/>
-        <w:jc w:val="both"/>
-        <w:rPr>
-          <w:rFonts w:eastAsia="Arial"/>
-          <w:lang w:eastAsia="en-GB"/>
-        </w:rPr>
-      </w:pPr>
-    </w:p>
-    <w:p>
-      <w:pPr>
-        <w:spacing w:line="360" w:lineRule="auto"/>
-        <w:ind w:firstLine="709"/>
-        <w:jc w:val="both"/>
-        <w:rPr>
-          <w:rFonts w:eastAsia="Arial"/>
-          <w:lang w:eastAsia="en-GB"/>
-        </w:rPr>
-      </w:pPr>
-      <w:r>
-        <w:rPr>
-          <w:rFonts w:eastAsia="Arial"/>
-          <w:lang w:eastAsia="en-GB"/>
-        </w:rPr>
-        <w:t>O Estado do Rio de Janeiro, mesmo que a decisão sobre a modulação de 24 meses do Tema 1.218 seja efetivada, não pode ser beneficiado por ela como se nunca tivesse se adequado à Lei do Piso — apagando, com um argumento processual, toda a história normativa que ele próprio construiu e depois abandonou.</w:t>
-      </w:r>
-    </w:p>
-    <w:p>
-      <w:pPr>
-        <w:spacing w:line="360" w:lineRule="auto"/>
-        <w:ind w:firstLine="709"/>
-        <w:jc w:val="both"/>
-        <w:rPr>
-          <w:rFonts w:eastAsia="Arial"/>
-          <w:lang w:eastAsia="en-GB"/>
-        </w:rPr>
-      </w:pPr>
-    </w:p>
-    <w:p>
-      <w:pPr>
-        <w:spacing w:line="360" w:lineRule="auto"/>
-        <w:ind w:firstLine="709"/>
-        <w:jc w:val="both"/>
-        <w:rPr>
-          <w:rFonts w:eastAsia="Arial"/>
-          <w:lang w:eastAsia="en-GB"/>
-        </w:rPr>
-      </w:pPr>
-      <w:r>
-        <w:rPr>
-          <w:rFonts w:eastAsia="Arial"/>
-          <w:lang w:eastAsia="en-GB"/>
-        </w:rPr>
-        <w:t>Não existe, no ordenamento jurídico brasileiro, precedente que autorize tamanha inversão. A simples possibilidade de conceder ao Estado do Rio de Janeiro o prazo de 24 meses como modulação sugerida pelo relator Ministro Cristiano Zanin no Tema 1.218 significaria, na prática, legislar retroativamente em favor do inadimplente: significaria apagar as Leis 5.539/2009 e 5.584/2009 — editadas dentro do prazo legal, em cumprimento à Lei Federal —, apagar os anos em que o piso foi efetivamente pago, e apagar sete anos de congelamento deliberado, para tratar o Estado como se estivesse, hoje, na posição de um ente que nunca adequou seu plano de carreira e precisa de tempo para começar. Esse ente não existe. Esse ente nunca foi o Estado do Rio de Janeiro.</w:t>
-      </w:r>
-    </w:p>
-    <w:p>
-      <w:pPr>
-        <w:spacing w:line="360" w:lineRule="auto"/>
-        <w:ind w:firstLine="709"/>
-        <w:jc w:val="both"/>
-        <w:rPr>
-          <w:rFonts w:eastAsia="Arial"/>
-          <w:lang w:eastAsia="en-GB"/>
-        </w:rPr>
-      </w:pPr>
-    </w:p>
-    <w:p>
-      <w:pPr>
-        <w:spacing w:line="360" w:lineRule="auto"/>
-        <w:ind w:firstLine="709"/>
-        <w:jc w:val="both"/>
-        <w:rPr>
-          <w:rFonts w:eastAsia="Arial"/>
-          <w:lang w:eastAsia="en-GB"/>
-        </w:rPr>
-      </w:pPr>
-      <w:r>
-        <w:rPr>
-          <w:rFonts w:eastAsia="Arial"/>
-          <w:lang w:eastAsia="en-GB"/>
-        </w:rPr>
-        <w:t xml:space="preserve">A torpeza que se busca vedar é precisamente essa: que o Estado se beneficie de anos de descumprimento, de congelamento reiterado de salários, de violações perpetradas contra professores e aposentados ao longo de mais de uma década, recebendo como recompensa um prazo adicional para refazer legislação que já foi feita, já foi cumprida, e foi depois deliberadamente abandonada. Permitir, por via de decisão judicial, que o Estado obtenha esse prazo para refazer o que já fez — e o que deixou de cumprir por escolha política, não por incapacidade estrutural — isso sim configuraria violação à Súmula Vinculante 37 e ao art. 37, X, da Constituição Federal: seria o Judiciário interferindo na estrutura remuneratória do funcionalismo não para fazer cumprir a lei, </w:t>
-      </w:r>
-      <w:r>
-        <w:rPr>
-          <w:rFonts w:eastAsia="Arial"/>
-          <w:lang w:eastAsia="en-GB"/>
-        </w:rPr>
-        <w:lastRenderedPageBreak/>
-        <w:t>mas para conceder ao Executivo inadimplente o benefício de recomeçar do zero, às custas dos servidores que aguardam há anos a correção de um direito que nunca deveria ter sido violado.</w:t>
-      </w:r>
-    </w:p>
-    <w:p>
-      <w:pPr>
-        <w:spacing w:line="360" w:lineRule="auto"/>
-        <w:ind w:firstLine="709"/>
-        <w:jc w:val="both"/>
-        <w:rPr>
-          <w:rFonts w:eastAsia="Arial"/>
-          <w:lang w:eastAsia="en-GB"/>
-        </w:rPr>
-      </w:pPr>
-    </w:p>
-    <w:p>
-      <w:pPr>
-        <w:spacing w:line="360" w:lineRule="auto"/>
-        <w:ind w:firstLine="709"/>
-        <w:jc w:val="both"/>
-        <w:rPr>
-          <w:rFonts w:eastAsia="Arial"/>
-          <w:lang w:eastAsia="en-GB"/>
-        </w:rPr>
-      </w:pPr>
-      <w:r>
-        <w:rPr>
-          <w:rFonts w:eastAsia="Arial"/>
-          <w:lang w:eastAsia="en-GB"/>
-        </w:rPr>
-        <w:t xml:space="preserve">O </w:t>
-      </w:r>
-      <w:proofErr w:type="spellStart"/>
-      <w:r>
-        <w:rPr>
-          <w:rFonts w:eastAsia="Arial"/>
-          <w:i/>
-          <w:iCs/>
-          <w:lang w:eastAsia="en-GB"/>
-        </w:rPr>
-        <w:t>nemo</w:t>
-      </w:r>
-      <w:proofErr w:type="spellEnd"/>
-      <w:r>
-        <w:rPr>
-          <w:rFonts w:eastAsia="Arial"/>
-          <w:i/>
-          <w:iCs/>
-          <w:lang w:eastAsia="en-GB"/>
-        </w:rPr>
-        <w:t xml:space="preserve"> </w:t>
-      </w:r>
-      <w:proofErr w:type="spellStart"/>
-      <w:r>
-        <w:rPr>
-          <w:rFonts w:eastAsia="Arial"/>
-          <w:i/>
-          <w:iCs/>
-          <w:lang w:eastAsia="en-GB"/>
-        </w:rPr>
-        <w:t>venire</w:t>
-      </w:r>
-      <w:proofErr w:type="spellEnd"/>
-      <w:r>
-        <w:rPr>
-          <w:rFonts w:eastAsia="Arial"/>
-          <w:i/>
-          <w:iCs/>
-          <w:lang w:eastAsia="en-GB"/>
-        </w:rPr>
-        <w:t xml:space="preserve"> contra </w:t>
-      </w:r>
-      <w:proofErr w:type="spellStart"/>
-      <w:r>
-        <w:rPr>
-          <w:rFonts w:eastAsia="Arial"/>
-          <w:i/>
-          <w:iCs/>
-          <w:lang w:eastAsia="en-GB"/>
-        </w:rPr>
-        <w:t>factum</w:t>
-      </w:r>
-      <w:proofErr w:type="spellEnd"/>
-      <w:r>
-        <w:rPr>
-          <w:rFonts w:eastAsia="Arial"/>
-          <w:i/>
-          <w:iCs/>
-          <w:lang w:eastAsia="en-GB"/>
-        </w:rPr>
-        <w:t xml:space="preserve"> </w:t>
-      </w:r>
-      <w:proofErr w:type="spellStart"/>
-      <w:r>
-        <w:rPr>
-          <w:rFonts w:eastAsia="Arial"/>
-          <w:i/>
-          <w:iCs/>
-          <w:lang w:eastAsia="en-GB"/>
-        </w:rPr>
-        <w:t>proprium</w:t>
-      </w:r>
-      <w:proofErr w:type="spellEnd"/>
-      <w:r>
-        <w:rPr>
-          <w:rFonts w:eastAsia="Arial"/>
-          <w:lang w:eastAsia="en-GB"/>
-        </w:rPr>
-        <w:t xml:space="preserve"> não é princípio de proteção ao infrator. É garantia de coerência e previsibilidade nas relações jurídicas — e sua aplicação ao caso concreto impõe que o Estado seja tratado pelo que é: um ente que sabia cumprir, cumpriu, e escolheu parar.</w:t>
-      </w:r>
-    </w:p>
-    <w:p>
-      <w:pPr>
-        <w:spacing w:line="360" w:lineRule="auto"/>
-        <w:ind w:firstLine="709"/>
-        <w:jc w:val="both"/>
-        <w:rPr>
-          <w:rFonts w:eastAsia="Times New Roman"/>
-          <w:sz w:val="20"/>
-          <w:szCs w:val="20"/>
-          <w:lang w:eastAsia="en-GB"/>
-        </w:rPr>
-      </w:pPr>
-    </w:p>
-    <w:p>
-      <w:pPr>
-        <w:spacing w:before="240" w:line="360" w:lineRule="auto"/>
-        <w:jc w:val="both"/>
-        <w:rPr>
-          <w:rFonts w:eastAsia="Arial"/>
-          <w:b/>
-          <w:bCs/>
-          <w:color w:val="215E99"/>
-          <w:u w:val="single"/>
-          <w:lang w:eastAsia="en-GB"/>
-        </w:rPr>
-      </w:pPr>
-      <w:r>
-        <w:rPr>
-          <w:rFonts w:eastAsia="Arial"/>
-          <w:b/>
-          <w:bCs/>
-          <w:color w:val="215E99"/>
-          <w:u w:val="single"/>
-          <w:lang w:eastAsia="en-GB"/>
-        </w:rPr>
-        <w:t>E.2) Violação ao princípio da boa-fé objetiva nas relações entre o poder público e os administrados</w:t>
-      </w:r>
-    </w:p>
-    <w:p>
-      <w:pPr>
-        <w:spacing w:before="240" w:line="360" w:lineRule="auto"/>
-        <w:jc w:val="both"/>
-        <w:rPr>
-          <w:rFonts w:eastAsia="Times New Roman"/>
-          <w:sz w:val="6"/>
-          <w:szCs w:val="6"/>
-          <w:lang w:eastAsia="en-GB"/>
-        </w:rPr>
-      </w:pPr>
-    </w:p>
-    <w:p>
-      <w:pPr>
-        <w:spacing w:line="360" w:lineRule="auto"/>
-        <w:ind w:firstLine="709"/>
-        <w:jc w:val="both"/>
-        <w:rPr>
-          <w:rFonts w:eastAsia="Arial"/>
-          <w:lang w:eastAsia="en-GB"/>
-        </w:rPr>
-      </w:pPr>
-      <w:r>
-        <w:rPr>
-          <w:rFonts w:eastAsia="Arial"/>
-          <w:lang w:eastAsia="en-GB"/>
-        </w:rPr>
-        <w:t>O princípio da boa-fé objetiva impõe ao Estado o dever de coerência com seus próprios atos. Ao editar as Leis 5.539/2009 e 5.584/2009, o Estado do Rio de Janeiro assumiu perante os servidores do magistério o compromisso normativo de remunerar conforme tabela progressiva e com interstício de 12% entre referências. Ao editar a Lei 6.834/2014, ainda cumpria — por margem estreita — o piso federal, mantendo e cumprindo o interstício de 12% entre referências. Esses atos anteriores criaram legítima expectativa nos servidores de que o parâmetro mínimo seria mantido.</w:t>
-      </w:r>
-    </w:p>
-    <w:p>
-      <w:pPr>
-        <w:spacing w:line="360" w:lineRule="auto"/>
-        <w:ind w:firstLine="709"/>
-        <w:jc w:val="both"/>
-        <w:rPr>
-          <w:rFonts w:eastAsia="Times New Roman"/>
-          <w:sz w:val="20"/>
-          <w:szCs w:val="20"/>
-          <w:lang w:eastAsia="en-GB"/>
-        </w:rPr>
-      </w:pPr>
-      <w:r>
-        <w:rPr>
-          <w:rFonts w:eastAsia="Times New Roman"/>
-          <w:sz w:val="20"/>
-          <w:szCs w:val="20"/>
-          <w:lang w:eastAsia="en-GB"/>
-        </w:rPr>
-        <w:t xml:space="preserve"> </w:t>
-      </w:r>
-    </w:p>
-    <w:p>
-      <w:pPr>
-        <w:spacing w:line="360" w:lineRule="auto"/>
-        <w:ind w:firstLine="709"/>
-        <w:jc w:val="both"/>
-        <w:rPr>
-          <w:rFonts w:eastAsia="Arial"/>
-          <w:lang w:eastAsia="en-GB"/>
-        </w:rPr>
-      </w:pPr>
-      <w:r>
-        <w:rPr>
-          <w:rFonts w:eastAsia="Arial"/>
-          <w:lang w:eastAsia="en-GB"/>
-        </w:rPr>
-        <w:t xml:space="preserve">O congelamento unilateral que se seguiu violou essa expectativa legitimamente constituída. O </w:t>
-      </w:r>
-      <w:proofErr w:type="spellStart"/>
-      <w:r>
-        <w:rPr>
-          <w:rFonts w:eastAsia="Arial"/>
-          <w:i/>
-          <w:iCs/>
-          <w:lang w:eastAsia="en-GB"/>
-        </w:rPr>
-        <w:t>venire</w:t>
-      </w:r>
-      <w:proofErr w:type="spellEnd"/>
-      <w:r>
-        <w:rPr>
-          <w:rFonts w:eastAsia="Arial"/>
-          <w:i/>
-          <w:iCs/>
-          <w:lang w:eastAsia="en-GB"/>
-        </w:rPr>
-        <w:t xml:space="preserve"> contra </w:t>
-      </w:r>
-      <w:proofErr w:type="spellStart"/>
-      <w:r>
-        <w:rPr>
-          <w:rFonts w:eastAsia="Arial"/>
-          <w:i/>
-          <w:iCs/>
-          <w:lang w:eastAsia="en-GB"/>
-        </w:rPr>
-        <w:t>factum</w:t>
-      </w:r>
-      <w:proofErr w:type="spellEnd"/>
-      <w:r>
-        <w:rPr>
-          <w:rFonts w:eastAsia="Arial"/>
-          <w:i/>
-          <w:iCs/>
-          <w:lang w:eastAsia="en-GB"/>
-        </w:rPr>
-        <w:t xml:space="preserve"> </w:t>
-      </w:r>
-      <w:proofErr w:type="spellStart"/>
-      <w:r>
-        <w:rPr>
-          <w:rFonts w:eastAsia="Arial"/>
-          <w:i/>
-          <w:iCs/>
-          <w:lang w:eastAsia="en-GB"/>
-        </w:rPr>
-        <w:t>proprium</w:t>
-      </w:r>
-      <w:proofErr w:type="spellEnd"/>
-      <w:r>
-        <w:rPr>
-          <w:rFonts w:eastAsia="Arial"/>
-          <w:lang w:eastAsia="en-GB"/>
-        </w:rPr>
-        <w:t xml:space="preserve"> é tanto mais grave quanto mais vulnerável é a parte que confiou na conduta anterior: professores do magistério público, muitos deles aposentados com proventos abaixo do piso, não podem ser sacrificados pela incoerência deliberada do ente que os remunera. A manutenção do sobrestamento prolonga indefinidamente essa violação, impedindo a correção judicial que a ordem jurídica prevê.</w:t>
-      </w:r>
-    </w:p>
-    <w:p>
-      <w:pPr>
-        <w:spacing w:line="360" w:lineRule="auto"/>
-        <w:ind w:firstLine="709"/>
-        <w:jc w:val="both"/>
-        <w:rPr>
-          <w:rFonts w:eastAsia="Times New Roman"/>
-          <w:sz w:val="4"/>
-          <w:szCs w:val="4"/>
-          <w:lang w:eastAsia="en-GB"/>
-        </w:rPr>
-      </w:pPr>
-    </w:p>
-    <w:p>
-      <w:pPr>
-        <w:spacing w:before="240" w:line="360" w:lineRule="auto"/>
-        <w:jc w:val="both"/>
-        <w:rPr>
-          <w:rFonts w:eastAsia="Times New Roman"/>
-          <w:color w:val="215E99"/>
-          <w:sz w:val="20"/>
-          <w:szCs w:val="20"/>
-          <w:lang w:eastAsia="en-GB"/>
-        </w:rPr>
-      </w:pPr>
-      <w:r>
-        <w:rPr>
-          <w:rFonts w:eastAsia="Arial"/>
-          <w:b/>
-          <w:bCs/>
-          <w:color w:val="215E99"/>
-          <w:u w:val="single"/>
-          <w:lang w:eastAsia="en-GB"/>
-        </w:rPr>
-        <w:t>E.3) Violação ao princípio da isonomia material (art. 5º, caput, da Constituição Federal)</w:t>
-      </w:r>
-    </w:p>
-    <w:p>
-      <w:pPr>
-        <w:spacing w:line="360" w:lineRule="auto"/>
-        <w:ind w:firstLine="709"/>
-        <w:jc w:val="both"/>
-        <w:rPr>
-          <w:rFonts w:eastAsia="Arial"/>
-          <w:sz w:val="12"/>
-          <w:szCs w:val="12"/>
-          <w:lang w:eastAsia="en-GB"/>
-        </w:rPr>
-      </w:pPr>
-    </w:p>
-    <w:p>
-      <w:pPr>
-        <w:spacing w:line="360" w:lineRule="auto"/>
-        <w:ind w:firstLine="709"/>
-        <w:jc w:val="both"/>
-        <w:rPr>
-          <w:rFonts w:eastAsia="Arial"/>
-          <w:lang w:eastAsia="en-GB"/>
-        </w:rPr>
-      </w:pPr>
-      <w:r>
-        <w:rPr>
-          <w:rFonts w:eastAsia="Arial"/>
-          <w:lang w:eastAsia="en-GB"/>
-        </w:rPr>
-        <w:t>A isonomia não se satisfaz com o tratamento formalmente igual de situações materialmente distintas. O Estado do Rio de Janeiro não está na mesma posição dos entes que nunca elaboraram plano de carreira adequado ao piso nacional: tem plano desde 1990, o adaptou ao piso em 2009, demonstrou que o modelo era viável cumprindo-o por anos, e abandonou-o por escolha política documentada.</w:t>
-      </w:r>
-    </w:p>
-    <w:p>
-      <w:pPr>
-        <w:spacing w:line="360" w:lineRule="auto"/>
-        <w:ind w:firstLine="709"/>
-        <w:jc w:val="both"/>
-        <w:rPr>
-          <w:rFonts w:eastAsia="Times New Roman"/>
-          <w:sz w:val="20"/>
-          <w:szCs w:val="20"/>
-          <w:lang w:eastAsia="en-GB"/>
-        </w:rPr>
-      </w:pPr>
-    </w:p>
-    <w:p>
-      <w:pPr>
-        <w:spacing w:line="360" w:lineRule="auto"/>
-        <w:ind w:firstLine="709"/>
-        <w:jc w:val="both"/>
-        <w:rPr>
-          <w:rFonts w:eastAsia="Arial"/>
-          <w:lang w:eastAsia="en-GB"/>
-        </w:rPr>
-      </w:pPr>
-      <w:r>
-        <w:rPr>
-          <w:rFonts w:eastAsia="Arial"/>
-          <w:lang w:eastAsia="en-GB"/>
-        </w:rPr>
-        <w:lastRenderedPageBreak/>
-        <w:t>Tratar o inadimplente reiterado e deliberado da mesma forma que o ente que nunca se adequou é isonomia apenas formal. A Constituição Federal, em seu art. 5º, caput, e no art. 7º, inciso VII, que assegura o piso salarial proporcional à extensão e à complexidade do trabalho, exige isonomia substancial. A manutenção do sobrestamento, ao impedir o julgamento da ação individual que postula o cumprimento de direito já reconhecido, configura tratamento desigual em prejuízo da parte mais vulnerável da relação jurídica.</w:t>
-      </w:r>
-    </w:p>
-    <w:p>
-      <w:pPr>
-        <w:spacing w:line="360" w:lineRule="auto"/>
-        <w:ind w:firstLine="709"/>
-        <w:jc w:val="both"/>
-        <w:rPr>
-          <w:rFonts w:eastAsia="Times New Roman"/>
-          <w:sz w:val="20"/>
-          <w:szCs w:val="20"/>
-          <w:lang w:eastAsia="en-GB"/>
-        </w:rPr>
-      </w:pPr>
-    </w:p>
-    <w:p>
-      <w:pPr>
-        <w:spacing w:before="240" w:line="360" w:lineRule="auto"/>
-        <w:jc w:val="both"/>
-        <w:rPr>
-          <w:rFonts w:eastAsia="Arial"/>
-          <w:b/>
-          <w:bCs/>
-          <w:color w:val="215E99"/>
-          <w:u w:val="single"/>
-          <w:lang w:eastAsia="en-GB"/>
-        </w:rPr>
-      </w:pPr>
-      <w:r>
-        <w:rPr>
-          <w:rFonts w:eastAsia="Arial"/>
-          <w:b/>
-          <w:bCs/>
-          <w:color w:val="215E99"/>
-          <w:u w:val="single"/>
-          <w:lang w:eastAsia="en-GB"/>
-        </w:rPr>
-        <w:t>E.4) Violação à vedação ao enriquecimento ilícito sem causa (arts. 884 e 886 do Código Civil)</w:t>
-      </w:r>
-    </w:p>
-    <w:p>
-      <w:pPr>
-        <w:spacing w:line="360" w:lineRule="auto"/>
-        <w:ind w:firstLine="709"/>
-        <w:jc w:val="both"/>
-        <w:rPr>
-          <w:rFonts w:eastAsia="Arial"/>
-          <w:sz w:val="10"/>
-          <w:szCs w:val="10"/>
-          <w:lang w:eastAsia="en-GB"/>
-        </w:rPr>
-      </w:pPr>
-    </w:p>
-    <w:p>
-      <w:pPr>
-        <w:spacing w:line="360" w:lineRule="auto"/>
-        <w:ind w:firstLine="709"/>
-        <w:jc w:val="both"/>
-        <w:rPr>
-          <w:rFonts w:eastAsia="Arial"/>
-          <w:lang w:eastAsia="en-GB"/>
-        </w:rPr>
-      </w:pPr>
-      <w:r>
-        <w:rPr>
-          <w:rFonts w:eastAsia="Arial"/>
-          <w:lang w:eastAsia="en-GB"/>
-        </w:rPr>
-        <w:t>A vedação ao enriquecimento ilícito sem causa, positivada nos arts. 884 e 886 do Código Civil e aplicável subsidiariamente ao direito público, impede que um ente se locuplete de situação antijurídica que ele próprio criou. Cada mês de sobrestamento em que o Estado não paga o piso é um mês em que ele retém para si recursos que pertencem ao professor por força de lei federal, de lei estadual e de decisão judicial favorável à parte autora.</w:t>
-      </w:r>
-    </w:p>
-    <w:p>
-      <w:pPr>
-        <w:spacing w:line="360" w:lineRule="auto"/>
-        <w:ind w:firstLine="709"/>
-        <w:jc w:val="both"/>
-        <w:rPr>
-          <w:rFonts w:eastAsia="Times New Roman"/>
-          <w:sz w:val="8"/>
-          <w:szCs w:val="8"/>
-          <w:lang w:eastAsia="en-GB"/>
-        </w:rPr>
-      </w:pPr>
-    </w:p>
-    <w:p>
-      <w:pPr>
-        <w:spacing w:line="360" w:lineRule="auto"/>
-        <w:ind w:firstLine="709"/>
-        <w:jc w:val="both"/>
-        <w:rPr>
-          <w:rFonts w:eastAsia="Arial"/>
-          <w:lang w:eastAsia="en-GB"/>
-        </w:rPr>
-      </w:pPr>
-      <w:r>
-        <w:rPr>
-          <w:rFonts w:eastAsia="Arial"/>
-          <w:lang w:eastAsia="en-GB"/>
-        </w:rPr>
-        <w:t>A modulação foi concebida para dar tempo de organização institucional — não para diferir o pagamento de dívida já vencida, constituída, e cujos marcos temporais são precisamente conhecidos: o Docente II de 22h está em mora desde janeiro de 2015; o Docente I de 16h desde janeiro de 2018. Manter o sobrestamento equivale a conceder ao Estado o benefício de não pagar o que já devia, sem qualquer fundamento que justifique esse diferimento adicional.</w:t>
-      </w:r>
-    </w:p>
-    <w:p>
-      <w:pPr>
-        <w:spacing w:line="360" w:lineRule="auto"/>
-        <w:ind w:firstLine="709"/>
-        <w:jc w:val="both"/>
-        <w:rPr>
-          <w:rFonts w:eastAsia="Times New Roman"/>
-          <w:sz w:val="4"/>
-          <w:szCs w:val="4"/>
-          <w:lang w:eastAsia="en-GB"/>
-        </w:rPr>
-      </w:pPr>
-    </w:p>
-    <w:p>
-      <w:pPr>
-        <w:spacing w:before="240" w:line="360" w:lineRule="auto"/>
-        <w:jc w:val="both"/>
-        <w:rPr>
-          <w:rFonts w:eastAsia="Arial"/>
-          <w:b/>
-          <w:bCs/>
-          <w:color w:val="215E99"/>
-          <w:u w:val="single"/>
-          <w:lang w:eastAsia="en-GB"/>
-        </w:rPr>
-      </w:pPr>
-      <w:r>
-        <w:rPr>
-          <w:rFonts w:eastAsia="Arial"/>
-          <w:b/>
-          <w:bCs/>
-          <w:color w:val="215E99"/>
-          <w:u w:val="single"/>
-          <w:lang w:eastAsia="en-GB"/>
-        </w:rPr>
-        <w:t>E.5) Violação ao princípio da dignidade da pessoa humana (art. 1º, III, da Constituição Federal) e à garantia do piso salarial proporcional (art. 7º, V, da CF, c/c art. 206, VIII)</w:t>
-      </w:r>
-    </w:p>
-    <w:p>
-      <w:pPr>
-        <w:spacing w:before="240" w:line="360" w:lineRule="auto"/>
-        <w:jc w:val="both"/>
-        <w:rPr>
-          <w:rFonts w:eastAsia="Times New Roman"/>
-          <w:sz w:val="6"/>
-          <w:szCs w:val="6"/>
-          <w:lang w:eastAsia="en-GB"/>
-        </w:rPr>
-      </w:pPr>
-    </w:p>
-    <w:p>
-      <w:pPr>
-        <w:spacing w:line="360" w:lineRule="auto"/>
-        <w:ind w:firstLine="709"/>
-        <w:jc w:val="both"/>
-        <w:rPr>
-          <w:rFonts w:eastAsia="Arial"/>
-          <w:lang w:eastAsia="en-GB"/>
-        </w:rPr>
-      </w:pPr>
-      <w:r>
-        <w:rPr>
-          <w:rFonts w:eastAsia="Arial"/>
-          <w:lang w:eastAsia="en-GB"/>
-        </w:rPr>
-        <w:t xml:space="preserve">O congelamento salarial imposto pelo Estado do Rio de Janeiro ao longo de mais de uma década criou uma defasagem de proporções que afrontam diretamente o princípio da dignidade da pessoa humana, inscrito no </w:t>
-      </w:r>
-      <w:r>
-        <w:rPr>
-          <w:rFonts w:eastAsia="Arial"/>
-          <w:b/>
-          <w:bCs/>
-          <w:lang w:eastAsia="en-GB"/>
-        </w:rPr>
-        <w:t>art. 1º, III, da Constituição Federal</w:t>
-      </w:r>
-      <w:r>
-        <w:rPr>
-          <w:rFonts w:eastAsia="Arial"/>
-          <w:lang w:eastAsia="en-GB"/>
-        </w:rPr>
-        <w:t xml:space="preserve">, e a garantia do piso salarial proporcional prevista no </w:t>
-      </w:r>
-      <w:r>
-        <w:rPr>
-          <w:rFonts w:eastAsia="Arial"/>
-          <w:b/>
-          <w:bCs/>
-          <w:lang w:eastAsia="en-GB"/>
-        </w:rPr>
-        <w:t>art. 7º, V, da CF</w:t>
-      </w:r>
-      <w:r>
-        <w:rPr>
-          <w:rFonts w:eastAsia="Arial"/>
-          <w:lang w:eastAsia="en-GB"/>
-        </w:rPr>
-        <w:t>, aplicável aos servidores públicos por força do art. 39, §3º, da mesma Carta.</w:t>
-      </w:r>
-    </w:p>
-    <w:p>
-      <w:pPr>
-        <w:spacing w:line="360" w:lineRule="auto"/>
-        <w:ind w:firstLine="709"/>
-        <w:jc w:val="both"/>
-        <w:rPr>
-          <w:rFonts w:eastAsia="Times New Roman"/>
-          <w:sz w:val="8"/>
-          <w:szCs w:val="8"/>
-          <w:lang w:eastAsia="en-GB"/>
-        </w:rPr>
-      </w:pPr>
-    </w:p>
-    <w:p>
-      <w:pPr>
-        <w:spacing w:line="360" w:lineRule="auto"/>
-        <w:ind w:firstLine="709"/>
-        <w:jc w:val="both"/>
-        <w:rPr>
-          <w:rFonts w:eastAsia="Arial"/>
-          <w:lang w:eastAsia="en-GB"/>
-        </w:rPr>
-      </w:pPr>
-      <w:r>
-        <w:rPr>
-          <w:rFonts w:eastAsia="Arial"/>
-          <w:lang w:eastAsia="en-GB"/>
-        </w:rPr>
-        <w:t>A dimensão concreta dessa violação à dignidade torna-se ainda mais evidente quando se examina o poder de compra real do salário congelado ao longo do período de 2014 a 2022.</w:t>
-      </w:r>
-    </w:p>
-    <w:p>
-      <w:pPr>
-        <w:spacing w:line="360" w:lineRule="auto"/>
-        <w:ind w:firstLine="709"/>
-        <w:jc w:val="both"/>
-        <w:rPr>
-          <w:rFonts w:eastAsia="Arial"/>
-          <w:sz w:val="10"/>
-          <w:szCs w:val="10"/>
-          <w:lang w:eastAsia="en-GB"/>
-        </w:rPr>
-      </w:pPr>
-    </w:p>
-    <w:p>
-      <w:pPr>
-        <w:spacing w:line="360" w:lineRule="auto"/>
-        <w:ind w:firstLine="709"/>
-        <w:jc w:val="both"/>
-        <w:rPr>
-          <w:rFonts w:eastAsia="Arial"/>
-          <w:lang w:eastAsia="en-GB"/>
-        </w:rPr>
-      </w:pPr>
-      <w:r>
-        <w:rPr>
-          <w:rFonts w:eastAsia="Arial"/>
-          <w:lang w:eastAsia="en-GB"/>
-        </w:rPr>
-        <w:lastRenderedPageBreak/>
-        <w:t xml:space="preserve">A dimensão humana dessa degradação patrimonial adquire contornos ainda mais graves quando se considera o perfil do servidor aposentado. Um professor que encerrou sua carreira no magistério público estadual após décadas de serviço — e que, na condição de idoso, necessita de plano de saúde privado para suprir as deficiências do sistema público — depara-se com uma realidade financeira insustentável. Planos de saúde individuais para beneficiários acima de 60 anos, conforme dados da Agência Nacional de Saúde Suplementar (ANS), não costumam ser contratados por valor inferior a R$ 1.000,00 mensais, podendo ultrapassar R$ 1.500,00 a depender da cobertura e da faixa etária. </w:t>
-      </w:r>
-    </w:p>
-    <w:p>
-      <w:pPr>
-        <w:spacing w:line="360" w:lineRule="auto"/>
-        <w:ind w:firstLine="709"/>
-        <w:jc w:val="both"/>
-        <w:rPr>
-          <w:rFonts w:eastAsia="Arial"/>
-          <w:sz w:val="8"/>
-          <w:szCs w:val="8"/>
-          <w:lang w:eastAsia="en-GB"/>
-        </w:rPr>
-      </w:pPr>
-    </w:p>
-    <w:p>
-      <w:pPr>
-        <w:spacing w:line="360" w:lineRule="auto"/>
-        <w:ind w:firstLine="709"/>
-        <w:jc w:val="both"/>
-        <w:rPr>
-          <w:rFonts w:eastAsia="Arial"/>
-          <w:lang w:eastAsia="en-GB"/>
-        </w:rPr>
-      </w:pPr>
-      <w:r>
-        <w:rPr>
-          <w:rFonts w:eastAsia="Arial"/>
-          <w:lang w:eastAsia="en-GB"/>
-        </w:rPr>
-        <w:t xml:space="preserve">Para a professora aposentada no Nível 8, jornada de 22 horas, que em 2024 recebia proventos de R$ 2.488,25, um único plano de saúde consome entre 40% e 60% de seus proventos mensais — antes de qualquer despesa com alimentação, moradia, medicamentos ou transporte. Com o que resta, ela consegue adquirir, na melhor das hipóteses, pouco mais de uma cesta básica de alimentos na cidade do Rio de Janeiro. Esse é o resultado concreto de sete anos de congelamento: uma aposentada que dedicou décadas ao ensino público vê sua dignidade material reduzida à escolha entre se alimentar e se tratar. </w:t>
-      </w:r>
-    </w:p>
-    <w:p>
-      <w:pPr>
-        <w:spacing w:line="360" w:lineRule="auto"/>
-        <w:ind w:firstLine="709"/>
-        <w:jc w:val="both"/>
-        <w:rPr>
-          <w:rFonts w:eastAsia="Arial"/>
-          <w:sz w:val="8"/>
-          <w:szCs w:val="8"/>
-          <w:lang w:eastAsia="en-GB"/>
-        </w:rPr>
-      </w:pPr>
-    </w:p>
-    <w:p>
-      <w:pPr>
-        <w:spacing w:line="360" w:lineRule="auto"/>
-        <w:ind w:firstLine="709"/>
-        <w:jc w:val="both"/>
-        <w:rPr>
-          <w:rFonts w:eastAsia="Arial"/>
-          <w:lang w:eastAsia="en-GB"/>
-        </w:rPr>
-      </w:pPr>
-      <w:r>
-        <w:rPr>
-          <w:rFonts w:eastAsia="Arial"/>
-          <w:lang w:eastAsia="en-GB"/>
-        </w:rPr>
-        <w:t>A manutenção do sobrestamento — que impede a correção judicial dessas diferenças — prolonga indefinidamente esse estado de privação, em afronta direta ao art. 1º, III, ao art. 7º, IV e V, e ao art. 230, caput, da Constituição Federal, que impõe ao Estado o dever de amparo ao idoso, assegurando sua participação na comunidade, defendendo sua dignidade e bem-estar.</w:t>
-      </w:r>
-    </w:p>
-    <w:p>
-      <w:pPr>
-        <w:spacing w:line="360" w:lineRule="auto"/>
-        <w:ind w:firstLine="709"/>
-        <w:jc w:val="both"/>
-        <w:rPr>
-          <w:rFonts w:eastAsia="Times New Roman"/>
-          <w:sz w:val="20"/>
-          <w:szCs w:val="20"/>
-          <w:lang w:eastAsia="en-GB"/>
-        </w:rPr>
-      </w:pPr>
-    </w:p>
-    <w:p>
-      <w:pPr>
-        <w:spacing w:line="360" w:lineRule="auto"/>
-        <w:ind w:firstLine="1134"/>
-        <w:jc w:val="both"/>
-        <w:rPr>
-          <w:rFonts w:eastAsia="Arial"/>
-          <w:lang w:eastAsia="en-GB"/>
-        </w:rPr>
-      </w:pPr>
-      <w:r>
-        <w:rPr>
-          <w:rFonts w:eastAsia="Arial"/>
-          <w:lang w:eastAsia="en-GB"/>
-        </w:rPr>
-        <w:t>Essa realidade configura violação direta ao art. 7º, IV, da Constituição Federal, que garante ao trabalhador salário mínimo capaz de atender às necessidades vitais básicas, incluindo alimentação — dispositivo aplicável aos servidores públicos por força do art. 39, §3º, da mesma Carta. A manutenção do sobrestamento prolonga indefinidamente esse estado de privação, impedindo que o Poder Judiciário cumpra a função constitucionalmente prevista de tutela de direitos fundamentais.</w:t>
-      </w:r>
-    </w:p>
-    <w:p>
-      <w:pPr>
-        <w:spacing w:line="360" w:lineRule="auto"/>
-        <w:ind w:firstLine="1134"/>
-        <w:jc w:val="both"/>
-        <w:rPr>
-          <w:rFonts w:eastAsia="Arial"/>
-          <w:lang w:eastAsia="en-GB"/>
-        </w:rPr>
-      </w:pPr>
-    </w:p>
-    <w:p>
-      <w:pPr>
-        <w:spacing w:line="360" w:lineRule="auto"/>
-        <w:ind w:firstLine="1134"/>
-        <w:jc w:val="both"/>
-      </w:pPr>
-    </w:p>
-    <w:p>
-      <w:pPr>
-        <w:numPr>
-          <w:ilvl w:val="0"/>
-          <w:numId w:val="3"/>
-        </w:numPr>
-        <w:pBdr>
-          <w:top w:val="single" w:sz="4" w:space="10" w:color="5B9BD5"/>
-          <w:left w:val="nil"/>
-          <w:bottom w:val="single" w:sz="4" w:space="10" w:color="5B9BD5"/>
-          <w:right w:val="nil"/>
-          <w:between w:val="nil"/>
-        </w:pBdr>
-        <w:spacing w:before="360" w:after="360"/>
-        <w:ind w:right="864"/>
-        <w:jc w:val="center"/>
-        <w:rPr>
-          <w:rFonts w:eastAsia="Calibri"/>
-          <w:i/>
-          <w:color w:val="5B9BD5"/>
-        </w:rPr>
-      </w:pPr>
-      <w:r>
-        <w:rPr>
-          <w:rFonts w:eastAsia="Calibri"/>
-          <w:i/>
-          <w:color w:val="5B9BD5"/>
-        </w:rPr>
-        <w:lastRenderedPageBreak/>
         <w:t>Da Conclusão</w:t>
       </w:r>
     </w:p>
@@ -26357,7 +22839,21 @@
           <w:rFonts w:eastAsia="Calibri"/>
           <w:bCs/>
         </w:rPr>
-        <w:t>julgamento do TEMA 810, no RE 870947/SE) e de juros de mora desde a citação, nos termos do art. 1ºF da Lei nº 9.494/97, com redação dada pela Lei 11.960/09</w:t>
+        <w:t>julgamento do TEMA 810, no RE 870947/SE) e de juros de mora desde a citação, nos termos do art.</w:t>
+      </w:r>
+      <w:r>
+        <w:rPr>
+          <w:rFonts w:eastAsia="Calibri"/>
+          <w:bCs/>
+        </w:rPr>
+        <w:t xml:space="preserve"> </w:t>
+      </w:r>
+      <w:r>
+        <w:rPr>
+          <w:rFonts w:eastAsia="Calibri"/>
+          <w:bCs/>
+        </w:rPr>
+        <w:t>1ºF da Lei nº 9.494/97, com redação dada pela Lei 11.960/09</w:t>
       </w:r>
       <w:r>
         <w:rPr>
@@ -26431,7 +22927,7 @@
           <w:rFonts w:eastAsia="Calibri"/>
           <w:noProof/>
         </w:rPr>
-        <w:t>2 de maio de 2026</w:t>
+        <w:t>12 de outubro de 2024</w:t>
       </w:r>
       <w:r>
         <w:rPr>
@@ -26633,8 +23129,8 @@
       </w:pPr>
     </w:p>
     <w:sectPr>
-      <w:headerReference w:type="default" r:id="rId21"/>
-      <w:footerReference w:type="default" r:id="rId22"/>
+      <w:headerReference w:type="default" r:id="rId17"/>
+      <w:footerReference w:type="default" r:id="rId18"/>
       <w:pgSz w:w="11906" w:h="16838"/>
       <w:pgMar w:top="2127" w:right="1134" w:bottom="567" w:left="1134" w:header="709" w:footer="269" w:gutter="0"/>
       <w:pgNumType w:start="1"/>
@@ -26645,7 +23141,7 @@
 </file>
 
 <file path=word/endnotes.xml><?xml version="1.0" encoding="utf-8"?>
-<w:endnotes xmlns:wpc="http://schemas.microsoft.com/office/word/2010/wordprocessingCanvas" xmlns:cx="http://schemas.microsoft.com/office/drawing/2014/chartex" xmlns:cx1="http://schemas.microsoft.com/office/drawing/2015/9/8/chartex" xmlns:cx2="http://schemas.microsoft.com/office/drawing/2015/10/21/chartex" xmlns:cx3="http://schemas.microsoft.com/office/drawing/2016/5/9/chartex" xmlns:cx4="http://schemas.microsoft.com/office/drawing/2016/5/10/chartex" xmlns:cx5="http://schemas.microsoft.com/office/drawing/2016/5/11/chartex" xmlns:cx6="http://schemas.microsoft.com/office/drawing/2016/5/12/chartex" xmlns:cx7="http://schemas.microsoft.com/office/drawing/2016/5/13/chartex" xmlns:cx8="http://schemas.microsoft.com/office/drawing/2016/5/14/chartex" xmlns:mc="http://schemas.openxmlformats.org/markup-compatibility/2006" xmlns:aink="http://schemas.microsoft.com/office/drawing/2016/ink" xmlns:am3d="http://schemas.microsoft.com/office/drawing/2017/model3d" xmlns:o="urn:schemas-microsoft-com:office:office" xmlns:oel="http://schemas.microsoft.com/office/2019/extlst" xmlns:r="http://schemas.openxmlformats.org/officeDocument/2006/relationships" xmlns:m="http://schemas.openxmlformats.org/officeDocument/2006/math" xmlns:v="urn:schemas-microsoft-com:vml" xmlns:wp14="http://schemas.microsoft.com/office/word/2010/wordprocessingDrawing" xmlns:wp="http://schemas.openxmlformats.org/drawingml/2006/wordprocessingDrawing" xmlns:w10="urn:schemas-microsoft-com:office:word" xmlns:w="http://schemas.openxmlformats.org/wordprocessingml/2006/main" xmlns:w14="http://schemas.microsoft.com/office/word/2010/wordml" xmlns:w15="http://schemas.microsoft.com/office/word/2012/wordml" xmlns:w16cex="http://schemas.microsoft.com/office/word/2018/wordml/cex" xmlns:w16cid="http://schemas.microsoft.com/office/word/2016/wordml/cid" xmlns:w16="http://schemas.microsoft.com/office/word/2018/wordml" xmlns:w16du="http://schemas.microsoft.com/office/word/2023/wordml/word16du" xmlns:w16sdtdh="http://schemas.microsoft.com/office/word/2020/wordml/sdtdatahash" xmlns:w16sdtfl="http://schemas.microsoft.com/office/word/2024/wordml/sdtformatlock" xmlns:w16se="http://schemas.microsoft.com/office/word/2015/wordml/symex" xmlns:wpg="http://schemas.microsoft.com/office/word/2010/wordprocessingGroup" xmlns:wpi="http://schemas.microsoft.com/office/word/2010/wordprocessingInk" xmlns:wne="http://schemas.microsoft.com/office/word/2006/wordml" xmlns:wps="http://schemas.microsoft.com/office/word/2010/wordprocessingShape" mc:Ignorable="w14 w15 w16se w16cid w16 w16cex w16sdtdh w16sdtfl w16du wp14">
+<w:endnotes xmlns:wpc="http://schemas.microsoft.com/office/word/2010/wordprocessingCanvas" xmlns:cx="http://schemas.microsoft.com/office/drawing/2014/chartex" xmlns:cx1="http://schemas.microsoft.com/office/drawing/2015/9/8/chartex" xmlns:cx2="http://schemas.microsoft.com/office/drawing/2015/10/21/chartex" xmlns:cx3="http://schemas.microsoft.com/office/drawing/2016/5/9/chartex" xmlns:cx4="http://schemas.microsoft.com/office/drawing/2016/5/10/chartex" xmlns:cx5="http://schemas.microsoft.com/office/drawing/2016/5/11/chartex" xmlns:cx6="http://schemas.microsoft.com/office/drawing/2016/5/12/chartex" xmlns:cx7="http://schemas.microsoft.com/office/drawing/2016/5/13/chartex" xmlns:cx8="http://schemas.microsoft.com/office/drawing/2016/5/14/chartex" xmlns:mc="http://schemas.openxmlformats.org/markup-compatibility/2006" xmlns:aink="http://schemas.microsoft.com/office/drawing/2016/ink" xmlns:am3d="http://schemas.microsoft.com/office/drawing/2017/model3d" xmlns:o="urn:schemas-microsoft-com:office:office" xmlns:oel="http://schemas.microsoft.com/office/2019/extlst" xmlns:r="http://schemas.openxmlformats.org/officeDocument/2006/relationships" xmlns:m="http://schemas.openxmlformats.org/officeDocument/2006/math" xmlns:v="urn:schemas-microsoft-com:vml" xmlns:wp14="http://schemas.microsoft.com/office/word/2010/wordprocessingDrawing" xmlns:wp="http://schemas.openxmlformats.org/drawingml/2006/wordprocessingDrawing" xmlns:w10="urn:schemas-microsoft-com:office:word" xmlns:w="http://schemas.openxmlformats.org/wordprocessingml/2006/main" xmlns:w14="http://schemas.microsoft.com/office/word/2010/wordml" xmlns:w15="http://schemas.microsoft.com/office/word/2012/wordml" xmlns:w16cex="http://schemas.microsoft.com/office/word/2018/wordml/cex" xmlns:w16cid="http://schemas.microsoft.com/office/word/2016/wordml/cid" xmlns:w16="http://schemas.microsoft.com/office/word/2018/wordml" xmlns:w16du="http://schemas.microsoft.com/office/word/2023/wordml/word16du" xmlns:w16sdtdh="http://schemas.microsoft.com/office/word/2020/wordml/sdtdatahash" xmlns:w16se="http://schemas.microsoft.com/office/word/2015/wordml/symex" xmlns:wpg="http://schemas.microsoft.com/office/word/2010/wordprocessingGroup" xmlns:wpi="http://schemas.microsoft.com/office/word/2010/wordprocessingInk" xmlns:wne="http://schemas.microsoft.com/office/word/2006/wordml" xmlns:wps="http://schemas.microsoft.com/office/word/2010/wordprocessingShape" mc:Ignorable="w14 w15 w16se w16cid w16 w16cex w16sdtdh w16du wp14">
   <w:endnote w:type="separator" w:id="-1">
     <w:p>
       <w:r>
@@ -26664,7 +23160,7 @@
 </file>
 
 <file path=word/footer1.xml><?xml version="1.0" encoding="utf-8"?>
-<w:ftr xmlns:wpc="http://schemas.microsoft.com/office/word/2010/wordprocessingCanvas" xmlns:cx="http://schemas.microsoft.com/office/drawing/2014/chartex" xmlns:cx1="http://schemas.microsoft.com/office/drawing/2015/9/8/chartex" xmlns:cx2="http://schemas.microsoft.com/office/drawing/2015/10/21/chartex" xmlns:cx3="http://schemas.microsoft.com/office/drawing/2016/5/9/chartex" xmlns:cx4="http://schemas.microsoft.com/office/drawing/2016/5/10/chartex" xmlns:cx5="http://schemas.microsoft.com/office/drawing/2016/5/11/chartex" xmlns:cx6="http://schemas.microsoft.com/office/drawing/2016/5/12/chartex" xmlns:cx7="http://schemas.microsoft.com/office/drawing/2016/5/13/chartex" xmlns:cx8="http://schemas.microsoft.com/office/drawing/2016/5/14/chartex" xmlns:mc="http://schemas.openxmlformats.org/markup-compatibility/2006" xmlns:aink="http://schemas.microsoft.com/office/drawing/2016/ink" xmlns:am3d="http://schemas.microsoft.com/office/drawing/2017/model3d" xmlns:o="urn:schemas-microsoft-com:office:office" xmlns:oel="http://schemas.microsoft.com/office/2019/extlst" xmlns:r="http://schemas.openxmlformats.org/officeDocument/2006/relationships" xmlns:m="http://schemas.openxmlformats.org/officeDocument/2006/math" xmlns:v="urn:schemas-microsoft-com:vml" xmlns:wp14="http://schemas.microsoft.com/office/word/2010/wordprocessingDrawing" xmlns:wp="http://schemas.openxmlformats.org/drawingml/2006/wordprocessingDrawing" xmlns:w10="urn:schemas-microsoft-com:office:word" xmlns:w="http://schemas.openxmlformats.org/wordprocessingml/2006/main" xmlns:w14="http://schemas.microsoft.com/office/word/2010/wordml" xmlns:w15="http://schemas.microsoft.com/office/word/2012/wordml" xmlns:w16cex="http://schemas.microsoft.com/office/word/2018/wordml/cex" xmlns:w16cid="http://schemas.microsoft.com/office/word/2016/wordml/cid" xmlns:w16="http://schemas.microsoft.com/office/word/2018/wordml" xmlns:w16du="http://schemas.microsoft.com/office/word/2023/wordml/word16du" xmlns:w16sdtdh="http://schemas.microsoft.com/office/word/2020/wordml/sdtdatahash" xmlns:w16sdtfl="http://schemas.microsoft.com/office/word/2024/wordml/sdtformatlock" xmlns:w16se="http://schemas.microsoft.com/office/word/2015/wordml/symex" xmlns:wpg="http://schemas.microsoft.com/office/word/2010/wordprocessingGroup" xmlns:wpi="http://schemas.microsoft.com/office/word/2010/wordprocessingInk" xmlns:wne="http://schemas.microsoft.com/office/word/2006/wordml" xmlns:wps="http://schemas.microsoft.com/office/word/2010/wordprocessingShape" mc:Ignorable="w14 w15 w16se w16cid w16 w16cex w16sdtdh w16sdtfl w16du wp14">
+<w:ftr xmlns:wpc="http://schemas.microsoft.com/office/word/2010/wordprocessingCanvas" xmlns:cx="http://schemas.microsoft.com/office/drawing/2014/chartex" xmlns:cx1="http://schemas.microsoft.com/office/drawing/2015/9/8/chartex" xmlns:cx2="http://schemas.microsoft.com/office/drawing/2015/10/21/chartex" xmlns:cx3="http://schemas.microsoft.com/office/drawing/2016/5/9/chartex" xmlns:cx4="http://schemas.microsoft.com/office/drawing/2016/5/10/chartex" xmlns:cx5="http://schemas.microsoft.com/office/drawing/2016/5/11/chartex" xmlns:cx6="http://schemas.microsoft.com/office/drawing/2016/5/12/chartex" xmlns:cx7="http://schemas.microsoft.com/office/drawing/2016/5/13/chartex" xmlns:cx8="http://schemas.microsoft.com/office/drawing/2016/5/14/chartex" xmlns:mc="http://schemas.openxmlformats.org/markup-compatibility/2006" xmlns:aink="http://schemas.microsoft.com/office/drawing/2016/ink" xmlns:am3d="http://schemas.microsoft.com/office/drawing/2017/model3d" xmlns:o="urn:schemas-microsoft-com:office:office" xmlns:oel="http://schemas.microsoft.com/office/2019/extlst" xmlns:r="http://schemas.openxmlformats.org/officeDocument/2006/relationships" xmlns:m="http://schemas.openxmlformats.org/officeDocument/2006/math" xmlns:v="urn:schemas-microsoft-com:vml" xmlns:wp14="http://schemas.microsoft.com/office/word/2010/wordprocessingDrawing" xmlns:wp="http://schemas.openxmlformats.org/drawingml/2006/wordprocessingDrawing" xmlns:w10="urn:schemas-microsoft-com:office:word" xmlns:w="http://schemas.openxmlformats.org/wordprocessingml/2006/main" xmlns:w14="http://schemas.microsoft.com/office/word/2010/wordml" xmlns:w15="http://schemas.microsoft.com/office/word/2012/wordml" xmlns:w16cex="http://schemas.microsoft.com/office/word/2018/wordml/cex" xmlns:w16cid="http://schemas.microsoft.com/office/word/2016/wordml/cid" xmlns:w16="http://schemas.microsoft.com/office/word/2018/wordml" xmlns:w16du="http://schemas.microsoft.com/office/word/2023/wordml/word16du" xmlns:w16sdtdh="http://schemas.microsoft.com/office/word/2020/wordml/sdtdatahash" xmlns:w16se="http://schemas.microsoft.com/office/word/2015/wordml/symex" xmlns:wpg="http://schemas.microsoft.com/office/word/2010/wordprocessingGroup" xmlns:wpi="http://schemas.microsoft.com/office/word/2010/wordprocessingInk" xmlns:wne="http://schemas.microsoft.com/office/word/2006/wordml" xmlns:wps="http://schemas.microsoft.com/office/word/2010/wordprocessingShape" mc:Ignorable="w14 w15 w16se w16cid w16 w16cex w16sdtdh w16du wp14">
   <w:p>
     <w:pPr>
       <w:pBdr>
@@ -27068,7 +23564,7 @@
 </file>
 
 <file path=word/footnotes.xml><?xml version="1.0" encoding="utf-8"?>
-<w:footnotes xmlns:wpc="http://schemas.microsoft.com/office/word/2010/wordprocessingCanvas" xmlns:cx="http://schemas.microsoft.com/office/drawing/2014/chartex" xmlns:cx1="http://schemas.microsoft.com/office/drawing/2015/9/8/chartex" xmlns:cx2="http://schemas.microsoft.com/office/drawing/2015/10/21/chartex" xmlns:cx3="http://schemas.microsoft.com/office/drawing/2016/5/9/chartex" xmlns:cx4="http://schemas.microsoft.com/office/drawing/2016/5/10/chartex" xmlns:cx5="http://schemas.microsoft.com/office/drawing/2016/5/11/chartex" xmlns:cx6="http://schemas.microsoft.com/office/drawing/2016/5/12/chartex" xmlns:cx7="http://schemas.microsoft.com/office/drawing/2016/5/13/chartex" xmlns:cx8="http://schemas.microsoft.com/office/drawing/2016/5/14/chartex" xmlns:mc="http://schemas.openxmlformats.org/markup-compatibility/2006" xmlns:aink="http://schemas.microsoft.com/office/drawing/2016/ink" xmlns:am3d="http://schemas.microsoft.com/office/drawing/2017/model3d" xmlns:o="urn:schemas-microsoft-com:office:office" xmlns:oel="http://schemas.microsoft.com/office/2019/extlst" xmlns:r="http://schemas.openxmlformats.org/officeDocument/2006/relationships" xmlns:m="http://schemas.openxmlformats.org/officeDocument/2006/math" xmlns:v="urn:schemas-microsoft-com:vml" xmlns:wp14="http://schemas.microsoft.com/office/word/2010/wordprocessingDrawing" xmlns:wp="http://schemas.openxmlformats.org/drawingml/2006/wordprocessingDrawing" xmlns:w10="urn:schemas-microsoft-com:office:word" xmlns:w="http://schemas.openxmlformats.org/wordprocessingml/2006/main" xmlns:w14="http://schemas.microsoft.com/office/word/2010/wordml" xmlns:w15="http://schemas.microsoft.com/office/word/2012/wordml" xmlns:w16cex="http://schemas.microsoft.com/office/word/2018/wordml/cex" xmlns:w16cid="http://schemas.microsoft.com/office/word/2016/wordml/cid" xmlns:w16="http://schemas.microsoft.com/office/word/2018/wordml" xmlns:w16du="http://schemas.microsoft.com/office/word/2023/wordml/word16du" xmlns:w16sdtdh="http://schemas.microsoft.com/office/word/2020/wordml/sdtdatahash" xmlns:w16sdtfl="http://schemas.microsoft.com/office/word/2024/wordml/sdtformatlock" xmlns:w16se="http://schemas.microsoft.com/office/word/2015/wordml/symex" xmlns:wpg="http://schemas.microsoft.com/office/word/2010/wordprocessingGroup" xmlns:wpi="http://schemas.microsoft.com/office/word/2010/wordprocessingInk" xmlns:wne="http://schemas.microsoft.com/office/word/2006/wordml" xmlns:wps="http://schemas.microsoft.com/office/word/2010/wordprocessingShape" mc:Ignorable="w14 w15 w16se w16cid w16 w16cex w16sdtdh w16sdtfl w16du wp14">
+<w:footnotes xmlns:wpc="http://schemas.microsoft.com/office/word/2010/wordprocessingCanvas" xmlns:cx="http://schemas.microsoft.com/office/drawing/2014/chartex" xmlns:cx1="http://schemas.microsoft.com/office/drawing/2015/9/8/chartex" xmlns:cx2="http://schemas.microsoft.com/office/drawing/2015/10/21/chartex" xmlns:cx3="http://schemas.microsoft.com/office/drawing/2016/5/9/chartex" xmlns:cx4="http://schemas.microsoft.com/office/drawing/2016/5/10/chartex" xmlns:cx5="http://schemas.microsoft.com/office/drawing/2016/5/11/chartex" xmlns:cx6="http://schemas.microsoft.com/office/drawing/2016/5/12/chartex" xmlns:cx7="http://schemas.microsoft.com/office/drawing/2016/5/13/chartex" xmlns:cx8="http://schemas.microsoft.com/office/drawing/2016/5/14/chartex" xmlns:mc="http://schemas.openxmlformats.org/markup-compatibility/2006" xmlns:aink="http://schemas.microsoft.com/office/drawing/2016/ink" xmlns:am3d="http://schemas.microsoft.com/office/drawing/2017/model3d" xmlns:o="urn:schemas-microsoft-com:office:office" xmlns:oel="http://schemas.microsoft.com/office/2019/extlst" xmlns:r="http://schemas.openxmlformats.org/officeDocument/2006/relationships" xmlns:m="http://schemas.openxmlformats.org/officeDocument/2006/math" xmlns:v="urn:schemas-microsoft-com:vml" xmlns:wp14="http://schemas.microsoft.com/office/word/2010/wordprocessingDrawing" xmlns:wp="http://schemas.openxmlformats.org/drawingml/2006/wordprocessingDrawing" xmlns:w10="urn:schemas-microsoft-com:office:word" xmlns:w="http://schemas.openxmlformats.org/wordprocessingml/2006/main" xmlns:w14="http://schemas.microsoft.com/office/word/2010/wordml" xmlns:w15="http://schemas.microsoft.com/office/word/2012/wordml" xmlns:w16cex="http://schemas.microsoft.com/office/word/2018/wordml/cex" xmlns:w16cid="http://schemas.microsoft.com/office/word/2016/wordml/cid" xmlns:w16="http://schemas.microsoft.com/office/word/2018/wordml" xmlns:w16du="http://schemas.microsoft.com/office/word/2023/wordml/word16du" xmlns:w16sdtdh="http://schemas.microsoft.com/office/word/2020/wordml/sdtdatahash" xmlns:w16se="http://schemas.microsoft.com/office/word/2015/wordml/symex" xmlns:wpg="http://schemas.microsoft.com/office/word/2010/wordprocessingGroup" xmlns:wpi="http://schemas.microsoft.com/office/word/2010/wordprocessingInk" xmlns:wne="http://schemas.microsoft.com/office/word/2006/wordml" xmlns:wps="http://schemas.microsoft.com/office/word/2010/wordprocessingShape" mc:Ignorable="w14 w15 w16se w16cid w16 w16cex w16sdtdh w16du wp14">
   <w:footnote w:type="separator" w:id="-1">
     <w:p>
       <w:r>
@@ -27087,7 +23583,7 @@
 </file>
 
 <file path=word/header1.xml><?xml version="1.0" encoding="utf-8"?>
-<w:hdr xmlns:wpc="http://schemas.microsoft.com/office/word/2010/wordprocessingCanvas" xmlns:cx="http://schemas.microsoft.com/office/drawing/2014/chartex" xmlns:cx1="http://schemas.microsoft.com/office/drawing/2015/9/8/chartex" xmlns:cx2="http://schemas.microsoft.com/office/drawing/2015/10/21/chartex" xmlns:cx3="http://schemas.microsoft.com/office/drawing/2016/5/9/chartex" xmlns:cx4="http://schemas.microsoft.com/office/drawing/2016/5/10/chartex" xmlns:cx5="http://schemas.microsoft.com/office/drawing/2016/5/11/chartex" xmlns:cx6="http://schemas.microsoft.com/office/drawing/2016/5/12/chartex" xmlns:cx7="http://schemas.microsoft.com/office/drawing/2016/5/13/chartex" xmlns:cx8="http://schemas.microsoft.com/office/drawing/2016/5/14/chartex" xmlns:mc="http://schemas.openxmlformats.org/markup-compatibility/2006" xmlns:aink="http://schemas.microsoft.com/office/drawing/2016/ink" xmlns:am3d="http://schemas.microsoft.com/office/drawing/2017/model3d" xmlns:o="urn:schemas-microsoft-com:office:office" xmlns:oel="http://schemas.microsoft.com/office/2019/extlst" xmlns:r="http://schemas.openxmlformats.org/officeDocument/2006/relationships" xmlns:m="http://schemas.openxmlformats.org/officeDocument/2006/math" xmlns:v="urn:schemas-microsoft-com:vml" xmlns:wp14="http://schemas.microsoft.com/office/word/2010/wordprocessingDrawing" xmlns:wp="http://schemas.openxmlformats.org/drawingml/2006/wordprocessingDrawing" xmlns:w10="urn:schemas-microsoft-com:office:word" xmlns:w="http://schemas.openxmlformats.org/wordprocessingml/2006/main" xmlns:w14="http://schemas.microsoft.com/office/word/2010/wordml" xmlns:w15="http://schemas.microsoft.com/office/word/2012/wordml" xmlns:w16cex="http://schemas.microsoft.com/office/word/2018/wordml/cex" xmlns:w16cid="http://schemas.microsoft.com/office/word/2016/wordml/cid" xmlns:w16="http://schemas.microsoft.com/office/word/2018/wordml" xmlns:w16du="http://schemas.microsoft.com/office/word/2023/wordml/word16du" xmlns:w16sdtdh="http://schemas.microsoft.com/office/word/2020/wordml/sdtdatahash" xmlns:w16sdtfl="http://schemas.microsoft.com/office/word/2024/wordml/sdtformatlock" xmlns:w16se="http://schemas.microsoft.com/office/word/2015/wordml/symex" xmlns:wpg="http://schemas.microsoft.com/office/word/2010/wordprocessingGroup" xmlns:wpi="http://schemas.microsoft.com/office/word/2010/wordprocessingInk" xmlns:wne="http://schemas.microsoft.com/office/word/2006/wordml" xmlns:wps="http://schemas.microsoft.com/office/word/2010/wordprocessingShape" mc:Ignorable="w14 w15 w16se w16cid w16 w16cex w16sdtdh w16sdtfl w16du wp14">
+<w:hdr xmlns:wpc="http://schemas.microsoft.com/office/word/2010/wordprocessingCanvas" xmlns:cx="http://schemas.microsoft.com/office/drawing/2014/chartex" xmlns:cx1="http://schemas.microsoft.com/office/drawing/2015/9/8/chartex" xmlns:cx2="http://schemas.microsoft.com/office/drawing/2015/10/21/chartex" xmlns:cx3="http://schemas.microsoft.com/office/drawing/2016/5/9/chartex" xmlns:cx4="http://schemas.microsoft.com/office/drawing/2016/5/10/chartex" xmlns:cx5="http://schemas.microsoft.com/office/drawing/2016/5/11/chartex" xmlns:cx6="http://schemas.microsoft.com/office/drawing/2016/5/12/chartex" xmlns:cx7="http://schemas.microsoft.com/office/drawing/2016/5/13/chartex" xmlns:cx8="http://schemas.microsoft.com/office/drawing/2016/5/14/chartex" xmlns:mc="http://schemas.openxmlformats.org/markup-compatibility/2006" xmlns:aink="http://schemas.microsoft.com/office/drawing/2016/ink" xmlns:am3d="http://schemas.microsoft.com/office/drawing/2017/model3d" xmlns:o="urn:schemas-microsoft-com:office:office" xmlns:oel="http://schemas.microsoft.com/office/2019/extlst" xmlns:r="http://schemas.openxmlformats.org/officeDocument/2006/relationships" xmlns:m="http://schemas.openxmlformats.org/officeDocument/2006/math" xmlns:v="urn:schemas-microsoft-com:vml" xmlns:wp14="http://schemas.microsoft.com/office/word/2010/wordprocessingDrawing" xmlns:wp="http://schemas.openxmlformats.org/drawingml/2006/wordprocessingDrawing" xmlns:w10="urn:schemas-microsoft-com:office:word" xmlns:w="http://schemas.openxmlformats.org/wordprocessingml/2006/main" xmlns:w14="http://schemas.microsoft.com/office/word/2010/wordml" xmlns:w15="http://schemas.microsoft.com/office/word/2012/wordml" xmlns:w16cex="http://schemas.microsoft.com/office/word/2018/wordml/cex" xmlns:w16cid="http://schemas.microsoft.com/office/word/2016/wordml/cid" xmlns:w16="http://schemas.microsoft.com/office/word/2018/wordml" xmlns:w16du="http://schemas.microsoft.com/office/word/2023/wordml/word16du" xmlns:w16sdtdh="http://schemas.microsoft.com/office/word/2020/wordml/sdtdatahash" xmlns:w16se="http://schemas.microsoft.com/office/word/2015/wordml/symex" xmlns:wpg="http://schemas.microsoft.com/office/word/2010/wordprocessingGroup" xmlns:wpi="http://schemas.microsoft.com/office/word/2010/wordprocessingInk" xmlns:wne="http://schemas.microsoft.com/office/word/2006/wordml" xmlns:wps="http://schemas.microsoft.com/office/word/2010/wordprocessingShape" mc:Ignorable="w14 w15 w16se w16cid w16 w16cex w16sdtdh w16du wp14">
   <w:p>
     <w:pPr>
       <w:pBdr>
@@ -27229,62 +23725,8 @@
 </file>
 
 <file path=word/numbering.xml><?xml version="1.0" encoding="utf-8"?>
-<w:numbering xmlns:wpc="http://schemas.microsoft.com/office/word/2010/wordprocessingCanvas" xmlns:cx="http://schemas.microsoft.com/office/drawing/2014/chartex" xmlns:cx1="http://schemas.microsoft.com/office/drawing/2015/9/8/chartex" xmlns:cx2="http://schemas.microsoft.com/office/drawing/2015/10/21/chartex" xmlns:cx3="http://schemas.microsoft.com/office/drawing/2016/5/9/chartex" xmlns:cx4="http://schemas.microsoft.com/office/drawing/2016/5/10/chartex" xmlns:cx5="http://schemas.microsoft.com/office/drawing/2016/5/11/chartex" xmlns:cx6="http://schemas.microsoft.com/office/drawing/2016/5/12/chartex" xmlns:cx7="http://schemas.microsoft.com/office/drawing/2016/5/13/chartex" xmlns:cx8="http://schemas.microsoft.com/office/drawing/2016/5/14/chartex" xmlns:mc="http://schemas.openxmlformats.org/markup-compatibility/2006" xmlns:aink="http://schemas.microsoft.com/office/drawing/2016/ink" xmlns:am3d="http://schemas.microsoft.com/office/drawing/2017/model3d" xmlns:o="urn:schemas-microsoft-com:office:office" xmlns:oel="http://schemas.microsoft.com/office/2019/extlst" xmlns:r="http://schemas.openxmlformats.org/officeDocument/2006/relationships" xmlns:m="http://schemas.openxmlformats.org/officeDocument/2006/math" xmlns:v="urn:schemas-microsoft-com:vml" xmlns:wp14="http://schemas.microsoft.com/office/word/2010/wordprocessingDrawing" xmlns:wp="http://schemas.openxmlformats.org/drawingml/2006/wordprocessingDrawing" xmlns:w10="urn:schemas-microsoft-com:office:word" xmlns:w="http://schemas.openxmlformats.org/wordprocessingml/2006/main" xmlns:w14="http://schemas.microsoft.com/office/word/2010/wordml" xmlns:w15="http://schemas.microsoft.com/office/word/2012/wordml" xmlns:w16cex="http://schemas.microsoft.com/office/word/2018/wordml/cex" xmlns:w16cid="http://schemas.microsoft.com/office/word/2016/wordml/cid" xmlns:w16="http://schemas.microsoft.com/office/word/2018/wordml" xmlns:w16du="http://schemas.microsoft.com/office/word/2023/wordml/word16du" xmlns:w16sdtdh="http://schemas.microsoft.com/office/word/2020/wordml/sdtdatahash" xmlns:w16sdtfl="http://schemas.microsoft.com/office/word/2024/wordml/sdtformatlock" xmlns:w16se="http://schemas.microsoft.com/office/word/2015/wordml/symex" xmlns:wpg="http://schemas.microsoft.com/office/word/2010/wordprocessingGroup" xmlns:wpi="http://schemas.microsoft.com/office/word/2010/wordprocessingInk" xmlns:wne="http://schemas.microsoft.com/office/word/2006/wordml" xmlns:wps="http://schemas.microsoft.com/office/word/2010/wordprocessingShape" mc:Ignorable="w14 w15 w16se w16cid w16 w16cex w16sdtdh w16sdtfl w16du wp14">
+<w:numbering xmlns:wpc="http://schemas.microsoft.com/office/word/2010/wordprocessingCanvas" xmlns:cx="http://schemas.microsoft.com/office/drawing/2014/chartex" xmlns:cx1="http://schemas.microsoft.com/office/drawing/2015/9/8/chartex" xmlns:cx2="http://schemas.microsoft.com/office/drawing/2015/10/21/chartex" xmlns:cx3="http://schemas.microsoft.com/office/drawing/2016/5/9/chartex" xmlns:cx4="http://schemas.microsoft.com/office/drawing/2016/5/10/chartex" xmlns:cx5="http://schemas.microsoft.com/office/drawing/2016/5/11/chartex" xmlns:cx6="http://schemas.microsoft.com/office/drawing/2016/5/12/chartex" xmlns:cx7="http://schemas.microsoft.com/office/drawing/2016/5/13/chartex" xmlns:cx8="http://schemas.microsoft.com/office/drawing/2016/5/14/chartex" xmlns:mc="http://schemas.openxmlformats.org/markup-compatibility/2006" xmlns:aink="http://schemas.microsoft.com/office/drawing/2016/ink" xmlns:am3d="http://schemas.microsoft.com/office/drawing/2017/model3d" xmlns:o="urn:schemas-microsoft-com:office:office" xmlns:oel="http://schemas.microsoft.com/office/2019/extlst" xmlns:r="http://schemas.openxmlformats.org/officeDocument/2006/relationships" xmlns:m="http://schemas.openxmlformats.org/officeDocument/2006/math" xmlns:v="urn:schemas-microsoft-com:vml" xmlns:wp14="http://schemas.microsoft.com/office/word/2010/wordprocessingDrawing" xmlns:wp="http://schemas.openxmlformats.org/drawingml/2006/wordprocessingDrawing" xmlns:w10="urn:schemas-microsoft-com:office:word" xmlns:w="http://schemas.openxmlformats.org/wordprocessingml/2006/main" xmlns:w14="http://schemas.microsoft.com/office/word/2010/wordml" xmlns:w15="http://schemas.microsoft.com/office/word/2012/wordml" xmlns:w16cex="http://schemas.microsoft.com/office/word/2018/wordml/cex" xmlns:w16cid="http://schemas.microsoft.com/office/word/2016/wordml/cid" xmlns:w16="http://schemas.microsoft.com/office/word/2018/wordml" xmlns:w16du="http://schemas.microsoft.com/office/word/2023/wordml/word16du" xmlns:w16sdtdh="http://schemas.microsoft.com/office/word/2020/wordml/sdtdatahash" xmlns:w16se="http://schemas.microsoft.com/office/word/2015/wordml/symex" xmlns:wpg="http://schemas.microsoft.com/office/word/2010/wordprocessingGroup" xmlns:wpi="http://schemas.microsoft.com/office/word/2010/wordprocessingInk" xmlns:wne="http://schemas.microsoft.com/office/word/2006/wordml" xmlns:wps="http://schemas.microsoft.com/office/word/2010/wordprocessingShape" mc:Ignorable="w14 w15 w16se w16cid w16 w16cex w16sdtdh w16du wp14">
   <w:abstractNum w:abstractNumId="0" w15:restartNumberingAfterBreak="0">
-    <w:nsid w:val="0ADD7054"/>
-    <w:multiLevelType w:val="hybridMultilevel"/>
-    <w:tmpl w:val="331050A4"/>
-    <w:lvl w:ilvl="0" w:tplc="1CCC0F40">
-      <w:start w:val="1"/>
-      <w:numFmt w:val="bullet"/>
-      <w:lvlText w:val="•"/>
-      <w:lvlJc w:val="left"/>
-      <w:pPr>
-        <w:ind w:left="720" w:hanging="360"/>
-      </w:pPr>
-    </w:lvl>
-    <w:lvl w:ilvl="1" w:tplc="4850A8F2">
-      <w:numFmt w:val="decimal"/>
-      <w:lvlText w:val=""/>
-      <w:lvlJc w:val="left"/>
-    </w:lvl>
-    <w:lvl w:ilvl="2" w:tplc="CACEC10A">
-      <w:numFmt w:val="decimal"/>
-      <w:lvlText w:val=""/>
-      <w:lvlJc w:val="left"/>
-    </w:lvl>
-    <w:lvl w:ilvl="3" w:tplc="43B273C6">
-      <w:numFmt w:val="decimal"/>
-      <w:lvlText w:val=""/>
-      <w:lvlJc w:val="left"/>
-    </w:lvl>
-    <w:lvl w:ilvl="4" w:tplc="D0A87606">
-      <w:numFmt w:val="decimal"/>
-      <w:lvlText w:val=""/>
-      <w:lvlJc w:val="left"/>
-    </w:lvl>
-    <w:lvl w:ilvl="5" w:tplc="241A5D4E">
-      <w:numFmt w:val="decimal"/>
-      <w:lvlText w:val=""/>
-      <w:lvlJc w:val="left"/>
-    </w:lvl>
-    <w:lvl w:ilvl="6" w:tplc="0BECAFD0">
-      <w:numFmt w:val="decimal"/>
-      <w:lvlText w:val=""/>
-      <w:lvlJc w:val="left"/>
-    </w:lvl>
-    <w:lvl w:ilvl="7" w:tplc="54D25774">
-      <w:numFmt w:val="decimal"/>
-      <w:lvlText w:val=""/>
-      <w:lvlJc w:val="left"/>
-    </w:lvl>
-    <w:lvl w:ilvl="8" w:tplc="618E0382">
-      <w:numFmt w:val="decimal"/>
-      <w:lvlText w:val=""/>
-      <w:lvlJc w:val="left"/>
-    </w:lvl>
-  </w:abstractNum>
-  <w:abstractNum w:abstractNumId="1" w15:restartNumberingAfterBreak="0">
     <w:nsid w:val="18AF3756"/>
     <w:multiLevelType w:val="multilevel"/>
     <w:tmpl w:val="5100D944"/>
@@ -27373,7 +23815,7 @@
       </w:pPr>
     </w:lvl>
   </w:abstractNum>
-  <w:abstractNum w:abstractNumId="2" w15:restartNumberingAfterBreak="0">
+  <w:abstractNum w:abstractNumId="1" w15:restartNumberingAfterBreak="0">
     <w:nsid w:val="2D7A58F4"/>
     <w:multiLevelType w:val="hybridMultilevel"/>
     <w:tmpl w:val="C076EE68"/>
@@ -27486,7 +23928,7 @@
       </w:rPr>
     </w:lvl>
   </w:abstractNum>
-  <w:abstractNum w:abstractNumId="3" w15:restartNumberingAfterBreak="0">
+  <w:abstractNum w:abstractNumId="2" w15:restartNumberingAfterBreak="0">
     <w:nsid w:val="36286D2F"/>
     <w:multiLevelType w:val="multilevel"/>
     <w:tmpl w:val="F57A01B0"/>
@@ -27599,7 +24041,7 @@
       </w:rPr>
     </w:lvl>
   </w:abstractNum>
-  <w:abstractNum w:abstractNumId="4" w15:restartNumberingAfterBreak="0">
+  <w:abstractNum w:abstractNumId="3" w15:restartNumberingAfterBreak="0">
     <w:nsid w:val="41F7653A"/>
     <w:multiLevelType w:val="hybridMultilevel"/>
     <w:tmpl w:val="600896B2"/>
@@ -27739,7 +24181,7 @@
       </w:rPr>
     </w:lvl>
   </w:abstractNum>
-  <w:abstractNum w:abstractNumId="5" w15:restartNumberingAfterBreak="0">
+  <w:abstractNum w:abstractNumId="4" w15:restartNumberingAfterBreak="0">
     <w:nsid w:val="49160EB2"/>
     <w:multiLevelType w:val="hybridMultilevel"/>
     <w:tmpl w:val="C6CC017A"/>
@@ -27828,7 +24270,7 @@
       </w:pPr>
     </w:lvl>
   </w:abstractNum>
-  <w:abstractNum w:abstractNumId="6" w15:restartNumberingAfterBreak="0">
+  <w:abstractNum w:abstractNumId="5" w15:restartNumberingAfterBreak="0">
     <w:nsid w:val="5BE241A3"/>
     <w:multiLevelType w:val="multilevel"/>
     <w:tmpl w:val="AD10CD12"/>
@@ -27941,7 +24383,7 @@
       </w:rPr>
     </w:lvl>
   </w:abstractNum>
-  <w:abstractNum w:abstractNumId="7" w15:restartNumberingAfterBreak="0">
+  <w:abstractNum w:abstractNumId="6" w15:restartNumberingAfterBreak="0">
     <w:nsid w:val="6A6C7804"/>
     <w:multiLevelType w:val="multilevel"/>
     <w:tmpl w:val="E536E8A8"/>
@@ -28028,22 +24470,22 @@
     </w:lvl>
   </w:abstractNum>
   <w:num w:numId="1" w16cid:durableId="1383558648">
-    <w:abstractNumId w:val="1"/>
+    <w:abstractNumId w:val="0"/>
   </w:num>
   <w:num w:numId="2" w16cid:durableId="1568488395">
+    <w:abstractNumId w:val="5"/>
+  </w:num>
+  <w:num w:numId="3" w16cid:durableId="90206961">
     <w:abstractNumId w:val="6"/>
   </w:num>
-  <w:num w:numId="3" w16cid:durableId="90206961">
-    <w:abstractNumId w:val="7"/>
-  </w:num>
   <w:num w:numId="4" w16cid:durableId="1427506640">
-    <w:abstractNumId w:val="5"/>
+    <w:abstractNumId w:val="4"/>
   </w:num>
   <w:num w:numId="5" w16cid:durableId="1869178887">
-    <w:abstractNumId w:val="4"/>
+    <w:abstractNumId w:val="3"/>
   </w:num>
   <w:num w:numId="6" w16cid:durableId="2058964352">
-    <w:abstractNumId w:val="5"/>
+    <w:abstractNumId w:val="4"/>
     <w:lvlOverride w:ilvl="0">
       <w:startOverride w:val="1"/>
     </w:lvlOverride>
@@ -28073,22 +24515,16 @@
     </w:lvlOverride>
   </w:num>
   <w:num w:numId="7" w16cid:durableId="1514415234">
-    <w:abstractNumId w:val="3"/>
+    <w:abstractNumId w:val="2"/>
   </w:num>
   <w:num w:numId="8" w16cid:durableId="57479679">
-    <w:abstractNumId w:val="2"/>
-  </w:num>
-  <w:num w:numId="9" w16cid:durableId="501818276">
-    <w:abstractNumId w:val="0"/>
-    <w:lvlOverride w:ilvl="0">
-      <w:startOverride w:val="1"/>
-    </w:lvlOverride>
+    <w:abstractNumId w:val="1"/>
   </w:num>
 </w:numbering>
 </file>
 
 <file path=word/styles.xml><?xml version="1.0" encoding="utf-8"?>
-<w:styles xmlns:mc="http://schemas.openxmlformats.org/markup-compatibility/2006" xmlns:r="http://schemas.openxmlformats.org/officeDocument/2006/relationships" xmlns:w="http://schemas.openxmlformats.org/wordprocessingml/2006/main" xmlns:w14="http://schemas.microsoft.com/office/word/2010/wordml" xmlns:w15="http://schemas.microsoft.com/office/word/2012/wordml" xmlns:w16cex="http://schemas.microsoft.com/office/word/2018/wordml/cex" xmlns:w16cid="http://schemas.microsoft.com/office/word/2016/wordml/cid" xmlns:w16="http://schemas.microsoft.com/office/word/2018/wordml" xmlns:w16du="http://schemas.microsoft.com/office/word/2023/wordml/word16du" xmlns:w16sdtdh="http://schemas.microsoft.com/office/word/2020/wordml/sdtdatahash" xmlns:w16sdtfl="http://schemas.microsoft.com/office/word/2024/wordml/sdtformatlock" xmlns:w16se="http://schemas.microsoft.com/office/word/2015/wordml/symex" mc:Ignorable="w14 w15 w16se w16cid w16 w16cex w16sdtdh w16sdtfl w16du">
+<w:styles xmlns:mc="http://schemas.openxmlformats.org/markup-compatibility/2006" xmlns:r="http://schemas.openxmlformats.org/officeDocument/2006/relationships" xmlns:w="http://schemas.openxmlformats.org/wordprocessingml/2006/main" xmlns:w14="http://schemas.microsoft.com/office/word/2010/wordml" xmlns:w15="http://schemas.microsoft.com/office/word/2012/wordml" xmlns:w16cex="http://schemas.microsoft.com/office/word/2018/wordml/cex" xmlns:w16cid="http://schemas.microsoft.com/office/word/2016/wordml/cid" xmlns:w16="http://schemas.microsoft.com/office/word/2018/wordml" xmlns:w16du="http://schemas.microsoft.com/office/word/2023/wordml/word16du" xmlns:w16sdtdh="http://schemas.microsoft.com/office/word/2020/wordml/sdtdatahash" xmlns:w16se="http://schemas.microsoft.com/office/word/2015/wordml/symex" mc:Ignorable="w14 w15 w16se w16cid w16 w16cex w16sdtdh w16du">
   <w:docDefaults>
     <w:rPrDefault>
       <w:rPr>
@@ -28633,7 +25069,6 @@
   <w:style w:type="character" w:default="1" w:styleId="DefaultParagraphFont">
     <w:name w:val="Default Paragraph Font"/>
     <w:uiPriority w:val="1"/>
-    <w:semiHidden/>
     <w:unhideWhenUsed/>
   </w:style>
   <w:style w:type="table" w:default="1" w:styleId="TableNormal">
@@ -29117,1156 +25552,6 @@
 </w:styles>
 </file>
 
-<file path=word/charts/chart1.xml><?xml version="1.0" encoding="utf-8"?>
-<c:chartSpace xmlns:c="http://schemas.openxmlformats.org/drawingml/2006/chart" xmlns:a="http://schemas.openxmlformats.org/drawingml/2006/main" xmlns:r="http://schemas.openxmlformats.org/officeDocument/2006/relationships" xmlns:c16r2="http://schemas.microsoft.com/office/drawing/2015/06/chart">
-  <c:date1904 val="0"/>
-  <c:lang val="en-GB"/>
-  <c:roundedCorners val="0"/>
-  <mc:AlternateContent xmlns:mc="http://schemas.openxmlformats.org/markup-compatibility/2006">
-    <mc:Choice xmlns:c14="http://schemas.microsoft.com/office/drawing/2007/8/2/chart" Requires="c14">
-      <c14:style val="102"/>
-    </mc:Choice>
-    <mc:Fallback>
-      <c:style val="2"/>
-    </mc:Fallback>
-  </mc:AlternateContent>
-  <c:clrMapOvr bg1="lt1" tx1="dk1" bg2="lt2" tx2="dk2" accent1="accent1" accent2="accent2" accent3="accent3" accent4="accent4" accent5="accent5" accent6="accent6" hlink="hlink" folHlink="folHlink"/>
-  <c:chart>
-    <c:title>
-      <c:tx>
-        <c:rich>
-          <a:bodyPr rot="0" spcFirstLastPara="1" vertOverflow="ellipsis" vert="horz" wrap="square" anchor="ctr" anchorCtr="1"/>
-          <a:lstStyle/>
-          <a:p>
-            <a:pPr>
-              <a:defRPr sz="1400" b="0" i="0" u="none" strike="noStrike" kern="1200" spc="0" baseline="0">
-                <a:solidFill>
-                  <a:schemeClr val="tx1">
-                    <a:lumMod val="65000"/>
-                    <a:lumOff val="35000"/>
-                  </a:schemeClr>
-                </a:solidFill>
-                <a:latin typeface="+mn-lt"/>
-                <a:ea typeface="+mn-ea"/>
-                <a:cs typeface="+mn-cs"/>
-              </a:defRPr>
-            </a:pPr>
-            <a:r>
-              <a:rPr lang="en-GB" sz="1400" b="0" i="0" u="none" strike="noStrike" kern="1200" spc="0" baseline="0">
-                <a:solidFill>
-                  <a:sysClr val="windowText" lastClr="000000">
-                    <a:lumMod val="65000"/>
-                    <a:lumOff val="35000"/>
-                  </a:sysClr>
-                </a:solidFill>
-              </a:rPr>
-              <a:t>Evolução Comparativa - valor hora</a:t>
-            </a:r>
-          </a:p>
-        </c:rich>
-      </c:tx>
-      <c:overlay val="0"/>
-      <c:spPr>
-        <a:noFill/>
-        <a:ln>
-          <a:noFill/>
-        </a:ln>
-        <a:effectLst/>
-      </c:spPr>
-      <c:txPr>
-        <a:bodyPr rot="0" spcFirstLastPara="1" vertOverflow="ellipsis" vert="horz" wrap="square" anchor="ctr" anchorCtr="1"/>
-        <a:lstStyle/>
-        <a:p>
-          <a:pPr>
-            <a:defRPr sz="1400" b="0" i="0" u="none" strike="noStrike" kern="1200" spc="0" baseline="0">
-              <a:solidFill>
-                <a:schemeClr val="tx1">
-                  <a:lumMod val="65000"/>
-                  <a:lumOff val="35000"/>
-                </a:schemeClr>
-              </a:solidFill>
-              <a:latin typeface="+mn-lt"/>
-              <a:ea typeface="+mn-ea"/>
-              <a:cs typeface="+mn-cs"/>
-            </a:defRPr>
-          </a:pPr>
-          <a:endParaRPr lang="en-US"/>
-        </a:p>
-      </c:txPr>
-    </c:title>
-    <c:autoTitleDeleted val="0"/>
-    <c:plotArea>
-      <c:layout/>
-      <c:lineChart>
-        <c:grouping val="standard"/>
-        <c:varyColors val="0"/>
-        <c:ser>
-          <c:idx val="0"/>
-          <c:order val="0"/>
-          <c:tx>
-            <c:strRef>
-              <c:f>Sheet1!$C$28</c:f>
-              <c:strCache>
-                <c:ptCount val="1"/>
-                <c:pt idx="0">
-                  <c:v>Nacional</c:v>
-                </c:pt>
-              </c:strCache>
-            </c:strRef>
-          </c:tx>
-          <c:spPr>
-            <a:ln w="28575" cap="rnd">
-              <a:solidFill>
-                <a:schemeClr val="accent1"/>
-              </a:solidFill>
-              <a:round/>
-            </a:ln>
-            <a:effectLst/>
-          </c:spPr>
-          <c:marker>
-            <c:symbol val="none"/>
-          </c:marker>
-          <c:cat>
-            <c:numRef>
-              <c:f>Sheet1!$B$29:$B$46</c:f>
-              <c:numCache>
-                <c:formatCode>General</c:formatCode>
-                <c:ptCount val="18"/>
-                <c:pt idx="0">
-                  <c:v>2009</c:v>
-                </c:pt>
-                <c:pt idx="1">
-                  <c:v>2010</c:v>
-                </c:pt>
-                <c:pt idx="2">
-                  <c:v>2011</c:v>
-                </c:pt>
-                <c:pt idx="3">
-                  <c:v>2012</c:v>
-                </c:pt>
-                <c:pt idx="4">
-                  <c:v>2013</c:v>
-                </c:pt>
-                <c:pt idx="5">
-                  <c:v>2014</c:v>
-                </c:pt>
-                <c:pt idx="6">
-                  <c:v>2015</c:v>
-                </c:pt>
-                <c:pt idx="7">
-                  <c:v>2016</c:v>
-                </c:pt>
-                <c:pt idx="8">
-                  <c:v>2017</c:v>
-                </c:pt>
-                <c:pt idx="9">
-                  <c:v>2018</c:v>
-                </c:pt>
-                <c:pt idx="10">
-                  <c:v>2019</c:v>
-                </c:pt>
-                <c:pt idx="11">
-                  <c:v>2020</c:v>
-                </c:pt>
-                <c:pt idx="12">
-                  <c:v>2021</c:v>
-                </c:pt>
-                <c:pt idx="13">
-                  <c:v>2022</c:v>
-                </c:pt>
-                <c:pt idx="14">
-                  <c:v>2023</c:v>
-                </c:pt>
-                <c:pt idx="15">
-                  <c:v>2024</c:v>
-                </c:pt>
-                <c:pt idx="16">
-                  <c:v>2025</c:v>
-                </c:pt>
-                <c:pt idx="17">
-                  <c:v>2026</c:v>
-                </c:pt>
-              </c:numCache>
-            </c:numRef>
-          </c:cat>
-          <c:val>
-            <c:numRef>
-              <c:f>Sheet1!$C$29:$C$46</c:f>
-              <c:numCache>
-                <c:formatCode>"R$"\ #,##0.00</c:formatCode>
-                <c:ptCount val="18"/>
-                <c:pt idx="0">
-                  <c:v>29.450000000000003</c:v>
-                </c:pt>
-                <c:pt idx="1">
-                  <c:v>31.764770000000006</c:v>
-                </c:pt>
-                <c:pt idx="2">
-                  <c:v>36.799479999999996</c:v>
-                </c:pt>
-                <c:pt idx="3">
-                  <c:v>44.981000000000002</c:v>
-                </c:pt>
-                <c:pt idx="4">
-                  <c:v>48.576999999999998</c:v>
-                </c:pt>
-                <c:pt idx="5">
-                  <c:v>52.61909</c:v>
-                </c:pt>
-                <c:pt idx="6">
-                  <c:v>59.451180000000001</c:v>
-                </c:pt>
-                <c:pt idx="7">
-                  <c:v>66.204840000000004</c:v>
-                </c:pt>
-                <c:pt idx="8">
-                  <c:v>71.262800000000013</c:v>
-                </c:pt>
-                <c:pt idx="9">
-                  <c:v>76.115849999999995</c:v>
-                </c:pt>
-                <c:pt idx="10">
-                  <c:v>79.289939999999987</c:v>
-                </c:pt>
-                <c:pt idx="11">
-                  <c:v>89.473439999999997</c:v>
-                </c:pt>
-                <c:pt idx="12">
-                  <c:v>89.473439999999997</c:v>
-                </c:pt>
-                <c:pt idx="13">
-                  <c:v>119.21453</c:v>
-                </c:pt>
-                <c:pt idx="14">
-                  <c:v>137.03704999999999</c:v>
-                </c:pt>
-                <c:pt idx="15">
-                  <c:v>141.99766999999997</c:v>
-                </c:pt>
-                <c:pt idx="16">
-                  <c:v>150.90087</c:v>
-                </c:pt>
-                <c:pt idx="17">
-                  <c:v>159.04952999999998</c:v>
-                </c:pt>
-              </c:numCache>
-            </c:numRef>
-          </c:val>
-          <c:smooth val="0"/>
-          <c:extLst>
-            <c:ext xmlns:c16="http://schemas.microsoft.com/office/drawing/2014/chart" uri="{C3380CC4-5D6E-409C-BE32-E72D297353CC}">
-              <c16:uniqueId val="{00000000-3DDD-4C6D-B82B-9EFC825DE388}"/>
-            </c:ext>
-          </c:extLst>
-        </c:ser>
-        <c:ser>
-          <c:idx val="1"/>
-          <c:order val="1"/>
-          <c:tx>
-            <c:strRef>
-              <c:f>Sheet1!$D$28</c:f>
-              <c:strCache>
-                <c:ptCount val="1"/>
-                <c:pt idx="0">
-                  <c:v>22h</c:v>
-                </c:pt>
-              </c:strCache>
-            </c:strRef>
-          </c:tx>
-          <c:spPr>
-            <a:ln w="28575" cap="rnd">
-              <a:solidFill>
-                <a:schemeClr val="accent2"/>
-              </a:solidFill>
-              <a:round/>
-            </a:ln>
-            <a:effectLst/>
-          </c:spPr>
-          <c:marker>
-            <c:symbol val="none"/>
-          </c:marker>
-          <c:cat>
-            <c:numRef>
-              <c:f>Sheet1!$B$29:$B$46</c:f>
-              <c:numCache>
-                <c:formatCode>General</c:formatCode>
-                <c:ptCount val="18"/>
-                <c:pt idx="0">
-                  <c:v>2009</c:v>
-                </c:pt>
-                <c:pt idx="1">
-                  <c:v>2010</c:v>
-                </c:pt>
-                <c:pt idx="2">
-                  <c:v>2011</c:v>
-                </c:pt>
-                <c:pt idx="3">
-                  <c:v>2012</c:v>
-                </c:pt>
-                <c:pt idx="4">
-                  <c:v>2013</c:v>
-                </c:pt>
-                <c:pt idx="5">
-                  <c:v>2014</c:v>
-                </c:pt>
-                <c:pt idx="6">
-                  <c:v>2015</c:v>
-                </c:pt>
-                <c:pt idx="7">
-                  <c:v>2016</c:v>
-                </c:pt>
-                <c:pt idx="8">
-                  <c:v>2017</c:v>
-                </c:pt>
-                <c:pt idx="9">
-                  <c:v>2018</c:v>
-                </c:pt>
-                <c:pt idx="10">
-                  <c:v>2019</c:v>
-                </c:pt>
-                <c:pt idx="11">
-                  <c:v>2020</c:v>
-                </c:pt>
-                <c:pt idx="12">
-                  <c:v>2021</c:v>
-                </c:pt>
-                <c:pt idx="13">
-                  <c:v>2022</c:v>
-                </c:pt>
-                <c:pt idx="14">
-                  <c:v>2023</c:v>
-                </c:pt>
-                <c:pt idx="15">
-                  <c:v>2024</c:v>
-                </c:pt>
-                <c:pt idx="16">
-                  <c:v>2025</c:v>
-                </c:pt>
-                <c:pt idx="17">
-                  <c:v>2026</c:v>
-                </c:pt>
-              </c:numCache>
-            </c:numRef>
-          </c:cat>
-          <c:val>
-            <c:numRef>
-              <c:f>Sheet1!$D$29:$D$46</c:f>
-              <c:numCache>
-                <c:formatCode>"R$"\ #,##0.00</c:formatCode>
-                <c:ptCount val="18"/>
-                <c:pt idx="0">
-                  <c:v>33.30409090909091</c:v>
-                </c:pt>
-                <c:pt idx="1">
-                  <c:v>34.802727272727275</c:v>
-                </c:pt>
-                <c:pt idx="2">
-                  <c:v>36.368636363636362</c:v>
-                </c:pt>
-                <c:pt idx="3">
-                  <c:v>38.004545454545458</c:v>
-                </c:pt>
-                <c:pt idx="4">
-                  <c:v>49.180454545454545</c:v>
-                </c:pt>
-                <c:pt idx="5">
-                  <c:v>53.606818181818177</c:v>
-                </c:pt>
-                <c:pt idx="6">
-                  <c:v>53.606818181818177</c:v>
-                </c:pt>
-                <c:pt idx="7">
-                  <c:v>53.606818181818177</c:v>
-                </c:pt>
-                <c:pt idx="8">
-                  <c:v>53.606818181818177</c:v>
-                </c:pt>
-                <c:pt idx="9">
-                  <c:v>53.606818181818177</c:v>
-                </c:pt>
-                <c:pt idx="10">
-                  <c:v>53.606818181818177</c:v>
-                </c:pt>
-                <c:pt idx="11">
-                  <c:v>53.606818181818177</c:v>
-                </c:pt>
-                <c:pt idx="12">
-                  <c:v>53.606818181818177</c:v>
-                </c:pt>
-                <c:pt idx="13">
-                  <c:v>60.602510661689763</c:v>
-                </c:pt>
-                <c:pt idx="14">
-                  <c:v>60.602510661689763</c:v>
-                </c:pt>
-                <c:pt idx="15">
-                  <c:v>64.178058790729452</c:v>
-                </c:pt>
-                <c:pt idx="16">
-                  <c:v>121.6940909090909</c:v>
-                </c:pt>
-                <c:pt idx="17">
-                  <c:v>121.6940909090909</c:v>
-                </c:pt>
-              </c:numCache>
-            </c:numRef>
-          </c:val>
-          <c:smooth val="0"/>
-          <c:extLst>
-            <c:ext xmlns:c16="http://schemas.microsoft.com/office/drawing/2014/chart" uri="{C3380CC4-5D6E-409C-BE32-E72D297353CC}">
-              <c16:uniqueId val="{00000001-3DDD-4C6D-B82B-9EFC825DE388}"/>
-            </c:ext>
-          </c:extLst>
-        </c:ser>
-        <c:dLbls>
-          <c:showLegendKey val="0"/>
-          <c:showVal val="0"/>
-          <c:showCatName val="0"/>
-          <c:showSerName val="0"/>
-          <c:showPercent val="0"/>
-          <c:showBubbleSize val="0"/>
-        </c:dLbls>
-        <c:smooth val="0"/>
-        <c:axId val="1595717151"/>
-        <c:axId val="1595721471"/>
-      </c:lineChart>
-      <c:catAx>
-        <c:axId val="1595717151"/>
-        <c:scaling>
-          <c:orientation val="minMax"/>
-        </c:scaling>
-        <c:delete val="0"/>
-        <c:axPos val="b"/>
-        <c:numFmt formatCode="General" sourceLinked="1"/>
-        <c:majorTickMark val="none"/>
-        <c:minorTickMark val="none"/>
-        <c:tickLblPos val="nextTo"/>
-        <c:spPr>
-          <a:noFill/>
-          <a:ln w="9525" cap="flat" cmpd="sng" algn="ctr">
-            <a:solidFill>
-              <a:schemeClr val="tx1">
-                <a:lumMod val="15000"/>
-                <a:lumOff val="85000"/>
-              </a:schemeClr>
-            </a:solidFill>
-            <a:round/>
-          </a:ln>
-          <a:effectLst/>
-        </c:spPr>
-        <c:txPr>
-          <a:bodyPr rot="-60000000" spcFirstLastPara="1" vertOverflow="ellipsis" vert="horz" wrap="square" anchor="ctr" anchorCtr="1"/>
-          <a:lstStyle/>
-          <a:p>
-            <a:pPr>
-              <a:defRPr sz="900" b="0" i="0" u="none" strike="noStrike" kern="1200" baseline="0">
-                <a:solidFill>
-                  <a:schemeClr val="tx1">
-                    <a:lumMod val="65000"/>
-                    <a:lumOff val="35000"/>
-                  </a:schemeClr>
-                </a:solidFill>
-                <a:latin typeface="+mn-lt"/>
-                <a:ea typeface="+mn-ea"/>
-                <a:cs typeface="+mn-cs"/>
-              </a:defRPr>
-            </a:pPr>
-            <a:endParaRPr lang="en-US"/>
-          </a:p>
-        </c:txPr>
-        <c:crossAx val="1595721471"/>
-        <c:crosses val="autoZero"/>
-        <c:auto val="1"/>
-        <c:lblAlgn val="ctr"/>
-        <c:lblOffset val="100"/>
-        <c:noMultiLvlLbl val="0"/>
-      </c:catAx>
-      <c:valAx>
-        <c:axId val="1595721471"/>
-        <c:scaling>
-          <c:orientation val="minMax"/>
-        </c:scaling>
-        <c:delete val="0"/>
-        <c:axPos val="l"/>
-        <c:majorGridlines>
-          <c:spPr>
-            <a:ln w="9525" cap="flat" cmpd="sng" algn="ctr">
-              <a:solidFill>
-                <a:schemeClr val="tx1">
-                  <a:lumMod val="15000"/>
-                  <a:lumOff val="85000"/>
-                </a:schemeClr>
-              </a:solidFill>
-              <a:round/>
-            </a:ln>
-            <a:effectLst/>
-          </c:spPr>
-        </c:majorGridlines>
-        <c:numFmt formatCode="&quot;R$&quot;\ #,##0.00" sourceLinked="1"/>
-        <c:majorTickMark val="none"/>
-        <c:minorTickMark val="none"/>
-        <c:tickLblPos val="nextTo"/>
-        <c:spPr>
-          <a:noFill/>
-          <a:ln>
-            <a:noFill/>
-          </a:ln>
-          <a:effectLst/>
-        </c:spPr>
-        <c:txPr>
-          <a:bodyPr rot="-60000000" spcFirstLastPara="1" vertOverflow="ellipsis" vert="horz" wrap="square" anchor="ctr" anchorCtr="1"/>
-          <a:lstStyle/>
-          <a:p>
-            <a:pPr>
-              <a:defRPr sz="900" b="0" i="0" u="none" strike="noStrike" kern="1200" baseline="0">
-                <a:solidFill>
-                  <a:schemeClr val="tx1">
-                    <a:lumMod val="65000"/>
-                    <a:lumOff val="35000"/>
-                  </a:schemeClr>
-                </a:solidFill>
-                <a:latin typeface="+mn-lt"/>
-                <a:ea typeface="+mn-ea"/>
-                <a:cs typeface="+mn-cs"/>
-              </a:defRPr>
-            </a:pPr>
-            <a:endParaRPr lang="en-US"/>
-          </a:p>
-        </c:txPr>
-        <c:crossAx val="1595717151"/>
-        <c:crosses val="autoZero"/>
-        <c:crossBetween val="between"/>
-      </c:valAx>
-      <c:spPr>
-        <a:noFill/>
-        <a:ln>
-          <a:noFill/>
-        </a:ln>
-        <a:effectLst/>
-      </c:spPr>
-    </c:plotArea>
-    <c:legend>
-      <c:legendPos val="b"/>
-      <c:overlay val="0"/>
-      <c:spPr>
-        <a:noFill/>
-        <a:ln>
-          <a:noFill/>
-        </a:ln>
-        <a:effectLst/>
-      </c:spPr>
-      <c:txPr>
-        <a:bodyPr rot="0" spcFirstLastPara="1" vertOverflow="ellipsis" vert="horz" wrap="square" anchor="ctr" anchorCtr="1"/>
-        <a:lstStyle/>
-        <a:p>
-          <a:pPr>
-            <a:defRPr sz="900" b="0" i="0" u="none" strike="noStrike" kern="1200" baseline="0">
-              <a:solidFill>
-                <a:schemeClr val="tx1">
-                  <a:lumMod val="65000"/>
-                  <a:lumOff val="35000"/>
-                </a:schemeClr>
-              </a:solidFill>
-              <a:latin typeface="+mn-lt"/>
-              <a:ea typeface="+mn-ea"/>
-              <a:cs typeface="+mn-cs"/>
-            </a:defRPr>
-          </a:pPr>
-          <a:endParaRPr lang="en-US"/>
-        </a:p>
-      </c:txPr>
-    </c:legend>
-    <c:plotVisOnly val="1"/>
-    <c:dispBlanksAs val="gap"/>
-    <c:showDLblsOverMax val="0"/>
-  </c:chart>
-  <c:spPr>
-    <a:solidFill>
-      <a:schemeClr val="bg1"/>
-    </a:solidFill>
-    <a:ln w="9525" cap="flat" cmpd="sng" algn="ctr">
-      <a:solidFill>
-        <a:schemeClr val="tx1">
-          <a:lumMod val="15000"/>
-          <a:lumOff val="85000"/>
-        </a:schemeClr>
-      </a:solidFill>
-      <a:round/>
-    </a:ln>
-    <a:effectLst/>
-  </c:spPr>
-  <c:txPr>
-    <a:bodyPr/>
-    <a:lstStyle/>
-    <a:p>
-      <a:pPr>
-        <a:defRPr/>
-      </a:pPr>
-      <a:endParaRPr lang="en-US"/>
-    </a:p>
-  </c:txPr>
-  <c:externalData r:id="rId4">
-    <c:autoUpdate val="0"/>
-  </c:externalData>
-</c:chartSpace>
-</file>
-
-<file path=word/charts/colors1.xml><?xml version="1.0" encoding="utf-8"?>
-<cs:colorStyle xmlns:cs="http://schemas.microsoft.com/office/drawing/2012/chartStyle" xmlns:a="http://schemas.openxmlformats.org/drawingml/2006/main" meth="cycle" id="10">
-  <a:schemeClr val="accent1"/>
-  <a:schemeClr val="accent2"/>
-  <a:schemeClr val="accent3"/>
-  <a:schemeClr val="accent4"/>
-  <a:schemeClr val="accent5"/>
-  <a:schemeClr val="accent6"/>
-  <cs:variation/>
-  <cs:variation>
-    <a:lumMod val="60000"/>
-  </cs:variation>
-  <cs:variation>
-    <a:lumMod val="80000"/>
-    <a:lumOff val="20000"/>
-  </cs:variation>
-  <cs:variation>
-    <a:lumMod val="80000"/>
-  </cs:variation>
-  <cs:variation>
-    <a:lumMod val="60000"/>
-    <a:lumOff val="40000"/>
-  </cs:variation>
-  <cs:variation>
-    <a:lumMod val="50000"/>
-  </cs:variation>
-  <cs:variation>
-    <a:lumMod val="70000"/>
-    <a:lumOff val="30000"/>
-  </cs:variation>
-  <cs:variation>
-    <a:lumMod val="70000"/>
-  </cs:variation>
-  <cs:variation>
-    <a:lumMod val="50000"/>
-    <a:lumOff val="50000"/>
-  </cs:variation>
-</cs:colorStyle>
-</file>
-
-<file path=word/charts/style1.xml><?xml version="1.0" encoding="utf-8"?>
-<cs:chartStyle xmlns:cs="http://schemas.microsoft.com/office/drawing/2012/chartStyle" xmlns:a="http://schemas.openxmlformats.org/drawingml/2006/main" id="227">
-  <cs:axisTitle>
-    <cs:lnRef idx="0"/>
-    <cs:fillRef idx="0"/>
-    <cs:effectRef idx="0"/>
-    <cs:fontRef idx="minor">
-      <a:schemeClr val="tx1">
-        <a:lumMod val="65000"/>
-        <a:lumOff val="35000"/>
-      </a:schemeClr>
-    </cs:fontRef>
-    <cs:defRPr sz="1000" kern="1200"/>
-  </cs:axisTitle>
-  <cs:categoryAxis>
-    <cs:lnRef idx="0"/>
-    <cs:fillRef idx="0"/>
-    <cs:effectRef idx="0"/>
-    <cs:fontRef idx="minor">
-      <a:schemeClr val="tx1">
-        <a:lumMod val="65000"/>
-        <a:lumOff val="35000"/>
-      </a:schemeClr>
-    </cs:fontRef>
-    <cs:spPr>
-      <a:ln w="9525" cap="flat" cmpd="sng" algn="ctr">
-        <a:solidFill>
-          <a:schemeClr val="tx1">
-            <a:lumMod val="15000"/>
-            <a:lumOff val="85000"/>
-          </a:schemeClr>
-        </a:solidFill>
-        <a:round/>
-      </a:ln>
-    </cs:spPr>
-    <cs:defRPr sz="900" kern="1200"/>
-  </cs:categoryAxis>
-  <cs:chartArea mods="allowNoFillOverride allowNoLineOverride">
-    <cs:lnRef idx="0"/>
-    <cs:fillRef idx="0"/>
-    <cs:effectRef idx="0"/>
-    <cs:fontRef idx="minor">
-      <a:schemeClr val="tx1"/>
-    </cs:fontRef>
-    <cs:spPr>
-      <a:solidFill>
-        <a:schemeClr val="bg1"/>
-      </a:solidFill>
-      <a:ln w="9525" cap="flat" cmpd="sng" algn="ctr">
-        <a:solidFill>
-          <a:schemeClr val="tx1">
-            <a:lumMod val="15000"/>
-            <a:lumOff val="85000"/>
-          </a:schemeClr>
-        </a:solidFill>
-        <a:round/>
-      </a:ln>
-    </cs:spPr>
-    <cs:defRPr sz="1000" kern="1200"/>
-  </cs:chartArea>
-  <cs:dataLabel>
-    <cs:lnRef idx="0"/>
-    <cs:fillRef idx="0"/>
-    <cs:effectRef idx="0"/>
-    <cs:fontRef idx="minor">
-      <a:schemeClr val="tx1">
-        <a:lumMod val="75000"/>
-        <a:lumOff val="25000"/>
-      </a:schemeClr>
-    </cs:fontRef>
-    <cs:defRPr sz="900" kern="1200"/>
-  </cs:dataLabel>
-  <cs:dataLabelCallout>
-    <cs:lnRef idx="0"/>
-    <cs:fillRef idx="0"/>
-    <cs:effectRef idx="0"/>
-    <cs:fontRef idx="minor">
-      <a:schemeClr val="dk1">
-        <a:lumMod val="65000"/>
-        <a:lumOff val="35000"/>
-      </a:schemeClr>
-    </cs:fontRef>
-    <cs:spPr>
-      <a:solidFill>
-        <a:schemeClr val="lt1"/>
-      </a:solidFill>
-      <a:ln>
-        <a:solidFill>
-          <a:schemeClr val="dk1">
-            <a:lumMod val="25000"/>
-            <a:lumOff val="75000"/>
-          </a:schemeClr>
-        </a:solidFill>
-      </a:ln>
-    </cs:spPr>
-    <cs:defRPr sz="900" kern="1200"/>
-    <cs:bodyPr rot="0" spcFirstLastPara="1" vertOverflow="clip" horzOverflow="clip" vert="horz" wrap="square" lIns="36576" tIns="18288" rIns="36576" bIns="18288" anchor="ctr" anchorCtr="1">
-      <a:spAutoFit/>
-    </cs:bodyPr>
-  </cs:dataLabelCallout>
-  <cs:dataPoint>
-    <cs:lnRef idx="0"/>
-    <cs:fillRef idx="1">
-      <cs:styleClr val="auto"/>
-    </cs:fillRef>
-    <cs:effectRef idx="0"/>
-    <cs:fontRef idx="minor">
-      <a:schemeClr val="tx1"/>
-    </cs:fontRef>
-    <cs:spPr>
-      <a:solidFill>
-        <a:schemeClr val="phClr"/>
-      </a:solidFill>
-    </cs:spPr>
-  </cs:dataPoint>
-  <cs:dataPoint3D>
-    <cs:lnRef idx="0"/>
-    <cs:fillRef idx="1">
-      <cs:styleClr val="auto"/>
-    </cs:fillRef>
-    <cs:effectRef idx="0"/>
-    <cs:fontRef idx="minor">
-      <a:schemeClr val="tx1"/>
-    </cs:fontRef>
-    <cs:spPr>
-      <a:solidFill>
-        <a:schemeClr val="phClr"/>
-      </a:solidFill>
-    </cs:spPr>
-  </cs:dataPoint3D>
-  <cs:dataPointLine>
-    <cs:lnRef idx="0">
-      <cs:styleClr val="auto"/>
-    </cs:lnRef>
-    <cs:fillRef idx="1"/>
-    <cs:effectRef idx="0"/>
-    <cs:fontRef idx="minor">
-      <a:schemeClr val="tx1"/>
-    </cs:fontRef>
-    <cs:spPr>
-      <a:ln w="28575" cap="rnd">
-        <a:solidFill>
-          <a:schemeClr val="phClr"/>
-        </a:solidFill>
-        <a:round/>
-      </a:ln>
-    </cs:spPr>
-  </cs:dataPointLine>
-  <cs:dataPointMarker>
-    <cs:lnRef idx="0">
-      <cs:styleClr val="auto"/>
-    </cs:lnRef>
-    <cs:fillRef idx="1">
-      <cs:styleClr val="auto"/>
-    </cs:fillRef>
-    <cs:effectRef idx="0"/>
-    <cs:fontRef idx="minor">
-      <a:schemeClr val="tx1"/>
-    </cs:fontRef>
-    <cs:spPr>
-      <a:solidFill>
-        <a:schemeClr val="phClr"/>
-      </a:solidFill>
-      <a:ln w="9525">
-        <a:solidFill>
-          <a:schemeClr val="phClr"/>
-        </a:solidFill>
-      </a:ln>
-    </cs:spPr>
-  </cs:dataPointMarker>
-  <cs:dataPointMarkerLayout symbol="circle" size="5"/>
-  <cs:dataPointWireframe>
-    <cs:lnRef idx="0">
-      <cs:styleClr val="auto"/>
-    </cs:lnRef>
-    <cs:fillRef idx="1"/>
-    <cs:effectRef idx="0"/>
-    <cs:fontRef idx="minor">
-      <a:schemeClr val="tx1"/>
-    </cs:fontRef>
-    <cs:spPr>
-      <a:ln w="9525" cap="rnd">
-        <a:solidFill>
-          <a:schemeClr val="phClr"/>
-        </a:solidFill>
-        <a:round/>
-      </a:ln>
-    </cs:spPr>
-  </cs:dataPointWireframe>
-  <cs:dataTable>
-    <cs:lnRef idx="0"/>
-    <cs:fillRef idx="0"/>
-    <cs:effectRef idx="0"/>
-    <cs:fontRef idx="minor">
-      <a:schemeClr val="tx1">
-        <a:lumMod val="65000"/>
-        <a:lumOff val="35000"/>
-      </a:schemeClr>
-    </cs:fontRef>
-    <cs:spPr>
-      <a:noFill/>
-      <a:ln w="9525" cap="flat" cmpd="sng" algn="ctr">
-        <a:solidFill>
-          <a:schemeClr val="tx1">
-            <a:lumMod val="15000"/>
-            <a:lumOff val="85000"/>
-          </a:schemeClr>
-        </a:solidFill>
-        <a:round/>
-      </a:ln>
-    </cs:spPr>
-    <cs:defRPr sz="900" kern="1200"/>
-  </cs:dataTable>
-  <cs:downBar>
-    <cs:lnRef idx="0"/>
-    <cs:fillRef idx="0"/>
-    <cs:effectRef idx="0"/>
-    <cs:fontRef idx="minor">
-      <a:schemeClr val="dk1"/>
-    </cs:fontRef>
-    <cs:spPr>
-      <a:solidFill>
-        <a:schemeClr val="dk1">
-          <a:lumMod val="65000"/>
-          <a:lumOff val="35000"/>
-        </a:schemeClr>
-      </a:solidFill>
-      <a:ln w="9525">
-        <a:solidFill>
-          <a:schemeClr val="tx1">
-            <a:lumMod val="65000"/>
-            <a:lumOff val="35000"/>
-          </a:schemeClr>
-        </a:solidFill>
-      </a:ln>
-    </cs:spPr>
-  </cs:downBar>
-  <cs:dropLine>
-    <cs:lnRef idx="0"/>
-    <cs:fillRef idx="0"/>
-    <cs:effectRef idx="0"/>
-    <cs:fontRef idx="minor">
-      <a:schemeClr val="tx1"/>
-    </cs:fontRef>
-    <cs:spPr>
-      <a:ln w="9525" cap="flat" cmpd="sng" algn="ctr">
-        <a:solidFill>
-          <a:schemeClr val="tx1">
-            <a:lumMod val="35000"/>
-            <a:lumOff val="65000"/>
-          </a:schemeClr>
-        </a:solidFill>
-        <a:round/>
-      </a:ln>
-    </cs:spPr>
-  </cs:dropLine>
-  <cs:errorBar>
-    <cs:lnRef idx="0"/>
-    <cs:fillRef idx="0"/>
-    <cs:effectRef idx="0"/>
-    <cs:fontRef idx="minor">
-      <a:schemeClr val="tx1"/>
-    </cs:fontRef>
-    <cs:spPr>
-      <a:ln w="9525" cap="flat" cmpd="sng" algn="ctr">
-        <a:solidFill>
-          <a:schemeClr val="tx1">
-            <a:lumMod val="65000"/>
-            <a:lumOff val="35000"/>
-          </a:schemeClr>
-        </a:solidFill>
-        <a:round/>
-      </a:ln>
-    </cs:spPr>
-  </cs:errorBar>
-  <cs:floor>
-    <cs:lnRef idx="0"/>
-    <cs:fillRef idx="0"/>
-    <cs:effectRef idx="0"/>
-    <cs:fontRef idx="minor">
-      <a:schemeClr val="tx1"/>
-    </cs:fontRef>
-    <cs:spPr>
-      <a:noFill/>
-      <a:ln>
-        <a:noFill/>
-      </a:ln>
-    </cs:spPr>
-  </cs:floor>
-  <cs:gridlineMajor>
-    <cs:lnRef idx="0"/>
-    <cs:fillRef idx="0"/>
-    <cs:effectRef idx="0"/>
-    <cs:fontRef idx="minor">
-      <a:schemeClr val="tx1"/>
-    </cs:fontRef>
-    <cs:spPr>
-      <a:ln w="9525" cap="flat" cmpd="sng" algn="ctr">
-        <a:solidFill>
-          <a:schemeClr val="tx1">
-            <a:lumMod val="15000"/>
-            <a:lumOff val="85000"/>
-          </a:schemeClr>
-        </a:solidFill>
-        <a:round/>
-      </a:ln>
-    </cs:spPr>
-  </cs:gridlineMajor>
-  <cs:gridlineMinor>
-    <cs:lnRef idx="0"/>
-    <cs:fillRef idx="0"/>
-    <cs:effectRef idx="0"/>
-    <cs:fontRef idx="minor">
-      <a:schemeClr val="tx1"/>
-    </cs:fontRef>
-    <cs:spPr>
-      <a:ln w="9525" cap="flat" cmpd="sng" algn="ctr">
-        <a:solidFill>
-          <a:schemeClr val="tx1">
-            <a:lumMod val="5000"/>
-            <a:lumOff val="95000"/>
-          </a:schemeClr>
-        </a:solidFill>
-        <a:round/>
-      </a:ln>
-    </cs:spPr>
-  </cs:gridlineMinor>
-  <cs:hiLoLine>
-    <cs:lnRef idx="0"/>
-    <cs:fillRef idx="0"/>
-    <cs:effectRef idx="0"/>
-    <cs:fontRef idx="minor">
-      <a:schemeClr val="tx1"/>
-    </cs:fontRef>
-    <cs:spPr>
-      <a:ln w="9525" cap="flat" cmpd="sng" algn="ctr">
-        <a:solidFill>
-          <a:schemeClr val="tx1">
-            <a:lumMod val="75000"/>
-            <a:lumOff val="25000"/>
-          </a:schemeClr>
-        </a:solidFill>
-        <a:round/>
-      </a:ln>
-    </cs:spPr>
-  </cs:hiLoLine>
-  <cs:leaderLine>
-    <cs:lnRef idx="0"/>
-    <cs:fillRef idx="0"/>
-    <cs:effectRef idx="0"/>
-    <cs:fontRef idx="minor">
-      <a:schemeClr val="tx1"/>
-    </cs:fontRef>
-    <cs:spPr>
-      <a:ln w="9525" cap="flat" cmpd="sng" algn="ctr">
-        <a:solidFill>
-          <a:schemeClr val="tx1">
-            <a:lumMod val="35000"/>
-            <a:lumOff val="65000"/>
-          </a:schemeClr>
-        </a:solidFill>
-        <a:round/>
-      </a:ln>
-    </cs:spPr>
-  </cs:leaderLine>
-  <cs:legend>
-    <cs:lnRef idx="0"/>
-    <cs:fillRef idx="0"/>
-    <cs:effectRef idx="0"/>
-    <cs:fontRef idx="minor">
-      <a:schemeClr val="tx1">
-        <a:lumMod val="65000"/>
-        <a:lumOff val="35000"/>
-      </a:schemeClr>
-    </cs:fontRef>
-    <cs:defRPr sz="900" kern="1200"/>
-  </cs:legend>
-  <cs:plotArea mods="allowNoFillOverride allowNoLineOverride">
-    <cs:lnRef idx="0"/>
-    <cs:fillRef idx="0"/>
-    <cs:effectRef idx="0"/>
-    <cs:fontRef idx="minor">
-      <a:schemeClr val="tx1"/>
-    </cs:fontRef>
-  </cs:plotArea>
-  <cs:plotArea3D mods="allowNoFillOverride allowNoLineOverride">
-    <cs:lnRef idx="0"/>
-    <cs:fillRef idx="0"/>
-    <cs:effectRef idx="0"/>
-    <cs:fontRef idx="minor">
-      <a:schemeClr val="tx1"/>
-    </cs:fontRef>
-  </cs:plotArea3D>
-  <cs:seriesAxis>
-    <cs:lnRef idx="0"/>
-    <cs:fillRef idx="0"/>
-    <cs:effectRef idx="0"/>
-    <cs:fontRef idx="minor">
-      <a:schemeClr val="tx1">
-        <a:lumMod val="65000"/>
-        <a:lumOff val="35000"/>
-      </a:schemeClr>
-    </cs:fontRef>
-    <cs:defRPr sz="900" kern="1200"/>
-  </cs:seriesAxis>
-  <cs:seriesLine>
-    <cs:lnRef idx="0"/>
-    <cs:fillRef idx="0"/>
-    <cs:effectRef idx="0"/>
-    <cs:fontRef idx="minor">
-      <a:schemeClr val="tx1"/>
-    </cs:fontRef>
-    <cs:spPr>
-      <a:ln w="9525" cap="flat" cmpd="sng" algn="ctr">
-        <a:solidFill>
-          <a:schemeClr val="tx1">
-            <a:lumMod val="35000"/>
-            <a:lumOff val="65000"/>
-          </a:schemeClr>
-        </a:solidFill>
-        <a:round/>
-      </a:ln>
-    </cs:spPr>
-  </cs:seriesLine>
-  <cs:title>
-    <cs:lnRef idx="0"/>
-    <cs:fillRef idx="0"/>
-    <cs:effectRef idx="0"/>
-    <cs:fontRef idx="minor">
-      <a:schemeClr val="tx1">
-        <a:lumMod val="65000"/>
-        <a:lumOff val="35000"/>
-      </a:schemeClr>
-    </cs:fontRef>
-    <cs:defRPr sz="1400" b="0" kern="1200" spc="0" baseline="0"/>
-  </cs:title>
-  <cs:trendline>
-    <cs:lnRef idx="0">
-      <cs:styleClr val="auto"/>
-    </cs:lnRef>
-    <cs:fillRef idx="0"/>
-    <cs:effectRef idx="0"/>
-    <cs:fontRef idx="minor">
-      <a:schemeClr val="tx1"/>
-    </cs:fontRef>
-    <cs:spPr>
-      <a:ln w="19050" cap="rnd">
-        <a:solidFill>
-          <a:schemeClr val="phClr"/>
-        </a:solidFill>
-        <a:prstDash val="sysDot"/>
-      </a:ln>
-    </cs:spPr>
-  </cs:trendline>
-  <cs:trendlineLabel>
-    <cs:lnRef idx="0"/>
-    <cs:fillRef idx="0"/>
-    <cs:effectRef idx="0"/>
-    <cs:fontRef idx="minor">
-      <a:schemeClr val="tx1">
-        <a:lumMod val="65000"/>
-        <a:lumOff val="35000"/>
-      </a:schemeClr>
-    </cs:fontRef>
-    <cs:defRPr sz="900" kern="1200"/>
-  </cs:trendlineLabel>
-  <cs:upBar>
-    <cs:lnRef idx="0"/>
-    <cs:fillRef idx="0"/>
-    <cs:effectRef idx="0"/>
-    <cs:fontRef idx="minor">
-      <a:schemeClr val="dk1"/>
-    </cs:fontRef>
-    <cs:spPr>
-      <a:solidFill>
-        <a:schemeClr val="lt1"/>
-      </a:solidFill>
-      <a:ln w="9525">
-        <a:solidFill>
-          <a:schemeClr val="tx1">
-            <a:lumMod val="15000"/>
-            <a:lumOff val="85000"/>
-          </a:schemeClr>
-        </a:solidFill>
-      </a:ln>
-    </cs:spPr>
-  </cs:upBar>
-  <cs:valueAxis>
-    <cs:lnRef idx="0"/>
-    <cs:fillRef idx="0"/>
-    <cs:effectRef idx="0"/>
-    <cs:fontRef idx="minor">
-      <a:schemeClr val="tx1">
-        <a:lumMod val="65000"/>
-        <a:lumOff val="35000"/>
-      </a:schemeClr>
-    </cs:fontRef>
-    <cs:defRPr sz="900" kern="1200"/>
-  </cs:valueAxis>
-  <cs:wall>
-    <cs:lnRef idx="0"/>
-    <cs:fillRef idx="0"/>
-    <cs:effectRef idx="0"/>
-    <cs:fontRef idx="minor">
-      <a:schemeClr val="tx1"/>
-    </cs:fontRef>
-    <cs:spPr>
-      <a:noFill/>
-      <a:ln>
-        <a:noFill/>
-      </a:ln>
-    </cs:spPr>
-  </cs:wall>
-</cs:chartStyle>
-</file>
-
 <file path=word/theme/theme1.xml><?xml version="1.0" encoding="utf-8"?>
 <a:theme xmlns:a="http://schemas.openxmlformats.org/drawingml/2006/main" name="Tema do Office">
   <a:themeElements>
@@ -30528,306 +25813,29 @@
 </a:theme>
 </file>
 
-<file path=word/theme/themeOverride1.xml><?xml version="1.0" encoding="utf-8"?>
-<a:themeOverride xmlns:a="http://schemas.openxmlformats.org/drawingml/2006/main">
-  <a:clrScheme name="Office">
-    <a:dk1>
-      <a:sysClr val="windowText" lastClr="000000"/>
-    </a:dk1>
-    <a:lt1>
-      <a:sysClr val="window" lastClr="FFFFFF"/>
-    </a:lt1>
-    <a:dk2>
-      <a:srgbClr val="1F497D"/>
-    </a:dk2>
-    <a:lt2>
-      <a:srgbClr val="EEECE1"/>
-    </a:lt2>
-    <a:accent1>
-      <a:srgbClr val="4F81BD"/>
-    </a:accent1>
-    <a:accent2>
-      <a:srgbClr val="C0504D"/>
-    </a:accent2>
-    <a:accent3>
-      <a:srgbClr val="9BBB59"/>
-    </a:accent3>
-    <a:accent4>
-      <a:srgbClr val="8064A2"/>
-    </a:accent4>
-    <a:accent5>
-      <a:srgbClr val="4BACC6"/>
-    </a:accent5>
-    <a:accent6>
-      <a:srgbClr val="F79646"/>
-    </a:accent6>
-    <a:hlink>
-      <a:srgbClr val="0000FF"/>
-    </a:hlink>
-    <a:folHlink>
-      <a:srgbClr val="800080"/>
-    </a:folHlink>
-  </a:clrScheme>
-  <a:fontScheme name="Office">
-    <a:majorFont>
-      <a:latin typeface="Calibri"/>
-      <a:ea typeface=""/>
-      <a:cs typeface=""/>
-      <a:font script="Jpan" typeface="ＭＳ ゴシック"/>
-      <a:font script="Hang" typeface="맑은 고딕"/>
-      <a:font script="Hans" typeface="宋体"/>
-      <a:font script="Hant" typeface="新細明體"/>
-      <a:font script="Arab" typeface="Times New Roman"/>
-      <a:font script="Hebr" typeface="Times New Roman"/>
-      <a:font script="Thai" typeface="Angsana New"/>
-      <a:font script="Ethi" typeface="Nyala"/>
-      <a:font script="Beng" typeface="Vrinda"/>
-      <a:font script="Gujr" typeface="Shruti"/>
-      <a:font script="Khmr" typeface="MoolBoran"/>
-      <a:font script="Knda" typeface="Tunga"/>
-      <a:font script="Guru" typeface="Raavi"/>
-      <a:font script="Cans" typeface="Euphemia"/>
-      <a:font script="Cher" typeface="Plantagenet Cherokee"/>
-      <a:font script="Yiii" typeface="Microsoft Yi Baiti"/>
-      <a:font script="Tibt" typeface="Microsoft Himalaya"/>
-      <a:font script="Thaa" typeface="MV Boli"/>
-      <a:font script="Deva" typeface="Mangal"/>
-      <a:font script="Telu" typeface="Gautami"/>
-      <a:font script="Taml" typeface="Latha"/>
-      <a:font script="Syrc" typeface="Estrangelo Edessa"/>
-      <a:font script="Orya" typeface="Kalinga"/>
-      <a:font script="Mlym" typeface="Kartika"/>
-      <a:font script="Laoo" typeface="DokChampa"/>
-      <a:font script="Sinh" typeface="Iskoola Pota"/>
-      <a:font script="Mong" typeface="Mongolian Baiti"/>
-      <a:font script="Viet" typeface="Times New Roman"/>
-      <a:font script="Uigh" typeface="Microsoft Uighur"/>
-      <a:font script="Geor" typeface="Sylfaen"/>
-    </a:majorFont>
-    <a:minorFont>
-      <a:latin typeface="Cambria"/>
-      <a:ea typeface=""/>
-      <a:cs typeface=""/>
-      <a:font script="Jpan" typeface="ＭＳ 明朝"/>
-      <a:font script="Hang" typeface="맑은 고딕"/>
-      <a:font script="Hans" typeface="宋体"/>
-      <a:font script="Hant" typeface="新細明體"/>
-      <a:font script="Arab" typeface="Arial"/>
-      <a:font script="Hebr" typeface="Arial"/>
-      <a:font script="Thai" typeface="Cordia New"/>
-      <a:font script="Ethi" typeface="Nyala"/>
-      <a:font script="Beng" typeface="Vrinda"/>
-      <a:font script="Gujr" typeface="Shruti"/>
-      <a:font script="Khmr" typeface="DaunPenh"/>
-      <a:font script="Knda" typeface="Tunga"/>
-      <a:font script="Guru" typeface="Raavi"/>
-      <a:font script="Cans" typeface="Euphemia"/>
-      <a:font script="Cher" typeface="Plantagenet Cherokee"/>
-      <a:font script="Yiii" typeface="Microsoft Yi Baiti"/>
-      <a:font script="Tibt" typeface="Microsoft Himalaya"/>
-      <a:font script="Thaa" typeface="MV Boli"/>
-      <a:font script="Deva" typeface="Mangal"/>
-      <a:font script="Telu" typeface="Gautami"/>
-      <a:font script="Taml" typeface="Latha"/>
-      <a:font script="Syrc" typeface="Estrangelo Edessa"/>
-      <a:font script="Orya" typeface="Kalinga"/>
-      <a:font script="Mlym" typeface="Kartika"/>
-      <a:font script="Laoo" typeface="DokChampa"/>
-      <a:font script="Sinh" typeface="Iskoola Pota"/>
-      <a:font script="Mong" typeface="Mongolian Baiti"/>
-      <a:font script="Viet" typeface="Arial"/>
-      <a:font script="Uigh" typeface="Microsoft Uighur"/>
-      <a:font script="Geor" typeface="Sylfaen"/>
-    </a:minorFont>
-  </a:fontScheme>
-  <a:fmtScheme name="Office">
-    <a:fillStyleLst>
-      <a:solidFill>
-        <a:schemeClr val="phClr"/>
-      </a:solidFill>
-      <a:gradFill rotWithShape="1">
-        <a:gsLst>
-          <a:gs pos="0">
-            <a:schemeClr val="phClr">
-              <a:tint val="50000"/>
-              <a:satMod val="300000"/>
-            </a:schemeClr>
-          </a:gs>
-          <a:gs pos="35000">
-            <a:schemeClr val="phClr">
-              <a:tint val="37000"/>
-              <a:satMod val="300000"/>
-            </a:schemeClr>
-          </a:gs>
-          <a:gs pos="100000">
-            <a:schemeClr val="phClr">
-              <a:tint val="15000"/>
-              <a:satMod val="350000"/>
-            </a:schemeClr>
-          </a:gs>
-        </a:gsLst>
-        <a:lin ang="16200000" scaled="1"/>
-      </a:gradFill>
-      <a:gradFill rotWithShape="1">
-        <a:gsLst>
-          <a:gs pos="0">
-            <a:schemeClr val="phClr">
-              <a:tint val="100000"/>
-              <a:shade val="100000"/>
-              <a:satMod val="130000"/>
-            </a:schemeClr>
-          </a:gs>
-          <a:gs pos="100000">
-            <a:schemeClr val="phClr">
-              <a:tint val="50000"/>
-              <a:shade val="100000"/>
-              <a:satMod val="350000"/>
-            </a:schemeClr>
-          </a:gs>
-        </a:gsLst>
-        <a:lin ang="16200000" scaled="0"/>
-      </a:gradFill>
-    </a:fillStyleLst>
-    <a:lnStyleLst>
-      <a:ln w="9525" cap="flat" cmpd="sng" algn="ctr">
-        <a:solidFill>
-          <a:schemeClr val="phClr">
-            <a:shade val="95000"/>
-            <a:satMod val="105000"/>
-          </a:schemeClr>
-        </a:solidFill>
-        <a:prstDash val="solid"/>
-      </a:ln>
-      <a:ln w="25400" cap="flat" cmpd="sng" algn="ctr">
-        <a:solidFill>
-          <a:schemeClr val="phClr"/>
-        </a:solidFill>
-        <a:prstDash val="solid"/>
-      </a:ln>
-      <a:ln w="38100" cap="flat" cmpd="sng" algn="ctr">
-        <a:solidFill>
-          <a:schemeClr val="phClr"/>
-        </a:solidFill>
-        <a:prstDash val="solid"/>
-      </a:ln>
-    </a:lnStyleLst>
-    <a:effectStyleLst>
-      <a:effectStyle>
-        <a:effectLst>
-          <a:outerShdw blurRad="40000" dist="20000" dir="5400000" rotWithShape="0">
-            <a:srgbClr val="000000">
-              <a:alpha val="38000"/>
-            </a:srgbClr>
-          </a:outerShdw>
-        </a:effectLst>
-      </a:effectStyle>
-      <a:effectStyle>
-        <a:effectLst>
-          <a:outerShdw blurRad="40000" dist="23000" dir="5400000" rotWithShape="0">
-            <a:srgbClr val="000000">
-              <a:alpha val="35000"/>
-            </a:srgbClr>
-          </a:outerShdw>
-        </a:effectLst>
-      </a:effectStyle>
-      <a:effectStyle>
-        <a:effectLst>
-          <a:outerShdw blurRad="40000" dist="23000" dir="5400000" rotWithShape="0">
-            <a:srgbClr val="000000">
-              <a:alpha val="35000"/>
-            </a:srgbClr>
-          </a:outerShdw>
-        </a:effectLst>
-        <a:scene3d>
-          <a:camera prst="orthographicFront">
-            <a:rot lat="0" lon="0" rev="0"/>
-          </a:camera>
-          <a:lightRig rig="threePt" dir="t">
-            <a:rot lat="0" lon="0" rev="1200000"/>
-          </a:lightRig>
-        </a:scene3d>
-        <a:sp3d>
-          <a:bevelT w="63500" h="25400"/>
-        </a:sp3d>
-      </a:effectStyle>
-    </a:effectStyleLst>
-    <a:bgFillStyleLst>
-      <a:solidFill>
-        <a:schemeClr val="phClr"/>
-      </a:solidFill>
-      <a:gradFill rotWithShape="1">
-        <a:gsLst>
-          <a:gs pos="0">
-            <a:schemeClr val="phClr">
-              <a:tint val="40000"/>
-              <a:satMod val="350000"/>
-            </a:schemeClr>
-          </a:gs>
-          <a:gs pos="40000">
-            <a:schemeClr val="phClr">
-              <a:tint val="45000"/>
-              <a:shade val="99000"/>
-              <a:satMod val="350000"/>
-            </a:schemeClr>
-          </a:gs>
-          <a:gs pos="100000">
-            <a:schemeClr val="phClr">
-              <a:shade val="20000"/>
-              <a:satMod val="255000"/>
-            </a:schemeClr>
-          </a:gs>
-        </a:gsLst>
-        <a:path path="circle">
-          <a:fillToRect l="50000" t="-80000" r="50000" b="180000"/>
-        </a:path>
-      </a:gradFill>
-      <a:gradFill rotWithShape="1">
-        <a:gsLst>
-          <a:gs pos="0">
-            <a:schemeClr val="phClr">
-              <a:tint val="80000"/>
-              <a:satMod val="300000"/>
-            </a:schemeClr>
-          </a:gs>
-          <a:gs pos="100000">
-            <a:schemeClr val="phClr">
-              <a:shade val="30000"/>
-              <a:satMod val="200000"/>
-            </a:schemeClr>
-          </a:gs>
-        </a:gsLst>
-        <a:path path="circle">
-          <a:fillToRect l="50000" t="50000" r="50000" b="50000"/>
-        </a:path>
-      </a:gradFill>
-    </a:bgFillStyleLst>
-  </a:fmtScheme>
-</a:themeOverride>
-</file>
-
 <file path=customXml/item1.xml><?xml version="1.0" encoding="utf-8"?>
-<b:Sources xmlns:b="http://schemas.openxmlformats.org/officeDocument/2006/bibliography" xmlns="http://schemas.openxmlformats.org/officeDocument/2006/bibliography" SelectedStyle="\APASixthEditionOfficeOnline.xsl" StyleName="APA" Version="6"/>
-</file>
-
-<file path=customXml/item2.xml><?xml version="1.0" encoding="utf-8"?>
 <go:gDocsCustomXmlDataStorage xmlns:go="http://customooxmlschemas.google.com/" xmlns:r="http://schemas.openxmlformats.org/officeDocument/2006/relationships">
   <go:docsCustomData xmlns:go="http://customooxmlschemas.google.com/" roundtripDataSignature="AMtx7mgGdjkxQyCaC5SNSQMS/ZmdFqkD6w==">AMUW2mWDZMfEhzbcY00faKRH+Uwk9z5spjLRgqBLBdj/UDYYdiIhM0lEfeXOKS2yxbUJeEvdR9MeW21F51VoftBaeTMOchSw5Wvm8SKKBB5Op/inHjE396Lfg1Xa0ybJwcrr8MomXpv9</go:docsCustomData>
 </go:gDocsCustomXmlDataStorage>
 </file>
 
-<file path=customXml/itemProps1.xml><?xml version="1.0" encoding="utf-8"?>
-<ds:datastoreItem xmlns:ds="http://schemas.openxmlformats.org/officeDocument/2006/customXml" ds:itemID="{658F043A-D4F8-4E3B-853D-824C649FB049}">
-  <ds:schemaRefs>
-    <ds:schemaRef ds:uri="http://schemas.openxmlformats.org/officeDocument/2006/bibliography"/>
-  </ds:schemaRefs>
-</ds:datastoreItem>
+<file path=customXml/item2.xml><?xml version="1.0" encoding="utf-8"?>
+<b:Sources xmlns:b="http://schemas.openxmlformats.org/officeDocument/2006/bibliography" xmlns="http://schemas.openxmlformats.org/officeDocument/2006/bibliography" SelectedStyle="\APASixthEditionOfficeOnline.xsl" StyleName="APA" Version="6"/>
 </file>
 
-<file path=customXml/itemProps2.xml><?xml version="1.0" encoding="utf-8"?>
+<file path=customXml/itemProps1.xml><?xml version="1.0" encoding="utf-8"?>
 <ds:datastoreItem xmlns:ds="http://schemas.openxmlformats.org/officeDocument/2006/customXml" ds:itemID="{11111111-1234-1234-1234-123412341234}">
   <ds:schemaRefs>
     <ds:schemaRef ds:uri="http://customooxmlschemas.google.com/"/>
     <ds:schemaRef ds:uri="http://schemas.openxmlformats.org/officeDocument/2006/relationships"/>
   </ds:schemaRefs>
 </ds:datastoreItem>
+</file>
+
+<file path=customXml/itemProps2.xml><?xml version="1.0" encoding="utf-8"?>
+<ds:datastoreItem xmlns:ds="http://schemas.openxmlformats.org/officeDocument/2006/customXml" ds:itemID="{658F043A-D4F8-4E3B-853D-824C649FB049}">
+  <ds:schemaRefs>
+    <ds:schemaRef ds:uri="http://schemas.openxmlformats.org/officeDocument/2006/bibliography"/>
+  </ds:schemaRefs>
+</ds:datastoreItem>
 </file>